--- a/plantillas_maestras/01_seguro_vehicular/materia_general_asegurativa/2_ddos_banco_y_aseguradora/varon/TPL_3411_2025_SEGURO_VEHICULAR_MATERIA_GENERAL_ASEGURATIVA_BANCO_VARON_R1.docx
+++ b/plantillas_maestras/01_seguro_vehicular/materia_general_asegurativa/2_ddos_banco_y_aseguradora/varon/TPL_3411_2025_SEGURO_VEHICULAR_MATERIA_GENERAL_ASEGURATIVA_BANCO_VARON_R1.docx
@@ -395,7 +395,7 @@
           <w14:ligatures w14:val="none"/>
         </w:rPr>
         <w:tab/>
-        <w:t xml:space="preserve">:       </w:t>
+        <w:t xml:space="preserve">: </w:t>
       </w:r>
       <w:r>
         <w:rPr>
@@ -870,7 +870,7 @@
           <w:lang w:val="es-ES" w:eastAsia="es-ES"/>
           <w14:ligatures w14:val="none"/>
         </w:rPr>
-        <w:t>por presuntas infracciones a la Ley N°29</w:t>
+        <w:t>por presuntas infracciones a la Ley 29</w:t>
       </w:r>
       <w:r>
         <w:rPr>
@@ -1027,7 +1027,7 @@
           <w:lang w:eastAsia="es-ES"/>
           <w14:ligatures w14:val="none"/>
         </w:rPr>
-        <w:t xml:space="preserve">– Póliza N°250006639 emitido por </w:t>
+        <w:t xml:space="preserve">– Póliza 250006639 emitido por </w:t>
       </w:r>
       <w:r>
         <w:rPr>
@@ -1097,7 +1097,7 @@
           <w:lang w:eastAsia="es-ES"/>
           <w14:ligatures w14:val="none"/>
         </w:rPr>
-        <w:t xml:space="preserve"> con Placa de Rodaje N° CAF-328</w:t>
+        <w:t xml:space="preserve"> con Placa de Rodaje CAF-328</w:t>
       </w:r>
       <w:r>
         <w:rPr>
@@ -2356,7 +2356,7 @@
           <w:lang w:eastAsia="es-PE"/>
           <w14:ligatures w14:val="none"/>
         </w:rPr>
-        <w:t>Técnica de la Comisión de Protección al Consumidor N°1 (en adelante, la Secretaría Técnica), en ejercicio de sus facultades</w:t>
+        <w:t>Técnica de la Comisión de Protección al Consumidor 1 (en adelante, la Secretaría Técnica), en ejercicio de sus facultades</w:t>
       </w:r>
       <w:r>
         <w:rPr>
@@ -2402,7 +2402,7 @@
           <w:lang w:eastAsia="es-PE"/>
           <w14:ligatures w14:val="none"/>
         </w:rPr>
-        <w:t xml:space="preserve">Corredores de Seguros Falabella S.A.C. no habría gestionado la renovación de la Póliza N°250006639 del Seguro Vehicular para el vehículo con Placa de Rodaje </w:t>
+        <w:t xml:space="preserve">Corredores de Seguros Falabella S.A.C. no habría gestionado la renovación de la Póliza 250006639 del Seguro Vehicular para el vehículo con Placa de Rodaje </w:t>
       </w:r>
       <w:proofErr w:type="spellStart"/>
       <w:r>
@@ -2414,7 +2414,7 @@
           <w:lang w:eastAsia="es-PE"/>
           <w14:ligatures w14:val="none"/>
         </w:rPr>
-        <w:t>N°</w:t>
+        <w:t/>
       </w:r>
       <w:proofErr w:type="spellEnd"/>
       <w:r>
@@ -2444,7 +2444,7 @@
           <w:lang w:eastAsia="es-PE"/>
           <w14:ligatures w14:val="none"/>
         </w:rPr>
-        <w:t>°</w:t>
+        <w:t/>
       </w:r>
       <w:r>
         <w:rPr>
@@ -2462,7 +2462,7 @@
           <w:lang w:eastAsia="es-PE"/>
           <w14:ligatures w14:val="none"/>
         </w:rPr>
-        <w:t>°</w:t>
+        <w:t/>
       </w:r>
       <w:r>
         <w:rPr>
@@ -2557,7 +2557,7 @@
           <w:lang w:eastAsia="es-PE"/>
           <w14:ligatures w14:val="none"/>
         </w:rPr>
-        <w:t xml:space="preserve">La Positiva Seguros y Reaseguros S.A.  no habría renovado debidamente la Póliza N°250006639 del Seguro Vehicular para el vehículo con Placa de Rodaje </w:t>
+        <w:t xml:space="preserve">La Positiva Seguros y Reaseguros S.A. no habría renovado debidamente la Póliza 250006639 del Seguro Vehicular para el vehículo con Placa de Rodaje </w:t>
       </w:r>
       <w:proofErr w:type="spellStart"/>
       <w:r>
@@ -2569,7 +2569,7 @@
           <w:lang w:eastAsia="es-PE"/>
           <w14:ligatures w14:val="none"/>
         </w:rPr>
-        <w:t>N°</w:t>
+        <w:t/>
       </w:r>
       <w:proofErr w:type="spellEnd"/>
       <w:r>
@@ -2599,7 +2599,7 @@
           <w:lang w:eastAsia="es-PE"/>
           <w14:ligatures w14:val="none"/>
         </w:rPr>
-        <w:t>°</w:t>
+        <w:t/>
       </w:r>
       <w:r>
         <w:rPr>
@@ -2617,7 +2617,7 @@
           <w:lang w:eastAsia="es-PE"/>
           <w14:ligatures w14:val="none"/>
         </w:rPr>
-        <w:t>°</w:t>
+        <w:t/>
       </w:r>
       <w:r>
         <w:rPr>
@@ -2636,7 +2636,7 @@
           <w:lang w:eastAsia="es-PE"/>
           <w14:ligatures w14:val="none"/>
         </w:rPr>
-        <w:t xml:space="preserve">.  </w:t>
+        <w:t xml:space="preserve">. </w:t>
       </w:r>
     </w:p>
     <w:p>
@@ -2700,7 +2700,7 @@
           <w:lang w:eastAsia="es-PE"/>
           <w14:ligatures w14:val="none"/>
         </w:rPr>
-        <w:t xml:space="preserve">Corredores de Seguros Falabella S.A.C. habría ofrecido inadecuadamente al denunciante el 23 de setiembre de 2023 la Póliza N°250006639 del Seguro Vehicular para el vehículo con Placa de Rodaje </w:t>
+        <w:t xml:space="preserve">Corredores de Seguros Falabella S.A.C. habría ofrecido inadecuadamente al denunciante el 23 de setiembre de 2023 la Póliza 250006639 del Seguro Vehicular para el vehículo con Placa de Rodaje </w:t>
       </w:r>
       <w:proofErr w:type="spellStart"/>
       <w:r>
@@ -2712,7 +2712,7 @@
           <w:lang w:eastAsia="es-PE"/>
           <w14:ligatures w14:val="none"/>
         </w:rPr>
-        <w:t>N°</w:t>
+        <w:t/>
       </w:r>
       <w:proofErr w:type="spellEnd"/>
       <w:r>
@@ -2742,7 +2742,7 @@
           <w:lang w:eastAsia="es-PE"/>
           <w14:ligatures w14:val="none"/>
         </w:rPr>
-        <w:t>°</w:t>
+        <w:t/>
       </w:r>
       <w:r>
         <w:rPr>
@@ -2760,7 +2760,7 @@
           <w:lang w:eastAsia="es-PE"/>
           <w14:ligatures w14:val="none"/>
         </w:rPr>
-        <w:t>°</w:t>
+        <w:t/>
       </w:r>
       <w:r>
         <w:rPr>
@@ -2779,7 +2779,7 @@
           <w:lang w:eastAsia="es-PE"/>
           <w14:ligatures w14:val="none"/>
         </w:rPr>
-        <w:t xml:space="preserve">.  </w:t>
+        <w:t xml:space="preserve">. </w:t>
       </w:r>
       <w:bookmarkEnd w:id="7"/>
     </w:p>
@@ -2891,7 +2891,7 @@
           <w:kern w:val="0"/>
           <w14:ligatures w14:val="none"/>
         </w:rPr>
-        <w:t>°</w:t>
+        <w:t/>
       </w:r>
       <w:r>
         <w:rPr>
@@ -2907,7 +2907,7 @@
           <w:kern w:val="0"/>
           <w14:ligatures w14:val="none"/>
         </w:rPr>
-        <w:t>°</w:t>
+        <w:t/>
       </w:r>
       <w:r>
         <w:rPr>
@@ -3020,7 +3020,7 @@
           <w:kern w:val="0"/>
           <w14:ligatures w14:val="none"/>
         </w:rPr>
-        <w:t xml:space="preserve"> numeral 88.1° del artículo 88° del Código.</w:t>
+        <w:t xml:space="preserve"> numeral 88.1 del artículo 88 del Código.</w:t>
       </w:r>
     </w:p>
     <w:p>
@@ -3314,7 +3314,7 @@
           <w:lang w:val="es-ES" w:eastAsia="es-ES"/>
           <w14:ligatures w14:val="none"/>
         </w:rPr>
-        <w:t>(i) presentar una copia debidamente suscrita de la Póliza N°250006639 del Seguro Vehicular; así como el cargo de remisión de la póliza; (</w:t>
+        <w:t>(i) presentar una copia debidamente suscrita de la Póliza 250006639 del Seguro Vehicular; así como el cargo de remisión de la póliza; (</w:t>
       </w:r>
       <w:proofErr w:type="spellStart"/>
       <w:r>
@@ -3336,7 +3336,7 @@
           <w:lang w:val="es-ES" w:eastAsia="es-ES"/>
           <w14:ligatures w14:val="none"/>
         </w:rPr>
-        <w:t>) presentar los medios probatorios que acrediten que gestionó adecuadamente el pago de prima correspondiente para la renovación de la Póliza N°250006639 para el periodo del año 2024 al año 2025; (</w:t>
+        <w:t>) presentar los medios probatorios que acrediten que gestionó adecuadamente el pago de prima correspondiente para la renovación de la Póliza 250006639 para el periodo del año 2024 al año 2025; (</w:t>
       </w:r>
       <w:proofErr w:type="spellStart"/>
       <w:r>
@@ -3358,7 +3358,7 @@
           <w:lang w:val="es-ES" w:eastAsia="es-ES"/>
           <w14:ligatures w14:val="none"/>
         </w:rPr>
-        <w:t xml:space="preserve">) presentar los medios probatorios que acrediten que verificó que la Póliza N°250006639 del Seguro Vehicular era válida para el servicio de taxi que se realizaba con el vehículo con Placa de Rodaje </w:t>
+        <w:t xml:space="preserve">) presentar los medios probatorios que acrediten que verificó que la Póliza 250006639 del Seguro Vehicular era válida para el servicio de taxi que se realizaba con el vehículo con Placa de Rodaje </w:t>
       </w:r>
       <w:proofErr w:type="spellStart"/>
       <w:r>
@@ -3369,7 +3369,7 @@
           <w:lang w:val="es-ES" w:eastAsia="es-ES"/>
           <w14:ligatures w14:val="none"/>
         </w:rPr>
-        <w:t>N°</w:t>
+        <w:t/>
       </w:r>
       <w:proofErr w:type="spellEnd"/>
       <w:r>
@@ -3380,7 +3380,7 @@
           <w:lang w:val="es-ES" w:eastAsia="es-ES"/>
           <w14:ligatures w14:val="none"/>
         </w:rPr>
-        <w:t xml:space="preserve"> CAF-328;   y, (</w:t>
+        <w:t xml:space="preserve"> CAF-328; y, (</w:t>
       </w:r>
       <w:proofErr w:type="spellStart"/>
       <w:r>
@@ -3496,7 +3496,7 @@
           <w:lang w:val="es-ES" w:eastAsia="es-ES"/>
           <w14:ligatures w14:val="none"/>
         </w:rPr>
-        <w:t>(i) presentar una copia debidamente suscrita de la Póliza N°250006639 del Seguro Vehicular; así como el cargo de remisión de la póliza; (</w:t>
+        <w:t>(i) presentar una copia debidamente suscrita de la Póliza 250006639 del Seguro Vehicular; así como el cargo de remisión de la póliza; (</w:t>
       </w:r>
       <w:proofErr w:type="spellStart"/>
       <w:r>
@@ -3518,7 +3518,7 @@
           <w:lang w:val="es-ES" w:eastAsia="es-ES"/>
           <w14:ligatures w14:val="none"/>
         </w:rPr>
-        <w:t>) presentar los medios probatorios que acrediten que gestionó adecuadamente el pago de prima correspondiente para la renovación de la Póliza N°250006639 para el periodo del año 2024 al año 2025; (</w:t>
+        <w:t>) presentar los medios probatorios que acrediten que gestionó adecuadamente el pago de prima correspondiente para la renovación de la Póliza 250006639 para el periodo del año 2024 al año 2025; (</w:t>
       </w:r>
       <w:proofErr w:type="spellStart"/>
       <w:r>
@@ -3540,7 +3540,7 @@
           <w:lang w:val="es-ES" w:eastAsia="es-ES"/>
           <w14:ligatures w14:val="none"/>
         </w:rPr>
-        <w:t xml:space="preserve">) presentar los medios probatorios que acrediten que informó oportunamente a la compañía aseguradora que la Póliza N°250006639 del Seguro Vehicular sería emitida considerando que el vehículo a asegurar con Placa de Rodaje </w:t>
+        <w:t xml:space="preserve">) presentar los medios probatorios que acrediten que informó oportunamente a la compañía aseguradora que la Póliza 250006639 del Seguro Vehicular sería emitida considerando que el vehículo a asegurar con Placa de Rodaje </w:t>
       </w:r>
       <w:proofErr w:type="spellStart"/>
       <w:r>
@@ -3551,7 +3551,7 @@
           <w:lang w:val="es-ES" w:eastAsia="es-ES"/>
           <w14:ligatures w14:val="none"/>
         </w:rPr>
-        <w:t>N°</w:t>
+        <w:t/>
       </w:r>
       <w:proofErr w:type="spellEnd"/>
       <w:r>
@@ -3668,7 +3668,7 @@
           <w:lang w:eastAsia="es-PE"/>
           <w14:ligatures w14:val="none"/>
         </w:rPr>
-        <w:t xml:space="preserve">RESOLUCIÓN DE LA SECRETARÍA TÉCNICA  </w:t>
+        <w:t xml:space="preserve">RESOLUCIÓN DE LA SECRETARÍA TÉCNICA </w:t>
       </w:r>
     </w:p>
     <w:p>
@@ -3915,7 +3915,7 @@
           <w:kern w:val="0"/>
           <w14:ligatures w14:val="none"/>
         </w:rPr>
-        <w:t xml:space="preserve">Presunta infracción a los artículos 18° y 19° de la Ley 29571, Código de Protección y Defensa del Consumidor, en tanto </w:t>
+        <w:t xml:space="preserve">Presunta infracción a los artículos 18 y 19 de la Ley 29571, Código de Protección y Defensa del Consumidor, en tanto </w:t>
       </w:r>
       <w:r>
         <w:rPr>
@@ -3941,7 +3941,7 @@
           <w:kern w:val="0"/>
           <w14:ligatures w14:val="none"/>
         </w:rPr>
-        <w:t xml:space="preserve">habría gestionado la renovación de la Póliza N°250006639 del Seguro Vehicular para el vehículo con </w:t>
+        <w:t xml:space="preserve">habría gestionado la renovación de la Póliza 250006639 del Seguro Vehicular para el vehículo con </w:t>
       </w:r>
       <w:r>
         <w:rPr>
@@ -3951,7 +3951,7 @@
           <w:lang w:eastAsia="es-ES"/>
           <w14:ligatures w14:val="none"/>
         </w:rPr>
-        <w:t>Placa de Rodaje N° CAF-328</w:t>
+        <w:t>Placa de Rodaje CAF-328</w:t>
       </w:r>
       <w:r>
         <w:rPr>
@@ -4010,22 +4010,22 @@
           <w:kern w:val="0"/>
           <w14:ligatures w14:val="none"/>
         </w:rPr>
-        <w:t xml:space="preserve">Presunta infracción a los artículos 18° y 19° de la Ley 29571, Código de Protección y Defensa del Consumidor, en tanto </w:t>
+        <w:t xml:space="preserve">Presunta infracción a los artículos 18 y 19 de la Ley 29571, Código de Protección y Defensa del Consumidor, en tanto </w:t>
       </w:r>
       <w:r>
         <w:rPr>
           <w:rFonts w:ascii="Arial Narrow" w:eastAsia="Arial Narrow" w:hAnsi="Arial Narrow" w:cs="Arial Narrow"/>
           <w:bCs/>
         </w:rPr>
-        <w:t xml:space="preserve">La Positiva Seguros y Reaseguros S.A.  no </w:t>
-      </w:r>
-      <w:r>
-        <w:rPr>
-          <w:rFonts w:ascii="Arial Narrow" w:eastAsia="Arial Narrow" w:hAnsi="Arial Narrow" w:cs="Arial Narrow"/>
-          <w:kern w:val="0"/>
-          <w14:ligatures w14:val="none"/>
-        </w:rPr>
-        <w:t xml:space="preserve">habría renovado debidamente la Póliza N°250006639 del Seguro Vehicular para el vehículo con </w:t>
+        <w:t xml:space="preserve">La Positiva Seguros y Reaseguros S.A. no </w:t>
+      </w:r>
+      <w:r>
+        <w:rPr>
+          <w:rFonts w:ascii="Arial Narrow" w:eastAsia="Arial Narrow" w:hAnsi="Arial Narrow" w:cs="Arial Narrow"/>
+          <w:kern w:val="0"/>
+          <w14:ligatures w14:val="none"/>
+        </w:rPr>
+        <w:t xml:space="preserve">habría renovado debidamente la Póliza 250006639 del Seguro Vehicular para el vehículo con </w:t>
       </w:r>
       <w:r>
         <w:rPr>
@@ -4035,7 +4035,7 @@
           <w:lang w:eastAsia="es-ES"/>
           <w14:ligatures w14:val="none"/>
         </w:rPr>
-        <w:t>Placa de Rodaje N° CAF-328</w:t>
+        <w:t>Placa de Rodaje CAF-328</w:t>
       </w:r>
       <w:r>
         <w:rPr>
@@ -4090,7 +4090,7 @@
           <w:kern w:val="0"/>
           <w14:ligatures w14:val="none"/>
         </w:rPr>
-        <w:t xml:space="preserve">Presunta infracción a los artículos 18° y 19° de la Ley 29571, Código de Protección y Defensa del Consumidor, en tanto </w:t>
+        <w:t xml:space="preserve">Presunta infracción a los artículos 18 y 19 de la Ley 29571, Código de Protección y Defensa del Consumidor, en tanto </w:t>
       </w:r>
       <w:r>
         <w:rPr>
@@ -4109,7 +4109,7 @@
           <w:kern w:val="0"/>
           <w14:ligatures w14:val="none"/>
         </w:rPr>
-        <w:t xml:space="preserve">habría ofrecido inadecuadamente al denunciante el 23 de setiembre de 2023 la Póliza N°250006639 del Seguro Vehicular para el </w:t>
+        <w:t xml:space="preserve">habría ofrecido inadecuadamente al denunciante el 23 de setiembre de 2023 la Póliza 250006639 del Seguro Vehicular para el </w:t>
       </w:r>
       <w:r>
         <w:rPr>
@@ -4139,7 +4139,7 @@
           <w:lang w:eastAsia="es-ES"/>
           <w14:ligatures w14:val="none"/>
         </w:rPr>
-        <w:t>N°</w:t>
+        <w:t/>
       </w:r>
       <w:proofErr w:type="spellEnd"/>
       <w:r>
@@ -4206,7 +4206,7 @@
           <w:kern w:val="0"/>
           <w14:ligatures w14:val="none"/>
         </w:rPr>
-        <w:t>Presunta infracción al numeral 88.1° del artículo 88° de la Ley N° 29571, Código de Protección y Defensa del Consumidor, en tanto</w:t>
+        <w:t>Presunta infracción al numeral 88.1 del artículo 88 de la Ley 29571, Código de Protección y Defensa del Consumidor, en tanto</w:t>
       </w:r>
       <w:r>
         <w:rPr>
@@ -4295,7 +4295,7 @@
           <w:kern w:val="0"/>
           <w14:ligatures w14:val="none"/>
         </w:rPr>
-        <w:t xml:space="preserve">Presunta infracción al numeral 88.1° del artículo 88° de la Ley N° 29571, Código de Protección y Defensa del Consumidor, en tanto </w:t>
+        <w:t xml:space="preserve">Presunta infracción al numeral 88.1 del artículo 88 de la Ley 29571, Código de Protección y Defensa del Consumidor, en tanto </w:t>
       </w:r>
       <w:r>
         <w:rPr>
@@ -4665,7 +4665,7 @@
           <w:lang w:eastAsia="es-PE"/>
           <w14:ligatures w14:val="none"/>
         </w:rPr>
-        <w:t>°</w:t>
+        <w:t/>
       </w:r>
       <w:r>
         <w:rPr>
@@ -4743,7 +4743,7 @@
           <w:lang w:eastAsia="es-PE"/>
           <w14:ligatures w14:val="none"/>
         </w:rPr>
-        <w:t>°</w:t>
+        <w:t/>
       </w:r>
       <w:r>
         <w:rPr>
@@ -4931,7 +4931,7 @@
           <w:lang w:eastAsia="es-PE"/>
           <w14:ligatures w14:val="none"/>
         </w:rPr>
-        <w:t>°</w:t>
+        <w:t/>
       </w:r>
       <w:r>
         <w:rPr>
@@ -5100,7 +5100,7 @@
           <w:lang w:val="es-ES" w:eastAsia="es-ES"/>
           <w14:ligatures w14:val="none"/>
         </w:rPr>
-        <w:t>(i) presentar una copia debidamente suscrita de la Póliza N°250006639 del Seguro Vehicular; así como el cargo de remisión de la póliza; (</w:t>
+        <w:t>(i) presentar una copia debidamente suscrita de la Póliza 250006639 del Seguro Vehicular; así como el cargo de remisión de la póliza; (</w:t>
       </w:r>
       <w:proofErr w:type="spellStart"/>
       <w:r>
@@ -5122,7 +5122,7 @@
           <w:lang w:val="es-ES" w:eastAsia="es-ES"/>
           <w14:ligatures w14:val="none"/>
         </w:rPr>
-        <w:t xml:space="preserve">) presentar los medios probatorios que acrediten que gestionó adecuadamente el pago de prima correspondiente para la renovación de la Póliza N°250006639 para el periodo </w:t>
+        <w:t xml:space="preserve">) presentar los medios probatorios que acrediten que gestionó adecuadamente el pago de prima correspondiente para la renovación de la Póliza 250006639 para el periodo </w:t>
       </w:r>
       <w:r>
         <w:rPr>
@@ -5164,7 +5164,7 @@
           <w:lang w:val="es-ES" w:eastAsia="es-ES"/>
           <w14:ligatures w14:val="none"/>
         </w:rPr>
-        <w:t xml:space="preserve">) presentar los medios probatorios que acrediten que verificó que la Póliza N°250006639 del Seguro Vehicular era válida para el servicio de taxi que se realizaba con el </w:t>
+        <w:t xml:space="preserve">) presentar los medios probatorios que acrediten que verificó que la Póliza 250006639 del Seguro Vehicular era válida para el servicio de taxi que se realizaba con el </w:t>
       </w:r>
       <w:r>
         <w:rPr>
@@ -5174,17 +5174,17 @@
           <w:lang w:eastAsia="es-ES"/>
           <w14:ligatures w14:val="none"/>
         </w:rPr>
-        <w:t xml:space="preserve">vehículo con Placa de Rodaje N° CAF-328; </w:t>
-      </w:r>
-      <w:r>
-        <w:rPr>
-          <w:rFonts w:ascii="Arial Narrow" w:eastAsia="Times New Roman" w:hAnsi="Arial Narrow" w:cs="Arial"/>
-          <w:color w:val="000000"/>
-          <w:kern w:val="0"/>
-          <w:lang w:val="es-ES" w:eastAsia="es-ES"/>
-          <w14:ligatures w14:val="none"/>
-        </w:rPr>
-        <w:t xml:space="preserve">  y, (</w:t>
+        <w:t xml:space="preserve">vehículo con Placa de Rodaje CAF-328; </w:t>
+      </w:r>
+      <w:r>
+        <w:rPr>
+          <w:rFonts w:ascii="Arial Narrow" w:eastAsia="Times New Roman" w:hAnsi="Arial Narrow" w:cs="Arial"/>
+          <w:color w:val="000000"/>
+          <w:kern w:val="0"/>
+          <w:lang w:val="es-ES" w:eastAsia="es-ES"/>
+          <w14:ligatures w14:val="none"/>
+        </w:rPr>
+        <w:t xml:space="preserve"> y, (</w:t>
       </w:r>
       <w:proofErr w:type="spellStart"/>
       <w:r>
@@ -5324,7 +5324,7 @@
           <w:lang w:val="es-ES" w:eastAsia="es-ES"/>
           <w14:ligatures w14:val="none"/>
         </w:rPr>
-        <w:t>(i) presentar una copia debidamente suscrita de la Póliza N°250006639 del Seguro Vehicular; así como el cargo de remisión de la póliza; (</w:t>
+        <w:t>(i) presentar una copia debidamente suscrita de la Póliza 250006639 del Seguro Vehicular; así como el cargo de remisión de la póliza; (</w:t>
       </w:r>
       <w:proofErr w:type="spellStart"/>
       <w:r>
@@ -5346,7 +5346,7 @@
           <w:lang w:val="es-ES" w:eastAsia="es-ES"/>
           <w14:ligatures w14:val="none"/>
         </w:rPr>
-        <w:t xml:space="preserve">) presentar los medios probatorios que acrediten que gestionó adecuadamente el pago de prima correspondiente para la renovación de la Póliza N°250006639 para el periodo </w:t>
+        <w:t xml:space="preserve">) presentar los medios probatorios que acrediten que gestionó adecuadamente el pago de prima correspondiente para la renovación de la Póliza 250006639 para el periodo </w:t>
       </w:r>
       <w:r>
         <w:rPr>
@@ -5388,7 +5388,7 @@
           <w:lang w:val="es-ES" w:eastAsia="es-ES"/>
           <w14:ligatures w14:val="none"/>
         </w:rPr>
-        <w:t xml:space="preserve">) presentar los medios probatorios que acrediten que informó oportunamente a la compañía aseguradora que la Póliza N°250006639 del Seguro Vehicular sería emitida considerando que el </w:t>
+        <w:t xml:space="preserve">) presentar los medios probatorios que acrediten que informó oportunamente a la compañía aseguradora que la Póliza 250006639 del Seguro Vehicular sería emitida considerando que el </w:t>
       </w:r>
       <w:r>
         <w:rPr>
@@ -5398,7 +5398,7 @@
           <w:lang w:eastAsia="es-ES"/>
           <w14:ligatures w14:val="none"/>
         </w:rPr>
-        <w:t xml:space="preserve">vehículo a asegurar con Placa de Rodaje N° CAF-328 era utilizado </w:t>
+        <w:t xml:space="preserve">vehículo a asegurar con Placa de Rodaje CAF-328 era utilizado </w:t>
       </w:r>
       <w:r>
         <w:rPr>
@@ -5549,7 +5549,7 @@
           <w:lang w:eastAsia="es-PE"/>
           <w14:ligatures w14:val="none"/>
         </w:rPr>
-        <w:t>°</w:t>
+        <w:t/>
       </w:r>
       <w:r>
         <w:rPr>
@@ -5590,7 +5590,7 @@
           <w:lang w:eastAsia="es-PE"/>
           <w14:ligatures w14:val="none"/>
         </w:rPr>
-        <w:t>°</w:t>
+        <w:t/>
       </w:r>
       <w:r>
         <w:rPr>
@@ -5610,7 +5610,7 @@
           <w:lang w:eastAsia="es-PE"/>
           <w14:ligatures w14:val="none"/>
         </w:rPr>
-        <w:t>°</w:t>
+        <w:t/>
       </w:r>
       <w:r>
         <w:rPr>
@@ -5630,7 +5630,7 @@
           <w:lang w:eastAsia="es-PE"/>
           <w14:ligatures w14:val="none"/>
         </w:rPr>
-        <w:t>°</w:t>
+        <w:t/>
       </w:r>
       <w:r>
         <w:rPr>
@@ -5683,7 +5683,7 @@
           <w:lang w:eastAsia="es-PE"/>
           <w14:ligatures w14:val="none"/>
         </w:rPr>
-        <w:t>°</w:t>
+        <w:t/>
       </w:r>
       <w:r>
         <w:rPr>
@@ -5784,7 +5784,7 @@
           <w:lang w:eastAsia="es-PE"/>
           <w14:ligatures w14:val="none"/>
         </w:rPr>
-        <w:t>°</w:t>
+        <w:t/>
       </w:r>
       <w:r>
         <w:rPr>
@@ -5859,7 +5859,7 @@
           <w:lang w:eastAsia="es-PE"/>
           <w14:ligatures w14:val="none"/>
         </w:rPr>
-        <w:t>°</w:t>
+        <w:t/>
       </w:r>
       <w:r>
         <w:rPr>
@@ -5867,7 +5867,7 @@
           <w:kern w:val="0"/>
           <w14:ligatures w14:val="none"/>
         </w:rPr>
-        <w:t xml:space="preserve"> del Decreto Legislativo N° 807</w:t>
+        <w:t xml:space="preserve"> del Decreto Legislativo 807</w:t>
       </w:r>
       <w:r>
         <w:rPr>
@@ -6218,7 +6218,7 @@
           <w:lang w:eastAsia="es-PE"/>
           <w14:ligatures w14:val="none"/>
         </w:rPr>
-        <w:t>°</w:t>
+        <w:t/>
       </w:r>
       <w:r>
         <w:rPr>
@@ -6242,7 +6242,7 @@
           <w:lang w:eastAsia="es-PE"/>
           <w14:ligatures w14:val="none"/>
         </w:rPr>
-        <w:t>°</w:t>
+        <w:t/>
       </w:r>
       <w:r>
         <w:rPr>
@@ -6500,7 +6500,7 @@
           <w:kern w:val="0"/>
           <w14:ligatures w14:val="none"/>
         </w:rPr>
-        <w:t>Comisión de Protección al Consumidor N° 1</w:t>
+        <w:t>Comisión de Protección al Consumidor 1</w:t>
       </w:r>
     </w:p>
     <w:p>
@@ -6731,7 +6731,7 @@
           <w:sz w:val="14"/>
           <w:szCs w:val="14"/>
         </w:rPr>
-        <w:t xml:space="preserve">DOCUMENTO DE TRASLADO N° 052-2025-PS1/INDECOPI </w:t>
+        <w:t xml:space="preserve">DOCUMENTO DE TRASLADO 052-2025-PS1/INDECOPI </w:t>
       </w:r>
       <w:r>
         <w:rPr>
@@ -6904,7 +6904,7 @@
           <w:sz w:val="14"/>
           <w:szCs w:val="14"/>
         </w:rPr>
-        <w:t xml:space="preserve">  </w:t>
+        <w:t xml:space="preserve"> </w:t>
       </w:r>
       <w:r>
         <w:rPr>
@@ -6922,7 +6922,7 @@
           <w:sz w:val="14"/>
           <w:szCs w:val="14"/>
         </w:rPr>
-        <w:t xml:space="preserve">LEY N° 29571, CÓDIGO DE PROTECCIÓN Y DEFENSA DEL CONSUMIDOR, publicado el 2 de setiembre de 2010 y modificado por Decreto Legislativo N° 1308 </w:t>
+        <w:t xml:space="preserve">LEY 29571, CÓDIGO DE PROTECCIÓN Y DEFENSA DEL CONSUMIDOR, publicado el 2 de setiembre de 2010 y modificado por Decreto Legislativo 1308 </w:t>
       </w:r>
     </w:p>
     <w:p>
@@ -6974,7 +6974,7 @@
           <w:szCs w:val="14"/>
         </w:rPr>
         <w:tab/>
-        <w:t xml:space="preserve">El Instituto Nacional de Defensa de la Competencia y de la Protección de la Propiedad Intelectual (Indecopi) es la autoridad con competencia primaria y de alcance nacional para conocer las presuntas infracciones a las disposiciones contenidas en el presente Código, así como para imponer las sanciones y medidas correctivas establecidas en el presente capítulo, conforme al Decreto Legislativo N° 1033, Ley de Organización y Funciones del Indecopi. Dicha competencia solo puede ser negada cuando ella haya sido asignada o se asigne a favor de otro organismo por norma expresa con rango de ley. </w:t>
+        <w:t xml:space="preserve">El Instituto Nacional de Defensa de la Competencia y de la Protección de la Propiedad Intelectual (Indecopi) es la autoridad con competencia primaria y de alcance nacional para conocer las presuntas infracciones a las disposiciones contenidas en el presente Código, así como para imponer las sanciones y medidas correctivas establecidas en el presente capítulo, conforme al Decreto Legislativo 1033, Ley de Organización y Funciones del Indecopi. Dicha competencia solo puede ser negada cuando ella haya sido asignada o se asigne a favor de otro organismo por norma expresa con rango de ley. </w:t>
       </w:r>
     </w:p>
     <w:p>
@@ -7048,7 +7048,7 @@
           <w:sz w:val="14"/>
           <w:szCs w:val="14"/>
         </w:rPr>
-        <w:t xml:space="preserve">LEY DE ORGANIZACIÓN Y FUNCIONES DEL INDECOPI, APROBADA POR DECRETO LEGISLATIVO N° 1033 </w:t>
+        <w:t xml:space="preserve">LEY DE ORGANIZACIÓN Y FUNCIONES DEL INDECOPI, APROBADA POR DECRETO LEGISLATIVO 1033 </w:t>
       </w:r>
     </w:p>
     <w:p>
@@ -7157,7 +7157,7 @@
           <w:sz w:val="14"/>
           <w:szCs w:val="14"/>
         </w:rPr>
-        <w:t xml:space="preserve">           </w:t>
+        <w:t xml:space="preserve"> </w:t>
       </w:r>
       <w:r>
         <w:rPr>
@@ -7175,7 +7175,7 @@
           <w:sz w:val="14"/>
           <w:szCs w:val="14"/>
         </w:rPr>
-        <w:t xml:space="preserve">LEY N° 29571, CÓDIGO DE PROTECCIÓN Y DEFENSA DEL CONSUMIDOR, publicado el 2 de setiembre de 2010 y modificado por Decreto Legislativo N° 1308   </w:t>
+        <w:t xml:space="preserve">LEY 29571, CÓDIGO DE PROTECCIÓN Y DEFENSA DEL CONSUMIDOR, publicado el 2 de setiembre de 2010 y modificado por Decreto Legislativo 1308 </w:t>
       </w:r>
     </w:p>
     <w:p>
@@ -7199,7 +7199,7 @@
           <w:sz w:val="14"/>
           <w:szCs w:val="14"/>
         </w:rPr>
-        <w:t xml:space="preserve">Artículo 18.- Idoneidad   </w:t>
+        <w:t xml:space="preserve">Artículo 18.- Idoneidad </w:t>
       </w:r>
     </w:p>
     <w:p>
@@ -7219,7 +7219,7 @@
           <w:sz w:val="14"/>
           <w:szCs w:val="14"/>
         </w:rPr>
-        <w:t xml:space="preserve">Se entiende por idoneidad la correspondencia entre lo que un consumidor espera y lo que efectivamente recibe, en función a lo que se le hubiera ofrecido, la publicidad e información transmitida, las condiciones y circunstancias de la transacción, las características y naturaleza del producto o servicio, el precio, entre otros factores, atendiendo a las circunstancias del caso.    </w:t>
+        <w:t xml:space="preserve">Se entiende por idoneidad la correspondencia entre lo que un consumidor espera y lo que efectivamente recibe, en función a lo que se le hubiera ofrecido, la publicidad e información transmitida, las condiciones y circunstancias de la transacción, las características y naturaleza del producto o servicio, el precio, entre otros factores, atendiendo a las circunstancias del caso. </w:t>
       </w:r>
     </w:p>
     <w:p>
@@ -7340,7 +7340,7 @@
           <w:sz w:val="14"/>
           <w:szCs w:val="14"/>
         </w:rPr>
-        <w:t xml:space="preserve">           </w:t>
+        <w:t xml:space="preserve"> </w:t>
       </w:r>
       <w:r>
         <w:rPr>
@@ -7369,7 +7369,7 @@
           <w:sz w:val="14"/>
           <w:szCs w:val="14"/>
         </w:rPr>
-        <w:t>N°</w:t>
+        <w:t/>
       </w:r>
       <w:proofErr w:type="spellEnd"/>
       <w:r>
@@ -7391,7 +7391,7 @@
           <w:sz w:val="14"/>
           <w:szCs w:val="14"/>
         </w:rPr>
-        <w:t>N°</w:t>
+        <w:t/>
       </w:r>
       <w:proofErr w:type="spellEnd"/>
       <w:r>
@@ -7492,7 +7492,7 @@
           <w:sz w:val="14"/>
           <w:szCs w:val="14"/>
         </w:rPr>
-        <w:t xml:space="preserve">  </w:t>
+        <w:t xml:space="preserve"> </w:t>
       </w:r>
       <w:r>
         <w:rPr>
@@ -7510,7 +7510,7 @@
           <w:sz w:val="14"/>
           <w:szCs w:val="14"/>
         </w:rPr>
-        <w:t>LEY SOBRE FACULTADES, NORMAS Y ORGANIZACIÓN DEL INDECOPI, APROBADA POR DECRETO LEGISLATIVO N° 807 Artículo 24.-</w:t>
+        <w:t>LEY SOBRE FACULTADES, NORMAS Y ORGANIZACIÓN DEL INDECOPI, APROBADA POR DECRETO LEGISLATIVO 807 Artículo 24.-</w:t>
       </w:r>
       <w:r>
         <w:rPr>
@@ -7677,7 +7677,7 @@
           <w:sz w:val="14"/>
           <w:szCs w:val="14"/>
         </w:rPr>
-        <w:t>Nº</w:t>
+        <w:t/>
       </w:r>
       <w:proofErr w:type="spellEnd"/>
       <w:r>
@@ -7765,7 +7765,7 @@
           <w:sz w:val="14"/>
           <w:szCs w:val="14"/>
         </w:rPr>
-        <w:t>publicado el 2 de setiembre de 2010 y modificado por Decreto Legislativo N° 1308</w:t>
+        <w:t>publicado el 2 de setiembre de 2010 y modificado por Decreto Legislativo 1308</w:t>
       </w:r>
     </w:p>
     <w:p>
@@ -7922,7 +7922,7 @@
           <w:szCs w:val="14"/>
           <w:vertAlign w:val="superscript"/>
         </w:rPr>
-        <w:t xml:space="preserve">  </w:t>
+        <w:t xml:space="preserve"> </w:t>
       </w:r>
       <w:r>
         <w:rPr>
@@ -7930,7 +7930,7 @@
           <w:sz w:val="14"/>
           <w:szCs w:val="14"/>
         </w:rPr>
-        <w:t xml:space="preserve">     </w:t>
+        <w:t xml:space="preserve"> </w:t>
       </w:r>
       <w:r>
         <w:rPr>
@@ -7966,7 +7966,7 @@
           <w:sz w:val="14"/>
           <w:szCs w:val="14"/>
         </w:rPr>
-        <w:t>publicado el 2 de setiembre de 2010 y modificado por Decreto Legislativo N° 1308</w:t>
+        <w:t>publicado el 2 de setiembre de 2010 y modificado por Decreto Legislativo 1308</w:t>
       </w:r>
     </w:p>
     <w:p>
@@ -8009,7 +8009,7 @@
           <w:sz w:val="14"/>
           <w:szCs w:val="14"/>
         </w:rPr>
-        <w:t>El órgano resolutivo puede sancionar las infracciones administrativas a que se refiere el artículo 108º con amonestación y multas de hasta cuatrocientos cincuenta (450) Unidades Impositivas Tributarias (UIT), las cuales son calificadas de la siguiente manera:</w:t>
+        <w:t>El órgano resolutivo puede sancionar las infracciones administrativas a que se refiere el artículo 108 con amonestación y multas de hasta cuatrocientos cincuenta (450) Unidades Impositivas Tributarias (UIT), las cuales son calificadas de la siguiente manera:</w:t>
       </w:r>
     </w:p>
     <w:p>
@@ -8132,7 +8132,7 @@
           <w:sz w:val="14"/>
           <w:szCs w:val="14"/>
         </w:rPr>
-        <w:t xml:space="preserve">        </w:t>
+        <w:t xml:space="preserve"> </w:t>
       </w:r>
       <w:r>
         <w:rPr>
@@ -8931,7 +8931,7 @@
           <w:sz w:val="14"/>
           <w:szCs w:val="14"/>
         </w:rPr>
-        <w:t xml:space="preserve">         </w:t>
+        <w:t xml:space="preserve"> </w:t>
       </w:r>
       <w:r>
         <w:rPr>
@@ -8967,7 +8967,7 @@
           <w:sz w:val="14"/>
           <w:szCs w:val="14"/>
         </w:rPr>
-        <w:t>publicado el 2 de setiembre de 2010 y modificado por Decreto Legislativo N° 1308</w:t>
+        <w:t>publicado el 2 de setiembre de 2010 y modificado por Decreto Legislativo 1308</w:t>
       </w:r>
     </w:p>
     <w:p>
@@ -9175,7 +9175,7 @@
           <w:sz w:val="14"/>
           <w:szCs w:val="14"/>
         </w:rPr>
-        <w:t>Nº</w:t>
+        <w:t/>
       </w:r>
       <w:proofErr w:type="spellEnd"/>
       <w:r>
@@ -9639,7 +9639,7 @@
               <w:sz w:val="16"/>
               <w:szCs w:val="16"/>
             </w:rPr>
-            <w:t xml:space="preserve">CNICA DE LA    </w:t>
+            <w:t xml:space="preserve">CNICA DE LA </w:t>
           </w:r>
         </w:p>
         <w:p>

--- a/plantillas_maestras/01_seguro_vehicular/materia_general_asegurativa/2_ddos_banco_y_aseguradora/varon/TPL_3411_2025_SEGURO_VEHICULAR_MATERIA_GENERAL_ASEGURATIVA_BANCO_VARON_R1.docx
+++ b/plantillas_maestras/01_seguro_vehicular/materia_general_asegurativa/2_ddos_banco_y_aseguradora/varon/TPL_3411_2025_SEGURO_VEHICULAR_MATERIA_GENERAL_ASEGURATIVA_BANCO_VARON_R1.docx
@@ -104,7 +104,7 @@
           <w:lang w:eastAsia="es-PE"/>
           <w14:ligatures w14:val="none"/>
         </w:rPr>
-        <w:t>DENUNCIANTE</w:t>
+        <w:t xml:space="preserve">DENUNCIANTE:[DENUNCIANTE] (SEÑOR [APELLIDO])</w:t>
       </w:r>
       <w:r>
         <w:rPr>
@@ -116,7 +116,7 @@
           <w14:ligatures w14:val="none"/>
         </w:rPr>
         <w:tab/>
-        <w:t>:</w:t>
+        <w:t/>
       </w:r>
       <w:r>
         <w:rPr>
@@ -138,40 +138,40 @@
           <w:lang w:eastAsia="es-PE"/>
           <w14:ligatures w14:val="none"/>
         </w:rPr>
-        <w:t xml:space="preserve">PABLO ALBERTO CASTILLO BRICEÑO </w:t>
-      </w:r>
-      <w:r>
-        <w:rPr>
-          <w:rFonts w:ascii="Arial Narrow" w:eastAsia="Arial Narrow" w:hAnsi="Arial Narrow" w:cs="Arial Narrow"/>
-          <w:b/>
-          <w:color w:val="000000"/>
-          <w:kern w:val="0"/>
-          <w:lang w:eastAsia="es-PE"/>
-          <w14:ligatures w14:val="none"/>
-        </w:rPr>
-        <w:t xml:space="preserve">(SEÑOR </w:t>
-      </w:r>
-      <w:r>
-        <w:rPr>
-          <w:rFonts w:ascii="Arial Narrow" w:eastAsia="Arial Narrow" w:hAnsi="Arial Narrow" w:cs="Arial Narrow"/>
-          <w:b/>
-          <w:color w:val="000000"/>
-          <w:kern w:val="0"/>
-          <w:lang w:eastAsia="es-PE"/>
-          <w14:ligatures w14:val="none"/>
-        </w:rPr>
-        <w:t>CASTILLO</w:t>
-      </w:r>
-      <w:r>
-        <w:rPr>
-          <w:rFonts w:ascii="Arial Narrow" w:eastAsia="Arial Narrow" w:hAnsi="Arial Narrow" w:cs="Arial Narrow"/>
-          <w:b/>
-          <w:color w:val="000000"/>
-          <w:kern w:val="0"/>
-          <w:lang w:eastAsia="es-PE"/>
-          <w14:ligatures w14:val="none"/>
-        </w:rPr>
-        <w:t>)</w:t>
+        <w:t xml:space="preserve"/>
+      </w:r>
+      <w:r>
+        <w:rPr>
+          <w:rFonts w:ascii="Arial Narrow" w:eastAsia="Arial Narrow" w:hAnsi="Arial Narrow" w:cs="Arial Narrow"/>
+          <w:b/>
+          <w:color w:val="000000"/>
+          <w:kern w:val="0"/>
+          <w:lang w:eastAsia="es-PE"/>
+          <w14:ligatures w14:val="none"/>
+        </w:rPr>
+        <w:t xml:space="preserve"/>
+      </w:r>
+      <w:r>
+        <w:rPr>
+          <w:rFonts w:ascii="Arial Narrow" w:eastAsia="Arial Narrow" w:hAnsi="Arial Narrow" w:cs="Arial Narrow"/>
+          <w:b/>
+          <w:color w:val="000000"/>
+          <w:kern w:val="0"/>
+          <w:lang w:eastAsia="es-PE"/>
+          <w14:ligatures w14:val="none"/>
+        </w:rPr>
+        <w:t/>
+      </w:r>
+      <w:r>
+        <w:rPr>
+          <w:rFonts w:ascii="Arial Narrow" w:eastAsia="Arial Narrow" w:hAnsi="Arial Narrow" w:cs="Arial Narrow"/>
+          <w:b/>
+          <w:color w:val="000000"/>
+          <w:kern w:val="0"/>
+          <w:lang w:eastAsia="es-PE"/>
+          <w14:ligatures w14:val="none"/>
+        </w:rPr>
+        <w:t/>
       </w:r>
     </w:p>
     <w:p>
@@ -667,67 +667,67 @@
           <w:lang w:val="es-ES" w:eastAsia="es-ES"/>
           <w14:ligatures w14:val="none"/>
         </w:rPr>
-        <w:t xml:space="preserve">Mediante </w:t>
-      </w:r>
-      <w:r>
-        <w:rPr>
-          <w:rFonts w:ascii="Arial Narrow" w:eastAsia="Times New Roman" w:hAnsi="Arial Narrow" w:cs="Arial"/>
-          <w:color w:val="000000"/>
-          <w:kern w:val="0"/>
-          <w:lang w:val="es-ES" w:eastAsia="es-ES"/>
-          <w14:ligatures w14:val="none"/>
-        </w:rPr>
-        <w:t xml:space="preserve">la denuncia del </w:t>
-      </w:r>
-      <w:r>
-        <w:rPr>
-          <w:rFonts w:ascii="Arial Narrow" w:eastAsia="Times New Roman" w:hAnsi="Arial Narrow" w:cs="Arial"/>
-          <w:color w:val="000000"/>
-          <w:kern w:val="0"/>
-          <w:lang w:val="es-ES" w:eastAsia="es-ES"/>
-          <w14:ligatures w14:val="none"/>
-        </w:rPr>
-        <w:t>5</w:t>
-      </w:r>
-      <w:r>
-        <w:rPr>
-          <w:rFonts w:ascii="Arial Narrow" w:eastAsia="Times New Roman" w:hAnsi="Arial Narrow" w:cs="Arial"/>
-          <w:color w:val="000000"/>
-          <w:kern w:val="0"/>
-          <w:lang w:val="es-ES" w:eastAsia="es-ES"/>
-          <w14:ligatures w14:val="none"/>
-        </w:rPr>
-        <w:t xml:space="preserve"> de </w:t>
-      </w:r>
-      <w:r>
-        <w:rPr>
-          <w:rFonts w:ascii="Arial Narrow" w:eastAsia="Times New Roman" w:hAnsi="Arial Narrow" w:cs="Arial"/>
-          <w:color w:val="000000"/>
-          <w:kern w:val="0"/>
-          <w:lang w:val="es-ES" w:eastAsia="es-ES"/>
-          <w14:ligatures w14:val="none"/>
-        </w:rPr>
-        <w:t>noviembre</w:t>
-      </w:r>
-      <w:r>
-        <w:rPr>
-          <w:rFonts w:ascii="Arial Narrow" w:eastAsia="Times New Roman" w:hAnsi="Arial Narrow" w:cs="Arial"/>
-          <w:color w:val="000000"/>
-          <w:kern w:val="0"/>
-          <w:lang w:val="es-ES" w:eastAsia="es-ES"/>
-          <w14:ligatures w14:val="none"/>
-        </w:rPr>
-        <w:t xml:space="preserve"> del 202</w:t>
-      </w:r>
-      <w:r>
-        <w:rPr>
-          <w:rFonts w:ascii="Arial Narrow" w:eastAsia="Times New Roman" w:hAnsi="Arial Narrow" w:cs="Arial"/>
-          <w:color w:val="000000"/>
-          <w:kern w:val="0"/>
-          <w:lang w:val="es-ES" w:eastAsia="es-ES"/>
-          <w14:ligatures w14:val="none"/>
-        </w:rPr>
-        <w:t>5</w:t>
+        <w:t xml:space="preserve">Mediante la denuncia del 5 de noviembre del 2025, subsanado mediante escrito del 24 de noviembre de 2025, el señor [APELLIDO] denunció a La Positiva y Corredores Falabella por presuntas infracciones a la Ley 29571, Código de Protección y Defensa del Consumidor (en adelante, Código), señalando lo siguiente:</w:t>
+      </w:r>
+      <w:r>
+        <w:rPr>
+          <w:rFonts w:ascii="Arial Narrow" w:eastAsia="Times New Roman" w:hAnsi="Arial Narrow" w:cs="Arial"/>
+          <w:color w:val="000000"/>
+          <w:kern w:val="0"/>
+          <w:lang w:val="es-ES" w:eastAsia="es-ES"/>
+          <w14:ligatures w14:val="none"/>
+        </w:rPr>
+        <w:t xml:space="preserve"/>
+      </w:r>
+      <w:r>
+        <w:rPr>
+          <w:rFonts w:ascii="Arial Narrow" w:eastAsia="Times New Roman" w:hAnsi="Arial Narrow" w:cs="Arial"/>
+          <w:color w:val="000000"/>
+          <w:kern w:val="0"/>
+          <w:lang w:val="es-ES" w:eastAsia="es-ES"/>
+          <w14:ligatures w14:val="none"/>
+        </w:rPr>
+        <w:t/>
+      </w:r>
+      <w:r>
+        <w:rPr>
+          <w:rFonts w:ascii="Arial Narrow" w:eastAsia="Times New Roman" w:hAnsi="Arial Narrow" w:cs="Arial"/>
+          <w:color w:val="000000"/>
+          <w:kern w:val="0"/>
+          <w:lang w:val="es-ES" w:eastAsia="es-ES"/>
+          <w14:ligatures w14:val="none"/>
+        </w:rPr>
+        <w:t xml:space="preserve"/>
+      </w:r>
+      <w:r>
+        <w:rPr>
+          <w:rFonts w:ascii="Arial Narrow" w:eastAsia="Times New Roman" w:hAnsi="Arial Narrow" w:cs="Arial"/>
+          <w:color w:val="000000"/>
+          <w:kern w:val="0"/>
+          <w:lang w:val="es-ES" w:eastAsia="es-ES"/>
+          <w14:ligatures w14:val="none"/>
+        </w:rPr>
+        <w:t/>
+      </w:r>
+      <w:r>
+        <w:rPr>
+          <w:rFonts w:ascii="Arial Narrow" w:eastAsia="Times New Roman" w:hAnsi="Arial Narrow" w:cs="Arial"/>
+          <w:color w:val="000000"/>
+          <w:kern w:val="0"/>
+          <w:lang w:val="es-ES" w:eastAsia="es-ES"/>
+          <w14:ligatures w14:val="none"/>
+        </w:rPr>
+        <w:t xml:space="preserve"/>
+      </w:r>
+      <w:r>
+        <w:rPr>
+          <w:rFonts w:ascii="Arial Narrow" w:eastAsia="Times New Roman" w:hAnsi="Arial Narrow" w:cs="Arial"/>
+          <w:color w:val="000000"/>
+          <w:kern w:val="0"/>
+          <w:lang w:val="es-ES" w:eastAsia="es-ES"/>
+          <w14:ligatures w14:val="none"/>
+        </w:rPr>
+        <w:t/>
       </w:r>
       <w:r>
         <w:rPr>
@@ -748,67 +748,67 @@
           <w:lang w:val="es-ES" w:eastAsia="es-ES"/>
           <w14:ligatures w14:val="none"/>
         </w:rPr>
-        <w:t xml:space="preserve">, </w:t>
-      </w:r>
-      <w:r>
-        <w:rPr>
-          <w:rFonts w:ascii="Arial Narrow" w:eastAsia="Times New Roman" w:hAnsi="Arial Narrow" w:cs="Arial"/>
-          <w:color w:val="000000"/>
-          <w:kern w:val="0"/>
-          <w:lang w:val="es-ES" w:eastAsia="es-ES"/>
-          <w14:ligatures w14:val="none"/>
-        </w:rPr>
-        <w:t>subsanado</w:t>
-      </w:r>
-      <w:r>
-        <w:rPr>
-          <w:rFonts w:ascii="Arial Narrow" w:eastAsia="Times New Roman" w:hAnsi="Arial Narrow" w:cs="Arial"/>
-          <w:color w:val="000000"/>
-          <w:kern w:val="0"/>
-          <w:lang w:val="es-ES" w:eastAsia="es-ES"/>
-          <w14:ligatures w14:val="none"/>
-        </w:rPr>
-        <w:t xml:space="preserve"> mediante escrito del </w:t>
-      </w:r>
-      <w:r>
-        <w:rPr>
-          <w:rFonts w:ascii="Arial Narrow" w:eastAsia="Times New Roman" w:hAnsi="Arial Narrow" w:cs="Arial"/>
-          <w:color w:val="000000"/>
-          <w:kern w:val="0"/>
-          <w:lang w:val="es-ES" w:eastAsia="es-ES"/>
-          <w14:ligatures w14:val="none"/>
-        </w:rPr>
-        <w:t>24</w:t>
-      </w:r>
-      <w:r>
-        <w:rPr>
-          <w:rFonts w:ascii="Arial Narrow" w:eastAsia="Times New Roman" w:hAnsi="Arial Narrow" w:cs="Arial"/>
-          <w:color w:val="000000"/>
-          <w:kern w:val="0"/>
-          <w:lang w:val="es-ES" w:eastAsia="es-ES"/>
-          <w14:ligatures w14:val="none"/>
-        </w:rPr>
-        <w:t xml:space="preserve"> de </w:t>
-      </w:r>
-      <w:r>
-        <w:rPr>
-          <w:rFonts w:ascii="Arial Narrow" w:eastAsia="Times New Roman" w:hAnsi="Arial Narrow" w:cs="Arial"/>
-          <w:color w:val="000000"/>
-          <w:kern w:val="0"/>
-          <w:lang w:val="es-ES" w:eastAsia="es-ES"/>
-          <w14:ligatures w14:val="none"/>
-        </w:rPr>
-        <w:t>noviembre</w:t>
-      </w:r>
-      <w:r>
-        <w:rPr>
-          <w:rFonts w:ascii="Arial Narrow" w:eastAsia="Times New Roman" w:hAnsi="Arial Narrow" w:cs="Arial"/>
-          <w:color w:val="000000"/>
-          <w:kern w:val="0"/>
-          <w:lang w:val="es-ES" w:eastAsia="es-ES"/>
-          <w14:ligatures w14:val="none"/>
-        </w:rPr>
-        <w:t xml:space="preserve"> de 2025</w:t>
+        <w:t xml:space="preserve"/>
+      </w:r>
+      <w:r>
+        <w:rPr>
+          <w:rFonts w:ascii="Arial Narrow" w:eastAsia="Times New Roman" w:hAnsi="Arial Narrow" w:cs="Arial"/>
+          <w:color w:val="000000"/>
+          <w:kern w:val="0"/>
+          <w:lang w:val="es-ES" w:eastAsia="es-ES"/>
+          <w14:ligatures w14:val="none"/>
+        </w:rPr>
+        <w:t/>
+      </w:r>
+      <w:r>
+        <w:rPr>
+          <w:rFonts w:ascii="Arial Narrow" w:eastAsia="Times New Roman" w:hAnsi="Arial Narrow" w:cs="Arial"/>
+          <w:color w:val="000000"/>
+          <w:kern w:val="0"/>
+          <w:lang w:val="es-ES" w:eastAsia="es-ES"/>
+          <w14:ligatures w14:val="none"/>
+        </w:rPr>
+        <w:t xml:space="preserve"/>
+      </w:r>
+      <w:r>
+        <w:rPr>
+          <w:rFonts w:ascii="Arial Narrow" w:eastAsia="Times New Roman" w:hAnsi="Arial Narrow" w:cs="Arial"/>
+          <w:color w:val="000000"/>
+          <w:kern w:val="0"/>
+          <w:lang w:val="es-ES" w:eastAsia="es-ES"/>
+          <w14:ligatures w14:val="none"/>
+        </w:rPr>
+        <w:t/>
+      </w:r>
+      <w:r>
+        <w:rPr>
+          <w:rFonts w:ascii="Arial Narrow" w:eastAsia="Times New Roman" w:hAnsi="Arial Narrow" w:cs="Arial"/>
+          <w:color w:val="000000"/>
+          <w:kern w:val="0"/>
+          <w:lang w:val="es-ES" w:eastAsia="es-ES"/>
+          <w14:ligatures w14:val="none"/>
+        </w:rPr>
+        <w:t xml:space="preserve"/>
+      </w:r>
+      <w:r>
+        <w:rPr>
+          <w:rFonts w:ascii="Arial Narrow" w:eastAsia="Times New Roman" w:hAnsi="Arial Narrow" w:cs="Arial"/>
+          <w:color w:val="000000"/>
+          <w:kern w:val="0"/>
+          <w:lang w:val="es-ES" w:eastAsia="es-ES"/>
+          <w14:ligatures w14:val="none"/>
+        </w:rPr>
+        <w:t/>
+      </w:r>
+      <w:r>
+        <w:rPr>
+          <w:rFonts w:ascii="Arial Narrow" w:eastAsia="Times New Roman" w:hAnsi="Arial Narrow" w:cs="Arial"/>
+          <w:color w:val="000000"/>
+          <w:kern w:val="0"/>
+          <w:lang w:val="es-ES" w:eastAsia="es-ES"/>
+          <w14:ligatures w14:val="none"/>
+        </w:rPr>
+        <w:t xml:space="preserve"/>
       </w:r>
       <w:r>
         <w:rPr>
@@ -816,7 +816,7 @@
           <w:kern w:val="0"/>
           <w14:ligatures w14:val="none"/>
         </w:rPr>
-        <w:t xml:space="preserve">, el señor </w:t>
+        <w:t xml:space="preserve"/>
       </w:r>
       <w:r>
         <w:rPr>
@@ -824,7 +824,7 @@
           <w:kern w:val="0"/>
           <w14:ligatures w14:val="none"/>
         </w:rPr>
-        <w:t>Castillo</w:t>
+        <w:t/>
       </w:r>
       <w:r>
         <w:rPr>
@@ -832,7 +832,7 @@
           <w:kern w:val="0"/>
           <w14:ligatures w14:val="none"/>
         </w:rPr>
-        <w:t xml:space="preserve"> </w:t>
+        <w:t xml:space="preserve"/>
       </w:r>
       <w:r>
         <w:rPr>
@@ -840,47 +840,47 @@
           <w:kern w:val="0"/>
           <w14:ligatures w14:val="none"/>
         </w:rPr>
-        <w:t>d</w:t>
-      </w:r>
-      <w:r>
-        <w:rPr>
-          <w:rFonts w:ascii="Arial Narrow" w:eastAsia="Times New Roman" w:hAnsi="Arial Narrow" w:cs="Arial"/>
-          <w:color w:val="000000"/>
-          <w:kern w:val="0"/>
-          <w:lang w:val="es-ES" w:eastAsia="es-ES"/>
-          <w14:ligatures w14:val="none"/>
-        </w:rPr>
-        <w:t xml:space="preserve">enunció a La Positiva y </w:t>
-      </w:r>
-      <w:r>
-        <w:rPr>
-          <w:rFonts w:ascii="Arial Narrow" w:eastAsia="Times New Roman" w:hAnsi="Arial Narrow" w:cs="Arial"/>
-          <w:color w:val="000000"/>
-          <w:kern w:val="0"/>
-          <w:lang w:val="es-ES" w:eastAsia="es-ES"/>
-          <w14:ligatures w14:val="none"/>
-        </w:rPr>
-        <w:t xml:space="preserve">Corredores Falabella </w:t>
-      </w:r>
-      <w:r>
-        <w:rPr>
-          <w:rFonts w:ascii="Arial Narrow" w:eastAsia="Times New Roman" w:hAnsi="Arial Narrow" w:cs="Arial"/>
-          <w:color w:val="000000"/>
-          <w:kern w:val="0"/>
-          <w:lang w:val="es-ES" w:eastAsia="es-ES"/>
-          <w14:ligatures w14:val="none"/>
-        </w:rPr>
-        <w:t>por presuntas infracciones a la Ley 29</w:t>
-      </w:r>
-      <w:r>
-        <w:rPr>
-          <w:rFonts w:ascii="Arial Narrow" w:eastAsia="Times New Roman" w:hAnsi="Arial Narrow" w:cs="Arial"/>
-          <w:color w:val="000000"/>
-          <w:kern w:val="0"/>
-          <w:lang w:val="es-ES" w:eastAsia="es-ES"/>
-          <w14:ligatures w14:val="none"/>
-        </w:rPr>
-        <w:t>571, Código de Protección y Defensa del Consumidor (en adelante, Código)</w:t>
+        <w:t/>
+      </w:r>
+      <w:r>
+        <w:rPr>
+          <w:rFonts w:ascii="Arial Narrow" w:eastAsia="Times New Roman" w:hAnsi="Arial Narrow" w:cs="Arial"/>
+          <w:color w:val="000000"/>
+          <w:kern w:val="0"/>
+          <w:lang w:val="es-ES" w:eastAsia="es-ES"/>
+          <w14:ligatures w14:val="none"/>
+        </w:rPr>
+        <w:t xml:space="preserve"/>
+      </w:r>
+      <w:r>
+        <w:rPr>
+          <w:rFonts w:ascii="Arial Narrow" w:eastAsia="Times New Roman" w:hAnsi="Arial Narrow" w:cs="Arial"/>
+          <w:color w:val="000000"/>
+          <w:kern w:val="0"/>
+          <w:lang w:val="es-ES" w:eastAsia="es-ES"/>
+          <w14:ligatures w14:val="none"/>
+        </w:rPr>
+        <w:t xml:space="preserve"/>
+      </w:r>
+      <w:r>
+        <w:rPr>
+          <w:rFonts w:ascii="Arial Narrow" w:eastAsia="Times New Roman" w:hAnsi="Arial Narrow" w:cs="Arial"/>
+          <w:color w:val="000000"/>
+          <w:kern w:val="0"/>
+          <w:lang w:val="es-ES" w:eastAsia="es-ES"/>
+          <w14:ligatures w14:val="none"/>
+        </w:rPr>
+        <w:t/>
+      </w:r>
+      <w:r>
+        <w:rPr>
+          <w:rFonts w:ascii="Arial Narrow" w:eastAsia="Times New Roman" w:hAnsi="Arial Narrow" w:cs="Arial"/>
+          <w:color w:val="000000"/>
+          <w:kern w:val="0"/>
+          <w:lang w:val="es-ES" w:eastAsia="es-ES"/>
+          <w14:ligatures w14:val="none"/>
+        </w:rPr>
+        <w:t/>
       </w:r>
       <w:r>
         <w:rPr>
@@ -901,7 +901,7 @@
           <w:lang w:val="es-ES" w:eastAsia="es-ES"/>
           <w14:ligatures w14:val="none"/>
         </w:rPr>
-        <w:t xml:space="preserve">, señalando </w:t>
+        <w:t xml:space="preserve"/>
       </w:r>
       <w:r>
         <w:rPr>
@@ -912,7 +912,7 @@
           <w:lang w:val="es-ES" w:eastAsia="es-ES"/>
           <w14:ligatures w14:val="none"/>
         </w:rPr>
-        <w:t>lo siguiente:</w:t>
+        <w:t/>
       </w:r>
     </w:p>
     <w:p>
@@ -2137,7 +2137,7 @@
           <w:lang w:val="es-ES" w:eastAsia="es-ES"/>
           <w14:ligatures w14:val="none"/>
         </w:rPr>
-        <w:t xml:space="preserve">El </w:t>
+        <w:t xml:space="preserve">El señor [APELLIDO] no solicitó de manera expresa medidas correctivas. Asimismo, no requirió de manera expresa el reembolso de costos y costas del presente procedimiento.</w:t>
       </w:r>
       <w:r>
         <w:rPr>
@@ -2145,57 +2145,57 @@
           <w:kern w:val="0"/>
           <w14:ligatures w14:val="none"/>
         </w:rPr>
-        <w:t xml:space="preserve">señor Castillo </w:t>
-      </w:r>
-      <w:r>
-        <w:rPr>
-          <w:rFonts w:ascii="Arial Narrow" w:eastAsia="Times New Roman" w:hAnsi="Arial Narrow" w:cs="Arial"/>
-          <w:color w:val="000000"/>
-          <w:kern w:val="0"/>
-          <w:lang w:val="es-ES" w:eastAsia="es-ES"/>
-          <w14:ligatures w14:val="none"/>
-        </w:rPr>
-        <w:t>no solicitó de manera expresa</w:t>
-      </w:r>
-      <w:r>
-        <w:rPr>
-          <w:rFonts w:ascii="Arial Narrow" w:eastAsia="Times New Roman" w:hAnsi="Arial Narrow" w:cs="Arial"/>
-          <w:color w:val="000000"/>
-          <w:kern w:val="0"/>
-          <w:lang w:val="es-ES" w:eastAsia="es-ES"/>
-          <w14:ligatures w14:val="none"/>
-        </w:rPr>
-        <w:t xml:space="preserve"> medida</w:t>
-      </w:r>
-      <w:r>
-        <w:rPr>
-          <w:rFonts w:ascii="Arial Narrow" w:eastAsia="Times New Roman" w:hAnsi="Arial Narrow" w:cs="Arial"/>
-          <w:color w:val="000000"/>
-          <w:kern w:val="0"/>
-          <w:lang w:val="es-ES" w:eastAsia="es-ES"/>
-          <w14:ligatures w14:val="none"/>
-        </w:rPr>
-        <w:t>s</w:t>
-      </w:r>
-      <w:r>
-        <w:rPr>
-          <w:rFonts w:ascii="Arial Narrow" w:eastAsia="Times New Roman" w:hAnsi="Arial Narrow" w:cs="Arial"/>
-          <w:color w:val="000000"/>
-          <w:kern w:val="0"/>
-          <w:lang w:val="es-ES" w:eastAsia="es-ES"/>
-          <w14:ligatures w14:val="none"/>
-        </w:rPr>
-        <w:t xml:space="preserve"> correctiva</w:t>
-      </w:r>
-      <w:r>
-        <w:rPr>
-          <w:rFonts w:ascii="Arial Narrow" w:eastAsia="Times New Roman" w:hAnsi="Arial Narrow" w:cs="Arial"/>
-          <w:color w:val="000000"/>
-          <w:kern w:val="0"/>
-          <w:lang w:val="es-ES" w:eastAsia="es-ES"/>
-          <w14:ligatures w14:val="none"/>
-        </w:rPr>
-        <w:t>s</w:t>
+        <w:t xml:space="preserve"/>
+      </w:r>
+      <w:r>
+        <w:rPr>
+          <w:rFonts w:ascii="Arial Narrow" w:eastAsia="Times New Roman" w:hAnsi="Arial Narrow" w:cs="Arial"/>
+          <w:color w:val="000000"/>
+          <w:kern w:val="0"/>
+          <w:lang w:val="es-ES" w:eastAsia="es-ES"/>
+          <w14:ligatures w14:val="none"/>
+        </w:rPr>
+        <w:t/>
+      </w:r>
+      <w:r>
+        <w:rPr>
+          <w:rFonts w:ascii="Arial Narrow" w:eastAsia="Times New Roman" w:hAnsi="Arial Narrow" w:cs="Arial"/>
+          <w:color w:val="000000"/>
+          <w:kern w:val="0"/>
+          <w:lang w:val="es-ES" w:eastAsia="es-ES"/>
+          <w14:ligatures w14:val="none"/>
+        </w:rPr>
+        <w:t xml:space="preserve"/>
+      </w:r>
+      <w:r>
+        <w:rPr>
+          <w:rFonts w:ascii="Arial Narrow" w:eastAsia="Times New Roman" w:hAnsi="Arial Narrow" w:cs="Arial"/>
+          <w:color w:val="000000"/>
+          <w:kern w:val="0"/>
+          <w:lang w:val="es-ES" w:eastAsia="es-ES"/>
+          <w14:ligatures w14:val="none"/>
+        </w:rPr>
+        <w:t/>
+      </w:r>
+      <w:r>
+        <w:rPr>
+          <w:rFonts w:ascii="Arial Narrow" w:eastAsia="Times New Roman" w:hAnsi="Arial Narrow" w:cs="Arial"/>
+          <w:color w:val="000000"/>
+          <w:kern w:val="0"/>
+          <w:lang w:val="es-ES" w:eastAsia="es-ES"/>
+          <w14:ligatures w14:val="none"/>
+        </w:rPr>
+        <w:t xml:space="preserve"/>
+      </w:r>
+      <w:r>
+        <w:rPr>
+          <w:rFonts w:ascii="Arial Narrow" w:eastAsia="Times New Roman" w:hAnsi="Arial Narrow" w:cs="Arial"/>
+          <w:color w:val="000000"/>
+          <w:kern w:val="0"/>
+          <w:lang w:val="es-ES" w:eastAsia="es-ES"/>
+          <w14:ligatures w14:val="none"/>
+        </w:rPr>
+        <w:t/>
       </w:r>
       <w:bookmarkStart w:id="2" w:name="_Hlk206587071"/>
       <w:r>
@@ -2206,47 +2206,47 @@
           <w:lang w:val="es-ES" w:eastAsia="es-ES"/>
           <w14:ligatures w14:val="none"/>
         </w:rPr>
-        <w:t xml:space="preserve">. Asimismo, </w:t>
-      </w:r>
-      <w:r>
-        <w:rPr>
-          <w:rFonts w:ascii="Arial Narrow" w:eastAsia="Times New Roman" w:hAnsi="Arial Narrow" w:cs="Arial"/>
-          <w:color w:val="000000"/>
-          <w:kern w:val="0"/>
-          <w:lang w:val="es-ES" w:eastAsia="es-ES"/>
-          <w14:ligatures w14:val="none"/>
-        </w:rPr>
-        <w:t xml:space="preserve">no </w:t>
-      </w:r>
-      <w:r>
-        <w:rPr>
-          <w:rFonts w:ascii="Arial Narrow" w:eastAsia="Times New Roman" w:hAnsi="Arial Narrow" w:cs="Arial"/>
-          <w:color w:val="000000"/>
-          <w:kern w:val="0"/>
-          <w:lang w:val="es-ES" w:eastAsia="es-ES"/>
-          <w14:ligatures w14:val="none"/>
-        </w:rPr>
-        <w:t xml:space="preserve">requirió </w:t>
-      </w:r>
-      <w:r>
-        <w:rPr>
-          <w:rFonts w:ascii="Arial Narrow" w:eastAsia="Times New Roman" w:hAnsi="Arial Narrow" w:cs="Arial"/>
-          <w:color w:val="000000"/>
-          <w:kern w:val="0"/>
-          <w:lang w:val="es-ES" w:eastAsia="es-ES"/>
-          <w14:ligatures w14:val="none"/>
-        </w:rPr>
-        <w:t xml:space="preserve">de manera expresa </w:t>
-      </w:r>
-      <w:r>
-        <w:rPr>
-          <w:rFonts w:ascii="Arial Narrow" w:eastAsia="Times New Roman" w:hAnsi="Arial Narrow" w:cs="Arial"/>
-          <w:color w:val="000000"/>
-          <w:kern w:val="0"/>
-          <w:lang w:val="es-ES" w:eastAsia="es-ES"/>
-          <w14:ligatures w14:val="none"/>
-        </w:rPr>
-        <w:t>el reembolso de costos y costas del presente procedimiento.</w:t>
+        <w:t xml:space="preserve"/>
+      </w:r>
+      <w:r>
+        <w:rPr>
+          <w:rFonts w:ascii="Arial Narrow" w:eastAsia="Times New Roman" w:hAnsi="Arial Narrow" w:cs="Arial"/>
+          <w:color w:val="000000"/>
+          <w:kern w:val="0"/>
+          <w:lang w:val="es-ES" w:eastAsia="es-ES"/>
+          <w14:ligatures w14:val="none"/>
+        </w:rPr>
+        <w:t xml:space="preserve"/>
+      </w:r>
+      <w:r>
+        <w:rPr>
+          <w:rFonts w:ascii="Arial Narrow" w:eastAsia="Times New Roman" w:hAnsi="Arial Narrow" w:cs="Arial"/>
+          <w:color w:val="000000"/>
+          <w:kern w:val="0"/>
+          <w:lang w:val="es-ES" w:eastAsia="es-ES"/>
+          <w14:ligatures w14:val="none"/>
+        </w:rPr>
+        <w:t xml:space="preserve"/>
+      </w:r>
+      <w:r>
+        <w:rPr>
+          <w:rFonts w:ascii="Arial Narrow" w:eastAsia="Times New Roman" w:hAnsi="Arial Narrow" w:cs="Arial"/>
+          <w:color w:val="000000"/>
+          <w:kern w:val="0"/>
+          <w:lang w:val="es-ES" w:eastAsia="es-ES"/>
+          <w14:ligatures w14:val="none"/>
+        </w:rPr>
+        <w:t xml:space="preserve"/>
+      </w:r>
+      <w:r>
+        <w:rPr>
+          <w:rFonts w:ascii="Arial Narrow" w:eastAsia="Times New Roman" w:hAnsi="Arial Narrow" w:cs="Arial"/>
+          <w:color w:val="000000"/>
+          <w:kern w:val="0"/>
+          <w:lang w:val="es-ES" w:eastAsia="es-ES"/>
+          <w14:ligatures w14:val="none"/>
+        </w:rPr>
+        <w:t/>
       </w:r>
     </w:p>
     <w:bookmarkEnd w:id="2"/>
@@ -3707,7 +3707,7 @@
           <w:lang w:eastAsia="es-PE"/>
           <w14:ligatures w14:val="none"/>
         </w:rPr>
-        <w:t xml:space="preserve">PRIMERO: </w:t>
+        <w:t xml:space="preserve">PRIMERO: admitir a trámite la denuncia del 5 de noviembre del 2025, subsanado mediante escrito del 24 de noviembre de 2025, interpuesta por el señor [DENUNCIANTE] contra La Positiva Seguros y Reaseguros S.A. y Corredores de Seguros Falabella S.A.C., por lo siguiente:</w:t>
       </w:r>
       <w:r>
         <w:rPr>
@@ -3718,27 +3718,27 @@
           <w:lang w:eastAsia="es-PE"/>
           <w14:ligatures w14:val="none"/>
         </w:rPr>
-        <w:t xml:space="preserve">admitir a trámite la denuncia del </w:t>
-      </w:r>
-      <w:r>
-        <w:rPr>
-          <w:rFonts w:ascii="Arial Narrow" w:eastAsia="Times New Roman" w:hAnsi="Arial Narrow" w:cs="Arial"/>
-          <w:color w:val="000000"/>
-          <w:kern w:val="0"/>
-          <w:lang w:val="es-ES" w:eastAsia="es-ES"/>
-          <w14:ligatures w14:val="none"/>
-        </w:rPr>
-        <w:t>5 de noviembre del 2025, subsanado mediante escrito del 24 de noviembre de 2025</w:t>
-      </w:r>
-      <w:r>
-        <w:rPr>
-          <w:rFonts w:ascii="Arial Narrow" w:eastAsia="Times New Roman" w:hAnsi="Arial Narrow" w:cs="Arial"/>
-          <w:color w:val="000000"/>
-          <w:kern w:val="0"/>
-          <w:lang w:val="es-ES" w:eastAsia="es-ES"/>
-          <w14:ligatures w14:val="none"/>
-        </w:rPr>
-        <w:t xml:space="preserve">, </w:t>
+        <w:t xml:space="preserve"/>
+      </w:r>
+      <w:r>
+        <w:rPr>
+          <w:rFonts w:ascii="Arial Narrow" w:eastAsia="Times New Roman" w:hAnsi="Arial Narrow" w:cs="Arial"/>
+          <w:color w:val="000000"/>
+          <w:kern w:val="0"/>
+          <w:lang w:val="es-ES" w:eastAsia="es-ES"/>
+          <w14:ligatures w14:val="none"/>
+        </w:rPr>
+        <w:t/>
+      </w:r>
+      <w:r>
+        <w:rPr>
+          <w:rFonts w:ascii="Arial Narrow" w:eastAsia="Times New Roman" w:hAnsi="Arial Narrow" w:cs="Arial"/>
+          <w:color w:val="000000"/>
+          <w:kern w:val="0"/>
+          <w:lang w:val="es-ES" w:eastAsia="es-ES"/>
+          <w14:ligatures w14:val="none"/>
+        </w:rPr>
+        <w:t xml:space="preserve"/>
       </w:r>
       <w:r>
         <w:rPr>
@@ -3749,7 +3749,7 @@
           <w:lang w:eastAsia="es-PE"/>
           <w14:ligatures w14:val="none"/>
         </w:rPr>
-        <w:t xml:space="preserve">interpuesta </w:t>
+        <w:t xml:space="preserve"/>
       </w:r>
       <w:r>
         <w:rPr>
@@ -3760,7 +3760,7 @@
           <w:lang w:eastAsia="es-PE"/>
           <w14:ligatures w14:val="none"/>
         </w:rPr>
-        <w:t xml:space="preserve">por el </w:t>
+        <w:t xml:space="preserve"/>
       </w:r>
       <w:r>
         <w:rPr>
@@ -3770,7 +3770,7 @@
           <w:kern w:val="0"/>
           <w14:ligatures w14:val="none"/>
         </w:rPr>
-        <w:t xml:space="preserve">señor </w:t>
+        <w:t xml:space="preserve"/>
       </w:r>
       <w:r>
         <w:rPr>
@@ -3781,7 +3781,7 @@
           <w:lang w:eastAsia="es-PE"/>
           <w14:ligatures w14:val="none"/>
         </w:rPr>
-        <w:t>P</w:t>
+        <w:t/>
       </w:r>
       <w:r>
         <w:rPr>
@@ -3792,7 +3792,7 @@
           <w:lang w:eastAsia="es-PE"/>
           <w14:ligatures w14:val="none"/>
         </w:rPr>
-        <w:t xml:space="preserve">ablo Alberto Castillo Briceño </w:t>
+        <w:t xml:space="preserve"/>
       </w:r>
       <w:r>
         <w:rPr>
@@ -3803,21 +3803,21 @@
           <w:lang w:eastAsia="es-PE"/>
           <w14:ligatures w14:val="none"/>
         </w:rPr>
-        <w:t xml:space="preserve">contra </w:t>
+        <w:t xml:space="preserve"/>
       </w:r>
       <w:r>
         <w:rPr>
           <w:rFonts w:ascii="Arial Narrow" w:eastAsia="Arial Narrow" w:hAnsi="Arial Narrow" w:cs="Arial Narrow"/>
           <w:bCs/>
         </w:rPr>
-        <w:t xml:space="preserve">La Positiva Seguros y Reaseguros S.A. </w:t>
+        <w:t xml:space="preserve"/>
       </w:r>
       <w:r>
         <w:rPr>
           <w:rFonts w:ascii="Arial Narrow" w:eastAsia="Arial Narrow" w:hAnsi="Arial Narrow" w:cs="Arial Narrow"/>
           <w:bCs/>
         </w:rPr>
-        <w:t xml:space="preserve">y </w:t>
+        <w:t xml:space="preserve"/>
       </w:r>
       <w:r>
         <w:rPr>
@@ -3828,7 +3828,7 @@
           <w:lang w:eastAsia="es-PE"/>
           <w14:ligatures w14:val="none"/>
         </w:rPr>
-        <w:t>Corredores de Seguros Falabella S.A.C</w:t>
+        <w:t/>
       </w:r>
       <w:r>
         <w:rPr>
@@ -3839,7 +3839,7 @@
           <w:lang w:eastAsia="es-PE"/>
           <w14:ligatures w14:val="none"/>
         </w:rPr>
-        <w:t>.</w:t>
+        <w:t/>
       </w:r>
       <w:r>
         <w:rPr>
@@ -3850,7 +3850,7 @@
           <w:lang w:eastAsia="es-PE"/>
           <w14:ligatures w14:val="none"/>
         </w:rPr>
-        <w:t xml:space="preserve">, </w:t>
+        <w:t xml:space="preserve"/>
       </w:r>
       <w:r>
         <w:rPr>
@@ -3861,7 +3861,7 @@
           <w:lang w:eastAsia="es-PE"/>
           <w14:ligatures w14:val="none"/>
         </w:rPr>
-        <w:t>por</w:t>
+        <w:t/>
       </w:r>
       <w:r>
         <w:rPr>
@@ -3872,7 +3872,7 @@
           <w:lang w:eastAsia="es-PE"/>
           <w14:ligatures w14:val="none"/>
         </w:rPr>
-        <w:t xml:space="preserve"> lo siguiente:</w:t>
+        <w:t xml:space="preserve"/>
       </w:r>
     </w:p>
     <w:p>
@@ -6020,7 +6020,7 @@
           <w:b/>
           <w:bCs/>
         </w:rPr>
-        <w:t>DÉCIMO</w:t>
+        <w:t xml:space="preserve">DÉCIMO PRIMERO: requerir al señor [DENUNCIANTE] y a Corredores de Seguros Falabella S.A.C. para que, dentro del plazo de dos (2) días hábiles siguientes a la fecha en que reciban la notificación en sus bandejas de correo electrónico, efectúen la confirmación de recepción de la notificación remitida por este despacho a sus correos electrónicos, de conformidad con el segundo párrafo del numeral 4 del artículo 20 del Texto Único Ordenado de la Ley del Procedimiento Administrativo General, aprobado mediante Decreto Supremo 006-2026-JUS, bajo apercibimiento de rehacer el acto de notificación y notificarle conforme al numeral 1 del artículo 20 del citado cuerpo normativo.</w:t>
       </w:r>
       <w:r>
         <w:rPr>
@@ -6028,7 +6028,7 @@
           <w:b/>
           <w:bCs/>
         </w:rPr>
-        <w:t xml:space="preserve"> PRIMERO</w:t>
+        <w:t xml:space="preserve"/>
       </w:r>
       <w:r>
         <w:rPr>
@@ -6038,7 +6038,7 @@
           <w:kern w:val="0"/>
           <w14:ligatures w14:val="none"/>
         </w:rPr>
-        <w:t>:</w:t>
+        <w:t/>
       </w:r>
       <w:r>
         <w:rPr>
@@ -6048,7 +6048,7 @@
           <w:kern w:val="0"/>
           <w14:ligatures w14:val="none"/>
         </w:rPr>
-        <w:t xml:space="preserve"> </w:t>
+        <w:t xml:space="preserve"/>
       </w:r>
       <w:r>
         <w:rPr>
@@ -6058,7 +6058,7 @@
           <w:kern w:val="0"/>
           <w14:ligatures w14:val="none"/>
         </w:rPr>
-        <w:t>requerir a</w:t>
+        <w:t/>
       </w:r>
       <w:r>
         <w:rPr>
@@ -6068,7 +6068,7 @@
           <w:kern w:val="0"/>
           <w14:ligatures w14:val="none"/>
         </w:rPr>
-        <w:t xml:space="preserve">l </w:t>
+        <w:t xml:space="preserve"/>
       </w:r>
       <w:r>
         <w:rPr>
@@ -6078,7 +6078,7 @@
           <w:kern w:val="0"/>
           <w14:ligatures w14:val="none"/>
         </w:rPr>
-        <w:t xml:space="preserve">señor </w:t>
+        <w:t xml:space="preserve"/>
       </w:r>
       <w:r>
         <w:rPr>
@@ -6089,126 +6089,126 @@
           <w:lang w:eastAsia="es-PE"/>
           <w14:ligatures w14:val="none"/>
         </w:rPr>
-        <w:t xml:space="preserve">Pablo Alberto Castillo Briceño y a Corredores de Seguros Falabella S.A.C. </w:t>
+        <w:t xml:space="preserve"/>
       </w:r>
       <w:r>
         <w:rPr>
           <w:rFonts w:ascii="Arial Narrow" w:hAnsi="Arial Narrow"/>
           <w:color w:val="000000"/>
         </w:rPr>
-        <w:t>para que, dentro del plazo</w:t>
+        <w:t/>
       </w:r>
       <w:r>
         <w:rPr>
           <w:rFonts w:ascii="Arial Narrow" w:hAnsi="Arial Narrow"/>
           <w:color w:val="000000"/>
         </w:rPr>
-        <w:t xml:space="preserve"> de dos (2) días hábiles siguientes a la </w:t>
+        <w:t xml:space="preserve"/>
       </w:r>
       <w:r>
         <w:rPr>
           <w:rFonts w:ascii="Arial Narrow" w:hAnsi="Arial Narrow"/>
           <w:color w:val="000000"/>
         </w:rPr>
-        <w:t>fecha en que reciba</w:t>
+        <w:t/>
       </w:r>
       <w:r>
         <w:rPr>
           <w:rFonts w:ascii="Arial Narrow" w:hAnsi="Arial Narrow"/>
           <w:color w:val="000000"/>
         </w:rPr>
-        <w:t>n</w:t>
+        <w:t/>
       </w:r>
       <w:r>
         <w:rPr>
           <w:rFonts w:ascii="Arial Narrow" w:hAnsi="Arial Narrow"/>
           <w:color w:val="000000"/>
         </w:rPr>
-        <w:t xml:space="preserve"> la notificación en su</w:t>
+        <w:t xml:space="preserve"/>
       </w:r>
       <w:r>
         <w:rPr>
           <w:rFonts w:ascii="Arial Narrow" w:hAnsi="Arial Narrow"/>
           <w:color w:val="000000"/>
         </w:rPr>
-        <w:t>s</w:t>
+        <w:t/>
       </w:r>
       <w:r>
         <w:rPr>
           <w:rFonts w:ascii="Arial Narrow" w:hAnsi="Arial Narrow"/>
           <w:color w:val="000000"/>
         </w:rPr>
-        <w:t xml:space="preserve"> bandeja</w:t>
+        <w:t xml:space="preserve"/>
       </w:r>
       <w:r>
         <w:rPr>
           <w:rFonts w:ascii="Arial Narrow" w:hAnsi="Arial Narrow"/>
           <w:color w:val="000000"/>
         </w:rPr>
-        <w:t>s</w:t>
+        <w:t/>
       </w:r>
       <w:r>
         <w:rPr>
           <w:rFonts w:ascii="Arial Narrow" w:hAnsi="Arial Narrow"/>
           <w:color w:val="000000"/>
         </w:rPr>
-        <w:t xml:space="preserve"> de correo electrónico, efectúe</w:t>
+        <w:t xml:space="preserve"/>
       </w:r>
       <w:r>
         <w:rPr>
           <w:rFonts w:ascii="Arial Narrow" w:hAnsi="Arial Narrow"/>
           <w:color w:val="000000"/>
         </w:rPr>
-        <w:t>n</w:t>
+        <w:t/>
       </w:r>
       <w:r>
         <w:rPr>
           <w:rFonts w:ascii="Arial Narrow" w:hAnsi="Arial Narrow"/>
           <w:color w:val="000000"/>
         </w:rPr>
-        <w:t xml:space="preserve"> la confirmación de recepción de la notificación remitida por este despacho a su</w:t>
+        <w:t xml:space="preserve"/>
       </w:r>
       <w:r>
         <w:rPr>
           <w:rFonts w:ascii="Arial Narrow" w:hAnsi="Arial Narrow"/>
           <w:color w:val="000000"/>
         </w:rPr>
-        <w:t>s</w:t>
+        <w:t/>
       </w:r>
       <w:r>
         <w:rPr>
           <w:rFonts w:ascii="Arial Narrow" w:hAnsi="Arial Narrow"/>
           <w:color w:val="000000"/>
         </w:rPr>
-        <w:t xml:space="preserve"> correo</w:t>
+        <w:t xml:space="preserve"/>
       </w:r>
       <w:r>
         <w:rPr>
           <w:rFonts w:ascii="Arial Narrow" w:hAnsi="Arial Narrow"/>
           <w:color w:val="000000"/>
         </w:rPr>
-        <w:t>s</w:t>
+        <w:t/>
       </w:r>
       <w:r>
         <w:rPr>
           <w:rFonts w:ascii="Arial Narrow" w:hAnsi="Arial Narrow"/>
           <w:color w:val="000000"/>
         </w:rPr>
-        <w:t xml:space="preserve"> electrónico</w:t>
+        <w:t xml:space="preserve"/>
       </w:r>
       <w:r>
         <w:rPr>
           <w:rFonts w:ascii="Arial Narrow" w:hAnsi="Arial Narrow"/>
           <w:color w:val="000000"/>
         </w:rPr>
-        <w:t>s</w:t>
+        <w:t/>
       </w:r>
       <w:r>
         <w:rPr>
           <w:rFonts w:ascii="Arial Narrow" w:hAnsi="Arial Narrow"/>
           <w:color w:val="000000"/>
         </w:rPr>
-        <w:t>, de conformidad con el segundo párrafo del numeral 4 del artículo 20</w:t>
+        <w:t/>
       </w:r>
       <w:r>
         <w:rPr>
@@ -6225,14 +6225,14 @@
           <w:rFonts w:ascii="Arial Narrow" w:hAnsi="Arial Narrow"/>
           <w:color w:val="000000"/>
         </w:rPr>
-        <w:t xml:space="preserve"> del Texto Único Ordenado de la Ley del Procedimiento Administrativo</w:t>
+        <w:t xml:space="preserve"/>
       </w:r>
       <w:r>
         <w:rPr>
           <w:rFonts w:ascii="Arial Narrow" w:hAnsi="Arial Narrow"/>
           <w:color w:val="000000"/>
         </w:rPr>
-        <w:t xml:space="preserve"> General, aprobado mediante Decreto Supremo 006-2026-JUS, bajo apercibimiento de rehacer el acto de notificación y notificarle conforme al numeral 1 del artículo 20</w:t>
+        <w:t xml:space="preserve"/>
       </w:r>
       <w:r>
         <w:rPr>
@@ -6249,7 +6249,7 @@
           <w:rFonts w:ascii="Arial Narrow" w:hAnsi="Arial Narrow"/>
           <w:color w:val="000000"/>
         </w:rPr>
-        <w:t xml:space="preserve"> del citado cuerpo normativo</w:t>
+        <w:t xml:space="preserve"/>
       </w:r>
       <w:r>
         <w:rPr>
@@ -6262,7 +6262,7 @@
         <w:rPr>
           <w:rFonts w:ascii="Arial Narrow" w:hAnsi="Arial Narrow" w:cs="Arial"/>
         </w:rPr>
-        <w:t>.</w:t>
+        <w:t/>
       </w:r>
     </w:p>
     <w:p>

--- a/plantillas_maestras/01_seguro_vehicular/materia_general_asegurativa/2_ddos_banco_y_aseguradora/varon/TPL_3411_2025_SEGURO_VEHICULAR_MATERIA_GENERAL_ASEGURATIVA_BANCO_VARON_R1.docx
+++ b/plantillas_maestras/01_seguro_vehicular/materia_general_asegurativa/2_ddos_banco_y_aseguradora/varon/TPL_3411_2025_SEGURO_VEHICULAR_MATERIA_GENERAL_ASEGURATIVA_BANCO_VARON_R1.docx
@@ -731,6 +731,7 @@
       </w:r>
       <w:r>
         <w:rPr>
+          <w:rStyle w:val="Refdenotaalpie"/>
           <w:rFonts w:ascii="Arial Narrow" w:eastAsia="Times New Roman" w:hAnsi="Arial Narrow" w:cs="Times New Roman"/>
           <w:color w:val="000000"/>
           <w:kern w:val="0"/>
@@ -884,6 +885,7 @@
       </w:r>
       <w:r>
         <w:rPr>
+          <w:rStyle w:val="Refdenotaalpie"/>
           <w:rFonts w:ascii="Arial Narrow" w:eastAsia="Times New Roman" w:hAnsi="Arial Narrow" w:cs="Times New Roman"/>
           <w:color w:val="000000"/>
           <w:kern w:val="0"/>
@@ -2360,6 +2362,7 @@
       </w:r>
       <w:r>
         <w:rPr>
+          <w:rStyle w:val="Refdenotaalpie"/>
           <w:rFonts w:ascii="Arial Narrow" w:eastAsia="Arial Narrow" w:hAnsi="Arial Narrow" w:cs="Arial Narrow"/>
           <w:kern w:val="0"/>
           <w:vertAlign w:val="superscript"/>
@@ -2475,6 +2478,7 @@
       <w:bookmarkStart w:id="6" w:name="_Hlk211599421"/>
       <w:r>
         <w:rPr>
+          <w:rStyle w:val="Refdenotaalpie"/>
           <w:rFonts w:ascii="Arial Narrow" w:eastAsia="Arial Narrow" w:hAnsi="Arial Narrow" w:cs="Arial"/>
           <w:kern w:val="0"/>
           <w:vertAlign w:val="superscript"/>
@@ -2919,6 +2923,7 @@
       </w:r>
       <w:r>
         <w:rPr>
+          <w:rStyle w:val="Refdenotaalpie"/>
           <w:rFonts w:ascii="Arial Narrow" w:eastAsia="Arial Narrow" w:hAnsi="Arial Narrow" w:cs="Arial"/>
           <w:kern w:val="0"/>
           <w:vertAlign w:val="superscript"/>
@@ -3066,6 +3071,7 @@
       </w:r>
       <w:r>
         <w:rPr>
+          <w:rStyle w:val="Refdenotaalpie"/>
           <w:rFonts w:ascii="Arial Narrow" w:eastAsia="Arial Narrow" w:hAnsi="Arial Narrow" w:cs="Arial Narrow"/>
           <w:kern w:val="0"/>
           <w:vertAlign w:val="superscript"/>
@@ -4720,6 +4726,7 @@
       </w:r>
       <w:r>
         <w:rPr>
+          <w:rStyle w:val="Refdenotaalpie"/>
           <w:rFonts w:ascii="Arial Narrow" w:eastAsia="Calibri" w:hAnsi="Arial Narrow" w:cs="Arial"/>
           <w:kern w:val="0"/>
           <w:vertAlign w:val="superscript"/>
@@ -4764,6 +4771,7 @@
       </w:r>
       <w:r>
         <w:rPr>
+          <w:rStyle w:val="Refdenotaalpie"/>
           <w:rFonts w:ascii="Arial Narrow" w:eastAsia="Calibri" w:hAnsi="Arial Narrow" w:cs="Arial"/>
           <w:spacing w:val="-2"/>
           <w:kern w:val="0"/>
@@ -5563,6 +5571,7 @@
       </w:r>
       <w:r>
         <w:rPr>
+          <w:rStyle w:val="Refdenotaalpie"/>
           <w:rFonts w:ascii="Arial Narrow" w:eastAsia="Arial Narrow" w:hAnsi="Arial Narrow" w:cs="Times New Roman"/>
           <w:color w:val="000000"/>
           <w:kern w:val="0"/>
@@ -5644,6 +5653,7 @@
       </w:r>
       <w:r>
         <w:rPr>
+          <w:rStyle w:val="Refdenotaalpie"/>
           <w:rFonts w:ascii="Arial Narrow" w:eastAsia="Arial Narrow" w:hAnsi="Arial Narrow" w:cs="Times New Roman"/>
           <w:color w:val="000000"/>
           <w:kern w:val="0"/>
@@ -5697,6 +5707,7 @@
       </w:r>
       <w:r>
         <w:rPr>
+          <w:rStyle w:val="Refdenotaalpie"/>
           <w:rFonts w:ascii="Arial Narrow" w:eastAsia="Arial Narrow" w:hAnsi="Arial Narrow" w:cs="Times New Roman"/>
           <w:color w:val="000000"/>
           <w:kern w:val="0"/>
@@ -5871,6 +5882,7 @@
       </w:r>
       <w:r>
         <w:rPr>
+          <w:rStyle w:val="Refdenotaalpie"/>
           <w:rFonts w:ascii="Arial Narrow" w:eastAsia="Calibri" w:hAnsi="Arial Narrow" w:cs="Arial"/>
           <w:kern w:val="0"/>
           <w:vertAlign w:val="superscript"/>
@@ -6253,6 +6265,7 @@
       </w:r>
       <w:r>
         <w:rPr>
+          <w:rStyle w:val="Refdenotaalpie"/>
           <w:rFonts w:ascii="Arial Narrow" w:hAnsi="Arial Narrow"/>
           <w:vertAlign w:val="superscript"/>
         </w:rPr>
@@ -6602,14 +6615,14 @@
         <w:tab w:val="right" w:pos="8838"/>
       </w:tabs>
       <w:rPr>
-        <w:rFonts w:ascii="Arial" w:eastAsia="Arial" w:hAnsi="Arial" w:cs="Arial"/>
+        <w:rFonts w:ascii="Arial Narrow" w:eastAsia="Arial" w:hAnsi="Arial Narrow" w:cs="Arial"/>
         <w:sz w:val="16"/>
         <w:szCs w:val="16"/>
       </w:rPr>
     </w:pPr>
     <w:r>
       <w:rPr>
-        <w:rFonts w:ascii="Arial" w:eastAsia="Arial" w:hAnsi="Arial" w:cs="Arial"/>
+        <w:rFonts w:ascii="Arial Narrow" w:eastAsia="Arial" w:hAnsi="Arial Narrow" w:cs="Arial"/>
         <w:sz w:val="16"/>
         <w:szCs w:val="16"/>
       </w:rPr>
@@ -6623,7 +6636,7 @@
     </w:pPr>
     <w:r>
       <w:rPr>
-        <w:rFonts w:ascii="Arial" w:eastAsia="Arial" w:hAnsi="Arial" w:cs="Arial"/>
+        <w:rFonts w:ascii="Arial Narrow" w:eastAsia="Arial" w:hAnsi="Arial Narrow" w:cs="Arial"/>
         <w:sz w:val="16"/>
         <w:szCs w:val="16"/>
       </w:rPr>
@@ -6631,7 +6644,7 @@
     </w:r>
     <w:r>
       <w:rPr>
-        <w:rFonts w:ascii="Arial" w:eastAsia="Arial" w:hAnsi="Arial" w:cs="Arial"/>
+        <w:rFonts w:ascii="Arial Narrow" w:eastAsia="Arial" w:hAnsi="Arial Narrow" w:cs="Arial"/>
         <w:sz w:val="16"/>
         <w:szCs w:val="16"/>
       </w:rPr>
@@ -6639,7 +6652,7 @@
     </w:r>
     <w:r>
       <w:rPr>
-        <w:rFonts w:ascii="Arial" w:eastAsia="Arial" w:hAnsi="Arial" w:cs="Arial"/>
+        <w:rFonts w:ascii="Arial Narrow" w:eastAsia="Arial" w:hAnsi="Arial Narrow" w:cs="Arial"/>
         <w:sz w:val="16"/>
         <w:szCs w:val="16"/>
       </w:rPr>
@@ -6647,7 +6660,7 @@
     </w:r>
     <w:r>
       <w:rPr>
-        <w:rFonts w:ascii="Arial" w:eastAsia="Arial" w:hAnsi="Arial" w:cs="Arial"/>
+        <w:rFonts w:ascii="Arial Narrow" w:eastAsia="Arial" w:hAnsi="Arial Narrow" w:cs="Arial"/>
         <w:sz w:val="16"/>
         <w:szCs w:val="16"/>
       </w:rPr>
@@ -6655,7 +6668,7 @@
     </w:r>
     <w:r>
       <w:rPr>
-        <w:rFonts w:ascii="Arial" w:eastAsia="Arial" w:hAnsi="Arial" w:cs="Arial"/>
+        <w:rFonts w:ascii="Arial Narrow" w:eastAsia="Arial" w:hAnsi="Arial Narrow" w:cs="Arial"/>
         <w:sz w:val="16"/>
         <w:szCs w:val="16"/>
       </w:rPr>
@@ -6703,8 +6716,9 @@
         <w:rPr>
           <w:rStyle w:val="Refdenotaalpie"/>
           <w:rFonts w:ascii="Arial Narrow" w:hAnsi="Arial Narrow" w:cs="Arial"/>
-          <w:sz w:val="14"/>
-          <w:szCs w:val="14"/>
+          <w:sz w:val="16"/>
+          <w:szCs w:val="14"/>
+          <w:vertAlign w:val="superscript"/>
         </w:rPr>
         <w:footnoteRef/>
       </w:r>
@@ -6819,8 +6833,9 @@
         <w:rPr>
           <w:rStyle w:val="Refdenotaalpie"/>
           <w:rFonts w:ascii="Arial Narrow" w:hAnsi="Arial Narrow" w:cs="Arial"/>
-          <w:sz w:val="14"/>
-          <w:szCs w:val="14"/>
+          <w:sz w:val="16"/>
+          <w:szCs w:val="14"/>
+          <w:vertAlign w:val="superscript"/>
         </w:rPr>
         <w:footnoteRef/>
       </w:r>
@@ -6893,8 +6908,9 @@
         <w:rPr>
           <w:rStyle w:val="Refdenotaalpie"/>
           <w:rFonts w:ascii="Arial Narrow" w:hAnsi="Arial Narrow" w:cs="Arial"/>
-          <w:sz w:val="14"/>
-          <w:szCs w:val="14"/>
+          <w:sz w:val="16"/>
+          <w:szCs w:val="14"/>
+          <w:vertAlign w:val="superscript"/>
         </w:rPr>
         <w:footnoteRef/>
       </w:r>
@@ -7146,8 +7162,9 @@
         <w:rPr>
           <w:rStyle w:val="Refdenotaalpie"/>
           <w:rFonts w:ascii="Arial Narrow" w:hAnsi="Arial Narrow"/>
-          <w:sz w:val="14"/>
-          <w:szCs w:val="14"/>
+          <w:sz w:val="16"/>
+          <w:szCs w:val="14"/>
+          <w:vertAlign w:val="superscript"/>
         </w:rPr>
         <w:footnoteRef/>
       </w:r>
@@ -7329,8 +7346,9 @@
         <w:rPr>
           <w:rStyle w:val="Refdenotaalpie"/>
           <w:rFonts w:ascii="Arial Narrow" w:hAnsi="Arial Narrow"/>
-          <w:sz w:val="14"/>
-          <w:szCs w:val="14"/>
+          <w:sz w:val="16"/>
+          <w:szCs w:val="14"/>
+          <w:vertAlign w:val="superscript"/>
         </w:rPr>
         <w:footnoteRef/>
       </w:r>
@@ -7481,8 +7499,9 @@
         <w:rPr>
           <w:rStyle w:val="Refdenotaalpie"/>
           <w:rFonts w:ascii="Arial Narrow" w:hAnsi="Arial Narrow" w:cs="Arial"/>
-          <w:sz w:val="14"/>
-          <w:szCs w:val="14"/>
+          <w:sz w:val="16"/>
+          <w:szCs w:val="14"/>
+          <w:vertAlign w:val="superscript"/>
         </w:rPr>
         <w:footnoteRef/>
       </w:r>
@@ -7648,8 +7667,9 @@
         <w:rPr>
           <w:rStyle w:val="Refdenotaalpie"/>
           <w:rFonts w:ascii="Arial Narrow" w:hAnsi="Arial Narrow" w:cs="Arial"/>
-          <w:sz w:val="14"/>
-          <w:szCs w:val="14"/>
+          <w:sz w:val="16"/>
+          <w:szCs w:val="14"/>
+          <w:vertAlign w:val="superscript"/>
         </w:rPr>
         <w:footnoteRef/>
       </w:r>
@@ -7718,8 +7738,9 @@
         <w:rPr>
           <w:rStyle w:val="Refdenotaalpie"/>
           <w:rFonts w:ascii="Arial Narrow" w:hAnsi="Arial Narrow" w:cs="Arial"/>
-          <w:sz w:val="14"/>
-          <w:szCs w:val="14"/>
+          <w:sz w:val="16"/>
+          <w:szCs w:val="14"/>
+          <w:vertAlign w:val="superscript"/>
         </w:rPr>
         <w:footnoteRef/>
       </w:r>
@@ -7907,9 +7928,9 @@
       </w:pPr>
       <w:r>
         <w:rPr>
-          <w:rStyle w:val="TextonotapieCar"/>
+          <w:rStyle w:val="Refdenotaalpie"/>
           <w:rFonts w:ascii="Arial Narrow" w:hAnsi="Arial Narrow" w:cs="Arial"/>
-          <w:sz w:val="14"/>
+          <w:sz w:val="16"/>
           <w:szCs w:val="14"/>
           <w:vertAlign w:val="superscript"/>
         </w:rPr>
@@ -8121,8 +8142,9 @@
         <w:rPr>
           <w:rStyle w:val="Refdenotaalpie"/>
           <w:rFonts w:ascii="Arial Narrow" w:hAnsi="Arial Narrow" w:cs="Arial"/>
-          <w:sz w:val="14"/>
-          <w:szCs w:val="14"/>
+          <w:sz w:val="16"/>
+          <w:szCs w:val="14"/>
+          <w:vertAlign w:val="superscript"/>
         </w:rPr>
         <w:footnoteRef/>
       </w:r>
@@ -8920,8 +8942,9 @@
         <w:rPr>
           <w:rStyle w:val="Refdenotaalpie"/>
           <w:rFonts w:ascii="Arial Narrow" w:hAnsi="Arial Narrow" w:cs="Arial"/>
-          <w:sz w:val="14"/>
-          <w:szCs w:val="14"/>
+          <w:sz w:val="16"/>
+          <w:szCs w:val="14"/>
+          <w:vertAlign w:val="superscript"/>
         </w:rPr>
         <w:footnoteRef/>
       </w:r>
@@ -9140,8 +9163,9 @@
           <w:rFonts w:ascii="Arial Narrow" w:hAnsi="Arial Narrow" w:cs="Arial"/>
           <w:b/>
           <w:bCs/>
-          <w:sz w:val="14"/>
-          <w:szCs w:val="14"/>
+          <w:sz w:val="16"/>
+          <w:szCs w:val="14"/>
+          <w:vertAlign w:val="superscript"/>
         </w:rPr>
         <w:footnoteRef/>
       </w:r>
@@ -9260,8 +9284,9 @@
         <w:rPr>
           <w:rStyle w:val="Refdenotaalpie"/>
           <w:rFonts w:ascii="Arial Narrow" w:hAnsi="Arial Narrow" w:cs="Arial"/>
-          <w:sz w:val="14"/>
-          <w:szCs w:val="14"/>
+          <w:sz w:val="16"/>
+          <w:szCs w:val="14"/>
+          <w:vertAlign w:val="superscript"/>
         </w:rPr>
         <w:footnoteRef/>
       </w:r>
@@ -11840,6 +11865,17 @@
       <w:szCs w:val="20"/>
     </w:rPr>
   </w:style>
+  <w:style w:type="character" w:styleId="FootnoteReference">
+    <w:name w:val="footnote reference"/>
+    <w:basedOn w:val="Fuentedeprrafopredeter"/>
+    <w:uiPriority w:val="99"/>
+    <w:semiHidden/>
+    <w:unhideWhenUsed/>
+    <w:rPr>
+      <w:rFonts w:ascii="Arial Narrow" w:hAnsi="Arial Narrow"/>
+      <w:vertAlign w:val="superscript"/>
+    </w:rPr>
+  </w:style>
 </w:styles>
 </file>
 

--- a/plantillas_maestras/01_seguro_vehicular/materia_general_asegurativa/2_ddos_banco_y_aseguradora/varon/TPL_3411_2025_SEGURO_VEHICULAR_MATERIA_GENERAL_ASEGURATIVA_BANCO_VARON_R1.docx
+++ b/plantillas_maestras/01_seguro_vehicular/materia_general_asegurativa/2_ddos_banco_y_aseguradora/varon/TPL_3411_2025_SEGURO_VEHICULAR_MATERIA_GENERAL_ASEGURATIVA_BANCO_VARON_R1.docx
@@ -1,8 +1,8 @@
 
 <file path=word/document.xml><?xml version="1.0" encoding="utf-8"?>
-<w:document xmlns:wpc="http://schemas.microsoft.com/office/word/2010/wordprocessingCanvas" xmlns:cx="http://schemas.microsoft.com/office/drawing/2014/chartex" xmlns:cx1="http://schemas.microsoft.com/office/drawing/2015/9/8/chartex" xmlns:cx2="http://schemas.microsoft.com/office/drawing/2015/10/21/chartex" xmlns:cx3="http://schemas.microsoft.com/office/drawing/2016/5/9/chartex" xmlns:cx4="http://schemas.microsoft.com/office/drawing/2016/5/10/chartex" xmlns:cx5="http://schemas.microsoft.com/office/drawing/2016/5/11/chartex" xmlns:cx6="http://schemas.microsoft.com/office/drawing/2016/5/12/chartex" xmlns:cx7="http://schemas.microsoft.com/office/drawing/2016/5/13/chartex" xmlns:cx8="http://schemas.microsoft.com/office/drawing/2016/5/14/chartex" xmlns:mc="http://schemas.openxmlformats.org/markup-compatibility/2006" xmlns:aink="http://schemas.microsoft.com/office/drawing/2016/ink" xmlns:am3d="http://schemas.microsoft.com/office/drawing/2017/model3d" xmlns:o="urn:schemas-microsoft-com:office:office" xmlns:oel="http://schemas.microsoft.com/office/2019/extlst" xmlns:r="http://schemas.openxmlformats.org/officeDocument/2006/relationships" xmlns:m="http://schemas.openxmlformats.org/officeDocument/2006/math" xmlns:v="urn:schemas-microsoft-com:vml" xmlns:wp14="http://schemas.microsoft.com/office/word/2010/wordprocessingDrawing" xmlns:wp="http://schemas.openxmlformats.org/drawingml/2006/wordprocessingDrawing" xmlns:w10="urn:schemas-microsoft-com:office:word" xmlns:w="http://schemas.openxmlformats.org/wordprocessingml/2006/main" xmlns:w14="http://schemas.microsoft.com/office/word/2010/wordml" xmlns:w15="http://schemas.microsoft.com/office/word/2012/wordml" xmlns:w16cex="http://schemas.microsoft.com/office/word/2018/wordml/cex" xmlns:w16cid="http://schemas.microsoft.com/office/word/2016/wordml/cid" xmlns:w16="http://schemas.microsoft.com/office/word/2018/wordml" xmlns:w16du="http://schemas.microsoft.com/office/word/2023/wordml/word16du" xmlns:w16sdtdh="http://schemas.microsoft.com/office/word/2020/wordml/sdtdatahash" xmlns:w16sdtfl="http://schemas.microsoft.com/office/word/2024/wordml/sdtformatlock" xmlns:w16se="http://schemas.microsoft.com/office/word/2015/wordml/symex" xmlns:wpg="http://schemas.microsoft.com/office/word/2010/wordprocessingGroup" xmlns:wpi="http://schemas.microsoft.com/office/word/2010/wordprocessingInk" xmlns:wne="http://schemas.microsoft.com/office/word/2006/wordml" xmlns:wps="http://schemas.microsoft.com/office/word/2010/wordprocessingShape" mc:Ignorable="w14 w15 w16se w16cid w16 w16cex w16sdtdh w16sdtfl w16du wp14">
+<w:document xmlns:ns1="http://schemas.openxmlformats.org/markup-compatibility/2006" xmlns:ns2="http://schemas.microsoft.com/office/word/2010/wordml" xmlns:ns3="http://schemas.openxmlformats.org/officeDocument/2006/relationships" xmlns:w="http://schemas.openxmlformats.org/wordprocessingml/2006/main" ns1:Ignorable="w14 w15 w16se w16cid w16 w16cex w16sdtdh w16sdtfl w16du wp14">
   <w:body>
-    <w:p>
+    <w:p ns2:paraId="4D92E425" ns2:textId="36F75AF8">
       <w:pPr>
         <w:tabs>
           <w:tab w:val="left" w:pos="1701"/>
@@ -14,7 +14,7 @@
           <w:color w:val="000000"/>
           <w:kern w:val="0"/>
           <w:lang w:eastAsia="es-PE"/>
-          <w14:ligatures w14:val="none"/>
+          <ns2:ligatures ns2:val="none"/>
         </w:rPr>
       </w:pPr>
       <w:bookmarkStart w:id="0" w:name="_Hlk80343540"/>
@@ -25,7 +25,7 @@
           <w:color w:val="000000"/>
           <w:kern w:val="0"/>
           <w:lang w:eastAsia="es-PE"/>
-          <w14:ligatures w14:val="none"/>
+          <ns2:ligatures ns2:val="none"/>
         </w:rPr>
         <w:t>EX</w:t>
       </w:r>
@@ -36,7 +36,7 @@
           <w:color w:val="000000"/>
           <w:kern w:val="0"/>
           <w:lang w:eastAsia="es-PE"/>
-          <w14:ligatures w14:val="none"/>
+          <ns2:ligatures ns2:val="none"/>
         </w:rPr>
         <w:t xml:space="preserve">PEDIENTE </w:t>
       </w:r>
@@ -47,7 +47,7 @@
           <w:color w:val="000000"/>
           <w:kern w:val="0"/>
           <w:lang w:eastAsia="es-PE"/>
-          <w14:ligatures w14:val="none"/>
+          <ns2:ligatures ns2:val="none"/>
         </w:rPr>
         <w:tab/>
         <w:t>:</w:t>
@@ -59,7 +59,7 @@
           <w:color w:val="000000"/>
           <w:kern w:val="0"/>
           <w:lang w:eastAsia="es-PE"/>
-          <w14:ligatures w14:val="none"/>
+          <ns2:ligatures ns2:val="none"/>
         </w:rPr>
         <w:tab/>
       </w:r>
@@ -72,12 +72,12 @@
           <w:kern w:val="0"/>
           <w:shd w:val="clear" w:color="auto" w:fill="FFFFFF"/>
           <w:lang w:eastAsia="es-PE"/>
-          <w14:ligatures w14:val="none"/>
+          <ns2:ligatures ns2:val="none"/>
         </w:rPr>
         <w:t>3411-2025/CC1</w:t>
       </w:r>
     </w:p>
-    <w:p>
+    <w:p ns2:paraId="174737B6" ns2:textId="27E4F297">
       <w:pPr>
         <w:tabs>
           <w:tab w:val="left" w:pos="1701"/>
@@ -92,17 +92,17 @@
           <w:color w:val="000000"/>
           <w:kern w:val="0"/>
           <w:lang w:eastAsia="es-PE"/>
-          <w14:ligatures w14:val="none"/>
-        </w:rPr>
-      </w:pPr>
-      <w:r>
-        <w:rPr>
-          <w:rFonts w:ascii="Arial Narrow" w:eastAsia="Arial Narrow" w:hAnsi="Arial Narrow" w:cs="Arial Narrow"/>
-          <w:b/>
-          <w:color w:val="000000"/>
-          <w:kern w:val="0"/>
-          <w:lang w:eastAsia="es-PE"/>
-          <w14:ligatures w14:val="none"/>
+          <ns2:ligatures ns2:val="none"/>
+        </w:rPr>
+      </w:pPr>
+      <w:r>
+        <w:rPr>
+          <w:rFonts w:ascii="Arial Narrow" w:eastAsia="Arial Narrow" w:hAnsi="Arial Narrow" w:cs="Arial Narrow"/>
+          <w:b/>
+          <w:color w:val="000000"/>
+          <w:kern w:val="0"/>
+          <w:lang w:eastAsia="es-PE"/>
+          <ns2:ligatures ns2:val="none"/>
         </w:rPr>
         <w:t xml:space="preserve">DENUNCIANTE:[DENUNCIANTE] (SEÑOR [APELLIDO])</w:t>
       </w:r>
@@ -113,7 +113,7 @@
           <w:color w:val="000000"/>
           <w:kern w:val="0"/>
           <w:lang w:eastAsia="es-PE"/>
-          <w14:ligatures w14:val="none"/>
+          <ns2:ligatures ns2:val="none"/>
         </w:rPr>
         <w:tab/>
         <w:t/>
@@ -125,7 +125,7 @@
           <w:color w:val="000000"/>
           <w:kern w:val="0"/>
           <w:lang w:eastAsia="es-PE"/>
-          <w14:ligatures w14:val="none"/>
+          <ns2:ligatures ns2:val="none"/>
         </w:rPr>
         <w:tab/>
       </w:r>
@@ -136,7 +136,7 @@
           <w:color w:val="000000"/>
           <w:kern w:val="0"/>
           <w:lang w:eastAsia="es-PE"/>
-          <w14:ligatures w14:val="none"/>
+          <ns2:ligatures ns2:val="none"/>
         </w:rPr>
         <w:t xml:space="preserve"/>
       </w:r>
@@ -147,7 +147,7 @@
           <w:color w:val="000000"/>
           <w:kern w:val="0"/>
           <w:lang w:eastAsia="es-PE"/>
-          <w14:ligatures w14:val="none"/>
+          <ns2:ligatures ns2:val="none"/>
         </w:rPr>
         <w:t xml:space="preserve"/>
       </w:r>
@@ -158,7 +158,7 @@
           <w:color w:val="000000"/>
           <w:kern w:val="0"/>
           <w:lang w:eastAsia="es-PE"/>
-          <w14:ligatures w14:val="none"/>
+          <ns2:ligatures ns2:val="none"/>
         </w:rPr>
         <w:t/>
       </w:r>
@@ -169,12 +169,12 @@
           <w:color w:val="000000"/>
           <w:kern w:val="0"/>
           <w:lang w:eastAsia="es-PE"/>
-          <w14:ligatures w14:val="none"/>
+          <ns2:ligatures ns2:val="none"/>
         </w:rPr>
         <w:t/>
       </w:r>
     </w:p>
-    <w:p>
+    <w:p ns2:paraId="223101EF" ns2:textId="1D377251">
       <w:pPr>
         <w:tabs>
           <w:tab w:val="left" w:pos="1701"/>
@@ -189,17 +189,17 @@
           <w:color w:val="000000"/>
           <w:kern w:val="0"/>
           <w:lang w:eastAsia="es-PE"/>
-          <w14:ligatures w14:val="none"/>
-        </w:rPr>
-      </w:pPr>
-      <w:r>
-        <w:rPr>
-          <w:rFonts w:ascii="Arial Narrow" w:eastAsia="Arial Narrow" w:hAnsi="Arial Narrow" w:cs="Arial Narrow"/>
-          <w:b/>
-          <w:color w:val="000000"/>
-          <w:kern w:val="0"/>
-          <w:lang w:eastAsia="es-PE"/>
-          <w14:ligatures w14:val="none"/>
+          <ns2:ligatures ns2:val="none"/>
+        </w:rPr>
+      </w:pPr>
+      <w:r>
+        <w:rPr>
+          <w:rFonts w:ascii="Arial Narrow" w:eastAsia="Arial Narrow" w:hAnsi="Arial Narrow" w:cs="Arial Narrow"/>
+          <w:b/>
+          <w:color w:val="000000"/>
+          <w:kern w:val="0"/>
+          <w:lang w:eastAsia="es-PE"/>
+          <ns2:ligatures ns2:val="none"/>
         </w:rPr>
         <w:t>DENUNCIADOS</w:t>
       </w:r>
@@ -210,7 +210,7 @@
           <w:color w:val="000000"/>
           <w:kern w:val="0"/>
           <w:lang w:eastAsia="es-PE"/>
-          <w14:ligatures w14:val="none"/>
+          <ns2:ligatures ns2:val="none"/>
         </w:rPr>
         <w:tab/>
         <w:t>:</w:t>
@@ -222,7 +222,7 @@
           <w:color w:val="000000"/>
           <w:kern w:val="0"/>
           <w:lang w:eastAsia="es-PE"/>
-          <w14:ligatures w14:val="none"/>
+          <ns2:ligatures ns2:val="none"/>
         </w:rPr>
         <w:tab/>
       </w:r>
@@ -233,7 +233,7 @@
           <w:color w:val="000000"/>
           <w:kern w:val="0"/>
           <w:lang w:eastAsia="es-PE"/>
-          <w14:ligatures w14:val="none"/>
+          <ns2:ligatures ns2:val="none"/>
         </w:rPr>
         <w:t xml:space="preserve">LA POSITIVA SEGUROS Y REASEGUROS S.A. </w:t>
       </w:r>
@@ -244,7 +244,7 @@
           <w:color w:val="000000"/>
           <w:kern w:val="0"/>
           <w:lang w:eastAsia="es-PE"/>
-          <w14:ligatures w14:val="none"/>
+          <ns2:ligatures ns2:val="none"/>
         </w:rPr>
         <w:t>(</w:t>
       </w:r>
@@ -255,7 +255,7 @@
           <w:color w:val="000000"/>
           <w:kern w:val="0"/>
           <w:lang w:eastAsia="es-PE"/>
-          <w14:ligatures w14:val="none"/>
+          <ns2:ligatures ns2:val="none"/>
         </w:rPr>
         <w:t>LA POSITIVA</w:t>
       </w:r>
@@ -266,12 +266,12 @@
           <w:color w:val="000000"/>
           <w:kern w:val="0"/>
           <w:lang w:eastAsia="es-PE"/>
-          <w14:ligatures w14:val="none"/>
+          <ns2:ligatures ns2:val="none"/>
         </w:rPr>
         <w:t xml:space="preserve">) </w:t>
       </w:r>
     </w:p>
-    <w:p>
+    <w:p ns2:paraId="4D23E5DF" ns2:textId="568DE867">
       <w:pPr>
         <w:tabs>
           <w:tab w:val="left" w:pos="1701"/>
@@ -286,17 +286,17 @@
           <w:color w:val="000000"/>
           <w:kern w:val="0"/>
           <w:lang w:eastAsia="es-PE"/>
-          <w14:ligatures w14:val="none"/>
-        </w:rPr>
-      </w:pPr>
-      <w:r>
-        <w:rPr>
-          <w:rFonts w:ascii="Arial Narrow" w:eastAsia="Arial Narrow" w:hAnsi="Arial Narrow" w:cs="Arial Narrow"/>
-          <w:b/>
-          <w:color w:val="000000"/>
-          <w:kern w:val="0"/>
-          <w:lang w:eastAsia="es-PE"/>
-          <w14:ligatures w14:val="none"/>
+          <ns2:ligatures ns2:val="none"/>
+        </w:rPr>
+      </w:pPr>
+      <w:r>
+        <w:rPr>
+          <w:rFonts w:ascii="Arial Narrow" w:eastAsia="Arial Narrow" w:hAnsi="Arial Narrow" w:cs="Arial Narrow"/>
+          <w:b/>
+          <w:color w:val="000000"/>
+          <w:kern w:val="0"/>
+          <w:lang w:eastAsia="es-PE"/>
+          <ns2:ligatures ns2:val="none"/>
         </w:rPr>
         <w:tab/>
       </w:r>
@@ -307,7 +307,7 @@
           <w:color w:val="000000"/>
           <w:kern w:val="0"/>
           <w:lang w:eastAsia="es-PE"/>
-          <w14:ligatures w14:val="none"/>
+          <ns2:ligatures ns2:val="none"/>
         </w:rPr>
         <w:tab/>
       </w:r>
@@ -318,7 +318,7 @@
           <w:color w:val="000000"/>
           <w:kern w:val="0"/>
           <w:lang w:eastAsia="es-PE"/>
-          <w14:ligatures w14:val="none"/>
+          <ns2:ligatures ns2:val="none"/>
         </w:rPr>
         <w:t xml:space="preserve">CORREDORES DE SEGUROS FALABELLA S.A.C. </w:t>
       </w:r>
@@ -329,7 +329,7 @@
           <w:color w:val="000000"/>
           <w:kern w:val="0"/>
           <w:lang w:eastAsia="es-PE"/>
-          <w14:ligatures w14:val="none"/>
+          <ns2:ligatures ns2:val="none"/>
         </w:rPr>
         <w:t>(</w:t>
       </w:r>
@@ -340,7 +340,7 @@
           <w:color w:val="000000"/>
           <w:kern w:val="0"/>
           <w:lang w:eastAsia="es-PE"/>
-          <w14:ligatures w14:val="none"/>
+          <ns2:ligatures ns2:val="none"/>
         </w:rPr>
         <w:t>CORREDORES FALABELLA</w:t>
       </w:r>
@@ -351,12 +351,12 @@
           <w:color w:val="000000"/>
           <w:kern w:val="0"/>
           <w:lang w:eastAsia="es-PE"/>
-          <w14:ligatures w14:val="none"/>
+          <ns2:ligatures ns2:val="none"/>
         </w:rPr>
         <w:t>)</w:t>
       </w:r>
     </w:p>
-    <w:p>
+    <w:p ns2:paraId="753670C1" ns2:textId="77777777">
       <w:pPr>
         <w:tabs>
           <w:tab w:val="left" w:pos="1701"/>
@@ -371,17 +371,17 @@
           <w:color w:val="000000"/>
           <w:kern w:val="0"/>
           <w:lang w:eastAsia="es-PE"/>
-          <w14:ligatures w14:val="none"/>
-        </w:rPr>
-      </w:pPr>
-      <w:r>
-        <w:rPr>
-          <w:rFonts w:ascii="Arial Narrow" w:eastAsia="Arial Narrow" w:hAnsi="Arial Narrow" w:cs="Arial Narrow"/>
-          <w:b/>
-          <w:color w:val="000000"/>
-          <w:kern w:val="0"/>
-          <w:lang w:eastAsia="es-PE"/>
-          <w14:ligatures w14:val="none"/>
+          <ns2:ligatures ns2:val="none"/>
+        </w:rPr>
+      </w:pPr>
+      <w:r>
+        <w:rPr>
+          <w:rFonts w:ascii="Arial Narrow" w:eastAsia="Arial Narrow" w:hAnsi="Arial Narrow" w:cs="Arial Narrow"/>
+          <w:b/>
+          <w:color w:val="000000"/>
+          <w:kern w:val="0"/>
+          <w:lang w:eastAsia="es-PE"/>
+          <ns2:ligatures ns2:val="none"/>
         </w:rPr>
         <w:t>MATERIAS</w:t>
       </w:r>
@@ -392,7 +392,7 @@
           <w:color w:val="000000"/>
           <w:kern w:val="0"/>
           <w:lang w:eastAsia="es-PE"/>
-          <w14:ligatures w14:val="none"/>
+          <ns2:ligatures ns2:val="none"/>
         </w:rPr>
         <w:tab/>
         <w:t xml:space="preserve">: </w:t>
@@ -404,13 +404,13 @@
           <w:color w:val="000000"/>
           <w:kern w:val="0"/>
           <w:lang w:eastAsia="es-PE"/>
-          <w14:ligatures w14:val="none"/>
+          <ns2:ligatures ns2:val="none"/>
         </w:rPr>
         <w:tab/>
         <w:t>ADMISIÓN A TRÁMITE</w:t>
       </w:r>
     </w:p>
-    <w:p>
+    <w:p ns2:paraId="449086A9" ns2:textId="77777777">
       <w:pPr>
         <w:tabs>
           <w:tab w:val="left" w:pos="1701"/>
@@ -425,22 +425,22 @@
           <w:color w:val="000000"/>
           <w:kern w:val="0"/>
           <w:lang w:eastAsia="es-PE"/>
-          <w14:ligatures w14:val="none"/>
-        </w:rPr>
-      </w:pPr>
-      <w:r>
-        <w:rPr>
-          <w:rFonts w:ascii="Arial Narrow" w:eastAsia="Arial Narrow" w:hAnsi="Arial Narrow" w:cs="Arial Narrow"/>
-          <w:b/>
-          <w:color w:val="000000"/>
-          <w:kern w:val="0"/>
-          <w:lang w:eastAsia="es-PE"/>
-          <w14:ligatures w14:val="none"/>
+          <ns2:ligatures ns2:val="none"/>
+        </w:rPr>
+      </w:pPr>
+      <w:r>
+        <w:rPr>
+          <w:rFonts w:ascii="Arial Narrow" w:eastAsia="Arial Narrow" w:hAnsi="Arial Narrow" w:cs="Arial Narrow"/>
+          <w:b/>
+          <w:color w:val="000000"/>
+          <w:kern w:val="0"/>
+          <w:lang w:eastAsia="es-PE"/>
+          <ns2:ligatures ns2:val="none"/>
         </w:rPr>
         <w:t xml:space="preserve">REQUERIMIENTO DE INFORMACIÓN </w:t>
       </w:r>
     </w:p>
-    <w:p>
+    <w:p ns2:paraId="778AE69F" ns2:textId="77777777">
       <w:pPr>
         <w:tabs>
           <w:tab w:val="left" w:pos="1701"/>
@@ -454,17 +454,17 @@
           <w:color w:val="000000"/>
           <w:kern w:val="0"/>
           <w:lang w:eastAsia="es-PE"/>
-          <w14:ligatures w14:val="none"/>
-        </w:rPr>
-      </w:pPr>
-      <w:r>
-        <w:rPr>
-          <w:rFonts w:ascii="Arial Narrow" w:eastAsia="Arial Narrow" w:hAnsi="Arial Narrow" w:cs="Arial Narrow"/>
-          <w:b/>
-          <w:color w:val="000000"/>
-          <w:kern w:val="0"/>
-          <w:lang w:eastAsia="es-PE"/>
-          <w14:ligatures w14:val="none"/>
+          <ns2:ligatures ns2:val="none"/>
+        </w:rPr>
+      </w:pPr>
+      <w:r>
+        <w:rPr>
+          <w:rFonts w:ascii="Arial Narrow" w:eastAsia="Arial Narrow" w:hAnsi="Arial Narrow" w:cs="Arial Narrow"/>
+          <w:b/>
+          <w:color w:val="000000"/>
+          <w:kern w:val="0"/>
+          <w:lang w:eastAsia="es-PE"/>
+          <ns2:ligatures ns2:val="none"/>
         </w:rPr>
         <w:t xml:space="preserve">RESOLUCIÓN </w:t>
       </w:r>
@@ -475,7 +475,7 @@
           <w:color w:val="000000"/>
           <w:kern w:val="0"/>
           <w:lang w:eastAsia="es-PE"/>
-          <w14:ligatures w14:val="none"/>
+          <ns2:ligatures ns2:val="none"/>
         </w:rPr>
         <w:tab/>
         <w:t>:</w:t>
@@ -487,13 +487,13 @@
           <w:color w:val="000000"/>
           <w:kern w:val="0"/>
           <w:lang w:eastAsia="es-PE"/>
-          <w14:ligatures w14:val="none"/>
+          <ns2:ligatures ns2:val="none"/>
         </w:rPr>
         <w:tab/>
         <w:t>1</w:t>
       </w:r>
     </w:p>
-    <w:p>
+    <w:p ns2:paraId="26BE4AD0" ns2:textId="77777777">
       <w:pPr>
         <w:tabs>
           <w:tab w:val="left" w:pos="1014"/>
@@ -506,11 +506,11 @@
           <w:kern w:val="0"/>
           <w:shd w:val="clear" w:color="auto" w:fill="FFFFFF"/>
           <w:lang w:eastAsia="es-PE"/>
-          <w14:ligatures w14:val="none"/>
-        </w:rPr>
-      </w:pPr>
-    </w:p>
-    <w:p>
+          <ns2:ligatures ns2:val="none"/>
+        </w:rPr>
+      </w:pPr>
+    </w:p>
+    <w:p ns2:paraId="6D48DA83" ns2:textId="707F28B2">
       <w:pPr>
         <w:tabs>
           <w:tab w:val="left" w:pos="1014"/>
@@ -523,7 +523,7 @@
           <w:kern w:val="0"/>
           <w:shd w:val="clear" w:color="auto" w:fill="FFFFFF"/>
           <w:lang w:eastAsia="es-PE"/>
-          <w14:ligatures w14:val="none"/>
+          <ns2:ligatures ns2:val="none"/>
         </w:rPr>
       </w:pPr>
       <w:r>
@@ -533,7 +533,7 @@
           <w:kern w:val="0"/>
           <w:shd w:val="clear" w:color="auto" w:fill="FFFFFF"/>
           <w:lang w:eastAsia="es-PE"/>
-          <w14:ligatures w14:val="none"/>
+          <ns2:ligatures ns2:val="none"/>
         </w:rPr>
         <w:t xml:space="preserve">Lima, </w:t>
       </w:r>
@@ -544,7 +544,7 @@
           <w:kern w:val="0"/>
           <w:shd w:val="clear" w:color="auto" w:fill="FFFFFF"/>
           <w:lang w:eastAsia="es-PE"/>
-          <w14:ligatures w14:val="none"/>
+          <ns2:ligatures ns2:val="none"/>
         </w:rPr>
         <w:t>6</w:t>
       </w:r>
@@ -555,7 +555,7 @@
           <w:kern w:val="0"/>
           <w:shd w:val="clear" w:color="auto" w:fill="FFFFFF"/>
           <w:lang w:eastAsia="es-PE"/>
-          <w14:ligatures w14:val="none"/>
+          <ns2:ligatures ns2:val="none"/>
         </w:rPr>
         <w:t xml:space="preserve"> de </w:t>
       </w:r>
@@ -567,7 +567,7 @@
           <w:kern w:val="0"/>
           <w:shd w:val="clear" w:color="auto" w:fill="FFFFFF"/>
           <w:lang w:eastAsia="es-PE"/>
-          <w14:ligatures w14:val="none"/>
+          <ns2:ligatures ns2:val="none"/>
         </w:rPr>
         <w:t>febrero</w:t>
       </w:r>
@@ -578,13 +578,13 @@
           <w:kern w:val="0"/>
           <w:shd w:val="clear" w:color="auto" w:fill="FFFFFF"/>
           <w:lang w:eastAsia="es-PE"/>
-          <w14:ligatures w14:val="none"/>
+          <ns2:ligatures ns2:val="none"/>
         </w:rPr>
         <w:t xml:space="preserve"> de 2026</w:t>
       </w:r>
       <w:bookmarkEnd w:id="1"/>
     </w:p>
-    <w:p>
+    <w:p ns2:paraId="1EF3C256" ns2:textId="77777777">
       <w:pPr>
         <w:tabs>
           <w:tab w:val="left" w:pos="1014"/>
@@ -596,11 +596,11 @@
           <w:color w:val="000000"/>
           <w:kern w:val="0"/>
           <w:lang w:eastAsia="es-PE"/>
-          <w14:ligatures w14:val="none"/>
-        </w:rPr>
-      </w:pPr>
-    </w:p>
-    <w:p>
+          <ns2:ligatures ns2:val="none"/>
+        </w:rPr>
+      </w:pPr>
+    </w:p>
+    <w:p ns2:paraId="087322B4" ns2:textId="77777777">
       <w:pPr>
         <w:numPr>
           <w:ilvl w:val="0"/>
@@ -614,22 +614,22 @@
           <w:color w:val="000000"/>
           <w:kern w:val="0"/>
           <w:lang w:eastAsia="es-PE"/>
-          <w14:ligatures w14:val="none"/>
-        </w:rPr>
-      </w:pPr>
-      <w:r>
-        <w:rPr>
-          <w:rFonts w:ascii="Arial Narrow" w:eastAsia="Arial Narrow" w:hAnsi="Arial Narrow" w:cs="Arial Narrow"/>
-          <w:b/>
-          <w:color w:val="000000"/>
-          <w:kern w:val="0"/>
-          <w:lang w:eastAsia="es-PE"/>
-          <w14:ligatures w14:val="none"/>
+          <ns2:ligatures ns2:val="none"/>
+        </w:rPr>
+      </w:pPr>
+      <w:r>
+        <w:rPr>
+          <w:rFonts w:ascii="Arial Narrow" w:eastAsia="Arial Narrow" w:hAnsi="Arial Narrow" w:cs="Arial Narrow"/>
+          <w:b/>
+          <w:color w:val="000000"/>
+          <w:kern w:val="0"/>
+          <w:lang w:eastAsia="es-PE"/>
+          <ns2:ligatures ns2:val="none"/>
         </w:rPr>
         <w:t xml:space="preserve">HECHOS </w:t>
       </w:r>
     </w:p>
-    <w:p>
+    <w:p ns2:paraId="4407157A" ns2:textId="77777777">
       <w:pPr>
         <w:spacing w:after="0" w:line="240" w:lineRule="auto"/>
         <w:jc w:val="both"/>
@@ -638,11 +638,11 @@
           <w:color w:val="000000"/>
           <w:kern w:val="0"/>
           <w:lang w:eastAsia="es-PE"/>
-          <w14:ligatures w14:val="none"/>
-        </w:rPr>
-      </w:pPr>
-    </w:p>
-    <w:p>
+          <ns2:ligatures ns2:val="none"/>
+        </w:rPr>
+      </w:pPr>
+    </w:p>
+    <w:p ns2:paraId="5ECFCB1A" ns2:textId="78751A93">
       <w:pPr>
         <w:numPr>
           <w:ilvl w:val="1"/>
@@ -656,16 +656,16 @@
           <w:color w:val="000000"/>
           <w:kern w:val="0"/>
           <w:lang w:val="es-ES" w:eastAsia="es-ES"/>
-          <w14:ligatures w14:val="none"/>
-        </w:rPr>
-      </w:pPr>
-      <w:r>
-        <w:rPr>
-          <w:rFonts w:ascii="Arial Narrow" w:eastAsia="Times New Roman" w:hAnsi="Arial Narrow" w:cs="Arial"/>
-          <w:color w:val="000000"/>
-          <w:kern w:val="0"/>
-          <w:lang w:val="es-ES" w:eastAsia="es-ES"/>
-          <w14:ligatures w14:val="none"/>
+          <ns2:ligatures ns2:val="none"/>
+        </w:rPr>
+      </w:pPr>
+      <w:r>
+        <w:rPr>
+          <w:rFonts w:ascii="Arial Narrow" w:eastAsia="Times New Roman" w:hAnsi="Arial Narrow" w:cs="Arial"/>
+          <w:color w:val="000000"/>
+          <w:kern w:val="0"/>
+          <w:lang w:val="es-ES" w:eastAsia="es-ES"/>
+          <ns2:ligatures ns2:val="none"/>
         </w:rPr>
         <w:t xml:space="preserve">Mediante la denuncia del 5 de noviembre del 2025, subsanado mediante escrito del 24 de noviembre de 2025, el señor [APELLIDO] denunció a La Positiva y Corredores Falabella por presuntas infracciones a la Ley 29571, Código de Protección y Defensa del Consumidor (en adelante, Código), señalando lo siguiente:</w:t>
       </w:r>
@@ -675,7 +675,7 @@
           <w:color w:val="000000"/>
           <w:kern w:val="0"/>
           <w:lang w:val="es-ES" w:eastAsia="es-ES"/>
-          <w14:ligatures w14:val="none"/>
+          <ns2:ligatures ns2:val="none"/>
         </w:rPr>
         <w:t xml:space="preserve"/>
       </w:r>
@@ -685,7 +685,7 @@
           <w:color w:val="000000"/>
           <w:kern w:val="0"/>
           <w:lang w:val="es-ES" w:eastAsia="es-ES"/>
-          <w14:ligatures w14:val="none"/>
+          <ns2:ligatures ns2:val="none"/>
         </w:rPr>
         <w:t/>
       </w:r>
@@ -695,7 +695,7 @@
           <w:color w:val="000000"/>
           <w:kern w:val="0"/>
           <w:lang w:val="es-ES" w:eastAsia="es-ES"/>
-          <w14:ligatures w14:val="none"/>
+          <ns2:ligatures ns2:val="none"/>
         </w:rPr>
         <w:t xml:space="preserve"/>
       </w:r>
@@ -705,7 +705,7 @@
           <w:color w:val="000000"/>
           <w:kern w:val="0"/>
           <w:lang w:val="es-ES" w:eastAsia="es-ES"/>
-          <w14:ligatures w14:val="none"/>
+          <ns2:ligatures ns2:val="none"/>
         </w:rPr>
         <w:t/>
       </w:r>
@@ -715,7 +715,7 @@
           <w:color w:val="000000"/>
           <w:kern w:val="0"/>
           <w:lang w:val="es-ES" w:eastAsia="es-ES"/>
-          <w14:ligatures w14:val="none"/>
+          <ns2:ligatures ns2:val="none"/>
         </w:rPr>
         <w:t xml:space="preserve"/>
       </w:r>
@@ -725,7 +725,7 @@
           <w:color w:val="000000"/>
           <w:kern w:val="0"/>
           <w:lang w:val="es-ES" w:eastAsia="es-ES"/>
-          <w14:ligatures w14:val="none"/>
+          <ns2:ligatures ns2:val="none"/>
         </w:rPr>
         <w:t/>
       </w:r>
@@ -737,7 +737,7 @@
           <w:kern w:val="0"/>
           <w:vertAlign w:val="superscript"/>
           <w:lang w:val="es-ES" w:eastAsia="es-ES"/>
-          <w14:ligatures w14:val="none"/>
+          <ns2:ligatures ns2:val="none"/>
         </w:rPr>
         <w:footnoteReference w:id="1"/>
       </w:r>
@@ -747,7 +747,7 @@
           <w:color w:val="000000"/>
           <w:kern w:val="0"/>
           <w:lang w:val="es-ES" w:eastAsia="es-ES"/>
-          <w14:ligatures w14:val="none"/>
+          <ns2:ligatures ns2:val="none"/>
         </w:rPr>
         <w:t xml:space="preserve"/>
       </w:r>
@@ -757,7 +757,7 @@
           <w:color w:val="000000"/>
           <w:kern w:val="0"/>
           <w:lang w:val="es-ES" w:eastAsia="es-ES"/>
-          <w14:ligatures w14:val="none"/>
+          <ns2:ligatures ns2:val="none"/>
         </w:rPr>
         <w:t/>
       </w:r>
@@ -767,7 +767,7 @@
           <w:color w:val="000000"/>
           <w:kern w:val="0"/>
           <w:lang w:val="es-ES" w:eastAsia="es-ES"/>
-          <w14:ligatures w14:val="none"/>
+          <ns2:ligatures ns2:val="none"/>
         </w:rPr>
         <w:t xml:space="preserve"/>
       </w:r>
@@ -777,7 +777,7 @@
           <w:color w:val="000000"/>
           <w:kern w:val="0"/>
           <w:lang w:val="es-ES" w:eastAsia="es-ES"/>
-          <w14:ligatures w14:val="none"/>
+          <ns2:ligatures ns2:val="none"/>
         </w:rPr>
         <w:t/>
       </w:r>
@@ -787,7 +787,7 @@
           <w:color w:val="000000"/>
           <w:kern w:val="0"/>
           <w:lang w:val="es-ES" w:eastAsia="es-ES"/>
-          <w14:ligatures w14:val="none"/>
+          <ns2:ligatures ns2:val="none"/>
         </w:rPr>
         <w:t xml:space="preserve"/>
       </w:r>
@@ -797,7 +797,7 @@
           <w:color w:val="000000"/>
           <w:kern w:val="0"/>
           <w:lang w:val="es-ES" w:eastAsia="es-ES"/>
-          <w14:ligatures w14:val="none"/>
+          <ns2:ligatures ns2:val="none"/>
         </w:rPr>
         <w:t/>
       </w:r>
@@ -807,7 +807,7 @@
           <w:color w:val="000000"/>
           <w:kern w:val="0"/>
           <w:lang w:val="es-ES" w:eastAsia="es-ES"/>
-          <w14:ligatures w14:val="none"/>
+          <ns2:ligatures ns2:val="none"/>
         </w:rPr>
         <w:t xml:space="preserve"/>
       </w:r>
@@ -815,7 +815,7 @@
         <w:rPr>
           <w:rFonts w:ascii="Arial Narrow" w:eastAsia="Calibri" w:hAnsi="Arial Narrow" w:cs="Arial"/>
           <w:kern w:val="0"/>
-          <w14:ligatures w14:val="none"/>
+          <ns2:ligatures ns2:val="none"/>
         </w:rPr>
         <w:t xml:space="preserve"/>
       </w:r>
@@ -823,7 +823,7 @@
         <w:rPr>
           <w:rFonts w:ascii="Arial Narrow" w:eastAsia="Calibri" w:hAnsi="Arial Narrow" w:cs="Arial"/>
           <w:kern w:val="0"/>
-          <w14:ligatures w14:val="none"/>
+          <ns2:ligatures ns2:val="none"/>
         </w:rPr>
         <w:t/>
       </w:r>
@@ -831,7 +831,7 @@
         <w:rPr>
           <w:rFonts w:ascii="Arial Narrow" w:eastAsia="Calibri" w:hAnsi="Arial Narrow" w:cs="Arial"/>
           <w:kern w:val="0"/>
-          <w14:ligatures w14:val="none"/>
+          <ns2:ligatures ns2:val="none"/>
         </w:rPr>
         <w:t xml:space="preserve"/>
       </w:r>
@@ -839,7 +839,7 @@
         <w:rPr>
           <w:rFonts w:ascii="Arial Narrow" w:eastAsia="Calibri" w:hAnsi="Arial Narrow" w:cs="Arial"/>
           <w:kern w:val="0"/>
-          <w14:ligatures w14:val="none"/>
+          <ns2:ligatures ns2:val="none"/>
         </w:rPr>
         <w:t/>
       </w:r>
@@ -849,7 +849,7 @@
           <w:color w:val="000000"/>
           <w:kern w:val="0"/>
           <w:lang w:val="es-ES" w:eastAsia="es-ES"/>
-          <w14:ligatures w14:val="none"/>
+          <ns2:ligatures ns2:val="none"/>
         </w:rPr>
         <w:t xml:space="preserve"/>
       </w:r>
@@ -859,7 +859,7 @@
           <w:color w:val="000000"/>
           <w:kern w:val="0"/>
           <w:lang w:val="es-ES" w:eastAsia="es-ES"/>
-          <w14:ligatures w14:val="none"/>
+          <ns2:ligatures ns2:val="none"/>
         </w:rPr>
         <w:t xml:space="preserve"/>
       </w:r>
@@ -869,7 +869,7 @@
           <w:color w:val="000000"/>
           <w:kern w:val="0"/>
           <w:lang w:val="es-ES" w:eastAsia="es-ES"/>
-          <w14:ligatures w14:val="none"/>
+          <ns2:ligatures ns2:val="none"/>
         </w:rPr>
         <w:t/>
       </w:r>
@@ -879,7 +879,7 @@
           <w:color w:val="000000"/>
           <w:kern w:val="0"/>
           <w:lang w:val="es-ES" w:eastAsia="es-ES"/>
-          <w14:ligatures w14:val="none"/>
+          <ns2:ligatures ns2:val="none"/>
         </w:rPr>
         <w:t/>
       </w:r>
@@ -891,7 +891,7 @@
           <w:kern w:val="0"/>
           <w:vertAlign w:val="superscript"/>
           <w:lang w:val="es-ES" w:eastAsia="es-ES"/>
-          <w14:ligatures w14:val="none"/>
+          <ns2:ligatures ns2:val="none"/>
         </w:rPr>
         <w:footnoteReference w:id="2"/>
       </w:r>
@@ -901,7 +901,7 @@
           <w:color w:val="000000"/>
           <w:kern w:val="0"/>
           <w:lang w:val="es-ES" w:eastAsia="es-ES"/>
-          <w14:ligatures w14:val="none"/>
+          <ns2:ligatures ns2:val="none"/>
         </w:rPr>
         <w:t xml:space="preserve"/>
       </w:r>
@@ -912,12 +912,12 @@
           <w:color w:val="000000"/>
           <w:kern w:val="0"/>
           <w:lang w:val="es-ES" w:eastAsia="es-ES"/>
-          <w14:ligatures w14:val="none"/>
+          <ns2:ligatures ns2:val="none"/>
         </w:rPr>
         <w:t/>
       </w:r>
     </w:p>
-    <w:p>
+    <w:p ns2:paraId="79EA544F" ns2:textId="77777777">
       <w:pPr>
         <w:spacing w:after="0" w:line="240" w:lineRule="auto"/>
         <w:jc w:val="both"/>
@@ -926,11 +926,11 @@
           <w:color w:val="000000"/>
           <w:kern w:val="0"/>
           <w:lang w:eastAsia="es-ES"/>
-          <w14:ligatures w14:val="none"/>
-        </w:rPr>
-      </w:pPr>
-    </w:p>
-    <w:p>
+          <ns2:ligatures ns2:val="none"/>
+        </w:rPr>
+      </w:pPr>
+    </w:p>
+    <w:p ns2:paraId="2DB16684" ns2:textId="1902341A">
       <w:pPr>
         <w:pStyle w:val="Prrafodelista"/>
         <w:numPr>
@@ -948,7 +948,7 @@
           <w:color w:val="000000"/>
           <w:kern w:val="0"/>
           <w:lang w:eastAsia="es-ES"/>
-          <w14:ligatures w14:val="none"/>
+          <ns2:ligatures ns2:val="none"/>
         </w:rPr>
       </w:pPr>
       <w:r>
@@ -957,7 +957,7 @@
           <w:color w:val="000000"/>
           <w:kern w:val="0"/>
           <w:lang w:eastAsia="es-ES"/>
-          <w14:ligatures w14:val="none"/>
+          <ns2:ligatures ns2:val="none"/>
         </w:rPr>
         <w:t xml:space="preserve">El 23 de </w:t>
       </w:r>
@@ -967,7 +967,7 @@
           <w:color w:val="000000"/>
           <w:kern w:val="0"/>
           <w:lang w:eastAsia="es-ES"/>
-          <w14:ligatures w14:val="none"/>
+          <ns2:ligatures ns2:val="none"/>
         </w:rPr>
         <w:t>setiembre</w:t>
       </w:r>
@@ -977,7 +977,7 @@
           <w:color w:val="000000"/>
           <w:kern w:val="0"/>
           <w:lang w:eastAsia="es-ES"/>
-          <w14:ligatures w14:val="none"/>
+          <ns2:ligatures ns2:val="none"/>
         </w:rPr>
         <w:t xml:space="preserve"> de 2023, </w:t>
       </w:r>
@@ -987,7 +987,7 @@
           <w:color w:val="000000"/>
           <w:kern w:val="0"/>
           <w:lang w:eastAsia="es-ES"/>
-          <w14:ligatures w14:val="none"/>
+          <ns2:ligatures ns2:val="none"/>
         </w:rPr>
         <w:t>adquirió</w:t>
       </w:r>
@@ -997,7 +997,7 @@
           <w:color w:val="000000"/>
           <w:kern w:val="0"/>
           <w:lang w:eastAsia="es-ES"/>
-          <w14:ligatures w14:val="none"/>
+          <ns2:ligatures ns2:val="none"/>
         </w:rPr>
         <w:t xml:space="preserve"> el Seguro vehicular</w:t>
       </w:r>
@@ -1007,7 +1007,7 @@
           <w:color w:val="000000"/>
           <w:kern w:val="0"/>
           <w:lang w:eastAsia="es-ES"/>
-          <w14:ligatures w14:val="none"/>
+          <ns2:ligatures ns2:val="none"/>
         </w:rPr>
         <w:t xml:space="preserve"> robo total</w:t>
       </w:r>
@@ -1017,7 +1017,7 @@
           <w:color w:val="000000"/>
           <w:kern w:val="0"/>
           <w:lang w:eastAsia="es-ES"/>
-          <w14:ligatures w14:val="none"/>
+          <ns2:ligatures ns2:val="none"/>
         </w:rPr>
         <w:t xml:space="preserve"> </w:t>
       </w:r>
@@ -1027,7 +1027,7 @@
           <w:color w:val="000000"/>
           <w:kern w:val="0"/>
           <w:lang w:eastAsia="es-ES"/>
-          <w14:ligatures w14:val="none"/>
+          <ns2:ligatures ns2:val="none"/>
         </w:rPr>
         <w:t xml:space="preserve">– Póliza 250006639 emitido por </w:t>
       </w:r>
@@ -1037,7 +1037,7 @@
           <w:color w:val="000000"/>
           <w:kern w:val="0"/>
           <w:lang w:val="es-ES" w:eastAsia="es-ES"/>
-          <w14:ligatures w14:val="none"/>
+          <ns2:ligatures ns2:val="none"/>
         </w:rPr>
         <w:t xml:space="preserve">La Positiva (en adelante, Seguro vehicular) </w:t>
       </w:r>
@@ -1047,7 +1047,7 @@
           <w:color w:val="000000"/>
           <w:kern w:val="0"/>
           <w:lang w:eastAsia="es-ES"/>
-          <w14:ligatures w14:val="none"/>
+          <ns2:ligatures ns2:val="none"/>
         </w:rPr>
         <w:t>ofrecida por llamada</w:t>
       </w:r>
@@ -1057,7 +1057,7 @@
           <w:color w:val="000000"/>
           <w:kern w:val="0"/>
           <w:lang w:eastAsia="es-ES"/>
-          <w14:ligatures w14:val="none"/>
+          <ns2:ligatures ns2:val="none"/>
         </w:rPr>
         <w:t xml:space="preserve"> telefónica realizada con </w:t>
       </w:r>
@@ -1067,7 +1067,7 @@
           <w:color w:val="000000"/>
           <w:kern w:val="0"/>
           <w:lang w:val="es-ES" w:eastAsia="es-ES"/>
-          <w14:ligatures w14:val="none"/>
+          <ns2:ligatures ns2:val="none"/>
         </w:rPr>
         <w:t>Corredores Falabella</w:t>
       </w:r>
@@ -1077,7 +1077,7 @@
           <w:color w:val="000000"/>
           <w:kern w:val="0"/>
           <w:lang w:eastAsia="es-ES"/>
-          <w14:ligatures w14:val="none"/>
+          <ns2:ligatures ns2:val="none"/>
         </w:rPr>
         <w:t xml:space="preserve">, </w:t>
       </w:r>
@@ -1087,7 +1087,7 @@
           <w:color w:val="000000"/>
           <w:kern w:val="0"/>
           <w:lang w:eastAsia="es-ES"/>
-          <w14:ligatures w14:val="none"/>
+          <ns2:ligatures ns2:val="none"/>
         </w:rPr>
         <w:t>para el vehículo</w:t>
       </w:r>
@@ -1097,7 +1097,7 @@
           <w:color w:val="000000"/>
           <w:kern w:val="0"/>
           <w:lang w:eastAsia="es-ES"/>
-          <w14:ligatures w14:val="none"/>
+          <ns2:ligatures ns2:val="none"/>
         </w:rPr>
         <w:t xml:space="preserve"> con Placa de Rodaje CAF-328</w:t>
       </w:r>
@@ -1107,7 +1107,7 @@
           <w:color w:val="000000"/>
           <w:kern w:val="0"/>
           <w:lang w:eastAsia="es-ES"/>
-          <w14:ligatures w14:val="none"/>
+          <ns2:ligatures ns2:val="none"/>
         </w:rPr>
         <w:t xml:space="preserve"> </w:t>
       </w:r>
@@ -1117,7 +1117,7 @@
           <w:color w:val="000000"/>
           <w:kern w:val="0"/>
           <w:lang w:eastAsia="es-ES"/>
-          <w14:ligatures w14:val="none"/>
+          <ns2:ligatures ns2:val="none"/>
         </w:rPr>
         <w:t>(en adelante, vehículo asegurado)</w:t>
       </w:r>
@@ -1127,7 +1127,7 @@
           <w:color w:val="000000"/>
           <w:kern w:val="0"/>
           <w:lang w:eastAsia="es-ES"/>
-          <w14:ligatures w14:val="none"/>
+          <ns2:ligatures ns2:val="none"/>
         </w:rPr>
         <w:t>; en la contratación, especificó que el uso del vehículo asegurado era para brindar el servicio de taxi</w:t>
       </w:r>
@@ -1137,12 +1137,12 @@
           <w:color w:val="000000"/>
           <w:kern w:val="0"/>
           <w:lang w:eastAsia="es-ES"/>
-          <w14:ligatures w14:val="none"/>
+          <ns2:ligatures ns2:val="none"/>
         </w:rPr>
         <w:t>.</w:t>
       </w:r>
     </w:p>
-    <w:p>
+    <w:p ns2:paraId="09B6ADB3" ns2:textId="77777777">
       <w:pPr>
         <w:pStyle w:val="Prrafodelista"/>
         <w:spacing w:after="0" w:line="240" w:lineRule="auto"/>
@@ -1153,11 +1153,11 @@
           <w:color w:val="000000"/>
           <w:kern w:val="0"/>
           <w:lang w:eastAsia="es-ES"/>
-          <w14:ligatures w14:val="none"/>
-        </w:rPr>
-      </w:pPr>
-    </w:p>
-    <w:p>
+          <ns2:ligatures ns2:val="none"/>
+        </w:rPr>
+      </w:pPr>
+    </w:p>
+    <w:p ns2:paraId="4032540A" ns2:textId="7A3BC97C">
       <w:pPr>
         <w:pStyle w:val="Prrafodelista"/>
         <w:numPr>
@@ -1175,7 +1175,7 @@
           <w:color w:val="000000"/>
           <w:kern w:val="0"/>
           <w:lang w:eastAsia="es-ES"/>
-          <w14:ligatures w14:val="none"/>
+          <ns2:ligatures ns2:val="none"/>
         </w:rPr>
       </w:pPr>
       <w:r>
@@ -1184,7 +1184,7 @@
           <w:color w:val="000000"/>
           <w:kern w:val="0"/>
           <w:lang w:eastAsia="es-ES"/>
-          <w14:ligatures w14:val="none"/>
+          <ns2:ligatures ns2:val="none"/>
         </w:rPr>
         <w:t xml:space="preserve">Con posterioridad al 23 de </w:t>
       </w:r>
@@ -1194,7 +1194,7 @@
           <w:color w:val="000000"/>
           <w:kern w:val="0"/>
           <w:lang w:eastAsia="es-ES"/>
-          <w14:ligatures w14:val="none"/>
+          <ns2:ligatures ns2:val="none"/>
         </w:rPr>
         <w:t>setiembre</w:t>
       </w:r>
@@ -1204,7 +1204,7 @@
           <w:color w:val="000000"/>
           <w:kern w:val="0"/>
           <w:lang w:eastAsia="es-ES"/>
-          <w14:ligatures w14:val="none"/>
+          <ns2:ligatures ns2:val="none"/>
         </w:rPr>
         <w:t xml:space="preserve"> de 2024, </w:t>
       </w:r>
@@ -1214,7 +1214,7 @@
           <w:color w:val="000000"/>
           <w:kern w:val="0"/>
           <w:lang w:val="es-ES" w:eastAsia="es-ES"/>
-          <w14:ligatures w14:val="none"/>
+          <ns2:ligatures ns2:val="none"/>
         </w:rPr>
         <w:t>Corredores Falabella</w:t>
       </w:r>
@@ -1224,7 +1224,7 @@
           <w:color w:val="000000"/>
           <w:kern w:val="0"/>
           <w:lang w:eastAsia="es-ES"/>
-          <w14:ligatures w14:val="none"/>
+          <ns2:ligatures ns2:val="none"/>
         </w:rPr>
         <w:t xml:space="preserve"> </w:t>
       </w:r>
@@ -1234,12 +1234,12 @@
           <w:color w:val="000000"/>
           <w:kern w:val="0"/>
           <w:lang w:eastAsia="es-ES"/>
-          <w14:ligatures w14:val="none"/>
+          <ns2:ligatures ns2:val="none"/>
         </w:rPr>
         <w:t>le informó que el Seguro vehicular había sido renovado automáticamente por un año adicional, confirmándose la renovación correspondiente al periodo 2024–2025.</w:t>
       </w:r>
     </w:p>
-    <w:p>
+    <w:p ns2:paraId="65CEDD52" ns2:textId="77777777">
       <w:pPr>
         <w:pStyle w:val="Prrafodelista"/>
         <w:spacing w:after="0" w:line="240" w:lineRule="auto"/>
@@ -1250,11 +1250,11 @@
           <w:color w:val="000000"/>
           <w:kern w:val="0"/>
           <w:lang w:eastAsia="es-ES"/>
-          <w14:ligatures w14:val="none"/>
-        </w:rPr>
-      </w:pPr>
-    </w:p>
-    <w:p>
+          <ns2:ligatures ns2:val="none"/>
+        </w:rPr>
+      </w:pPr>
+    </w:p>
+    <w:p ns2:paraId="4C0D7CE3" ns2:textId="1215C401">
       <w:pPr>
         <w:pStyle w:val="Prrafodelista"/>
         <w:numPr>
@@ -1272,7 +1272,7 @@
           <w:color w:val="000000"/>
           <w:kern w:val="0"/>
           <w:lang w:eastAsia="es-ES"/>
-          <w14:ligatures w14:val="none"/>
+          <ns2:ligatures ns2:val="none"/>
         </w:rPr>
       </w:pPr>
       <w:r>
@@ -1281,7 +1281,7 @@
           <w:color w:val="000000"/>
           <w:kern w:val="0"/>
           <w:lang w:eastAsia="es-ES"/>
-          <w14:ligatures w14:val="none"/>
+          <ns2:ligatures ns2:val="none"/>
         </w:rPr>
         <w:t xml:space="preserve">El 28 de diciembre de 2024, </w:t>
       </w:r>
@@ -1291,7 +1291,7 @@
           <w:color w:val="000000"/>
           <w:kern w:val="0"/>
           <w:lang w:eastAsia="es-ES"/>
-          <w14:ligatures w14:val="none"/>
+          <ns2:ligatures ns2:val="none"/>
         </w:rPr>
         <w:t>se realizó</w:t>
       </w:r>
@@ -1301,7 +1301,7 @@
           <w:color w:val="000000"/>
           <w:kern w:val="0"/>
           <w:lang w:eastAsia="es-ES"/>
-          <w14:ligatures w14:val="none"/>
+          <ns2:ligatures ns2:val="none"/>
         </w:rPr>
         <w:t xml:space="preserve"> </w:t>
       </w:r>
@@ -1311,7 +1311,7 @@
           <w:color w:val="000000"/>
           <w:kern w:val="0"/>
           <w:lang w:eastAsia="es-ES"/>
-          <w14:ligatures w14:val="none"/>
+          <ns2:ligatures ns2:val="none"/>
         </w:rPr>
         <w:t xml:space="preserve">la </w:t>
       </w:r>
@@ -1321,7 +1321,7 @@
           <w:color w:val="000000"/>
           <w:kern w:val="0"/>
           <w:lang w:eastAsia="es-ES"/>
-          <w14:ligatures w14:val="none"/>
+          <ns2:ligatures ns2:val="none"/>
         </w:rPr>
         <w:t xml:space="preserve">solicitud de pago vinculada a la renovación del Seguro vehicular correspondiente al periodo 2024–2025, la cual no fue atendida por </w:t>
       </w:r>
@@ -1331,7 +1331,7 @@
           <w:color w:val="000000"/>
           <w:kern w:val="0"/>
           <w:lang w:val="es-ES" w:eastAsia="es-ES"/>
-          <w14:ligatures w14:val="none"/>
+          <ns2:ligatures ns2:val="none"/>
         </w:rPr>
         <w:t>Corredores Falabella</w:t>
       </w:r>
@@ -1341,12 +1341,12 @@
           <w:color w:val="000000"/>
           <w:kern w:val="0"/>
           <w:lang w:eastAsia="es-ES"/>
-          <w14:ligatures w14:val="none"/>
+          <ns2:ligatures ns2:val="none"/>
         </w:rPr>
         <w:t>.</w:t>
       </w:r>
     </w:p>
-    <w:p>
+    <w:p ns2:paraId="3C7CF219" ns2:textId="77777777">
       <w:pPr>
         <w:pStyle w:val="Prrafodelista"/>
         <w:spacing w:after="0" w:line="240" w:lineRule="auto"/>
@@ -1357,11 +1357,11 @@
           <w:color w:val="000000"/>
           <w:kern w:val="0"/>
           <w:lang w:eastAsia="es-ES"/>
-          <w14:ligatures w14:val="none"/>
-        </w:rPr>
-      </w:pPr>
-    </w:p>
-    <w:p>
+          <ns2:ligatures ns2:val="none"/>
+        </w:rPr>
+      </w:pPr>
+    </w:p>
+    <w:p ns2:paraId="2060768F" ns2:textId="2F22D07A">
       <w:pPr>
         <w:pStyle w:val="Prrafodelista"/>
         <w:numPr>
@@ -1379,7 +1379,7 @@
           <w:color w:val="000000"/>
           <w:kern w:val="0"/>
           <w:lang w:eastAsia="es-ES"/>
-          <w14:ligatures w14:val="none"/>
+          <ns2:ligatures ns2:val="none"/>
         </w:rPr>
       </w:pPr>
       <w:r>
@@ -1388,7 +1388,7 @@
           <w:color w:val="000000"/>
           <w:kern w:val="0"/>
           <w:lang w:eastAsia="es-ES"/>
-          <w14:ligatures w14:val="none"/>
+          <ns2:ligatures ns2:val="none"/>
         </w:rPr>
         <w:t xml:space="preserve">El 27 de agosto de 2025, se comunicó con </w:t>
       </w:r>
@@ -1398,7 +1398,7 @@
           <w:color w:val="000000"/>
           <w:kern w:val="0"/>
           <w:lang w:val="es-ES" w:eastAsia="es-ES"/>
-          <w14:ligatures w14:val="none"/>
+          <ns2:ligatures ns2:val="none"/>
         </w:rPr>
         <w:t xml:space="preserve">La Positiva </w:t>
       </w:r>
@@ -1408,7 +1408,7 @@
           <w:color w:val="000000"/>
           <w:kern w:val="0"/>
           <w:lang w:eastAsia="es-ES"/>
-          <w14:ligatures w14:val="none"/>
+          <ns2:ligatures ns2:val="none"/>
         </w:rPr>
         <w:t xml:space="preserve">con la finalidad de verificar la cobertura del Seguro vehicular debido a que se encontraba evaluando la venta del vehículo asegurado, oportunidad en la cual le informaron que no contaba con seguro vigente debido a </w:t>
       </w:r>
@@ -1418,7 +1418,7 @@
           <w:color w:val="000000"/>
           <w:kern w:val="0"/>
           <w:lang w:eastAsia="es-ES"/>
-          <w14:ligatures w14:val="none"/>
+          <ns2:ligatures ns2:val="none"/>
         </w:rPr>
         <w:t xml:space="preserve">que </w:t>
       </w:r>
@@ -1428,7 +1428,7 @@
           <w:color w:val="000000"/>
           <w:kern w:val="0"/>
           <w:lang w:val="es-ES" w:eastAsia="es-ES"/>
-          <w14:ligatures w14:val="none"/>
+          <ns2:ligatures ns2:val="none"/>
         </w:rPr>
         <w:t xml:space="preserve">Corredores Falabella </w:t>
       </w:r>
@@ -1438,7 +1438,7 @@
           <w:color w:val="000000"/>
           <w:kern w:val="0"/>
           <w:lang w:eastAsia="es-ES"/>
-          <w14:ligatures w14:val="none"/>
+          <ns2:ligatures ns2:val="none"/>
         </w:rPr>
         <w:t xml:space="preserve">no había </w:t>
       </w:r>
@@ -1448,7 +1448,7 @@
           <w:color w:val="000000"/>
           <w:kern w:val="0"/>
           <w:lang w:eastAsia="es-ES"/>
-          <w14:ligatures w14:val="none"/>
+          <ns2:ligatures ns2:val="none"/>
         </w:rPr>
         <w:t>gestionado</w:t>
       </w:r>
@@ -1458,12 +1458,12 @@
           <w:color w:val="000000"/>
           <w:kern w:val="0"/>
           <w:lang w:eastAsia="es-ES"/>
-          <w14:ligatures w14:val="none"/>
+          <ns2:ligatures ns2:val="none"/>
         </w:rPr>
         <w:t xml:space="preserve"> el pago de la renovación correspondiente.</w:t>
       </w:r>
     </w:p>
-    <w:p>
+    <w:p ns2:paraId="2FB11EBF" ns2:textId="77777777">
       <w:pPr>
         <w:pStyle w:val="Prrafodelista"/>
         <w:spacing w:after="0" w:line="240" w:lineRule="auto"/>
@@ -1474,11 +1474,11 @@
           <w:color w:val="000000"/>
           <w:kern w:val="0"/>
           <w:lang w:eastAsia="es-ES"/>
-          <w14:ligatures w14:val="none"/>
-        </w:rPr>
-      </w:pPr>
-    </w:p>
-    <w:p>
+          <ns2:ligatures ns2:val="none"/>
+        </w:rPr>
+      </w:pPr>
+    </w:p>
+    <w:p ns2:paraId="38F55436" ns2:textId="7188C556">
       <w:pPr>
         <w:pStyle w:val="Prrafodelista"/>
         <w:numPr>
@@ -1496,7 +1496,7 @@
           <w:color w:val="000000"/>
           <w:kern w:val="0"/>
           <w:lang w:eastAsia="es-ES"/>
-          <w14:ligatures w14:val="none"/>
+          <ns2:ligatures ns2:val="none"/>
         </w:rPr>
       </w:pPr>
       <w:r>
@@ -1505,7 +1505,7 @@
           <w:color w:val="000000"/>
           <w:kern w:val="0"/>
           <w:lang w:eastAsia="es-ES"/>
-          <w14:ligatures w14:val="none"/>
+          <ns2:ligatures ns2:val="none"/>
         </w:rPr>
         <w:t>En esa fecha</w:t>
       </w:r>
@@ -1515,7 +1515,7 @@
           <w:color w:val="000000"/>
           <w:kern w:val="0"/>
           <w:lang w:eastAsia="es-ES"/>
-          <w14:ligatures w14:val="none"/>
+          <ns2:ligatures ns2:val="none"/>
         </w:rPr>
         <w:t xml:space="preserve">, </w:t>
       </w:r>
@@ -1525,7 +1525,7 @@
           <w:color w:val="000000"/>
           <w:kern w:val="0"/>
           <w:lang w:val="es-ES" w:eastAsia="es-ES"/>
-          <w14:ligatures w14:val="none"/>
+          <ns2:ligatures ns2:val="none"/>
         </w:rPr>
         <w:t>La Positiva</w:t>
       </w:r>
@@ -1535,7 +1535,7 @@
           <w:color w:val="000000"/>
           <w:kern w:val="0"/>
           <w:lang w:eastAsia="es-ES"/>
-          <w14:ligatures w14:val="none"/>
+          <ns2:ligatures ns2:val="none"/>
         </w:rPr>
         <w:t xml:space="preserve"> </w:t>
       </w:r>
@@ -1545,7 +1545,7 @@
           <w:color w:val="000000"/>
           <w:kern w:val="0"/>
           <w:lang w:eastAsia="es-ES"/>
-          <w14:ligatures w14:val="none"/>
+          <ns2:ligatures ns2:val="none"/>
         </w:rPr>
         <w:t xml:space="preserve">le </w:t>
       </w:r>
@@ -1555,7 +1555,7 @@
           <w:color w:val="000000"/>
           <w:kern w:val="0"/>
           <w:lang w:eastAsia="es-ES"/>
-          <w14:ligatures w14:val="none"/>
+          <ns2:ligatures ns2:val="none"/>
         </w:rPr>
         <w:t>indicó</w:t>
       </w:r>
@@ -1565,7 +1565,7 @@
           <w:color w:val="000000"/>
           <w:kern w:val="0"/>
           <w:lang w:eastAsia="es-ES"/>
-          <w14:ligatures w14:val="none"/>
+          <ns2:ligatures ns2:val="none"/>
         </w:rPr>
         <w:t xml:space="preserve"> que el </w:t>
       </w:r>
@@ -1575,7 +1575,7 @@
           <w:color w:val="000000"/>
           <w:kern w:val="0"/>
           <w:lang w:val="es-ES" w:eastAsia="es-ES"/>
-          <w14:ligatures w14:val="none"/>
+          <ns2:ligatures ns2:val="none"/>
         </w:rPr>
         <w:t>Seguro vehicular</w:t>
       </w:r>
@@ -1585,7 +1585,7 @@
           <w:color w:val="000000"/>
           <w:kern w:val="0"/>
           <w:lang w:eastAsia="es-ES"/>
-          <w14:ligatures w14:val="none"/>
+          <ns2:ligatures ns2:val="none"/>
         </w:rPr>
         <w:t xml:space="preserve"> </w:t>
       </w:r>
@@ -1595,7 +1595,7 @@
           <w:color w:val="000000"/>
           <w:kern w:val="0"/>
           <w:lang w:eastAsia="es-ES"/>
-          <w14:ligatures w14:val="none"/>
+          <ns2:ligatures ns2:val="none"/>
         </w:rPr>
         <w:t>contratado bajo la modalidad “robo total” no existía para vehículos destinados al servicio de taxi, señalándole que dicho producto no resultaba aplicable al uso real del vehículo asegurado.</w:t>
       </w:r>
@@ -1605,12 +1605,12 @@
           <w:color w:val="000000"/>
           <w:kern w:val="0"/>
           <w:lang w:eastAsia="es-ES"/>
-          <w14:ligatures w14:val="none"/>
+          <ns2:ligatures ns2:val="none"/>
         </w:rPr>
         <w:t xml:space="preserve"> </w:t>
       </w:r>
     </w:p>
-    <w:p>
+    <w:p ns2:paraId="755959EC" ns2:textId="77777777">
       <w:pPr>
         <w:spacing w:after="0" w:line="240" w:lineRule="auto"/>
         <w:jc w:val="both"/>
@@ -1619,11 +1619,11 @@
           <w:color w:val="000000"/>
           <w:kern w:val="0"/>
           <w:lang w:eastAsia="es-ES"/>
-          <w14:ligatures w14:val="none"/>
-        </w:rPr>
-      </w:pPr>
-    </w:p>
-    <w:p>
+          <ns2:ligatures ns2:val="none"/>
+        </w:rPr>
+      </w:pPr>
+    </w:p>
+    <w:p ns2:paraId="7FDBB7CE" ns2:textId="3645FA8E">
       <w:pPr>
         <w:pStyle w:val="Prrafodelista"/>
         <w:numPr>
@@ -1641,7 +1641,7 @@
           <w:color w:val="000000"/>
           <w:kern w:val="0"/>
           <w:lang w:eastAsia="es-ES"/>
-          <w14:ligatures w14:val="none"/>
+          <ns2:ligatures ns2:val="none"/>
         </w:rPr>
       </w:pPr>
       <w:r>
@@ -1650,7 +1650,7 @@
           <w:color w:val="000000"/>
           <w:kern w:val="0"/>
           <w:lang w:eastAsia="es-ES"/>
-          <w14:ligatures w14:val="none"/>
+          <ns2:ligatures ns2:val="none"/>
         </w:rPr>
         <w:t xml:space="preserve">El 4 de </w:t>
       </w:r>
@@ -1660,7 +1660,7 @@
           <w:color w:val="000000"/>
           <w:kern w:val="0"/>
           <w:lang w:eastAsia="es-ES"/>
-          <w14:ligatures w14:val="none"/>
+          <ns2:ligatures ns2:val="none"/>
         </w:rPr>
         <w:t>setiembre</w:t>
       </w:r>
@@ -1670,7 +1670,7 @@
           <w:color w:val="000000"/>
           <w:kern w:val="0"/>
           <w:lang w:eastAsia="es-ES"/>
-          <w14:ligatures w14:val="none"/>
+          <ns2:ligatures ns2:val="none"/>
         </w:rPr>
         <w:t xml:space="preserve"> de 2025, recibió respuesta escrita de </w:t>
       </w:r>
@@ -1680,7 +1680,7 @@
           <w:color w:val="000000"/>
           <w:kern w:val="0"/>
           <w:lang w:val="es-ES" w:eastAsia="es-ES"/>
-          <w14:ligatures w14:val="none"/>
+          <ns2:ligatures ns2:val="none"/>
         </w:rPr>
         <w:t>Corredores Falabella</w:t>
       </w:r>
@@ -1690,7 +1690,7 @@
           <w:color w:val="000000"/>
           <w:kern w:val="0"/>
           <w:lang w:eastAsia="es-ES"/>
-          <w14:ligatures w14:val="none"/>
+          <ns2:ligatures ns2:val="none"/>
         </w:rPr>
         <w:t>. a su reclamo</w:t>
       </w:r>
@@ -1700,7 +1700,7 @@
           <w:color w:val="000000"/>
           <w:kern w:val="0"/>
           <w:lang w:eastAsia="es-ES"/>
-          <w14:ligatures w14:val="none"/>
+          <ns2:ligatures ns2:val="none"/>
         </w:rPr>
         <w:t xml:space="preserve"> el 26 de agosto de 2025</w:t>
       </w:r>
@@ -1710,7 +1710,7 @@
           <w:color w:val="000000"/>
           <w:kern w:val="0"/>
           <w:lang w:eastAsia="es-ES"/>
-          <w14:ligatures w14:val="none"/>
+          <ns2:ligatures ns2:val="none"/>
         </w:rPr>
         <w:t xml:space="preserve">, mediante la cual le informaron que el extorno solicitado no procedía, contradiciendo la información brindada previamente de manera presencial, en la que se le </w:t>
       </w:r>
@@ -1720,7 +1720,7 @@
           <w:color w:val="000000"/>
           <w:kern w:val="0"/>
           <w:lang w:eastAsia="es-ES"/>
-          <w14:ligatures w14:val="none"/>
+          <ns2:ligatures ns2:val="none"/>
         </w:rPr>
         <w:lastRenderedPageBreak/>
         <w:t xml:space="preserve">había indicado que el seguro contratado cubría tanto el uso comercial como el uso de </w:t>
@@ -1731,7 +1731,7 @@
           <w:color w:val="000000"/>
           <w:kern w:val="0"/>
           <w:lang w:eastAsia="es-ES"/>
-          <w14:ligatures w14:val="none"/>
+          <ns2:ligatures ns2:val="none"/>
         </w:rPr>
         <w:t xml:space="preserve">servicio de </w:t>
       </w:r>
@@ -1741,12 +1741,12 @@
           <w:color w:val="000000"/>
           <w:kern w:val="0"/>
           <w:lang w:eastAsia="es-ES"/>
-          <w14:ligatures w14:val="none"/>
+          <ns2:ligatures ns2:val="none"/>
         </w:rPr>
         <w:t>taxi.</w:t>
       </w:r>
     </w:p>
-    <w:p>
+    <w:p ns2:paraId="2B274A74" ns2:textId="77777777">
       <w:pPr>
         <w:pStyle w:val="Prrafodelista"/>
         <w:spacing w:after="0" w:line="240" w:lineRule="auto"/>
@@ -1757,11 +1757,11 @@
           <w:color w:val="000000"/>
           <w:kern w:val="0"/>
           <w:lang w:eastAsia="es-ES"/>
-          <w14:ligatures w14:val="none"/>
-        </w:rPr>
-      </w:pPr>
-    </w:p>
-    <w:p>
+          <ns2:ligatures ns2:val="none"/>
+        </w:rPr>
+      </w:pPr>
+    </w:p>
+    <w:p ns2:paraId="1D601E48" ns2:textId="505D3744">
       <w:pPr>
         <w:pStyle w:val="Prrafodelista"/>
         <w:numPr>
@@ -1779,7 +1779,7 @@
           <w:color w:val="000000"/>
           <w:kern w:val="0"/>
           <w:lang w:eastAsia="es-ES"/>
-          <w14:ligatures w14:val="none"/>
+          <ns2:ligatures ns2:val="none"/>
         </w:rPr>
       </w:pPr>
       <w:r>
@@ -1788,7 +1788,7 @@
           <w:color w:val="000000"/>
           <w:kern w:val="0"/>
           <w:lang w:eastAsia="es-ES"/>
-          <w14:ligatures w14:val="none"/>
+          <ns2:ligatures ns2:val="none"/>
         </w:rPr>
         <w:t xml:space="preserve">El 5 de </w:t>
       </w:r>
@@ -1798,7 +1798,7 @@
           <w:color w:val="000000"/>
           <w:kern w:val="0"/>
           <w:lang w:eastAsia="es-ES"/>
-          <w14:ligatures w14:val="none"/>
+          <ns2:ligatures ns2:val="none"/>
         </w:rPr>
         <w:t>setiembre</w:t>
       </w:r>
@@ -1808,7 +1808,7 @@
           <w:color w:val="000000"/>
           <w:kern w:val="0"/>
           <w:lang w:eastAsia="es-ES"/>
-          <w14:ligatures w14:val="none"/>
+          <ns2:ligatures ns2:val="none"/>
         </w:rPr>
         <w:t xml:space="preserve"> de 2025, se apersonó de manera presencial a las oficinas de </w:t>
       </w:r>
@@ -1818,7 +1818,7 @@
           <w:color w:val="000000"/>
           <w:kern w:val="0"/>
           <w:lang w:val="es-ES" w:eastAsia="es-ES"/>
-          <w14:ligatures w14:val="none"/>
+          <ns2:ligatures ns2:val="none"/>
         </w:rPr>
         <w:t>La Positiva</w:t>
       </w:r>
@@ -1828,7 +1828,7 @@
           <w:color w:val="000000"/>
           <w:kern w:val="0"/>
           <w:lang w:eastAsia="es-ES"/>
-          <w14:ligatures w14:val="none"/>
+          <ns2:ligatures ns2:val="none"/>
         </w:rPr>
         <w:t xml:space="preserve">, donde le informaron que el tipo de seguro ofrecido no correspondía a las características ni al uso del vehículo asegurado, procediendo a </w:t>
       </w:r>
@@ -1838,7 +1838,7 @@
           <w:color w:val="000000"/>
           <w:kern w:val="0"/>
           <w:lang w:eastAsia="es-ES"/>
-          <w14:ligatures w14:val="none"/>
+          <ns2:ligatures ns2:val="none"/>
         </w:rPr>
         <w:t>presentar</w:t>
       </w:r>
@@ -1848,7 +1848,7 @@
           <w:color w:val="000000"/>
           <w:kern w:val="0"/>
           <w:lang w:eastAsia="es-ES"/>
-          <w14:ligatures w14:val="none"/>
+          <ns2:ligatures ns2:val="none"/>
         </w:rPr>
         <w:t xml:space="preserve"> su reclamo ante </w:t>
       </w:r>
@@ -1858,7 +1858,7 @@
           <w:color w:val="000000"/>
           <w:kern w:val="0"/>
           <w:lang w:eastAsia="es-ES"/>
-          <w14:ligatures w14:val="none"/>
+          <ns2:ligatures ns2:val="none"/>
         </w:rPr>
         <w:t>la compañía aseguradora</w:t>
       </w:r>
@@ -1868,12 +1868,12 @@
           <w:color w:val="000000"/>
           <w:kern w:val="0"/>
           <w:lang w:eastAsia="es-ES"/>
-          <w14:ligatures w14:val="none"/>
+          <ns2:ligatures ns2:val="none"/>
         </w:rPr>
         <w:t>.</w:t>
       </w:r>
     </w:p>
-    <w:p>
+    <w:p ns2:paraId="71ED0EC7" ns2:textId="77777777">
       <w:pPr>
         <w:pStyle w:val="Prrafodelista"/>
         <w:rPr>
@@ -1881,11 +1881,11 @@
           <w:color w:val="000000"/>
           <w:kern w:val="0"/>
           <w:lang w:eastAsia="es-ES"/>
-          <w14:ligatures w14:val="none"/>
-        </w:rPr>
-      </w:pPr>
-    </w:p>
-    <w:p>
+          <ns2:ligatures ns2:val="none"/>
+        </w:rPr>
+      </w:pPr>
+    </w:p>
+    <w:p ns2:paraId="3E63209D" ns2:textId="5203D474">
       <w:pPr>
         <w:pStyle w:val="Prrafodelista"/>
         <w:numPr>
@@ -1903,7 +1903,7 @@
           <w:color w:val="000000"/>
           <w:kern w:val="0"/>
           <w:lang w:eastAsia="es-ES"/>
-          <w14:ligatures w14:val="none"/>
+          <ns2:ligatures ns2:val="none"/>
         </w:rPr>
       </w:pPr>
       <w:r>
@@ -1912,7 +1912,7 @@
           <w:color w:val="000000"/>
           <w:kern w:val="0"/>
           <w:lang w:eastAsia="es-ES"/>
-          <w14:ligatures w14:val="none"/>
+          <ns2:ligatures ns2:val="none"/>
         </w:rPr>
         <w:t xml:space="preserve">El 27 de </w:t>
       </w:r>
@@ -1922,7 +1922,7 @@
           <w:color w:val="000000"/>
           <w:kern w:val="0"/>
           <w:lang w:eastAsia="es-ES"/>
-          <w14:ligatures w14:val="none"/>
+          <ns2:ligatures ns2:val="none"/>
         </w:rPr>
         <w:t>setiembre</w:t>
       </w:r>
@@ -1932,7 +1932,7 @@
           <w:color w:val="000000"/>
           <w:kern w:val="0"/>
           <w:lang w:eastAsia="es-ES"/>
-          <w14:ligatures w14:val="none"/>
+          <ns2:ligatures ns2:val="none"/>
         </w:rPr>
         <w:t xml:space="preserve"> de 2025, se apersonó de manera presencial a las oficinas de </w:t>
       </w:r>
@@ -1942,7 +1942,7 @@
           <w:color w:val="000000"/>
           <w:kern w:val="0"/>
           <w:lang w:val="es-ES" w:eastAsia="es-ES"/>
-          <w14:ligatures w14:val="none"/>
+          <ns2:ligatures ns2:val="none"/>
         </w:rPr>
         <w:t>Corredores Falabella</w:t>
       </w:r>
@@ -1952,12 +1952,12 @@
           <w:color w:val="000000"/>
           <w:kern w:val="0"/>
           <w:lang w:eastAsia="es-ES"/>
-          <w14:ligatures w14:val="none"/>
+          <ns2:ligatures ns2:val="none"/>
         </w:rPr>
         <w:t>, donde le indicaron que el seguro de “robo total” no existía para el servicio de taxi y que el pago de la renovación del Seguro vehicular no se había concretado, confirmándole que se encontraba sin cobertura.</w:t>
       </w:r>
     </w:p>
-    <w:p>
+    <w:p ns2:paraId="430EA93C" ns2:textId="77777777">
       <w:pPr>
         <w:pStyle w:val="Prrafodelista"/>
         <w:spacing w:after="0" w:line="240" w:lineRule="auto"/>
@@ -1968,11 +1968,11 @@
           <w:color w:val="000000"/>
           <w:kern w:val="0"/>
           <w:lang w:eastAsia="es-ES"/>
-          <w14:ligatures w14:val="none"/>
-        </w:rPr>
-      </w:pPr>
-    </w:p>
-    <w:p>
+          <ns2:ligatures ns2:val="none"/>
+        </w:rPr>
+      </w:pPr>
+    </w:p>
+    <w:p ns2:paraId="5ACD0D82" ns2:textId="4D987EA8">
       <w:pPr>
         <w:pStyle w:val="Prrafodelista"/>
         <w:numPr>
@@ -1990,7 +1990,7 @@
           <w:color w:val="000000"/>
           <w:kern w:val="0"/>
           <w:lang w:eastAsia="es-ES"/>
-          <w14:ligatures w14:val="none"/>
+          <ns2:ligatures ns2:val="none"/>
         </w:rPr>
       </w:pPr>
       <w:r>
@@ -1999,7 +1999,7 @@
           <w:color w:val="000000"/>
           <w:kern w:val="0"/>
           <w:lang w:eastAsia="es-ES"/>
-          <w14:ligatures w14:val="none"/>
+          <ns2:ligatures ns2:val="none"/>
         </w:rPr>
         <w:t xml:space="preserve">El 29 de </w:t>
       </w:r>
@@ -2009,7 +2009,7 @@
           <w:color w:val="000000"/>
           <w:kern w:val="0"/>
           <w:lang w:eastAsia="es-ES"/>
-          <w14:ligatures w14:val="none"/>
+          <ns2:ligatures ns2:val="none"/>
         </w:rPr>
         <w:t>setiembre</w:t>
       </w:r>
@@ -2019,7 +2019,7 @@
           <w:color w:val="000000"/>
           <w:kern w:val="0"/>
           <w:lang w:eastAsia="es-ES"/>
-          <w14:ligatures w14:val="none"/>
+          <ns2:ligatures ns2:val="none"/>
         </w:rPr>
         <w:t xml:space="preserve"> de 2025, </w:t>
       </w:r>
@@ -2029,7 +2029,7 @@
           <w:color w:val="000000"/>
           <w:kern w:val="0"/>
           <w:lang w:val="es-ES" w:eastAsia="es-ES"/>
-          <w14:ligatures w14:val="none"/>
+          <ns2:ligatures ns2:val="none"/>
         </w:rPr>
         <w:t>La Positiva</w:t>
       </w:r>
@@ -2039,7 +2039,7 @@
           <w:color w:val="000000"/>
           <w:kern w:val="0"/>
           <w:lang w:val="es-ES" w:eastAsia="es-ES"/>
-          <w14:ligatures w14:val="none"/>
+          <ns2:ligatures ns2:val="none"/>
         </w:rPr>
         <w:t xml:space="preserve"> respondió</w:t>
       </w:r>
@@ -2049,7 +2049,7 @@
           <w:color w:val="000000"/>
           <w:kern w:val="0"/>
           <w:lang w:eastAsia="es-ES"/>
-          <w14:ligatures w14:val="none"/>
+          <ns2:ligatures ns2:val="none"/>
         </w:rPr>
         <w:t xml:space="preserve"> a su reclamo, mediante la cual se indicó que el seguro ofrecido por </w:t>
       </w:r>
@@ -2059,7 +2059,7 @@
           <w:color w:val="000000"/>
           <w:kern w:val="0"/>
           <w:lang w:val="es-ES" w:eastAsia="es-ES"/>
-          <w14:ligatures w14:val="none"/>
+          <ns2:ligatures ns2:val="none"/>
         </w:rPr>
         <w:t>Corredores Falabella</w:t>
       </w:r>
@@ -2069,7 +2069,7 @@
           <w:color w:val="000000"/>
           <w:kern w:val="0"/>
           <w:lang w:eastAsia="es-ES"/>
-          <w14:ligatures w14:val="none"/>
+          <ns2:ligatures ns2:val="none"/>
         </w:rPr>
         <w:t>. era válido, contradiciendo la información que previamente le había sido brindada de manera presencial y telefónica respecto de la inexistencia de cobertura adecuada para vehículos de</w:t>
       </w:r>
@@ -2079,7 +2079,7 @@
           <w:color w:val="000000"/>
           <w:kern w:val="0"/>
           <w:lang w:eastAsia="es-ES"/>
-          <w14:ligatures w14:val="none"/>
+          <ns2:ligatures ns2:val="none"/>
         </w:rPr>
         <w:t xml:space="preserve">l servicio de </w:t>
       </w:r>
@@ -2089,12 +2089,12 @@
           <w:color w:val="000000"/>
           <w:kern w:val="0"/>
           <w:lang w:eastAsia="es-ES"/>
-          <w14:ligatures w14:val="none"/>
+          <ns2:ligatures ns2:val="none"/>
         </w:rPr>
         <w:t>taxi.</w:t>
       </w:r>
     </w:p>
-    <w:p>
+    <w:p ns2:paraId="76630485" ns2:textId="77777777">
       <w:pPr>
         <w:tabs>
           <w:tab w:val="left" w:pos="1134"/>
@@ -2106,11 +2106,11 @@
           <w:color w:val="000000"/>
           <w:kern w:val="0"/>
           <w:lang w:eastAsia="es-ES"/>
-          <w14:ligatures w14:val="none"/>
-        </w:rPr>
-      </w:pPr>
-    </w:p>
-    <w:p>
+          <ns2:ligatures ns2:val="none"/>
+        </w:rPr>
+      </w:pPr>
+    </w:p>
+    <w:p ns2:paraId="4FB15987" ns2:textId="78C21B76">
       <w:pPr>
         <w:numPr>
           <w:ilvl w:val="1"/>
@@ -2128,16 +2128,16 @@
           <w:color w:val="000000"/>
           <w:kern w:val="0"/>
           <w:lang w:val="es-ES" w:eastAsia="es-ES"/>
-          <w14:ligatures w14:val="none"/>
-        </w:rPr>
-      </w:pPr>
-      <w:r>
-        <w:rPr>
-          <w:rFonts w:ascii="Arial Narrow" w:eastAsia="Times New Roman" w:hAnsi="Arial Narrow" w:cs="Arial"/>
-          <w:color w:val="000000"/>
-          <w:kern w:val="0"/>
-          <w:lang w:val="es-ES" w:eastAsia="es-ES"/>
-          <w14:ligatures w14:val="none"/>
+          <ns2:ligatures ns2:val="none"/>
+        </w:rPr>
+      </w:pPr>
+      <w:r>
+        <w:rPr>
+          <w:rFonts w:ascii="Arial Narrow" w:eastAsia="Times New Roman" w:hAnsi="Arial Narrow" w:cs="Arial"/>
+          <w:color w:val="000000"/>
+          <w:kern w:val="0"/>
+          <w:lang w:val="es-ES" w:eastAsia="es-ES"/>
+          <ns2:ligatures ns2:val="none"/>
         </w:rPr>
         <w:t xml:space="preserve">El señor [APELLIDO] no solicitó de manera expresa medidas correctivas. Asimismo, no requirió de manera expresa el reembolso de costos y costas del presente procedimiento.</w:t>
       </w:r>
@@ -2145,7 +2145,7 @@
         <w:rPr>
           <w:rFonts w:ascii="Arial Narrow" w:eastAsia="Calibri" w:hAnsi="Arial Narrow" w:cs="Arial"/>
           <w:kern w:val="0"/>
-          <w14:ligatures w14:val="none"/>
+          <ns2:ligatures ns2:val="none"/>
         </w:rPr>
         <w:t xml:space="preserve"/>
       </w:r>
@@ -2155,7 +2155,7 @@
           <w:color w:val="000000"/>
           <w:kern w:val="0"/>
           <w:lang w:val="es-ES" w:eastAsia="es-ES"/>
-          <w14:ligatures w14:val="none"/>
+          <ns2:ligatures ns2:val="none"/>
         </w:rPr>
         <w:t/>
       </w:r>
@@ -2165,7 +2165,7 @@
           <w:color w:val="000000"/>
           <w:kern w:val="0"/>
           <w:lang w:val="es-ES" w:eastAsia="es-ES"/>
-          <w14:ligatures w14:val="none"/>
+          <ns2:ligatures ns2:val="none"/>
         </w:rPr>
         <w:t xml:space="preserve"/>
       </w:r>
@@ -2175,7 +2175,7 @@
           <w:color w:val="000000"/>
           <w:kern w:val="0"/>
           <w:lang w:val="es-ES" w:eastAsia="es-ES"/>
-          <w14:ligatures w14:val="none"/>
+          <ns2:ligatures ns2:val="none"/>
         </w:rPr>
         <w:t/>
       </w:r>
@@ -2185,7 +2185,7 @@
           <w:color w:val="000000"/>
           <w:kern w:val="0"/>
           <w:lang w:val="es-ES" w:eastAsia="es-ES"/>
-          <w14:ligatures w14:val="none"/>
+          <ns2:ligatures ns2:val="none"/>
         </w:rPr>
         <w:t xml:space="preserve"/>
       </w:r>
@@ -2195,7 +2195,7 @@
           <w:color w:val="000000"/>
           <w:kern w:val="0"/>
           <w:lang w:val="es-ES" w:eastAsia="es-ES"/>
-          <w14:ligatures w14:val="none"/>
+          <ns2:ligatures ns2:val="none"/>
         </w:rPr>
         <w:t/>
       </w:r>
@@ -2206,7 +2206,7 @@
           <w:color w:val="000000"/>
           <w:kern w:val="0"/>
           <w:lang w:val="es-ES" w:eastAsia="es-ES"/>
-          <w14:ligatures w14:val="none"/>
+          <ns2:ligatures ns2:val="none"/>
         </w:rPr>
         <w:t xml:space="preserve"/>
       </w:r>
@@ -2216,7 +2216,7 @@
           <w:color w:val="000000"/>
           <w:kern w:val="0"/>
           <w:lang w:val="es-ES" w:eastAsia="es-ES"/>
-          <w14:ligatures w14:val="none"/>
+          <ns2:ligatures ns2:val="none"/>
         </w:rPr>
         <w:t xml:space="preserve"/>
       </w:r>
@@ -2226,7 +2226,7 @@
           <w:color w:val="000000"/>
           <w:kern w:val="0"/>
           <w:lang w:val="es-ES" w:eastAsia="es-ES"/>
-          <w14:ligatures w14:val="none"/>
+          <ns2:ligatures ns2:val="none"/>
         </w:rPr>
         <w:t xml:space="preserve"/>
       </w:r>
@@ -2236,7 +2236,7 @@
           <w:color w:val="000000"/>
           <w:kern w:val="0"/>
           <w:lang w:val="es-ES" w:eastAsia="es-ES"/>
-          <w14:ligatures w14:val="none"/>
+          <ns2:ligatures ns2:val="none"/>
         </w:rPr>
         <w:t xml:space="preserve"/>
       </w:r>
@@ -2246,13 +2246,13 @@
           <w:color w:val="000000"/>
           <w:kern w:val="0"/>
           <w:lang w:val="es-ES" w:eastAsia="es-ES"/>
-          <w14:ligatures w14:val="none"/>
+          <ns2:ligatures ns2:val="none"/>
         </w:rPr>
         <w:t/>
       </w:r>
     </w:p>
     <w:bookmarkEnd w:id="2"/>
-    <w:p>
+    <w:p ns2:paraId="61C46995" ns2:textId="77777777">
       <w:pPr>
         <w:spacing w:after="0" w:line="240" w:lineRule="auto"/>
         <w:contextualSpacing/>
@@ -2263,11 +2263,11 @@
           <w:color w:val="000000"/>
           <w:kern w:val="0"/>
           <w:lang w:eastAsia="es-PE"/>
-          <w14:ligatures w14:val="none"/>
-        </w:rPr>
-      </w:pPr>
-    </w:p>
-    <w:p>
+          <ns2:ligatures ns2:val="none"/>
+        </w:rPr>
+      </w:pPr>
+    </w:p>
+    <w:p ns2:paraId="4713554A" ns2:textId="77777777">
       <w:pPr>
         <w:pStyle w:val="Prrafodelista"/>
         <w:numPr>
@@ -2287,22 +2287,22 @@
           <w:color w:val="000000"/>
           <w:kern w:val="0"/>
           <w:lang w:eastAsia="es-PE"/>
-          <w14:ligatures w14:val="none"/>
-        </w:rPr>
-      </w:pPr>
-      <w:r>
-        <w:rPr>
-          <w:rFonts w:ascii="Arial Narrow" w:eastAsia="Arial Narrow" w:hAnsi="Arial Narrow" w:cs="Arial Narrow"/>
-          <w:b/>
-          <w:color w:val="000000"/>
-          <w:kern w:val="0"/>
-          <w:lang w:eastAsia="es-PE"/>
-          <w14:ligatures w14:val="none"/>
+          <ns2:ligatures ns2:val="none"/>
+        </w:rPr>
+      </w:pPr>
+      <w:r>
+        <w:rPr>
+          <w:rFonts w:ascii="Arial Narrow" w:eastAsia="Arial Narrow" w:hAnsi="Arial Narrow" w:cs="Arial Narrow"/>
+          <w:b/>
+          <w:color w:val="000000"/>
+          <w:kern w:val="0"/>
+          <w:lang w:eastAsia="es-PE"/>
+          <ns2:ligatures ns2:val="none"/>
         </w:rPr>
         <w:t>DE LA ADMISIÓN A TRÁMITE DE LA DENUNCIA</w:t>
       </w:r>
     </w:p>
-    <w:p>
+    <w:p ns2:paraId="4BBBE1C2" ns2:textId="77777777">
       <w:pPr>
         <w:spacing w:after="0" w:line="240" w:lineRule="auto"/>
         <w:ind w:left="567"/>
@@ -2314,11 +2314,11 @@
           <w:color w:val="000000"/>
           <w:kern w:val="0"/>
           <w:lang w:eastAsia="es-PE"/>
-          <w14:ligatures w14:val="none"/>
-        </w:rPr>
-      </w:pPr>
-    </w:p>
-    <w:p>
+          <ns2:ligatures ns2:val="none"/>
+        </w:rPr>
+      </w:pPr>
+    </w:p>
+    <w:p ns2:paraId="749C69A0" ns2:textId="3AB4B502">
       <w:pPr>
         <w:pStyle w:val="Prrafodelista"/>
         <w:numPr>
@@ -2331,7 +2331,7 @@
         <w:rPr>
           <w:rFonts w:ascii="Arial Narrow" w:eastAsia="Arial Narrow" w:hAnsi="Arial Narrow" w:cs="Arial Narrow"/>
           <w:kern w:val="0"/>
-          <w14:ligatures w14:val="none"/>
+          <ns2:ligatures ns2:val="none"/>
         </w:rPr>
       </w:pPr>
       <w:bookmarkStart w:id="3" w:name="_Hlk140755208"/>
@@ -2343,7 +2343,7 @@
           <w:color w:val="000000"/>
           <w:kern w:val="0"/>
           <w:lang w:eastAsia="es-PE"/>
-          <w14:ligatures w14:val="none"/>
+          <ns2:ligatures ns2:val="none"/>
         </w:rPr>
         <w:t xml:space="preserve">La Secretaría </w:t>
       </w:r>
@@ -2356,7 +2356,7 @@
           <w:color w:val="000000"/>
           <w:kern w:val="0"/>
           <w:lang w:eastAsia="es-PE"/>
-          <w14:ligatures w14:val="none"/>
+          <ns2:ligatures ns2:val="none"/>
         </w:rPr>
         <w:t>Técnica de la Comisión de Protección al Consumidor 1 (en adelante, la Secretaría Técnica), en ejercicio de sus facultades</w:t>
       </w:r>
@@ -2366,7 +2366,7 @@
           <w:rFonts w:ascii="Arial Narrow" w:eastAsia="Arial Narrow" w:hAnsi="Arial Narrow" w:cs="Arial Narrow"/>
           <w:kern w:val="0"/>
           <w:vertAlign w:val="superscript"/>
-          <w14:ligatures w14:val="none"/>
+          <ns2:ligatures ns2:val="none"/>
         </w:rPr>
         <w:footnoteReference w:id="3"/>
       </w:r>
@@ -2376,7 +2376,7 @@
           <w:color w:val="000000"/>
           <w:kern w:val="0"/>
           <w:lang w:eastAsia="es-PE"/>
-          <w14:ligatures w14:val="none"/>
+          <ns2:ligatures ns2:val="none"/>
         </w:rPr>
         <w:t xml:space="preserve">, considera </w:t>
       </w:r>
@@ -2384,7 +2384,7 @@
         <w:rPr>
           <w:rFonts w:ascii="Arial Narrow" w:eastAsia="Arial Narrow" w:hAnsi="Arial Narrow" w:cs="Arial Narrow"/>
           <w:kern w:val="0"/>
-          <w14:ligatures w14:val="none"/>
+          <ns2:ligatures ns2:val="none"/>
         </w:rPr>
         <w:t xml:space="preserve">que el hecho denunciado, </w:t>
       </w:r>
@@ -2392,7 +2392,7 @@
         <w:rPr>
           <w:rFonts w:ascii="Arial Narrow" w:eastAsia="Arial Narrow" w:hAnsi="Arial Narrow" w:cs="Arial Narrow"/>
           <w:kern w:val="0"/>
-          <w14:ligatures w14:val="none"/>
+          <ns2:ligatures ns2:val="none"/>
         </w:rPr>
         <w:t xml:space="preserve">consistente en que </w:t>
       </w:r>
@@ -2403,7 +2403,7 @@
           <w:kern w:val="0"/>
           <w:shd w:val="clear" w:color="auto" w:fill="FFFFFF"/>
           <w:lang w:eastAsia="es-PE"/>
-          <w14:ligatures w14:val="none"/>
+          <ns2:ligatures ns2:val="none"/>
         </w:rPr>
         <w:t xml:space="preserve">Corredores de Seguros Falabella S.A.C. no habría gestionado la renovación de la Póliza 250006639 del Seguro Vehicular para el vehículo con Placa de Rodaje </w:t>
       </w:r>
@@ -2415,7 +2415,7 @@
           <w:kern w:val="0"/>
           <w:shd w:val="clear" w:color="auto" w:fill="FFFFFF"/>
           <w:lang w:eastAsia="es-PE"/>
-          <w14:ligatures w14:val="none"/>
+          <ns2:ligatures ns2:val="none"/>
         </w:rPr>
         <w:t/>
       </w:r>
@@ -2427,7 +2427,7 @@
           <w:kern w:val="0"/>
           <w:shd w:val="clear" w:color="auto" w:fill="FFFFFF"/>
           <w:lang w:eastAsia="es-PE"/>
-          <w14:ligatures w14:val="none"/>
+          <ns2:ligatures ns2:val="none"/>
         </w:rPr>
         <w:t xml:space="preserve"> CAF-328 desde el 23 de setiembre de 2024, pese a lo informado</w:t>
       </w:r>
@@ -2435,7 +2435,7 @@
         <w:rPr>
           <w:rFonts w:ascii="Arial Narrow" w:eastAsia="Arial Narrow" w:hAnsi="Arial Narrow" w:cs="Arial Narrow"/>
           <w:kern w:val="0"/>
-          <w14:ligatures w14:val="none"/>
+          <ns2:ligatures ns2:val="none"/>
         </w:rPr>
         <w:t>; involucraría una presunta afectación a sus expectativas, quien no habría encontrado una correspondencia entre lo que esperaba recibir de parte del proveedor y lo que realmente recibió. Por consiguiente, corresponde calificar el hecho materia de denuncia como una presunta infracción al deber de idoneidad, tipificado en los artículos 18</w:t>
       </w:r>
@@ -2445,7 +2445,7 @@
           <w:color w:val="000000"/>
           <w:kern w:val="0"/>
           <w:lang w:eastAsia="es-PE"/>
-          <w14:ligatures w14:val="none"/>
+          <ns2:ligatures ns2:val="none"/>
         </w:rPr>
         <w:t/>
       </w:r>
@@ -2453,7 +2453,7 @@
         <w:rPr>
           <w:rFonts w:ascii="Arial Narrow" w:eastAsia="Arial Narrow" w:hAnsi="Arial Narrow" w:cs="Arial Narrow"/>
           <w:kern w:val="0"/>
-          <w14:ligatures w14:val="none"/>
+          <ns2:ligatures ns2:val="none"/>
         </w:rPr>
         <w:t xml:space="preserve"> y 19</w:t>
       </w:r>
@@ -2463,7 +2463,7 @@
           <w:color w:val="000000"/>
           <w:kern w:val="0"/>
           <w:lang w:eastAsia="es-PE"/>
-          <w14:ligatures w14:val="none"/>
+          <ns2:ligatures ns2:val="none"/>
         </w:rPr>
         <w:t/>
       </w:r>
@@ -2471,7 +2471,7 @@
         <w:rPr>
           <w:rFonts w:ascii="Arial Narrow" w:eastAsia="Arial Narrow" w:hAnsi="Arial Narrow" w:cs="Arial Narrow"/>
           <w:kern w:val="0"/>
-          <w14:ligatures w14:val="none"/>
+          <ns2:ligatures ns2:val="none"/>
         </w:rPr>
         <w:t xml:space="preserve"> del Código</w:t>
       </w:r>
@@ -2482,7 +2482,7 @@
           <w:rFonts w:ascii="Arial Narrow" w:eastAsia="Arial Narrow" w:hAnsi="Arial Narrow" w:cs="Arial"/>
           <w:kern w:val="0"/>
           <w:vertAlign w:val="superscript"/>
-          <w14:ligatures w14:val="none"/>
+          <ns2:ligatures ns2:val="none"/>
         </w:rPr>
         <w:footnoteReference w:id="4"/>
       </w:r>
@@ -2490,13 +2490,13 @@
         <w:rPr>
           <w:rFonts w:ascii="Arial Narrow" w:eastAsia="Arial Narrow" w:hAnsi="Arial Narrow" w:cs="Arial Narrow"/>
           <w:kern w:val="0"/>
-          <w14:ligatures w14:val="none"/>
+          <ns2:ligatures ns2:val="none"/>
         </w:rPr>
         <w:t>.</w:t>
       </w:r>
       <w:bookmarkEnd w:id="6"/>
     </w:p>
-    <w:p>
+    <w:p ns2:paraId="2F8D23C0" ns2:textId="77777777">
       <w:pPr>
         <w:pStyle w:val="Prrafodelista"/>
         <w:spacing w:after="0" w:line="240" w:lineRule="auto"/>
@@ -2505,11 +2505,11 @@
         <w:rPr>
           <w:rFonts w:ascii="Arial Narrow" w:eastAsia="Arial Narrow" w:hAnsi="Arial Narrow" w:cs="Arial Narrow"/>
           <w:kern w:val="0"/>
-          <w14:ligatures w14:val="none"/>
-        </w:rPr>
-      </w:pPr>
-    </w:p>
-    <w:p>
+          <ns2:ligatures ns2:val="none"/>
+        </w:rPr>
+      </w:pPr>
+    </w:p>
+    <w:p ns2:paraId="54A143B5" ns2:textId="625D265B">
       <w:pPr>
         <w:pStyle w:val="Prrafodelista"/>
         <w:numPr>
@@ -2522,14 +2522,14 @@
         <w:rPr>
           <w:rFonts w:ascii="Arial Narrow" w:eastAsia="Arial Narrow" w:hAnsi="Arial Narrow" w:cs="Arial Narrow"/>
           <w:kern w:val="0"/>
-          <w14:ligatures w14:val="none"/>
-        </w:rPr>
-      </w:pPr>
-      <w:r>
-        <w:rPr>
-          <w:rFonts w:ascii="Arial Narrow" w:eastAsia="Arial Narrow" w:hAnsi="Arial Narrow" w:cs="Arial Narrow"/>
-          <w:kern w:val="0"/>
-          <w14:ligatures w14:val="none"/>
+          <ns2:ligatures ns2:val="none"/>
+        </w:rPr>
+      </w:pPr>
+      <w:r>
+        <w:rPr>
+          <w:rFonts w:ascii="Arial Narrow" w:eastAsia="Arial Narrow" w:hAnsi="Arial Narrow" w:cs="Arial Narrow"/>
+          <w:kern w:val="0"/>
+          <ns2:ligatures ns2:val="none"/>
         </w:rPr>
         <w:t xml:space="preserve">Así también, la Secretaría Técnica, en ejercicio de sus facultades, </w:t>
       </w:r>
@@ -2540,7 +2540,7 @@
           <w:color w:val="000000"/>
           <w:kern w:val="0"/>
           <w:lang w:eastAsia="es-PE"/>
-          <w14:ligatures w14:val="none"/>
+          <ns2:ligatures ns2:val="none"/>
         </w:rPr>
         <w:t xml:space="preserve">considera </w:t>
       </w:r>
@@ -2548,7 +2548,7 @@
         <w:rPr>
           <w:rFonts w:ascii="Arial Narrow" w:eastAsia="Arial Narrow" w:hAnsi="Arial Narrow" w:cs="Arial Narrow"/>
           <w:kern w:val="0"/>
-          <w14:ligatures w14:val="none"/>
+          <ns2:ligatures ns2:val="none"/>
         </w:rPr>
         <w:t xml:space="preserve">que el hecho denunciado, consistente en que </w:t>
       </w:r>
@@ -2559,7 +2559,7 @@
           <w:kern w:val="0"/>
           <w:shd w:val="clear" w:color="auto" w:fill="FFFFFF"/>
           <w:lang w:eastAsia="es-PE"/>
-          <w14:ligatures w14:val="none"/>
+          <ns2:ligatures ns2:val="none"/>
         </w:rPr>
         <w:t xml:space="preserve">La Positiva Seguros y Reaseguros S.A. no habría renovado debidamente la Póliza 250006639 del Seguro Vehicular para el vehículo con Placa de Rodaje </w:t>
       </w:r>
@@ -2571,7 +2571,7 @@
           <w:kern w:val="0"/>
           <w:shd w:val="clear" w:color="auto" w:fill="FFFFFF"/>
           <w:lang w:eastAsia="es-PE"/>
-          <w14:ligatures w14:val="none"/>
+          <ns2:ligatures ns2:val="none"/>
         </w:rPr>
         <w:t/>
       </w:r>
@@ -2583,7 +2583,7 @@
           <w:kern w:val="0"/>
           <w:shd w:val="clear" w:color="auto" w:fill="FFFFFF"/>
           <w:lang w:eastAsia="es-PE"/>
-          <w14:ligatures w14:val="none"/>
+          <ns2:ligatures ns2:val="none"/>
         </w:rPr>
         <w:t xml:space="preserve"> CAF-328 desde el 23 de setiembre de 2024, pese a lo informado</w:t>
       </w:r>
@@ -2591,7 +2591,7 @@
         <w:rPr>
           <w:rFonts w:ascii="Arial Narrow" w:eastAsia="Arial Narrow" w:hAnsi="Arial Narrow" w:cs="Arial Narrow"/>
           <w:kern w:val="0"/>
-          <w14:ligatures w14:val="none"/>
+          <ns2:ligatures ns2:val="none"/>
         </w:rPr>
         <w:t>; involucraría una presunta afectación a sus expectativas, quien no habría encontrado una correspondencia entre lo que esperaba recibir de parte del proveedor y lo que realmente recibió. Por consiguiente, corresponde calificar el hecho materia de denuncia como una presunta infracción al deber de idoneidad, tipificado en los artículos 18</w:t>
       </w:r>
@@ -2601,7 +2601,7 @@
           <w:color w:val="000000"/>
           <w:kern w:val="0"/>
           <w:lang w:eastAsia="es-PE"/>
-          <w14:ligatures w14:val="none"/>
+          <ns2:ligatures ns2:val="none"/>
         </w:rPr>
         <w:t/>
       </w:r>
@@ -2609,7 +2609,7 @@
         <w:rPr>
           <w:rFonts w:ascii="Arial Narrow" w:eastAsia="Arial Narrow" w:hAnsi="Arial Narrow" w:cs="Arial Narrow"/>
           <w:kern w:val="0"/>
-          <w14:ligatures w14:val="none"/>
+          <ns2:ligatures ns2:val="none"/>
         </w:rPr>
         <w:t xml:space="preserve"> y 19</w:t>
       </w:r>
@@ -2619,7 +2619,7 @@
           <w:color w:val="000000"/>
           <w:kern w:val="0"/>
           <w:lang w:eastAsia="es-PE"/>
-          <w14:ligatures w14:val="none"/>
+          <ns2:ligatures ns2:val="none"/>
         </w:rPr>
         <w:t/>
       </w:r>
@@ -2627,7 +2627,7 @@
         <w:rPr>
           <w:rFonts w:ascii="Arial Narrow" w:eastAsia="Arial Narrow" w:hAnsi="Arial Narrow" w:cs="Arial Narrow"/>
           <w:kern w:val="0"/>
-          <w14:ligatures w14:val="none"/>
+          <ns2:ligatures ns2:val="none"/>
         </w:rPr>
         <w:t xml:space="preserve"> del Código</w:t>
       </w:r>
@@ -2638,22 +2638,22 @@
           <w:color w:val="000000"/>
           <w:kern w:val="0"/>
           <w:lang w:eastAsia="es-PE"/>
-          <w14:ligatures w14:val="none"/>
+          <ns2:ligatures ns2:val="none"/>
         </w:rPr>
         <w:t xml:space="preserve">. </w:t>
       </w:r>
     </w:p>
-    <w:p>
+    <w:p ns2:paraId="6FBFA086" ns2:textId="77777777">
       <w:pPr>
         <w:pStyle w:val="Prrafodelista"/>
         <w:rPr>
           <w:rFonts w:ascii="Arial Narrow" w:eastAsia="Arial Narrow" w:hAnsi="Arial Narrow" w:cs="Arial Narrow"/>
           <w:kern w:val="0"/>
-          <w14:ligatures w14:val="none"/>
-        </w:rPr>
-      </w:pPr>
-    </w:p>
-    <w:p>
+          <ns2:ligatures ns2:val="none"/>
+        </w:rPr>
+      </w:pPr>
+    </w:p>
+    <w:p ns2:paraId="5DBAD16D" ns2:textId="3855F7D2">
       <w:pPr>
         <w:pStyle w:val="Prrafodelista"/>
         <w:numPr>
@@ -2666,14 +2666,14 @@
         <w:rPr>
           <w:rFonts w:ascii="Arial Narrow" w:eastAsia="Arial Narrow" w:hAnsi="Arial Narrow" w:cs="Arial Narrow"/>
           <w:kern w:val="0"/>
-          <w14:ligatures w14:val="none"/>
-        </w:rPr>
-      </w:pPr>
-      <w:r>
-        <w:rPr>
-          <w:rFonts w:ascii="Arial Narrow" w:eastAsia="Arial Narrow" w:hAnsi="Arial Narrow" w:cs="Arial Narrow"/>
-          <w:kern w:val="0"/>
-          <w14:ligatures w14:val="none"/>
+          <ns2:ligatures ns2:val="none"/>
+        </w:rPr>
+      </w:pPr>
+      <w:r>
+        <w:rPr>
+          <w:rFonts w:ascii="Arial Narrow" w:eastAsia="Arial Narrow" w:hAnsi="Arial Narrow" w:cs="Arial Narrow"/>
+          <w:kern w:val="0"/>
+          <ns2:ligatures ns2:val="none"/>
         </w:rPr>
         <w:t xml:space="preserve">Asimismo, la Secretaría Técnica, en ejercicio de sus facultades, </w:t>
       </w:r>
@@ -2683,7 +2683,7 @@
           <w:color w:val="000000"/>
           <w:kern w:val="0"/>
           <w:lang w:eastAsia="es-PE"/>
-          <w14:ligatures w14:val="none"/>
+          <ns2:ligatures ns2:val="none"/>
         </w:rPr>
         <w:t xml:space="preserve">considera </w:t>
       </w:r>
@@ -2691,7 +2691,7 @@
         <w:rPr>
           <w:rFonts w:ascii="Arial Narrow" w:eastAsia="Arial Narrow" w:hAnsi="Arial Narrow" w:cs="Arial Narrow"/>
           <w:kern w:val="0"/>
-          <w14:ligatures w14:val="none"/>
+          <ns2:ligatures ns2:val="none"/>
         </w:rPr>
         <w:t xml:space="preserve">que el hecho denunciado, consistente en que </w:t>
       </w:r>
@@ -2702,7 +2702,7 @@
           <w:kern w:val="0"/>
           <w:shd w:val="clear" w:color="auto" w:fill="FFFFFF"/>
           <w:lang w:eastAsia="es-PE"/>
-          <w14:ligatures w14:val="none"/>
+          <ns2:ligatures ns2:val="none"/>
         </w:rPr>
         <w:t xml:space="preserve">Corredores de Seguros Falabella S.A.C. habría ofrecido inadecuadamente al denunciante el 23 de setiembre de 2023 la Póliza 250006639 del Seguro Vehicular para el vehículo con Placa de Rodaje </w:t>
       </w:r>
@@ -2714,7 +2714,7 @@
           <w:kern w:val="0"/>
           <w:shd w:val="clear" w:color="auto" w:fill="FFFFFF"/>
           <w:lang w:eastAsia="es-PE"/>
-          <w14:ligatures w14:val="none"/>
+          <ns2:ligatures ns2:val="none"/>
         </w:rPr>
         <w:t/>
       </w:r>
@@ -2726,7 +2726,7 @@
           <w:kern w:val="0"/>
           <w:shd w:val="clear" w:color="auto" w:fill="FFFFFF"/>
           <w:lang w:eastAsia="es-PE"/>
-          <w14:ligatures w14:val="none"/>
+          <ns2:ligatures ns2:val="none"/>
         </w:rPr>
         <w:t xml:space="preserve"> CAF-328, al no ser compatible con el uso de servicio taxi declarado por el denunciante al momento de la contratación</w:t>
       </w:r>
@@ -2734,7 +2734,7 @@
         <w:rPr>
           <w:rFonts w:ascii="Arial Narrow" w:eastAsia="Arial Narrow" w:hAnsi="Arial Narrow" w:cs="Arial Narrow"/>
           <w:kern w:val="0"/>
-          <w14:ligatures w14:val="none"/>
+          <ns2:ligatures ns2:val="none"/>
         </w:rPr>
         <w:t>; involucraría una presunta afectación a sus expectativas, quien no habría encontrado una correspondencia entre lo que esperaba recibir de parte del proveedor y lo que realmente recibió. Por consiguiente, corresponde calificar el hecho materia de denuncia como una presunta infracción al deber de idoneidad, tipificado en los artículos 18</w:t>
       </w:r>
@@ -2744,7 +2744,7 @@
           <w:color w:val="000000"/>
           <w:kern w:val="0"/>
           <w:lang w:eastAsia="es-PE"/>
-          <w14:ligatures w14:val="none"/>
+          <ns2:ligatures ns2:val="none"/>
         </w:rPr>
         <w:t/>
       </w:r>
@@ -2752,7 +2752,7 @@
         <w:rPr>
           <w:rFonts w:ascii="Arial Narrow" w:eastAsia="Arial Narrow" w:hAnsi="Arial Narrow" w:cs="Arial Narrow"/>
           <w:kern w:val="0"/>
-          <w14:ligatures w14:val="none"/>
+          <ns2:ligatures ns2:val="none"/>
         </w:rPr>
         <w:t xml:space="preserve"> y 19</w:t>
       </w:r>
@@ -2762,7 +2762,7 @@
           <w:color w:val="000000"/>
           <w:kern w:val="0"/>
           <w:lang w:eastAsia="es-PE"/>
-          <w14:ligatures w14:val="none"/>
+          <ns2:ligatures ns2:val="none"/>
         </w:rPr>
         <w:t/>
       </w:r>
@@ -2770,7 +2770,7 @@
         <w:rPr>
           <w:rFonts w:ascii="Arial Narrow" w:eastAsia="Arial Narrow" w:hAnsi="Arial Narrow" w:cs="Arial Narrow"/>
           <w:kern w:val="0"/>
-          <w14:ligatures w14:val="none"/>
+          <ns2:ligatures ns2:val="none"/>
         </w:rPr>
         <w:t xml:space="preserve"> del Código</w:t>
       </w:r>
@@ -2781,13 +2781,13 @@
           <w:color w:val="000000"/>
           <w:kern w:val="0"/>
           <w:lang w:eastAsia="es-PE"/>
-          <w14:ligatures w14:val="none"/>
+          <ns2:ligatures ns2:val="none"/>
         </w:rPr>
         <w:t xml:space="preserve">. </w:t>
       </w:r>
       <w:bookmarkEnd w:id="7"/>
     </w:p>
-    <w:p>
+    <w:p ns2:paraId="56D1D1C3" ns2:textId="77777777">
       <w:pPr>
         <w:pStyle w:val="Prrafodelista"/>
         <w:spacing w:after="0" w:line="240" w:lineRule="auto"/>
@@ -2796,11 +2796,11 @@
         <w:rPr>
           <w:rFonts w:ascii="Arial Narrow" w:eastAsia="Arial Narrow" w:hAnsi="Arial Narrow" w:cs="Arial Narrow"/>
           <w:kern w:val="0"/>
-          <w14:ligatures w14:val="none"/>
-        </w:rPr>
-      </w:pPr>
-    </w:p>
-    <w:p>
+          <ns2:ligatures ns2:val="none"/>
+        </w:rPr>
+      </w:pPr>
+    </w:p>
+    <w:p ns2:paraId="7B3C687A" ns2:textId="4A3AB671">
       <w:pPr>
         <w:pStyle w:val="Prrafodelista"/>
         <w:numPr>
@@ -2813,14 +2813,14 @@
         <w:rPr>
           <w:rFonts w:ascii="Arial Narrow" w:eastAsia="Arial Narrow" w:hAnsi="Arial Narrow" w:cs="Arial Narrow"/>
           <w:kern w:val="0"/>
-          <w14:ligatures w14:val="none"/>
-        </w:rPr>
-      </w:pPr>
-      <w:r>
-        <w:rPr>
-          <w:rFonts w:ascii="Arial Narrow" w:eastAsia="Arial Narrow" w:hAnsi="Arial Narrow" w:cs="Arial Narrow"/>
-          <w:kern w:val="0"/>
-          <w14:ligatures w14:val="none"/>
+          <ns2:ligatures ns2:val="none"/>
+        </w:rPr>
+      </w:pPr>
+      <w:r>
+        <w:rPr>
+          <w:rFonts w:ascii="Arial Narrow" w:eastAsia="Arial Narrow" w:hAnsi="Arial Narrow" w:cs="Arial Narrow"/>
+          <w:kern w:val="0"/>
+          <ns2:ligatures ns2:val="none"/>
         </w:rPr>
         <w:t xml:space="preserve">Asimismo, </w:t>
       </w:r>
@@ -2828,7 +2828,7 @@
         <w:rPr>
           <w:rFonts w:ascii="Arial Narrow" w:eastAsia="Arial Narrow" w:hAnsi="Arial Narrow" w:cs="Arial Narrow"/>
           <w:kern w:val="0"/>
-          <w14:ligatures w14:val="none"/>
+          <ns2:ligatures ns2:val="none"/>
         </w:rPr>
         <w:t xml:space="preserve">la Secretaría Técnica, en ejercicio de sus facultades, </w:t>
       </w:r>
@@ -2838,7 +2838,7 @@
           <w:color w:val="000000"/>
           <w:kern w:val="0"/>
           <w:lang w:eastAsia="es-PE"/>
-          <w14:ligatures w14:val="none"/>
+          <ns2:ligatures ns2:val="none"/>
         </w:rPr>
         <w:t xml:space="preserve">considera </w:t>
       </w:r>
@@ -2846,7 +2846,7 @@
         <w:rPr>
           <w:rFonts w:ascii="Arial Narrow" w:eastAsia="Arial Narrow" w:hAnsi="Arial Narrow" w:cs="Arial Narrow"/>
           <w:kern w:val="0"/>
-          <w14:ligatures w14:val="none"/>
+          <ns2:ligatures ns2:val="none"/>
         </w:rPr>
         <w:t>que el hecho denunciado</w:t>
       </w:r>
@@ -2856,7 +2856,7 @@
           <w:color w:val="000000"/>
           <w:kern w:val="0"/>
           <w:lang w:eastAsia="es-PE"/>
-          <w14:ligatures w14:val="none"/>
+          <ns2:ligatures ns2:val="none"/>
         </w:rPr>
         <w:t xml:space="preserve">, consistente en que </w:t>
       </w:r>
@@ -2867,7 +2867,7 @@
           <w:kern w:val="0"/>
           <w:shd w:val="clear" w:color="auto" w:fill="FFFFFF"/>
           <w:lang w:eastAsia="es-PE"/>
-          <w14:ligatures w14:val="none"/>
+          <ns2:ligatures ns2:val="none"/>
         </w:rPr>
         <w:t>Corredores de Seguros Falabella S.A.C. habría brindado una respuesta inadecuada al reclamo presentado por el denunciante el 26 de agosto de 2025</w:t>
       </w:r>
@@ -2877,7 +2877,7 @@
           <w:color w:val="000000"/>
           <w:kern w:val="0"/>
           <w:lang w:eastAsia="es-PE"/>
-          <w14:ligatures w14:val="none"/>
+          <ns2:ligatures ns2:val="none"/>
         </w:rPr>
         <w:t>. Por consiguiente, corresponde calificar el hecho materia de denuncia como una presunta infracción al</w:t>
       </w:r>
@@ -2885,7 +2885,7 @@
         <w:rPr>
           <w:rFonts w:ascii="Arial Narrow" w:eastAsia="Arial Narrow" w:hAnsi="Arial Narrow" w:cs="Arial Narrow"/>
           <w:kern w:val="0"/>
-          <w14:ligatures w14:val="none"/>
+          <ns2:ligatures ns2:val="none"/>
         </w:rPr>
         <w:t xml:space="preserve"> numeral 88.1</w:t>
       </w:r>
@@ -2893,7 +2893,7 @@
         <w:rPr>
           <w:rFonts w:ascii="Arial Narrow" w:eastAsia="Arial Narrow" w:hAnsi="Arial Narrow" w:cs="Arial Narrow"/>
           <w:kern w:val="0"/>
-          <w14:ligatures w14:val="none"/>
+          <ns2:ligatures ns2:val="none"/>
         </w:rPr>
         <w:t/>
       </w:r>
@@ -2901,7 +2901,7 @@
         <w:rPr>
           <w:rFonts w:ascii="Arial Narrow" w:eastAsia="Arial Narrow" w:hAnsi="Arial Narrow" w:cs="Arial Narrow"/>
           <w:kern w:val="0"/>
-          <w14:ligatures w14:val="none"/>
+          <ns2:ligatures ns2:val="none"/>
         </w:rPr>
         <w:t xml:space="preserve"> del artículo 88</w:t>
       </w:r>
@@ -2909,7 +2909,7 @@
         <w:rPr>
           <w:rFonts w:ascii="Arial Narrow" w:eastAsia="Arial Narrow" w:hAnsi="Arial Narrow" w:cs="Arial Narrow"/>
           <w:kern w:val="0"/>
-          <w14:ligatures w14:val="none"/>
+          <ns2:ligatures ns2:val="none"/>
         </w:rPr>
         <w:t/>
       </w:r>
@@ -2917,7 +2917,7 @@
         <w:rPr>
           <w:rFonts w:ascii="Arial Narrow" w:eastAsia="Arial Narrow" w:hAnsi="Arial Narrow" w:cs="Arial Narrow"/>
           <w:kern w:val="0"/>
-          <w14:ligatures w14:val="none"/>
+          <ns2:ligatures ns2:val="none"/>
         </w:rPr>
         <w:t xml:space="preserve"> del Código</w:t>
       </w:r>
@@ -2927,7 +2927,7 @@
           <w:rFonts w:ascii="Arial Narrow" w:eastAsia="Arial Narrow" w:hAnsi="Arial Narrow" w:cs="Arial"/>
           <w:kern w:val="0"/>
           <w:vertAlign w:val="superscript"/>
-          <w14:ligatures w14:val="none"/>
+          <ns2:ligatures ns2:val="none"/>
         </w:rPr>
         <w:footnoteReference w:id="5"/>
       </w:r>
@@ -2935,22 +2935,22 @@
         <w:rPr>
           <w:rFonts w:ascii="Arial Narrow" w:eastAsia="Arial Narrow" w:hAnsi="Arial Narrow" w:cs="Arial Narrow"/>
           <w:kern w:val="0"/>
-          <w14:ligatures w14:val="none"/>
+          <ns2:ligatures ns2:val="none"/>
         </w:rPr>
         <w:t>.</w:t>
       </w:r>
     </w:p>
-    <w:p>
+    <w:p ns2:paraId="369A3410" ns2:textId="77777777">
       <w:pPr>
         <w:pStyle w:val="Prrafodelista"/>
         <w:rPr>
           <w:rFonts w:ascii="Arial Narrow" w:eastAsia="Arial Narrow" w:hAnsi="Arial Narrow" w:cs="Arial Narrow"/>
           <w:kern w:val="0"/>
-          <w14:ligatures w14:val="none"/>
-        </w:rPr>
-      </w:pPr>
-    </w:p>
-    <w:p>
+          <ns2:ligatures ns2:val="none"/>
+        </w:rPr>
+      </w:pPr>
+    </w:p>
+    <w:p ns2:paraId="29A4E963" ns2:textId="4450C0DC">
       <w:pPr>
         <w:pStyle w:val="Prrafodelista"/>
         <w:numPr>
@@ -2963,14 +2963,14 @@
         <w:rPr>
           <w:rFonts w:ascii="Arial Narrow" w:eastAsia="Arial Narrow" w:hAnsi="Arial Narrow" w:cs="Arial Narrow"/>
           <w:kern w:val="0"/>
-          <w14:ligatures w14:val="none"/>
-        </w:rPr>
-      </w:pPr>
-      <w:r>
-        <w:rPr>
-          <w:rFonts w:ascii="Arial Narrow" w:eastAsia="Arial Narrow" w:hAnsi="Arial Narrow" w:cs="Arial Narrow"/>
-          <w:kern w:val="0"/>
-          <w14:ligatures w14:val="none"/>
+          <ns2:ligatures ns2:val="none"/>
+        </w:rPr>
+      </w:pPr>
+      <w:r>
+        <w:rPr>
+          <w:rFonts w:ascii="Arial Narrow" w:eastAsia="Arial Narrow" w:hAnsi="Arial Narrow" w:cs="Arial Narrow"/>
+          <w:kern w:val="0"/>
+          <ns2:ligatures ns2:val="none"/>
         </w:rPr>
         <w:t xml:space="preserve">Asimismo, la Secretaría Técnica, en ejercicio de sus facultades, </w:t>
       </w:r>
@@ -2980,7 +2980,7 @@
           <w:color w:val="000000"/>
           <w:kern w:val="0"/>
           <w:lang w:eastAsia="es-PE"/>
-          <w14:ligatures w14:val="none"/>
+          <ns2:ligatures ns2:val="none"/>
         </w:rPr>
         <w:t xml:space="preserve">considera </w:t>
       </w:r>
@@ -2988,7 +2988,7 @@
         <w:rPr>
           <w:rFonts w:ascii="Arial Narrow" w:eastAsia="Arial Narrow" w:hAnsi="Arial Narrow" w:cs="Arial Narrow"/>
           <w:kern w:val="0"/>
-          <w14:ligatures w14:val="none"/>
+          <ns2:ligatures ns2:val="none"/>
         </w:rPr>
         <w:t>que el hecho denunciado</w:t>
       </w:r>
@@ -2998,7 +2998,7 @@
           <w:color w:val="000000"/>
           <w:kern w:val="0"/>
           <w:lang w:eastAsia="es-PE"/>
-          <w14:ligatures w14:val="none"/>
+          <ns2:ligatures ns2:val="none"/>
         </w:rPr>
         <w:t xml:space="preserve">, consistente en que </w:t>
       </w:r>
@@ -3015,7 +3015,7 @@
           <w:color w:val="000000"/>
           <w:kern w:val="0"/>
           <w:lang w:eastAsia="es-PE"/>
-          <w14:ligatures w14:val="none"/>
+          <ns2:ligatures ns2:val="none"/>
         </w:rPr>
         <w:t>. Por consiguiente, corresponde calificar el hecho materia de denuncia como una presunta infracción al</w:t>
       </w:r>
@@ -3023,12 +3023,12 @@
         <w:rPr>
           <w:rFonts w:ascii="Arial Narrow" w:eastAsia="Arial Narrow" w:hAnsi="Arial Narrow" w:cs="Arial Narrow"/>
           <w:kern w:val="0"/>
-          <w14:ligatures w14:val="none"/>
+          <ns2:ligatures ns2:val="none"/>
         </w:rPr>
         <w:t xml:space="preserve"> numeral 88.1 del artículo 88 del Código.</w:t>
       </w:r>
     </w:p>
-    <w:p>
+    <w:p ns2:paraId="2E7770E0" ns2:textId="77777777">
       <w:pPr>
         <w:pStyle w:val="Prrafodelista"/>
         <w:spacing w:after="0" w:line="240" w:lineRule="auto"/>
@@ -3038,11 +3038,11 @@
           <w:rFonts w:ascii="Arial Narrow" w:eastAsia="Calibri" w:hAnsi="Arial Narrow" w:cs="Arial Narrow"/>
           <w:kern w:val="0"/>
           <w:lang w:eastAsia="es-PE"/>
-          <w14:ligatures w14:val="none"/>
-        </w:rPr>
-      </w:pPr>
-    </w:p>
-    <w:p>
+          <ns2:ligatures ns2:val="none"/>
+        </w:rPr>
+      </w:pPr>
+    </w:p>
+    <w:p ns2:paraId="17426A8E" ns2:textId="5B1D0383">
       <w:pPr>
         <w:pStyle w:val="Prrafodelista"/>
         <w:numPr>
@@ -3056,7 +3056,7 @@
           <w:rFonts w:ascii="Arial Narrow" w:eastAsia="Calibri" w:hAnsi="Arial Narrow" w:cs="Arial Narrow"/>
           <w:kern w:val="0"/>
           <w:lang w:eastAsia="es-PE"/>
-          <w14:ligatures w14:val="none"/>
+          <ns2:ligatures ns2:val="none"/>
         </w:rPr>
       </w:pPr>
       <w:r>
@@ -3065,7 +3065,7 @@
           <w:color w:val="000000"/>
           <w:kern w:val="0"/>
           <w:lang w:eastAsia="es-PE"/>
-          <w14:ligatures w14:val="none"/>
+          <ns2:ligatures ns2:val="none"/>
         </w:rPr>
         <w:t>En tanto la denuncia reúne los requisitos establecidos por la norma citada, corresponde admitirla a trámite</w:t>
       </w:r>
@@ -3075,7 +3075,7 @@
           <w:rFonts w:ascii="Arial Narrow" w:eastAsia="Arial Narrow" w:hAnsi="Arial Narrow" w:cs="Arial Narrow"/>
           <w:kern w:val="0"/>
           <w:vertAlign w:val="superscript"/>
-          <w14:ligatures w14:val="none"/>
+          <ns2:ligatures ns2:val="none"/>
         </w:rPr>
         <w:footnoteReference w:id="6"/>
       </w:r>
@@ -3085,12 +3085,12 @@
           <w:color w:val="000000"/>
           <w:kern w:val="0"/>
           <w:lang w:eastAsia="es-PE"/>
-          <w14:ligatures w14:val="none"/>
+          <ns2:ligatures ns2:val="none"/>
         </w:rPr>
         <w:t>.</w:t>
       </w:r>
     </w:p>
-    <w:p>
+    <w:p ns2:paraId="69FE781D" ns2:textId="77777777">
       <w:pPr>
         <w:pStyle w:val="Prrafodelista"/>
         <w:numPr>
@@ -3110,36 +3110,36 @@
           <w:color w:val="000000"/>
           <w:kern w:val="0"/>
           <w:lang w:eastAsia="es-PE"/>
-          <w14:ligatures w14:val="none"/>
-        </w:rPr>
-      </w:pPr>
-      <w:r>
-        <w:rPr>
-          <w:rFonts w:ascii="Arial Narrow" w:eastAsia="Arial Narrow" w:hAnsi="Arial Narrow" w:cs="Arial Narrow"/>
-          <w:b/>
-          <w:color w:val="000000"/>
-          <w:kern w:val="0"/>
-          <w:lang w:eastAsia="es-PE"/>
-          <w14:ligatures w14:val="none"/>
+          <ns2:ligatures ns2:val="none"/>
+        </w:rPr>
+      </w:pPr>
+      <w:r>
+        <w:rPr>
+          <w:rFonts w:ascii="Arial Narrow" w:eastAsia="Arial Narrow" w:hAnsi="Arial Narrow" w:cs="Arial Narrow"/>
+          <w:b/>
+          <w:color w:val="000000"/>
+          <w:kern w:val="0"/>
+          <w:lang w:eastAsia="es-PE"/>
+          <ns2:ligatures ns2:val="none"/>
         </w:rPr>
         <w:lastRenderedPageBreak/>
         <w:t>REQUERIMIENTO DE INFORMACION</w:t>
       </w:r>
     </w:p>
-    <w:p>
-      <w:pPr>
-        <w:spacing w:after="0" w:line="240" w:lineRule="auto"/>
-        <w:jc w:val="both"/>
-        <w:rPr>
-          <w:rFonts w:ascii="Arial Narrow" w:eastAsia="Times New Roman" w:hAnsi="Arial Narrow" w:cs="Arial"/>
-          <w:color w:val="000000"/>
-          <w:kern w:val="0"/>
-          <w:lang w:val="es-ES" w:eastAsia="es-ES"/>
-          <w14:ligatures w14:val="none"/>
-        </w:rPr>
-      </w:pPr>
-    </w:p>
-    <w:p>
+    <w:p ns2:paraId="6252E905" ns2:textId="77777777">
+      <w:pPr>
+        <w:spacing w:after="0" w:line="240" w:lineRule="auto"/>
+        <w:jc w:val="both"/>
+        <w:rPr>
+          <w:rFonts w:ascii="Arial Narrow" w:eastAsia="Times New Roman" w:hAnsi="Arial Narrow" w:cs="Arial"/>
+          <w:color w:val="000000"/>
+          <w:kern w:val="0"/>
+          <w:lang w:val="es-ES" w:eastAsia="es-ES"/>
+          <ns2:ligatures ns2:val="none"/>
+        </w:rPr>
+      </w:pPr>
+    </w:p>
+    <w:p ns2:paraId="21C241A8" ns2:textId="77777777">
       <w:pPr>
         <w:pStyle w:val="Prrafodelista"/>
         <w:numPr>
@@ -3154,16 +3154,16 @@
           <w:color w:val="000000"/>
           <w:kern w:val="0"/>
           <w:lang w:val="es-ES" w:eastAsia="es-ES"/>
-          <w14:ligatures w14:val="none"/>
-        </w:rPr>
-      </w:pPr>
-      <w:r>
-        <w:rPr>
-          <w:rFonts w:ascii="Arial Narrow" w:eastAsia="Times New Roman" w:hAnsi="Arial Narrow" w:cs="Arial"/>
-          <w:color w:val="000000"/>
-          <w:kern w:val="0"/>
-          <w:lang w:val="es-ES" w:eastAsia="es-ES"/>
-          <w14:ligatures w14:val="none"/>
+          <ns2:ligatures ns2:val="none"/>
+        </w:rPr>
+      </w:pPr>
+      <w:r>
+        <w:rPr>
+          <w:rFonts w:ascii="Arial Narrow" w:eastAsia="Times New Roman" w:hAnsi="Arial Narrow" w:cs="Arial"/>
+          <w:color w:val="000000"/>
+          <w:kern w:val="0"/>
+          <w:lang w:val="es-ES" w:eastAsia="es-ES"/>
+          <ns2:ligatures ns2:val="none"/>
         </w:rPr>
         <w:t xml:space="preserve">A efectos de tener mayores elementos que sirvan para la resolución definitiva del presente caso, </w:t>
       </w:r>
@@ -3173,7 +3173,7 @@
           <w:color w:val="000000"/>
           <w:kern w:val="0"/>
           <w:lang w:val="es-ES" w:eastAsia="es-ES"/>
-          <w14:ligatures w14:val="none"/>
+          <ns2:ligatures ns2:val="none"/>
         </w:rPr>
         <w:t xml:space="preserve">la Secretaría Técnica, </w:t>
       </w:r>
@@ -3183,7 +3183,7 @@
           <w:color w:val="000000"/>
           <w:kern w:val="0"/>
           <w:lang w:val="es-ES" w:eastAsia="es-ES"/>
-          <w14:ligatures w14:val="none"/>
+          <ns2:ligatures ns2:val="none"/>
         </w:rPr>
         <w:t xml:space="preserve">en ejercicio de las facultades que la ley le </w:t>
       </w:r>
@@ -3193,7 +3193,7 @@
           <w:color w:val="000000"/>
           <w:kern w:val="0"/>
           <w:lang w:val="es-ES" w:eastAsia="es-ES"/>
-          <w14:ligatures w14:val="none"/>
+          <ns2:ligatures ns2:val="none"/>
         </w:rPr>
         <w:t xml:space="preserve">confiere, </w:t>
       </w:r>
@@ -3204,7 +3204,7 @@
           <w:color w:val="000000"/>
           <w:kern w:val="0"/>
           <w:lang w:val="es-ES" w:eastAsia="es-ES"/>
-          <w14:ligatures w14:val="none"/>
+          <ns2:ligatures ns2:val="none"/>
         </w:rPr>
         <w:t xml:space="preserve">conviene requerir a los proveedores denunciados </w:t>
       </w:r>
@@ -3215,7 +3215,7 @@
           <w:color w:val="000000"/>
           <w:kern w:val="0"/>
           <w:lang w:val="es-ES" w:eastAsia="es-ES"/>
-          <w14:ligatures w14:val="none"/>
+          <ns2:ligatures ns2:val="none"/>
         </w:rPr>
         <w:t>que, en un plazo no mayor de cinco (5) días há</w:t>
       </w:r>
@@ -3225,7 +3225,7 @@
           <w:color w:val="000000"/>
           <w:kern w:val="0"/>
           <w:lang w:val="es-ES" w:eastAsia="es-ES"/>
-          <w14:ligatures w14:val="none"/>
+          <ns2:ligatures ns2:val="none"/>
         </w:rPr>
         <w:t xml:space="preserve">biles contado a partir del </w:t>
       </w:r>
@@ -3235,7 +3235,7 @@
           <w:color w:val="000000"/>
           <w:kern w:val="0"/>
           <w:lang w:val="es-ES" w:eastAsia="es-ES"/>
-          <w14:ligatures w14:val="none"/>
+          <ns2:ligatures ns2:val="none"/>
         </w:rPr>
         <w:t xml:space="preserve">día siguiente de la notificación de la presente resolución, </w:t>
       </w:r>
@@ -3246,12 +3246,12 @@
           <w:color w:val="000000"/>
           <w:kern w:val="0"/>
           <w:lang w:val="es-ES" w:eastAsia="es-ES"/>
-          <w14:ligatures w14:val="none"/>
+          <ns2:ligatures ns2:val="none"/>
         </w:rPr>
         <w:t>cumplan con lo siguiente:</w:t>
       </w:r>
     </w:p>
-    <w:p>
+    <w:p ns2:paraId="345D7F88" ns2:textId="77777777">
       <w:pPr>
         <w:pStyle w:val="Prrafodelista"/>
         <w:spacing w:after="0" w:line="240" w:lineRule="auto"/>
@@ -3262,11 +3262,11 @@
           <w:color w:val="000000"/>
           <w:kern w:val="0"/>
           <w:lang w:val="es-ES" w:eastAsia="es-ES"/>
-          <w14:ligatures w14:val="none"/>
-        </w:rPr>
-      </w:pPr>
-    </w:p>
-    <w:p>
+          <ns2:ligatures ns2:val="none"/>
+        </w:rPr>
+      </w:pPr>
+    </w:p>
+    <w:p ns2:paraId="01F25269" ns2:textId="78EB95F4">
       <w:pPr>
         <w:pStyle w:val="Prrafodelista"/>
         <w:spacing w:after="0" w:line="240" w:lineRule="auto"/>
@@ -3277,7 +3277,7 @@
           <w:color w:val="000000"/>
           <w:kern w:val="0"/>
           <w:lang w:val="es-ES" w:eastAsia="es-ES"/>
-          <w14:ligatures w14:val="none"/>
+          <ns2:ligatures ns2:val="none"/>
         </w:rPr>
       </w:pPr>
       <w:r>
@@ -3287,7 +3287,7 @@
           <w:kern w:val="0"/>
           <w:u w:val="single"/>
           <w:lang w:val="es-ES" w:eastAsia="es-ES"/>
-          <w14:ligatures w14:val="none"/>
+          <ns2:ligatures ns2:val="none"/>
         </w:rPr>
         <w:t xml:space="preserve">A </w:t>
       </w:r>
@@ -3298,7 +3298,7 @@
           <w:kern w:val="0"/>
           <w:u w:val="single"/>
           <w:lang w:val="es-ES" w:eastAsia="es-ES"/>
-          <w14:ligatures w14:val="none"/>
+          <ns2:ligatures ns2:val="none"/>
         </w:rPr>
         <w:t>La Positiva</w:t>
       </w:r>
@@ -3308,7 +3308,7 @@
           <w:color w:val="000000"/>
           <w:kern w:val="0"/>
           <w:lang w:val="es-ES" w:eastAsia="es-ES"/>
-          <w14:ligatures w14:val="none"/>
+          <ns2:ligatures ns2:val="none"/>
         </w:rPr>
         <w:t xml:space="preserve">: </w:t>
       </w:r>
@@ -3318,7 +3318,7 @@
           <w:color w:val="000000"/>
           <w:kern w:val="0"/>
           <w:lang w:val="es-ES" w:eastAsia="es-ES"/>
-          <w14:ligatures w14:val="none"/>
+          <ns2:ligatures ns2:val="none"/>
         </w:rPr>
         <w:t>(i) presentar una copia debidamente suscrita de la Póliza 250006639 del Seguro Vehicular; así como el cargo de remisión de la póliza; (</w:t>
       </w:r>
@@ -3329,7 +3329,7 @@
           <w:color w:val="000000"/>
           <w:kern w:val="0"/>
           <w:lang w:val="es-ES" w:eastAsia="es-ES"/>
-          <w14:ligatures w14:val="none"/>
+          <ns2:ligatures ns2:val="none"/>
         </w:rPr>
         <w:t>ii</w:t>
       </w:r>
@@ -3340,7 +3340,7 @@
           <w:color w:val="000000"/>
           <w:kern w:val="0"/>
           <w:lang w:val="es-ES" w:eastAsia="es-ES"/>
-          <w14:ligatures w14:val="none"/>
+          <ns2:ligatures ns2:val="none"/>
         </w:rPr>
         <w:t>) presentar los medios probatorios que acrediten que gestionó adecuadamente el pago de prima correspondiente para la renovación de la Póliza 250006639 para el periodo del año 2024 al año 2025; (</w:t>
       </w:r>
@@ -3351,7 +3351,7 @@
           <w:color w:val="000000"/>
           <w:kern w:val="0"/>
           <w:lang w:val="es-ES" w:eastAsia="es-ES"/>
-          <w14:ligatures w14:val="none"/>
+          <ns2:ligatures ns2:val="none"/>
         </w:rPr>
         <w:t>iii</w:t>
       </w:r>
@@ -3362,7 +3362,7 @@
           <w:color w:val="000000"/>
           <w:kern w:val="0"/>
           <w:lang w:val="es-ES" w:eastAsia="es-ES"/>
-          <w14:ligatures w14:val="none"/>
+          <ns2:ligatures ns2:val="none"/>
         </w:rPr>
         <w:t xml:space="preserve">) presentar los medios probatorios que acrediten que verificó que la Póliza 250006639 del Seguro Vehicular era válida para el servicio de taxi que se realizaba con el vehículo con Placa de Rodaje </w:t>
       </w:r>
@@ -3373,7 +3373,7 @@
           <w:color w:val="000000"/>
           <w:kern w:val="0"/>
           <w:lang w:val="es-ES" w:eastAsia="es-ES"/>
-          <w14:ligatures w14:val="none"/>
+          <ns2:ligatures ns2:val="none"/>
         </w:rPr>
         <w:t/>
       </w:r>
@@ -3384,7 +3384,7 @@
           <w:color w:val="000000"/>
           <w:kern w:val="0"/>
           <w:lang w:val="es-ES" w:eastAsia="es-ES"/>
-          <w14:ligatures w14:val="none"/>
+          <ns2:ligatures ns2:val="none"/>
         </w:rPr>
         <w:t xml:space="preserve"> CAF-328; y, (</w:t>
       </w:r>
@@ -3395,7 +3395,7 @@
           <w:color w:val="000000"/>
           <w:kern w:val="0"/>
           <w:lang w:val="es-ES" w:eastAsia="es-ES"/>
-          <w14:ligatures w14:val="none"/>
+          <ns2:ligatures ns2:val="none"/>
         </w:rPr>
         <w:t>iv</w:t>
       </w:r>
@@ -3406,7 +3406,7 @@
           <w:color w:val="000000"/>
           <w:kern w:val="0"/>
           <w:lang w:val="es-ES" w:eastAsia="es-ES"/>
-          <w14:ligatures w14:val="none"/>
+          <ns2:ligatures ns2:val="none"/>
         </w:rPr>
         <w:t>) presentar todas las comunicaciones cursadas con la parte denunciante en virtud de los hechos materia de denuncia</w:t>
       </w:r>
@@ -3416,12 +3416,12 @@
           <w:color w:val="000000"/>
           <w:kern w:val="0"/>
           <w:lang w:val="es-ES" w:eastAsia="es-ES"/>
-          <w14:ligatures w14:val="none"/>
+          <ns2:ligatures ns2:val="none"/>
         </w:rPr>
         <w:t>.</w:t>
       </w:r>
     </w:p>
-    <w:p>
+    <w:p ns2:paraId="48503CFE" ns2:textId="77777777">
       <w:pPr>
         <w:pStyle w:val="Prrafodelista"/>
         <w:spacing w:after="0" w:line="240" w:lineRule="auto"/>
@@ -3433,11 +3433,11 @@
           <w:kern w:val="0"/>
           <w:u w:val="single"/>
           <w:lang w:val="es-ES" w:eastAsia="es-ES"/>
-          <w14:ligatures w14:val="none"/>
-        </w:rPr>
-      </w:pPr>
-    </w:p>
-    <w:p>
+          <ns2:ligatures ns2:val="none"/>
+        </w:rPr>
+      </w:pPr>
+    </w:p>
+    <w:p ns2:paraId="4940B49E" ns2:textId="15DE02FF">
       <w:pPr>
         <w:pStyle w:val="Prrafodelista"/>
         <w:spacing w:after="0" w:line="240" w:lineRule="auto"/>
@@ -3449,7 +3449,7 @@
           <w:kern w:val="0"/>
           <w:u w:val="single"/>
           <w:lang w:val="es-ES" w:eastAsia="es-ES"/>
-          <w14:ligatures w14:val="none"/>
+          <ns2:ligatures ns2:val="none"/>
         </w:rPr>
       </w:pPr>
       <w:r>
@@ -3459,7 +3459,7 @@
           <w:kern w:val="0"/>
           <w:u w:val="single"/>
           <w:lang w:val="es-ES" w:eastAsia="es-ES"/>
-          <w14:ligatures w14:val="none"/>
+          <ns2:ligatures ns2:val="none"/>
         </w:rPr>
         <w:t xml:space="preserve">A </w:t>
       </w:r>
@@ -3470,7 +3470,7 @@
           <w:kern w:val="0"/>
           <w:u w:val="single"/>
           <w:lang w:val="es-ES" w:eastAsia="es-ES"/>
-          <w14:ligatures w14:val="none"/>
+          <ns2:ligatures ns2:val="none"/>
         </w:rPr>
         <w:t>Corredores Falabella</w:t>
       </w:r>
@@ -3480,7 +3480,7 @@
           <w:color w:val="000000"/>
           <w:kern w:val="0"/>
           <w:lang w:val="es-ES" w:eastAsia="es-ES"/>
-          <w14:ligatures w14:val="none"/>
+          <ns2:ligatures ns2:val="none"/>
         </w:rPr>
         <w:t>:</w:t>
       </w:r>
@@ -3490,7 +3490,7 @@
           <w:color w:val="000000"/>
           <w:kern w:val="0"/>
           <w:lang w:eastAsia="es-ES"/>
-          <w14:ligatures w14:val="none"/>
+          <ns2:ligatures ns2:val="none"/>
         </w:rPr>
         <w:t xml:space="preserve"> </w:t>
       </w:r>
@@ -3500,7 +3500,7 @@
           <w:color w:val="000000"/>
           <w:kern w:val="0"/>
           <w:lang w:val="es-ES" w:eastAsia="es-ES"/>
-          <w14:ligatures w14:val="none"/>
+          <ns2:ligatures ns2:val="none"/>
         </w:rPr>
         <w:t>(i) presentar una copia debidamente suscrita de la Póliza 250006639 del Seguro Vehicular; así como el cargo de remisión de la póliza; (</w:t>
       </w:r>
@@ -3511,7 +3511,7 @@
           <w:color w:val="000000"/>
           <w:kern w:val="0"/>
           <w:lang w:val="es-ES" w:eastAsia="es-ES"/>
-          <w14:ligatures w14:val="none"/>
+          <ns2:ligatures ns2:val="none"/>
         </w:rPr>
         <w:t>ii</w:t>
       </w:r>
@@ -3522,7 +3522,7 @@
           <w:color w:val="000000"/>
           <w:kern w:val="0"/>
           <w:lang w:val="es-ES" w:eastAsia="es-ES"/>
-          <w14:ligatures w14:val="none"/>
+          <ns2:ligatures ns2:val="none"/>
         </w:rPr>
         <w:t>) presentar los medios probatorios que acrediten que gestionó adecuadamente el pago de prima correspondiente para la renovación de la Póliza 250006639 para el periodo del año 2024 al año 2025; (</w:t>
       </w:r>
@@ -3533,7 +3533,7 @@
           <w:color w:val="000000"/>
           <w:kern w:val="0"/>
           <w:lang w:val="es-ES" w:eastAsia="es-ES"/>
-          <w14:ligatures w14:val="none"/>
+          <ns2:ligatures ns2:val="none"/>
         </w:rPr>
         <w:t>iii</w:t>
       </w:r>
@@ -3544,7 +3544,7 @@
           <w:color w:val="000000"/>
           <w:kern w:val="0"/>
           <w:lang w:val="es-ES" w:eastAsia="es-ES"/>
-          <w14:ligatures w14:val="none"/>
+          <ns2:ligatures ns2:val="none"/>
         </w:rPr>
         <w:t xml:space="preserve">) presentar los medios probatorios que acrediten que informó oportunamente a la compañía aseguradora que la Póliza 250006639 del Seguro Vehicular sería emitida considerando que el vehículo a asegurar con Placa de Rodaje </w:t>
       </w:r>
@@ -3555,7 +3555,7 @@
           <w:color w:val="000000"/>
           <w:kern w:val="0"/>
           <w:lang w:val="es-ES" w:eastAsia="es-ES"/>
-          <w14:ligatures w14:val="none"/>
+          <ns2:ligatures ns2:val="none"/>
         </w:rPr>
         <w:t/>
       </w:r>
@@ -3566,7 +3566,7 @@
           <w:color w:val="000000"/>
           <w:kern w:val="0"/>
           <w:lang w:val="es-ES" w:eastAsia="es-ES"/>
-          <w14:ligatures w14:val="none"/>
+          <ns2:ligatures ns2:val="none"/>
         </w:rPr>
         <w:t xml:space="preserve"> CAF-328 era utilizado para el servicio de taxi; y, (</w:t>
       </w:r>
@@ -3577,7 +3577,7 @@
           <w:color w:val="000000"/>
           <w:kern w:val="0"/>
           <w:lang w:val="es-ES" w:eastAsia="es-ES"/>
-          <w14:ligatures w14:val="none"/>
+          <ns2:ligatures ns2:val="none"/>
         </w:rPr>
         <w:t>iv</w:t>
       </w:r>
@@ -3588,7 +3588,7 @@
           <w:color w:val="000000"/>
           <w:kern w:val="0"/>
           <w:lang w:val="es-ES" w:eastAsia="es-ES"/>
-          <w14:ligatures w14:val="none"/>
+          <ns2:ligatures ns2:val="none"/>
         </w:rPr>
         <w:t>) presentar todas las comunicaciones cursadas con la parte denunciante; incluyendo la grabación de la llamada telefónica realizada el 23 de setiembre de 2023, en virtud de los hechos materia de denuncia</w:t>
       </w:r>
@@ -3598,7 +3598,7 @@
           <w:color w:val="000000"/>
           <w:kern w:val="0"/>
           <w:lang w:val="es-ES" w:eastAsia="es-ES"/>
-          <w14:ligatures w14:val="none"/>
+          <ns2:ligatures ns2:val="none"/>
         </w:rPr>
         <w:t>.</w:t>
       </w:r>
@@ -3608,26 +3608,26 @@
           <w:color w:val="000000"/>
           <w:kern w:val="0"/>
           <w:lang w:val="es-ES" w:eastAsia="es-ES"/>
-          <w14:ligatures w14:val="none"/>
+          <ns2:ligatures ns2:val="none"/>
         </w:rPr>
         <w:t xml:space="preserve"> </w:t>
       </w:r>
     </w:p>
     <w:bookmarkEnd w:id="9"/>
-    <w:p>
-      <w:pPr>
-        <w:spacing w:after="0" w:line="240" w:lineRule="auto"/>
-        <w:jc w:val="both"/>
-        <w:rPr>
-          <w:rFonts w:ascii="Arial Narrow" w:eastAsia="Times New Roman" w:hAnsi="Arial Narrow" w:cs="Arial"/>
-          <w:color w:val="000000"/>
-          <w:kern w:val="0"/>
-          <w:lang w:val="es-ES" w:eastAsia="es-ES"/>
-          <w14:ligatures w14:val="none"/>
-        </w:rPr>
-      </w:pPr>
-    </w:p>
-    <w:p>
+    <w:p ns2:paraId="525DE1CC" ns2:textId="77777777">
+      <w:pPr>
+        <w:spacing w:after="0" w:line="240" w:lineRule="auto"/>
+        <w:jc w:val="both"/>
+        <w:rPr>
+          <w:rFonts w:ascii="Arial Narrow" w:eastAsia="Times New Roman" w:hAnsi="Arial Narrow" w:cs="Arial"/>
+          <w:color w:val="000000"/>
+          <w:kern w:val="0"/>
+          <w:lang w:val="es-ES" w:eastAsia="es-ES"/>
+          <ns2:ligatures ns2:val="none"/>
+        </w:rPr>
+      </w:pPr>
+    </w:p>
+    <w:p ns2:paraId="76AC2520" ns2:textId="77777777">
       <w:pPr>
         <w:pStyle w:val="Prrafodelista"/>
         <w:spacing w:after="0" w:line="240" w:lineRule="auto"/>
@@ -3638,11 +3638,11 @@
           <w:color w:val="000000"/>
           <w:kern w:val="0"/>
           <w:lang w:val="es-ES" w:eastAsia="es-ES"/>
-          <w14:ligatures w14:val="none"/>
-        </w:rPr>
-      </w:pPr>
-    </w:p>
-    <w:p>
+          <ns2:ligatures ns2:val="none"/>
+        </w:rPr>
+      </w:pPr>
+    </w:p>
+    <w:p ns2:paraId="45192A8B" ns2:textId="77777777">
       <w:pPr>
         <w:pStyle w:val="Prrafodelista"/>
         <w:numPr>
@@ -3662,36 +3662,36 @@
           <w:color w:val="000000"/>
           <w:kern w:val="0"/>
           <w:lang w:eastAsia="es-PE"/>
-          <w14:ligatures w14:val="none"/>
-        </w:rPr>
-      </w:pPr>
-      <w:r>
-        <w:rPr>
-          <w:rFonts w:ascii="Arial Narrow" w:eastAsia="Arial Narrow" w:hAnsi="Arial Narrow" w:cs="Arial Narrow"/>
-          <w:b/>
-          <w:color w:val="000000"/>
-          <w:kern w:val="0"/>
-          <w:lang w:eastAsia="es-PE"/>
-          <w14:ligatures w14:val="none"/>
+          <ns2:ligatures ns2:val="none"/>
+        </w:rPr>
+      </w:pPr>
+      <w:r>
+        <w:rPr>
+          <w:rFonts w:ascii="Arial Narrow" w:eastAsia="Arial Narrow" w:hAnsi="Arial Narrow" w:cs="Arial Narrow"/>
+          <w:b/>
+          <w:color w:val="000000"/>
+          <w:kern w:val="0"/>
+          <w:lang w:eastAsia="es-PE"/>
+          <ns2:ligatures ns2:val="none"/>
         </w:rPr>
         <w:t xml:space="preserve">RESOLUCIÓN DE LA SECRETARÍA TÉCNICA </w:t>
       </w:r>
     </w:p>
-    <w:p>
-      <w:pPr>
-        <w:spacing w:after="0" w:line="240" w:lineRule="auto"/>
-        <w:jc w:val="both"/>
-        <w:rPr>
-          <w:rFonts w:ascii="Arial Narrow" w:eastAsia="Arial Narrow" w:hAnsi="Arial Narrow" w:cs="Arial Narrow"/>
-          <w:b/>
-          <w:color w:val="000000"/>
-          <w:kern w:val="0"/>
-          <w:lang w:eastAsia="es-PE"/>
-          <w14:ligatures w14:val="none"/>
-        </w:rPr>
-      </w:pPr>
-    </w:p>
-    <w:p>
+    <w:p ns2:paraId="71820251" ns2:textId="77777777">
+      <w:pPr>
+        <w:spacing w:after="0" w:line="240" w:lineRule="auto"/>
+        <w:jc w:val="both"/>
+        <w:rPr>
+          <w:rFonts w:ascii="Arial Narrow" w:eastAsia="Arial Narrow" w:hAnsi="Arial Narrow" w:cs="Arial Narrow"/>
+          <w:b/>
+          <w:color w:val="000000"/>
+          <w:kern w:val="0"/>
+          <w:lang w:eastAsia="es-PE"/>
+          <ns2:ligatures ns2:val="none"/>
+        </w:rPr>
+      </w:pPr>
+    </w:p>
+    <w:p ns2:paraId="11A05087" ns2:textId="4E3E11ED">
       <w:pPr>
         <w:spacing w:after="0" w:line="240" w:lineRule="auto"/>
         <w:jc w:val="both"/>
@@ -3701,17 +3701,17 @@
           <w:kern w:val="0"/>
           <w:shd w:val="clear" w:color="auto" w:fill="FFFFFF"/>
           <w:lang w:eastAsia="es-PE"/>
-          <w14:ligatures w14:val="none"/>
-        </w:rPr>
-      </w:pPr>
-      <w:r>
-        <w:rPr>
-          <w:rFonts w:ascii="Arial Narrow" w:eastAsia="Arial Narrow" w:hAnsi="Arial Narrow" w:cs="Arial Narrow"/>
-          <w:b/>
-          <w:color w:val="000000"/>
-          <w:kern w:val="0"/>
-          <w:lang w:eastAsia="es-PE"/>
-          <w14:ligatures w14:val="none"/>
+          <ns2:ligatures ns2:val="none"/>
+        </w:rPr>
+      </w:pPr>
+      <w:r>
+        <w:rPr>
+          <w:rFonts w:ascii="Arial Narrow" w:eastAsia="Arial Narrow" w:hAnsi="Arial Narrow" w:cs="Arial Narrow"/>
+          <w:b/>
+          <w:color w:val="000000"/>
+          <w:kern w:val="0"/>
+          <w:lang w:eastAsia="es-PE"/>
+          <ns2:ligatures ns2:val="none"/>
         </w:rPr>
         <w:t xml:space="preserve">PRIMERO: admitir a trámite la denuncia del 5 de noviembre del 2025, subsanado mediante escrito del 24 de noviembre de 2025, interpuesta por el señor [DENUNCIANTE] contra La Positiva Seguros y Reaseguros S.A. y Corredores de Seguros Falabella S.A.C., por lo siguiente:</w:t>
       </w:r>
@@ -3722,7 +3722,7 @@
           <w:kern w:val="0"/>
           <w:shd w:val="clear" w:color="auto" w:fill="FFFFFF"/>
           <w:lang w:eastAsia="es-PE"/>
-          <w14:ligatures w14:val="none"/>
+          <ns2:ligatures ns2:val="none"/>
         </w:rPr>
         <w:t xml:space="preserve"/>
       </w:r>
@@ -3732,7 +3732,7 @@
           <w:color w:val="000000"/>
           <w:kern w:val="0"/>
           <w:lang w:val="es-ES" w:eastAsia="es-ES"/>
-          <w14:ligatures w14:val="none"/>
+          <ns2:ligatures ns2:val="none"/>
         </w:rPr>
         <w:t/>
       </w:r>
@@ -3742,7 +3742,7 @@
           <w:color w:val="000000"/>
           <w:kern w:val="0"/>
           <w:lang w:val="es-ES" w:eastAsia="es-ES"/>
-          <w14:ligatures w14:val="none"/>
+          <ns2:ligatures ns2:val="none"/>
         </w:rPr>
         <w:t xml:space="preserve"/>
       </w:r>
@@ -3753,7 +3753,7 @@
           <w:kern w:val="0"/>
           <w:shd w:val="clear" w:color="auto" w:fill="FFFFFF"/>
           <w:lang w:eastAsia="es-PE"/>
-          <w14:ligatures w14:val="none"/>
+          <ns2:ligatures ns2:val="none"/>
         </w:rPr>
         <w:t xml:space="preserve"/>
       </w:r>
@@ -3764,7 +3764,7 @@
           <w:kern w:val="0"/>
           <w:shd w:val="clear" w:color="auto" w:fill="FFFFFF"/>
           <w:lang w:eastAsia="es-PE"/>
-          <w14:ligatures w14:val="none"/>
+          <ns2:ligatures ns2:val="none"/>
         </w:rPr>
         <w:t xml:space="preserve"/>
       </w:r>
@@ -3774,7 +3774,7 @@
           <w:bCs/>
           <w:spacing w:val="-3"/>
           <w:kern w:val="0"/>
-          <w14:ligatures w14:val="none"/>
+          <ns2:ligatures ns2:val="none"/>
         </w:rPr>
         <w:t xml:space="preserve"/>
       </w:r>
@@ -3785,7 +3785,7 @@
           <w:kern w:val="0"/>
           <w:shd w:val="clear" w:color="auto" w:fill="FFFFFF"/>
           <w:lang w:eastAsia="es-PE"/>
-          <w14:ligatures w14:val="none"/>
+          <ns2:ligatures ns2:val="none"/>
         </w:rPr>
         <w:t/>
       </w:r>
@@ -3796,7 +3796,7 @@
           <w:kern w:val="0"/>
           <w:shd w:val="clear" w:color="auto" w:fill="FFFFFF"/>
           <w:lang w:eastAsia="es-PE"/>
-          <w14:ligatures w14:val="none"/>
+          <ns2:ligatures ns2:val="none"/>
         </w:rPr>
         <w:t xml:space="preserve"/>
       </w:r>
@@ -3807,7 +3807,7 @@
           <w:kern w:val="0"/>
           <w:shd w:val="clear" w:color="auto" w:fill="FFFFFF"/>
           <w:lang w:eastAsia="es-PE"/>
-          <w14:ligatures w14:val="none"/>
+          <ns2:ligatures ns2:val="none"/>
         </w:rPr>
         <w:t xml:space="preserve"/>
       </w:r>
@@ -3832,7 +3832,7 @@
           <w:kern w:val="0"/>
           <w:shd w:val="clear" w:color="auto" w:fill="FFFFFF"/>
           <w:lang w:eastAsia="es-PE"/>
-          <w14:ligatures w14:val="none"/>
+          <ns2:ligatures ns2:val="none"/>
         </w:rPr>
         <w:t/>
       </w:r>
@@ -3843,7 +3843,7 @@
           <w:kern w:val="0"/>
           <w:shd w:val="clear" w:color="auto" w:fill="FFFFFF"/>
           <w:lang w:eastAsia="es-PE"/>
-          <w14:ligatures w14:val="none"/>
+          <ns2:ligatures ns2:val="none"/>
         </w:rPr>
         <w:t/>
       </w:r>
@@ -3854,7 +3854,7 @@
           <w:kern w:val="0"/>
           <w:shd w:val="clear" w:color="auto" w:fill="FFFFFF"/>
           <w:lang w:eastAsia="es-PE"/>
-          <w14:ligatures w14:val="none"/>
+          <ns2:ligatures ns2:val="none"/>
         </w:rPr>
         <w:t xml:space="preserve"/>
       </w:r>
@@ -3865,7 +3865,7 @@
           <w:kern w:val="0"/>
           <w:shd w:val="clear" w:color="auto" w:fill="FFFFFF"/>
           <w:lang w:eastAsia="es-PE"/>
-          <w14:ligatures w14:val="none"/>
+          <ns2:ligatures ns2:val="none"/>
         </w:rPr>
         <w:t/>
       </w:r>
@@ -3876,12 +3876,12 @@
           <w:kern w:val="0"/>
           <w:shd w:val="clear" w:color="auto" w:fill="FFFFFF"/>
           <w:lang w:eastAsia="es-PE"/>
-          <w14:ligatures w14:val="none"/>
+          <ns2:ligatures ns2:val="none"/>
         </w:rPr>
         <w:t xml:space="preserve"/>
       </w:r>
     </w:p>
-    <w:p>
+    <w:p ns2:paraId="18E1B5FC" ns2:textId="77777777">
       <w:pPr>
         <w:spacing w:after="0" w:line="240" w:lineRule="auto"/>
         <w:jc w:val="both"/>
@@ -3891,11 +3891,11 @@
           <w:kern w:val="0"/>
           <w:shd w:val="clear" w:color="auto" w:fill="FFFFFF"/>
           <w:lang w:eastAsia="es-PE"/>
-          <w14:ligatures w14:val="none"/>
-        </w:rPr>
-      </w:pPr>
-    </w:p>
-    <w:p>
+          <ns2:ligatures ns2:val="none"/>
+        </w:rPr>
+      </w:pPr>
+    </w:p>
+    <w:p ns2:paraId="1B4DAFCE" ns2:textId="26CC3845">
       <w:pPr>
         <w:pStyle w:val="Prrafodelista"/>
         <w:numPr>
@@ -3912,14 +3912,14 @@
         <w:rPr>
           <w:rFonts w:ascii="Arial Narrow" w:eastAsia="Arial Narrow" w:hAnsi="Arial Narrow" w:cs="Arial Narrow"/>
           <w:kern w:val="0"/>
-          <w14:ligatures w14:val="none"/>
-        </w:rPr>
-      </w:pPr>
-      <w:r>
-        <w:rPr>
-          <w:rFonts w:ascii="Arial Narrow" w:eastAsia="Arial Narrow" w:hAnsi="Arial Narrow" w:cs="Arial Narrow"/>
-          <w:kern w:val="0"/>
-          <w14:ligatures w14:val="none"/>
+          <ns2:ligatures ns2:val="none"/>
+        </w:rPr>
+      </w:pPr>
+      <w:r>
+        <w:rPr>
+          <w:rFonts w:ascii="Arial Narrow" w:eastAsia="Arial Narrow" w:hAnsi="Arial Narrow" w:cs="Arial Narrow"/>
+          <w:kern w:val="0"/>
+          <ns2:ligatures ns2:val="none"/>
         </w:rPr>
         <w:t xml:space="preserve">Presunta infracción a los artículos 18 y 19 de la Ley 29571, Código de Protección y Defensa del Consumidor, en tanto </w:t>
       </w:r>
@@ -3930,7 +3930,7 @@
           <w:kern w:val="0"/>
           <w:shd w:val="clear" w:color="auto" w:fill="FFFFFF"/>
           <w:lang w:eastAsia="es-PE"/>
-          <w14:ligatures w14:val="none"/>
+          <ns2:ligatures ns2:val="none"/>
         </w:rPr>
         <w:t xml:space="preserve">Corredores de Seguros Falabella S.A.C. </w:t>
       </w:r>
@@ -3945,7 +3945,7 @@
         <w:rPr>
           <w:rFonts w:ascii="Arial Narrow" w:eastAsia="Arial Narrow" w:hAnsi="Arial Narrow" w:cs="Arial Narrow"/>
           <w:kern w:val="0"/>
-          <w14:ligatures w14:val="none"/>
+          <ns2:ligatures ns2:val="none"/>
         </w:rPr>
         <w:t xml:space="preserve">habría gestionado la renovación de la Póliza 250006639 del Seguro Vehicular para el vehículo con </w:t>
       </w:r>
@@ -3955,7 +3955,7 @@
           <w:color w:val="000000"/>
           <w:kern w:val="0"/>
           <w:lang w:eastAsia="es-ES"/>
-          <w14:ligatures w14:val="none"/>
+          <ns2:ligatures ns2:val="none"/>
         </w:rPr>
         <w:t>Placa de Rodaje CAF-328</w:t>
       </w:r>
@@ -3963,7 +3963,7 @@
         <w:rPr>
           <w:rFonts w:ascii="Arial Narrow" w:eastAsia="Arial Narrow" w:hAnsi="Arial Narrow" w:cs="Arial Narrow"/>
           <w:kern w:val="0"/>
-          <w14:ligatures w14:val="none"/>
+          <ns2:ligatures ns2:val="none"/>
         </w:rPr>
         <w:t xml:space="preserve"> desde el 23 de setiembre de 2024, pese a lo informado</w:t>
       </w:r>
@@ -3971,12 +3971,12 @@
         <w:rPr>
           <w:rFonts w:ascii="Arial Narrow" w:eastAsia="Arial Narrow" w:hAnsi="Arial Narrow" w:cs="Arial Narrow"/>
           <w:kern w:val="0"/>
-          <w14:ligatures w14:val="none"/>
+          <ns2:ligatures ns2:val="none"/>
         </w:rPr>
         <w:t xml:space="preserve">. </w:t>
       </w:r>
     </w:p>
-    <w:p>
+    <w:p ns2:paraId="11163075" ns2:textId="77777777">
       <w:pPr>
         <w:spacing w:after="0" w:line="240" w:lineRule="auto"/>
         <w:jc w:val="both"/>
@@ -3986,11 +3986,11 @@
           <w:kern w:val="0"/>
           <w:shd w:val="clear" w:color="auto" w:fill="FFFFFF"/>
           <w:lang w:eastAsia="es-PE"/>
-          <w14:ligatures w14:val="none"/>
-        </w:rPr>
-      </w:pPr>
-    </w:p>
-    <w:p>
+          <ns2:ligatures ns2:val="none"/>
+        </w:rPr>
+      </w:pPr>
+    </w:p>
+    <w:p ns2:paraId="58541EDA" ns2:textId="77777777">
       <w:pPr>
         <w:pStyle w:val="Prrafodelista"/>
         <w:numPr>
@@ -4007,14 +4007,14 @@
         <w:rPr>
           <w:rFonts w:ascii="Arial Narrow" w:eastAsia="Arial Narrow" w:hAnsi="Arial Narrow" w:cs="Arial Narrow"/>
           <w:kern w:val="0"/>
-          <w14:ligatures w14:val="none"/>
-        </w:rPr>
-      </w:pPr>
-      <w:r>
-        <w:rPr>
-          <w:rFonts w:ascii="Arial Narrow" w:eastAsia="Arial Narrow" w:hAnsi="Arial Narrow" w:cs="Arial Narrow"/>
-          <w:kern w:val="0"/>
-          <w14:ligatures w14:val="none"/>
+          <ns2:ligatures ns2:val="none"/>
+        </w:rPr>
+      </w:pPr>
+      <w:r>
+        <w:rPr>
+          <w:rFonts w:ascii="Arial Narrow" w:eastAsia="Arial Narrow" w:hAnsi="Arial Narrow" w:cs="Arial Narrow"/>
+          <w:kern w:val="0"/>
+          <ns2:ligatures ns2:val="none"/>
         </w:rPr>
         <w:t xml:space="preserve">Presunta infracción a los artículos 18 y 19 de la Ley 29571, Código de Protección y Defensa del Consumidor, en tanto </w:t>
       </w:r>
@@ -4029,7 +4029,7 @@
         <w:rPr>
           <w:rFonts w:ascii="Arial Narrow" w:eastAsia="Arial Narrow" w:hAnsi="Arial Narrow" w:cs="Arial Narrow"/>
           <w:kern w:val="0"/>
-          <w14:ligatures w14:val="none"/>
+          <ns2:ligatures ns2:val="none"/>
         </w:rPr>
         <w:t xml:space="preserve">habría renovado debidamente la Póliza 250006639 del Seguro Vehicular para el vehículo con </w:t>
       </w:r>
@@ -4039,7 +4039,7 @@
           <w:color w:val="000000"/>
           <w:kern w:val="0"/>
           <w:lang w:eastAsia="es-ES"/>
-          <w14:ligatures w14:val="none"/>
+          <ns2:ligatures ns2:val="none"/>
         </w:rPr>
         <w:t>Placa de Rodaje CAF-328</w:t>
       </w:r>
@@ -4047,7 +4047,7 @@
         <w:rPr>
           <w:rFonts w:ascii="Arial Narrow" w:eastAsia="Arial Narrow" w:hAnsi="Arial Narrow" w:cs="Arial Narrow"/>
           <w:kern w:val="0"/>
-          <w14:ligatures w14:val="none"/>
+          <ns2:ligatures ns2:val="none"/>
         </w:rPr>
         <w:t xml:space="preserve"> desde el 23 de setiembre de 2024, pese a lo informado</w:t>
       </w:r>
@@ -4055,22 +4055,22 @@
         <w:rPr>
           <w:rFonts w:ascii="Arial Narrow" w:eastAsia="Arial Narrow" w:hAnsi="Arial Narrow" w:cs="Arial Narrow"/>
           <w:kern w:val="0"/>
-          <w14:ligatures w14:val="none"/>
+          <ns2:ligatures ns2:val="none"/>
         </w:rPr>
         <w:t xml:space="preserve">. </w:t>
       </w:r>
     </w:p>
-    <w:p>
+    <w:p ns2:paraId="061994D7" ns2:textId="77777777">
       <w:pPr>
         <w:pStyle w:val="Prrafodelista"/>
         <w:rPr>
           <w:rFonts w:ascii="Arial Narrow" w:eastAsia="Arial Narrow" w:hAnsi="Arial Narrow" w:cs="Arial Narrow"/>
           <w:kern w:val="0"/>
-          <w14:ligatures w14:val="none"/>
-        </w:rPr>
-      </w:pPr>
-    </w:p>
-    <w:p>
+          <ns2:ligatures ns2:val="none"/>
+        </w:rPr>
+      </w:pPr>
+    </w:p>
+    <w:p ns2:paraId="4AA06398" ns2:textId="2BFD64CF">
       <w:pPr>
         <w:pStyle w:val="Prrafodelista"/>
         <w:numPr>
@@ -4087,14 +4087,14 @@
         <w:rPr>
           <w:rFonts w:ascii="Arial Narrow" w:eastAsia="Arial Narrow" w:hAnsi="Arial Narrow" w:cs="Arial Narrow"/>
           <w:kern w:val="0"/>
-          <w14:ligatures w14:val="none"/>
-        </w:rPr>
-      </w:pPr>
-      <w:r>
-        <w:rPr>
-          <w:rFonts w:ascii="Arial Narrow" w:eastAsia="Arial Narrow" w:hAnsi="Arial Narrow" w:cs="Arial Narrow"/>
-          <w:kern w:val="0"/>
-          <w14:ligatures w14:val="none"/>
+          <ns2:ligatures ns2:val="none"/>
+        </w:rPr>
+      </w:pPr>
+      <w:r>
+        <w:rPr>
+          <w:rFonts w:ascii="Arial Narrow" w:eastAsia="Arial Narrow" w:hAnsi="Arial Narrow" w:cs="Arial Narrow"/>
+          <w:kern w:val="0"/>
+          <ns2:ligatures ns2:val="none"/>
         </w:rPr>
         <w:t xml:space="preserve">Presunta infracción a los artículos 18 y 19 de la Ley 29571, Código de Protección y Defensa del Consumidor, en tanto </w:t>
       </w:r>
@@ -4105,7 +4105,7 @@
           <w:kern w:val="0"/>
           <w:shd w:val="clear" w:color="auto" w:fill="FFFFFF"/>
           <w:lang w:eastAsia="es-PE"/>
-          <w14:ligatures w14:val="none"/>
+          <ns2:ligatures ns2:val="none"/>
         </w:rPr>
         <w:t xml:space="preserve">Corredores de Seguros Falabella S.A.C. </w:t>
       </w:r>
@@ -4113,7 +4113,7 @@
         <w:rPr>
           <w:rFonts w:ascii="Arial Narrow" w:eastAsia="Arial Narrow" w:hAnsi="Arial Narrow" w:cs="Arial Narrow"/>
           <w:kern w:val="0"/>
-          <w14:ligatures w14:val="none"/>
+          <ns2:ligatures ns2:val="none"/>
         </w:rPr>
         <w:t xml:space="preserve">habría ofrecido inadecuadamente al denunciante el 23 de setiembre de 2023 la Póliza 250006639 del Seguro Vehicular para el </w:t>
       </w:r>
@@ -4121,7 +4121,7 @@
         <w:rPr>
           <w:rFonts w:ascii="Arial Narrow" w:eastAsia="Arial Narrow" w:hAnsi="Arial Narrow" w:cs="Arial Narrow"/>
           <w:kern w:val="0"/>
-          <w14:ligatures w14:val="none"/>
+          <ns2:ligatures ns2:val="none"/>
         </w:rPr>
         <w:lastRenderedPageBreak/>
         <w:t xml:space="preserve">vehículo con </w:t>
@@ -4132,7 +4132,7 @@
           <w:color w:val="000000"/>
           <w:kern w:val="0"/>
           <w:lang w:eastAsia="es-ES"/>
-          <w14:ligatures w14:val="none"/>
+          <ns2:ligatures ns2:val="none"/>
         </w:rPr>
         <w:t xml:space="preserve">Placa de Rodaje </w:t>
       </w:r>
@@ -4143,7 +4143,7 @@
           <w:color w:val="000000"/>
           <w:kern w:val="0"/>
           <w:lang w:eastAsia="es-ES"/>
-          <w14:ligatures w14:val="none"/>
+          <ns2:ligatures ns2:val="none"/>
         </w:rPr>
         <w:t/>
       </w:r>
@@ -4154,7 +4154,7 @@
           <w:color w:val="000000"/>
           <w:kern w:val="0"/>
           <w:lang w:eastAsia="es-ES"/>
-          <w14:ligatures w14:val="none"/>
+          <ns2:ligatures ns2:val="none"/>
         </w:rPr>
         <w:t xml:space="preserve"> CAF-328</w:t>
       </w:r>
@@ -4162,7 +4162,7 @@
         <w:rPr>
           <w:rFonts w:ascii="Arial Narrow" w:eastAsia="Arial Narrow" w:hAnsi="Arial Narrow" w:cs="Arial Narrow"/>
           <w:kern w:val="0"/>
-          <w14:ligatures w14:val="none"/>
+          <ns2:ligatures ns2:val="none"/>
         </w:rPr>
         <w:t>, al no ser compatible con el uso de servicio taxi declarado por el denunciante al momento de la contratación</w:t>
       </w:r>
@@ -4170,23 +4170,23 @@
         <w:rPr>
           <w:rFonts w:ascii="Arial Narrow" w:eastAsia="Arial Narrow" w:hAnsi="Arial Narrow" w:cs="Arial Narrow"/>
           <w:kern w:val="0"/>
-          <w14:ligatures w14:val="none"/>
+          <ns2:ligatures ns2:val="none"/>
         </w:rPr>
         <w:t>.</w:t>
       </w:r>
     </w:p>
-    <w:p>
-      <w:pPr>
-        <w:spacing w:after="0" w:line="240" w:lineRule="auto"/>
-        <w:jc w:val="both"/>
-        <w:rPr>
-          <w:rFonts w:ascii="Arial Narrow" w:eastAsia="Arial Narrow" w:hAnsi="Arial Narrow" w:cs="Arial Narrow"/>
-          <w:kern w:val="0"/>
-          <w14:ligatures w14:val="none"/>
-        </w:rPr>
-      </w:pPr>
-    </w:p>
-    <w:p>
+    <w:p ns2:paraId="08CDA275" ns2:textId="77777777">
+      <w:pPr>
+        <w:spacing w:after="0" w:line="240" w:lineRule="auto"/>
+        <w:jc w:val="both"/>
+        <w:rPr>
+          <w:rFonts w:ascii="Arial Narrow" w:eastAsia="Arial Narrow" w:hAnsi="Arial Narrow" w:cs="Arial Narrow"/>
+          <w:kern w:val="0"/>
+          <ns2:ligatures ns2:val="none"/>
+        </w:rPr>
+      </w:pPr>
+    </w:p>
+    <w:p ns2:paraId="3A91ED21" ns2:textId="76851F07">
       <w:pPr>
         <w:pStyle w:val="Prrafodelista"/>
         <w:numPr>
@@ -4203,14 +4203,14 @@
         <w:rPr>
           <w:rFonts w:ascii="Arial Narrow" w:eastAsia="Arial Narrow" w:hAnsi="Arial Narrow" w:cs="Arial Narrow"/>
           <w:kern w:val="0"/>
-          <w14:ligatures w14:val="none"/>
-        </w:rPr>
-      </w:pPr>
-      <w:r>
-        <w:rPr>
-          <w:rFonts w:ascii="Arial Narrow" w:eastAsia="Arial Narrow" w:hAnsi="Arial Narrow" w:cs="Arial Narrow"/>
-          <w:kern w:val="0"/>
-          <w14:ligatures w14:val="none"/>
+          <ns2:ligatures ns2:val="none"/>
+        </w:rPr>
+      </w:pPr>
+      <w:r>
+        <w:rPr>
+          <w:rFonts w:ascii="Arial Narrow" w:eastAsia="Arial Narrow" w:hAnsi="Arial Narrow" w:cs="Arial Narrow"/>
+          <w:kern w:val="0"/>
+          <ns2:ligatures ns2:val="none"/>
         </w:rPr>
         <w:t>Presunta infracción al numeral 88.1 del artículo 88 de la Ley 29571, Código de Protección y Defensa del Consumidor, en tanto</w:t>
       </w:r>
@@ -4228,7 +4228,7 @@
           <w:kern w:val="0"/>
           <w:shd w:val="clear" w:color="auto" w:fill="FFFFFF"/>
           <w:lang w:eastAsia="es-PE"/>
-          <w14:ligatures w14:val="none"/>
+          <ns2:ligatures ns2:val="none"/>
         </w:rPr>
         <w:t xml:space="preserve">Corredores de Seguros Falabella S.A.C. </w:t>
       </w:r>
@@ -4236,7 +4236,7 @@
         <w:rPr>
           <w:rFonts w:ascii="Arial Narrow" w:eastAsia="Arial Narrow" w:hAnsi="Arial Narrow" w:cs="Arial Narrow"/>
           <w:kern w:val="0"/>
-          <w14:ligatures w14:val="none"/>
+          <ns2:ligatures ns2:val="none"/>
         </w:rPr>
         <w:t xml:space="preserve">habría brindado una respuesta inadecuada al reclamo presentado por </w:t>
       </w:r>
@@ -4244,7 +4244,7 @@
         <w:rPr>
           <w:rFonts w:ascii="Arial Narrow" w:eastAsia="Arial Narrow" w:hAnsi="Arial Narrow" w:cs="Arial Narrow"/>
           <w:kern w:val="0"/>
-          <w14:ligatures w14:val="none"/>
+          <ns2:ligatures ns2:val="none"/>
         </w:rPr>
         <w:t xml:space="preserve">el denunciante </w:t>
       </w:r>
@@ -4252,7 +4252,7 @@
         <w:rPr>
           <w:rFonts w:ascii="Arial Narrow" w:eastAsia="Arial Narrow" w:hAnsi="Arial Narrow" w:cs="Arial Narrow"/>
           <w:kern w:val="0"/>
-          <w14:ligatures w14:val="none"/>
+          <ns2:ligatures ns2:val="none"/>
         </w:rPr>
         <w:t>el 26 de agosto de 2025</w:t>
       </w:r>
@@ -4260,22 +4260,22 @@
         <w:rPr>
           <w:rFonts w:ascii="Arial Narrow" w:eastAsia="Arial Narrow" w:hAnsi="Arial Narrow" w:cs="Arial Narrow"/>
           <w:kern w:val="0"/>
-          <w14:ligatures w14:val="none"/>
+          <ns2:ligatures ns2:val="none"/>
         </w:rPr>
         <w:t>.</w:t>
       </w:r>
     </w:p>
-    <w:p>
+    <w:p ns2:paraId="0B42DA7E" ns2:textId="77777777">
       <w:pPr>
         <w:pStyle w:val="Prrafodelista"/>
         <w:rPr>
           <w:rFonts w:ascii="Arial Narrow" w:eastAsia="Arial Narrow" w:hAnsi="Arial Narrow" w:cs="Arial Narrow"/>
           <w:kern w:val="0"/>
-          <w14:ligatures w14:val="none"/>
-        </w:rPr>
-      </w:pPr>
-    </w:p>
-    <w:p>
+          <ns2:ligatures ns2:val="none"/>
+        </w:rPr>
+      </w:pPr>
+    </w:p>
+    <w:p ns2:paraId="5240A35B" ns2:textId="4B30DFE9">
       <w:pPr>
         <w:pStyle w:val="Prrafodelista"/>
         <w:numPr>
@@ -4292,14 +4292,14 @@
         <w:rPr>
           <w:rFonts w:ascii="Arial Narrow" w:eastAsia="Arial Narrow" w:hAnsi="Arial Narrow" w:cs="Arial Narrow"/>
           <w:kern w:val="0"/>
-          <w14:ligatures w14:val="none"/>
-        </w:rPr>
-      </w:pPr>
-      <w:r>
-        <w:rPr>
-          <w:rFonts w:ascii="Arial Narrow" w:eastAsia="Arial Narrow" w:hAnsi="Arial Narrow" w:cs="Arial Narrow"/>
-          <w:kern w:val="0"/>
-          <w14:ligatures w14:val="none"/>
+          <ns2:ligatures ns2:val="none"/>
+        </w:rPr>
+      </w:pPr>
+      <w:r>
+        <w:rPr>
+          <w:rFonts w:ascii="Arial Narrow" w:eastAsia="Arial Narrow" w:hAnsi="Arial Narrow" w:cs="Arial Narrow"/>
+          <w:kern w:val="0"/>
+          <ns2:ligatures ns2:val="none"/>
         </w:rPr>
         <w:t xml:space="preserve">Presunta infracción al numeral 88.1 del artículo 88 de la Ley 29571, Código de Protección y Defensa del Consumidor, en tanto </w:t>
       </w:r>
@@ -4314,7 +4314,7 @@
         <w:rPr>
           <w:rFonts w:ascii="Arial Narrow" w:eastAsia="Arial Narrow" w:hAnsi="Arial Narrow" w:cs="Arial Narrow"/>
           <w:kern w:val="0"/>
-          <w14:ligatures w14:val="none"/>
+          <ns2:ligatures ns2:val="none"/>
         </w:rPr>
         <w:t xml:space="preserve">habría brindado una respuesta contradictoria al reclamo presentado por </w:t>
       </w:r>
@@ -4322,7 +4322,7 @@
         <w:rPr>
           <w:rFonts w:ascii="Arial Narrow" w:eastAsia="Arial Narrow" w:hAnsi="Arial Narrow" w:cs="Arial Narrow"/>
           <w:kern w:val="0"/>
-          <w14:ligatures w14:val="none"/>
+          <ns2:ligatures ns2:val="none"/>
         </w:rPr>
         <w:t>el denunciante</w:t>
       </w:r>
@@ -4330,7 +4330,7 @@
         <w:rPr>
           <w:rFonts w:ascii="Arial Narrow" w:eastAsia="Arial Narrow" w:hAnsi="Arial Narrow" w:cs="Arial Narrow"/>
           <w:kern w:val="0"/>
-          <w14:ligatures w14:val="none"/>
+          <ns2:ligatures ns2:val="none"/>
         </w:rPr>
         <w:t xml:space="preserve">, al señalar el 29 de </w:t>
       </w:r>
@@ -4338,7 +4338,7 @@
         <w:rPr>
           <w:rFonts w:ascii="Arial Narrow" w:eastAsia="Arial Narrow" w:hAnsi="Arial Narrow" w:cs="Arial Narrow"/>
           <w:kern w:val="0"/>
-          <w14:ligatures w14:val="none"/>
+          <ns2:ligatures ns2:val="none"/>
         </w:rPr>
         <w:t>setiembre</w:t>
       </w:r>
@@ -4346,7 +4346,7 @@
         <w:rPr>
           <w:rFonts w:ascii="Arial Narrow" w:eastAsia="Arial Narrow" w:hAnsi="Arial Narrow" w:cs="Arial Narrow"/>
           <w:kern w:val="0"/>
-          <w14:ligatures w14:val="none"/>
+          <ns2:ligatures ns2:val="none"/>
         </w:rPr>
         <w:t xml:space="preserve"> de 2025 que el seguro ofrecido por Corredores Falabella S.A. era válido, pese a haber indicado previamente que no existía cobertura para vehículos destinados al servicio de taxi</w:t>
       </w:r>
@@ -4354,23 +4354,23 @@
         <w:rPr>
           <w:rFonts w:ascii="Arial Narrow" w:eastAsia="Arial Narrow" w:hAnsi="Arial Narrow" w:cs="Arial Narrow"/>
           <w:kern w:val="0"/>
-          <w14:ligatures w14:val="none"/>
+          <ns2:ligatures ns2:val="none"/>
         </w:rPr>
         <w:t>.</w:t>
       </w:r>
     </w:p>
-    <w:p>
-      <w:pPr>
-        <w:spacing w:after="0" w:line="240" w:lineRule="auto"/>
-        <w:jc w:val="both"/>
-        <w:rPr>
-          <w:rFonts w:ascii="Arial Narrow" w:eastAsia="Arial Narrow" w:hAnsi="Arial Narrow" w:cs="Arial Narrow"/>
-          <w:kern w:val="0"/>
-          <w14:ligatures w14:val="none"/>
-        </w:rPr>
-      </w:pPr>
-    </w:p>
-    <w:p>
+    <w:p ns2:paraId="1DEB3481" ns2:textId="77777777">
+      <w:pPr>
+        <w:spacing w:after="0" w:line="240" w:lineRule="auto"/>
+        <w:jc w:val="both"/>
+        <w:rPr>
+          <w:rFonts w:ascii="Arial Narrow" w:eastAsia="Arial Narrow" w:hAnsi="Arial Narrow" w:cs="Arial Narrow"/>
+          <w:kern w:val="0"/>
+          <ns2:ligatures ns2:val="none"/>
+        </w:rPr>
+      </w:pPr>
+    </w:p>
+    <w:p ns2:paraId="634A0D61" ns2:textId="3E0F0123">
       <w:pPr>
         <w:spacing w:line="240" w:lineRule="auto"/>
         <w:contextualSpacing/>
@@ -4378,17 +4378,17 @@
         <w:rPr>
           <w:rFonts w:ascii="Arial Narrow" w:eastAsia="Calibri" w:hAnsi="Arial Narrow" w:cs="Arial"/>
           <w:kern w:val="0"/>
-          <w14:ligatures w14:val="none"/>
-        </w:rPr>
-      </w:pPr>
-      <w:r>
-        <w:rPr>
-          <w:rFonts w:ascii="Arial Narrow" w:eastAsia="Arial Narrow" w:hAnsi="Arial Narrow" w:cs="Arial Narrow"/>
-          <w:b/>
-          <w:color w:val="000000"/>
-          <w:kern w:val="0"/>
-          <w:lang w:eastAsia="es-PE"/>
-          <w14:ligatures w14:val="none"/>
+          <ns2:ligatures ns2:val="none"/>
+        </w:rPr>
+      </w:pPr>
+      <w:r>
+        <w:rPr>
+          <w:rFonts w:ascii="Arial Narrow" w:eastAsia="Arial Narrow" w:hAnsi="Arial Narrow" w:cs="Arial Narrow"/>
+          <w:b/>
+          <w:color w:val="000000"/>
+          <w:kern w:val="0"/>
+          <w:lang w:eastAsia="es-PE"/>
+          <ns2:ligatures ns2:val="none"/>
         </w:rPr>
         <w:t>SEGUNDO:</w:t>
       </w:r>
@@ -4398,7 +4398,7 @@
           <w:color w:val="000000"/>
           <w:kern w:val="0"/>
           <w:lang w:eastAsia="es-PE"/>
-          <w14:ligatures w14:val="none"/>
+          <ns2:ligatures ns2:val="none"/>
         </w:rPr>
         <w:t xml:space="preserve"> tener por ofrecidos los medios probatorios presentados en el escrito de denuncia </w:t>
       </w:r>
@@ -4408,7 +4408,7 @@
           <w:color w:val="000000"/>
           <w:kern w:val="0"/>
           <w:lang w:val="es-ES" w:eastAsia="es-ES"/>
-          <w14:ligatures w14:val="none"/>
+          <ns2:ligatures ns2:val="none"/>
         </w:rPr>
         <w:t xml:space="preserve">del </w:t>
       </w:r>
@@ -4418,7 +4418,7 @@
           <w:color w:val="000000"/>
           <w:kern w:val="0"/>
           <w:lang w:val="es-ES" w:eastAsia="es-ES"/>
-          <w14:ligatures w14:val="none"/>
+          <ns2:ligatures ns2:val="none"/>
         </w:rPr>
         <w:t>5 de noviembre del 2025, subsanado mediante escrito del 24 de noviembre de 2025</w:t>
       </w:r>
@@ -4426,12 +4426,12 @@
         <w:rPr>
           <w:rFonts w:ascii="Arial Narrow" w:eastAsia="Calibri" w:hAnsi="Arial Narrow" w:cs="Arial"/>
           <w:kern w:val="0"/>
-          <w14:ligatures w14:val="none"/>
+          <ns2:ligatures ns2:val="none"/>
         </w:rPr>
         <w:t>.</w:t>
       </w:r>
     </w:p>
-    <w:p>
+    <w:p ns2:paraId="2AF03E3F" ns2:textId="77777777">
       <w:pPr>
         <w:spacing w:line="240" w:lineRule="auto"/>
         <w:contextualSpacing/>
@@ -4441,30 +4441,30 @@
           <w:color w:val="000000"/>
           <w:kern w:val="0"/>
           <w:lang w:eastAsia="es-PE"/>
-          <w14:ligatures w14:val="none"/>
-        </w:rPr>
-      </w:pPr>
-    </w:p>
-    <w:p>
-      <w:pPr>
-        <w:spacing w:after="0" w:line="240" w:lineRule="auto"/>
-        <w:jc w:val="both"/>
-        <w:rPr>
-          <w:rFonts w:ascii="Arial Narrow" w:eastAsia="Arial Narrow" w:hAnsi="Arial Narrow" w:cs="Arial Narrow"/>
-          <w:color w:val="000000"/>
-          <w:kern w:val="0"/>
-          <w:lang w:eastAsia="es-PE"/>
-          <w14:ligatures w14:val="none"/>
-        </w:rPr>
-      </w:pPr>
-      <w:r>
-        <w:rPr>
-          <w:rFonts w:ascii="Arial Narrow" w:eastAsia="Arial Narrow" w:hAnsi="Arial Narrow" w:cs="Arial Narrow"/>
-          <w:b/>
-          <w:color w:val="000000"/>
-          <w:kern w:val="0"/>
-          <w:lang w:eastAsia="es-PE"/>
-          <w14:ligatures w14:val="none"/>
+          <ns2:ligatures ns2:val="none"/>
+        </w:rPr>
+      </w:pPr>
+    </w:p>
+    <w:p ns2:paraId="5D90C1F7" ns2:textId="4538C197">
+      <w:pPr>
+        <w:spacing w:after="0" w:line="240" w:lineRule="auto"/>
+        <w:jc w:val="both"/>
+        <w:rPr>
+          <w:rFonts w:ascii="Arial Narrow" w:eastAsia="Arial Narrow" w:hAnsi="Arial Narrow" w:cs="Arial Narrow"/>
+          <w:color w:val="000000"/>
+          <w:kern w:val="0"/>
+          <w:lang w:eastAsia="es-PE"/>
+          <ns2:ligatures ns2:val="none"/>
+        </w:rPr>
+      </w:pPr>
+      <w:r>
+        <w:rPr>
+          <w:rFonts w:ascii="Arial Narrow" w:eastAsia="Arial Narrow" w:hAnsi="Arial Narrow" w:cs="Arial Narrow"/>
+          <w:b/>
+          <w:color w:val="000000"/>
+          <w:kern w:val="0"/>
+          <w:lang w:eastAsia="es-PE"/>
+          <ns2:ligatures ns2:val="none"/>
         </w:rPr>
         <w:t xml:space="preserve">TERCERO: </w:t>
       </w:r>
@@ -4474,7 +4474,7 @@
           <w:color w:val="000000"/>
           <w:kern w:val="0"/>
           <w:lang w:eastAsia="es-PE"/>
-          <w14:ligatures w14:val="none"/>
+          <ns2:ligatures ns2:val="none"/>
         </w:rPr>
         <w:t xml:space="preserve">requerir a </w:t>
       </w:r>
@@ -4506,7 +4506,7 @@
           <w:kern w:val="0"/>
           <w:shd w:val="clear" w:color="auto" w:fill="FFFFFF"/>
           <w:lang w:eastAsia="es-PE"/>
-          <w14:ligatures w14:val="none"/>
+          <ns2:ligatures ns2:val="none"/>
         </w:rPr>
         <w:t xml:space="preserve">Corredores de Seguros Falabella S.A.C. </w:t>
       </w:r>
@@ -4516,7 +4516,7 @@
           <w:color w:val="000000"/>
           <w:kern w:val="0"/>
           <w:lang w:eastAsia="es-PE"/>
-          <w14:ligatures w14:val="none"/>
+          <ns2:ligatures ns2:val="none"/>
         </w:rPr>
         <w:t>que cumpla</w:t>
       </w:r>
@@ -4526,7 +4526,7 @@
           <w:color w:val="000000"/>
           <w:kern w:val="0"/>
           <w:lang w:eastAsia="es-PE"/>
-          <w14:ligatures w14:val="none"/>
+          <ns2:ligatures ns2:val="none"/>
         </w:rPr>
         <w:t>n</w:t>
       </w:r>
@@ -4536,12 +4536,12 @@
           <w:color w:val="000000"/>
           <w:kern w:val="0"/>
           <w:lang w:eastAsia="es-PE"/>
-          <w14:ligatures w14:val="none"/>
+          <ns2:ligatures ns2:val="none"/>
         </w:rPr>
         <w:t xml:space="preserve"> con lo siguiente:</w:t>
       </w:r>
     </w:p>
-    <w:p>
+    <w:p ns2:paraId="156DFAB9" ns2:textId="77777777">
       <w:pPr>
         <w:spacing w:after="0" w:line="240" w:lineRule="auto"/>
         <w:jc w:val="both"/>
@@ -4550,11 +4550,11 @@
           <w:color w:val="000000"/>
           <w:kern w:val="0"/>
           <w:lang w:eastAsia="es-PE"/>
-          <w14:ligatures w14:val="none"/>
-        </w:rPr>
-      </w:pPr>
-    </w:p>
-    <w:p>
+          <ns2:ligatures ns2:val="none"/>
+        </w:rPr>
+      </w:pPr>
+    </w:p>
+    <w:p ns2:paraId="37384474" ns2:textId="77777777">
       <w:pPr>
         <w:numPr>
           <w:ilvl w:val="0"/>
@@ -4568,21 +4568,21 @@
           <w:color w:val="000000"/>
           <w:kern w:val="0"/>
           <w:lang w:eastAsia="es-PE"/>
-          <w14:ligatures w14:val="none"/>
-        </w:rPr>
-      </w:pPr>
-      <w:r>
-        <w:rPr>
-          <w:rFonts w:ascii="Arial Narrow" w:eastAsia="Arial Narrow" w:hAnsi="Arial Narrow" w:cs="Arial Narrow"/>
-          <w:color w:val="000000"/>
-          <w:kern w:val="0"/>
-          <w:lang w:eastAsia="es-PE"/>
-          <w14:ligatures w14:val="none"/>
+          <ns2:ligatures ns2:val="none"/>
+        </w:rPr>
+      </w:pPr>
+      <w:r>
+        <w:rPr>
+          <w:rFonts w:ascii="Arial Narrow" w:eastAsia="Arial Narrow" w:hAnsi="Arial Narrow" w:cs="Arial Narrow"/>
+          <w:color w:val="000000"/>
+          <w:kern w:val="0"/>
+          <w:lang w:eastAsia="es-PE"/>
+          <ns2:ligatures ns2:val="none"/>
         </w:rPr>
         <w:t>presentar documentos que acrediten su inscripción en los Registros Públicos o una declaración jurada que indique que cuenta con dicha inscripción;</w:t>
       </w:r>
     </w:p>
-    <w:p>
+    <w:p ns2:paraId="04A6E74B" ns2:textId="77777777">
       <w:pPr>
         <w:numPr>
           <w:ilvl w:val="0"/>
@@ -4596,21 +4596,21 @@
           <w:color w:val="000000"/>
           <w:kern w:val="0"/>
           <w:lang w:eastAsia="es-PE"/>
-          <w14:ligatures w14:val="none"/>
-        </w:rPr>
-      </w:pPr>
-      <w:r>
-        <w:rPr>
-          <w:rFonts w:ascii="Arial Narrow" w:eastAsia="Arial Narrow" w:hAnsi="Arial Narrow" w:cs="Arial Narrow"/>
-          <w:color w:val="000000"/>
-          <w:kern w:val="0"/>
-          <w:lang w:eastAsia="es-PE"/>
-          <w14:ligatures w14:val="none"/>
+          <ns2:ligatures ns2:val="none"/>
+        </w:rPr>
+      </w:pPr>
+      <w:r>
+        <w:rPr>
+          <w:rFonts w:ascii="Arial Narrow" w:eastAsia="Arial Narrow" w:hAnsi="Arial Narrow" w:cs="Arial Narrow"/>
+          <w:color w:val="000000"/>
+          <w:kern w:val="0"/>
+          <w:lang w:eastAsia="es-PE"/>
+          <ns2:ligatures ns2:val="none"/>
         </w:rPr>
         <w:t>presentar copia simple de las facultades de representación de su representante legal en el presente procedimiento o la declaración jurada que indique que cuenta con dichas facultades y que estas se encuentran vigentes;</w:t>
       </w:r>
     </w:p>
-    <w:p>
+    <w:p ns2:paraId="1203D0DC" ns2:textId="77777777">
       <w:pPr>
         <w:numPr>
           <w:ilvl w:val="0"/>
@@ -4624,21 +4624,21 @@
           <w:color w:val="000000"/>
           <w:kern w:val="0"/>
           <w:lang w:eastAsia="es-PE"/>
-          <w14:ligatures w14:val="none"/>
-        </w:rPr>
-      </w:pPr>
-      <w:r>
-        <w:rPr>
-          <w:rFonts w:ascii="Arial Narrow" w:eastAsia="Arial Narrow" w:hAnsi="Arial Narrow" w:cs="Arial Narrow"/>
-          <w:color w:val="000000"/>
-          <w:kern w:val="0"/>
-          <w:lang w:eastAsia="es-PE"/>
-          <w14:ligatures w14:val="none"/>
+          <ns2:ligatures ns2:val="none"/>
+        </w:rPr>
+      </w:pPr>
+      <w:r>
+        <w:rPr>
+          <w:rFonts w:ascii="Arial Narrow" w:eastAsia="Arial Narrow" w:hAnsi="Arial Narrow" w:cs="Arial Narrow"/>
+          <w:color w:val="000000"/>
+          <w:kern w:val="0"/>
+          <w:lang w:eastAsia="es-PE"/>
+          <ns2:ligatures ns2:val="none"/>
         </w:rPr>
         <w:t>consignar el Número de Registro Único de Contribuyentes (RUC); y,</w:t>
       </w:r>
     </w:p>
-    <w:p>
+    <w:p ns2:paraId="37704CA2" ns2:textId="77777777">
       <w:pPr>
         <w:numPr>
           <w:ilvl w:val="0"/>
@@ -4650,16 +4650,16 @@
         <w:rPr>
           <w:rFonts w:ascii="Arial Narrow" w:eastAsia="Calibri" w:hAnsi="Arial Narrow" w:cs="Arial"/>
           <w:kern w:val="0"/>
-          <w14:ligatures w14:val="none"/>
-        </w:rPr>
-      </w:pPr>
-      <w:r>
-        <w:rPr>
-          <w:rFonts w:ascii="Arial Narrow" w:eastAsia="Arial Narrow" w:hAnsi="Arial Narrow" w:cs="Arial Narrow"/>
-          <w:color w:val="000000"/>
-          <w:kern w:val="0"/>
-          <w:lang w:eastAsia="es-PE"/>
-          <w14:ligatures w14:val="none"/>
+          <ns2:ligatures ns2:val="none"/>
+        </w:rPr>
+      </w:pPr>
+      <w:r>
+        <w:rPr>
+          <w:rFonts w:ascii="Arial Narrow" w:eastAsia="Arial Narrow" w:hAnsi="Arial Narrow" w:cs="Arial Narrow"/>
+          <w:color w:val="000000"/>
+          <w:kern w:val="0"/>
+          <w:lang w:eastAsia="es-PE"/>
+          <ns2:ligatures ns2:val="none"/>
         </w:rPr>
         <w:t>fijar domicilio procesal para el procedimiento, de conformidad con el numeral 1 del artículo 442</w:t>
       </w:r>
@@ -4669,7 +4669,7 @@
           <w:color w:val="000000"/>
           <w:kern w:val="0"/>
           <w:lang w:eastAsia="es-PE"/>
-          <w14:ligatures w14:val="none"/>
+          <ns2:ligatures ns2:val="none"/>
         </w:rPr>
         <w:t/>
       </w:r>
@@ -4679,7 +4679,7 @@
           <w:color w:val="000000"/>
           <w:kern w:val="0"/>
           <w:lang w:eastAsia="es-PE"/>
-          <w14:ligatures w14:val="none"/>
+          <ns2:ligatures ns2:val="none"/>
         </w:rPr>
         <w:t xml:space="preserve"> del Código Procesal Civil. </w:t>
       </w:r>
@@ -4687,7 +4687,7 @@
         <w:rPr>
           <w:rFonts w:ascii="Arial Narrow" w:eastAsia="Calibri" w:hAnsi="Arial Narrow" w:cs="Arial"/>
           <w:kern w:val="0"/>
-          <w14:ligatures w14:val="none"/>
+          <ns2:ligatures ns2:val="none"/>
         </w:rPr>
         <w:t>Para ello podrá señalar domicilio físico o una dirección electrónica a la que pueda remitirse las notificaciones</w:t>
       </w:r>
@@ -4696,12 +4696,12 @@
           <w:rFonts w:ascii="Arial Narrow" w:eastAsia="Arial" w:hAnsi="Arial Narrow" w:cs="Arial"/>
           <w:kern w:val="0"/>
           <w:lang w:val="es"/>
-          <w14:ligatures w14:val="none"/>
+          <ns2:ligatures ns2:val="none"/>
         </w:rPr>
         <w:t>;</w:t>
       </w:r>
     </w:p>
-    <w:p>
+    <w:p ns2:paraId="6A38ABFB" ns2:textId="77777777">
       <w:pPr>
         <w:numPr>
           <w:ilvl w:val="0"/>
@@ -4713,14 +4713,14 @@
         <w:rPr>
           <w:rFonts w:ascii="Arial Narrow" w:eastAsia="Calibri" w:hAnsi="Arial Narrow" w:cs="Arial"/>
           <w:kern w:val="0"/>
-          <w14:ligatures w14:val="none"/>
+          <ns2:ligatures ns2:val="none"/>
         </w:rPr>
       </w:pPr>
       <w:r>
         <w:rPr>
           <w:rFonts w:ascii="Arial Narrow" w:eastAsia="Calibri" w:hAnsi="Arial Narrow" w:cs="Arial"/>
           <w:kern w:val="0"/>
-          <w14:ligatures w14:val="none"/>
+          <ns2:ligatures ns2:val="none"/>
         </w:rPr>
         <w:t>en caso califique como micro empresa o pequeña empresa, presentar los documentos que acrediten su volumen de ventas o ingresos brutos percibidos el año anterior relativo a todas sus actividades económicas y el número de trabajadores con el que cuenta</w:t>
       </w:r>
@@ -4730,7 +4730,7 @@
           <w:rFonts w:ascii="Arial Narrow" w:eastAsia="Calibri" w:hAnsi="Arial Narrow" w:cs="Arial"/>
           <w:kern w:val="0"/>
           <w:vertAlign w:val="superscript"/>
-          <w14:ligatures w14:val="none"/>
+          <ns2:ligatures ns2:val="none"/>
         </w:rPr>
         <w:footnoteReference w:id="7"/>
       </w:r>
@@ -4738,7 +4738,7 @@
         <w:rPr>
           <w:rFonts w:ascii="Arial Narrow" w:eastAsia="Calibri" w:hAnsi="Arial Narrow" w:cs="Arial"/>
           <w:kern w:val="0"/>
-          <w14:ligatures w14:val="none"/>
+          <ns2:ligatures ns2:val="none"/>
         </w:rPr>
         <w:t>. Ello, a fin de que la Comisión pueda meritar dicha documentación, conforme lo establece el artículo 110</w:t>
       </w:r>
@@ -4748,7 +4748,7 @@
           <w:color w:val="000000"/>
           <w:kern w:val="0"/>
           <w:lang w:eastAsia="es-PE"/>
-          <w14:ligatures w14:val="none"/>
+          <ns2:ligatures ns2:val="none"/>
         </w:rPr>
         <w:t/>
       </w:r>
@@ -4756,7 +4756,7 @@
         <w:rPr>
           <w:rFonts w:ascii="Arial Narrow" w:eastAsia="Calibri" w:hAnsi="Arial Narrow" w:cs="Arial"/>
           <w:kern w:val="0"/>
-          <w14:ligatures w14:val="none"/>
+          <ns2:ligatures ns2:val="none"/>
         </w:rPr>
         <w:t xml:space="preserve"> del </w:t>
       </w:r>
@@ -4765,7 +4765,7 @@
           <w:rFonts w:ascii="Arial Narrow" w:eastAsia="Calibri" w:hAnsi="Arial Narrow" w:cs="Arial"/>
           <w:spacing w:val="-2"/>
           <w:kern w:val="0"/>
-          <w14:ligatures w14:val="none"/>
+          <ns2:ligatures ns2:val="none"/>
         </w:rPr>
         <w:t>Código</w:t>
       </w:r>
@@ -4776,7 +4776,7 @@
           <w:spacing w:val="-2"/>
           <w:kern w:val="0"/>
           <w:vertAlign w:val="superscript"/>
-          <w14:ligatures w14:val="none"/>
+          <ns2:ligatures ns2:val="none"/>
         </w:rPr>
         <w:footnoteReference w:id="8"/>
       </w:r>
@@ -4785,95 +4785,365 @@
           <w:rFonts w:ascii="Arial Narrow" w:eastAsia="Calibri" w:hAnsi="Arial Narrow" w:cs="Arial"/>
           <w:spacing w:val="-2"/>
           <w:kern w:val="0"/>
-          <w14:ligatures w14:val="none"/>
+          <ns2:ligatures ns2:val="none"/>
         </w:rPr>
         <w:t>.</w:t>
       </w:r>
     </w:p>
+    <w:p ns2:paraId="1B2AA0D1" ns2:textId="77777777">
+      <w:pPr>
+        <w:spacing w:after="0" w:line="240" w:lineRule="auto"/>
+        <w:ind w:left="567"/>
+        <w:jc w:val="both"/>
+        <w:rPr>
+          <w:rFonts w:ascii="Arial Narrow" w:eastAsia="Arial Narrow" w:hAnsi="Arial Narrow" w:cs="Arial Narrow"/>
+          <w:color w:val="000000"/>
+          <w:kern w:val="0"/>
+          <w:lang w:eastAsia="es-PE"/>
+          <ns2:ligatures ns2:val="none"/>
+        </w:rPr>
+      </w:pPr>
+    </w:p>
     <w:p>
       <w:pPr>
         <w:spacing w:after="0" w:line="240" w:lineRule="auto"/>
-        <w:ind w:left="567"/>
-        <w:jc w:val="both"/>
-        <w:rPr>
-          <w:rFonts w:ascii="Arial Narrow" w:eastAsia="Arial Narrow" w:hAnsi="Arial Narrow" w:cs="Arial Narrow"/>
-          <w:color w:val="000000"/>
-          <w:kern w:val="0"/>
-          <w:lang w:eastAsia="es-PE"/>
-          <w14:ligatures w14:val="none"/>
-        </w:rPr>
-      </w:pPr>
-    </w:p>
-    <w:p>
-      <w:pPr>
-        <w:spacing w:after="0" w:line="240" w:lineRule="auto"/>
-        <w:jc w:val="both"/>
-        <w:rPr>
-          <w:rFonts w:ascii="Arial Narrow" w:eastAsia="Arial Narrow" w:hAnsi="Arial Narrow" w:cs="Arial Narrow"/>
-          <w:color w:val="000000"/>
-          <w:kern w:val="0"/>
-          <w:lang w:eastAsia="es-PE"/>
-          <w14:ligatures w14:val="none"/>
-        </w:rPr>
-      </w:pPr>
-      <w:r>
-        <w:rPr>
-          <w:rFonts w:ascii="Arial Narrow" w:eastAsia="Arial Narrow" w:hAnsi="Arial Narrow" w:cs="Arial Narrow"/>
-          <w:b/>
-          <w:color w:val="000000"/>
-          <w:kern w:val="0"/>
-          <w:lang w:eastAsia="es-PE"/>
-          <w14:ligatures w14:val="none"/>
+        <w:jc w:val="both"/>
+        <w:rPr>
+          <w:rFonts w:ascii="Arial Narrow" w:eastAsia="Arial Narrow" w:hAnsi="Arial Narrow" w:cs="Arial Narrow"/>
+          <w:color w:val="000000"/>
+          <w:kern w:val="0"/>
+          <w:lang w:eastAsia="es-PE"/>
+          <ns2:ligatures ns2:val="none"/>
+        </w:rPr>
+      </w:pPr>
+      <w:r>
+        <w:rPr>
+          <w:rFonts w:ascii="Arial Narrow" w:hAnsi="Arial Narrow" w:cs="Arial Narrow"/>
+          <w:b w:val="1"/>
+          <w:bCs w:val="1"/>
+          <w:sz w:val="20"/>
+          <w:szCs w:val="20"/>
         </w:rPr>
         <w:t xml:space="preserve">CUARTO: </w:t>
       </w:r>
       <w:r>
         <w:rPr>
-          <w:rFonts w:ascii="Arial Narrow" w:eastAsia="Arial Narrow" w:hAnsi="Arial Narrow" w:cs="Arial Narrow"/>
-          <w:color w:val="000000"/>
-          <w:kern w:val="0"/>
-          <w:lang w:eastAsia="es-PE"/>
-          <w14:ligatures w14:val="none"/>
-        </w:rPr>
-        <w:t xml:space="preserve">correr traslado de la denuncia interpuesta </w:t>
-      </w:r>
-      <w:r>
-        <w:rPr>
-          <w:rFonts w:ascii="Arial Narrow" w:eastAsia="Times New Roman" w:hAnsi="Arial Narrow" w:cs="Arial"/>
-          <w:color w:val="000000"/>
-          <w:kern w:val="0"/>
-          <w:lang w:val="es-ES" w:eastAsia="es-ES"/>
-          <w14:ligatures w14:val="none"/>
-        </w:rPr>
-        <w:t xml:space="preserve">el </w:t>
-      </w:r>
-      <w:r>
-        <w:rPr>
-          <w:rFonts w:ascii="Arial Narrow" w:eastAsia="Times New Roman" w:hAnsi="Arial Narrow" w:cs="Arial"/>
-          <w:color w:val="000000"/>
-          <w:kern w:val="0"/>
-          <w:lang w:val="es-ES" w:eastAsia="es-ES"/>
-          <w14:ligatures w14:val="none"/>
-        </w:rPr>
-        <w:t>5 de noviembre del 2025, subsanado mediante escrito del 24 de noviembre de 2025</w:t>
-      </w:r>
-      <w:r>
-        <w:rPr>
-          <w:rFonts w:ascii="Arial Narrow" w:eastAsia="Calibri" w:hAnsi="Arial Narrow" w:cs="Arial"/>
-          <w:kern w:val="0"/>
-          <w14:ligatures w14:val="none"/>
+          <w:rFonts w:ascii="Arial Narrow" w:hAnsi="Arial Narrow" w:cs="Arial Narrow"/>
+          <w:sz w:val="20"/>
+          <w:szCs w:val="20"/>
+        </w:rPr>
+        <w:t xml:space="preserve">correr traslado de la presente resolución a La Positiva Seguros y Reaseguros S.A. y Corredores de Seguros Falabella S.A.C para que, de conformidad con lo dispuesto por el artículo 26° de la Ley sobre Facultades, Normas y Organización del Indecopi, aprobado por Decreto Legislativo N° 8079, presenten sus descargos sobre la imputación de cargos realizada en un plazo no mayor a cinco (5) días hábiles contado a partir del día siguiente de la notificación de la presente resolución, vencido el cual, el Secretario Técnico declarará en rebeldía a los denunciados que no lo hubieran presentado. Debe precisarse que de conformidad con lo establecido por el artículo 223° del Texto Único Ordenado de la Ley N° 27444, Ley del Procedimiento Administrativo General, las alegaciones y los hechos relevantes de la reclamación, salvo que hayan sido específicamente negadas en la contestación, se tendrán por aceptadas o meritadas como ciertas.</w:t>
+      </w:r>
+    </w:p>
+    <w:p ns2:paraId="2F1C55D7" ns2:textId="77777777">
+      <w:pPr>
+        <w:spacing w:after="0" w:line="240" w:lineRule="auto"/>
+        <w:jc w:val="both"/>
+        <w:rPr>
+          <w:rFonts w:ascii="Arial Narrow" w:eastAsia="Arial Narrow" w:hAnsi="Arial Narrow" w:cs="Arial Narrow"/>
+          <w:color w:val="000000"/>
+          <w:kern w:val="0"/>
+          <w:lang w:eastAsia="es-PE"/>
+          <ns2:ligatures ns2:val="none"/>
+        </w:rPr>
+      </w:pPr>
+    </w:p>
+    <w:p ns2:paraId="6D15F6EA" ns2:textId="4CAF861A">
+      <w:pPr>
+        <w:spacing w:after="0" w:line="240" w:lineRule="auto"/>
+        <w:jc w:val="both"/>
+        <w:rPr>
+          <w:rFonts w:ascii="Arial Narrow" w:eastAsia="Times New Roman" w:hAnsi="Arial Narrow" w:cs="Arial"/>
+          <w:color w:val="000000"/>
+          <w:kern w:val="0"/>
+          <w:lang w:val="es-ES" w:eastAsia="es-ES"/>
+          <ns2:ligatures ns2:val="none"/>
+        </w:rPr>
+      </w:pPr>
+      <w:r>
+        <w:rPr>
+          <w:rFonts w:ascii="Arial Narrow" w:eastAsia="Arial Narrow" w:hAnsi="Arial Narrow" w:cs="Arial Narrow"/>
+          <w:b/>
+          <w:color w:val="000000"/>
+          <w:kern w:val="0"/>
+          <w:lang w:eastAsia="es-PE"/>
+          <ns2:ligatures ns2:val="none"/>
+        </w:rPr>
+        <w:t xml:space="preserve">QUINTO: </w:t>
+      </w:r>
+      <w:bookmarkStart w:id="10" w:name="_Hlk188286813"/>
+      <w:r>
+        <w:rPr>
+          <w:rFonts w:ascii="Arial Narrow" w:eastAsia="Times New Roman" w:hAnsi="Arial Narrow" w:cs="Arial"/>
+          <w:color w:val="000000"/>
+          <w:kern w:val="0"/>
+          <w:lang w:eastAsia="es-ES"/>
+          <ns2:ligatures ns2:val="none"/>
+        </w:rPr>
+        <w:t xml:space="preserve">requerir </w:t>
+      </w:r>
+      <w:r>
+        <w:rPr>
+          <w:rFonts w:ascii="Arial Narrow" w:eastAsia="Times New Roman" w:hAnsi="Arial Narrow" w:cs="Arial"/>
+          <w:color w:val="000000"/>
+          <w:kern w:val="0"/>
+          <w:lang w:val="es-ES" w:eastAsia="es-ES"/>
+          <ns2:ligatures ns2:val="none"/>
+        </w:rPr>
+        <w:t xml:space="preserve">que, en un </w:t>
+      </w:r>
+      <w:r>
+        <w:rPr>
+          <w:rFonts w:ascii="Arial Narrow" w:eastAsia="Times New Roman" w:hAnsi="Arial Narrow" w:cs="Arial"/>
+          <w:color w:val="000000"/>
+          <w:kern w:val="0"/>
+          <w:lang w:eastAsia="es-ES"/>
+          <ns2:ligatures ns2:val="none"/>
+        </w:rPr>
+        <w:t>plazo no mayor de cinco (5) días hábiles contado a partir del día siguiente de la notificación de la presente resolución</w:t>
+      </w:r>
+      <w:bookmarkEnd w:id="10"/>
+      <w:r>
+        <w:rPr>
+          <w:rFonts w:ascii="Arial Narrow" w:eastAsia="Times New Roman" w:hAnsi="Arial Narrow" w:cs="Arial"/>
+          <w:color w:val="000000"/>
+          <w:kern w:val="0"/>
+          <w:lang w:eastAsia="es-ES"/>
+          <ns2:ligatures ns2:val="none"/>
         </w:rPr>
         <w:t xml:space="preserve">, </w:t>
       </w:r>
-      <w:r>
-        <w:rPr>
-          <w:rFonts w:ascii="Arial Narrow" w:eastAsia="Arial Narrow" w:hAnsi="Arial Narrow" w:cs="Arial Narrow"/>
-          <w:color w:val="000000"/>
-          <w:kern w:val="0"/>
-          <w:lang w:eastAsia="es-PE"/>
-          <w14:ligatures w14:val="none"/>
-        </w:rPr>
-        <w:t>a</w:t>
+      <w:bookmarkStart w:id="11" w:name="_Hlk188286828"/>
+      <w:r>
+        <w:rPr>
+          <w:rFonts w:ascii="Arial Narrow" w:eastAsia="Arial Narrow" w:hAnsi="Arial Narrow" w:cs="Arial Narrow"/>
+          <w:bCs/>
+        </w:rPr>
+        <w:t>La Positiva Seguros y Reaseguros S.A.</w:t>
+      </w:r>
+      <w:r>
+        <w:rPr>
+          <w:rFonts w:ascii="Arial Narrow" w:eastAsia="Times New Roman" w:hAnsi="Arial Narrow" w:cs="Arial"/>
+          <w:color w:val="000000"/>
+          <w:kern w:val="0"/>
+          <w:lang w:eastAsia="es-ES"/>
+          <ns2:ligatures ns2:val="none"/>
+        </w:rPr>
+        <w:t xml:space="preserve">, </w:t>
+      </w:r>
+      <w:bookmarkEnd w:id="11"/>
+      <w:r>
+        <w:rPr>
+          <w:rFonts w:ascii="Arial Narrow" w:eastAsia="Times New Roman" w:hAnsi="Arial Narrow" w:cs="Arial"/>
+          <w:color w:val="000000"/>
+          <w:kern w:val="0"/>
+          <w:lang w:val="es-ES" w:eastAsia="es-ES"/>
+          <ns2:ligatures ns2:val="none"/>
+        </w:rPr>
+        <w:t>cumpla</w:t>
+      </w:r>
+      <w:r>
+        <w:rPr>
+          <w:rFonts w:ascii="Arial Narrow" w:eastAsia="Times New Roman" w:hAnsi="Arial Narrow" w:cs="Arial"/>
+          <w:color w:val="000000"/>
+          <w:kern w:val="0"/>
+          <w:lang w:val="es-ES" w:eastAsia="es-ES"/>
+          <ns2:ligatures ns2:val="none"/>
+        </w:rPr>
+        <w:t xml:space="preserve"> con: </w:t>
+      </w:r>
+      <w:r>
+        <w:rPr>
+          <w:rFonts w:ascii="Arial Narrow" w:eastAsia="Times New Roman" w:hAnsi="Arial Narrow" w:cs="Arial"/>
+          <w:color w:val="000000"/>
+          <w:kern w:val="0"/>
+          <w:lang w:val="es-ES" w:eastAsia="es-ES"/>
+          <ns2:ligatures ns2:val="none"/>
+        </w:rPr>
+        <w:t>(i) presentar una copia debidamente suscrita de la Póliza 250006639 del Seguro Vehicular; así como el cargo de remisión de la póliza; (</w:t>
+      </w:r>
+      <w:proofErr w:type="spellStart"/>
+      <w:r>
+        <w:rPr>
+          <w:rFonts w:ascii="Arial Narrow" w:eastAsia="Times New Roman" w:hAnsi="Arial Narrow" w:cs="Arial"/>
+          <w:color w:val="000000"/>
+          <w:kern w:val="0"/>
+          <w:lang w:val="es-ES" w:eastAsia="es-ES"/>
+          <ns2:ligatures ns2:val="none"/>
+        </w:rPr>
+        <w:t>ii</w:t>
+      </w:r>
+      <w:proofErr w:type="spellEnd"/>
+      <w:r>
+        <w:rPr>
+          <w:rFonts w:ascii="Arial Narrow" w:eastAsia="Times New Roman" w:hAnsi="Arial Narrow" w:cs="Arial"/>
+          <w:color w:val="000000"/>
+          <w:kern w:val="0"/>
+          <w:lang w:val="es-ES" w:eastAsia="es-ES"/>
+          <ns2:ligatures ns2:val="none"/>
+        </w:rPr>
+        <w:t xml:space="preserve">) presentar los medios probatorios que acrediten que gestionó adecuadamente el pago de prima correspondiente para la renovación de la Póliza 250006639 para el periodo </w:t>
+      </w:r>
+      <w:r>
+        <w:rPr>
+          <w:rFonts w:ascii="Arial Narrow" w:eastAsia="Times New Roman" w:hAnsi="Arial Narrow" w:cs="Arial"/>
+          <w:color w:val="000000"/>
+          <w:kern w:val="0"/>
+          <w:lang w:eastAsia="es-ES"/>
+          <ns2:ligatures ns2:val="none"/>
+        </w:rPr>
+        <w:t>del año 2024 al año 2025</w:t>
+      </w:r>
+      <w:r>
+        <w:rPr>
+          <w:rFonts w:ascii="Arial Narrow" w:eastAsia="Times New Roman" w:hAnsi="Arial Narrow" w:cs="Arial"/>
+          <w:color w:val="000000"/>
+          <w:kern w:val="0"/>
+          <w:lang w:val="es-ES" w:eastAsia="es-ES"/>
+          <ns2:ligatures ns2:val="none"/>
+        </w:rPr>
+        <w:t>; (</w:t>
+      </w:r>
+      <w:proofErr w:type="spellStart"/>
+      <w:r>
+        <w:rPr>
+          <w:rFonts w:ascii="Arial Narrow" w:eastAsia="Times New Roman" w:hAnsi="Arial Narrow" w:cs="Arial"/>
+          <w:color w:val="000000"/>
+          <w:kern w:val="0"/>
+          <w:lang w:val="es-ES" w:eastAsia="es-ES"/>
+          <ns2:ligatures ns2:val="none"/>
+        </w:rPr>
+        <w:t>iii</w:t>
+      </w:r>
+      <w:proofErr w:type="spellEnd"/>
+      <w:r>
+        <w:rPr>
+          <w:rFonts w:ascii="Arial Narrow" w:eastAsia="Times New Roman" w:hAnsi="Arial Narrow" w:cs="Arial"/>
+          <w:color w:val="000000"/>
+          <w:kern w:val="0"/>
+          <w:lang w:val="es-ES" w:eastAsia="es-ES"/>
+          <ns2:ligatures ns2:val="none"/>
+        </w:rPr>
+        <w:t xml:space="preserve">) presentar los medios probatorios que acrediten que verificó que la Póliza 250006639 del Seguro Vehicular era válida para el servicio de taxi que se realizaba con el </w:t>
+      </w:r>
+      <w:r>
+        <w:rPr>
+          <w:rFonts w:ascii="Arial Narrow" w:eastAsia="Times New Roman" w:hAnsi="Arial Narrow" w:cs="Arial"/>
+          <w:color w:val="000000"/>
+          <w:kern w:val="0"/>
+          <w:lang w:eastAsia="es-ES"/>
+          <ns2:ligatures ns2:val="none"/>
+        </w:rPr>
+        <w:t xml:space="preserve">vehículo con Placa de Rodaje CAF-328; </w:t>
+      </w:r>
+      <w:r>
+        <w:rPr>
+          <w:rFonts w:ascii="Arial Narrow" w:eastAsia="Times New Roman" w:hAnsi="Arial Narrow" w:cs="Arial"/>
+          <w:color w:val="000000"/>
+          <w:kern w:val="0"/>
+          <w:lang w:val="es-ES" w:eastAsia="es-ES"/>
+          <ns2:ligatures ns2:val="none"/>
+        </w:rPr>
+        <w:t xml:space="preserve"> y, (</w:t>
+      </w:r>
+      <w:proofErr w:type="spellStart"/>
+      <w:r>
+        <w:rPr>
+          <w:rFonts w:ascii="Arial Narrow" w:eastAsia="Times New Roman" w:hAnsi="Arial Narrow" w:cs="Arial"/>
+          <w:color w:val="000000"/>
+          <w:kern w:val="0"/>
+          <w:lang w:val="es-ES" w:eastAsia="es-ES"/>
+          <ns2:ligatures ns2:val="none"/>
+        </w:rPr>
+        <w:t>iv</w:t>
+      </w:r>
+      <w:proofErr w:type="spellEnd"/>
+      <w:r>
+        <w:rPr>
+          <w:rFonts w:ascii="Arial Narrow" w:eastAsia="Times New Roman" w:hAnsi="Arial Narrow" w:cs="Arial"/>
+          <w:color w:val="000000"/>
+          <w:kern w:val="0"/>
+          <w:lang w:val="es-ES" w:eastAsia="es-ES"/>
+          <ns2:ligatures ns2:val="none"/>
+        </w:rPr>
+        <w:t>) presentar todas las comunicaciones cursadas con la parte denunciante en virtud de los hechos materia de denuncia</w:t>
+      </w:r>
+      <w:r>
+        <w:rPr>
+          <w:rFonts w:ascii="Arial Narrow" w:eastAsia="Times New Roman" w:hAnsi="Arial Narrow" w:cs="Arial"/>
+          <w:color w:val="000000"/>
+          <w:kern w:val="0"/>
+          <w:lang w:val="es-ES" w:eastAsia="es-ES"/>
+          <ns2:ligatures ns2:val="none"/>
+        </w:rPr>
+        <w:t>.</w:t>
+      </w:r>
+    </w:p>
+    <w:p ns2:paraId="7EAE58BA" ns2:textId="77777777">
+      <w:pPr>
+        <w:spacing w:after="0" w:line="240" w:lineRule="auto"/>
+        <w:jc w:val="both"/>
+        <w:rPr>
+          <w:rFonts w:ascii="Arial Narrow" w:eastAsia="Times New Roman" w:hAnsi="Arial Narrow" w:cs="Arial"/>
+          <w:color w:val="000000"/>
+          <w:kern w:val="0"/>
+          <w:lang w:val="es-ES" w:eastAsia="es-ES"/>
+          <ns2:ligatures ns2:val="none"/>
+        </w:rPr>
+      </w:pPr>
+    </w:p>
+    <w:p ns2:paraId="018EE32A" ns2:textId="1384FB59">
+      <w:pPr>
+        <w:spacing w:after="0" w:line="240" w:lineRule="auto"/>
+        <w:jc w:val="both"/>
+        <w:rPr>
+          <w:rFonts w:ascii="Arial Narrow" w:eastAsia="Times New Roman" w:hAnsi="Arial Narrow" w:cs="Arial"/>
+          <w:color w:val="000000"/>
+          <w:kern w:val="0"/>
+          <w:lang w:val="es-ES" w:eastAsia="es-ES"/>
+          <ns2:ligatures ns2:val="none"/>
+        </w:rPr>
+      </w:pPr>
+      <w:r>
+        <w:rPr>
+          <w:rFonts w:ascii="Arial Narrow" w:eastAsia="Arial Narrow" w:hAnsi="Arial Narrow" w:cs="Arial Narrow"/>
+          <w:b/>
+          <w:color w:val="000000"/>
+          <w:kern w:val="0"/>
+          <w:lang w:eastAsia="es-PE"/>
+          <ns2:ligatures ns2:val="none"/>
+        </w:rPr>
+        <w:t xml:space="preserve">SEXTO: </w:t>
+      </w:r>
+      <w:r>
+        <w:rPr>
+          <w:rFonts w:ascii="Arial Narrow" w:eastAsia="Times New Roman" w:hAnsi="Arial Narrow" w:cs="Arial"/>
+          <w:color w:val="000000"/>
+          <w:kern w:val="0"/>
+          <w:lang w:eastAsia="es-ES"/>
+          <ns2:ligatures ns2:val="none"/>
+        </w:rPr>
+        <w:t xml:space="preserve">requerir </w:t>
+      </w:r>
+      <w:r>
+        <w:rPr>
+          <w:rFonts w:ascii="Arial Narrow" w:eastAsia="Times New Roman" w:hAnsi="Arial Narrow" w:cs="Arial"/>
+          <w:color w:val="000000"/>
+          <w:kern w:val="0"/>
+          <w:lang w:val="es-ES" w:eastAsia="es-ES"/>
+          <ns2:ligatures ns2:val="none"/>
+        </w:rPr>
+        <w:t xml:space="preserve">que, en un </w:t>
+      </w:r>
+      <w:r>
+        <w:rPr>
+          <w:rFonts w:ascii="Arial Narrow" w:eastAsia="Times New Roman" w:hAnsi="Arial Narrow" w:cs="Arial"/>
+          <w:color w:val="000000"/>
+          <w:kern w:val="0"/>
+          <w:lang w:eastAsia="es-ES"/>
+          <ns2:ligatures ns2:val="none"/>
+        </w:rPr>
+        <w:t xml:space="preserve">plazo no mayor de cinco (5) días hábiles contado a partir del día siguiente de la notificación de la presente resolución, </w:t>
       </w:r>
       <w:r>
         <w:rPr>
@@ -4882,54 +5152,254 @@
           <w:kern w:val="0"/>
           <w:shd w:val="clear" w:color="auto" w:fill="FFFFFF"/>
           <w:lang w:eastAsia="es-PE"/>
-          <w14:ligatures w14:val="none"/>
+          <ns2:ligatures ns2:val="none"/>
+        </w:rPr>
+        <w:t>a Corredores de Seguros Falabella S.A.C.</w:t>
+      </w:r>
+      <w:r>
+        <w:rPr>
+          <w:rFonts w:ascii="Arial Narrow" w:eastAsia="Times New Roman" w:hAnsi="Arial Narrow" w:cs="Arial"/>
+          <w:color w:val="000000"/>
+          <w:kern w:val="0"/>
+          <w:lang w:eastAsia="es-ES"/>
+          <ns2:ligatures ns2:val="none"/>
+        </w:rPr>
+        <w:t xml:space="preserve">, </w:t>
+      </w:r>
+      <w:r>
+        <w:rPr>
+          <w:rFonts w:ascii="Arial Narrow" w:eastAsia="Times New Roman" w:hAnsi="Arial Narrow" w:cs="Arial"/>
+          <w:color w:val="000000"/>
+          <w:kern w:val="0"/>
+          <w:lang w:val="es-ES" w:eastAsia="es-ES"/>
+          <ns2:ligatures ns2:val="none"/>
+        </w:rPr>
+        <w:t xml:space="preserve">cumpla con: </w:t>
+      </w:r>
+      <w:r>
+        <w:rPr>
+          <w:rFonts w:ascii="Arial Narrow" w:eastAsia="Times New Roman" w:hAnsi="Arial Narrow" w:cs="Arial"/>
+          <w:color w:val="000000"/>
+          <w:kern w:val="0"/>
+          <w:lang w:val="es-ES" w:eastAsia="es-ES"/>
+          <ns2:ligatures ns2:val="none"/>
+        </w:rPr>
+        <w:t>(i) presentar una copia debidamente suscrita de la Póliza 250006639 del Seguro Vehicular; así como el cargo de remisión de la póliza; (</w:t>
+      </w:r>
+      <w:proofErr w:type="spellStart"/>
+      <w:r>
+        <w:rPr>
+          <w:rFonts w:ascii="Arial Narrow" w:eastAsia="Times New Roman" w:hAnsi="Arial Narrow" w:cs="Arial"/>
+          <w:color w:val="000000"/>
+          <w:kern w:val="0"/>
+          <w:lang w:val="es-ES" w:eastAsia="es-ES"/>
+          <ns2:ligatures ns2:val="none"/>
+        </w:rPr>
+        <w:t>ii</w:t>
+      </w:r>
+      <w:proofErr w:type="spellEnd"/>
+      <w:r>
+        <w:rPr>
+          <w:rFonts w:ascii="Arial Narrow" w:eastAsia="Times New Roman" w:hAnsi="Arial Narrow" w:cs="Arial"/>
+          <w:color w:val="000000"/>
+          <w:kern w:val="0"/>
+          <w:lang w:val="es-ES" w:eastAsia="es-ES"/>
+          <ns2:ligatures ns2:val="none"/>
+        </w:rPr>
+        <w:t xml:space="preserve">) presentar los medios probatorios que acrediten que gestionó adecuadamente el pago de prima correspondiente para la renovación de la Póliza 250006639 para el periodo </w:t>
+      </w:r>
+      <w:r>
+        <w:rPr>
+          <w:rFonts w:ascii="Arial Narrow" w:eastAsia="Times New Roman" w:hAnsi="Arial Narrow" w:cs="Arial"/>
+          <w:color w:val="000000"/>
+          <w:kern w:val="0"/>
+          <w:lang w:eastAsia="es-ES"/>
+          <ns2:ligatures ns2:val="none"/>
+        </w:rPr>
+        <w:t>del año 2024 al año 2025</w:t>
+      </w:r>
+      <w:r>
+        <w:rPr>
+          <w:rFonts w:ascii="Arial Narrow" w:eastAsia="Times New Roman" w:hAnsi="Arial Narrow" w:cs="Arial"/>
+          <w:color w:val="000000"/>
+          <w:kern w:val="0"/>
+          <w:lang w:val="es-ES" w:eastAsia="es-ES"/>
+          <ns2:ligatures ns2:val="none"/>
+        </w:rPr>
+        <w:t>; (</w:t>
+      </w:r>
+      <w:proofErr w:type="spellStart"/>
+      <w:r>
+        <w:rPr>
+          <w:rFonts w:ascii="Arial Narrow" w:eastAsia="Times New Roman" w:hAnsi="Arial Narrow" w:cs="Arial"/>
+          <w:color w:val="000000"/>
+          <w:kern w:val="0"/>
+          <w:lang w:val="es-ES" w:eastAsia="es-ES"/>
+          <ns2:ligatures ns2:val="none"/>
+        </w:rPr>
+        <w:t>iii</w:t>
+      </w:r>
+      <w:proofErr w:type="spellEnd"/>
+      <w:r>
+        <w:rPr>
+          <w:rFonts w:ascii="Arial Narrow" w:eastAsia="Times New Roman" w:hAnsi="Arial Narrow" w:cs="Arial"/>
+          <w:color w:val="000000"/>
+          <w:kern w:val="0"/>
+          <w:lang w:val="es-ES" w:eastAsia="es-ES"/>
+          <ns2:ligatures ns2:val="none"/>
+        </w:rPr>
+        <w:t xml:space="preserve">) presentar los medios probatorios que acrediten que informó oportunamente a la compañía aseguradora que la Póliza 250006639 del Seguro Vehicular sería emitida considerando que el </w:t>
+      </w:r>
+      <w:r>
+        <w:rPr>
+          <w:rFonts w:ascii="Arial Narrow" w:eastAsia="Times New Roman" w:hAnsi="Arial Narrow" w:cs="Arial"/>
+          <w:color w:val="000000"/>
+          <w:kern w:val="0"/>
+          <w:lang w:eastAsia="es-ES"/>
+          <ns2:ligatures ns2:val="none"/>
+        </w:rPr>
+        <w:t xml:space="preserve">vehículo a asegurar con Placa de Rodaje CAF-328 era utilizado </w:t>
+      </w:r>
+      <w:r>
+        <w:rPr>
+          <w:rFonts w:ascii="Arial Narrow" w:eastAsia="Times New Roman" w:hAnsi="Arial Narrow" w:cs="Arial"/>
+          <w:color w:val="000000"/>
+          <w:kern w:val="0"/>
+          <w:lang w:val="es-ES" w:eastAsia="es-ES"/>
+          <ns2:ligatures ns2:val="none"/>
+        </w:rPr>
+        <w:t>para el servicio de taxi; y, (</w:t>
+      </w:r>
+      <w:proofErr w:type="spellStart"/>
+      <w:r>
+        <w:rPr>
+          <w:rFonts w:ascii="Arial Narrow" w:eastAsia="Times New Roman" w:hAnsi="Arial Narrow" w:cs="Arial"/>
+          <w:color w:val="000000"/>
+          <w:kern w:val="0"/>
+          <w:lang w:val="es-ES" w:eastAsia="es-ES"/>
+          <ns2:ligatures ns2:val="none"/>
+        </w:rPr>
+        <w:t>iv</w:t>
+      </w:r>
+      <w:proofErr w:type="spellEnd"/>
+      <w:r>
+        <w:rPr>
+          <w:rFonts w:ascii="Arial Narrow" w:eastAsia="Times New Roman" w:hAnsi="Arial Narrow" w:cs="Arial"/>
+          <w:color w:val="000000"/>
+          <w:kern w:val="0"/>
+          <w:lang w:val="es-ES" w:eastAsia="es-ES"/>
+          <ns2:ligatures ns2:val="none"/>
+        </w:rPr>
+        <w:t xml:space="preserve">) presentar todas las comunicaciones cursadas con la parte denunciante; incluyendo la grabación de la llamada telefónica realizada el </w:t>
+      </w:r>
+      <w:r>
+        <w:rPr>
+          <w:rFonts w:ascii="Arial Narrow" w:eastAsia="Times New Roman" w:hAnsi="Arial Narrow" w:cs="Arial"/>
+          <w:color w:val="000000"/>
+          <w:kern w:val="0"/>
+          <w:lang w:eastAsia="es-ES"/>
+          <ns2:ligatures ns2:val="none"/>
+        </w:rPr>
+        <w:t xml:space="preserve">23 de </w:t>
+      </w:r>
+      <w:r>
+        <w:rPr>
+          <w:rFonts w:ascii="Arial Narrow" w:eastAsia="Times New Roman" w:hAnsi="Arial Narrow" w:cs="Arial"/>
+          <w:color w:val="000000"/>
+          <w:kern w:val="0"/>
+          <w:lang w:eastAsia="es-ES"/>
+          <ns2:ligatures ns2:val="none"/>
+        </w:rPr>
+        <w:t>setiembre</w:t>
+      </w:r>
+      <w:r>
+        <w:rPr>
+          <w:rFonts w:ascii="Arial Narrow" w:eastAsia="Times New Roman" w:hAnsi="Arial Narrow" w:cs="Arial"/>
+          <w:color w:val="000000"/>
+          <w:kern w:val="0"/>
+          <w:lang w:eastAsia="es-ES"/>
+          <ns2:ligatures ns2:val="none"/>
+        </w:rPr>
+        <w:t xml:space="preserve"> de 2023,</w:t>
+      </w:r>
+      <w:r>
+        <w:rPr>
+          <w:rFonts w:ascii="Arial Narrow" w:eastAsia="Times New Roman" w:hAnsi="Arial Narrow" w:cs="Arial"/>
+          <w:color w:val="000000"/>
+          <w:kern w:val="0"/>
+          <w:lang w:val="es-ES" w:eastAsia="es-ES"/>
+          <ns2:ligatures ns2:val="none"/>
+        </w:rPr>
+        <w:t xml:space="preserve"> en virtud de los hechos materia de denuncia</w:t>
+      </w:r>
+      <w:r>
+        <w:rPr>
+          <w:rFonts w:ascii="Arial Narrow" w:eastAsia="Times New Roman" w:hAnsi="Arial Narrow" w:cs="Arial"/>
+          <w:color w:val="000000"/>
+          <w:kern w:val="0"/>
+          <w:lang w:val="es-ES" w:eastAsia="es-ES"/>
+          <ns2:ligatures ns2:val="none"/>
+        </w:rPr>
+        <w:t>.</w:t>
+      </w:r>
+    </w:p>
+    <w:p ns2:paraId="61AD8504" ns2:textId="77777777">
+      <w:pPr>
+        <w:spacing w:after="0" w:line="240" w:lineRule="auto"/>
+        <w:jc w:val="both"/>
+        <w:rPr>
+          <w:rFonts w:ascii="Arial Narrow" w:eastAsia="Arial Narrow" w:hAnsi="Arial Narrow" w:cs="Arial Narrow"/>
+          <w:b/>
+          <w:color w:val="000000"/>
+          <w:kern w:val="0"/>
+          <w:lang w:val="es-ES" w:eastAsia="es-PE"/>
+          <ns2:ligatures ns2:val="none"/>
+        </w:rPr>
+      </w:pPr>
+    </w:p>
+    <w:p ns2:paraId="58D4E496" ns2:textId="77777777">
+      <w:pPr>
+        <w:spacing w:after="0" w:line="240" w:lineRule="auto"/>
+        <w:jc w:val="both"/>
+        <w:rPr>
+          <w:rFonts w:ascii="Arial Narrow" w:eastAsia="Arial Narrow" w:hAnsi="Arial Narrow" w:cs="Arial Narrow"/>
+          <w:color w:val="000000"/>
+          <w:kern w:val="0"/>
+          <w:lang w:eastAsia="es-PE"/>
+          <ns2:ligatures ns2:val="none"/>
+        </w:rPr>
+      </w:pPr>
+      <w:r>
+        <w:rPr>
+          <w:rFonts w:ascii="Arial Narrow" w:eastAsia="Arial Narrow" w:hAnsi="Arial Narrow" w:cs="Arial Narrow"/>
+          <w:b/>
+          <w:color w:val="000000"/>
+          <w:kern w:val="0"/>
+          <w:lang w:eastAsia="es-PE"/>
+          <ns2:ligatures ns2:val="none"/>
+        </w:rPr>
+        <w:t>SÉTIMO:</w:t>
+      </w:r>
+      <w:r>
+        <w:rPr>
+          <w:rFonts w:ascii="Arial Narrow" w:eastAsia="Arial Narrow" w:hAnsi="Arial Narrow" w:cs="Arial Narrow"/>
+          <w:color w:val="000000"/>
+          <w:kern w:val="0"/>
+          <w:lang w:eastAsia="es-PE"/>
+          <ns2:ligatures ns2:val="none"/>
         </w:rPr>
         <w:t xml:space="preserve"> </w:t>
       </w:r>
-      <w:r>
-        <w:rPr>
-          <w:rFonts w:ascii="Arial Narrow" w:eastAsia="Arial Narrow" w:hAnsi="Arial Narrow" w:cs="Arial Narrow"/>
-          <w:bCs/>
-        </w:rPr>
-        <w:t>La Positiva Seguros y Reaseguros S.A.</w:t>
-      </w:r>
-      <w:r>
-        <w:rPr>
-          <w:rFonts w:ascii="Arial Narrow" w:eastAsia="Arial Narrow" w:hAnsi="Arial Narrow" w:cs="Arial Narrow"/>
-          <w:bCs/>
-        </w:rPr>
-        <w:t xml:space="preserve"> y </w:t>
-      </w:r>
-      <w:r>
-        <w:rPr>
-          <w:rFonts w:ascii="Arial Narrow" w:eastAsia="Times New Roman" w:hAnsi="Arial Narrow" w:cs="Times New Roman"/>
-          <w:color w:val="000000"/>
-          <w:kern w:val="0"/>
-          <w:shd w:val="clear" w:color="auto" w:fill="FFFFFF"/>
-          <w:lang w:eastAsia="es-PE"/>
-          <w14:ligatures w14:val="none"/>
-        </w:rPr>
-        <w:t>Corredores de Seguros Falabella S.A.C.</w:t>
-      </w:r>
-      <w:r>
-        <w:rPr>
-          <w:rFonts w:ascii="Arial Narrow" w:eastAsia="Arial Narrow" w:hAnsi="Arial Narrow" w:cs="Arial Narrow"/>
-          <w:color w:val="000000"/>
-          <w:kern w:val="0"/>
-          <w:lang w:eastAsia="es-PE"/>
-          <w14:ligatures w14:val="none"/>
-        </w:rPr>
-        <w:t>, pa</w:t>
-      </w:r>
-      <w:r>
-        <w:rPr>
-          <w:rFonts w:ascii="Arial Narrow" w:eastAsia="Arial Narrow" w:hAnsi="Arial Narrow" w:cs="Arial Narrow"/>
-          <w:color w:val="000000"/>
-          <w:kern w:val="0"/>
-          <w:lang w:eastAsia="es-PE"/>
-          <w14:ligatures w14:val="none"/>
-        </w:rPr>
-        <w:t>ra que, de conformidad con lo dispuesto por el artículo 26</w:t>
+      <w:bookmarkStart w:id="12" w:name="_Hlk188286915"/>
+      <w:r>
+        <w:rPr>
+          <w:rFonts w:ascii="Arial Narrow" w:eastAsia="Arial Narrow" w:hAnsi="Arial Narrow" w:cs="Arial Narrow"/>
+          <w:color w:val="000000"/>
+          <w:kern w:val="0"/>
+          <w:lang w:eastAsia="es-PE"/>
+          <ns2:ligatures ns2:val="none"/>
+        </w:rPr>
+        <w:t>informar a las partes que el artículo 110</w:t>
       </w:r>
       <w:r>
         <w:rPr>
@@ -4937,7 +5407,7 @@
           <w:color w:val="000000"/>
           <w:kern w:val="0"/>
           <w:lang w:eastAsia="es-PE"/>
-          <w14:ligatures w14:val="none"/>
+          <ns2:ligatures ns2:val="none"/>
         </w:rPr>
         <w:t/>
       </w:r>
@@ -4947,625 +5417,7 @@
           <w:color w:val="000000"/>
           <w:kern w:val="0"/>
           <w:lang w:eastAsia="es-PE"/>
-          <w14:ligatures w14:val="none"/>
-        </w:rPr>
-        <w:t xml:space="preserve"> de la Ley sobre Facultades, </w:t>
-      </w:r>
-      <w:r>
-        <w:rPr>
-          <w:rFonts w:ascii="Arial Narrow" w:eastAsia="Arial Narrow" w:hAnsi="Arial Narrow" w:cs="Arial Narrow"/>
-          <w:color w:val="000000"/>
-          <w:kern w:val="0"/>
-          <w:lang w:eastAsia="es-PE"/>
-          <w14:ligatures w14:val="none"/>
-        </w:rPr>
-        <w:lastRenderedPageBreak/>
-        <w:t xml:space="preserve">Normas y Organización del Indecopi, aprobada por Decreto Legislativo 807, </w:t>
-      </w:r>
-      <w:r>
-        <w:rPr>
-          <w:rFonts w:ascii="Arial Narrow" w:eastAsia="Arial Narrow" w:hAnsi="Arial Narrow" w:cs="Arial Narrow"/>
-          <w:color w:val="000000"/>
-          <w:kern w:val="0"/>
-          <w:lang w:eastAsia="es-PE"/>
-          <w14:ligatures w14:val="none"/>
-        </w:rPr>
-        <w:t>presenten</w:t>
-      </w:r>
-      <w:r>
-        <w:rPr>
-          <w:rFonts w:ascii="Arial Narrow" w:eastAsia="Arial Narrow" w:hAnsi="Arial Narrow" w:cs="Arial Narrow"/>
-          <w:color w:val="000000"/>
-          <w:kern w:val="0"/>
-          <w:lang w:eastAsia="es-PE"/>
-          <w14:ligatures w14:val="none"/>
-        </w:rPr>
-        <w:t xml:space="preserve"> sus descargos en un plazo no mayor de cinco (5) días hábiles contados desde la notificación. </w:t>
-      </w:r>
-    </w:p>
-    <w:p>
-      <w:pPr>
-        <w:spacing w:after="0" w:line="240" w:lineRule="auto"/>
-        <w:jc w:val="both"/>
-        <w:rPr>
-          <w:rFonts w:ascii="Arial Narrow" w:eastAsia="Arial Narrow" w:hAnsi="Arial Narrow" w:cs="Arial Narrow"/>
-          <w:color w:val="000000"/>
-          <w:kern w:val="0"/>
-          <w:lang w:eastAsia="es-PE"/>
-          <w14:ligatures w14:val="none"/>
-        </w:rPr>
-      </w:pPr>
-    </w:p>
-    <w:p>
-      <w:pPr>
-        <w:spacing w:after="0" w:line="240" w:lineRule="auto"/>
-        <w:jc w:val="both"/>
-        <w:rPr>
-          <w:rFonts w:ascii="Arial Narrow" w:eastAsia="Times New Roman" w:hAnsi="Arial Narrow" w:cs="Arial"/>
-          <w:color w:val="000000"/>
-          <w:kern w:val="0"/>
-          <w:lang w:val="es-ES" w:eastAsia="es-ES"/>
-          <w14:ligatures w14:val="none"/>
-        </w:rPr>
-      </w:pPr>
-      <w:r>
-        <w:rPr>
-          <w:rFonts w:ascii="Arial Narrow" w:eastAsia="Arial Narrow" w:hAnsi="Arial Narrow" w:cs="Arial Narrow"/>
-          <w:b/>
-          <w:color w:val="000000"/>
-          <w:kern w:val="0"/>
-          <w:lang w:eastAsia="es-PE"/>
-          <w14:ligatures w14:val="none"/>
-        </w:rPr>
-        <w:t xml:space="preserve">QUINTO: </w:t>
-      </w:r>
-      <w:bookmarkStart w:id="10" w:name="_Hlk188286813"/>
-      <w:r>
-        <w:rPr>
-          <w:rFonts w:ascii="Arial Narrow" w:eastAsia="Times New Roman" w:hAnsi="Arial Narrow" w:cs="Arial"/>
-          <w:color w:val="000000"/>
-          <w:kern w:val="0"/>
-          <w:lang w:eastAsia="es-ES"/>
-          <w14:ligatures w14:val="none"/>
-        </w:rPr>
-        <w:t xml:space="preserve">requerir </w:t>
-      </w:r>
-      <w:r>
-        <w:rPr>
-          <w:rFonts w:ascii="Arial Narrow" w:eastAsia="Times New Roman" w:hAnsi="Arial Narrow" w:cs="Arial"/>
-          <w:color w:val="000000"/>
-          <w:kern w:val="0"/>
-          <w:lang w:val="es-ES" w:eastAsia="es-ES"/>
-          <w14:ligatures w14:val="none"/>
-        </w:rPr>
-        <w:t xml:space="preserve">que, en un </w:t>
-      </w:r>
-      <w:r>
-        <w:rPr>
-          <w:rFonts w:ascii="Arial Narrow" w:eastAsia="Times New Roman" w:hAnsi="Arial Narrow" w:cs="Arial"/>
-          <w:color w:val="000000"/>
-          <w:kern w:val="0"/>
-          <w:lang w:eastAsia="es-ES"/>
-          <w14:ligatures w14:val="none"/>
-        </w:rPr>
-        <w:t>plazo no mayor de cinco (5) días hábiles contado a partir del día siguiente de la notificación de la presente resolución</w:t>
-      </w:r>
-      <w:bookmarkEnd w:id="10"/>
-      <w:r>
-        <w:rPr>
-          <w:rFonts w:ascii="Arial Narrow" w:eastAsia="Times New Roman" w:hAnsi="Arial Narrow" w:cs="Arial"/>
-          <w:color w:val="000000"/>
-          <w:kern w:val="0"/>
-          <w:lang w:eastAsia="es-ES"/>
-          <w14:ligatures w14:val="none"/>
-        </w:rPr>
-        <w:t xml:space="preserve">, </w:t>
-      </w:r>
-      <w:bookmarkStart w:id="11" w:name="_Hlk188286828"/>
-      <w:r>
-        <w:rPr>
-          <w:rFonts w:ascii="Arial Narrow" w:eastAsia="Arial Narrow" w:hAnsi="Arial Narrow" w:cs="Arial Narrow"/>
-          <w:bCs/>
-        </w:rPr>
-        <w:t>La Positiva Seguros y Reaseguros S.A.</w:t>
-      </w:r>
-      <w:r>
-        <w:rPr>
-          <w:rFonts w:ascii="Arial Narrow" w:eastAsia="Times New Roman" w:hAnsi="Arial Narrow" w:cs="Arial"/>
-          <w:color w:val="000000"/>
-          <w:kern w:val="0"/>
-          <w:lang w:eastAsia="es-ES"/>
-          <w14:ligatures w14:val="none"/>
-        </w:rPr>
-        <w:t xml:space="preserve">, </w:t>
-      </w:r>
-      <w:bookmarkEnd w:id="11"/>
-      <w:r>
-        <w:rPr>
-          <w:rFonts w:ascii="Arial Narrow" w:eastAsia="Times New Roman" w:hAnsi="Arial Narrow" w:cs="Arial"/>
-          <w:color w:val="000000"/>
-          <w:kern w:val="0"/>
-          <w:lang w:val="es-ES" w:eastAsia="es-ES"/>
-          <w14:ligatures w14:val="none"/>
-        </w:rPr>
-        <w:t>cumpla</w:t>
-      </w:r>
-      <w:r>
-        <w:rPr>
-          <w:rFonts w:ascii="Arial Narrow" w:eastAsia="Times New Roman" w:hAnsi="Arial Narrow" w:cs="Arial"/>
-          <w:color w:val="000000"/>
-          <w:kern w:val="0"/>
-          <w:lang w:val="es-ES" w:eastAsia="es-ES"/>
-          <w14:ligatures w14:val="none"/>
-        </w:rPr>
-        <w:t xml:space="preserve"> con: </w:t>
-      </w:r>
-      <w:r>
-        <w:rPr>
-          <w:rFonts w:ascii="Arial Narrow" w:eastAsia="Times New Roman" w:hAnsi="Arial Narrow" w:cs="Arial"/>
-          <w:color w:val="000000"/>
-          <w:kern w:val="0"/>
-          <w:lang w:val="es-ES" w:eastAsia="es-ES"/>
-          <w14:ligatures w14:val="none"/>
-        </w:rPr>
-        <w:t>(i) presentar una copia debidamente suscrita de la Póliza 250006639 del Seguro Vehicular; así como el cargo de remisión de la póliza; (</w:t>
-      </w:r>
-      <w:proofErr w:type="spellStart"/>
-      <w:r>
-        <w:rPr>
-          <w:rFonts w:ascii="Arial Narrow" w:eastAsia="Times New Roman" w:hAnsi="Arial Narrow" w:cs="Arial"/>
-          <w:color w:val="000000"/>
-          <w:kern w:val="0"/>
-          <w:lang w:val="es-ES" w:eastAsia="es-ES"/>
-          <w14:ligatures w14:val="none"/>
-        </w:rPr>
-        <w:t>ii</w:t>
-      </w:r>
-      <w:proofErr w:type="spellEnd"/>
-      <w:r>
-        <w:rPr>
-          <w:rFonts w:ascii="Arial Narrow" w:eastAsia="Times New Roman" w:hAnsi="Arial Narrow" w:cs="Arial"/>
-          <w:color w:val="000000"/>
-          <w:kern w:val="0"/>
-          <w:lang w:val="es-ES" w:eastAsia="es-ES"/>
-          <w14:ligatures w14:val="none"/>
-        </w:rPr>
-        <w:t xml:space="preserve">) presentar los medios probatorios que acrediten que gestionó adecuadamente el pago de prima correspondiente para la renovación de la Póliza 250006639 para el periodo </w:t>
-      </w:r>
-      <w:r>
-        <w:rPr>
-          <w:rFonts w:ascii="Arial Narrow" w:eastAsia="Times New Roman" w:hAnsi="Arial Narrow" w:cs="Arial"/>
-          <w:color w:val="000000"/>
-          <w:kern w:val="0"/>
-          <w:lang w:eastAsia="es-ES"/>
-          <w14:ligatures w14:val="none"/>
-        </w:rPr>
-        <w:t>del año 2024 al año 2025</w:t>
-      </w:r>
-      <w:r>
-        <w:rPr>
-          <w:rFonts w:ascii="Arial Narrow" w:eastAsia="Times New Roman" w:hAnsi="Arial Narrow" w:cs="Arial"/>
-          <w:color w:val="000000"/>
-          <w:kern w:val="0"/>
-          <w:lang w:val="es-ES" w:eastAsia="es-ES"/>
-          <w14:ligatures w14:val="none"/>
-        </w:rPr>
-        <w:t>; (</w:t>
-      </w:r>
-      <w:proofErr w:type="spellStart"/>
-      <w:r>
-        <w:rPr>
-          <w:rFonts w:ascii="Arial Narrow" w:eastAsia="Times New Roman" w:hAnsi="Arial Narrow" w:cs="Arial"/>
-          <w:color w:val="000000"/>
-          <w:kern w:val="0"/>
-          <w:lang w:val="es-ES" w:eastAsia="es-ES"/>
-          <w14:ligatures w14:val="none"/>
-        </w:rPr>
-        <w:t>iii</w:t>
-      </w:r>
-      <w:proofErr w:type="spellEnd"/>
-      <w:r>
-        <w:rPr>
-          <w:rFonts w:ascii="Arial Narrow" w:eastAsia="Times New Roman" w:hAnsi="Arial Narrow" w:cs="Arial"/>
-          <w:color w:val="000000"/>
-          <w:kern w:val="0"/>
-          <w:lang w:val="es-ES" w:eastAsia="es-ES"/>
-          <w14:ligatures w14:val="none"/>
-        </w:rPr>
-        <w:t xml:space="preserve">) presentar los medios probatorios que acrediten que verificó que la Póliza 250006639 del Seguro Vehicular era válida para el servicio de taxi que se realizaba con el </w:t>
-      </w:r>
-      <w:r>
-        <w:rPr>
-          <w:rFonts w:ascii="Arial Narrow" w:eastAsia="Times New Roman" w:hAnsi="Arial Narrow" w:cs="Arial"/>
-          <w:color w:val="000000"/>
-          <w:kern w:val="0"/>
-          <w:lang w:eastAsia="es-ES"/>
-          <w14:ligatures w14:val="none"/>
-        </w:rPr>
-        <w:t xml:space="preserve">vehículo con Placa de Rodaje CAF-328; </w:t>
-      </w:r>
-      <w:r>
-        <w:rPr>
-          <w:rFonts w:ascii="Arial Narrow" w:eastAsia="Times New Roman" w:hAnsi="Arial Narrow" w:cs="Arial"/>
-          <w:color w:val="000000"/>
-          <w:kern w:val="0"/>
-          <w:lang w:val="es-ES" w:eastAsia="es-ES"/>
-          <w14:ligatures w14:val="none"/>
-        </w:rPr>
-        <w:t xml:space="preserve"> y, (</w:t>
-      </w:r>
-      <w:proofErr w:type="spellStart"/>
-      <w:r>
-        <w:rPr>
-          <w:rFonts w:ascii="Arial Narrow" w:eastAsia="Times New Roman" w:hAnsi="Arial Narrow" w:cs="Arial"/>
-          <w:color w:val="000000"/>
-          <w:kern w:val="0"/>
-          <w:lang w:val="es-ES" w:eastAsia="es-ES"/>
-          <w14:ligatures w14:val="none"/>
-        </w:rPr>
-        <w:t>iv</w:t>
-      </w:r>
-      <w:proofErr w:type="spellEnd"/>
-      <w:r>
-        <w:rPr>
-          <w:rFonts w:ascii="Arial Narrow" w:eastAsia="Times New Roman" w:hAnsi="Arial Narrow" w:cs="Arial"/>
-          <w:color w:val="000000"/>
-          <w:kern w:val="0"/>
-          <w:lang w:val="es-ES" w:eastAsia="es-ES"/>
-          <w14:ligatures w14:val="none"/>
-        </w:rPr>
-        <w:t>) presentar todas las comunicaciones cursadas con la parte denunciante en virtud de los hechos materia de denuncia</w:t>
-      </w:r>
-      <w:r>
-        <w:rPr>
-          <w:rFonts w:ascii="Arial Narrow" w:eastAsia="Times New Roman" w:hAnsi="Arial Narrow" w:cs="Arial"/>
-          <w:color w:val="000000"/>
-          <w:kern w:val="0"/>
-          <w:lang w:val="es-ES" w:eastAsia="es-ES"/>
-          <w14:ligatures w14:val="none"/>
-        </w:rPr>
-        <w:t>.</w:t>
-      </w:r>
-    </w:p>
-    <w:p>
-      <w:pPr>
-        <w:spacing w:after="0" w:line="240" w:lineRule="auto"/>
-        <w:jc w:val="both"/>
-        <w:rPr>
-          <w:rFonts w:ascii="Arial Narrow" w:eastAsia="Times New Roman" w:hAnsi="Arial Narrow" w:cs="Arial"/>
-          <w:color w:val="000000"/>
-          <w:kern w:val="0"/>
-          <w:lang w:val="es-ES" w:eastAsia="es-ES"/>
-          <w14:ligatures w14:val="none"/>
-        </w:rPr>
-      </w:pPr>
-    </w:p>
-    <w:p>
-      <w:pPr>
-        <w:spacing w:after="0" w:line="240" w:lineRule="auto"/>
-        <w:jc w:val="both"/>
-        <w:rPr>
-          <w:rFonts w:ascii="Arial Narrow" w:eastAsia="Times New Roman" w:hAnsi="Arial Narrow" w:cs="Arial"/>
-          <w:color w:val="000000"/>
-          <w:kern w:val="0"/>
-          <w:lang w:val="es-ES" w:eastAsia="es-ES"/>
-          <w14:ligatures w14:val="none"/>
-        </w:rPr>
-      </w:pPr>
-      <w:r>
-        <w:rPr>
-          <w:rFonts w:ascii="Arial Narrow" w:eastAsia="Arial Narrow" w:hAnsi="Arial Narrow" w:cs="Arial Narrow"/>
-          <w:b/>
-          <w:color w:val="000000"/>
-          <w:kern w:val="0"/>
-          <w:lang w:eastAsia="es-PE"/>
-          <w14:ligatures w14:val="none"/>
-        </w:rPr>
-        <w:t xml:space="preserve">SEXTO: </w:t>
-      </w:r>
-      <w:r>
-        <w:rPr>
-          <w:rFonts w:ascii="Arial Narrow" w:eastAsia="Times New Roman" w:hAnsi="Arial Narrow" w:cs="Arial"/>
-          <w:color w:val="000000"/>
-          <w:kern w:val="0"/>
-          <w:lang w:eastAsia="es-ES"/>
-          <w14:ligatures w14:val="none"/>
-        </w:rPr>
-        <w:t xml:space="preserve">requerir </w:t>
-      </w:r>
-      <w:r>
-        <w:rPr>
-          <w:rFonts w:ascii="Arial Narrow" w:eastAsia="Times New Roman" w:hAnsi="Arial Narrow" w:cs="Arial"/>
-          <w:color w:val="000000"/>
-          <w:kern w:val="0"/>
-          <w:lang w:val="es-ES" w:eastAsia="es-ES"/>
-          <w14:ligatures w14:val="none"/>
-        </w:rPr>
-        <w:t xml:space="preserve">que, en un </w:t>
-      </w:r>
-      <w:r>
-        <w:rPr>
-          <w:rFonts w:ascii="Arial Narrow" w:eastAsia="Times New Roman" w:hAnsi="Arial Narrow" w:cs="Arial"/>
-          <w:color w:val="000000"/>
-          <w:kern w:val="0"/>
-          <w:lang w:eastAsia="es-ES"/>
-          <w14:ligatures w14:val="none"/>
-        </w:rPr>
-        <w:t xml:space="preserve">plazo no mayor de cinco (5) días hábiles contado a partir del día siguiente de la notificación de la presente resolución, </w:t>
-      </w:r>
-      <w:r>
-        <w:rPr>
-          <w:rFonts w:ascii="Arial Narrow" w:eastAsia="Times New Roman" w:hAnsi="Arial Narrow" w:cs="Times New Roman"/>
-          <w:color w:val="000000"/>
-          <w:kern w:val="0"/>
-          <w:shd w:val="clear" w:color="auto" w:fill="FFFFFF"/>
-          <w:lang w:eastAsia="es-PE"/>
-          <w14:ligatures w14:val="none"/>
-        </w:rPr>
-        <w:t>a Corredores de Seguros Falabella S.A.C.</w:t>
-      </w:r>
-      <w:r>
-        <w:rPr>
-          <w:rFonts w:ascii="Arial Narrow" w:eastAsia="Times New Roman" w:hAnsi="Arial Narrow" w:cs="Arial"/>
-          <w:color w:val="000000"/>
-          <w:kern w:val="0"/>
-          <w:lang w:eastAsia="es-ES"/>
-          <w14:ligatures w14:val="none"/>
-        </w:rPr>
-        <w:t xml:space="preserve">, </w:t>
-      </w:r>
-      <w:r>
-        <w:rPr>
-          <w:rFonts w:ascii="Arial Narrow" w:eastAsia="Times New Roman" w:hAnsi="Arial Narrow" w:cs="Arial"/>
-          <w:color w:val="000000"/>
-          <w:kern w:val="0"/>
-          <w:lang w:val="es-ES" w:eastAsia="es-ES"/>
-          <w14:ligatures w14:val="none"/>
-        </w:rPr>
-        <w:t xml:space="preserve">cumpla con: </w:t>
-      </w:r>
-      <w:r>
-        <w:rPr>
-          <w:rFonts w:ascii="Arial Narrow" w:eastAsia="Times New Roman" w:hAnsi="Arial Narrow" w:cs="Arial"/>
-          <w:color w:val="000000"/>
-          <w:kern w:val="0"/>
-          <w:lang w:val="es-ES" w:eastAsia="es-ES"/>
-          <w14:ligatures w14:val="none"/>
-        </w:rPr>
-        <w:t>(i) presentar una copia debidamente suscrita de la Póliza 250006639 del Seguro Vehicular; así como el cargo de remisión de la póliza; (</w:t>
-      </w:r>
-      <w:proofErr w:type="spellStart"/>
-      <w:r>
-        <w:rPr>
-          <w:rFonts w:ascii="Arial Narrow" w:eastAsia="Times New Roman" w:hAnsi="Arial Narrow" w:cs="Arial"/>
-          <w:color w:val="000000"/>
-          <w:kern w:val="0"/>
-          <w:lang w:val="es-ES" w:eastAsia="es-ES"/>
-          <w14:ligatures w14:val="none"/>
-        </w:rPr>
-        <w:t>ii</w:t>
-      </w:r>
-      <w:proofErr w:type="spellEnd"/>
-      <w:r>
-        <w:rPr>
-          <w:rFonts w:ascii="Arial Narrow" w:eastAsia="Times New Roman" w:hAnsi="Arial Narrow" w:cs="Arial"/>
-          <w:color w:val="000000"/>
-          <w:kern w:val="0"/>
-          <w:lang w:val="es-ES" w:eastAsia="es-ES"/>
-          <w14:ligatures w14:val="none"/>
-        </w:rPr>
-        <w:t xml:space="preserve">) presentar los medios probatorios que acrediten que gestionó adecuadamente el pago de prima correspondiente para la renovación de la Póliza 250006639 para el periodo </w:t>
-      </w:r>
-      <w:r>
-        <w:rPr>
-          <w:rFonts w:ascii="Arial Narrow" w:eastAsia="Times New Roman" w:hAnsi="Arial Narrow" w:cs="Arial"/>
-          <w:color w:val="000000"/>
-          <w:kern w:val="0"/>
-          <w:lang w:eastAsia="es-ES"/>
-          <w14:ligatures w14:val="none"/>
-        </w:rPr>
-        <w:t>del año 2024 al año 2025</w:t>
-      </w:r>
-      <w:r>
-        <w:rPr>
-          <w:rFonts w:ascii="Arial Narrow" w:eastAsia="Times New Roman" w:hAnsi="Arial Narrow" w:cs="Arial"/>
-          <w:color w:val="000000"/>
-          <w:kern w:val="0"/>
-          <w:lang w:val="es-ES" w:eastAsia="es-ES"/>
-          <w14:ligatures w14:val="none"/>
-        </w:rPr>
-        <w:t>; (</w:t>
-      </w:r>
-      <w:proofErr w:type="spellStart"/>
-      <w:r>
-        <w:rPr>
-          <w:rFonts w:ascii="Arial Narrow" w:eastAsia="Times New Roman" w:hAnsi="Arial Narrow" w:cs="Arial"/>
-          <w:color w:val="000000"/>
-          <w:kern w:val="0"/>
-          <w:lang w:val="es-ES" w:eastAsia="es-ES"/>
-          <w14:ligatures w14:val="none"/>
-        </w:rPr>
-        <w:t>iii</w:t>
-      </w:r>
-      <w:proofErr w:type="spellEnd"/>
-      <w:r>
-        <w:rPr>
-          <w:rFonts w:ascii="Arial Narrow" w:eastAsia="Times New Roman" w:hAnsi="Arial Narrow" w:cs="Arial"/>
-          <w:color w:val="000000"/>
-          <w:kern w:val="0"/>
-          <w:lang w:val="es-ES" w:eastAsia="es-ES"/>
-          <w14:ligatures w14:val="none"/>
-        </w:rPr>
-        <w:t xml:space="preserve">) presentar los medios probatorios que acrediten que informó oportunamente a la compañía aseguradora que la Póliza 250006639 del Seguro Vehicular sería emitida considerando que el </w:t>
-      </w:r>
-      <w:r>
-        <w:rPr>
-          <w:rFonts w:ascii="Arial Narrow" w:eastAsia="Times New Roman" w:hAnsi="Arial Narrow" w:cs="Arial"/>
-          <w:color w:val="000000"/>
-          <w:kern w:val="0"/>
-          <w:lang w:eastAsia="es-ES"/>
-          <w14:ligatures w14:val="none"/>
-        </w:rPr>
-        <w:t xml:space="preserve">vehículo a asegurar con Placa de Rodaje CAF-328 era utilizado </w:t>
-      </w:r>
-      <w:r>
-        <w:rPr>
-          <w:rFonts w:ascii="Arial Narrow" w:eastAsia="Times New Roman" w:hAnsi="Arial Narrow" w:cs="Arial"/>
-          <w:color w:val="000000"/>
-          <w:kern w:val="0"/>
-          <w:lang w:val="es-ES" w:eastAsia="es-ES"/>
-          <w14:ligatures w14:val="none"/>
-        </w:rPr>
-        <w:t>para el servicio de taxi; y, (</w:t>
-      </w:r>
-      <w:proofErr w:type="spellStart"/>
-      <w:r>
-        <w:rPr>
-          <w:rFonts w:ascii="Arial Narrow" w:eastAsia="Times New Roman" w:hAnsi="Arial Narrow" w:cs="Arial"/>
-          <w:color w:val="000000"/>
-          <w:kern w:val="0"/>
-          <w:lang w:val="es-ES" w:eastAsia="es-ES"/>
-          <w14:ligatures w14:val="none"/>
-        </w:rPr>
-        <w:t>iv</w:t>
-      </w:r>
-      <w:proofErr w:type="spellEnd"/>
-      <w:r>
-        <w:rPr>
-          <w:rFonts w:ascii="Arial Narrow" w:eastAsia="Times New Roman" w:hAnsi="Arial Narrow" w:cs="Arial"/>
-          <w:color w:val="000000"/>
-          <w:kern w:val="0"/>
-          <w:lang w:val="es-ES" w:eastAsia="es-ES"/>
-          <w14:ligatures w14:val="none"/>
-        </w:rPr>
-        <w:t xml:space="preserve">) presentar todas las comunicaciones cursadas con la parte denunciante; incluyendo la grabación de la llamada telefónica realizada el </w:t>
-      </w:r>
-      <w:r>
-        <w:rPr>
-          <w:rFonts w:ascii="Arial Narrow" w:eastAsia="Times New Roman" w:hAnsi="Arial Narrow" w:cs="Arial"/>
-          <w:color w:val="000000"/>
-          <w:kern w:val="0"/>
-          <w:lang w:eastAsia="es-ES"/>
-          <w14:ligatures w14:val="none"/>
-        </w:rPr>
-        <w:t xml:space="preserve">23 de </w:t>
-      </w:r>
-      <w:r>
-        <w:rPr>
-          <w:rFonts w:ascii="Arial Narrow" w:eastAsia="Times New Roman" w:hAnsi="Arial Narrow" w:cs="Arial"/>
-          <w:color w:val="000000"/>
-          <w:kern w:val="0"/>
-          <w:lang w:eastAsia="es-ES"/>
-          <w14:ligatures w14:val="none"/>
-        </w:rPr>
-        <w:t>setiembre</w:t>
-      </w:r>
-      <w:r>
-        <w:rPr>
-          <w:rFonts w:ascii="Arial Narrow" w:eastAsia="Times New Roman" w:hAnsi="Arial Narrow" w:cs="Arial"/>
-          <w:color w:val="000000"/>
-          <w:kern w:val="0"/>
-          <w:lang w:eastAsia="es-ES"/>
-          <w14:ligatures w14:val="none"/>
-        </w:rPr>
-        <w:t xml:space="preserve"> de 2023,</w:t>
-      </w:r>
-      <w:r>
-        <w:rPr>
-          <w:rFonts w:ascii="Arial Narrow" w:eastAsia="Times New Roman" w:hAnsi="Arial Narrow" w:cs="Arial"/>
-          <w:color w:val="000000"/>
-          <w:kern w:val="0"/>
-          <w:lang w:val="es-ES" w:eastAsia="es-ES"/>
-          <w14:ligatures w14:val="none"/>
-        </w:rPr>
-        <w:t xml:space="preserve"> en virtud de los hechos materia de denuncia</w:t>
-      </w:r>
-      <w:r>
-        <w:rPr>
-          <w:rFonts w:ascii="Arial Narrow" w:eastAsia="Times New Roman" w:hAnsi="Arial Narrow" w:cs="Arial"/>
-          <w:color w:val="000000"/>
-          <w:kern w:val="0"/>
-          <w:lang w:val="es-ES" w:eastAsia="es-ES"/>
-          <w14:ligatures w14:val="none"/>
-        </w:rPr>
-        <w:t>.</w:t>
-      </w:r>
-    </w:p>
-    <w:p>
-      <w:pPr>
-        <w:spacing w:after="0" w:line="240" w:lineRule="auto"/>
-        <w:jc w:val="both"/>
-        <w:rPr>
-          <w:rFonts w:ascii="Arial Narrow" w:eastAsia="Arial Narrow" w:hAnsi="Arial Narrow" w:cs="Arial Narrow"/>
-          <w:b/>
-          <w:color w:val="000000"/>
-          <w:kern w:val="0"/>
-          <w:lang w:val="es-ES" w:eastAsia="es-PE"/>
-          <w14:ligatures w14:val="none"/>
-        </w:rPr>
-      </w:pPr>
-    </w:p>
-    <w:p>
-      <w:pPr>
-        <w:spacing w:after="0" w:line="240" w:lineRule="auto"/>
-        <w:jc w:val="both"/>
-        <w:rPr>
-          <w:rFonts w:ascii="Arial Narrow" w:eastAsia="Arial Narrow" w:hAnsi="Arial Narrow" w:cs="Arial Narrow"/>
-          <w:color w:val="000000"/>
-          <w:kern w:val="0"/>
-          <w:lang w:eastAsia="es-PE"/>
-          <w14:ligatures w14:val="none"/>
-        </w:rPr>
-      </w:pPr>
-      <w:r>
-        <w:rPr>
-          <w:rFonts w:ascii="Arial Narrow" w:eastAsia="Arial Narrow" w:hAnsi="Arial Narrow" w:cs="Arial Narrow"/>
-          <w:b/>
-          <w:color w:val="000000"/>
-          <w:kern w:val="0"/>
-          <w:lang w:eastAsia="es-PE"/>
-          <w14:ligatures w14:val="none"/>
-        </w:rPr>
-        <w:t>SÉTIMO:</w:t>
-      </w:r>
-      <w:r>
-        <w:rPr>
-          <w:rFonts w:ascii="Arial Narrow" w:eastAsia="Arial Narrow" w:hAnsi="Arial Narrow" w:cs="Arial Narrow"/>
-          <w:color w:val="000000"/>
-          <w:kern w:val="0"/>
-          <w:lang w:eastAsia="es-PE"/>
-          <w14:ligatures w14:val="none"/>
-        </w:rPr>
-        <w:t xml:space="preserve"> </w:t>
-      </w:r>
-      <w:bookmarkStart w:id="12" w:name="_Hlk188286915"/>
-      <w:r>
-        <w:rPr>
-          <w:rFonts w:ascii="Arial Narrow" w:eastAsia="Arial Narrow" w:hAnsi="Arial Narrow" w:cs="Arial Narrow"/>
-          <w:color w:val="000000"/>
-          <w:kern w:val="0"/>
-          <w:lang w:eastAsia="es-PE"/>
-          <w14:ligatures w14:val="none"/>
-        </w:rPr>
-        <w:t>informar a las partes que el artículo 110</w:t>
-      </w:r>
-      <w:r>
-        <w:rPr>
-          <w:rFonts w:ascii="Arial Narrow" w:eastAsia="Times New Roman" w:hAnsi="Arial Narrow" w:cs="Segoe UI"/>
-          <w:color w:val="000000"/>
-          <w:kern w:val="0"/>
-          <w:lang w:eastAsia="es-PE"/>
-          <w14:ligatures w14:val="none"/>
-        </w:rPr>
-        <w:t/>
-      </w:r>
-      <w:r>
-        <w:rPr>
-          <w:rFonts w:ascii="Arial Narrow" w:eastAsia="Arial Narrow" w:hAnsi="Arial Narrow" w:cs="Arial Narrow"/>
-          <w:color w:val="000000"/>
-          <w:kern w:val="0"/>
-          <w:lang w:eastAsia="es-PE"/>
-          <w14:ligatures w14:val="none"/>
+          <ns2:ligatures ns2:val="none"/>
         </w:rPr>
         <w:t xml:space="preserve"> de la Ley 29571, Código de Protección y Defensa del Consumidor</w:t>
       </w:r>
@@ -5577,7 +5429,7 @@
           <w:kern w:val="0"/>
           <w:vertAlign w:val="superscript"/>
           <w:lang w:eastAsia="es-PE"/>
-          <w14:ligatures w14:val="none"/>
+          <ns2:ligatures ns2:val="none"/>
         </w:rPr>
         <w:footnoteReference w:id="9"/>
       </w:r>
@@ -5587,7 +5439,7 @@
           <w:color w:val="000000"/>
           <w:kern w:val="0"/>
           <w:lang w:eastAsia="es-PE"/>
-          <w14:ligatures w14:val="none"/>
+          <ns2:ligatures ns2:val="none"/>
         </w:rPr>
         <w:t>, faculta a la Comisión a calificar las infracciones de la referida norma como leves, graves o muy graves e imponer sanciones que van desde una amonestación hasta una multa por un máximo de 450 Unidades Impositivas Tributarias, sin perjuicio de las medidas correctivas, reparadoras y complementarias, que puedan ordenarse de acuerdo a lo estipulado en los artículos 114</w:t>
       </w:r>
@@ -5597,7 +5449,7 @@
           <w:color w:val="000000"/>
           <w:kern w:val="0"/>
           <w:lang w:eastAsia="es-PE"/>
-          <w14:ligatures w14:val="none"/>
+          <ns2:ligatures ns2:val="none"/>
         </w:rPr>
         <w:t/>
       </w:r>
@@ -5607,7 +5459,7 @@
           <w:color w:val="000000"/>
           <w:kern w:val="0"/>
           <w:lang w:eastAsia="es-PE"/>
-          <w14:ligatures w14:val="none"/>
+          <ns2:ligatures ns2:val="none"/>
         </w:rPr>
         <w:t>, 115</w:t>
       </w:r>
@@ -5617,7 +5469,7 @@
           <w:color w:val="000000"/>
           <w:kern w:val="0"/>
           <w:lang w:eastAsia="es-PE"/>
-          <w14:ligatures w14:val="none"/>
+          <ns2:ligatures ns2:val="none"/>
         </w:rPr>
         <w:t/>
       </w:r>
@@ -5627,7 +5479,7 @@
           <w:color w:val="000000"/>
           <w:kern w:val="0"/>
           <w:lang w:eastAsia="es-PE"/>
-          <w14:ligatures w14:val="none"/>
+          <ns2:ligatures ns2:val="none"/>
         </w:rPr>
         <w:t xml:space="preserve"> y 116</w:t>
       </w:r>
@@ -5637,7 +5489,7 @@
           <w:color w:val="000000"/>
           <w:kern w:val="0"/>
           <w:lang w:eastAsia="es-PE"/>
-          <w14:ligatures w14:val="none"/>
+          <ns2:ligatures ns2:val="none"/>
         </w:rPr>
         <w:t/>
       </w:r>
@@ -5647,7 +5499,7 @@
           <w:color w:val="000000"/>
           <w:kern w:val="0"/>
           <w:lang w:eastAsia="es-PE"/>
-          <w14:ligatures w14:val="none"/>
+          <ns2:ligatures ns2:val="none"/>
         </w:rPr>
         <w:t xml:space="preserve"> de la referida norma</w:t>
       </w:r>
@@ -5659,7 +5511,7 @@
           <w:kern w:val="0"/>
           <w:vertAlign w:val="superscript"/>
           <w:lang w:eastAsia="es-PE"/>
-          <w14:ligatures w14:val="none"/>
+          <ns2:ligatures ns2:val="none"/>
         </w:rPr>
         <w:footnoteReference w:id="10"/>
       </w:r>
@@ -5669,7 +5521,7 @@
           <w:color w:val="000000"/>
           <w:kern w:val="0"/>
           <w:lang w:eastAsia="es-PE"/>
-          <w14:ligatures w14:val="none"/>
+          <ns2:ligatures ns2:val="none"/>
         </w:rPr>
         <w:t xml:space="preserve">. </w:t>
       </w:r>
@@ -5680,7 +5532,7 @@
           <w:color w:val="000000"/>
           <w:kern w:val="0"/>
           <w:lang w:eastAsia="es-PE"/>
-          <w14:ligatures w14:val="none"/>
+          <ns2:ligatures ns2:val="none"/>
         </w:rPr>
         <w:lastRenderedPageBreak/>
         <w:t>Asimismo, se consideran circunstancias atenuantes para la graduación de la sanción, el allanamiento de la denuncia o el reconocimiento de las pretensiones en ella contenidas, de acuerdo con el artículo 112</w:t>
@@ -5691,7 +5543,7 @@
           <w:color w:val="000000"/>
           <w:kern w:val="0"/>
           <w:lang w:eastAsia="es-PE"/>
-          <w14:ligatures w14:val="none"/>
+          <ns2:ligatures ns2:val="none"/>
         </w:rPr>
         <w:t/>
       </w:r>
@@ -5701,7 +5553,7 @@
           <w:color w:val="000000"/>
           <w:kern w:val="0"/>
           <w:lang w:eastAsia="es-PE"/>
-          <w14:ligatures w14:val="none"/>
+          <ns2:ligatures ns2:val="none"/>
         </w:rPr>
         <w:t xml:space="preserve"> del Código</w:t>
       </w:r>
@@ -5713,7 +5565,7 @@
           <w:kern w:val="0"/>
           <w:vertAlign w:val="superscript"/>
           <w:lang w:eastAsia="es-PE"/>
-          <w14:ligatures w14:val="none"/>
+          <ns2:ligatures ns2:val="none"/>
         </w:rPr>
         <w:footnoteReference w:id="11"/>
       </w:r>
@@ -5723,12 +5575,12 @@
           <w:color w:val="000000"/>
           <w:kern w:val="0"/>
           <w:lang w:eastAsia="es-PE"/>
-          <w14:ligatures w14:val="none"/>
+          <ns2:ligatures ns2:val="none"/>
         </w:rPr>
         <w:t>.</w:t>
       </w:r>
     </w:p>
-    <w:p>
+    <w:p ns2:paraId="7A5236A4" ns2:textId="77777777">
       <w:pPr>
         <w:shd w:val="clear" w:color="auto" w:fill="FFFFFF"/>
         <w:spacing w:after="0" w:line="240" w:lineRule="auto"/>
@@ -5739,11 +5591,11 @@
           <w:color w:val="000000"/>
           <w:kern w:val="0"/>
           <w:lang w:eastAsia="es-PE"/>
-          <w14:ligatures w14:val="none"/>
-        </w:rPr>
-      </w:pPr>
-    </w:p>
-    <w:p>
+          <ns2:ligatures ns2:val="none"/>
+        </w:rPr>
+      </w:pPr>
+    </w:p>
+    <w:p ns2:paraId="3F071DDA" ns2:textId="77777777">
       <w:pPr>
         <w:shd w:val="clear" w:color="auto" w:fill="FFFFFF"/>
         <w:spacing w:after="0" w:line="240" w:lineRule="auto"/>
@@ -5753,7 +5605,7 @@
           <w:color w:val="000000"/>
           <w:kern w:val="0"/>
           <w:lang w:eastAsia="es-PE"/>
-          <w14:ligatures w14:val="none"/>
+          <ns2:ligatures ns2:val="none"/>
         </w:rPr>
       </w:pPr>
       <w:r>
@@ -5762,7 +5614,7 @@
           <w:b/>
           <w:bCs/>
           <w:kern w:val="0"/>
-          <w14:ligatures w14:val="none"/>
+          <ns2:ligatures ns2:val="none"/>
         </w:rPr>
         <w:t>OCTAVO</w:t>
       </w:r>
@@ -5773,7 +5625,7 @@
           <w:color w:val="000000"/>
           <w:kern w:val="0"/>
           <w:lang w:eastAsia="es-PE"/>
-          <w14:ligatures w14:val="none"/>
+          <ns2:ligatures ns2:val="none"/>
         </w:rPr>
         <w:t>:</w:t>
       </w:r>
@@ -5783,7 +5635,7 @@
           <w:color w:val="000000"/>
           <w:kern w:val="0"/>
           <w:lang w:eastAsia="es-PE"/>
-          <w14:ligatures w14:val="none"/>
+          <ns2:ligatures ns2:val="none"/>
         </w:rPr>
         <w:t xml:space="preserve"> informar a las partes que conforme a lo establecido en el artículo 39</w:t>
       </w:r>
@@ -5793,7 +5645,7 @@
           <w:color w:val="000000"/>
           <w:kern w:val="0"/>
           <w:lang w:eastAsia="es-PE"/>
-          <w14:ligatures w14:val="none"/>
+          <ns2:ligatures ns2:val="none"/>
         </w:rPr>
         <w:t/>
       </w:r>
@@ -5803,12 +5655,12 @@
           <w:color w:val="000000"/>
           <w:kern w:val="0"/>
           <w:lang w:eastAsia="es-PE"/>
-          <w14:ligatures w14:val="none"/>
+          <ns2:ligatures ns2:val="none"/>
         </w:rPr>
         <w:t xml:space="preserve"> de la Ley sobre Facultades, Normas y Organización del Indecopi, aprobada por Decreto Legislativo 807, los gastos por los peritajes realizados, actuación de pruebas, inspecciones y otros derivados de la tramitación del proceso serán de cargo de la parte que solicita la prueba, salvo pacto en contrario. En todos los casos, la resolución final determinará si los gastos deben ser asumidos por alguna de las partes, o reembolsados a la otra parte o al Indecopi, según sea el caso, de manera adicional a la sanción que haya podido imponerse. </w:t>
       </w:r>
     </w:p>
-    <w:p>
+    <w:p ns2:paraId="0F10F9CF" ns2:textId="77777777">
       <w:pPr>
         <w:shd w:val="clear" w:color="auto" w:fill="FFFFFF"/>
         <w:spacing w:after="0" w:line="240" w:lineRule="auto"/>
@@ -5818,11 +5670,11 @@
           <w:color w:val="000000"/>
           <w:kern w:val="0"/>
           <w:lang w:eastAsia="es-PE"/>
-          <w14:ligatures w14:val="none"/>
-        </w:rPr>
-      </w:pPr>
-    </w:p>
-    <w:p>
+          <ns2:ligatures ns2:val="none"/>
+        </w:rPr>
+      </w:pPr>
+    </w:p>
+    <w:p ns2:paraId="194C23DD" ns2:textId="77777777">
       <w:pPr>
         <w:suppressAutoHyphens/>
         <w:spacing w:after="0" w:line="240" w:lineRule="auto"/>
@@ -5831,7 +5683,7 @@
           <w:rFonts w:ascii="Arial Narrow" w:eastAsia="Calibri" w:hAnsi="Arial Narrow" w:cs="Arial"/>
           <w:kern w:val="0"/>
           <w:u w:val="single"/>
-          <w14:ligatures w14:val="none"/>
+          <ns2:ligatures ns2:val="none"/>
         </w:rPr>
       </w:pPr>
       <w:r>
@@ -5841,7 +5693,7 @@
           <w:color w:val="000000"/>
           <w:kern w:val="0"/>
           <w:lang w:eastAsia="es-PE"/>
-          <w14:ligatures w14:val="none"/>
+          <ns2:ligatures ns2:val="none"/>
         </w:rPr>
         <w:t>NOVENO</w:t>
       </w:r>
@@ -5850,7 +5702,7 @@
           <w:rFonts w:ascii="Arial Narrow" w:eastAsia="Calibri" w:hAnsi="Arial Narrow" w:cs="Arial"/>
           <w:b/>
           <w:kern w:val="0"/>
-          <w14:ligatures w14:val="none"/>
+          <ns2:ligatures ns2:val="none"/>
         </w:rPr>
         <w:t>:</w:t>
       </w:r>
@@ -5858,7 +5710,7 @@
         <w:rPr>
           <w:rFonts w:ascii="Arial Narrow" w:eastAsia="Calibri" w:hAnsi="Arial Narrow" w:cs="Arial"/>
           <w:kern w:val="0"/>
-          <w14:ligatures w14:val="none"/>
+          <ns2:ligatures ns2:val="none"/>
         </w:rPr>
         <w:t xml:space="preserve"> comunicar a las partes que, de acuerdo a lo señalado por el artículo 29</w:t>
       </w:r>
@@ -5868,7 +5720,7 @@
           <w:color w:val="000000"/>
           <w:kern w:val="0"/>
           <w:lang w:eastAsia="es-PE"/>
-          <w14:ligatures w14:val="none"/>
+          <ns2:ligatures ns2:val="none"/>
         </w:rPr>
         <w:t/>
       </w:r>
@@ -5876,7 +5728,7 @@
         <w:rPr>
           <w:rFonts w:ascii="Arial Narrow" w:eastAsia="Calibri" w:hAnsi="Arial Narrow" w:cs="Arial"/>
           <w:kern w:val="0"/>
-          <w14:ligatures w14:val="none"/>
+          <ns2:ligatures ns2:val="none"/>
         </w:rPr>
         <w:t xml:space="preserve"> del Decreto Legislativo 807</w:t>
       </w:r>
@@ -5886,7 +5738,7 @@
           <w:rFonts w:ascii="Arial Narrow" w:eastAsia="Calibri" w:hAnsi="Arial Narrow" w:cs="Arial"/>
           <w:kern w:val="0"/>
           <w:vertAlign w:val="superscript"/>
-          <w14:ligatures w14:val="none"/>
+          <ns2:ligatures ns2:val="none"/>
         </w:rPr>
         <w:footnoteReference w:id="12"/>
       </w:r>
@@ -5894,7 +5746,7 @@
         <w:rPr>
           <w:rFonts w:ascii="Arial Narrow" w:eastAsia="Calibri" w:hAnsi="Arial Narrow" w:cs="Arial"/>
           <w:kern w:val="0"/>
-          <w14:ligatures w14:val="none"/>
+          <ns2:ligatures ns2:val="none"/>
         </w:rPr>
         <w:t xml:space="preserve">, hasta antes de la emisión de la Resolución Final tienen la posibilidad de solicitar una audiencia </w:t>
       </w:r>
@@ -5902,7 +5754,7 @@
         <w:rPr>
           <w:rFonts w:ascii="Arial Narrow" w:eastAsia="Calibri" w:hAnsi="Arial Narrow" w:cs="Arial"/>
           <w:kern w:val="0"/>
-          <w14:ligatures w14:val="none"/>
+          <ns2:ligatures ns2:val="none"/>
         </w:rPr>
         <w:lastRenderedPageBreak/>
         <w:t xml:space="preserve">de conciliación. En caso deleguen a favor de una tercera persona su actuación en la diligencia programada, esta deberá presentar un poder especial con firma legalizada ante Notario Público, donde conste </w:t>
@@ -5912,7 +5764,7 @@
           <w:rFonts w:ascii="Arial Narrow" w:eastAsia="Calibri" w:hAnsi="Arial Narrow" w:cs="Arial"/>
           <w:kern w:val="0"/>
           <w:u w:val="single"/>
-          <w14:ligatures w14:val="none"/>
+          <ns2:ligatures ns2:val="none"/>
         </w:rPr>
         <w:t>expresamente su facultad para asistir y conciliar en su representación</w:t>
       </w:r>
@@ -5921,7 +5773,7 @@
           <w:rFonts w:ascii="Arial Narrow" w:eastAsia="Calibri" w:hAnsi="Arial Narrow" w:cs="Arial"/>
           <w:bCs/>
           <w:kern w:val="0"/>
-          <w14:ligatures w14:val="none"/>
+          <ns2:ligatures ns2:val="none"/>
         </w:rPr>
         <w:t>.</w:t>
       </w:r>
@@ -5931,7 +5783,7 @@
           <w:b/>
           <w:bCs/>
           <w:kern w:val="0"/>
-          <w14:ligatures w14:val="none"/>
+          <ns2:ligatures ns2:val="none"/>
         </w:rPr>
         <w:t xml:space="preserve"> </w:t>
       </w:r>
@@ -5940,12 +5792,12 @@
           <w:rFonts w:ascii="Arial Narrow" w:eastAsia="Calibri" w:hAnsi="Arial Narrow" w:cs="Arial"/>
           <w:kern w:val="0"/>
           <w:u w:val="single"/>
-          <w14:ligatures w14:val="none"/>
+          <ns2:ligatures ns2:val="none"/>
         </w:rPr>
         <w:t xml:space="preserve">Ello bajo apercibimiento de no realizar la audiencia de conciliación y levantar el acta de inasistencia correspondiente. </w:t>
       </w:r>
     </w:p>
-    <w:p>
+    <w:p ns2:paraId="19088877" ns2:textId="77777777">
       <w:pPr>
         <w:suppressAutoHyphens/>
         <w:spacing w:after="0" w:line="240" w:lineRule="auto"/>
@@ -5954,11 +5806,11 @@
           <w:rFonts w:ascii="Arial Narrow" w:eastAsia="Calibri" w:hAnsi="Arial Narrow" w:cs="Arial"/>
           <w:kern w:val="0"/>
           <w:u w:val="single"/>
-          <w14:ligatures w14:val="none"/>
-        </w:rPr>
-      </w:pPr>
-    </w:p>
-    <w:p>
+          <ns2:ligatures ns2:val="none"/>
+        </w:rPr>
+      </w:pPr>
+    </w:p>
+    <w:p ns2:paraId="7767F307" ns2:textId="77777777">
       <w:pPr>
         <w:suppressAutoHyphens/>
         <w:spacing w:after="0" w:line="240" w:lineRule="auto"/>
@@ -5975,7 +5827,7 @@
           <w:b/>
           <w:spacing w:val="-3"/>
           <w:kern w:val="0"/>
-          <w14:ligatures w14:val="none"/>
+          <ns2:ligatures ns2:val="none"/>
         </w:rPr>
         <w:t>DÉCIMO</w:t>
       </w:r>
@@ -5986,7 +5838,7 @@
           <w:color w:val="000000"/>
           <w:kern w:val="0"/>
           <w:lang w:eastAsia="es-PE"/>
-          <w14:ligatures w14:val="none"/>
+          <ns2:ligatures ns2:val="none"/>
         </w:rPr>
         <w:t>:</w:t>
       </w:r>
@@ -5996,14 +5848,14 @@
           <w:color w:val="000000"/>
           <w:kern w:val="0"/>
           <w:lang w:eastAsia="es-PE"/>
-          <w14:ligatures w14:val="none"/>
+          <ns2:ligatures ns2:val="none"/>
         </w:rPr>
         <w:t xml:space="preserve"> poner en conocimiento de las partes que, antes de la emisión de la Resolución Final, tienen la posibilidad de formular su desistimiento o presentar el acuerdo arribado mediante la conciliación, mediación, transacción o cualquier otro que, de forma indubitable, deje constancia que se ha solucionado la controversia materia de denuncia.</w:t>
       </w:r>
       <w:bookmarkStart w:id="13" w:name="h.gjdgxs" w:colFirst="0" w:colLast="0"/>
       <w:bookmarkEnd w:id="13"/>
     </w:p>
-    <w:p>
+    <w:p ns2:paraId="69E33D6A" ns2:textId="77777777">
       <w:pPr>
         <w:suppressAutoHyphens/>
         <w:spacing w:after="0" w:line="240" w:lineRule="auto"/>
@@ -6013,11 +5865,11 @@
           <w:color w:val="000000"/>
           <w:kern w:val="0"/>
           <w:lang w:eastAsia="es-PE"/>
-          <w14:ligatures w14:val="none"/>
-        </w:rPr>
-      </w:pPr>
-    </w:p>
-    <w:p>
+          <ns2:ligatures ns2:val="none"/>
+        </w:rPr>
+      </w:pPr>
+    </w:p>
+    <w:p ns2:paraId="4DB7FEAC" ns2:textId="2B6DF749">
       <w:pPr>
         <w:suppressAutoHyphens/>
         <w:spacing w:after="0" w:line="240" w:lineRule="auto"/>
@@ -6048,7 +5900,7 @@
           <w:b/>
           <w:spacing w:val="-3"/>
           <w:kern w:val="0"/>
-          <w14:ligatures w14:val="none"/>
+          <ns2:ligatures ns2:val="none"/>
         </w:rPr>
         <w:t/>
       </w:r>
@@ -6058,7 +5910,7 @@
           <w:bCs/>
           <w:spacing w:val="-3"/>
           <w:kern w:val="0"/>
-          <w14:ligatures w14:val="none"/>
+          <ns2:ligatures ns2:val="none"/>
         </w:rPr>
         <w:t xml:space="preserve"/>
       </w:r>
@@ -6068,7 +5920,7 @@
           <w:bCs/>
           <w:spacing w:val="-3"/>
           <w:kern w:val="0"/>
-          <w14:ligatures w14:val="none"/>
+          <ns2:ligatures ns2:val="none"/>
         </w:rPr>
         <w:t/>
       </w:r>
@@ -6078,7 +5930,7 @@
           <w:bCs/>
           <w:spacing w:val="-3"/>
           <w:kern w:val="0"/>
-          <w14:ligatures w14:val="none"/>
+          <ns2:ligatures ns2:val="none"/>
         </w:rPr>
         <w:t xml:space="preserve"/>
       </w:r>
@@ -6088,7 +5940,7 @@
           <w:bCs/>
           <w:spacing w:val="-3"/>
           <w:kern w:val="0"/>
-          <w14:ligatures w14:val="none"/>
+          <ns2:ligatures ns2:val="none"/>
         </w:rPr>
         <w:t xml:space="preserve"/>
       </w:r>
@@ -6099,7 +5951,7 @@
           <w:kern w:val="0"/>
           <w:shd w:val="clear" w:color="auto" w:fill="FFFFFF"/>
           <w:lang w:eastAsia="es-PE"/>
-          <w14:ligatures w14:val="none"/>
+          <ns2:ligatures ns2:val="none"/>
         </w:rPr>
         <w:t xml:space="preserve"/>
       </w:r>
@@ -6228,7 +6080,7 @@
           <w:color w:val="000000"/>
           <w:kern w:val="0"/>
           <w:lang w:eastAsia="es-PE"/>
-          <w14:ligatures w14:val="none"/>
+          <ns2:ligatures ns2:val="none"/>
         </w:rPr>
         <w:t/>
       </w:r>
@@ -6252,7 +6104,7 @@
           <w:color w:val="000000"/>
           <w:kern w:val="0"/>
           <w:lang w:eastAsia="es-PE"/>
-          <w14:ligatures w14:val="none"/>
+          <ns2:ligatures ns2:val="none"/>
         </w:rPr>
         <w:t/>
       </w:r>
@@ -6278,7 +6130,7 @@
         <w:t/>
       </w:r>
     </w:p>
-    <w:p>
+    <w:p ns2:paraId="26B1ED4B" ns2:textId="77777777">
       <w:pPr>
         <w:suppressAutoHyphens/>
         <w:spacing w:after="0" w:line="240" w:lineRule="auto"/>
@@ -6288,7 +6140,7 @@
         </w:rPr>
       </w:pPr>
     </w:p>
-    <w:p>
+    <w:p ns2:paraId="12E923CD" ns2:textId="00697CC0">
       <w:pPr>
         <w:suppressAutoHyphens/>
         <w:spacing w:line="240" w:lineRule="auto"/>
@@ -6361,7 +6213,7 @@
         <w:t xml:space="preserve"> notificación.</w:t>
       </w:r>
     </w:p>
-    <w:p>
+    <w:p ns2:paraId="00B9B615" ns2:textId="77777777">
       <w:pPr>
         <w:suppressAutoHyphens/>
         <w:spacing w:after="0" w:line="240" w:lineRule="auto"/>
@@ -6372,55 +6224,55 @@
           <w:color w:val="000000"/>
           <w:kern w:val="0"/>
           <w:lang w:eastAsia="es-PE"/>
-          <w14:ligatures w14:val="none"/>
+          <ns2:ligatures ns2:val="none"/>
         </w:rPr>
       </w:pPr>
     </w:p>
     <w:bookmarkEnd w:id="0"/>
-    <w:p>
-      <w:pPr>
-        <w:spacing w:after="0" w:line="240" w:lineRule="auto"/>
-        <w:jc w:val="both"/>
-        <w:rPr>
-          <w:rFonts w:ascii="Arial Narrow" w:eastAsia="Arial Narrow" w:hAnsi="Arial Narrow" w:cs="Arial Narrow"/>
-          <w:b/>
-          <w:color w:val="000000"/>
-          <w:kern w:val="0"/>
-          <w:lang w:eastAsia="es-PE"/>
-          <w14:ligatures w14:val="none"/>
-        </w:rPr>
-      </w:pPr>
-    </w:p>
-    <w:p>
-      <w:pPr>
-        <w:spacing w:after="0" w:line="240" w:lineRule="auto"/>
-        <w:jc w:val="both"/>
-        <w:rPr>
-          <w:rFonts w:ascii="Arial Narrow" w:eastAsia="Arial Narrow" w:hAnsi="Arial Narrow" w:cs="Arial Narrow"/>
-          <w:b/>
-          <w:color w:val="000000"/>
-          <w:kern w:val="0"/>
-          <w:lang w:eastAsia="es-PE"/>
-          <w14:ligatures w14:val="none"/>
-        </w:rPr>
-      </w:pPr>
-    </w:p>
-    <w:p>
-      <w:pPr>
-        <w:spacing w:after="0" w:line="240" w:lineRule="auto"/>
-        <w:jc w:val="both"/>
-        <w:rPr>
-          <w:rFonts w:ascii="Arial Narrow" w:eastAsia="Arial Narrow" w:hAnsi="Arial Narrow" w:cs="Arial Narrow"/>
-          <w:b/>
-          <w:color w:val="000000"/>
-          <w:kern w:val="0"/>
-          <w:lang w:eastAsia="es-PE"/>
-          <w14:ligatures w14:val="none"/>
+    <w:p ns2:paraId="6F8AFAC6" ns2:textId="77777777">
+      <w:pPr>
+        <w:spacing w:after="0" w:line="240" w:lineRule="auto"/>
+        <w:jc w:val="both"/>
+        <w:rPr>
+          <w:rFonts w:ascii="Arial Narrow" w:eastAsia="Arial Narrow" w:hAnsi="Arial Narrow" w:cs="Arial Narrow"/>
+          <w:b/>
+          <w:color w:val="000000"/>
+          <w:kern w:val="0"/>
+          <w:lang w:eastAsia="es-PE"/>
+          <ns2:ligatures ns2:val="none"/>
+        </w:rPr>
+      </w:pPr>
+    </w:p>
+    <w:p ns2:paraId="5BECE2A9" ns2:textId="77777777">
+      <w:pPr>
+        <w:spacing w:after="0" w:line="240" w:lineRule="auto"/>
+        <w:jc w:val="both"/>
+        <w:rPr>
+          <w:rFonts w:ascii="Arial Narrow" w:eastAsia="Arial Narrow" w:hAnsi="Arial Narrow" w:cs="Arial Narrow"/>
+          <w:b/>
+          <w:color w:val="000000"/>
+          <w:kern w:val="0"/>
+          <w:lang w:eastAsia="es-PE"/>
+          <ns2:ligatures ns2:val="none"/>
+        </w:rPr>
+      </w:pPr>
+    </w:p>
+    <w:p ns2:paraId="5290426A" ns2:textId="77777777">
+      <w:pPr>
+        <w:spacing w:after="0" w:line="240" w:lineRule="auto"/>
+        <w:jc w:val="both"/>
+        <w:rPr>
+          <w:rFonts w:ascii="Arial Narrow" w:eastAsia="Arial Narrow" w:hAnsi="Arial Narrow" w:cs="Arial Narrow"/>
+          <w:b/>
+          <w:color w:val="000000"/>
+          <w:kern w:val="0"/>
+          <w:lang w:eastAsia="es-PE"/>
+          <ns2:ligatures ns2:val="none"/>
         </w:rPr>
       </w:pPr>
       <w:bookmarkStart w:id="15" w:name="_Hlk218074855"/>
     </w:p>
-    <w:p>
+    <w:p ns2:paraId="110978A9" ns2:textId="13EC8E21">
       <w:pPr>
         <w:spacing w:after="0" w:line="240" w:lineRule="auto"/>
         <w:jc w:val="center"/>
@@ -6428,7 +6280,7 @@
           <w:rFonts w:ascii="Arial Narrow" w:eastAsia="Calibri" w:hAnsi="Arial Narrow" w:cs="Arial"/>
           <w:color w:val="000000"/>
           <w:kern w:val="0"/>
-          <w14:ligatures w14:val="none"/>
+          <ns2:ligatures ns2:val="none"/>
         </w:rPr>
       </w:pPr>
       <w:r>
@@ -6436,12 +6288,12 @@
           <w:rFonts w:ascii="Arial Narrow" w:eastAsia="Calibri" w:hAnsi="Arial Narrow" w:cs="Arial"/>
           <w:color w:val="000000"/>
           <w:kern w:val="0"/>
-          <w14:ligatures w14:val="none"/>
+          <ns2:ligatures ns2:val="none"/>
         </w:rPr>
         <w:t>Firmado digitalmente por</w:t>
       </w:r>
     </w:p>
-    <w:p>
+    <w:p ns2:paraId="61B83DDD" ns2:textId="3F3FE38D">
       <w:pPr>
         <w:spacing w:after="0" w:line="240" w:lineRule="auto"/>
         <w:jc w:val="center"/>
@@ -6451,7 +6303,7 @@
           <w:bCs/>
           <w:color w:val="000000"/>
           <w:kern w:val="0"/>
-          <w14:ligatures w14:val="none"/>
+          <ns2:ligatures ns2:val="none"/>
         </w:rPr>
       </w:pPr>
       <w:r>
@@ -6461,12 +6313,12 @@
           <w:bCs/>
           <w:color w:val="000000"/>
           <w:kern w:val="0"/>
-          <w14:ligatures w14:val="none"/>
+          <ns2:ligatures ns2:val="none"/>
         </w:rPr>
         <w:t>EVELING ROA QUISPE</w:t>
       </w:r>
     </w:p>
-    <w:p>
+    <w:p ns2:paraId="742A30B5" ns2:textId="77777777">
       <w:pPr>
         <w:spacing w:after="0" w:line="240" w:lineRule="auto"/>
         <w:jc w:val="center"/>
@@ -6476,7 +6328,7 @@
           <w:bCs/>
           <w:color w:val="000000"/>
           <w:kern w:val="0"/>
-          <w14:ligatures w14:val="none"/>
+          <ns2:ligatures ns2:val="none"/>
         </w:rPr>
       </w:pPr>
       <w:r>
@@ -6486,12 +6338,12 @@
           <w:bCs/>
           <w:color w:val="000000"/>
           <w:kern w:val="0"/>
-          <w14:ligatures w14:val="none"/>
+          <ns2:ligatures ns2:val="none"/>
         </w:rPr>
         <w:t>Secretaria Técnica</w:t>
       </w:r>
     </w:p>
-    <w:p>
+    <w:p ns2:paraId="119B7F66" ns2:textId="77777777">
       <w:pPr>
         <w:spacing w:after="0" w:line="240" w:lineRule="auto"/>
         <w:jc w:val="center"/>
@@ -6501,7 +6353,7 @@
           <w:bCs/>
           <w:color w:val="000000"/>
           <w:kern w:val="0"/>
-          <w14:ligatures w14:val="none"/>
+          <ns2:ligatures ns2:val="none"/>
         </w:rPr>
       </w:pPr>
       <w:r>
@@ -6511,26 +6363,26 @@
           <w:bCs/>
           <w:color w:val="000000"/>
           <w:kern w:val="0"/>
-          <w14:ligatures w14:val="none"/>
+          <ns2:ligatures ns2:val="none"/>
         </w:rPr>
         <w:t>Comisión de Protección al Consumidor 1</w:t>
       </w:r>
     </w:p>
-    <w:p>
-      <w:pPr>
-        <w:spacing w:after="0" w:line="240" w:lineRule="auto"/>
-        <w:jc w:val="both"/>
-        <w:rPr>
-          <w:rFonts w:ascii="Arial Narrow" w:eastAsia="Arial Narrow" w:hAnsi="Arial Narrow" w:cs="Arial Narrow"/>
-          <w:b/>
-          <w:color w:val="000000"/>
-          <w:kern w:val="0"/>
-          <w:lang w:eastAsia="es-PE"/>
-          <w14:ligatures w14:val="none"/>
-        </w:rPr>
-      </w:pPr>
-    </w:p>
-    <w:p>
+    <w:p ns2:paraId="15733869" ns2:textId="77777777">
+      <w:pPr>
+        <w:spacing w:after="0" w:line="240" w:lineRule="auto"/>
+        <w:jc w:val="both"/>
+        <w:rPr>
+          <w:rFonts w:ascii="Arial Narrow" w:eastAsia="Arial Narrow" w:hAnsi="Arial Narrow" w:cs="Arial Narrow"/>
+          <w:b/>
+          <w:color w:val="000000"/>
+          <w:kern w:val="0"/>
+          <w:lang w:eastAsia="es-PE"/>
+          <ns2:ligatures ns2:val="none"/>
+        </w:rPr>
+      </w:pPr>
+    </w:p>
+    <w:p ns2:paraId="0047CB25" ns2:textId="77777777">
       <w:pPr>
         <w:spacing w:after="0" w:line="240" w:lineRule="auto"/>
         <w:jc w:val="both"/>
@@ -6548,13 +6400,13 @@
           <w:sz w:val="16"/>
           <w:szCs w:val="16"/>
           <w:lang w:eastAsia="es-PE"/>
-          <w14:ligatures w14:val="none"/>
+          <ns2:ligatures ns2:val="none"/>
         </w:rPr>
         <w:t>LSM/JCQ</w:t>
       </w:r>
     </w:p>
     <w:bookmarkEnd w:id="15"/>
-    <w:p>
+    <w:p ns2:paraId="68107EE2" ns2:textId="77777777">
       <w:pPr>
         <w:spacing w:line="240" w:lineRule="auto"/>
         <w:rPr>
@@ -6563,8 +6415,8 @@
       </w:pPr>
     </w:p>
     <w:sectPr>
-      <w:headerReference w:type="default" r:id="rId8"/>
-      <w:footerReference w:type="default" r:id="rId9"/>
+      <w:headerReference w:type="default" ns3:id="rId8"/>
+      <w:footerReference w:type="default" ns3:id="rId9"/>
       <w:pgSz w:w="11906" w:h="16838"/>
       <w:pgMar w:top="1417" w:right="1701" w:bottom="1417" w:left="1701" w:header="708" w:footer="708" w:gutter="0"/>
       <w:cols w:space="708"/>

--- a/plantillas_maestras/01_seguro_vehicular/materia_general_asegurativa/2_ddos_banco_y_aseguradora/varon/TPL_3411_2025_SEGURO_VEHICULAR_MATERIA_GENERAL_ASEGURATIVA_BANCO_VARON_R1.docx
+++ b/plantillas_maestras/01_seguro_vehicular/materia_general_asegurativa/2_ddos_banco_y_aseguradora/varon/TPL_3411_2025_SEGURO_VEHICULAR_MATERIA_GENERAL_ASEGURATIVA_BANCO_VARON_R1.docx
@@ -4832,7 +4832,7 @@
           <w:sz w:val="20"/>
           <w:szCs w:val="20"/>
         </w:rPr>
-        <w:t xml:space="preserve">correr traslado de la presente resolución a La Positiva Seguros y Reaseguros S.A. y Corredores de Seguros Falabella S.A.C para que, de conformidad con lo dispuesto por el artículo 26° de la Ley sobre Facultades, Normas y Organización del Indecopi, aprobado por Decreto Legislativo N° 8079, presenten sus descargos sobre la imputación de cargos realizada en un plazo no mayor a cinco (5) días hábiles contado a partir del día siguiente de la notificación de la presente resolución, vencido el cual, el Secretario Técnico declarará en rebeldía a los denunciados que no lo hubieran presentado. Debe precisarse que de conformidad con lo establecido por el artículo 223° del Texto Único Ordenado de la Ley N° 27444, Ley del Procedimiento Administrativo General, las alegaciones y los hechos relevantes de la reclamación, salvo que hayan sido específicamente negadas en la contestación, se tendrán por aceptadas o meritadas como ciertas.</w:t>
+        <w:t xml:space="preserve">correr traslado de la presente resolución a La Positiva Seguros y Reaseguros S.A. y Corredores de Seguros Falabella S.A.C. para que, de conformidad con lo dispuesto por el artículo 26 de la Ley sobre Facultades, Normas y Organización del Indecopi, aprobada por Decreto Legislativo 807, presenten sus descargos sobre la imputación de cargos realizada en un plazo no mayor a cinco (5) días hábiles contado a partir del día siguiente de la notificación de la presente resolución, vencido el cual, el Secretario Técnico declarará en rebeldía a los denunciados que no lo hubieran presentado. Debe precisarse que de conformidad con lo establecido por el artículo 223 del Texto Único Ordenado de la Ley 27444, Ley del Procedimiento Administrativo General, las alegaciones y los hechos relevantes de la reclamación, salvo que hayan sido específicamente negadas en la contestación, se tendrán por aceptadas o merituadas como ciertas.</w:t>
       </w:r>
     </w:p>
     <w:p ns2:paraId="2F1C55D7" ns2:textId="77777777">

--- a/plantillas_maestras/01_seguro_vehicular/materia_general_asegurativa/2_ddos_banco_y_aseguradora/varon/TPL_3411_2025_SEGURO_VEHICULAR_MATERIA_GENERAL_ASEGURATIVA_BANCO_VARON_R1.docx
+++ b/plantillas_maestras/01_seguro_vehicular/materia_general_asegurativa/2_ddos_banco_y_aseguradora/varon/TPL_3411_2025_SEGURO_VEHICULAR_MATERIA_GENERAL_ASEGURATIVA_BANCO_VARON_R1.docx
@@ -546,7 +546,7 @@
           <w:lang w:eastAsia="es-PE"/>
           <ns2:ligatures ns2:val="none"/>
         </w:rPr>
-        <w:t>6</w:t>
+        <w:t xml:space="preserve">6 de febrero de 2026</w:t>
       </w:r>
       <w:r>
         <w:rPr>
@@ -557,7 +557,7 @@
           <w:lang w:eastAsia="es-PE"/>
           <ns2:ligatures ns2:val="none"/>
         </w:rPr>
-        <w:t xml:space="preserve"> de </w:t>
+        <w:t xml:space="preserve"/>
       </w:r>
       <w:bookmarkStart w:id="1" w:name="_Hlk218508373"/>
       <w:r>
@@ -569,7 +569,7 @@
           <w:lang w:eastAsia="es-PE"/>
           <ns2:ligatures ns2:val="none"/>
         </w:rPr>
-        <w:t>febrero</w:t>
+        <w:t xml:space="preserve"/>
       </w:r>
       <w:r>
         <w:rPr>
@@ -580,7 +580,7 @@
           <w:lang w:eastAsia="es-PE"/>
           <ns2:ligatures ns2:val="none"/>
         </w:rPr>
-        <w:t xml:space="preserve"> de 2026</w:t>
+        <w:t xml:space="preserve"/>
       </w:r>
       <w:bookmarkEnd w:id="1"/>
     </w:p>
@@ -667,7 +667,7 @@
           <w:lang w:val="es-ES" w:eastAsia="es-ES"/>
           <ns2:ligatures ns2:val="none"/>
         </w:rPr>
-        <w:t xml:space="preserve">Mediante la denuncia del 5 de noviembre del 2025, subsanado mediante escrito del 24 de noviembre de 2025, el señor [APELLIDO] denunció a La Positiva y Corredores Falabella por presuntas infracciones a la Ley 29571, Código de Protección y Defensa del Consumidor (en adelante, Código), señalando lo siguiente:</w:t>
+        <w:t xml:space="preserve">Mediante la denuncia del 5 de noviembre de 2025, subsanado mediante escrito del 24 de noviembre de 2025, el señor [APELLIDO] denunció a La Positiva y Corredores Falabella por presuntas infracciones a la Ley 29571, Código de Protección y Defensa del Consumidor (en adelante, Código), señalando lo siguiente:</w:t>
       </w:r>
       <w:r>
         <w:rPr>
@@ -959,7 +959,7 @@
           <w:lang w:eastAsia="es-ES"/>
           <ns2:ligatures ns2:val="none"/>
         </w:rPr>
-        <w:t xml:space="preserve">El 23 de </w:t>
+        <w:t xml:space="preserve">El 23 de setiembre de 2023</w:t>
       </w:r>
       <w:r>
         <w:rPr>
@@ -969,7 +969,7 @@
           <w:lang w:eastAsia="es-ES"/>
           <ns2:ligatures ns2:val="none"/>
         </w:rPr>
-        <w:t>setiembre</w:t>
+        <w:t xml:space="preserve"/>
       </w:r>
       <w:r>
         <w:rPr>
@@ -979,7 +979,7 @@
           <w:lang w:eastAsia="es-ES"/>
           <ns2:ligatures ns2:val="none"/>
         </w:rPr>
-        <w:t xml:space="preserve"> de 2023, </w:t>
+        <w:t xml:space="preserve">, </w:t>
       </w:r>
       <w:r>
         <w:rPr>
@@ -1186,7 +1186,7 @@
           <w:lang w:eastAsia="es-ES"/>
           <ns2:ligatures ns2:val="none"/>
         </w:rPr>
-        <w:t xml:space="preserve">Con posterioridad al 23 de </w:t>
+        <w:t xml:space="preserve">Con posterioridad al 23 de setiembre de 2024</w:t>
       </w:r>
       <w:r>
         <w:rPr>
@@ -1196,7 +1196,7 @@
           <w:lang w:eastAsia="es-ES"/>
           <ns2:ligatures ns2:val="none"/>
         </w:rPr>
-        <w:t>setiembre</w:t>
+        <w:t xml:space="preserve"/>
       </w:r>
       <w:r>
         <w:rPr>
@@ -1206,7 +1206,7 @@
           <w:lang w:eastAsia="es-ES"/>
           <ns2:ligatures ns2:val="none"/>
         </w:rPr>
-        <w:t xml:space="preserve"> de 2024, </w:t>
+        <w:t xml:space="preserve">, </w:t>
       </w:r>
       <w:r>
         <w:rPr>
@@ -1652,7 +1652,7 @@
           <w:lang w:eastAsia="es-ES"/>
           <ns2:ligatures ns2:val="none"/>
         </w:rPr>
-        <w:t xml:space="preserve">El 4 de </w:t>
+        <w:t xml:space="preserve">El 4 de setiembre de 2025</w:t>
       </w:r>
       <w:r>
         <w:rPr>
@@ -1662,7 +1662,7 @@
           <w:lang w:eastAsia="es-ES"/>
           <ns2:ligatures ns2:val="none"/>
         </w:rPr>
-        <w:t>setiembre</w:t>
+        <w:t xml:space="preserve"/>
       </w:r>
       <w:r>
         <w:rPr>
@@ -1672,7 +1672,7 @@
           <w:lang w:eastAsia="es-ES"/>
           <ns2:ligatures ns2:val="none"/>
         </w:rPr>
-        <w:t xml:space="preserve"> de 2025, recibió respuesta escrita de </w:t>
+        <w:t xml:space="preserve">, recibió respuesta escrita de </w:t>
       </w:r>
       <w:r>
         <w:rPr>
@@ -1790,7 +1790,7 @@
           <w:lang w:eastAsia="es-ES"/>
           <ns2:ligatures ns2:val="none"/>
         </w:rPr>
-        <w:t xml:space="preserve">El 5 de </w:t>
+        <w:t xml:space="preserve">El 5 de setiembre de 2025</w:t>
       </w:r>
       <w:r>
         <w:rPr>
@@ -1800,7 +1800,7 @@
           <w:lang w:eastAsia="es-ES"/>
           <ns2:ligatures ns2:val="none"/>
         </w:rPr>
-        <w:t>setiembre</w:t>
+        <w:t xml:space="preserve"/>
       </w:r>
       <w:r>
         <w:rPr>
@@ -1810,7 +1810,7 @@
           <w:lang w:eastAsia="es-ES"/>
           <ns2:ligatures ns2:val="none"/>
         </w:rPr>
-        <w:t xml:space="preserve"> de 2025, se apersonó de manera presencial a las oficinas de </w:t>
+        <w:t xml:space="preserve">, se apersonó de manera presencial a las oficinas de </w:t>
       </w:r>
       <w:r>
         <w:rPr>
@@ -1914,7 +1914,7 @@
           <w:lang w:eastAsia="es-ES"/>
           <ns2:ligatures ns2:val="none"/>
         </w:rPr>
-        <w:t xml:space="preserve">El 27 de </w:t>
+        <w:t xml:space="preserve">El 27 de setiembre de 2025</w:t>
       </w:r>
       <w:r>
         <w:rPr>
@@ -1924,7 +1924,7 @@
           <w:lang w:eastAsia="es-ES"/>
           <ns2:ligatures ns2:val="none"/>
         </w:rPr>
-        <w:t>setiembre</w:t>
+        <w:t xml:space="preserve"/>
       </w:r>
       <w:r>
         <w:rPr>
@@ -1934,7 +1934,7 @@
           <w:lang w:eastAsia="es-ES"/>
           <ns2:ligatures ns2:val="none"/>
         </w:rPr>
-        <w:t xml:space="preserve"> de 2025, se apersonó de manera presencial a las oficinas de </w:t>
+        <w:t xml:space="preserve">, se apersonó de manera presencial a las oficinas de </w:t>
       </w:r>
       <w:r>
         <w:rPr>
@@ -2001,7 +2001,7 @@
           <w:lang w:eastAsia="es-ES"/>
           <ns2:ligatures ns2:val="none"/>
         </w:rPr>
-        <w:t xml:space="preserve">El 29 de </w:t>
+        <w:t xml:space="preserve">El 29 de setiembre de 2025</w:t>
       </w:r>
       <w:r>
         <w:rPr>
@@ -2011,7 +2011,7 @@
           <w:lang w:eastAsia="es-ES"/>
           <ns2:ligatures ns2:val="none"/>
         </w:rPr>
-        <w:t>setiembre</w:t>
+        <w:t xml:space="preserve"/>
       </w:r>
       <w:r>
         <w:rPr>
@@ -2021,7 +2021,7 @@
           <w:lang w:eastAsia="es-ES"/>
           <ns2:ligatures ns2:val="none"/>
         </w:rPr>
-        <w:t xml:space="preserve"> de 2025, </w:t>
+        <w:t xml:space="preserve">, </w:t>
       </w:r>
       <w:r>
         <w:rPr>
@@ -3713,7 +3713,7 @@
           <w:lang w:eastAsia="es-PE"/>
           <ns2:ligatures ns2:val="none"/>
         </w:rPr>
-        <w:t xml:space="preserve">PRIMERO: admitir a trámite la denuncia del 5 de noviembre del 2025, subsanado mediante escrito del 24 de noviembre de 2025, interpuesta por el señor [DENUNCIANTE] contra La Positiva Seguros y Reaseguros S.A. y Corredores de Seguros Falabella S.A.C., por lo siguiente:</w:t>
+        <w:t xml:space="preserve">PRIMERO: admitir a trámite la denuncia del 5 de noviembre de 2025, subsanado mediante escrito del 24 de noviembre de 2025, interpuesta por el señor [DENUNCIANTE] contra La Positiva Seguros y Reaseguros S.A. y Corredores de Seguros Falabella S.A.C., por lo siguiente:</w:t>
       </w:r>
       <w:r>
         <w:rPr>
@@ -4332,23 +4332,23 @@
           <w:kern w:val="0"/>
           <ns2:ligatures ns2:val="none"/>
         </w:rPr>
-        <w:t xml:space="preserve">, al señalar el 29 de </w:t>
-      </w:r>
-      <w:r>
-        <w:rPr>
-          <w:rFonts w:ascii="Arial Narrow" w:eastAsia="Arial Narrow" w:hAnsi="Arial Narrow" w:cs="Arial Narrow"/>
-          <w:kern w:val="0"/>
-          <ns2:ligatures ns2:val="none"/>
-        </w:rPr>
-        <w:t>setiembre</w:t>
-      </w:r>
-      <w:r>
-        <w:rPr>
-          <w:rFonts w:ascii="Arial Narrow" w:eastAsia="Arial Narrow" w:hAnsi="Arial Narrow" w:cs="Arial Narrow"/>
-          <w:kern w:val="0"/>
-          <ns2:ligatures ns2:val="none"/>
-        </w:rPr>
-        <w:t xml:space="preserve"> de 2025 que el seguro ofrecido por Corredores Falabella S.A. era válido, pese a haber indicado previamente que no existía cobertura para vehículos destinados al servicio de taxi</w:t>
+        <w:t xml:space="preserve">, al señalar el 29 de setiembre de 2025</w:t>
+      </w:r>
+      <w:r>
+        <w:rPr>
+          <w:rFonts w:ascii="Arial Narrow" w:eastAsia="Arial Narrow" w:hAnsi="Arial Narrow" w:cs="Arial Narrow"/>
+          <w:kern w:val="0"/>
+          <ns2:ligatures ns2:val="none"/>
+        </w:rPr>
+        <w:t xml:space="preserve"/>
+      </w:r>
+      <w:r>
+        <w:rPr>
+          <w:rFonts w:ascii="Arial Narrow" w:eastAsia="Arial Narrow" w:hAnsi="Arial Narrow" w:cs="Arial Narrow"/>
+          <w:kern w:val="0"/>
+          <ns2:ligatures ns2:val="none"/>
+        </w:rPr>
+        <w:t xml:space="preserve"> que el seguro ofrecido por Corredores Falabella S.A. era válido, pese a haber indicado previamente que no existía cobertura para vehículos destinados al servicio de taxi</w:t>
       </w:r>
       <w:r>
         <w:rPr>
@@ -4420,7 +4420,7 @@
           <w:lang w:val="es-ES" w:eastAsia="es-ES"/>
           <ns2:ligatures ns2:val="none"/>
         </w:rPr>
-        <w:t>5 de noviembre del 2025, subsanado mediante escrito del 24 de noviembre de 2025</w:t>
+        <w:t xml:space="preserve">5 de noviembre de 2025, subsanado mediante escrito del 24 de noviembre de 2025</w:t>
       </w:r>
       <w:r>
         <w:rPr>
@@ -5300,7 +5300,7 @@
           <w:lang w:eastAsia="es-ES"/>
           <ns2:ligatures ns2:val="none"/>
         </w:rPr>
-        <w:t xml:space="preserve">23 de </w:t>
+        <w:t xml:space="preserve">23 de setiembre de 2023</w:t>
       </w:r>
       <w:r>
         <w:rPr>
@@ -5310,7 +5310,7 @@
           <w:lang w:eastAsia="es-ES"/>
           <ns2:ligatures ns2:val="none"/>
         </w:rPr>
-        <w:t>setiembre</w:t>
+        <w:t xml:space="preserve"/>
       </w:r>
       <w:r>
         <w:rPr>
@@ -5320,7 +5320,7 @@
           <w:lang w:eastAsia="es-ES"/>
           <ns2:ligatures ns2:val="none"/>
         </w:rPr>
-        <w:t xml:space="preserve"> de 2023,</w:t>
+        <w:t xml:space="preserve">,</w:t>
       </w:r>
       <w:r>
         <w:rPr>
@@ -6723,7 +6723,7 @@
           <w:sz w:val="14"/>
           <w:szCs w:val="14"/>
         </w:rPr>
-        <w:t>el 2 de setiembre del 2010 en el Diario Oficial El Peruano, vigente desde el 2 de octubre del 2010 y modificado por Decreto Legislativo 1308.</w:t>
+        <w:t xml:space="preserve">el 2 de setiembre de 2010 en el Diario Oficial El Peruano, vigente desde el 2 de octubre de 2010 y modificado por Decreto Legislativo 1308.</w:t>
       </w:r>
     </w:p>
     <w:p>

--- a/plantillas_maestras/01_seguro_vehicular/materia_general_asegurativa/2_ddos_banco_y_aseguradora/varon/TPL_3411_2025_SEGURO_VEHICULAR_MATERIA_GENERAL_ASEGURATIVA_BANCO_VARON_R1.docx
+++ b/plantillas_maestras/01_seguro_vehicular/materia_general_asegurativa/2_ddos_banco_y_aseguradora/varon/TPL_3411_2025_SEGURO_VEHICULAR_MATERIA_GENERAL_ASEGURATIVA_BANCO_VARON_R1.docx
@@ -1,8 +1,8 @@
 
 <file path=word/document.xml><?xml version="1.0" encoding="utf-8"?>
-<w:document xmlns:ns1="http://schemas.openxmlformats.org/markup-compatibility/2006" xmlns:ns2="http://schemas.microsoft.com/office/word/2010/wordml" xmlns:ns3="http://schemas.openxmlformats.org/officeDocument/2006/relationships" xmlns:w="http://schemas.openxmlformats.org/wordprocessingml/2006/main" ns1:Ignorable="w14 w15 w16se w16cid w16 w16cex w16sdtdh w16sdtfl w16du wp14">
+<w:document xmlns:mc="http://schemas.openxmlformats.org/markup-compatibility/2006" xmlns:r="http://schemas.openxmlformats.org/officeDocument/2006/relationships" xmlns:w="http://schemas.openxmlformats.org/wordprocessingml/2006/main" xmlns:w14="http://schemas.microsoft.com/office/word/2010/wordml" xmlns:w15="http://schemas.microsoft.com/office/word/2012/wordml" xmlns:w16="http://schemas.microsoft.com/office/word/2018/wordml" xmlns:w16cex="http://schemas.microsoft.com/office/word/2018/wordml/cex" xmlns:w16cid="http://schemas.microsoft.com/office/word/2016/wordml/cid" xmlns:w16du="http://schemas.microsoft.com/office/word/2023/wordml/word16du" xmlns:w16sdtdh="http://schemas.microsoft.com/office/word/2020/wordml/sdtdatahash" xmlns:w16se="http://schemas.microsoft.com/office/word/2015/wordml/symex" xmlns:wp14="http://schemas.microsoft.com/office/word/2010/wordprocessingDrawing" mc:Ignorable="w14 w15 w16se w16cid w16 w16cex w16sdtdh w16du wp14">
   <w:body>
-    <w:p ns2:paraId="4D92E425" ns2:textId="36F75AF8">
+    <w:p>
       <w:pPr>
         <w:tabs>
           <w:tab w:val="left" w:pos="1701"/>
@@ -14,7 +14,7 @@
           <w:color w:val="000000"/>
           <w:kern w:val="0"/>
           <w:lang w:eastAsia="es-PE"/>
-          <ns2:ligatures ns2:val="none"/>
+          <w14:ligatures w14:val="none"/>
         </w:rPr>
       </w:pPr>
       <w:bookmarkStart w:id="0" w:name="_Hlk80343540"/>
@@ -25,7 +25,7 @@
           <w:color w:val="000000"/>
           <w:kern w:val="0"/>
           <w:lang w:eastAsia="es-PE"/>
-          <ns2:ligatures ns2:val="none"/>
+          <w14:ligatures w14:val="none"/>
         </w:rPr>
         <w:t>EX</w:t>
       </w:r>
@@ -36,7 +36,7 @@
           <w:color w:val="000000"/>
           <w:kern w:val="0"/>
           <w:lang w:eastAsia="es-PE"/>
-          <ns2:ligatures ns2:val="none"/>
+          <w14:ligatures w14:val="none"/>
         </w:rPr>
         <w:t xml:space="preserve">PEDIENTE </w:t>
       </w:r>
@@ -47,7 +47,7 @@
           <w:color w:val="000000"/>
           <w:kern w:val="0"/>
           <w:lang w:eastAsia="es-PE"/>
-          <ns2:ligatures ns2:val="none"/>
+          <w14:ligatures w14:val="none"/>
         </w:rPr>
         <w:tab/>
         <w:t>:</w:t>
@@ -59,7 +59,7 @@
           <w:color w:val="000000"/>
           <w:kern w:val="0"/>
           <w:lang w:eastAsia="es-PE"/>
-          <ns2:ligatures ns2:val="none"/>
+          <w14:ligatures w14:val="none"/>
         </w:rPr>
         <w:tab/>
       </w:r>
@@ -72,12 +72,12 @@
           <w:kern w:val="0"/>
           <w:shd w:val="clear" w:color="auto" w:fill="FFFFFF"/>
           <w:lang w:eastAsia="es-PE"/>
-          <ns2:ligatures ns2:val="none"/>
+          <w14:ligatures w14:val="none"/>
         </w:rPr>
         <w:t>3411-2025/CC1</w:t>
       </w:r>
     </w:p>
-    <w:p ns2:paraId="174737B6" ns2:textId="27E4F297">
+    <w:p>
       <w:pPr>
         <w:tabs>
           <w:tab w:val="left" w:pos="1701"/>
@@ -92,89 +92,26 @@
           <w:color w:val="000000"/>
           <w:kern w:val="0"/>
           <w:lang w:eastAsia="es-PE"/>
-          <ns2:ligatures ns2:val="none"/>
-        </w:rPr>
-      </w:pPr>
-      <w:r>
-        <w:rPr>
-          <w:rFonts w:ascii="Arial Narrow" w:eastAsia="Arial Narrow" w:hAnsi="Arial Narrow" w:cs="Arial Narrow"/>
-          <w:b/>
-          <w:color w:val="000000"/>
-          <w:kern w:val="0"/>
-          <w:lang w:eastAsia="es-PE"/>
-          <ns2:ligatures ns2:val="none"/>
-        </w:rPr>
-        <w:t xml:space="preserve">DENUNCIANTE:[DENUNCIANTE] (SEÑOR [APELLIDO])</w:t>
-      </w:r>
-      <w:r>
-        <w:rPr>
-          <w:rFonts w:ascii="Arial Narrow" w:eastAsia="Arial Narrow" w:hAnsi="Arial Narrow" w:cs="Arial Narrow"/>
-          <w:b/>
-          <w:color w:val="000000"/>
-          <w:kern w:val="0"/>
-          <w:lang w:eastAsia="es-PE"/>
-          <ns2:ligatures ns2:val="none"/>
-        </w:rPr>
+          <w14:ligatures w14:val="none"/>
+        </w:rPr>
+      </w:pPr>
+      <w:r>
+        <w:rPr>
+          <w:rFonts w:ascii="Arial Narrow" w:eastAsia="Arial Narrow" w:hAnsi="Arial Narrow" w:cs="Arial Narrow"/>
+          <w:b/>
+          <w:color w:val="000000"/>
+          <w:kern w:val="0"/>
+          <w:lang w:eastAsia="es-PE"/>
+          <w14:ligatures w14:val="none"/>
+        </w:rPr>
+        <w:t>DENUNCIANTE</w:t>
         <w:tab/>
-        <w:t/>
-      </w:r>
-      <w:r>
-        <w:rPr>
-          <w:rFonts w:ascii="Arial Narrow" w:eastAsia="Arial Narrow" w:hAnsi="Arial Narrow" w:cs="Arial Narrow"/>
-          <w:b/>
-          <w:color w:val="000000"/>
-          <w:kern w:val="0"/>
-          <w:lang w:eastAsia="es-PE"/>
-          <ns2:ligatures ns2:val="none"/>
-        </w:rPr>
+        <w:t>:</w:t>
         <w:tab/>
-      </w:r>
-      <w:r>
-        <w:rPr>
-          <w:rFonts w:ascii="Arial Narrow" w:eastAsia="Arial Narrow" w:hAnsi="Arial Narrow" w:cs="Arial Narrow"/>
-          <w:b/>
-          <w:color w:val="000000"/>
-          <w:kern w:val="0"/>
-          <w:lang w:eastAsia="es-PE"/>
-          <ns2:ligatures ns2:val="none"/>
-        </w:rPr>
-        <w:t xml:space="preserve"/>
-      </w:r>
-      <w:r>
-        <w:rPr>
-          <w:rFonts w:ascii="Arial Narrow" w:eastAsia="Arial Narrow" w:hAnsi="Arial Narrow" w:cs="Arial Narrow"/>
-          <w:b/>
-          <w:color w:val="000000"/>
-          <w:kern w:val="0"/>
-          <w:lang w:eastAsia="es-PE"/>
-          <ns2:ligatures ns2:val="none"/>
-        </w:rPr>
-        <w:t xml:space="preserve"/>
-      </w:r>
-      <w:r>
-        <w:rPr>
-          <w:rFonts w:ascii="Arial Narrow" w:eastAsia="Arial Narrow" w:hAnsi="Arial Narrow" w:cs="Arial Narrow"/>
-          <w:b/>
-          <w:color w:val="000000"/>
-          <w:kern w:val="0"/>
-          <w:lang w:eastAsia="es-PE"/>
-          <ns2:ligatures ns2:val="none"/>
-        </w:rPr>
-        <w:t/>
-      </w:r>
-      <w:r>
-        <w:rPr>
-          <w:rFonts w:ascii="Arial Narrow" w:eastAsia="Arial Narrow" w:hAnsi="Arial Narrow" w:cs="Arial Narrow"/>
-          <w:b/>
-          <w:color w:val="000000"/>
-          <w:kern w:val="0"/>
-          <w:lang w:eastAsia="es-PE"/>
-          <ns2:ligatures ns2:val="none"/>
-        </w:rPr>
-        <w:t/>
-      </w:r>
-    </w:p>
-    <w:p ns2:paraId="223101EF" ns2:textId="1D377251">
+        <w:t xml:space="preserve">[DENUNCIANTE] (SEÑOR [APELLIDO])</w:t>
+      </w:r>
+    </w:p>
+    <w:p>
       <w:pPr>
         <w:tabs>
           <w:tab w:val="left" w:pos="1701"/>
@@ -189,17 +126,17 @@
           <w:color w:val="000000"/>
           <w:kern w:val="0"/>
           <w:lang w:eastAsia="es-PE"/>
-          <ns2:ligatures ns2:val="none"/>
-        </w:rPr>
-      </w:pPr>
-      <w:r>
-        <w:rPr>
-          <w:rFonts w:ascii="Arial Narrow" w:eastAsia="Arial Narrow" w:hAnsi="Arial Narrow" w:cs="Arial Narrow"/>
-          <w:b/>
-          <w:color w:val="000000"/>
-          <w:kern w:val="0"/>
-          <w:lang w:eastAsia="es-PE"/>
-          <ns2:ligatures ns2:val="none"/>
+          <w14:ligatures w14:val="none"/>
+        </w:rPr>
+      </w:pPr>
+      <w:r>
+        <w:rPr>
+          <w:rFonts w:ascii="Arial Narrow" w:eastAsia="Arial Narrow" w:hAnsi="Arial Narrow" w:cs="Arial Narrow"/>
+          <w:b/>
+          <w:color w:val="000000"/>
+          <w:kern w:val="0"/>
+          <w:lang w:eastAsia="es-PE"/>
+          <w14:ligatures w14:val="none"/>
         </w:rPr>
         <w:t>DENUNCIADOS</w:t>
       </w:r>
@@ -210,7 +147,7 @@
           <w:color w:val="000000"/>
           <w:kern w:val="0"/>
           <w:lang w:eastAsia="es-PE"/>
-          <ns2:ligatures ns2:val="none"/>
+          <w14:ligatures w14:val="none"/>
         </w:rPr>
         <w:tab/>
         <w:t>:</w:t>
@@ -222,7 +159,7 @@
           <w:color w:val="000000"/>
           <w:kern w:val="0"/>
           <w:lang w:eastAsia="es-PE"/>
-          <ns2:ligatures ns2:val="none"/>
+          <w14:ligatures w14:val="none"/>
         </w:rPr>
         <w:tab/>
       </w:r>
@@ -233,7 +170,7 @@
           <w:color w:val="000000"/>
           <w:kern w:val="0"/>
           <w:lang w:eastAsia="es-PE"/>
-          <ns2:ligatures ns2:val="none"/>
+          <w14:ligatures w14:val="none"/>
         </w:rPr>
         <w:t xml:space="preserve">LA POSITIVA SEGUROS Y REASEGUROS S.A. </w:t>
       </w:r>
@@ -244,7 +181,7 @@
           <w:color w:val="000000"/>
           <w:kern w:val="0"/>
           <w:lang w:eastAsia="es-PE"/>
-          <ns2:ligatures ns2:val="none"/>
+          <w14:ligatures w14:val="none"/>
         </w:rPr>
         <w:t>(</w:t>
       </w:r>
@@ -255,7 +192,7 @@
           <w:color w:val="000000"/>
           <w:kern w:val="0"/>
           <w:lang w:eastAsia="es-PE"/>
-          <ns2:ligatures ns2:val="none"/>
+          <w14:ligatures w14:val="none"/>
         </w:rPr>
         <w:t>LA POSITIVA</w:t>
       </w:r>
@@ -266,12 +203,12 @@
           <w:color w:val="000000"/>
           <w:kern w:val="0"/>
           <w:lang w:eastAsia="es-PE"/>
-          <ns2:ligatures ns2:val="none"/>
+          <w14:ligatures w14:val="none"/>
         </w:rPr>
         <w:t xml:space="preserve">) </w:t>
       </w:r>
     </w:p>
-    <w:p ns2:paraId="4D23E5DF" ns2:textId="568DE867">
+    <w:p>
       <w:pPr>
         <w:tabs>
           <w:tab w:val="left" w:pos="1701"/>
@@ -286,17 +223,17 @@
           <w:color w:val="000000"/>
           <w:kern w:val="0"/>
           <w:lang w:eastAsia="es-PE"/>
-          <ns2:ligatures ns2:val="none"/>
-        </w:rPr>
-      </w:pPr>
-      <w:r>
-        <w:rPr>
-          <w:rFonts w:ascii="Arial Narrow" w:eastAsia="Arial Narrow" w:hAnsi="Arial Narrow" w:cs="Arial Narrow"/>
-          <w:b/>
-          <w:color w:val="000000"/>
-          <w:kern w:val="0"/>
-          <w:lang w:eastAsia="es-PE"/>
-          <ns2:ligatures ns2:val="none"/>
+          <w14:ligatures w14:val="none"/>
+        </w:rPr>
+      </w:pPr>
+      <w:r>
+        <w:rPr>
+          <w:rFonts w:ascii="Arial Narrow" w:eastAsia="Arial Narrow" w:hAnsi="Arial Narrow" w:cs="Arial Narrow"/>
+          <w:b/>
+          <w:color w:val="000000"/>
+          <w:kern w:val="0"/>
+          <w:lang w:eastAsia="es-PE"/>
+          <w14:ligatures w14:val="none"/>
         </w:rPr>
         <w:tab/>
       </w:r>
@@ -307,7 +244,7 @@
           <w:color w:val="000000"/>
           <w:kern w:val="0"/>
           <w:lang w:eastAsia="es-PE"/>
-          <ns2:ligatures ns2:val="none"/>
+          <w14:ligatures w14:val="none"/>
         </w:rPr>
         <w:tab/>
       </w:r>
@@ -318,7 +255,7 @@
           <w:color w:val="000000"/>
           <w:kern w:val="0"/>
           <w:lang w:eastAsia="es-PE"/>
-          <ns2:ligatures ns2:val="none"/>
+          <w14:ligatures w14:val="none"/>
         </w:rPr>
         <w:t xml:space="preserve">CORREDORES DE SEGUROS FALABELLA S.A.C. </w:t>
       </w:r>
@@ -329,7 +266,7 @@
           <w:color w:val="000000"/>
           <w:kern w:val="0"/>
           <w:lang w:eastAsia="es-PE"/>
-          <ns2:ligatures ns2:val="none"/>
+          <w14:ligatures w14:val="none"/>
         </w:rPr>
         <w:t>(</w:t>
       </w:r>
@@ -340,7 +277,7 @@
           <w:color w:val="000000"/>
           <w:kern w:val="0"/>
           <w:lang w:eastAsia="es-PE"/>
-          <ns2:ligatures ns2:val="none"/>
+          <w14:ligatures w14:val="none"/>
         </w:rPr>
         <w:t>CORREDORES FALABELLA</w:t>
       </w:r>
@@ -351,12 +288,12 @@
           <w:color w:val="000000"/>
           <w:kern w:val="0"/>
           <w:lang w:eastAsia="es-PE"/>
-          <ns2:ligatures ns2:val="none"/>
+          <w14:ligatures w14:val="none"/>
         </w:rPr>
         <w:t>)</w:t>
       </w:r>
     </w:p>
-    <w:p ns2:paraId="753670C1" ns2:textId="77777777">
+    <w:p>
       <w:pPr>
         <w:tabs>
           <w:tab w:val="left" w:pos="1701"/>
@@ -371,17 +308,17 @@
           <w:color w:val="000000"/>
           <w:kern w:val="0"/>
           <w:lang w:eastAsia="es-PE"/>
-          <ns2:ligatures ns2:val="none"/>
-        </w:rPr>
-      </w:pPr>
-      <w:r>
-        <w:rPr>
-          <w:rFonts w:ascii="Arial Narrow" w:eastAsia="Arial Narrow" w:hAnsi="Arial Narrow" w:cs="Arial Narrow"/>
-          <w:b/>
-          <w:color w:val="000000"/>
-          <w:kern w:val="0"/>
-          <w:lang w:eastAsia="es-PE"/>
-          <ns2:ligatures ns2:val="none"/>
+          <w14:ligatures w14:val="none"/>
+        </w:rPr>
+      </w:pPr>
+      <w:r>
+        <w:rPr>
+          <w:rFonts w:ascii="Arial Narrow" w:eastAsia="Arial Narrow" w:hAnsi="Arial Narrow" w:cs="Arial Narrow"/>
+          <w:b/>
+          <w:color w:val="000000"/>
+          <w:kern w:val="0"/>
+          <w:lang w:eastAsia="es-PE"/>
+          <w14:ligatures w14:val="none"/>
         </w:rPr>
         <w:t>MATERIAS</w:t>
       </w:r>
@@ -392,7 +329,7 @@
           <w:color w:val="000000"/>
           <w:kern w:val="0"/>
           <w:lang w:eastAsia="es-PE"/>
-          <ns2:ligatures ns2:val="none"/>
+          <w14:ligatures w14:val="none"/>
         </w:rPr>
         <w:tab/>
         <w:t xml:space="preserve">: </w:t>
@@ -404,13 +341,13 @@
           <w:color w:val="000000"/>
           <w:kern w:val="0"/>
           <w:lang w:eastAsia="es-PE"/>
-          <ns2:ligatures ns2:val="none"/>
+          <w14:ligatures w14:val="none"/>
         </w:rPr>
         <w:tab/>
         <w:t>ADMISIÓN A TRÁMITE</w:t>
       </w:r>
     </w:p>
-    <w:p ns2:paraId="449086A9" ns2:textId="77777777">
+    <w:p>
       <w:pPr>
         <w:tabs>
           <w:tab w:val="left" w:pos="1701"/>
@@ -425,22 +362,22 @@
           <w:color w:val="000000"/>
           <w:kern w:val="0"/>
           <w:lang w:eastAsia="es-PE"/>
-          <ns2:ligatures ns2:val="none"/>
-        </w:rPr>
-      </w:pPr>
-      <w:r>
-        <w:rPr>
-          <w:rFonts w:ascii="Arial Narrow" w:eastAsia="Arial Narrow" w:hAnsi="Arial Narrow" w:cs="Arial Narrow"/>
-          <w:b/>
-          <w:color w:val="000000"/>
-          <w:kern w:val="0"/>
-          <w:lang w:eastAsia="es-PE"/>
-          <ns2:ligatures ns2:val="none"/>
+          <w14:ligatures w14:val="none"/>
+        </w:rPr>
+      </w:pPr>
+      <w:r>
+        <w:rPr>
+          <w:rFonts w:ascii="Arial Narrow" w:eastAsia="Arial Narrow" w:hAnsi="Arial Narrow" w:cs="Arial Narrow"/>
+          <w:b/>
+          <w:color w:val="000000"/>
+          <w:kern w:val="0"/>
+          <w:lang w:eastAsia="es-PE"/>
+          <w14:ligatures w14:val="none"/>
         </w:rPr>
         <w:t xml:space="preserve">REQUERIMIENTO DE INFORMACIÓN </w:t>
       </w:r>
     </w:p>
-    <w:p ns2:paraId="778AE69F" ns2:textId="77777777">
+    <w:p>
       <w:pPr>
         <w:tabs>
           <w:tab w:val="left" w:pos="1701"/>
@@ -454,17 +391,17 @@
           <w:color w:val="000000"/>
           <w:kern w:val="0"/>
           <w:lang w:eastAsia="es-PE"/>
-          <ns2:ligatures ns2:val="none"/>
-        </w:rPr>
-      </w:pPr>
-      <w:r>
-        <w:rPr>
-          <w:rFonts w:ascii="Arial Narrow" w:eastAsia="Arial Narrow" w:hAnsi="Arial Narrow" w:cs="Arial Narrow"/>
-          <w:b/>
-          <w:color w:val="000000"/>
-          <w:kern w:val="0"/>
-          <w:lang w:eastAsia="es-PE"/>
-          <ns2:ligatures ns2:val="none"/>
+          <w14:ligatures w14:val="none"/>
+        </w:rPr>
+      </w:pPr>
+      <w:r>
+        <w:rPr>
+          <w:rFonts w:ascii="Arial Narrow" w:eastAsia="Arial Narrow" w:hAnsi="Arial Narrow" w:cs="Arial Narrow"/>
+          <w:b/>
+          <w:color w:val="000000"/>
+          <w:kern w:val="0"/>
+          <w:lang w:eastAsia="es-PE"/>
+          <w14:ligatures w14:val="none"/>
         </w:rPr>
         <w:t xml:space="preserve">RESOLUCIÓN </w:t>
       </w:r>
@@ -475,7 +412,7 @@
           <w:color w:val="000000"/>
           <w:kern w:val="0"/>
           <w:lang w:eastAsia="es-PE"/>
-          <ns2:ligatures ns2:val="none"/>
+          <w14:ligatures w14:val="none"/>
         </w:rPr>
         <w:tab/>
         <w:t>:</w:t>
@@ -487,13 +424,13 @@
           <w:color w:val="000000"/>
           <w:kern w:val="0"/>
           <w:lang w:eastAsia="es-PE"/>
-          <ns2:ligatures ns2:val="none"/>
+          <w14:ligatures w14:val="none"/>
         </w:rPr>
         <w:tab/>
         <w:t>1</w:t>
       </w:r>
     </w:p>
-    <w:p ns2:paraId="26BE4AD0" ns2:textId="77777777">
+    <w:p>
       <w:pPr>
         <w:tabs>
           <w:tab w:val="left" w:pos="1014"/>
@@ -506,11 +443,11 @@
           <w:kern w:val="0"/>
           <w:shd w:val="clear" w:color="auto" w:fill="FFFFFF"/>
           <w:lang w:eastAsia="es-PE"/>
-          <ns2:ligatures ns2:val="none"/>
-        </w:rPr>
-      </w:pPr>
-    </w:p>
-    <w:p ns2:paraId="6D48DA83" ns2:textId="707F28B2">
+          <w14:ligatures w14:val="none"/>
+        </w:rPr>
+      </w:pPr>
+    </w:p>
+    <w:p>
       <w:pPr>
         <w:tabs>
           <w:tab w:val="left" w:pos="1014"/>
@@ -523,7 +460,7 @@
           <w:kern w:val="0"/>
           <w:shd w:val="clear" w:color="auto" w:fill="FFFFFF"/>
           <w:lang w:eastAsia="es-PE"/>
-          <ns2:ligatures ns2:val="none"/>
+          <w14:ligatures w14:val="none"/>
         </w:rPr>
       </w:pPr>
       <w:r>
@@ -533,7 +470,7 @@
           <w:kern w:val="0"/>
           <w:shd w:val="clear" w:color="auto" w:fill="FFFFFF"/>
           <w:lang w:eastAsia="es-PE"/>
-          <ns2:ligatures ns2:val="none"/>
+          <w14:ligatures w14:val="none"/>
         </w:rPr>
         <w:t xml:space="preserve">Lima, </w:t>
       </w:r>
@@ -544,7 +481,7 @@
           <w:kern w:val="0"/>
           <w:shd w:val="clear" w:color="auto" w:fill="FFFFFF"/>
           <w:lang w:eastAsia="es-PE"/>
-          <ns2:ligatures ns2:val="none"/>
+          <w14:ligatures w14:val="none"/>
         </w:rPr>
         <w:t xml:space="preserve">6 de febrero de 2026</w:t>
       </w:r>
@@ -555,7 +492,7 @@
           <w:kern w:val="0"/>
           <w:shd w:val="clear" w:color="auto" w:fill="FFFFFF"/>
           <w:lang w:eastAsia="es-PE"/>
-          <ns2:ligatures ns2:val="none"/>
+          <w14:ligatures w14:val="none"/>
         </w:rPr>
         <w:t xml:space="preserve"/>
       </w:r>
@@ -567,7 +504,7 @@
           <w:kern w:val="0"/>
           <w:shd w:val="clear" w:color="auto" w:fill="FFFFFF"/>
           <w:lang w:eastAsia="es-PE"/>
-          <ns2:ligatures ns2:val="none"/>
+          <w14:ligatures w14:val="none"/>
         </w:rPr>
         <w:t xml:space="preserve"/>
       </w:r>
@@ -578,13 +515,13 @@
           <w:kern w:val="0"/>
           <w:shd w:val="clear" w:color="auto" w:fill="FFFFFF"/>
           <w:lang w:eastAsia="es-PE"/>
-          <ns2:ligatures ns2:val="none"/>
+          <w14:ligatures w14:val="none"/>
         </w:rPr>
         <w:t xml:space="preserve"/>
       </w:r>
       <w:bookmarkEnd w:id="1"/>
     </w:p>
-    <w:p ns2:paraId="1EF3C256" ns2:textId="77777777">
+    <w:p>
       <w:pPr>
         <w:tabs>
           <w:tab w:val="left" w:pos="1014"/>
@@ -596,11 +533,11 @@
           <w:color w:val="000000"/>
           <w:kern w:val="0"/>
           <w:lang w:eastAsia="es-PE"/>
-          <ns2:ligatures ns2:val="none"/>
-        </w:rPr>
-      </w:pPr>
-    </w:p>
-    <w:p ns2:paraId="087322B4" ns2:textId="77777777">
+          <w14:ligatures w14:val="none"/>
+        </w:rPr>
+      </w:pPr>
+    </w:p>
+    <w:p>
       <w:pPr>
         <w:numPr>
           <w:ilvl w:val="0"/>
@@ -614,22 +551,22 @@
           <w:color w:val="000000"/>
           <w:kern w:val="0"/>
           <w:lang w:eastAsia="es-PE"/>
-          <ns2:ligatures ns2:val="none"/>
-        </w:rPr>
-      </w:pPr>
-      <w:r>
-        <w:rPr>
-          <w:rFonts w:ascii="Arial Narrow" w:eastAsia="Arial Narrow" w:hAnsi="Arial Narrow" w:cs="Arial Narrow"/>
-          <w:b/>
-          <w:color w:val="000000"/>
-          <w:kern w:val="0"/>
-          <w:lang w:eastAsia="es-PE"/>
-          <ns2:ligatures ns2:val="none"/>
+          <w14:ligatures w14:val="none"/>
+        </w:rPr>
+      </w:pPr>
+      <w:r>
+        <w:rPr>
+          <w:rFonts w:ascii="Arial Narrow" w:eastAsia="Arial Narrow" w:hAnsi="Arial Narrow" w:cs="Arial Narrow"/>
+          <w:b/>
+          <w:color w:val="000000"/>
+          <w:kern w:val="0"/>
+          <w:lang w:eastAsia="es-PE"/>
+          <w14:ligatures w14:val="none"/>
         </w:rPr>
         <w:t xml:space="preserve">HECHOS </w:t>
       </w:r>
     </w:p>
-    <w:p ns2:paraId="4407157A" ns2:textId="77777777">
+    <w:p>
       <w:pPr>
         <w:spacing w:after="0" w:line="240" w:lineRule="auto"/>
         <w:jc w:val="both"/>
@@ -638,11 +575,11 @@
           <w:color w:val="000000"/>
           <w:kern w:val="0"/>
           <w:lang w:eastAsia="es-PE"/>
-          <ns2:ligatures ns2:val="none"/>
-        </w:rPr>
-      </w:pPr>
-    </w:p>
-    <w:p ns2:paraId="5ECFCB1A" ns2:textId="78751A93">
+          <w14:ligatures w14:val="none"/>
+        </w:rPr>
+      </w:pPr>
+    </w:p>
+    <w:p>
       <w:pPr>
         <w:numPr>
           <w:ilvl w:val="1"/>
@@ -656,16 +593,16 @@
           <w:color w:val="000000"/>
           <w:kern w:val="0"/>
           <w:lang w:val="es-ES" w:eastAsia="es-ES"/>
-          <ns2:ligatures ns2:val="none"/>
-        </w:rPr>
-      </w:pPr>
-      <w:r>
-        <w:rPr>
-          <w:rFonts w:ascii="Arial Narrow" w:eastAsia="Times New Roman" w:hAnsi="Arial Narrow" w:cs="Arial"/>
-          <w:color w:val="000000"/>
-          <w:kern w:val="0"/>
-          <w:lang w:val="es-ES" w:eastAsia="es-ES"/>
-          <ns2:ligatures ns2:val="none"/>
+          <w14:ligatures w14:val="none"/>
+        </w:rPr>
+      </w:pPr>
+      <w:r>
+        <w:rPr>
+          <w:rFonts w:ascii="Arial Narrow" w:eastAsia="Times New Roman" w:hAnsi="Arial Narrow" w:cs="Arial"/>
+          <w:color w:val="000000"/>
+          <w:kern w:val="0"/>
+          <w:lang w:val="es-ES" w:eastAsia="es-ES"/>
+          <w14:ligatures w14:val="none"/>
         </w:rPr>
         <w:t xml:space="preserve">Mediante la denuncia del 5 de noviembre de 2025, subsanado mediante escrito del 24 de noviembre de 2025, el señor [APELLIDO] denunció a La Positiva y Corredores Falabella por presuntas infracciones a la Ley 29571, Código de Protección y Defensa del Consumidor (en adelante, Código), señalando lo siguiente:</w:t>
       </w:r>
@@ -675,7 +612,7 @@
           <w:color w:val="000000"/>
           <w:kern w:val="0"/>
           <w:lang w:val="es-ES" w:eastAsia="es-ES"/>
-          <ns2:ligatures ns2:val="none"/>
+          <w14:ligatures w14:val="none"/>
         </w:rPr>
         <w:t xml:space="preserve"/>
       </w:r>
@@ -685,7 +622,7 @@
           <w:color w:val="000000"/>
           <w:kern w:val="0"/>
           <w:lang w:val="es-ES" w:eastAsia="es-ES"/>
-          <ns2:ligatures ns2:val="none"/>
+          <w14:ligatures w14:val="none"/>
         </w:rPr>
         <w:t/>
       </w:r>
@@ -695,7 +632,7 @@
           <w:color w:val="000000"/>
           <w:kern w:val="0"/>
           <w:lang w:val="es-ES" w:eastAsia="es-ES"/>
-          <ns2:ligatures ns2:val="none"/>
+          <w14:ligatures w14:val="none"/>
         </w:rPr>
         <w:t xml:space="preserve"/>
       </w:r>
@@ -705,7 +642,7 @@
           <w:color w:val="000000"/>
           <w:kern w:val="0"/>
           <w:lang w:val="es-ES" w:eastAsia="es-ES"/>
-          <ns2:ligatures ns2:val="none"/>
+          <w14:ligatures w14:val="none"/>
         </w:rPr>
         <w:t/>
       </w:r>
@@ -715,7 +652,7 @@
           <w:color w:val="000000"/>
           <w:kern w:val="0"/>
           <w:lang w:val="es-ES" w:eastAsia="es-ES"/>
-          <ns2:ligatures ns2:val="none"/>
+          <w14:ligatures w14:val="none"/>
         </w:rPr>
         <w:t xml:space="preserve"/>
       </w:r>
@@ -725,7 +662,7 @@
           <w:color w:val="000000"/>
           <w:kern w:val="0"/>
           <w:lang w:val="es-ES" w:eastAsia="es-ES"/>
-          <ns2:ligatures ns2:val="none"/>
+          <w14:ligatures w14:val="none"/>
         </w:rPr>
         <w:t/>
       </w:r>
@@ -737,7 +674,7 @@
           <w:kern w:val="0"/>
           <w:vertAlign w:val="superscript"/>
           <w:lang w:val="es-ES" w:eastAsia="es-ES"/>
-          <ns2:ligatures ns2:val="none"/>
+          <w14:ligatures w14:val="none"/>
         </w:rPr>
         <w:footnoteReference w:id="1"/>
       </w:r>
@@ -747,7 +684,7 @@
           <w:color w:val="000000"/>
           <w:kern w:val="0"/>
           <w:lang w:val="es-ES" w:eastAsia="es-ES"/>
-          <ns2:ligatures ns2:val="none"/>
+          <w14:ligatures w14:val="none"/>
         </w:rPr>
         <w:t xml:space="preserve"/>
       </w:r>
@@ -757,7 +694,7 @@
           <w:color w:val="000000"/>
           <w:kern w:val="0"/>
           <w:lang w:val="es-ES" w:eastAsia="es-ES"/>
-          <ns2:ligatures ns2:val="none"/>
+          <w14:ligatures w14:val="none"/>
         </w:rPr>
         <w:t/>
       </w:r>
@@ -767,7 +704,7 @@
           <w:color w:val="000000"/>
           <w:kern w:val="0"/>
           <w:lang w:val="es-ES" w:eastAsia="es-ES"/>
-          <ns2:ligatures ns2:val="none"/>
+          <w14:ligatures w14:val="none"/>
         </w:rPr>
         <w:t xml:space="preserve"/>
       </w:r>
@@ -777,7 +714,7 @@
           <w:color w:val="000000"/>
           <w:kern w:val="0"/>
           <w:lang w:val="es-ES" w:eastAsia="es-ES"/>
-          <ns2:ligatures ns2:val="none"/>
+          <w14:ligatures w14:val="none"/>
         </w:rPr>
         <w:t/>
       </w:r>
@@ -787,7 +724,7 @@
           <w:color w:val="000000"/>
           <w:kern w:val="0"/>
           <w:lang w:val="es-ES" w:eastAsia="es-ES"/>
-          <ns2:ligatures ns2:val="none"/>
+          <w14:ligatures w14:val="none"/>
         </w:rPr>
         <w:t xml:space="preserve"/>
       </w:r>
@@ -797,7 +734,7 @@
           <w:color w:val="000000"/>
           <w:kern w:val="0"/>
           <w:lang w:val="es-ES" w:eastAsia="es-ES"/>
-          <ns2:ligatures ns2:val="none"/>
+          <w14:ligatures w14:val="none"/>
         </w:rPr>
         <w:t/>
       </w:r>
@@ -807,7 +744,7 @@
           <w:color w:val="000000"/>
           <w:kern w:val="0"/>
           <w:lang w:val="es-ES" w:eastAsia="es-ES"/>
-          <ns2:ligatures ns2:val="none"/>
+          <w14:ligatures w14:val="none"/>
         </w:rPr>
         <w:t xml:space="preserve"/>
       </w:r>
@@ -815,7 +752,7 @@
         <w:rPr>
           <w:rFonts w:ascii="Arial Narrow" w:eastAsia="Calibri" w:hAnsi="Arial Narrow" w:cs="Arial"/>
           <w:kern w:val="0"/>
-          <ns2:ligatures ns2:val="none"/>
+          <w14:ligatures w14:val="none"/>
         </w:rPr>
         <w:t xml:space="preserve"/>
       </w:r>
@@ -823,7 +760,7 @@
         <w:rPr>
           <w:rFonts w:ascii="Arial Narrow" w:eastAsia="Calibri" w:hAnsi="Arial Narrow" w:cs="Arial"/>
           <w:kern w:val="0"/>
-          <ns2:ligatures ns2:val="none"/>
+          <w14:ligatures w14:val="none"/>
         </w:rPr>
         <w:t/>
       </w:r>
@@ -831,7 +768,7 @@
         <w:rPr>
           <w:rFonts w:ascii="Arial Narrow" w:eastAsia="Calibri" w:hAnsi="Arial Narrow" w:cs="Arial"/>
           <w:kern w:val="0"/>
-          <ns2:ligatures ns2:val="none"/>
+          <w14:ligatures w14:val="none"/>
         </w:rPr>
         <w:t xml:space="preserve"/>
       </w:r>
@@ -839,7 +776,7 @@
         <w:rPr>
           <w:rFonts w:ascii="Arial Narrow" w:eastAsia="Calibri" w:hAnsi="Arial Narrow" w:cs="Arial"/>
           <w:kern w:val="0"/>
-          <ns2:ligatures ns2:val="none"/>
+          <w14:ligatures w14:val="none"/>
         </w:rPr>
         <w:t/>
       </w:r>
@@ -849,7 +786,7 @@
           <w:color w:val="000000"/>
           <w:kern w:val="0"/>
           <w:lang w:val="es-ES" w:eastAsia="es-ES"/>
-          <ns2:ligatures ns2:val="none"/>
+          <w14:ligatures w14:val="none"/>
         </w:rPr>
         <w:t xml:space="preserve"/>
       </w:r>
@@ -859,7 +796,7 @@
           <w:color w:val="000000"/>
           <w:kern w:val="0"/>
           <w:lang w:val="es-ES" w:eastAsia="es-ES"/>
-          <ns2:ligatures ns2:val="none"/>
+          <w14:ligatures w14:val="none"/>
         </w:rPr>
         <w:t xml:space="preserve"/>
       </w:r>
@@ -869,7 +806,7 @@
           <w:color w:val="000000"/>
           <w:kern w:val="0"/>
           <w:lang w:val="es-ES" w:eastAsia="es-ES"/>
-          <ns2:ligatures ns2:val="none"/>
+          <w14:ligatures w14:val="none"/>
         </w:rPr>
         <w:t/>
       </w:r>
@@ -879,7 +816,7 @@
           <w:color w:val="000000"/>
           <w:kern w:val="0"/>
           <w:lang w:val="es-ES" w:eastAsia="es-ES"/>
-          <ns2:ligatures ns2:val="none"/>
+          <w14:ligatures w14:val="none"/>
         </w:rPr>
         <w:t/>
       </w:r>
@@ -891,7 +828,7 @@
           <w:kern w:val="0"/>
           <w:vertAlign w:val="superscript"/>
           <w:lang w:val="es-ES" w:eastAsia="es-ES"/>
-          <ns2:ligatures ns2:val="none"/>
+          <w14:ligatures w14:val="none"/>
         </w:rPr>
         <w:footnoteReference w:id="2"/>
       </w:r>
@@ -901,7 +838,7 @@
           <w:color w:val="000000"/>
           <w:kern w:val="0"/>
           <w:lang w:val="es-ES" w:eastAsia="es-ES"/>
-          <ns2:ligatures ns2:val="none"/>
+          <w14:ligatures w14:val="none"/>
         </w:rPr>
         <w:t xml:space="preserve"/>
       </w:r>
@@ -912,12 +849,12 @@
           <w:color w:val="000000"/>
           <w:kern w:val="0"/>
           <w:lang w:val="es-ES" w:eastAsia="es-ES"/>
-          <ns2:ligatures ns2:val="none"/>
+          <w14:ligatures w14:val="none"/>
         </w:rPr>
         <w:t/>
       </w:r>
     </w:p>
-    <w:p ns2:paraId="79EA544F" ns2:textId="77777777">
+    <w:p>
       <w:pPr>
         <w:spacing w:after="0" w:line="240" w:lineRule="auto"/>
         <w:jc w:val="both"/>
@@ -926,11 +863,11 @@
           <w:color w:val="000000"/>
           <w:kern w:val="0"/>
           <w:lang w:eastAsia="es-ES"/>
-          <ns2:ligatures ns2:val="none"/>
-        </w:rPr>
-      </w:pPr>
-    </w:p>
-    <w:p ns2:paraId="2DB16684" ns2:textId="1902341A">
+          <w14:ligatures w14:val="none"/>
+        </w:rPr>
+      </w:pPr>
+    </w:p>
+    <w:p>
       <w:pPr>
         <w:pStyle w:val="Prrafodelista"/>
         <w:numPr>
@@ -948,7 +885,7 @@
           <w:color w:val="000000"/>
           <w:kern w:val="0"/>
           <w:lang w:eastAsia="es-ES"/>
-          <ns2:ligatures ns2:val="none"/>
+          <w14:ligatures w14:val="none"/>
         </w:rPr>
       </w:pPr>
       <w:r>
@@ -957,7 +894,7 @@
           <w:color w:val="000000"/>
           <w:kern w:val="0"/>
           <w:lang w:eastAsia="es-ES"/>
-          <ns2:ligatures ns2:val="none"/>
+          <w14:ligatures w14:val="none"/>
         </w:rPr>
         <w:t xml:space="preserve">El 23 de setiembre de 2023</w:t>
       </w:r>
@@ -967,7 +904,7 @@
           <w:color w:val="000000"/>
           <w:kern w:val="0"/>
           <w:lang w:eastAsia="es-ES"/>
-          <ns2:ligatures ns2:val="none"/>
+          <w14:ligatures w14:val="none"/>
         </w:rPr>
         <w:t xml:space="preserve"/>
       </w:r>
@@ -977,7 +914,7 @@
           <w:color w:val="000000"/>
           <w:kern w:val="0"/>
           <w:lang w:eastAsia="es-ES"/>
-          <ns2:ligatures ns2:val="none"/>
+          <w14:ligatures w14:val="none"/>
         </w:rPr>
         <w:t xml:space="preserve">, </w:t>
       </w:r>
@@ -987,7 +924,7 @@
           <w:color w:val="000000"/>
           <w:kern w:val="0"/>
           <w:lang w:eastAsia="es-ES"/>
-          <ns2:ligatures ns2:val="none"/>
+          <w14:ligatures w14:val="none"/>
         </w:rPr>
         <w:t>adquirió</w:t>
       </w:r>
@@ -997,7 +934,7 @@
           <w:color w:val="000000"/>
           <w:kern w:val="0"/>
           <w:lang w:eastAsia="es-ES"/>
-          <ns2:ligatures ns2:val="none"/>
+          <w14:ligatures w14:val="none"/>
         </w:rPr>
         <w:t xml:space="preserve"> el Seguro vehicular</w:t>
       </w:r>
@@ -1007,7 +944,7 @@
           <w:color w:val="000000"/>
           <w:kern w:val="0"/>
           <w:lang w:eastAsia="es-ES"/>
-          <ns2:ligatures ns2:val="none"/>
+          <w14:ligatures w14:val="none"/>
         </w:rPr>
         <w:t xml:space="preserve"> robo total</w:t>
       </w:r>
@@ -1017,7 +954,7 @@
           <w:color w:val="000000"/>
           <w:kern w:val="0"/>
           <w:lang w:eastAsia="es-ES"/>
-          <ns2:ligatures ns2:val="none"/>
+          <w14:ligatures w14:val="none"/>
         </w:rPr>
         <w:t xml:space="preserve"> </w:t>
       </w:r>
@@ -1027,7 +964,7 @@
           <w:color w:val="000000"/>
           <w:kern w:val="0"/>
           <w:lang w:eastAsia="es-ES"/>
-          <ns2:ligatures ns2:val="none"/>
+          <w14:ligatures w14:val="none"/>
         </w:rPr>
         <w:t xml:space="preserve">– Póliza 250006639 emitido por </w:t>
       </w:r>
@@ -1037,7 +974,7 @@
           <w:color w:val="000000"/>
           <w:kern w:val="0"/>
           <w:lang w:val="es-ES" w:eastAsia="es-ES"/>
-          <ns2:ligatures ns2:val="none"/>
+          <w14:ligatures w14:val="none"/>
         </w:rPr>
         <w:t xml:space="preserve">La Positiva (en adelante, Seguro vehicular) </w:t>
       </w:r>
@@ -1047,7 +984,7 @@
           <w:color w:val="000000"/>
           <w:kern w:val="0"/>
           <w:lang w:eastAsia="es-ES"/>
-          <ns2:ligatures ns2:val="none"/>
+          <w14:ligatures w14:val="none"/>
         </w:rPr>
         <w:t>ofrecida por llamada</w:t>
       </w:r>
@@ -1057,7 +994,7 @@
           <w:color w:val="000000"/>
           <w:kern w:val="0"/>
           <w:lang w:eastAsia="es-ES"/>
-          <ns2:ligatures ns2:val="none"/>
+          <w14:ligatures w14:val="none"/>
         </w:rPr>
         <w:t xml:space="preserve"> telefónica realizada con </w:t>
       </w:r>
@@ -1067,7 +1004,7 @@
           <w:color w:val="000000"/>
           <w:kern w:val="0"/>
           <w:lang w:val="es-ES" w:eastAsia="es-ES"/>
-          <ns2:ligatures ns2:val="none"/>
+          <w14:ligatures w14:val="none"/>
         </w:rPr>
         <w:t>Corredores Falabella</w:t>
       </w:r>
@@ -1077,7 +1014,7 @@
           <w:color w:val="000000"/>
           <w:kern w:val="0"/>
           <w:lang w:eastAsia="es-ES"/>
-          <ns2:ligatures ns2:val="none"/>
+          <w14:ligatures w14:val="none"/>
         </w:rPr>
         <w:t xml:space="preserve">, </w:t>
       </w:r>
@@ -1087,7 +1024,7 @@
           <w:color w:val="000000"/>
           <w:kern w:val="0"/>
           <w:lang w:eastAsia="es-ES"/>
-          <ns2:ligatures ns2:val="none"/>
+          <w14:ligatures w14:val="none"/>
         </w:rPr>
         <w:t>para el vehículo</w:t>
       </w:r>
@@ -1097,7 +1034,7 @@
           <w:color w:val="000000"/>
           <w:kern w:val="0"/>
           <w:lang w:eastAsia="es-ES"/>
-          <ns2:ligatures ns2:val="none"/>
+          <w14:ligatures w14:val="none"/>
         </w:rPr>
         <w:t xml:space="preserve"> con Placa de Rodaje CAF-328</w:t>
       </w:r>
@@ -1107,7 +1044,7 @@
           <w:color w:val="000000"/>
           <w:kern w:val="0"/>
           <w:lang w:eastAsia="es-ES"/>
-          <ns2:ligatures ns2:val="none"/>
+          <w14:ligatures w14:val="none"/>
         </w:rPr>
         <w:t xml:space="preserve"> </w:t>
       </w:r>
@@ -1117,7 +1054,7 @@
           <w:color w:val="000000"/>
           <w:kern w:val="0"/>
           <w:lang w:eastAsia="es-ES"/>
-          <ns2:ligatures ns2:val="none"/>
+          <w14:ligatures w14:val="none"/>
         </w:rPr>
         <w:t>(en adelante, vehículo asegurado)</w:t>
       </w:r>
@@ -1127,7 +1064,7 @@
           <w:color w:val="000000"/>
           <w:kern w:val="0"/>
           <w:lang w:eastAsia="es-ES"/>
-          <ns2:ligatures ns2:val="none"/>
+          <w14:ligatures w14:val="none"/>
         </w:rPr>
         <w:t>; en la contratación, especificó que el uso del vehículo asegurado era para brindar el servicio de taxi</w:t>
       </w:r>
@@ -1137,12 +1074,12 @@
           <w:color w:val="000000"/>
           <w:kern w:val="0"/>
           <w:lang w:eastAsia="es-ES"/>
-          <ns2:ligatures ns2:val="none"/>
+          <w14:ligatures w14:val="none"/>
         </w:rPr>
         <w:t>.</w:t>
       </w:r>
     </w:p>
-    <w:p ns2:paraId="09B6ADB3" ns2:textId="77777777">
+    <w:p>
       <w:pPr>
         <w:pStyle w:val="Prrafodelista"/>
         <w:spacing w:after="0" w:line="240" w:lineRule="auto"/>
@@ -1153,11 +1090,11 @@
           <w:color w:val="000000"/>
           <w:kern w:val="0"/>
           <w:lang w:eastAsia="es-ES"/>
-          <ns2:ligatures ns2:val="none"/>
-        </w:rPr>
-      </w:pPr>
-    </w:p>
-    <w:p ns2:paraId="4032540A" ns2:textId="7A3BC97C">
+          <w14:ligatures w14:val="none"/>
+        </w:rPr>
+      </w:pPr>
+    </w:p>
+    <w:p>
       <w:pPr>
         <w:pStyle w:val="Prrafodelista"/>
         <w:numPr>
@@ -1175,7 +1112,7 @@
           <w:color w:val="000000"/>
           <w:kern w:val="0"/>
           <w:lang w:eastAsia="es-ES"/>
-          <ns2:ligatures ns2:val="none"/>
+          <w14:ligatures w14:val="none"/>
         </w:rPr>
       </w:pPr>
       <w:r>
@@ -1184,7 +1121,7 @@
           <w:color w:val="000000"/>
           <w:kern w:val="0"/>
           <w:lang w:eastAsia="es-ES"/>
-          <ns2:ligatures ns2:val="none"/>
+          <w14:ligatures w14:val="none"/>
         </w:rPr>
         <w:t xml:space="preserve">Con posterioridad al 23 de setiembre de 2024</w:t>
       </w:r>
@@ -1194,7 +1131,7 @@
           <w:color w:val="000000"/>
           <w:kern w:val="0"/>
           <w:lang w:eastAsia="es-ES"/>
-          <ns2:ligatures ns2:val="none"/>
+          <w14:ligatures w14:val="none"/>
         </w:rPr>
         <w:t xml:space="preserve"/>
       </w:r>
@@ -1204,7 +1141,7 @@
           <w:color w:val="000000"/>
           <w:kern w:val="0"/>
           <w:lang w:eastAsia="es-ES"/>
-          <ns2:ligatures ns2:val="none"/>
+          <w14:ligatures w14:val="none"/>
         </w:rPr>
         <w:t xml:space="preserve">, </w:t>
       </w:r>
@@ -1214,7 +1151,7 @@
           <w:color w:val="000000"/>
           <w:kern w:val="0"/>
           <w:lang w:val="es-ES" w:eastAsia="es-ES"/>
-          <ns2:ligatures ns2:val="none"/>
+          <w14:ligatures w14:val="none"/>
         </w:rPr>
         <w:t>Corredores Falabella</w:t>
       </w:r>
@@ -1224,7 +1161,7 @@
           <w:color w:val="000000"/>
           <w:kern w:val="0"/>
           <w:lang w:eastAsia="es-ES"/>
-          <ns2:ligatures ns2:val="none"/>
+          <w14:ligatures w14:val="none"/>
         </w:rPr>
         <w:t xml:space="preserve"> </w:t>
       </w:r>
@@ -1234,12 +1171,12 @@
           <w:color w:val="000000"/>
           <w:kern w:val="0"/>
           <w:lang w:eastAsia="es-ES"/>
-          <ns2:ligatures ns2:val="none"/>
+          <w14:ligatures w14:val="none"/>
         </w:rPr>
         <w:t>le informó que el Seguro vehicular había sido renovado automáticamente por un año adicional, confirmándose la renovación correspondiente al periodo 2024–2025.</w:t>
       </w:r>
     </w:p>
-    <w:p ns2:paraId="65CEDD52" ns2:textId="77777777">
+    <w:p>
       <w:pPr>
         <w:pStyle w:val="Prrafodelista"/>
         <w:spacing w:after="0" w:line="240" w:lineRule="auto"/>
@@ -1250,11 +1187,11 @@
           <w:color w:val="000000"/>
           <w:kern w:val="0"/>
           <w:lang w:eastAsia="es-ES"/>
-          <ns2:ligatures ns2:val="none"/>
-        </w:rPr>
-      </w:pPr>
-    </w:p>
-    <w:p ns2:paraId="4C0D7CE3" ns2:textId="1215C401">
+          <w14:ligatures w14:val="none"/>
+        </w:rPr>
+      </w:pPr>
+    </w:p>
+    <w:p>
       <w:pPr>
         <w:pStyle w:val="Prrafodelista"/>
         <w:numPr>
@@ -1272,7 +1209,7 @@
           <w:color w:val="000000"/>
           <w:kern w:val="0"/>
           <w:lang w:eastAsia="es-ES"/>
-          <ns2:ligatures ns2:val="none"/>
+          <w14:ligatures w14:val="none"/>
         </w:rPr>
       </w:pPr>
       <w:r>
@@ -1281,7 +1218,7 @@
           <w:color w:val="000000"/>
           <w:kern w:val="0"/>
           <w:lang w:eastAsia="es-ES"/>
-          <ns2:ligatures ns2:val="none"/>
+          <w14:ligatures w14:val="none"/>
         </w:rPr>
         <w:t xml:space="preserve">El 28 de diciembre de 2024, </w:t>
       </w:r>
@@ -1291,7 +1228,7 @@
           <w:color w:val="000000"/>
           <w:kern w:val="0"/>
           <w:lang w:eastAsia="es-ES"/>
-          <ns2:ligatures ns2:val="none"/>
+          <w14:ligatures w14:val="none"/>
         </w:rPr>
         <w:t>se realizó</w:t>
       </w:r>
@@ -1301,7 +1238,7 @@
           <w:color w:val="000000"/>
           <w:kern w:val="0"/>
           <w:lang w:eastAsia="es-ES"/>
-          <ns2:ligatures ns2:val="none"/>
+          <w14:ligatures w14:val="none"/>
         </w:rPr>
         <w:t xml:space="preserve"> </w:t>
       </w:r>
@@ -1311,7 +1248,7 @@
           <w:color w:val="000000"/>
           <w:kern w:val="0"/>
           <w:lang w:eastAsia="es-ES"/>
-          <ns2:ligatures ns2:val="none"/>
+          <w14:ligatures w14:val="none"/>
         </w:rPr>
         <w:t xml:space="preserve">la </w:t>
       </w:r>
@@ -1321,7 +1258,7 @@
           <w:color w:val="000000"/>
           <w:kern w:val="0"/>
           <w:lang w:eastAsia="es-ES"/>
-          <ns2:ligatures ns2:val="none"/>
+          <w14:ligatures w14:val="none"/>
         </w:rPr>
         <w:t xml:space="preserve">solicitud de pago vinculada a la renovación del Seguro vehicular correspondiente al periodo 2024–2025, la cual no fue atendida por </w:t>
       </w:r>
@@ -1331,7 +1268,7 @@
           <w:color w:val="000000"/>
           <w:kern w:val="0"/>
           <w:lang w:val="es-ES" w:eastAsia="es-ES"/>
-          <ns2:ligatures ns2:val="none"/>
+          <w14:ligatures w14:val="none"/>
         </w:rPr>
         <w:t>Corredores Falabella</w:t>
       </w:r>
@@ -1341,12 +1278,12 @@
           <w:color w:val="000000"/>
           <w:kern w:val="0"/>
           <w:lang w:eastAsia="es-ES"/>
-          <ns2:ligatures ns2:val="none"/>
+          <w14:ligatures w14:val="none"/>
         </w:rPr>
         <w:t>.</w:t>
       </w:r>
     </w:p>
-    <w:p ns2:paraId="3C7CF219" ns2:textId="77777777">
+    <w:p>
       <w:pPr>
         <w:pStyle w:val="Prrafodelista"/>
         <w:spacing w:after="0" w:line="240" w:lineRule="auto"/>
@@ -1357,11 +1294,11 @@
           <w:color w:val="000000"/>
           <w:kern w:val="0"/>
           <w:lang w:eastAsia="es-ES"/>
-          <ns2:ligatures ns2:val="none"/>
-        </w:rPr>
-      </w:pPr>
-    </w:p>
-    <w:p ns2:paraId="2060768F" ns2:textId="2F22D07A">
+          <w14:ligatures w14:val="none"/>
+        </w:rPr>
+      </w:pPr>
+    </w:p>
+    <w:p>
       <w:pPr>
         <w:pStyle w:val="Prrafodelista"/>
         <w:numPr>
@@ -1379,7 +1316,7 @@
           <w:color w:val="000000"/>
           <w:kern w:val="0"/>
           <w:lang w:eastAsia="es-ES"/>
-          <ns2:ligatures ns2:val="none"/>
+          <w14:ligatures w14:val="none"/>
         </w:rPr>
       </w:pPr>
       <w:r>
@@ -1388,7 +1325,7 @@
           <w:color w:val="000000"/>
           <w:kern w:val="0"/>
           <w:lang w:eastAsia="es-ES"/>
-          <ns2:ligatures ns2:val="none"/>
+          <w14:ligatures w14:val="none"/>
         </w:rPr>
         <w:t xml:space="preserve">El 27 de agosto de 2025, se comunicó con </w:t>
       </w:r>
@@ -1398,7 +1335,7 @@
           <w:color w:val="000000"/>
           <w:kern w:val="0"/>
           <w:lang w:val="es-ES" w:eastAsia="es-ES"/>
-          <ns2:ligatures ns2:val="none"/>
+          <w14:ligatures w14:val="none"/>
         </w:rPr>
         <w:t xml:space="preserve">La Positiva </w:t>
       </w:r>
@@ -1408,7 +1345,7 @@
           <w:color w:val="000000"/>
           <w:kern w:val="0"/>
           <w:lang w:eastAsia="es-ES"/>
-          <ns2:ligatures ns2:val="none"/>
+          <w14:ligatures w14:val="none"/>
         </w:rPr>
         <w:t xml:space="preserve">con la finalidad de verificar la cobertura del Seguro vehicular debido a que se encontraba evaluando la venta del vehículo asegurado, oportunidad en la cual le informaron que no contaba con seguro vigente debido a </w:t>
       </w:r>
@@ -1418,7 +1355,7 @@
           <w:color w:val="000000"/>
           <w:kern w:val="0"/>
           <w:lang w:eastAsia="es-ES"/>
-          <ns2:ligatures ns2:val="none"/>
+          <w14:ligatures w14:val="none"/>
         </w:rPr>
         <w:t xml:space="preserve">que </w:t>
       </w:r>
@@ -1428,7 +1365,7 @@
           <w:color w:val="000000"/>
           <w:kern w:val="0"/>
           <w:lang w:val="es-ES" w:eastAsia="es-ES"/>
-          <ns2:ligatures ns2:val="none"/>
+          <w14:ligatures w14:val="none"/>
         </w:rPr>
         <w:t xml:space="preserve">Corredores Falabella </w:t>
       </w:r>
@@ -1438,7 +1375,7 @@
           <w:color w:val="000000"/>
           <w:kern w:val="0"/>
           <w:lang w:eastAsia="es-ES"/>
-          <ns2:ligatures ns2:val="none"/>
+          <w14:ligatures w14:val="none"/>
         </w:rPr>
         <w:t xml:space="preserve">no había </w:t>
       </w:r>
@@ -1448,7 +1385,7 @@
           <w:color w:val="000000"/>
           <w:kern w:val="0"/>
           <w:lang w:eastAsia="es-ES"/>
-          <ns2:ligatures ns2:val="none"/>
+          <w14:ligatures w14:val="none"/>
         </w:rPr>
         <w:t>gestionado</w:t>
       </w:r>
@@ -1458,12 +1395,12 @@
           <w:color w:val="000000"/>
           <w:kern w:val="0"/>
           <w:lang w:eastAsia="es-ES"/>
-          <ns2:ligatures ns2:val="none"/>
+          <w14:ligatures w14:val="none"/>
         </w:rPr>
         <w:t xml:space="preserve"> el pago de la renovación correspondiente.</w:t>
       </w:r>
     </w:p>
-    <w:p ns2:paraId="2FB11EBF" ns2:textId="77777777">
+    <w:p>
       <w:pPr>
         <w:pStyle w:val="Prrafodelista"/>
         <w:spacing w:after="0" w:line="240" w:lineRule="auto"/>
@@ -1474,11 +1411,11 @@
           <w:color w:val="000000"/>
           <w:kern w:val="0"/>
           <w:lang w:eastAsia="es-ES"/>
-          <ns2:ligatures ns2:val="none"/>
-        </w:rPr>
-      </w:pPr>
-    </w:p>
-    <w:p ns2:paraId="38F55436" ns2:textId="7188C556">
+          <w14:ligatures w14:val="none"/>
+        </w:rPr>
+      </w:pPr>
+    </w:p>
+    <w:p>
       <w:pPr>
         <w:pStyle w:val="Prrafodelista"/>
         <w:numPr>
@@ -1496,7 +1433,7 @@
           <w:color w:val="000000"/>
           <w:kern w:val="0"/>
           <w:lang w:eastAsia="es-ES"/>
-          <ns2:ligatures ns2:val="none"/>
+          <w14:ligatures w14:val="none"/>
         </w:rPr>
       </w:pPr>
       <w:r>
@@ -1505,7 +1442,7 @@
           <w:color w:val="000000"/>
           <w:kern w:val="0"/>
           <w:lang w:eastAsia="es-ES"/>
-          <ns2:ligatures ns2:val="none"/>
+          <w14:ligatures w14:val="none"/>
         </w:rPr>
         <w:t>En esa fecha</w:t>
       </w:r>
@@ -1515,7 +1452,7 @@
           <w:color w:val="000000"/>
           <w:kern w:val="0"/>
           <w:lang w:eastAsia="es-ES"/>
-          <ns2:ligatures ns2:val="none"/>
+          <w14:ligatures w14:val="none"/>
         </w:rPr>
         <w:t xml:space="preserve">, </w:t>
       </w:r>
@@ -1525,7 +1462,7 @@
           <w:color w:val="000000"/>
           <w:kern w:val="0"/>
           <w:lang w:val="es-ES" w:eastAsia="es-ES"/>
-          <ns2:ligatures ns2:val="none"/>
+          <w14:ligatures w14:val="none"/>
         </w:rPr>
         <w:t>La Positiva</w:t>
       </w:r>
@@ -1535,7 +1472,7 @@
           <w:color w:val="000000"/>
           <w:kern w:val="0"/>
           <w:lang w:eastAsia="es-ES"/>
-          <ns2:ligatures ns2:val="none"/>
+          <w14:ligatures w14:val="none"/>
         </w:rPr>
         <w:t xml:space="preserve"> </w:t>
       </w:r>
@@ -1545,7 +1482,7 @@
           <w:color w:val="000000"/>
           <w:kern w:val="0"/>
           <w:lang w:eastAsia="es-ES"/>
-          <ns2:ligatures ns2:val="none"/>
+          <w14:ligatures w14:val="none"/>
         </w:rPr>
         <w:t xml:space="preserve">le </w:t>
       </w:r>
@@ -1555,7 +1492,7 @@
           <w:color w:val="000000"/>
           <w:kern w:val="0"/>
           <w:lang w:eastAsia="es-ES"/>
-          <ns2:ligatures ns2:val="none"/>
+          <w14:ligatures w14:val="none"/>
         </w:rPr>
         <w:t>indicó</w:t>
       </w:r>
@@ -1565,7 +1502,7 @@
           <w:color w:val="000000"/>
           <w:kern w:val="0"/>
           <w:lang w:eastAsia="es-ES"/>
-          <ns2:ligatures ns2:val="none"/>
+          <w14:ligatures w14:val="none"/>
         </w:rPr>
         <w:t xml:space="preserve"> que el </w:t>
       </w:r>
@@ -1575,7 +1512,7 @@
           <w:color w:val="000000"/>
           <w:kern w:val="0"/>
           <w:lang w:val="es-ES" w:eastAsia="es-ES"/>
-          <ns2:ligatures ns2:val="none"/>
+          <w14:ligatures w14:val="none"/>
         </w:rPr>
         <w:t>Seguro vehicular</w:t>
       </w:r>
@@ -1585,7 +1522,7 @@
           <w:color w:val="000000"/>
           <w:kern w:val="0"/>
           <w:lang w:eastAsia="es-ES"/>
-          <ns2:ligatures ns2:val="none"/>
+          <w14:ligatures w14:val="none"/>
         </w:rPr>
         <w:t xml:space="preserve"> </w:t>
       </w:r>
@@ -1595,7 +1532,7 @@
           <w:color w:val="000000"/>
           <w:kern w:val="0"/>
           <w:lang w:eastAsia="es-ES"/>
-          <ns2:ligatures ns2:val="none"/>
+          <w14:ligatures w14:val="none"/>
         </w:rPr>
         <w:t>contratado bajo la modalidad “robo total” no existía para vehículos destinados al servicio de taxi, señalándole que dicho producto no resultaba aplicable al uso real del vehículo asegurado.</w:t>
       </w:r>
@@ -1605,12 +1542,12 @@
           <w:color w:val="000000"/>
           <w:kern w:val="0"/>
           <w:lang w:eastAsia="es-ES"/>
-          <ns2:ligatures ns2:val="none"/>
+          <w14:ligatures w14:val="none"/>
         </w:rPr>
         <w:t xml:space="preserve"> </w:t>
       </w:r>
     </w:p>
-    <w:p ns2:paraId="755959EC" ns2:textId="77777777">
+    <w:p>
       <w:pPr>
         <w:spacing w:after="0" w:line="240" w:lineRule="auto"/>
         <w:jc w:val="both"/>
@@ -1619,11 +1556,11 @@
           <w:color w:val="000000"/>
           <w:kern w:val="0"/>
           <w:lang w:eastAsia="es-ES"/>
-          <ns2:ligatures ns2:val="none"/>
-        </w:rPr>
-      </w:pPr>
-    </w:p>
-    <w:p ns2:paraId="7FDBB7CE" ns2:textId="3645FA8E">
+          <w14:ligatures w14:val="none"/>
+        </w:rPr>
+      </w:pPr>
+    </w:p>
+    <w:p>
       <w:pPr>
         <w:pStyle w:val="Prrafodelista"/>
         <w:numPr>
@@ -1641,7 +1578,7 @@
           <w:color w:val="000000"/>
           <w:kern w:val="0"/>
           <w:lang w:eastAsia="es-ES"/>
-          <ns2:ligatures ns2:val="none"/>
+          <w14:ligatures w14:val="none"/>
         </w:rPr>
       </w:pPr>
       <w:r>
@@ -1650,7 +1587,7 @@
           <w:color w:val="000000"/>
           <w:kern w:val="0"/>
           <w:lang w:eastAsia="es-ES"/>
-          <ns2:ligatures ns2:val="none"/>
+          <w14:ligatures w14:val="none"/>
         </w:rPr>
         <w:t xml:space="preserve">El 4 de setiembre de 2025</w:t>
       </w:r>
@@ -1660,7 +1597,7 @@
           <w:color w:val="000000"/>
           <w:kern w:val="0"/>
           <w:lang w:eastAsia="es-ES"/>
-          <ns2:ligatures ns2:val="none"/>
+          <w14:ligatures w14:val="none"/>
         </w:rPr>
         <w:t xml:space="preserve"/>
       </w:r>
@@ -1670,7 +1607,7 @@
           <w:color w:val="000000"/>
           <w:kern w:val="0"/>
           <w:lang w:eastAsia="es-ES"/>
-          <ns2:ligatures ns2:val="none"/>
+          <w14:ligatures w14:val="none"/>
         </w:rPr>
         <w:t xml:space="preserve">, recibió respuesta escrita de </w:t>
       </w:r>
@@ -1680,7 +1617,7 @@
           <w:color w:val="000000"/>
           <w:kern w:val="0"/>
           <w:lang w:val="es-ES" w:eastAsia="es-ES"/>
-          <ns2:ligatures ns2:val="none"/>
+          <w14:ligatures w14:val="none"/>
         </w:rPr>
         <w:t>Corredores Falabella</w:t>
       </w:r>
@@ -1690,7 +1627,7 @@
           <w:color w:val="000000"/>
           <w:kern w:val="0"/>
           <w:lang w:eastAsia="es-ES"/>
-          <ns2:ligatures ns2:val="none"/>
+          <w14:ligatures w14:val="none"/>
         </w:rPr>
         <w:t>. a su reclamo</w:t>
       </w:r>
@@ -1700,7 +1637,7 @@
           <w:color w:val="000000"/>
           <w:kern w:val="0"/>
           <w:lang w:eastAsia="es-ES"/>
-          <ns2:ligatures ns2:val="none"/>
+          <w14:ligatures w14:val="none"/>
         </w:rPr>
         <w:t xml:space="preserve"> el 26 de agosto de 2025</w:t>
       </w:r>
@@ -1710,7 +1647,7 @@
           <w:color w:val="000000"/>
           <w:kern w:val="0"/>
           <w:lang w:eastAsia="es-ES"/>
-          <ns2:ligatures ns2:val="none"/>
+          <w14:ligatures w14:val="none"/>
         </w:rPr>
         <w:t xml:space="preserve">, mediante la cual le informaron que el extorno solicitado no procedía, contradiciendo la información brindada previamente de manera presencial, en la que se le </w:t>
       </w:r>
@@ -1720,7 +1657,7 @@
           <w:color w:val="000000"/>
           <w:kern w:val="0"/>
           <w:lang w:eastAsia="es-ES"/>
-          <ns2:ligatures ns2:val="none"/>
+          <w14:ligatures w14:val="none"/>
         </w:rPr>
         <w:lastRenderedPageBreak/>
         <w:t xml:space="preserve">había indicado que el seguro contratado cubría tanto el uso comercial como el uso de </w:t>
@@ -1731,7 +1668,7 @@
           <w:color w:val="000000"/>
           <w:kern w:val="0"/>
           <w:lang w:eastAsia="es-ES"/>
-          <ns2:ligatures ns2:val="none"/>
+          <w14:ligatures w14:val="none"/>
         </w:rPr>
         <w:t xml:space="preserve">servicio de </w:t>
       </w:r>
@@ -1741,12 +1678,12 @@
           <w:color w:val="000000"/>
           <w:kern w:val="0"/>
           <w:lang w:eastAsia="es-ES"/>
-          <ns2:ligatures ns2:val="none"/>
+          <w14:ligatures w14:val="none"/>
         </w:rPr>
         <w:t>taxi.</w:t>
       </w:r>
     </w:p>
-    <w:p ns2:paraId="2B274A74" ns2:textId="77777777">
+    <w:p>
       <w:pPr>
         <w:pStyle w:val="Prrafodelista"/>
         <w:spacing w:after="0" w:line="240" w:lineRule="auto"/>
@@ -1757,11 +1694,11 @@
           <w:color w:val="000000"/>
           <w:kern w:val="0"/>
           <w:lang w:eastAsia="es-ES"/>
-          <ns2:ligatures ns2:val="none"/>
-        </w:rPr>
-      </w:pPr>
-    </w:p>
-    <w:p ns2:paraId="1D601E48" ns2:textId="505D3744">
+          <w14:ligatures w14:val="none"/>
+        </w:rPr>
+      </w:pPr>
+    </w:p>
+    <w:p>
       <w:pPr>
         <w:pStyle w:val="Prrafodelista"/>
         <w:numPr>
@@ -1779,7 +1716,7 @@
           <w:color w:val="000000"/>
           <w:kern w:val="0"/>
           <w:lang w:eastAsia="es-ES"/>
-          <ns2:ligatures ns2:val="none"/>
+          <w14:ligatures w14:val="none"/>
         </w:rPr>
       </w:pPr>
       <w:r>
@@ -1788,7 +1725,7 @@
           <w:color w:val="000000"/>
           <w:kern w:val="0"/>
           <w:lang w:eastAsia="es-ES"/>
-          <ns2:ligatures ns2:val="none"/>
+          <w14:ligatures w14:val="none"/>
         </w:rPr>
         <w:t xml:space="preserve">El 5 de setiembre de 2025</w:t>
       </w:r>
@@ -1798,7 +1735,7 @@
           <w:color w:val="000000"/>
           <w:kern w:val="0"/>
           <w:lang w:eastAsia="es-ES"/>
-          <ns2:ligatures ns2:val="none"/>
+          <w14:ligatures w14:val="none"/>
         </w:rPr>
         <w:t xml:space="preserve"/>
       </w:r>
@@ -1808,7 +1745,7 @@
           <w:color w:val="000000"/>
           <w:kern w:val="0"/>
           <w:lang w:eastAsia="es-ES"/>
-          <ns2:ligatures ns2:val="none"/>
+          <w14:ligatures w14:val="none"/>
         </w:rPr>
         <w:t xml:space="preserve">, se apersonó de manera presencial a las oficinas de </w:t>
       </w:r>
@@ -1818,7 +1755,7 @@
           <w:color w:val="000000"/>
           <w:kern w:val="0"/>
           <w:lang w:val="es-ES" w:eastAsia="es-ES"/>
-          <ns2:ligatures ns2:val="none"/>
+          <w14:ligatures w14:val="none"/>
         </w:rPr>
         <w:t>La Positiva</w:t>
       </w:r>
@@ -1828,7 +1765,7 @@
           <w:color w:val="000000"/>
           <w:kern w:val="0"/>
           <w:lang w:eastAsia="es-ES"/>
-          <ns2:ligatures ns2:val="none"/>
+          <w14:ligatures w14:val="none"/>
         </w:rPr>
         <w:t xml:space="preserve">, donde le informaron que el tipo de seguro ofrecido no correspondía a las características ni al uso del vehículo asegurado, procediendo a </w:t>
       </w:r>
@@ -1838,7 +1775,7 @@
           <w:color w:val="000000"/>
           <w:kern w:val="0"/>
           <w:lang w:eastAsia="es-ES"/>
-          <ns2:ligatures ns2:val="none"/>
+          <w14:ligatures w14:val="none"/>
         </w:rPr>
         <w:t>presentar</w:t>
       </w:r>
@@ -1848,7 +1785,7 @@
           <w:color w:val="000000"/>
           <w:kern w:val="0"/>
           <w:lang w:eastAsia="es-ES"/>
-          <ns2:ligatures ns2:val="none"/>
+          <w14:ligatures w14:val="none"/>
         </w:rPr>
         <w:t xml:space="preserve"> su reclamo ante </w:t>
       </w:r>
@@ -1858,7 +1795,7 @@
           <w:color w:val="000000"/>
           <w:kern w:val="0"/>
           <w:lang w:eastAsia="es-ES"/>
-          <ns2:ligatures ns2:val="none"/>
+          <w14:ligatures w14:val="none"/>
         </w:rPr>
         <w:t>la compañía aseguradora</w:t>
       </w:r>
@@ -1868,12 +1805,12 @@
           <w:color w:val="000000"/>
           <w:kern w:val="0"/>
           <w:lang w:eastAsia="es-ES"/>
-          <ns2:ligatures ns2:val="none"/>
+          <w14:ligatures w14:val="none"/>
         </w:rPr>
         <w:t>.</w:t>
       </w:r>
     </w:p>
-    <w:p ns2:paraId="71ED0EC7" ns2:textId="77777777">
+    <w:p>
       <w:pPr>
         <w:pStyle w:val="Prrafodelista"/>
         <w:rPr>
@@ -1881,11 +1818,11 @@
           <w:color w:val="000000"/>
           <w:kern w:val="0"/>
           <w:lang w:eastAsia="es-ES"/>
-          <ns2:ligatures ns2:val="none"/>
-        </w:rPr>
-      </w:pPr>
-    </w:p>
-    <w:p ns2:paraId="3E63209D" ns2:textId="5203D474">
+          <w14:ligatures w14:val="none"/>
+        </w:rPr>
+      </w:pPr>
+    </w:p>
+    <w:p>
       <w:pPr>
         <w:pStyle w:val="Prrafodelista"/>
         <w:numPr>
@@ -1903,7 +1840,7 @@
           <w:color w:val="000000"/>
           <w:kern w:val="0"/>
           <w:lang w:eastAsia="es-ES"/>
-          <ns2:ligatures ns2:val="none"/>
+          <w14:ligatures w14:val="none"/>
         </w:rPr>
       </w:pPr>
       <w:r>
@@ -1912,7 +1849,7 @@
           <w:color w:val="000000"/>
           <w:kern w:val="0"/>
           <w:lang w:eastAsia="es-ES"/>
-          <ns2:ligatures ns2:val="none"/>
+          <w14:ligatures w14:val="none"/>
         </w:rPr>
         <w:t xml:space="preserve">El 27 de setiembre de 2025</w:t>
       </w:r>
@@ -1922,7 +1859,7 @@
           <w:color w:val="000000"/>
           <w:kern w:val="0"/>
           <w:lang w:eastAsia="es-ES"/>
-          <ns2:ligatures ns2:val="none"/>
+          <w14:ligatures w14:val="none"/>
         </w:rPr>
         <w:t xml:space="preserve"/>
       </w:r>
@@ -1932,7 +1869,7 @@
           <w:color w:val="000000"/>
           <w:kern w:val="0"/>
           <w:lang w:eastAsia="es-ES"/>
-          <ns2:ligatures ns2:val="none"/>
+          <w14:ligatures w14:val="none"/>
         </w:rPr>
         <w:t xml:space="preserve">, se apersonó de manera presencial a las oficinas de </w:t>
       </w:r>
@@ -1942,7 +1879,7 @@
           <w:color w:val="000000"/>
           <w:kern w:val="0"/>
           <w:lang w:val="es-ES" w:eastAsia="es-ES"/>
-          <ns2:ligatures ns2:val="none"/>
+          <w14:ligatures w14:val="none"/>
         </w:rPr>
         <w:t>Corredores Falabella</w:t>
       </w:r>
@@ -1952,12 +1889,12 @@
           <w:color w:val="000000"/>
           <w:kern w:val="0"/>
           <w:lang w:eastAsia="es-ES"/>
-          <ns2:ligatures ns2:val="none"/>
+          <w14:ligatures w14:val="none"/>
         </w:rPr>
         <w:t>, donde le indicaron que el seguro de “robo total” no existía para el servicio de taxi y que el pago de la renovación del Seguro vehicular no se había concretado, confirmándole que se encontraba sin cobertura.</w:t>
       </w:r>
     </w:p>
-    <w:p ns2:paraId="430EA93C" ns2:textId="77777777">
+    <w:p>
       <w:pPr>
         <w:pStyle w:val="Prrafodelista"/>
         <w:spacing w:after="0" w:line="240" w:lineRule="auto"/>
@@ -1968,11 +1905,11 @@
           <w:color w:val="000000"/>
           <w:kern w:val="0"/>
           <w:lang w:eastAsia="es-ES"/>
-          <ns2:ligatures ns2:val="none"/>
-        </w:rPr>
-      </w:pPr>
-    </w:p>
-    <w:p ns2:paraId="5ACD0D82" ns2:textId="4D987EA8">
+          <w14:ligatures w14:val="none"/>
+        </w:rPr>
+      </w:pPr>
+    </w:p>
+    <w:p>
       <w:pPr>
         <w:pStyle w:val="Prrafodelista"/>
         <w:numPr>
@@ -1990,7 +1927,7 @@
           <w:color w:val="000000"/>
           <w:kern w:val="0"/>
           <w:lang w:eastAsia="es-ES"/>
-          <ns2:ligatures ns2:val="none"/>
+          <w14:ligatures w14:val="none"/>
         </w:rPr>
       </w:pPr>
       <w:r>
@@ -1999,7 +1936,7 @@
           <w:color w:val="000000"/>
           <w:kern w:val="0"/>
           <w:lang w:eastAsia="es-ES"/>
-          <ns2:ligatures ns2:val="none"/>
+          <w14:ligatures w14:val="none"/>
         </w:rPr>
         <w:t xml:space="preserve">El 29 de setiembre de 2025</w:t>
       </w:r>
@@ -2009,7 +1946,7 @@
           <w:color w:val="000000"/>
           <w:kern w:val="0"/>
           <w:lang w:eastAsia="es-ES"/>
-          <ns2:ligatures ns2:val="none"/>
+          <w14:ligatures w14:val="none"/>
         </w:rPr>
         <w:t xml:space="preserve"/>
       </w:r>
@@ -2019,7 +1956,7 @@
           <w:color w:val="000000"/>
           <w:kern w:val="0"/>
           <w:lang w:eastAsia="es-ES"/>
-          <ns2:ligatures ns2:val="none"/>
+          <w14:ligatures w14:val="none"/>
         </w:rPr>
         <w:t xml:space="preserve">, </w:t>
       </w:r>
@@ -2029,7 +1966,7 @@
           <w:color w:val="000000"/>
           <w:kern w:val="0"/>
           <w:lang w:val="es-ES" w:eastAsia="es-ES"/>
-          <ns2:ligatures ns2:val="none"/>
+          <w14:ligatures w14:val="none"/>
         </w:rPr>
         <w:t>La Positiva</w:t>
       </w:r>
@@ -2039,7 +1976,7 @@
           <w:color w:val="000000"/>
           <w:kern w:val="0"/>
           <w:lang w:val="es-ES" w:eastAsia="es-ES"/>
-          <ns2:ligatures ns2:val="none"/>
+          <w14:ligatures w14:val="none"/>
         </w:rPr>
         <w:t xml:space="preserve"> respondió</w:t>
       </w:r>
@@ -2049,7 +1986,7 @@
           <w:color w:val="000000"/>
           <w:kern w:val="0"/>
           <w:lang w:eastAsia="es-ES"/>
-          <ns2:ligatures ns2:val="none"/>
+          <w14:ligatures w14:val="none"/>
         </w:rPr>
         <w:t xml:space="preserve"> a su reclamo, mediante la cual se indicó que el seguro ofrecido por </w:t>
       </w:r>
@@ -2059,7 +1996,7 @@
           <w:color w:val="000000"/>
           <w:kern w:val="0"/>
           <w:lang w:val="es-ES" w:eastAsia="es-ES"/>
-          <ns2:ligatures ns2:val="none"/>
+          <w14:ligatures w14:val="none"/>
         </w:rPr>
         <w:t>Corredores Falabella</w:t>
       </w:r>
@@ -2069,7 +2006,7 @@
           <w:color w:val="000000"/>
           <w:kern w:val="0"/>
           <w:lang w:eastAsia="es-ES"/>
-          <ns2:ligatures ns2:val="none"/>
+          <w14:ligatures w14:val="none"/>
         </w:rPr>
         <w:t>. era válido, contradiciendo la información que previamente le había sido brindada de manera presencial y telefónica respecto de la inexistencia de cobertura adecuada para vehículos de</w:t>
       </w:r>
@@ -2079,7 +2016,7 @@
           <w:color w:val="000000"/>
           <w:kern w:val="0"/>
           <w:lang w:eastAsia="es-ES"/>
-          <ns2:ligatures ns2:val="none"/>
+          <w14:ligatures w14:val="none"/>
         </w:rPr>
         <w:t xml:space="preserve">l servicio de </w:t>
       </w:r>
@@ -2089,12 +2026,12 @@
           <w:color w:val="000000"/>
           <w:kern w:val="0"/>
           <w:lang w:eastAsia="es-ES"/>
-          <ns2:ligatures ns2:val="none"/>
+          <w14:ligatures w14:val="none"/>
         </w:rPr>
         <w:t>taxi.</w:t>
       </w:r>
     </w:p>
-    <w:p ns2:paraId="76630485" ns2:textId="77777777">
+    <w:p>
       <w:pPr>
         <w:tabs>
           <w:tab w:val="left" w:pos="1134"/>
@@ -2106,11 +2043,11 @@
           <w:color w:val="000000"/>
           <w:kern w:val="0"/>
           <w:lang w:eastAsia="es-ES"/>
-          <ns2:ligatures ns2:val="none"/>
-        </w:rPr>
-      </w:pPr>
-    </w:p>
-    <w:p ns2:paraId="4FB15987" ns2:textId="78C21B76">
+          <w14:ligatures w14:val="none"/>
+        </w:rPr>
+      </w:pPr>
+    </w:p>
+    <w:p>
       <w:pPr>
         <w:numPr>
           <w:ilvl w:val="1"/>
@@ -2128,16 +2065,16 @@
           <w:color w:val="000000"/>
           <w:kern w:val="0"/>
           <w:lang w:val="es-ES" w:eastAsia="es-ES"/>
-          <ns2:ligatures ns2:val="none"/>
-        </w:rPr>
-      </w:pPr>
-      <w:r>
-        <w:rPr>
-          <w:rFonts w:ascii="Arial Narrow" w:eastAsia="Times New Roman" w:hAnsi="Arial Narrow" w:cs="Arial"/>
-          <w:color w:val="000000"/>
-          <w:kern w:val="0"/>
-          <w:lang w:val="es-ES" w:eastAsia="es-ES"/>
-          <ns2:ligatures ns2:val="none"/>
+          <w14:ligatures w14:val="none"/>
+        </w:rPr>
+      </w:pPr>
+      <w:r>
+        <w:rPr>
+          <w:rFonts w:ascii="Arial Narrow" w:eastAsia="Times New Roman" w:hAnsi="Arial Narrow" w:cs="Arial"/>
+          <w:color w:val="000000"/>
+          <w:kern w:val="0"/>
+          <w:lang w:val="es-ES" w:eastAsia="es-ES"/>
+          <w14:ligatures w14:val="none"/>
         </w:rPr>
         <w:t xml:space="preserve">El señor [APELLIDO] no solicitó de manera expresa medidas correctivas. Asimismo, no requirió de manera expresa el reembolso de costos y costas del presente procedimiento.</w:t>
       </w:r>
@@ -2145,7 +2082,7 @@
         <w:rPr>
           <w:rFonts w:ascii="Arial Narrow" w:eastAsia="Calibri" w:hAnsi="Arial Narrow" w:cs="Arial"/>
           <w:kern w:val="0"/>
-          <ns2:ligatures ns2:val="none"/>
+          <w14:ligatures w14:val="none"/>
         </w:rPr>
         <w:t xml:space="preserve"/>
       </w:r>
@@ -2155,7 +2092,7 @@
           <w:color w:val="000000"/>
           <w:kern w:val="0"/>
           <w:lang w:val="es-ES" w:eastAsia="es-ES"/>
-          <ns2:ligatures ns2:val="none"/>
+          <w14:ligatures w14:val="none"/>
         </w:rPr>
         <w:t/>
       </w:r>
@@ -2165,7 +2102,7 @@
           <w:color w:val="000000"/>
           <w:kern w:val="0"/>
           <w:lang w:val="es-ES" w:eastAsia="es-ES"/>
-          <ns2:ligatures ns2:val="none"/>
+          <w14:ligatures w14:val="none"/>
         </w:rPr>
         <w:t xml:space="preserve"/>
       </w:r>
@@ -2175,7 +2112,7 @@
           <w:color w:val="000000"/>
           <w:kern w:val="0"/>
           <w:lang w:val="es-ES" w:eastAsia="es-ES"/>
-          <ns2:ligatures ns2:val="none"/>
+          <w14:ligatures w14:val="none"/>
         </w:rPr>
         <w:t/>
       </w:r>
@@ -2185,7 +2122,7 @@
           <w:color w:val="000000"/>
           <w:kern w:val="0"/>
           <w:lang w:val="es-ES" w:eastAsia="es-ES"/>
-          <ns2:ligatures ns2:val="none"/>
+          <w14:ligatures w14:val="none"/>
         </w:rPr>
         <w:t xml:space="preserve"/>
       </w:r>
@@ -2195,7 +2132,7 @@
           <w:color w:val="000000"/>
           <w:kern w:val="0"/>
           <w:lang w:val="es-ES" w:eastAsia="es-ES"/>
-          <ns2:ligatures ns2:val="none"/>
+          <w14:ligatures w14:val="none"/>
         </w:rPr>
         <w:t/>
       </w:r>
@@ -2206,7 +2143,7 @@
           <w:color w:val="000000"/>
           <w:kern w:val="0"/>
           <w:lang w:val="es-ES" w:eastAsia="es-ES"/>
-          <ns2:ligatures ns2:val="none"/>
+          <w14:ligatures w14:val="none"/>
         </w:rPr>
         <w:t xml:space="preserve"/>
       </w:r>
@@ -2216,7 +2153,7 @@
           <w:color w:val="000000"/>
           <w:kern w:val="0"/>
           <w:lang w:val="es-ES" w:eastAsia="es-ES"/>
-          <ns2:ligatures ns2:val="none"/>
+          <w14:ligatures w14:val="none"/>
         </w:rPr>
         <w:t xml:space="preserve"/>
       </w:r>
@@ -2226,7 +2163,7 @@
           <w:color w:val="000000"/>
           <w:kern w:val="0"/>
           <w:lang w:val="es-ES" w:eastAsia="es-ES"/>
-          <ns2:ligatures ns2:val="none"/>
+          <w14:ligatures w14:val="none"/>
         </w:rPr>
         <w:t xml:space="preserve"/>
       </w:r>
@@ -2236,7 +2173,7 @@
           <w:color w:val="000000"/>
           <w:kern w:val="0"/>
           <w:lang w:val="es-ES" w:eastAsia="es-ES"/>
-          <ns2:ligatures ns2:val="none"/>
+          <w14:ligatures w14:val="none"/>
         </w:rPr>
         <w:t xml:space="preserve"/>
       </w:r>
@@ -2246,13 +2183,13 @@
           <w:color w:val="000000"/>
           <w:kern w:val="0"/>
           <w:lang w:val="es-ES" w:eastAsia="es-ES"/>
-          <ns2:ligatures ns2:val="none"/>
+          <w14:ligatures w14:val="none"/>
         </w:rPr>
         <w:t/>
       </w:r>
     </w:p>
     <w:bookmarkEnd w:id="2"/>
-    <w:p ns2:paraId="61C46995" ns2:textId="77777777">
+    <w:p>
       <w:pPr>
         <w:spacing w:after="0" w:line="240" w:lineRule="auto"/>
         <w:contextualSpacing/>
@@ -2263,11 +2200,11 @@
           <w:color w:val="000000"/>
           <w:kern w:val="0"/>
           <w:lang w:eastAsia="es-PE"/>
-          <ns2:ligatures ns2:val="none"/>
-        </w:rPr>
-      </w:pPr>
-    </w:p>
-    <w:p ns2:paraId="4713554A" ns2:textId="77777777">
+          <w14:ligatures w14:val="none"/>
+        </w:rPr>
+      </w:pPr>
+    </w:p>
+    <w:p>
       <w:pPr>
         <w:pStyle w:val="Prrafodelista"/>
         <w:numPr>
@@ -2287,22 +2224,22 @@
           <w:color w:val="000000"/>
           <w:kern w:val="0"/>
           <w:lang w:eastAsia="es-PE"/>
-          <ns2:ligatures ns2:val="none"/>
-        </w:rPr>
-      </w:pPr>
-      <w:r>
-        <w:rPr>
-          <w:rFonts w:ascii="Arial Narrow" w:eastAsia="Arial Narrow" w:hAnsi="Arial Narrow" w:cs="Arial Narrow"/>
-          <w:b/>
-          <w:color w:val="000000"/>
-          <w:kern w:val="0"/>
-          <w:lang w:eastAsia="es-PE"/>
-          <ns2:ligatures ns2:val="none"/>
+          <w14:ligatures w14:val="none"/>
+        </w:rPr>
+      </w:pPr>
+      <w:r>
+        <w:rPr>
+          <w:rFonts w:ascii="Arial Narrow" w:eastAsia="Arial Narrow" w:hAnsi="Arial Narrow" w:cs="Arial Narrow"/>
+          <w:b/>
+          <w:color w:val="000000"/>
+          <w:kern w:val="0"/>
+          <w:lang w:eastAsia="es-PE"/>
+          <w14:ligatures w14:val="none"/>
         </w:rPr>
         <w:t>DE LA ADMISIÓN A TRÁMITE DE LA DENUNCIA</w:t>
       </w:r>
     </w:p>
-    <w:p ns2:paraId="4BBBE1C2" ns2:textId="77777777">
+    <w:p>
       <w:pPr>
         <w:spacing w:after="0" w:line="240" w:lineRule="auto"/>
         <w:ind w:left="567"/>
@@ -2314,11 +2251,11 @@
           <w:color w:val="000000"/>
           <w:kern w:val="0"/>
           <w:lang w:eastAsia="es-PE"/>
-          <ns2:ligatures ns2:val="none"/>
-        </w:rPr>
-      </w:pPr>
-    </w:p>
-    <w:p ns2:paraId="749C69A0" ns2:textId="3AB4B502">
+          <w14:ligatures w14:val="none"/>
+        </w:rPr>
+      </w:pPr>
+    </w:p>
+    <w:p>
       <w:pPr>
         <w:pStyle w:val="Prrafodelista"/>
         <w:numPr>
@@ -2331,7 +2268,7 @@
         <w:rPr>
           <w:rFonts w:ascii="Arial Narrow" w:eastAsia="Arial Narrow" w:hAnsi="Arial Narrow" w:cs="Arial Narrow"/>
           <w:kern w:val="0"/>
-          <ns2:ligatures ns2:val="none"/>
+          <w14:ligatures w14:val="none"/>
         </w:rPr>
       </w:pPr>
       <w:bookmarkStart w:id="3" w:name="_Hlk140755208"/>
@@ -2343,7 +2280,7 @@
           <w:color w:val="000000"/>
           <w:kern w:val="0"/>
           <w:lang w:eastAsia="es-PE"/>
-          <ns2:ligatures ns2:val="none"/>
+          <w14:ligatures w14:val="none"/>
         </w:rPr>
         <w:t xml:space="preserve">La Secretaría </w:t>
       </w:r>
@@ -2356,7 +2293,7 @@
           <w:color w:val="000000"/>
           <w:kern w:val="0"/>
           <w:lang w:eastAsia="es-PE"/>
-          <ns2:ligatures ns2:val="none"/>
+          <w14:ligatures w14:val="none"/>
         </w:rPr>
         <w:t>Técnica de la Comisión de Protección al Consumidor 1 (en adelante, la Secretaría Técnica), en ejercicio de sus facultades</w:t>
       </w:r>
@@ -2366,7 +2303,7 @@
           <w:rFonts w:ascii="Arial Narrow" w:eastAsia="Arial Narrow" w:hAnsi="Arial Narrow" w:cs="Arial Narrow"/>
           <w:kern w:val="0"/>
           <w:vertAlign w:val="superscript"/>
-          <ns2:ligatures ns2:val="none"/>
+          <w14:ligatures w14:val="none"/>
         </w:rPr>
         <w:footnoteReference w:id="3"/>
       </w:r>
@@ -2376,7 +2313,7 @@
           <w:color w:val="000000"/>
           <w:kern w:val="0"/>
           <w:lang w:eastAsia="es-PE"/>
-          <ns2:ligatures ns2:val="none"/>
+          <w14:ligatures w14:val="none"/>
         </w:rPr>
         <w:t xml:space="preserve">, considera </w:t>
       </w:r>
@@ -2384,7 +2321,7 @@
         <w:rPr>
           <w:rFonts w:ascii="Arial Narrow" w:eastAsia="Arial Narrow" w:hAnsi="Arial Narrow" w:cs="Arial Narrow"/>
           <w:kern w:val="0"/>
-          <ns2:ligatures ns2:val="none"/>
+          <w14:ligatures w14:val="none"/>
         </w:rPr>
         <w:t xml:space="preserve">que el hecho denunciado, </w:t>
       </w:r>
@@ -2392,7 +2329,7 @@
         <w:rPr>
           <w:rFonts w:ascii="Arial Narrow" w:eastAsia="Arial Narrow" w:hAnsi="Arial Narrow" w:cs="Arial Narrow"/>
           <w:kern w:val="0"/>
-          <ns2:ligatures ns2:val="none"/>
+          <w14:ligatures w14:val="none"/>
         </w:rPr>
         <w:t xml:space="preserve">consistente en que </w:t>
       </w:r>
@@ -2403,7 +2340,7 @@
           <w:kern w:val="0"/>
           <w:shd w:val="clear" w:color="auto" w:fill="FFFFFF"/>
           <w:lang w:eastAsia="es-PE"/>
-          <ns2:ligatures ns2:val="none"/>
+          <w14:ligatures w14:val="none"/>
         </w:rPr>
         <w:t xml:space="preserve">Corredores de Seguros Falabella S.A.C. no habría gestionado la renovación de la Póliza 250006639 del Seguro Vehicular para el vehículo con Placa de Rodaje </w:t>
       </w:r>
@@ -2415,7 +2352,7 @@
           <w:kern w:val="0"/>
           <w:shd w:val="clear" w:color="auto" w:fill="FFFFFF"/>
           <w:lang w:eastAsia="es-PE"/>
-          <ns2:ligatures ns2:val="none"/>
+          <w14:ligatures w14:val="none"/>
         </w:rPr>
         <w:t/>
       </w:r>
@@ -2427,7 +2364,7 @@
           <w:kern w:val="0"/>
           <w:shd w:val="clear" w:color="auto" w:fill="FFFFFF"/>
           <w:lang w:eastAsia="es-PE"/>
-          <ns2:ligatures ns2:val="none"/>
+          <w14:ligatures w14:val="none"/>
         </w:rPr>
         <w:t xml:space="preserve"> CAF-328 desde el 23 de setiembre de 2024, pese a lo informado</w:t>
       </w:r>
@@ -2435,7 +2372,7 @@
         <w:rPr>
           <w:rFonts w:ascii="Arial Narrow" w:eastAsia="Arial Narrow" w:hAnsi="Arial Narrow" w:cs="Arial Narrow"/>
           <w:kern w:val="0"/>
-          <ns2:ligatures ns2:val="none"/>
+          <w14:ligatures w14:val="none"/>
         </w:rPr>
         <w:t>; involucraría una presunta afectación a sus expectativas, quien no habría encontrado una correspondencia entre lo que esperaba recibir de parte del proveedor y lo que realmente recibió. Por consiguiente, corresponde calificar el hecho materia de denuncia como una presunta infracción al deber de idoneidad, tipificado en los artículos 18</w:t>
       </w:r>
@@ -2445,7 +2382,7 @@
           <w:color w:val="000000"/>
           <w:kern w:val="0"/>
           <w:lang w:eastAsia="es-PE"/>
-          <ns2:ligatures ns2:val="none"/>
+          <w14:ligatures w14:val="none"/>
         </w:rPr>
         <w:t/>
       </w:r>
@@ -2453,7 +2390,7 @@
         <w:rPr>
           <w:rFonts w:ascii="Arial Narrow" w:eastAsia="Arial Narrow" w:hAnsi="Arial Narrow" w:cs="Arial Narrow"/>
           <w:kern w:val="0"/>
-          <ns2:ligatures ns2:val="none"/>
+          <w14:ligatures w14:val="none"/>
         </w:rPr>
         <w:t xml:space="preserve"> y 19</w:t>
       </w:r>
@@ -2463,7 +2400,7 @@
           <w:color w:val="000000"/>
           <w:kern w:val="0"/>
           <w:lang w:eastAsia="es-PE"/>
-          <ns2:ligatures ns2:val="none"/>
+          <w14:ligatures w14:val="none"/>
         </w:rPr>
         <w:t/>
       </w:r>
@@ -2471,7 +2408,7 @@
         <w:rPr>
           <w:rFonts w:ascii="Arial Narrow" w:eastAsia="Arial Narrow" w:hAnsi="Arial Narrow" w:cs="Arial Narrow"/>
           <w:kern w:val="0"/>
-          <ns2:ligatures ns2:val="none"/>
+          <w14:ligatures w14:val="none"/>
         </w:rPr>
         <w:t xml:space="preserve"> del Código</w:t>
       </w:r>
@@ -2482,7 +2419,7 @@
           <w:rFonts w:ascii="Arial Narrow" w:eastAsia="Arial Narrow" w:hAnsi="Arial Narrow" w:cs="Arial"/>
           <w:kern w:val="0"/>
           <w:vertAlign w:val="superscript"/>
-          <ns2:ligatures ns2:val="none"/>
+          <w14:ligatures w14:val="none"/>
         </w:rPr>
         <w:footnoteReference w:id="4"/>
       </w:r>
@@ -2490,13 +2427,13 @@
         <w:rPr>
           <w:rFonts w:ascii="Arial Narrow" w:eastAsia="Arial Narrow" w:hAnsi="Arial Narrow" w:cs="Arial Narrow"/>
           <w:kern w:val="0"/>
-          <ns2:ligatures ns2:val="none"/>
+          <w14:ligatures w14:val="none"/>
         </w:rPr>
         <w:t>.</w:t>
       </w:r>
       <w:bookmarkEnd w:id="6"/>
     </w:p>
-    <w:p ns2:paraId="2F8D23C0" ns2:textId="77777777">
+    <w:p>
       <w:pPr>
         <w:pStyle w:val="Prrafodelista"/>
         <w:spacing w:after="0" w:line="240" w:lineRule="auto"/>
@@ -2505,11 +2442,11 @@
         <w:rPr>
           <w:rFonts w:ascii="Arial Narrow" w:eastAsia="Arial Narrow" w:hAnsi="Arial Narrow" w:cs="Arial Narrow"/>
           <w:kern w:val="0"/>
-          <ns2:ligatures ns2:val="none"/>
-        </w:rPr>
-      </w:pPr>
-    </w:p>
-    <w:p ns2:paraId="54A143B5" ns2:textId="625D265B">
+          <w14:ligatures w14:val="none"/>
+        </w:rPr>
+      </w:pPr>
+    </w:p>
+    <w:p>
       <w:pPr>
         <w:pStyle w:val="Prrafodelista"/>
         <w:numPr>
@@ -2522,14 +2459,14 @@
         <w:rPr>
           <w:rFonts w:ascii="Arial Narrow" w:eastAsia="Arial Narrow" w:hAnsi="Arial Narrow" w:cs="Arial Narrow"/>
           <w:kern w:val="0"/>
-          <ns2:ligatures ns2:val="none"/>
-        </w:rPr>
-      </w:pPr>
-      <w:r>
-        <w:rPr>
-          <w:rFonts w:ascii="Arial Narrow" w:eastAsia="Arial Narrow" w:hAnsi="Arial Narrow" w:cs="Arial Narrow"/>
-          <w:kern w:val="0"/>
-          <ns2:ligatures ns2:val="none"/>
+          <w14:ligatures w14:val="none"/>
+        </w:rPr>
+      </w:pPr>
+      <w:r>
+        <w:rPr>
+          <w:rFonts w:ascii="Arial Narrow" w:eastAsia="Arial Narrow" w:hAnsi="Arial Narrow" w:cs="Arial Narrow"/>
+          <w:kern w:val="0"/>
+          <w14:ligatures w14:val="none"/>
         </w:rPr>
         <w:t xml:space="preserve">Así también, la Secretaría Técnica, en ejercicio de sus facultades, </w:t>
       </w:r>
@@ -2540,7 +2477,7 @@
           <w:color w:val="000000"/>
           <w:kern w:val="0"/>
           <w:lang w:eastAsia="es-PE"/>
-          <ns2:ligatures ns2:val="none"/>
+          <w14:ligatures w14:val="none"/>
         </w:rPr>
         <w:t xml:space="preserve">considera </w:t>
       </w:r>
@@ -2548,7 +2485,7 @@
         <w:rPr>
           <w:rFonts w:ascii="Arial Narrow" w:eastAsia="Arial Narrow" w:hAnsi="Arial Narrow" w:cs="Arial Narrow"/>
           <w:kern w:val="0"/>
-          <ns2:ligatures ns2:val="none"/>
+          <w14:ligatures w14:val="none"/>
         </w:rPr>
         <w:t xml:space="preserve">que el hecho denunciado, consistente en que </w:t>
       </w:r>
@@ -2559,7 +2496,7 @@
           <w:kern w:val="0"/>
           <w:shd w:val="clear" w:color="auto" w:fill="FFFFFF"/>
           <w:lang w:eastAsia="es-PE"/>
-          <ns2:ligatures ns2:val="none"/>
+          <w14:ligatures w14:val="none"/>
         </w:rPr>
         <w:t xml:space="preserve">La Positiva Seguros y Reaseguros S.A. no habría renovado debidamente la Póliza 250006639 del Seguro Vehicular para el vehículo con Placa de Rodaje </w:t>
       </w:r>
@@ -2571,7 +2508,7 @@
           <w:kern w:val="0"/>
           <w:shd w:val="clear" w:color="auto" w:fill="FFFFFF"/>
           <w:lang w:eastAsia="es-PE"/>
-          <ns2:ligatures ns2:val="none"/>
+          <w14:ligatures w14:val="none"/>
         </w:rPr>
         <w:t/>
       </w:r>
@@ -2583,7 +2520,7 @@
           <w:kern w:val="0"/>
           <w:shd w:val="clear" w:color="auto" w:fill="FFFFFF"/>
           <w:lang w:eastAsia="es-PE"/>
-          <ns2:ligatures ns2:val="none"/>
+          <w14:ligatures w14:val="none"/>
         </w:rPr>
         <w:t xml:space="preserve"> CAF-328 desde el 23 de setiembre de 2024, pese a lo informado</w:t>
       </w:r>
@@ -2591,7 +2528,7 @@
         <w:rPr>
           <w:rFonts w:ascii="Arial Narrow" w:eastAsia="Arial Narrow" w:hAnsi="Arial Narrow" w:cs="Arial Narrow"/>
           <w:kern w:val="0"/>
-          <ns2:ligatures ns2:val="none"/>
+          <w14:ligatures w14:val="none"/>
         </w:rPr>
         <w:t>; involucraría una presunta afectación a sus expectativas, quien no habría encontrado una correspondencia entre lo que esperaba recibir de parte del proveedor y lo que realmente recibió. Por consiguiente, corresponde calificar el hecho materia de denuncia como una presunta infracción al deber de idoneidad, tipificado en los artículos 18</w:t>
       </w:r>
@@ -2601,7 +2538,7 @@
           <w:color w:val="000000"/>
           <w:kern w:val="0"/>
           <w:lang w:eastAsia="es-PE"/>
-          <ns2:ligatures ns2:val="none"/>
+          <w14:ligatures w14:val="none"/>
         </w:rPr>
         <w:t/>
       </w:r>
@@ -2609,7 +2546,7 @@
         <w:rPr>
           <w:rFonts w:ascii="Arial Narrow" w:eastAsia="Arial Narrow" w:hAnsi="Arial Narrow" w:cs="Arial Narrow"/>
           <w:kern w:val="0"/>
-          <ns2:ligatures ns2:val="none"/>
+          <w14:ligatures w14:val="none"/>
         </w:rPr>
         <w:t xml:space="preserve"> y 19</w:t>
       </w:r>
@@ -2619,7 +2556,7 @@
           <w:color w:val="000000"/>
           <w:kern w:val="0"/>
           <w:lang w:eastAsia="es-PE"/>
-          <ns2:ligatures ns2:val="none"/>
+          <w14:ligatures w14:val="none"/>
         </w:rPr>
         <w:t/>
       </w:r>
@@ -2627,7 +2564,7 @@
         <w:rPr>
           <w:rFonts w:ascii="Arial Narrow" w:eastAsia="Arial Narrow" w:hAnsi="Arial Narrow" w:cs="Arial Narrow"/>
           <w:kern w:val="0"/>
-          <ns2:ligatures ns2:val="none"/>
+          <w14:ligatures w14:val="none"/>
         </w:rPr>
         <w:t xml:space="preserve"> del Código</w:t>
       </w:r>
@@ -2638,22 +2575,22 @@
           <w:color w:val="000000"/>
           <w:kern w:val="0"/>
           <w:lang w:eastAsia="es-PE"/>
-          <ns2:ligatures ns2:val="none"/>
+          <w14:ligatures w14:val="none"/>
         </w:rPr>
         <w:t xml:space="preserve">. </w:t>
       </w:r>
     </w:p>
-    <w:p ns2:paraId="6FBFA086" ns2:textId="77777777">
+    <w:p>
       <w:pPr>
         <w:pStyle w:val="Prrafodelista"/>
         <w:rPr>
           <w:rFonts w:ascii="Arial Narrow" w:eastAsia="Arial Narrow" w:hAnsi="Arial Narrow" w:cs="Arial Narrow"/>
           <w:kern w:val="0"/>
-          <ns2:ligatures ns2:val="none"/>
-        </w:rPr>
-      </w:pPr>
-    </w:p>
-    <w:p ns2:paraId="5DBAD16D" ns2:textId="3855F7D2">
+          <w14:ligatures w14:val="none"/>
+        </w:rPr>
+      </w:pPr>
+    </w:p>
+    <w:p>
       <w:pPr>
         <w:pStyle w:val="Prrafodelista"/>
         <w:numPr>
@@ -2666,14 +2603,14 @@
         <w:rPr>
           <w:rFonts w:ascii="Arial Narrow" w:eastAsia="Arial Narrow" w:hAnsi="Arial Narrow" w:cs="Arial Narrow"/>
           <w:kern w:val="0"/>
-          <ns2:ligatures ns2:val="none"/>
-        </w:rPr>
-      </w:pPr>
-      <w:r>
-        <w:rPr>
-          <w:rFonts w:ascii="Arial Narrow" w:eastAsia="Arial Narrow" w:hAnsi="Arial Narrow" w:cs="Arial Narrow"/>
-          <w:kern w:val="0"/>
-          <ns2:ligatures ns2:val="none"/>
+          <w14:ligatures w14:val="none"/>
+        </w:rPr>
+      </w:pPr>
+      <w:r>
+        <w:rPr>
+          <w:rFonts w:ascii="Arial Narrow" w:eastAsia="Arial Narrow" w:hAnsi="Arial Narrow" w:cs="Arial Narrow"/>
+          <w:kern w:val="0"/>
+          <w14:ligatures w14:val="none"/>
         </w:rPr>
         <w:t xml:space="preserve">Asimismo, la Secretaría Técnica, en ejercicio de sus facultades, </w:t>
       </w:r>
@@ -2683,7 +2620,7 @@
           <w:color w:val="000000"/>
           <w:kern w:val="0"/>
           <w:lang w:eastAsia="es-PE"/>
-          <ns2:ligatures ns2:val="none"/>
+          <w14:ligatures w14:val="none"/>
         </w:rPr>
         <w:t xml:space="preserve">considera </w:t>
       </w:r>
@@ -2691,7 +2628,7 @@
         <w:rPr>
           <w:rFonts w:ascii="Arial Narrow" w:eastAsia="Arial Narrow" w:hAnsi="Arial Narrow" w:cs="Arial Narrow"/>
           <w:kern w:val="0"/>
-          <ns2:ligatures ns2:val="none"/>
+          <w14:ligatures w14:val="none"/>
         </w:rPr>
         <w:t xml:space="preserve">que el hecho denunciado, consistente en que </w:t>
       </w:r>
@@ -2702,7 +2639,7 @@
           <w:kern w:val="0"/>
           <w:shd w:val="clear" w:color="auto" w:fill="FFFFFF"/>
           <w:lang w:eastAsia="es-PE"/>
-          <ns2:ligatures ns2:val="none"/>
+          <w14:ligatures w14:val="none"/>
         </w:rPr>
         <w:t xml:space="preserve">Corredores de Seguros Falabella S.A.C. habría ofrecido inadecuadamente al denunciante el 23 de setiembre de 2023 la Póliza 250006639 del Seguro Vehicular para el vehículo con Placa de Rodaje </w:t>
       </w:r>
@@ -2714,7 +2651,7 @@
           <w:kern w:val="0"/>
           <w:shd w:val="clear" w:color="auto" w:fill="FFFFFF"/>
           <w:lang w:eastAsia="es-PE"/>
-          <ns2:ligatures ns2:val="none"/>
+          <w14:ligatures w14:val="none"/>
         </w:rPr>
         <w:t/>
       </w:r>
@@ -2726,7 +2663,7 @@
           <w:kern w:val="0"/>
           <w:shd w:val="clear" w:color="auto" w:fill="FFFFFF"/>
           <w:lang w:eastAsia="es-PE"/>
-          <ns2:ligatures ns2:val="none"/>
+          <w14:ligatures w14:val="none"/>
         </w:rPr>
         <w:t xml:space="preserve"> CAF-328, al no ser compatible con el uso de servicio taxi declarado por el denunciante al momento de la contratación</w:t>
       </w:r>
@@ -2734,7 +2671,7 @@
         <w:rPr>
           <w:rFonts w:ascii="Arial Narrow" w:eastAsia="Arial Narrow" w:hAnsi="Arial Narrow" w:cs="Arial Narrow"/>
           <w:kern w:val="0"/>
-          <ns2:ligatures ns2:val="none"/>
+          <w14:ligatures w14:val="none"/>
         </w:rPr>
         <w:t>; involucraría una presunta afectación a sus expectativas, quien no habría encontrado una correspondencia entre lo que esperaba recibir de parte del proveedor y lo que realmente recibió. Por consiguiente, corresponde calificar el hecho materia de denuncia como una presunta infracción al deber de idoneidad, tipificado en los artículos 18</w:t>
       </w:r>
@@ -2744,7 +2681,7 @@
           <w:color w:val="000000"/>
           <w:kern w:val="0"/>
           <w:lang w:eastAsia="es-PE"/>
-          <ns2:ligatures ns2:val="none"/>
+          <w14:ligatures w14:val="none"/>
         </w:rPr>
         <w:t/>
       </w:r>
@@ -2752,7 +2689,7 @@
         <w:rPr>
           <w:rFonts w:ascii="Arial Narrow" w:eastAsia="Arial Narrow" w:hAnsi="Arial Narrow" w:cs="Arial Narrow"/>
           <w:kern w:val="0"/>
-          <ns2:ligatures ns2:val="none"/>
+          <w14:ligatures w14:val="none"/>
         </w:rPr>
         <w:t xml:space="preserve"> y 19</w:t>
       </w:r>
@@ -2762,7 +2699,7 @@
           <w:color w:val="000000"/>
           <w:kern w:val="0"/>
           <w:lang w:eastAsia="es-PE"/>
-          <ns2:ligatures ns2:val="none"/>
+          <w14:ligatures w14:val="none"/>
         </w:rPr>
         <w:t/>
       </w:r>
@@ -2770,7 +2707,7 @@
         <w:rPr>
           <w:rFonts w:ascii="Arial Narrow" w:eastAsia="Arial Narrow" w:hAnsi="Arial Narrow" w:cs="Arial Narrow"/>
           <w:kern w:val="0"/>
-          <ns2:ligatures ns2:val="none"/>
+          <w14:ligatures w14:val="none"/>
         </w:rPr>
         <w:t xml:space="preserve"> del Código</w:t>
       </w:r>
@@ -2781,13 +2718,13 @@
           <w:color w:val="000000"/>
           <w:kern w:val="0"/>
           <w:lang w:eastAsia="es-PE"/>
-          <ns2:ligatures ns2:val="none"/>
+          <w14:ligatures w14:val="none"/>
         </w:rPr>
         <w:t xml:space="preserve">. </w:t>
       </w:r>
       <w:bookmarkEnd w:id="7"/>
     </w:p>
-    <w:p ns2:paraId="56D1D1C3" ns2:textId="77777777">
+    <w:p>
       <w:pPr>
         <w:pStyle w:val="Prrafodelista"/>
         <w:spacing w:after="0" w:line="240" w:lineRule="auto"/>
@@ -2796,11 +2733,11 @@
         <w:rPr>
           <w:rFonts w:ascii="Arial Narrow" w:eastAsia="Arial Narrow" w:hAnsi="Arial Narrow" w:cs="Arial Narrow"/>
           <w:kern w:val="0"/>
-          <ns2:ligatures ns2:val="none"/>
-        </w:rPr>
-      </w:pPr>
-    </w:p>
-    <w:p ns2:paraId="7B3C687A" ns2:textId="4A3AB671">
+          <w14:ligatures w14:val="none"/>
+        </w:rPr>
+      </w:pPr>
+    </w:p>
+    <w:p>
       <w:pPr>
         <w:pStyle w:val="Prrafodelista"/>
         <w:numPr>
@@ -2813,14 +2750,14 @@
         <w:rPr>
           <w:rFonts w:ascii="Arial Narrow" w:eastAsia="Arial Narrow" w:hAnsi="Arial Narrow" w:cs="Arial Narrow"/>
           <w:kern w:val="0"/>
-          <ns2:ligatures ns2:val="none"/>
-        </w:rPr>
-      </w:pPr>
-      <w:r>
-        <w:rPr>
-          <w:rFonts w:ascii="Arial Narrow" w:eastAsia="Arial Narrow" w:hAnsi="Arial Narrow" w:cs="Arial Narrow"/>
-          <w:kern w:val="0"/>
-          <ns2:ligatures ns2:val="none"/>
+          <w14:ligatures w14:val="none"/>
+        </w:rPr>
+      </w:pPr>
+      <w:r>
+        <w:rPr>
+          <w:rFonts w:ascii="Arial Narrow" w:eastAsia="Arial Narrow" w:hAnsi="Arial Narrow" w:cs="Arial Narrow"/>
+          <w:kern w:val="0"/>
+          <w14:ligatures w14:val="none"/>
         </w:rPr>
         <w:t xml:space="preserve">Asimismo, </w:t>
       </w:r>
@@ -2828,7 +2765,7 @@
         <w:rPr>
           <w:rFonts w:ascii="Arial Narrow" w:eastAsia="Arial Narrow" w:hAnsi="Arial Narrow" w:cs="Arial Narrow"/>
           <w:kern w:val="0"/>
-          <ns2:ligatures ns2:val="none"/>
+          <w14:ligatures w14:val="none"/>
         </w:rPr>
         <w:t xml:space="preserve">la Secretaría Técnica, en ejercicio de sus facultades, </w:t>
       </w:r>
@@ -2838,7 +2775,7 @@
           <w:color w:val="000000"/>
           <w:kern w:val="0"/>
           <w:lang w:eastAsia="es-PE"/>
-          <ns2:ligatures ns2:val="none"/>
+          <w14:ligatures w14:val="none"/>
         </w:rPr>
         <w:t xml:space="preserve">considera </w:t>
       </w:r>
@@ -2846,7 +2783,7 @@
         <w:rPr>
           <w:rFonts w:ascii="Arial Narrow" w:eastAsia="Arial Narrow" w:hAnsi="Arial Narrow" w:cs="Arial Narrow"/>
           <w:kern w:val="0"/>
-          <ns2:ligatures ns2:val="none"/>
+          <w14:ligatures w14:val="none"/>
         </w:rPr>
         <w:t>que el hecho denunciado</w:t>
       </w:r>
@@ -2856,7 +2793,7 @@
           <w:color w:val="000000"/>
           <w:kern w:val="0"/>
           <w:lang w:eastAsia="es-PE"/>
-          <ns2:ligatures ns2:val="none"/>
+          <w14:ligatures w14:val="none"/>
         </w:rPr>
         <w:t xml:space="preserve">, consistente en que </w:t>
       </w:r>
@@ -2867,7 +2804,7 @@
           <w:kern w:val="0"/>
           <w:shd w:val="clear" w:color="auto" w:fill="FFFFFF"/>
           <w:lang w:eastAsia="es-PE"/>
-          <ns2:ligatures ns2:val="none"/>
+          <w14:ligatures w14:val="none"/>
         </w:rPr>
         <w:t>Corredores de Seguros Falabella S.A.C. habría brindado una respuesta inadecuada al reclamo presentado por el denunciante el 26 de agosto de 2025</w:t>
       </w:r>
@@ -2877,7 +2814,7 @@
           <w:color w:val="000000"/>
           <w:kern w:val="0"/>
           <w:lang w:eastAsia="es-PE"/>
-          <ns2:ligatures ns2:val="none"/>
+          <w14:ligatures w14:val="none"/>
         </w:rPr>
         <w:t>. Por consiguiente, corresponde calificar el hecho materia de denuncia como una presunta infracción al</w:t>
       </w:r>
@@ -2885,7 +2822,7 @@
         <w:rPr>
           <w:rFonts w:ascii="Arial Narrow" w:eastAsia="Arial Narrow" w:hAnsi="Arial Narrow" w:cs="Arial Narrow"/>
           <w:kern w:val="0"/>
-          <ns2:ligatures ns2:val="none"/>
+          <w14:ligatures w14:val="none"/>
         </w:rPr>
         <w:t xml:space="preserve"> numeral 88.1</w:t>
       </w:r>
@@ -2893,7 +2830,7 @@
         <w:rPr>
           <w:rFonts w:ascii="Arial Narrow" w:eastAsia="Arial Narrow" w:hAnsi="Arial Narrow" w:cs="Arial Narrow"/>
           <w:kern w:val="0"/>
-          <ns2:ligatures ns2:val="none"/>
+          <w14:ligatures w14:val="none"/>
         </w:rPr>
         <w:t/>
       </w:r>
@@ -2901,7 +2838,7 @@
         <w:rPr>
           <w:rFonts w:ascii="Arial Narrow" w:eastAsia="Arial Narrow" w:hAnsi="Arial Narrow" w:cs="Arial Narrow"/>
           <w:kern w:val="0"/>
-          <ns2:ligatures ns2:val="none"/>
+          <w14:ligatures w14:val="none"/>
         </w:rPr>
         <w:t xml:space="preserve"> del artículo 88</w:t>
       </w:r>
@@ -2909,7 +2846,7 @@
         <w:rPr>
           <w:rFonts w:ascii="Arial Narrow" w:eastAsia="Arial Narrow" w:hAnsi="Arial Narrow" w:cs="Arial Narrow"/>
           <w:kern w:val="0"/>
-          <ns2:ligatures ns2:val="none"/>
+          <w14:ligatures w14:val="none"/>
         </w:rPr>
         <w:t/>
       </w:r>
@@ -2917,7 +2854,7 @@
         <w:rPr>
           <w:rFonts w:ascii="Arial Narrow" w:eastAsia="Arial Narrow" w:hAnsi="Arial Narrow" w:cs="Arial Narrow"/>
           <w:kern w:val="0"/>
-          <ns2:ligatures ns2:val="none"/>
+          <w14:ligatures w14:val="none"/>
         </w:rPr>
         <w:t xml:space="preserve"> del Código</w:t>
       </w:r>
@@ -2927,7 +2864,7 @@
           <w:rFonts w:ascii="Arial Narrow" w:eastAsia="Arial Narrow" w:hAnsi="Arial Narrow" w:cs="Arial"/>
           <w:kern w:val="0"/>
           <w:vertAlign w:val="superscript"/>
-          <ns2:ligatures ns2:val="none"/>
+          <w14:ligatures w14:val="none"/>
         </w:rPr>
         <w:footnoteReference w:id="5"/>
       </w:r>
@@ -2935,22 +2872,22 @@
         <w:rPr>
           <w:rFonts w:ascii="Arial Narrow" w:eastAsia="Arial Narrow" w:hAnsi="Arial Narrow" w:cs="Arial Narrow"/>
           <w:kern w:val="0"/>
-          <ns2:ligatures ns2:val="none"/>
+          <w14:ligatures w14:val="none"/>
         </w:rPr>
         <w:t>.</w:t>
       </w:r>
     </w:p>
-    <w:p ns2:paraId="369A3410" ns2:textId="77777777">
+    <w:p>
       <w:pPr>
         <w:pStyle w:val="Prrafodelista"/>
         <w:rPr>
           <w:rFonts w:ascii="Arial Narrow" w:eastAsia="Arial Narrow" w:hAnsi="Arial Narrow" w:cs="Arial Narrow"/>
           <w:kern w:val="0"/>
-          <ns2:ligatures ns2:val="none"/>
-        </w:rPr>
-      </w:pPr>
-    </w:p>
-    <w:p ns2:paraId="29A4E963" ns2:textId="4450C0DC">
+          <w14:ligatures w14:val="none"/>
+        </w:rPr>
+      </w:pPr>
+    </w:p>
+    <w:p>
       <w:pPr>
         <w:pStyle w:val="Prrafodelista"/>
         <w:numPr>
@@ -2963,14 +2900,14 @@
         <w:rPr>
           <w:rFonts w:ascii="Arial Narrow" w:eastAsia="Arial Narrow" w:hAnsi="Arial Narrow" w:cs="Arial Narrow"/>
           <w:kern w:val="0"/>
-          <ns2:ligatures ns2:val="none"/>
-        </w:rPr>
-      </w:pPr>
-      <w:r>
-        <w:rPr>
-          <w:rFonts w:ascii="Arial Narrow" w:eastAsia="Arial Narrow" w:hAnsi="Arial Narrow" w:cs="Arial Narrow"/>
-          <w:kern w:val="0"/>
-          <ns2:ligatures ns2:val="none"/>
+          <w14:ligatures w14:val="none"/>
+        </w:rPr>
+      </w:pPr>
+      <w:r>
+        <w:rPr>
+          <w:rFonts w:ascii="Arial Narrow" w:eastAsia="Arial Narrow" w:hAnsi="Arial Narrow" w:cs="Arial Narrow"/>
+          <w:kern w:val="0"/>
+          <w14:ligatures w14:val="none"/>
         </w:rPr>
         <w:t xml:space="preserve">Asimismo, la Secretaría Técnica, en ejercicio de sus facultades, </w:t>
       </w:r>
@@ -2980,7 +2917,7 @@
           <w:color w:val="000000"/>
           <w:kern w:val="0"/>
           <w:lang w:eastAsia="es-PE"/>
-          <ns2:ligatures ns2:val="none"/>
+          <w14:ligatures w14:val="none"/>
         </w:rPr>
         <w:t xml:space="preserve">considera </w:t>
       </w:r>
@@ -2988,7 +2925,7 @@
         <w:rPr>
           <w:rFonts w:ascii="Arial Narrow" w:eastAsia="Arial Narrow" w:hAnsi="Arial Narrow" w:cs="Arial Narrow"/>
           <w:kern w:val="0"/>
-          <ns2:ligatures ns2:val="none"/>
+          <w14:ligatures w14:val="none"/>
         </w:rPr>
         <w:t>que el hecho denunciado</w:t>
       </w:r>
@@ -2998,7 +2935,7 @@
           <w:color w:val="000000"/>
           <w:kern w:val="0"/>
           <w:lang w:eastAsia="es-PE"/>
-          <ns2:ligatures ns2:val="none"/>
+          <w14:ligatures w14:val="none"/>
         </w:rPr>
         <w:t xml:space="preserve">, consistente en que </w:t>
       </w:r>
@@ -3015,7 +2952,7 @@
           <w:color w:val="000000"/>
           <w:kern w:val="0"/>
           <w:lang w:eastAsia="es-PE"/>
-          <ns2:ligatures ns2:val="none"/>
+          <w14:ligatures w14:val="none"/>
         </w:rPr>
         <w:t>. Por consiguiente, corresponde calificar el hecho materia de denuncia como una presunta infracción al</w:t>
       </w:r>
@@ -3023,12 +2960,12 @@
         <w:rPr>
           <w:rFonts w:ascii="Arial Narrow" w:eastAsia="Arial Narrow" w:hAnsi="Arial Narrow" w:cs="Arial Narrow"/>
           <w:kern w:val="0"/>
-          <ns2:ligatures ns2:val="none"/>
+          <w14:ligatures w14:val="none"/>
         </w:rPr>
         <w:t xml:space="preserve"> numeral 88.1 del artículo 88 del Código.</w:t>
       </w:r>
     </w:p>
-    <w:p ns2:paraId="2E7770E0" ns2:textId="77777777">
+    <w:p>
       <w:pPr>
         <w:pStyle w:val="Prrafodelista"/>
         <w:spacing w:after="0" w:line="240" w:lineRule="auto"/>
@@ -3038,11 +2975,11 @@
           <w:rFonts w:ascii="Arial Narrow" w:eastAsia="Calibri" w:hAnsi="Arial Narrow" w:cs="Arial Narrow"/>
           <w:kern w:val="0"/>
           <w:lang w:eastAsia="es-PE"/>
-          <ns2:ligatures ns2:val="none"/>
-        </w:rPr>
-      </w:pPr>
-    </w:p>
-    <w:p ns2:paraId="17426A8E" ns2:textId="5B1D0383">
+          <w14:ligatures w14:val="none"/>
+        </w:rPr>
+      </w:pPr>
+    </w:p>
+    <w:p>
       <w:pPr>
         <w:pStyle w:val="Prrafodelista"/>
         <w:numPr>
@@ -3056,7 +2993,7 @@
           <w:rFonts w:ascii="Arial Narrow" w:eastAsia="Calibri" w:hAnsi="Arial Narrow" w:cs="Arial Narrow"/>
           <w:kern w:val="0"/>
           <w:lang w:eastAsia="es-PE"/>
-          <ns2:ligatures ns2:val="none"/>
+          <w14:ligatures w14:val="none"/>
         </w:rPr>
       </w:pPr>
       <w:r>
@@ -3065,7 +3002,7 @@
           <w:color w:val="000000"/>
           <w:kern w:val="0"/>
           <w:lang w:eastAsia="es-PE"/>
-          <ns2:ligatures ns2:val="none"/>
+          <w14:ligatures w14:val="none"/>
         </w:rPr>
         <w:t>En tanto la denuncia reúne los requisitos establecidos por la norma citada, corresponde admitirla a trámite</w:t>
       </w:r>
@@ -3075,7 +3012,7 @@
           <w:rFonts w:ascii="Arial Narrow" w:eastAsia="Arial Narrow" w:hAnsi="Arial Narrow" w:cs="Arial Narrow"/>
           <w:kern w:val="0"/>
           <w:vertAlign w:val="superscript"/>
-          <ns2:ligatures ns2:val="none"/>
+          <w14:ligatures w14:val="none"/>
         </w:rPr>
         <w:footnoteReference w:id="6"/>
       </w:r>
@@ -3085,12 +3022,12 @@
           <w:color w:val="000000"/>
           <w:kern w:val="0"/>
           <w:lang w:eastAsia="es-PE"/>
-          <ns2:ligatures ns2:val="none"/>
+          <w14:ligatures w14:val="none"/>
         </w:rPr>
         <w:t>.</w:t>
       </w:r>
     </w:p>
-    <w:p ns2:paraId="69FE781D" ns2:textId="77777777">
+    <w:p>
       <w:pPr>
         <w:pStyle w:val="Prrafodelista"/>
         <w:numPr>
@@ -3110,36 +3047,36 @@
           <w:color w:val="000000"/>
           <w:kern w:val="0"/>
           <w:lang w:eastAsia="es-PE"/>
-          <ns2:ligatures ns2:val="none"/>
-        </w:rPr>
-      </w:pPr>
-      <w:r>
-        <w:rPr>
-          <w:rFonts w:ascii="Arial Narrow" w:eastAsia="Arial Narrow" w:hAnsi="Arial Narrow" w:cs="Arial Narrow"/>
-          <w:b/>
-          <w:color w:val="000000"/>
-          <w:kern w:val="0"/>
-          <w:lang w:eastAsia="es-PE"/>
-          <ns2:ligatures ns2:val="none"/>
+          <w14:ligatures w14:val="none"/>
+        </w:rPr>
+      </w:pPr>
+      <w:r>
+        <w:rPr>
+          <w:rFonts w:ascii="Arial Narrow" w:eastAsia="Arial Narrow" w:hAnsi="Arial Narrow" w:cs="Arial Narrow"/>
+          <w:b/>
+          <w:color w:val="000000"/>
+          <w:kern w:val="0"/>
+          <w:lang w:eastAsia="es-PE"/>
+          <w14:ligatures w14:val="none"/>
         </w:rPr>
         <w:lastRenderedPageBreak/>
         <w:t>REQUERIMIENTO DE INFORMACION</w:t>
       </w:r>
     </w:p>
-    <w:p ns2:paraId="6252E905" ns2:textId="77777777">
-      <w:pPr>
-        <w:spacing w:after="0" w:line="240" w:lineRule="auto"/>
-        <w:jc w:val="both"/>
-        <w:rPr>
-          <w:rFonts w:ascii="Arial Narrow" w:eastAsia="Times New Roman" w:hAnsi="Arial Narrow" w:cs="Arial"/>
-          <w:color w:val="000000"/>
-          <w:kern w:val="0"/>
-          <w:lang w:val="es-ES" w:eastAsia="es-ES"/>
-          <ns2:ligatures ns2:val="none"/>
-        </w:rPr>
-      </w:pPr>
-    </w:p>
-    <w:p ns2:paraId="21C241A8" ns2:textId="77777777">
+    <w:p>
+      <w:pPr>
+        <w:spacing w:after="0" w:line="240" w:lineRule="auto"/>
+        <w:jc w:val="both"/>
+        <w:rPr>
+          <w:rFonts w:ascii="Arial Narrow" w:eastAsia="Times New Roman" w:hAnsi="Arial Narrow" w:cs="Arial"/>
+          <w:color w:val="000000"/>
+          <w:kern w:val="0"/>
+          <w:lang w:val="es-ES" w:eastAsia="es-ES"/>
+          <w14:ligatures w14:val="none"/>
+        </w:rPr>
+      </w:pPr>
+    </w:p>
+    <w:p>
       <w:pPr>
         <w:pStyle w:val="Prrafodelista"/>
         <w:numPr>
@@ -3154,16 +3091,16 @@
           <w:color w:val="000000"/>
           <w:kern w:val="0"/>
           <w:lang w:val="es-ES" w:eastAsia="es-ES"/>
-          <ns2:ligatures ns2:val="none"/>
-        </w:rPr>
-      </w:pPr>
-      <w:r>
-        <w:rPr>
-          <w:rFonts w:ascii="Arial Narrow" w:eastAsia="Times New Roman" w:hAnsi="Arial Narrow" w:cs="Arial"/>
-          <w:color w:val="000000"/>
-          <w:kern w:val="0"/>
-          <w:lang w:val="es-ES" w:eastAsia="es-ES"/>
-          <ns2:ligatures ns2:val="none"/>
+          <w14:ligatures w14:val="none"/>
+        </w:rPr>
+      </w:pPr>
+      <w:r>
+        <w:rPr>
+          <w:rFonts w:ascii="Arial Narrow" w:eastAsia="Times New Roman" w:hAnsi="Arial Narrow" w:cs="Arial"/>
+          <w:color w:val="000000"/>
+          <w:kern w:val="0"/>
+          <w:lang w:val="es-ES" w:eastAsia="es-ES"/>
+          <w14:ligatures w14:val="none"/>
         </w:rPr>
         <w:t xml:space="preserve">A efectos de tener mayores elementos que sirvan para la resolución definitiva del presente caso, </w:t>
       </w:r>
@@ -3173,7 +3110,7 @@
           <w:color w:val="000000"/>
           <w:kern w:val="0"/>
           <w:lang w:val="es-ES" w:eastAsia="es-ES"/>
-          <ns2:ligatures ns2:val="none"/>
+          <w14:ligatures w14:val="none"/>
         </w:rPr>
         <w:t xml:space="preserve">la Secretaría Técnica, </w:t>
       </w:r>
@@ -3183,7 +3120,7 @@
           <w:color w:val="000000"/>
           <w:kern w:val="0"/>
           <w:lang w:val="es-ES" w:eastAsia="es-ES"/>
-          <ns2:ligatures ns2:val="none"/>
+          <w14:ligatures w14:val="none"/>
         </w:rPr>
         <w:t xml:space="preserve">en ejercicio de las facultades que la ley le </w:t>
       </w:r>
@@ -3193,7 +3130,7 @@
           <w:color w:val="000000"/>
           <w:kern w:val="0"/>
           <w:lang w:val="es-ES" w:eastAsia="es-ES"/>
-          <ns2:ligatures ns2:val="none"/>
+          <w14:ligatures w14:val="none"/>
         </w:rPr>
         <w:t xml:space="preserve">confiere, </w:t>
       </w:r>
@@ -3204,7 +3141,7 @@
           <w:color w:val="000000"/>
           <w:kern w:val="0"/>
           <w:lang w:val="es-ES" w:eastAsia="es-ES"/>
-          <ns2:ligatures ns2:val="none"/>
+          <w14:ligatures w14:val="none"/>
         </w:rPr>
         <w:t xml:space="preserve">conviene requerir a los proveedores denunciados </w:t>
       </w:r>
@@ -3215,7 +3152,7 @@
           <w:color w:val="000000"/>
           <w:kern w:val="0"/>
           <w:lang w:val="es-ES" w:eastAsia="es-ES"/>
-          <ns2:ligatures ns2:val="none"/>
+          <w14:ligatures w14:val="none"/>
         </w:rPr>
         <w:t>que, en un plazo no mayor de cinco (5) días há</w:t>
       </w:r>
@@ -3225,7 +3162,7 @@
           <w:color w:val="000000"/>
           <w:kern w:val="0"/>
           <w:lang w:val="es-ES" w:eastAsia="es-ES"/>
-          <ns2:ligatures ns2:val="none"/>
+          <w14:ligatures w14:val="none"/>
         </w:rPr>
         <w:t xml:space="preserve">biles contado a partir del </w:t>
       </w:r>
@@ -3235,7 +3172,7 @@
           <w:color w:val="000000"/>
           <w:kern w:val="0"/>
           <w:lang w:val="es-ES" w:eastAsia="es-ES"/>
-          <ns2:ligatures ns2:val="none"/>
+          <w14:ligatures w14:val="none"/>
         </w:rPr>
         <w:t xml:space="preserve">día siguiente de la notificación de la presente resolución, </w:t>
       </w:r>
@@ -3246,12 +3183,12 @@
           <w:color w:val="000000"/>
           <w:kern w:val="0"/>
           <w:lang w:val="es-ES" w:eastAsia="es-ES"/>
-          <ns2:ligatures ns2:val="none"/>
+          <w14:ligatures w14:val="none"/>
         </w:rPr>
         <w:t>cumplan con lo siguiente:</w:t>
       </w:r>
     </w:p>
-    <w:p ns2:paraId="345D7F88" ns2:textId="77777777">
+    <w:p>
       <w:pPr>
         <w:pStyle w:val="Prrafodelista"/>
         <w:spacing w:after="0" w:line="240" w:lineRule="auto"/>
@@ -3262,11 +3199,11 @@
           <w:color w:val="000000"/>
           <w:kern w:val="0"/>
           <w:lang w:val="es-ES" w:eastAsia="es-ES"/>
-          <ns2:ligatures ns2:val="none"/>
-        </w:rPr>
-      </w:pPr>
-    </w:p>
-    <w:p ns2:paraId="01F25269" ns2:textId="78EB95F4">
+          <w14:ligatures w14:val="none"/>
+        </w:rPr>
+      </w:pPr>
+    </w:p>
+    <w:p>
       <w:pPr>
         <w:pStyle w:val="Prrafodelista"/>
         <w:spacing w:after="0" w:line="240" w:lineRule="auto"/>
@@ -3277,7 +3214,7 @@
           <w:color w:val="000000"/>
           <w:kern w:val="0"/>
           <w:lang w:val="es-ES" w:eastAsia="es-ES"/>
-          <ns2:ligatures ns2:val="none"/>
+          <w14:ligatures w14:val="none"/>
         </w:rPr>
       </w:pPr>
       <w:r>
@@ -3287,7 +3224,7 @@
           <w:kern w:val="0"/>
           <w:u w:val="single"/>
           <w:lang w:val="es-ES" w:eastAsia="es-ES"/>
-          <ns2:ligatures ns2:val="none"/>
+          <w14:ligatures w14:val="none"/>
         </w:rPr>
         <w:t xml:space="preserve">A </w:t>
       </w:r>
@@ -3298,7 +3235,7 @@
           <w:kern w:val="0"/>
           <w:u w:val="single"/>
           <w:lang w:val="es-ES" w:eastAsia="es-ES"/>
-          <ns2:ligatures ns2:val="none"/>
+          <w14:ligatures w14:val="none"/>
         </w:rPr>
         <w:t>La Positiva</w:t>
       </w:r>
@@ -3308,7 +3245,7 @@
           <w:color w:val="000000"/>
           <w:kern w:val="0"/>
           <w:lang w:val="es-ES" w:eastAsia="es-ES"/>
-          <ns2:ligatures ns2:val="none"/>
+          <w14:ligatures w14:val="none"/>
         </w:rPr>
         <w:t xml:space="preserve">: </w:t>
       </w:r>
@@ -3318,7 +3255,7 @@
           <w:color w:val="000000"/>
           <w:kern w:val="0"/>
           <w:lang w:val="es-ES" w:eastAsia="es-ES"/>
-          <ns2:ligatures ns2:val="none"/>
+          <w14:ligatures w14:val="none"/>
         </w:rPr>
         <w:t>(i) presentar una copia debidamente suscrita de la Póliza 250006639 del Seguro Vehicular; así como el cargo de remisión de la póliza; (</w:t>
       </w:r>
@@ -3329,7 +3266,7 @@
           <w:color w:val="000000"/>
           <w:kern w:val="0"/>
           <w:lang w:val="es-ES" w:eastAsia="es-ES"/>
-          <ns2:ligatures ns2:val="none"/>
+          <w14:ligatures w14:val="none"/>
         </w:rPr>
         <w:t>ii</w:t>
       </w:r>
@@ -3340,7 +3277,7 @@
           <w:color w:val="000000"/>
           <w:kern w:val="0"/>
           <w:lang w:val="es-ES" w:eastAsia="es-ES"/>
-          <ns2:ligatures ns2:val="none"/>
+          <w14:ligatures w14:val="none"/>
         </w:rPr>
         <w:t>) presentar los medios probatorios que acrediten que gestionó adecuadamente el pago de prima correspondiente para la renovación de la Póliza 250006639 para el periodo del año 2024 al año 2025; (</w:t>
       </w:r>
@@ -3351,7 +3288,7 @@
           <w:color w:val="000000"/>
           <w:kern w:val="0"/>
           <w:lang w:val="es-ES" w:eastAsia="es-ES"/>
-          <ns2:ligatures ns2:val="none"/>
+          <w14:ligatures w14:val="none"/>
         </w:rPr>
         <w:t>iii</w:t>
       </w:r>
@@ -3362,7 +3299,7 @@
           <w:color w:val="000000"/>
           <w:kern w:val="0"/>
           <w:lang w:val="es-ES" w:eastAsia="es-ES"/>
-          <ns2:ligatures ns2:val="none"/>
+          <w14:ligatures w14:val="none"/>
         </w:rPr>
         <w:t xml:space="preserve">) presentar los medios probatorios que acrediten que verificó que la Póliza 250006639 del Seguro Vehicular era válida para el servicio de taxi que se realizaba con el vehículo con Placa de Rodaje </w:t>
       </w:r>
@@ -3373,7 +3310,7 @@
           <w:color w:val="000000"/>
           <w:kern w:val="0"/>
           <w:lang w:val="es-ES" w:eastAsia="es-ES"/>
-          <ns2:ligatures ns2:val="none"/>
+          <w14:ligatures w14:val="none"/>
         </w:rPr>
         <w:t/>
       </w:r>
@@ -3384,7 +3321,7 @@
           <w:color w:val="000000"/>
           <w:kern w:val="0"/>
           <w:lang w:val="es-ES" w:eastAsia="es-ES"/>
-          <ns2:ligatures ns2:val="none"/>
+          <w14:ligatures w14:val="none"/>
         </w:rPr>
         <w:t xml:space="preserve"> CAF-328; y, (</w:t>
       </w:r>
@@ -3395,7 +3332,7 @@
           <w:color w:val="000000"/>
           <w:kern w:val="0"/>
           <w:lang w:val="es-ES" w:eastAsia="es-ES"/>
-          <ns2:ligatures ns2:val="none"/>
+          <w14:ligatures w14:val="none"/>
         </w:rPr>
         <w:t>iv</w:t>
       </w:r>
@@ -3406,7 +3343,7 @@
           <w:color w:val="000000"/>
           <w:kern w:val="0"/>
           <w:lang w:val="es-ES" w:eastAsia="es-ES"/>
-          <ns2:ligatures ns2:val="none"/>
+          <w14:ligatures w14:val="none"/>
         </w:rPr>
         <w:t>) presentar todas las comunicaciones cursadas con la parte denunciante en virtud de los hechos materia de denuncia</w:t>
       </w:r>
@@ -3416,12 +3353,12 @@
           <w:color w:val="000000"/>
           <w:kern w:val="0"/>
           <w:lang w:val="es-ES" w:eastAsia="es-ES"/>
-          <ns2:ligatures ns2:val="none"/>
+          <w14:ligatures w14:val="none"/>
         </w:rPr>
         <w:t>.</w:t>
       </w:r>
     </w:p>
-    <w:p ns2:paraId="48503CFE" ns2:textId="77777777">
+    <w:p>
       <w:pPr>
         <w:pStyle w:val="Prrafodelista"/>
         <w:spacing w:after="0" w:line="240" w:lineRule="auto"/>
@@ -3433,11 +3370,11 @@
           <w:kern w:val="0"/>
           <w:u w:val="single"/>
           <w:lang w:val="es-ES" w:eastAsia="es-ES"/>
-          <ns2:ligatures ns2:val="none"/>
-        </w:rPr>
-      </w:pPr>
-    </w:p>
-    <w:p ns2:paraId="4940B49E" ns2:textId="15DE02FF">
+          <w14:ligatures w14:val="none"/>
+        </w:rPr>
+      </w:pPr>
+    </w:p>
+    <w:p>
       <w:pPr>
         <w:pStyle w:val="Prrafodelista"/>
         <w:spacing w:after="0" w:line="240" w:lineRule="auto"/>
@@ -3449,7 +3386,7 @@
           <w:kern w:val="0"/>
           <w:u w:val="single"/>
           <w:lang w:val="es-ES" w:eastAsia="es-ES"/>
-          <ns2:ligatures ns2:val="none"/>
+          <w14:ligatures w14:val="none"/>
         </w:rPr>
       </w:pPr>
       <w:r>
@@ -3459,7 +3396,7 @@
           <w:kern w:val="0"/>
           <w:u w:val="single"/>
           <w:lang w:val="es-ES" w:eastAsia="es-ES"/>
-          <ns2:ligatures ns2:val="none"/>
+          <w14:ligatures w14:val="none"/>
         </w:rPr>
         <w:t xml:space="preserve">A </w:t>
       </w:r>
@@ -3470,7 +3407,7 @@
           <w:kern w:val="0"/>
           <w:u w:val="single"/>
           <w:lang w:val="es-ES" w:eastAsia="es-ES"/>
-          <ns2:ligatures ns2:val="none"/>
+          <w14:ligatures w14:val="none"/>
         </w:rPr>
         <w:t>Corredores Falabella</w:t>
       </w:r>
@@ -3480,7 +3417,7 @@
           <w:color w:val="000000"/>
           <w:kern w:val="0"/>
           <w:lang w:val="es-ES" w:eastAsia="es-ES"/>
-          <ns2:ligatures ns2:val="none"/>
+          <w14:ligatures w14:val="none"/>
         </w:rPr>
         <w:t>:</w:t>
       </w:r>
@@ -3490,7 +3427,7 @@
           <w:color w:val="000000"/>
           <w:kern w:val="0"/>
           <w:lang w:eastAsia="es-ES"/>
-          <ns2:ligatures ns2:val="none"/>
+          <w14:ligatures w14:val="none"/>
         </w:rPr>
         <w:t xml:space="preserve"> </w:t>
       </w:r>
@@ -3500,7 +3437,7 @@
           <w:color w:val="000000"/>
           <w:kern w:val="0"/>
           <w:lang w:val="es-ES" w:eastAsia="es-ES"/>
-          <ns2:ligatures ns2:val="none"/>
+          <w14:ligatures w14:val="none"/>
         </w:rPr>
         <w:t>(i) presentar una copia debidamente suscrita de la Póliza 250006639 del Seguro Vehicular; así como el cargo de remisión de la póliza; (</w:t>
       </w:r>
@@ -3511,7 +3448,7 @@
           <w:color w:val="000000"/>
           <w:kern w:val="0"/>
           <w:lang w:val="es-ES" w:eastAsia="es-ES"/>
-          <ns2:ligatures ns2:val="none"/>
+          <w14:ligatures w14:val="none"/>
         </w:rPr>
         <w:t>ii</w:t>
       </w:r>
@@ -3522,7 +3459,7 @@
           <w:color w:val="000000"/>
           <w:kern w:val="0"/>
           <w:lang w:val="es-ES" w:eastAsia="es-ES"/>
-          <ns2:ligatures ns2:val="none"/>
+          <w14:ligatures w14:val="none"/>
         </w:rPr>
         <w:t>) presentar los medios probatorios que acrediten que gestionó adecuadamente el pago de prima correspondiente para la renovación de la Póliza 250006639 para el periodo del año 2024 al año 2025; (</w:t>
       </w:r>
@@ -3533,7 +3470,7 @@
           <w:color w:val="000000"/>
           <w:kern w:val="0"/>
           <w:lang w:val="es-ES" w:eastAsia="es-ES"/>
-          <ns2:ligatures ns2:val="none"/>
+          <w14:ligatures w14:val="none"/>
         </w:rPr>
         <w:t>iii</w:t>
       </w:r>
@@ -3544,7 +3481,7 @@
           <w:color w:val="000000"/>
           <w:kern w:val="0"/>
           <w:lang w:val="es-ES" w:eastAsia="es-ES"/>
-          <ns2:ligatures ns2:val="none"/>
+          <w14:ligatures w14:val="none"/>
         </w:rPr>
         <w:t xml:space="preserve">) presentar los medios probatorios que acrediten que informó oportunamente a la compañía aseguradora que la Póliza 250006639 del Seguro Vehicular sería emitida considerando que el vehículo a asegurar con Placa de Rodaje </w:t>
       </w:r>
@@ -3555,7 +3492,7 @@
           <w:color w:val="000000"/>
           <w:kern w:val="0"/>
           <w:lang w:val="es-ES" w:eastAsia="es-ES"/>
-          <ns2:ligatures ns2:val="none"/>
+          <w14:ligatures w14:val="none"/>
         </w:rPr>
         <w:t/>
       </w:r>
@@ -3566,7 +3503,7 @@
           <w:color w:val="000000"/>
           <w:kern w:val="0"/>
           <w:lang w:val="es-ES" w:eastAsia="es-ES"/>
-          <ns2:ligatures ns2:val="none"/>
+          <w14:ligatures w14:val="none"/>
         </w:rPr>
         <w:t xml:space="preserve"> CAF-328 era utilizado para el servicio de taxi; y, (</w:t>
       </w:r>
@@ -3577,7 +3514,7 @@
           <w:color w:val="000000"/>
           <w:kern w:val="0"/>
           <w:lang w:val="es-ES" w:eastAsia="es-ES"/>
-          <ns2:ligatures ns2:val="none"/>
+          <w14:ligatures w14:val="none"/>
         </w:rPr>
         <w:t>iv</w:t>
       </w:r>
@@ -3588,7 +3525,7 @@
           <w:color w:val="000000"/>
           <w:kern w:val="0"/>
           <w:lang w:val="es-ES" w:eastAsia="es-ES"/>
-          <ns2:ligatures ns2:val="none"/>
+          <w14:ligatures w14:val="none"/>
         </w:rPr>
         <w:t>) presentar todas las comunicaciones cursadas con la parte denunciante; incluyendo la grabación de la llamada telefónica realizada el 23 de setiembre de 2023, en virtud de los hechos materia de denuncia</w:t>
       </w:r>
@@ -3598,7 +3535,7 @@
           <w:color w:val="000000"/>
           <w:kern w:val="0"/>
           <w:lang w:val="es-ES" w:eastAsia="es-ES"/>
-          <ns2:ligatures ns2:val="none"/>
+          <w14:ligatures w14:val="none"/>
         </w:rPr>
         <w:t>.</w:t>
       </w:r>
@@ -3608,26 +3545,26 @@
           <w:color w:val="000000"/>
           <w:kern w:val="0"/>
           <w:lang w:val="es-ES" w:eastAsia="es-ES"/>
-          <ns2:ligatures ns2:val="none"/>
+          <w14:ligatures w14:val="none"/>
         </w:rPr>
         <w:t xml:space="preserve"> </w:t>
       </w:r>
     </w:p>
     <w:bookmarkEnd w:id="9"/>
-    <w:p ns2:paraId="525DE1CC" ns2:textId="77777777">
-      <w:pPr>
-        <w:spacing w:after="0" w:line="240" w:lineRule="auto"/>
-        <w:jc w:val="both"/>
-        <w:rPr>
-          <w:rFonts w:ascii="Arial Narrow" w:eastAsia="Times New Roman" w:hAnsi="Arial Narrow" w:cs="Arial"/>
-          <w:color w:val="000000"/>
-          <w:kern w:val="0"/>
-          <w:lang w:val="es-ES" w:eastAsia="es-ES"/>
-          <ns2:ligatures ns2:val="none"/>
-        </w:rPr>
-      </w:pPr>
-    </w:p>
-    <w:p ns2:paraId="76AC2520" ns2:textId="77777777">
+    <w:p>
+      <w:pPr>
+        <w:spacing w:after="0" w:line="240" w:lineRule="auto"/>
+        <w:jc w:val="both"/>
+        <w:rPr>
+          <w:rFonts w:ascii="Arial Narrow" w:eastAsia="Times New Roman" w:hAnsi="Arial Narrow" w:cs="Arial"/>
+          <w:color w:val="000000"/>
+          <w:kern w:val="0"/>
+          <w:lang w:val="es-ES" w:eastAsia="es-ES"/>
+          <w14:ligatures w14:val="none"/>
+        </w:rPr>
+      </w:pPr>
+    </w:p>
+    <w:p>
       <w:pPr>
         <w:pStyle w:val="Prrafodelista"/>
         <w:spacing w:after="0" w:line="240" w:lineRule="auto"/>
@@ -3638,11 +3575,11 @@
           <w:color w:val="000000"/>
           <w:kern w:val="0"/>
           <w:lang w:val="es-ES" w:eastAsia="es-ES"/>
-          <ns2:ligatures ns2:val="none"/>
-        </w:rPr>
-      </w:pPr>
-    </w:p>
-    <w:p ns2:paraId="45192A8B" ns2:textId="77777777">
+          <w14:ligatures w14:val="none"/>
+        </w:rPr>
+      </w:pPr>
+    </w:p>
+    <w:p>
       <w:pPr>
         <w:pStyle w:val="Prrafodelista"/>
         <w:numPr>
@@ -3662,36 +3599,36 @@
           <w:color w:val="000000"/>
           <w:kern w:val="0"/>
           <w:lang w:eastAsia="es-PE"/>
-          <ns2:ligatures ns2:val="none"/>
-        </w:rPr>
-      </w:pPr>
-      <w:r>
-        <w:rPr>
-          <w:rFonts w:ascii="Arial Narrow" w:eastAsia="Arial Narrow" w:hAnsi="Arial Narrow" w:cs="Arial Narrow"/>
-          <w:b/>
-          <w:color w:val="000000"/>
-          <w:kern w:val="0"/>
-          <w:lang w:eastAsia="es-PE"/>
-          <ns2:ligatures ns2:val="none"/>
+          <w14:ligatures w14:val="none"/>
+        </w:rPr>
+      </w:pPr>
+      <w:r>
+        <w:rPr>
+          <w:rFonts w:ascii="Arial Narrow" w:eastAsia="Arial Narrow" w:hAnsi="Arial Narrow" w:cs="Arial Narrow"/>
+          <w:b/>
+          <w:color w:val="000000"/>
+          <w:kern w:val="0"/>
+          <w:lang w:eastAsia="es-PE"/>
+          <w14:ligatures w14:val="none"/>
         </w:rPr>
         <w:t xml:space="preserve">RESOLUCIÓN DE LA SECRETARÍA TÉCNICA </w:t>
       </w:r>
     </w:p>
-    <w:p ns2:paraId="71820251" ns2:textId="77777777">
-      <w:pPr>
-        <w:spacing w:after="0" w:line="240" w:lineRule="auto"/>
-        <w:jc w:val="both"/>
-        <w:rPr>
-          <w:rFonts w:ascii="Arial Narrow" w:eastAsia="Arial Narrow" w:hAnsi="Arial Narrow" w:cs="Arial Narrow"/>
-          <w:b/>
-          <w:color w:val="000000"/>
-          <w:kern w:val="0"/>
-          <w:lang w:eastAsia="es-PE"/>
-          <ns2:ligatures ns2:val="none"/>
-        </w:rPr>
-      </w:pPr>
-    </w:p>
-    <w:p ns2:paraId="11A05087" ns2:textId="4E3E11ED">
+    <w:p>
+      <w:pPr>
+        <w:spacing w:after="0" w:line="240" w:lineRule="auto"/>
+        <w:jc w:val="both"/>
+        <w:rPr>
+          <w:rFonts w:ascii="Arial Narrow" w:eastAsia="Arial Narrow" w:hAnsi="Arial Narrow" w:cs="Arial Narrow"/>
+          <w:b/>
+          <w:color w:val="000000"/>
+          <w:kern w:val="0"/>
+          <w:lang w:eastAsia="es-PE"/>
+          <w14:ligatures w14:val="none"/>
+        </w:rPr>
+      </w:pPr>
+    </w:p>
+    <w:p>
       <w:pPr>
         <w:spacing w:after="0" w:line="240" w:lineRule="auto"/>
         <w:jc w:val="both"/>
@@ -3701,17 +3638,17 @@
           <w:kern w:val="0"/>
           <w:shd w:val="clear" w:color="auto" w:fill="FFFFFF"/>
           <w:lang w:eastAsia="es-PE"/>
-          <ns2:ligatures ns2:val="none"/>
-        </w:rPr>
-      </w:pPr>
-      <w:r>
-        <w:rPr>
-          <w:rFonts w:ascii="Arial Narrow" w:eastAsia="Arial Narrow" w:hAnsi="Arial Narrow" w:cs="Arial Narrow"/>
-          <w:b/>
-          <w:color w:val="000000"/>
-          <w:kern w:val="0"/>
-          <w:lang w:eastAsia="es-PE"/>
-          <ns2:ligatures ns2:val="none"/>
+          <w14:ligatures w14:val="none"/>
+        </w:rPr>
+      </w:pPr>
+      <w:r>
+        <w:rPr>
+          <w:rFonts w:ascii="Arial Narrow" w:eastAsia="Arial Narrow" w:hAnsi="Arial Narrow" w:cs="Arial Narrow"/>
+          <w:b/>
+          <w:color w:val="000000"/>
+          <w:kern w:val="0"/>
+          <w:lang w:eastAsia="es-PE"/>
+          <w14:ligatures w14:val="none"/>
         </w:rPr>
         <w:t xml:space="preserve">PRIMERO: admitir a trámite la denuncia del 5 de noviembre de 2025, subsanado mediante escrito del 24 de noviembre de 2025, interpuesta por el señor [DENUNCIANTE] contra La Positiva Seguros y Reaseguros S.A. y Corredores de Seguros Falabella S.A.C., por lo siguiente:</w:t>
       </w:r>
@@ -3722,7 +3659,7 @@
           <w:kern w:val="0"/>
           <w:shd w:val="clear" w:color="auto" w:fill="FFFFFF"/>
           <w:lang w:eastAsia="es-PE"/>
-          <ns2:ligatures ns2:val="none"/>
+          <w14:ligatures w14:val="none"/>
         </w:rPr>
         <w:t xml:space="preserve"/>
       </w:r>
@@ -3732,7 +3669,7 @@
           <w:color w:val="000000"/>
           <w:kern w:val="0"/>
           <w:lang w:val="es-ES" w:eastAsia="es-ES"/>
-          <ns2:ligatures ns2:val="none"/>
+          <w14:ligatures w14:val="none"/>
         </w:rPr>
         <w:t/>
       </w:r>
@@ -3742,7 +3679,7 @@
           <w:color w:val="000000"/>
           <w:kern w:val="0"/>
           <w:lang w:val="es-ES" w:eastAsia="es-ES"/>
-          <ns2:ligatures ns2:val="none"/>
+          <w14:ligatures w14:val="none"/>
         </w:rPr>
         <w:t xml:space="preserve"/>
       </w:r>
@@ -3753,7 +3690,7 @@
           <w:kern w:val="0"/>
           <w:shd w:val="clear" w:color="auto" w:fill="FFFFFF"/>
           <w:lang w:eastAsia="es-PE"/>
-          <ns2:ligatures ns2:val="none"/>
+          <w14:ligatures w14:val="none"/>
         </w:rPr>
         <w:t xml:space="preserve"/>
       </w:r>
@@ -3764,7 +3701,7 @@
           <w:kern w:val="0"/>
           <w:shd w:val="clear" w:color="auto" w:fill="FFFFFF"/>
           <w:lang w:eastAsia="es-PE"/>
-          <ns2:ligatures ns2:val="none"/>
+          <w14:ligatures w14:val="none"/>
         </w:rPr>
         <w:t xml:space="preserve"/>
       </w:r>
@@ -3774,7 +3711,7 @@
           <w:bCs/>
           <w:spacing w:val="-3"/>
           <w:kern w:val="0"/>
-          <ns2:ligatures ns2:val="none"/>
+          <w14:ligatures w14:val="none"/>
         </w:rPr>
         <w:t xml:space="preserve"/>
       </w:r>
@@ -3785,7 +3722,7 @@
           <w:kern w:val="0"/>
           <w:shd w:val="clear" w:color="auto" w:fill="FFFFFF"/>
           <w:lang w:eastAsia="es-PE"/>
-          <ns2:ligatures ns2:val="none"/>
+          <w14:ligatures w14:val="none"/>
         </w:rPr>
         <w:t/>
       </w:r>
@@ -3796,7 +3733,7 @@
           <w:kern w:val="0"/>
           <w:shd w:val="clear" w:color="auto" w:fill="FFFFFF"/>
           <w:lang w:eastAsia="es-PE"/>
-          <ns2:ligatures ns2:val="none"/>
+          <w14:ligatures w14:val="none"/>
         </w:rPr>
         <w:t xml:space="preserve"/>
       </w:r>
@@ -3807,7 +3744,7 @@
           <w:kern w:val="0"/>
           <w:shd w:val="clear" w:color="auto" w:fill="FFFFFF"/>
           <w:lang w:eastAsia="es-PE"/>
-          <ns2:ligatures ns2:val="none"/>
+          <w14:ligatures w14:val="none"/>
         </w:rPr>
         <w:t xml:space="preserve"/>
       </w:r>
@@ -3832,7 +3769,7 @@
           <w:kern w:val="0"/>
           <w:shd w:val="clear" w:color="auto" w:fill="FFFFFF"/>
           <w:lang w:eastAsia="es-PE"/>
-          <ns2:ligatures ns2:val="none"/>
+          <w14:ligatures w14:val="none"/>
         </w:rPr>
         <w:t/>
       </w:r>
@@ -3843,7 +3780,7 @@
           <w:kern w:val="0"/>
           <w:shd w:val="clear" w:color="auto" w:fill="FFFFFF"/>
           <w:lang w:eastAsia="es-PE"/>
-          <ns2:ligatures ns2:val="none"/>
+          <w14:ligatures w14:val="none"/>
         </w:rPr>
         <w:t/>
       </w:r>
@@ -3854,7 +3791,7 @@
           <w:kern w:val="0"/>
           <w:shd w:val="clear" w:color="auto" w:fill="FFFFFF"/>
           <w:lang w:eastAsia="es-PE"/>
-          <ns2:ligatures ns2:val="none"/>
+          <w14:ligatures w14:val="none"/>
         </w:rPr>
         <w:t xml:space="preserve"/>
       </w:r>
@@ -3865,7 +3802,7 @@
           <w:kern w:val="0"/>
           <w:shd w:val="clear" w:color="auto" w:fill="FFFFFF"/>
           <w:lang w:eastAsia="es-PE"/>
-          <ns2:ligatures ns2:val="none"/>
+          <w14:ligatures w14:val="none"/>
         </w:rPr>
         <w:t/>
       </w:r>
@@ -3876,12 +3813,12 @@
           <w:kern w:val="0"/>
           <w:shd w:val="clear" w:color="auto" w:fill="FFFFFF"/>
           <w:lang w:eastAsia="es-PE"/>
-          <ns2:ligatures ns2:val="none"/>
+          <w14:ligatures w14:val="none"/>
         </w:rPr>
         <w:t xml:space="preserve"/>
       </w:r>
     </w:p>
-    <w:p ns2:paraId="18E1B5FC" ns2:textId="77777777">
+    <w:p>
       <w:pPr>
         <w:spacing w:after="0" w:line="240" w:lineRule="auto"/>
         <w:jc w:val="both"/>
@@ -3891,11 +3828,11 @@
           <w:kern w:val="0"/>
           <w:shd w:val="clear" w:color="auto" w:fill="FFFFFF"/>
           <w:lang w:eastAsia="es-PE"/>
-          <ns2:ligatures ns2:val="none"/>
-        </w:rPr>
-      </w:pPr>
-    </w:p>
-    <w:p ns2:paraId="1B4DAFCE" ns2:textId="26CC3845">
+          <w14:ligatures w14:val="none"/>
+        </w:rPr>
+      </w:pPr>
+    </w:p>
+    <w:p>
       <w:pPr>
         <w:pStyle w:val="Prrafodelista"/>
         <w:numPr>
@@ -3912,14 +3849,14 @@
         <w:rPr>
           <w:rFonts w:ascii="Arial Narrow" w:eastAsia="Arial Narrow" w:hAnsi="Arial Narrow" w:cs="Arial Narrow"/>
           <w:kern w:val="0"/>
-          <ns2:ligatures ns2:val="none"/>
-        </w:rPr>
-      </w:pPr>
-      <w:r>
-        <w:rPr>
-          <w:rFonts w:ascii="Arial Narrow" w:eastAsia="Arial Narrow" w:hAnsi="Arial Narrow" w:cs="Arial Narrow"/>
-          <w:kern w:val="0"/>
-          <ns2:ligatures ns2:val="none"/>
+          <w14:ligatures w14:val="none"/>
+        </w:rPr>
+      </w:pPr>
+      <w:r>
+        <w:rPr>
+          <w:rFonts w:ascii="Arial Narrow" w:eastAsia="Arial Narrow" w:hAnsi="Arial Narrow" w:cs="Arial Narrow"/>
+          <w:kern w:val="0"/>
+          <w14:ligatures w14:val="none"/>
         </w:rPr>
         <w:t xml:space="preserve">Presunta infracción a los artículos 18 y 19 de la Ley 29571, Código de Protección y Defensa del Consumidor, en tanto </w:t>
       </w:r>
@@ -3930,7 +3867,7 @@
           <w:kern w:val="0"/>
           <w:shd w:val="clear" w:color="auto" w:fill="FFFFFF"/>
           <w:lang w:eastAsia="es-PE"/>
-          <ns2:ligatures ns2:val="none"/>
+          <w14:ligatures w14:val="none"/>
         </w:rPr>
         <w:t xml:space="preserve">Corredores de Seguros Falabella S.A.C. </w:t>
       </w:r>
@@ -3945,7 +3882,7 @@
         <w:rPr>
           <w:rFonts w:ascii="Arial Narrow" w:eastAsia="Arial Narrow" w:hAnsi="Arial Narrow" w:cs="Arial Narrow"/>
           <w:kern w:val="0"/>
-          <ns2:ligatures ns2:val="none"/>
+          <w14:ligatures w14:val="none"/>
         </w:rPr>
         <w:t xml:space="preserve">habría gestionado la renovación de la Póliza 250006639 del Seguro Vehicular para el vehículo con </w:t>
       </w:r>
@@ -3955,7 +3892,7 @@
           <w:color w:val="000000"/>
           <w:kern w:val="0"/>
           <w:lang w:eastAsia="es-ES"/>
-          <ns2:ligatures ns2:val="none"/>
+          <w14:ligatures w14:val="none"/>
         </w:rPr>
         <w:t>Placa de Rodaje CAF-328</w:t>
       </w:r>
@@ -3963,7 +3900,7 @@
         <w:rPr>
           <w:rFonts w:ascii="Arial Narrow" w:eastAsia="Arial Narrow" w:hAnsi="Arial Narrow" w:cs="Arial Narrow"/>
           <w:kern w:val="0"/>
-          <ns2:ligatures ns2:val="none"/>
+          <w14:ligatures w14:val="none"/>
         </w:rPr>
         <w:t xml:space="preserve"> desde el 23 de setiembre de 2024, pese a lo informado</w:t>
       </w:r>
@@ -3971,12 +3908,12 @@
         <w:rPr>
           <w:rFonts w:ascii="Arial Narrow" w:eastAsia="Arial Narrow" w:hAnsi="Arial Narrow" w:cs="Arial Narrow"/>
           <w:kern w:val="0"/>
-          <ns2:ligatures ns2:val="none"/>
+          <w14:ligatures w14:val="none"/>
         </w:rPr>
         <w:t xml:space="preserve">. </w:t>
       </w:r>
     </w:p>
-    <w:p ns2:paraId="11163075" ns2:textId="77777777">
+    <w:p>
       <w:pPr>
         <w:spacing w:after="0" w:line="240" w:lineRule="auto"/>
         <w:jc w:val="both"/>
@@ -3986,11 +3923,11 @@
           <w:kern w:val="0"/>
           <w:shd w:val="clear" w:color="auto" w:fill="FFFFFF"/>
           <w:lang w:eastAsia="es-PE"/>
-          <ns2:ligatures ns2:val="none"/>
-        </w:rPr>
-      </w:pPr>
-    </w:p>
-    <w:p ns2:paraId="58541EDA" ns2:textId="77777777">
+          <w14:ligatures w14:val="none"/>
+        </w:rPr>
+      </w:pPr>
+    </w:p>
+    <w:p>
       <w:pPr>
         <w:pStyle w:val="Prrafodelista"/>
         <w:numPr>
@@ -4007,14 +3944,14 @@
         <w:rPr>
           <w:rFonts w:ascii="Arial Narrow" w:eastAsia="Arial Narrow" w:hAnsi="Arial Narrow" w:cs="Arial Narrow"/>
           <w:kern w:val="0"/>
-          <ns2:ligatures ns2:val="none"/>
-        </w:rPr>
-      </w:pPr>
-      <w:r>
-        <w:rPr>
-          <w:rFonts w:ascii="Arial Narrow" w:eastAsia="Arial Narrow" w:hAnsi="Arial Narrow" w:cs="Arial Narrow"/>
-          <w:kern w:val="0"/>
-          <ns2:ligatures ns2:val="none"/>
+          <w14:ligatures w14:val="none"/>
+        </w:rPr>
+      </w:pPr>
+      <w:r>
+        <w:rPr>
+          <w:rFonts w:ascii="Arial Narrow" w:eastAsia="Arial Narrow" w:hAnsi="Arial Narrow" w:cs="Arial Narrow"/>
+          <w:kern w:val="0"/>
+          <w14:ligatures w14:val="none"/>
         </w:rPr>
         <w:t xml:space="preserve">Presunta infracción a los artículos 18 y 19 de la Ley 29571, Código de Protección y Defensa del Consumidor, en tanto </w:t>
       </w:r>
@@ -4029,7 +3966,7 @@
         <w:rPr>
           <w:rFonts w:ascii="Arial Narrow" w:eastAsia="Arial Narrow" w:hAnsi="Arial Narrow" w:cs="Arial Narrow"/>
           <w:kern w:val="0"/>
-          <ns2:ligatures ns2:val="none"/>
+          <w14:ligatures w14:val="none"/>
         </w:rPr>
         <w:t xml:space="preserve">habría renovado debidamente la Póliza 250006639 del Seguro Vehicular para el vehículo con </w:t>
       </w:r>
@@ -4039,7 +3976,7 @@
           <w:color w:val="000000"/>
           <w:kern w:val="0"/>
           <w:lang w:eastAsia="es-ES"/>
-          <ns2:ligatures ns2:val="none"/>
+          <w14:ligatures w14:val="none"/>
         </w:rPr>
         <w:t>Placa de Rodaje CAF-328</w:t>
       </w:r>
@@ -4047,7 +3984,7 @@
         <w:rPr>
           <w:rFonts w:ascii="Arial Narrow" w:eastAsia="Arial Narrow" w:hAnsi="Arial Narrow" w:cs="Arial Narrow"/>
           <w:kern w:val="0"/>
-          <ns2:ligatures ns2:val="none"/>
+          <w14:ligatures w14:val="none"/>
         </w:rPr>
         <w:t xml:space="preserve"> desde el 23 de setiembre de 2024, pese a lo informado</w:t>
       </w:r>
@@ -4055,22 +3992,22 @@
         <w:rPr>
           <w:rFonts w:ascii="Arial Narrow" w:eastAsia="Arial Narrow" w:hAnsi="Arial Narrow" w:cs="Arial Narrow"/>
           <w:kern w:val="0"/>
-          <ns2:ligatures ns2:val="none"/>
+          <w14:ligatures w14:val="none"/>
         </w:rPr>
         <w:t xml:space="preserve">. </w:t>
       </w:r>
     </w:p>
-    <w:p ns2:paraId="061994D7" ns2:textId="77777777">
+    <w:p>
       <w:pPr>
         <w:pStyle w:val="Prrafodelista"/>
         <w:rPr>
           <w:rFonts w:ascii="Arial Narrow" w:eastAsia="Arial Narrow" w:hAnsi="Arial Narrow" w:cs="Arial Narrow"/>
           <w:kern w:val="0"/>
-          <ns2:ligatures ns2:val="none"/>
-        </w:rPr>
-      </w:pPr>
-    </w:p>
-    <w:p ns2:paraId="4AA06398" ns2:textId="2BFD64CF">
+          <w14:ligatures w14:val="none"/>
+        </w:rPr>
+      </w:pPr>
+    </w:p>
+    <w:p>
       <w:pPr>
         <w:pStyle w:val="Prrafodelista"/>
         <w:numPr>
@@ -4087,14 +4024,14 @@
         <w:rPr>
           <w:rFonts w:ascii="Arial Narrow" w:eastAsia="Arial Narrow" w:hAnsi="Arial Narrow" w:cs="Arial Narrow"/>
           <w:kern w:val="0"/>
-          <ns2:ligatures ns2:val="none"/>
-        </w:rPr>
-      </w:pPr>
-      <w:r>
-        <w:rPr>
-          <w:rFonts w:ascii="Arial Narrow" w:eastAsia="Arial Narrow" w:hAnsi="Arial Narrow" w:cs="Arial Narrow"/>
-          <w:kern w:val="0"/>
-          <ns2:ligatures ns2:val="none"/>
+          <w14:ligatures w14:val="none"/>
+        </w:rPr>
+      </w:pPr>
+      <w:r>
+        <w:rPr>
+          <w:rFonts w:ascii="Arial Narrow" w:eastAsia="Arial Narrow" w:hAnsi="Arial Narrow" w:cs="Arial Narrow"/>
+          <w:kern w:val="0"/>
+          <w14:ligatures w14:val="none"/>
         </w:rPr>
         <w:t xml:space="preserve">Presunta infracción a los artículos 18 y 19 de la Ley 29571, Código de Protección y Defensa del Consumidor, en tanto </w:t>
       </w:r>
@@ -4105,7 +4042,7 @@
           <w:kern w:val="0"/>
           <w:shd w:val="clear" w:color="auto" w:fill="FFFFFF"/>
           <w:lang w:eastAsia="es-PE"/>
-          <ns2:ligatures ns2:val="none"/>
+          <w14:ligatures w14:val="none"/>
         </w:rPr>
         <w:t xml:space="preserve">Corredores de Seguros Falabella S.A.C. </w:t>
       </w:r>
@@ -4113,7 +4050,7 @@
         <w:rPr>
           <w:rFonts w:ascii="Arial Narrow" w:eastAsia="Arial Narrow" w:hAnsi="Arial Narrow" w:cs="Arial Narrow"/>
           <w:kern w:val="0"/>
-          <ns2:ligatures ns2:val="none"/>
+          <w14:ligatures w14:val="none"/>
         </w:rPr>
         <w:t xml:space="preserve">habría ofrecido inadecuadamente al denunciante el 23 de setiembre de 2023 la Póliza 250006639 del Seguro Vehicular para el </w:t>
       </w:r>
@@ -4121,7 +4058,7 @@
         <w:rPr>
           <w:rFonts w:ascii="Arial Narrow" w:eastAsia="Arial Narrow" w:hAnsi="Arial Narrow" w:cs="Arial Narrow"/>
           <w:kern w:val="0"/>
-          <ns2:ligatures ns2:val="none"/>
+          <w14:ligatures w14:val="none"/>
         </w:rPr>
         <w:lastRenderedPageBreak/>
         <w:t xml:space="preserve">vehículo con </w:t>
@@ -4132,7 +4069,7 @@
           <w:color w:val="000000"/>
           <w:kern w:val="0"/>
           <w:lang w:eastAsia="es-ES"/>
-          <ns2:ligatures ns2:val="none"/>
+          <w14:ligatures w14:val="none"/>
         </w:rPr>
         <w:t xml:space="preserve">Placa de Rodaje </w:t>
       </w:r>
@@ -4143,7 +4080,7 @@
           <w:color w:val="000000"/>
           <w:kern w:val="0"/>
           <w:lang w:eastAsia="es-ES"/>
-          <ns2:ligatures ns2:val="none"/>
+          <w14:ligatures w14:val="none"/>
         </w:rPr>
         <w:t/>
       </w:r>
@@ -4154,7 +4091,7 @@
           <w:color w:val="000000"/>
           <w:kern w:val="0"/>
           <w:lang w:eastAsia="es-ES"/>
-          <ns2:ligatures ns2:val="none"/>
+          <w14:ligatures w14:val="none"/>
         </w:rPr>
         <w:t xml:space="preserve"> CAF-328</w:t>
       </w:r>
@@ -4162,7 +4099,7 @@
         <w:rPr>
           <w:rFonts w:ascii="Arial Narrow" w:eastAsia="Arial Narrow" w:hAnsi="Arial Narrow" w:cs="Arial Narrow"/>
           <w:kern w:val="0"/>
-          <ns2:ligatures ns2:val="none"/>
+          <w14:ligatures w14:val="none"/>
         </w:rPr>
         <w:t>, al no ser compatible con el uso de servicio taxi declarado por el denunciante al momento de la contratación</w:t>
       </w:r>
@@ -4170,23 +4107,23 @@
         <w:rPr>
           <w:rFonts w:ascii="Arial Narrow" w:eastAsia="Arial Narrow" w:hAnsi="Arial Narrow" w:cs="Arial Narrow"/>
           <w:kern w:val="0"/>
-          <ns2:ligatures ns2:val="none"/>
+          <w14:ligatures w14:val="none"/>
         </w:rPr>
         <w:t>.</w:t>
       </w:r>
     </w:p>
-    <w:p ns2:paraId="08CDA275" ns2:textId="77777777">
-      <w:pPr>
-        <w:spacing w:after="0" w:line="240" w:lineRule="auto"/>
-        <w:jc w:val="both"/>
-        <w:rPr>
-          <w:rFonts w:ascii="Arial Narrow" w:eastAsia="Arial Narrow" w:hAnsi="Arial Narrow" w:cs="Arial Narrow"/>
-          <w:kern w:val="0"/>
-          <ns2:ligatures ns2:val="none"/>
-        </w:rPr>
-      </w:pPr>
-    </w:p>
-    <w:p ns2:paraId="3A91ED21" ns2:textId="76851F07">
+    <w:p>
+      <w:pPr>
+        <w:spacing w:after="0" w:line="240" w:lineRule="auto"/>
+        <w:jc w:val="both"/>
+        <w:rPr>
+          <w:rFonts w:ascii="Arial Narrow" w:eastAsia="Arial Narrow" w:hAnsi="Arial Narrow" w:cs="Arial Narrow"/>
+          <w:kern w:val="0"/>
+          <w14:ligatures w14:val="none"/>
+        </w:rPr>
+      </w:pPr>
+    </w:p>
+    <w:p>
       <w:pPr>
         <w:pStyle w:val="Prrafodelista"/>
         <w:numPr>
@@ -4203,14 +4140,14 @@
         <w:rPr>
           <w:rFonts w:ascii="Arial Narrow" w:eastAsia="Arial Narrow" w:hAnsi="Arial Narrow" w:cs="Arial Narrow"/>
           <w:kern w:val="0"/>
-          <ns2:ligatures ns2:val="none"/>
-        </w:rPr>
-      </w:pPr>
-      <w:r>
-        <w:rPr>
-          <w:rFonts w:ascii="Arial Narrow" w:eastAsia="Arial Narrow" w:hAnsi="Arial Narrow" w:cs="Arial Narrow"/>
-          <w:kern w:val="0"/>
-          <ns2:ligatures ns2:val="none"/>
+          <w14:ligatures w14:val="none"/>
+        </w:rPr>
+      </w:pPr>
+      <w:r>
+        <w:rPr>
+          <w:rFonts w:ascii="Arial Narrow" w:eastAsia="Arial Narrow" w:hAnsi="Arial Narrow" w:cs="Arial Narrow"/>
+          <w:kern w:val="0"/>
+          <w14:ligatures w14:val="none"/>
         </w:rPr>
         <w:t>Presunta infracción al numeral 88.1 del artículo 88 de la Ley 29571, Código de Protección y Defensa del Consumidor, en tanto</w:t>
       </w:r>
@@ -4228,7 +4165,7 @@
           <w:kern w:val="0"/>
           <w:shd w:val="clear" w:color="auto" w:fill="FFFFFF"/>
           <w:lang w:eastAsia="es-PE"/>
-          <ns2:ligatures ns2:val="none"/>
+          <w14:ligatures w14:val="none"/>
         </w:rPr>
         <w:t xml:space="preserve">Corredores de Seguros Falabella S.A.C. </w:t>
       </w:r>
@@ -4236,7 +4173,7 @@
         <w:rPr>
           <w:rFonts w:ascii="Arial Narrow" w:eastAsia="Arial Narrow" w:hAnsi="Arial Narrow" w:cs="Arial Narrow"/>
           <w:kern w:val="0"/>
-          <ns2:ligatures ns2:val="none"/>
+          <w14:ligatures w14:val="none"/>
         </w:rPr>
         <w:t xml:space="preserve">habría brindado una respuesta inadecuada al reclamo presentado por </w:t>
       </w:r>
@@ -4244,7 +4181,7 @@
         <w:rPr>
           <w:rFonts w:ascii="Arial Narrow" w:eastAsia="Arial Narrow" w:hAnsi="Arial Narrow" w:cs="Arial Narrow"/>
           <w:kern w:val="0"/>
-          <ns2:ligatures ns2:val="none"/>
+          <w14:ligatures w14:val="none"/>
         </w:rPr>
         <w:t xml:space="preserve">el denunciante </w:t>
       </w:r>
@@ -4252,7 +4189,7 @@
         <w:rPr>
           <w:rFonts w:ascii="Arial Narrow" w:eastAsia="Arial Narrow" w:hAnsi="Arial Narrow" w:cs="Arial Narrow"/>
           <w:kern w:val="0"/>
-          <ns2:ligatures ns2:val="none"/>
+          <w14:ligatures w14:val="none"/>
         </w:rPr>
         <w:t>el 26 de agosto de 2025</w:t>
       </w:r>
@@ -4260,22 +4197,22 @@
         <w:rPr>
           <w:rFonts w:ascii="Arial Narrow" w:eastAsia="Arial Narrow" w:hAnsi="Arial Narrow" w:cs="Arial Narrow"/>
           <w:kern w:val="0"/>
-          <ns2:ligatures ns2:val="none"/>
+          <w14:ligatures w14:val="none"/>
         </w:rPr>
         <w:t>.</w:t>
       </w:r>
     </w:p>
-    <w:p ns2:paraId="0B42DA7E" ns2:textId="77777777">
+    <w:p>
       <w:pPr>
         <w:pStyle w:val="Prrafodelista"/>
         <w:rPr>
           <w:rFonts w:ascii="Arial Narrow" w:eastAsia="Arial Narrow" w:hAnsi="Arial Narrow" w:cs="Arial Narrow"/>
           <w:kern w:val="0"/>
-          <ns2:ligatures ns2:val="none"/>
-        </w:rPr>
-      </w:pPr>
-    </w:p>
-    <w:p ns2:paraId="5240A35B" ns2:textId="4B30DFE9">
+          <w14:ligatures w14:val="none"/>
+        </w:rPr>
+      </w:pPr>
+    </w:p>
+    <w:p>
       <w:pPr>
         <w:pStyle w:val="Prrafodelista"/>
         <w:numPr>
@@ -4292,14 +4229,14 @@
         <w:rPr>
           <w:rFonts w:ascii="Arial Narrow" w:eastAsia="Arial Narrow" w:hAnsi="Arial Narrow" w:cs="Arial Narrow"/>
           <w:kern w:val="0"/>
-          <ns2:ligatures ns2:val="none"/>
-        </w:rPr>
-      </w:pPr>
-      <w:r>
-        <w:rPr>
-          <w:rFonts w:ascii="Arial Narrow" w:eastAsia="Arial Narrow" w:hAnsi="Arial Narrow" w:cs="Arial Narrow"/>
-          <w:kern w:val="0"/>
-          <ns2:ligatures ns2:val="none"/>
+          <w14:ligatures w14:val="none"/>
+        </w:rPr>
+      </w:pPr>
+      <w:r>
+        <w:rPr>
+          <w:rFonts w:ascii="Arial Narrow" w:eastAsia="Arial Narrow" w:hAnsi="Arial Narrow" w:cs="Arial Narrow"/>
+          <w:kern w:val="0"/>
+          <w14:ligatures w14:val="none"/>
         </w:rPr>
         <w:t xml:space="preserve">Presunta infracción al numeral 88.1 del artículo 88 de la Ley 29571, Código de Protección y Defensa del Consumidor, en tanto </w:t>
       </w:r>
@@ -4314,7 +4251,7 @@
         <w:rPr>
           <w:rFonts w:ascii="Arial Narrow" w:eastAsia="Arial Narrow" w:hAnsi="Arial Narrow" w:cs="Arial Narrow"/>
           <w:kern w:val="0"/>
-          <ns2:ligatures ns2:val="none"/>
+          <w14:ligatures w14:val="none"/>
         </w:rPr>
         <w:t xml:space="preserve">habría brindado una respuesta contradictoria al reclamo presentado por </w:t>
       </w:r>
@@ -4322,7 +4259,7 @@
         <w:rPr>
           <w:rFonts w:ascii="Arial Narrow" w:eastAsia="Arial Narrow" w:hAnsi="Arial Narrow" w:cs="Arial Narrow"/>
           <w:kern w:val="0"/>
-          <ns2:ligatures ns2:val="none"/>
+          <w14:ligatures w14:val="none"/>
         </w:rPr>
         <w:t>el denunciante</w:t>
       </w:r>
@@ -4330,7 +4267,7 @@
         <w:rPr>
           <w:rFonts w:ascii="Arial Narrow" w:eastAsia="Arial Narrow" w:hAnsi="Arial Narrow" w:cs="Arial Narrow"/>
           <w:kern w:val="0"/>
-          <ns2:ligatures ns2:val="none"/>
+          <w14:ligatures w14:val="none"/>
         </w:rPr>
         <w:t xml:space="preserve">, al señalar el 29 de setiembre de 2025</w:t>
       </w:r>
@@ -4338,7 +4275,7 @@
         <w:rPr>
           <w:rFonts w:ascii="Arial Narrow" w:eastAsia="Arial Narrow" w:hAnsi="Arial Narrow" w:cs="Arial Narrow"/>
           <w:kern w:val="0"/>
-          <ns2:ligatures ns2:val="none"/>
+          <w14:ligatures w14:val="none"/>
         </w:rPr>
         <w:t xml:space="preserve"/>
       </w:r>
@@ -4346,7 +4283,7 @@
         <w:rPr>
           <w:rFonts w:ascii="Arial Narrow" w:eastAsia="Arial Narrow" w:hAnsi="Arial Narrow" w:cs="Arial Narrow"/>
           <w:kern w:val="0"/>
-          <ns2:ligatures ns2:val="none"/>
+          <w14:ligatures w14:val="none"/>
         </w:rPr>
         <w:t xml:space="preserve"> que el seguro ofrecido por Corredores Falabella S.A. era válido, pese a haber indicado previamente que no existía cobertura para vehículos destinados al servicio de taxi</w:t>
       </w:r>
@@ -4354,23 +4291,23 @@
         <w:rPr>
           <w:rFonts w:ascii="Arial Narrow" w:eastAsia="Arial Narrow" w:hAnsi="Arial Narrow" w:cs="Arial Narrow"/>
           <w:kern w:val="0"/>
-          <ns2:ligatures ns2:val="none"/>
+          <w14:ligatures w14:val="none"/>
         </w:rPr>
         <w:t>.</w:t>
       </w:r>
     </w:p>
-    <w:p ns2:paraId="1DEB3481" ns2:textId="77777777">
-      <w:pPr>
-        <w:spacing w:after="0" w:line="240" w:lineRule="auto"/>
-        <w:jc w:val="both"/>
-        <w:rPr>
-          <w:rFonts w:ascii="Arial Narrow" w:eastAsia="Arial Narrow" w:hAnsi="Arial Narrow" w:cs="Arial Narrow"/>
-          <w:kern w:val="0"/>
-          <ns2:ligatures ns2:val="none"/>
-        </w:rPr>
-      </w:pPr>
-    </w:p>
-    <w:p ns2:paraId="634A0D61" ns2:textId="3E0F0123">
+    <w:p>
+      <w:pPr>
+        <w:spacing w:after="0" w:line="240" w:lineRule="auto"/>
+        <w:jc w:val="both"/>
+        <w:rPr>
+          <w:rFonts w:ascii="Arial Narrow" w:eastAsia="Arial Narrow" w:hAnsi="Arial Narrow" w:cs="Arial Narrow"/>
+          <w:kern w:val="0"/>
+          <w14:ligatures w14:val="none"/>
+        </w:rPr>
+      </w:pPr>
+    </w:p>
+    <w:p>
       <w:pPr>
         <w:spacing w:line="240" w:lineRule="auto"/>
         <w:contextualSpacing/>
@@ -4378,17 +4315,17 @@
         <w:rPr>
           <w:rFonts w:ascii="Arial Narrow" w:eastAsia="Calibri" w:hAnsi="Arial Narrow" w:cs="Arial"/>
           <w:kern w:val="0"/>
-          <ns2:ligatures ns2:val="none"/>
-        </w:rPr>
-      </w:pPr>
-      <w:r>
-        <w:rPr>
-          <w:rFonts w:ascii="Arial Narrow" w:eastAsia="Arial Narrow" w:hAnsi="Arial Narrow" w:cs="Arial Narrow"/>
-          <w:b/>
-          <w:color w:val="000000"/>
-          <w:kern w:val="0"/>
-          <w:lang w:eastAsia="es-PE"/>
-          <ns2:ligatures ns2:val="none"/>
+          <w14:ligatures w14:val="none"/>
+        </w:rPr>
+      </w:pPr>
+      <w:r>
+        <w:rPr>
+          <w:rFonts w:ascii="Arial Narrow" w:eastAsia="Arial Narrow" w:hAnsi="Arial Narrow" w:cs="Arial Narrow"/>
+          <w:b/>
+          <w:color w:val="000000"/>
+          <w:kern w:val="0"/>
+          <w:lang w:eastAsia="es-PE"/>
+          <w14:ligatures w14:val="none"/>
         </w:rPr>
         <w:t>SEGUNDO:</w:t>
       </w:r>
@@ -4398,7 +4335,7 @@
           <w:color w:val="000000"/>
           <w:kern w:val="0"/>
           <w:lang w:eastAsia="es-PE"/>
-          <ns2:ligatures ns2:val="none"/>
+          <w14:ligatures w14:val="none"/>
         </w:rPr>
         <w:t xml:space="preserve"> tener por ofrecidos los medios probatorios presentados en el escrito de denuncia </w:t>
       </w:r>
@@ -4408,7 +4345,7 @@
           <w:color w:val="000000"/>
           <w:kern w:val="0"/>
           <w:lang w:val="es-ES" w:eastAsia="es-ES"/>
-          <ns2:ligatures ns2:val="none"/>
+          <w14:ligatures w14:val="none"/>
         </w:rPr>
         <w:t xml:space="preserve">del </w:t>
       </w:r>
@@ -4418,7 +4355,7 @@
           <w:color w:val="000000"/>
           <w:kern w:val="0"/>
           <w:lang w:val="es-ES" w:eastAsia="es-ES"/>
-          <ns2:ligatures ns2:val="none"/>
+          <w14:ligatures w14:val="none"/>
         </w:rPr>
         <w:t xml:space="preserve">5 de noviembre de 2025, subsanado mediante escrito del 24 de noviembre de 2025</w:t>
       </w:r>
@@ -4426,12 +4363,12 @@
         <w:rPr>
           <w:rFonts w:ascii="Arial Narrow" w:eastAsia="Calibri" w:hAnsi="Arial Narrow" w:cs="Arial"/>
           <w:kern w:val="0"/>
-          <ns2:ligatures ns2:val="none"/>
+          <w14:ligatures w14:val="none"/>
         </w:rPr>
         <w:t>.</w:t>
       </w:r>
     </w:p>
-    <w:p ns2:paraId="2AF03E3F" ns2:textId="77777777">
+    <w:p>
       <w:pPr>
         <w:spacing w:line="240" w:lineRule="auto"/>
         <w:contextualSpacing/>
@@ -4441,30 +4378,30 @@
           <w:color w:val="000000"/>
           <w:kern w:val="0"/>
           <w:lang w:eastAsia="es-PE"/>
-          <ns2:ligatures ns2:val="none"/>
-        </w:rPr>
-      </w:pPr>
-    </w:p>
-    <w:p ns2:paraId="5D90C1F7" ns2:textId="4538C197">
-      <w:pPr>
-        <w:spacing w:after="0" w:line="240" w:lineRule="auto"/>
-        <w:jc w:val="both"/>
-        <w:rPr>
-          <w:rFonts w:ascii="Arial Narrow" w:eastAsia="Arial Narrow" w:hAnsi="Arial Narrow" w:cs="Arial Narrow"/>
-          <w:color w:val="000000"/>
-          <w:kern w:val="0"/>
-          <w:lang w:eastAsia="es-PE"/>
-          <ns2:ligatures ns2:val="none"/>
-        </w:rPr>
-      </w:pPr>
-      <w:r>
-        <w:rPr>
-          <w:rFonts w:ascii="Arial Narrow" w:eastAsia="Arial Narrow" w:hAnsi="Arial Narrow" w:cs="Arial Narrow"/>
-          <w:b/>
-          <w:color w:val="000000"/>
-          <w:kern w:val="0"/>
-          <w:lang w:eastAsia="es-PE"/>
-          <ns2:ligatures ns2:val="none"/>
+          <w14:ligatures w14:val="none"/>
+        </w:rPr>
+      </w:pPr>
+    </w:p>
+    <w:p>
+      <w:pPr>
+        <w:spacing w:after="0" w:line="240" w:lineRule="auto"/>
+        <w:jc w:val="both"/>
+        <w:rPr>
+          <w:rFonts w:ascii="Arial Narrow" w:eastAsia="Arial Narrow" w:hAnsi="Arial Narrow" w:cs="Arial Narrow"/>
+          <w:color w:val="000000"/>
+          <w:kern w:val="0"/>
+          <w:lang w:eastAsia="es-PE"/>
+          <w14:ligatures w14:val="none"/>
+        </w:rPr>
+      </w:pPr>
+      <w:r>
+        <w:rPr>
+          <w:rFonts w:ascii="Arial Narrow" w:eastAsia="Arial Narrow" w:hAnsi="Arial Narrow" w:cs="Arial Narrow"/>
+          <w:b/>
+          <w:color w:val="000000"/>
+          <w:kern w:val="0"/>
+          <w:lang w:eastAsia="es-PE"/>
+          <w14:ligatures w14:val="none"/>
         </w:rPr>
         <w:t xml:space="preserve">TERCERO: </w:t>
       </w:r>
@@ -4474,7 +4411,7 @@
           <w:color w:val="000000"/>
           <w:kern w:val="0"/>
           <w:lang w:eastAsia="es-PE"/>
-          <ns2:ligatures ns2:val="none"/>
+          <w14:ligatures w14:val="none"/>
         </w:rPr>
         <w:t xml:space="preserve">requerir a </w:t>
       </w:r>
@@ -4506,7 +4443,7 @@
           <w:kern w:val="0"/>
           <w:shd w:val="clear" w:color="auto" w:fill="FFFFFF"/>
           <w:lang w:eastAsia="es-PE"/>
-          <ns2:ligatures ns2:val="none"/>
+          <w14:ligatures w14:val="none"/>
         </w:rPr>
         <w:t xml:space="preserve">Corredores de Seguros Falabella S.A.C. </w:t>
       </w:r>
@@ -4516,7 +4453,7 @@
           <w:color w:val="000000"/>
           <w:kern w:val="0"/>
           <w:lang w:eastAsia="es-PE"/>
-          <ns2:ligatures ns2:val="none"/>
+          <w14:ligatures w14:val="none"/>
         </w:rPr>
         <w:t>que cumpla</w:t>
       </w:r>
@@ -4526,7 +4463,7 @@
           <w:color w:val="000000"/>
           <w:kern w:val="0"/>
           <w:lang w:eastAsia="es-PE"/>
-          <ns2:ligatures ns2:val="none"/>
+          <w14:ligatures w14:val="none"/>
         </w:rPr>
         <w:t>n</w:t>
       </w:r>
@@ -4536,12 +4473,12 @@
           <w:color w:val="000000"/>
           <w:kern w:val="0"/>
           <w:lang w:eastAsia="es-PE"/>
-          <ns2:ligatures ns2:val="none"/>
+          <w14:ligatures w14:val="none"/>
         </w:rPr>
         <w:t xml:space="preserve"> con lo siguiente:</w:t>
       </w:r>
     </w:p>
-    <w:p ns2:paraId="156DFAB9" ns2:textId="77777777">
+    <w:p>
       <w:pPr>
         <w:spacing w:after="0" w:line="240" w:lineRule="auto"/>
         <w:jc w:val="both"/>
@@ -4550,11 +4487,11 @@
           <w:color w:val="000000"/>
           <w:kern w:val="0"/>
           <w:lang w:eastAsia="es-PE"/>
-          <ns2:ligatures ns2:val="none"/>
-        </w:rPr>
-      </w:pPr>
-    </w:p>
-    <w:p ns2:paraId="37384474" ns2:textId="77777777">
+          <w14:ligatures w14:val="none"/>
+        </w:rPr>
+      </w:pPr>
+    </w:p>
+    <w:p>
       <w:pPr>
         <w:numPr>
           <w:ilvl w:val="0"/>
@@ -4568,21 +4505,21 @@
           <w:color w:val="000000"/>
           <w:kern w:val="0"/>
           <w:lang w:eastAsia="es-PE"/>
-          <ns2:ligatures ns2:val="none"/>
-        </w:rPr>
-      </w:pPr>
-      <w:r>
-        <w:rPr>
-          <w:rFonts w:ascii="Arial Narrow" w:eastAsia="Arial Narrow" w:hAnsi="Arial Narrow" w:cs="Arial Narrow"/>
-          <w:color w:val="000000"/>
-          <w:kern w:val="0"/>
-          <w:lang w:eastAsia="es-PE"/>
-          <ns2:ligatures ns2:val="none"/>
+          <w14:ligatures w14:val="none"/>
+        </w:rPr>
+      </w:pPr>
+      <w:r>
+        <w:rPr>
+          <w:rFonts w:ascii="Arial Narrow" w:eastAsia="Arial Narrow" w:hAnsi="Arial Narrow" w:cs="Arial Narrow"/>
+          <w:color w:val="000000"/>
+          <w:kern w:val="0"/>
+          <w:lang w:eastAsia="es-PE"/>
+          <w14:ligatures w14:val="none"/>
         </w:rPr>
         <w:t>presentar documentos que acrediten su inscripción en los Registros Públicos o una declaración jurada que indique que cuenta con dicha inscripción;</w:t>
       </w:r>
     </w:p>
-    <w:p ns2:paraId="04A6E74B" ns2:textId="77777777">
+    <w:p>
       <w:pPr>
         <w:numPr>
           <w:ilvl w:val="0"/>
@@ -4596,21 +4533,21 @@
           <w:color w:val="000000"/>
           <w:kern w:val="0"/>
           <w:lang w:eastAsia="es-PE"/>
-          <ns2:ligatures ns2:val="none"/>
-        </w:rPr>
-      </w:pPr>
-      <w:r>
-        <w:rPr>
-          <w:rFonts w:ascii="Arial Narrow" w:eastAsia="Arial Narrow" w:hAnsi="Arial Narrow" w:cs="Arial Narrow"/>
-          <w:color w:val="000000"/>
-          <w:kern w:val="0"/>
-          <w:lang w:eastAsia="es-PE"/>
-          <ns2:ligatures ns2:val="none"/>
+          <w14:ligatures w14:val="none"/>
+        </w:rPr>
+      </w:pPr>
+      <w:r>
+        <w:rPr>
+          <w:rFonts w:ascii="Arial Narrow" w:eastAsia="Arial Narrow" w:hAnsi="Arial Narrow" w:cs="Arial Narrow"/>
+          <w:color w:val="000000"/>
+          <w:kern w:val="0"/>
+          <w:lang w:eastAsia="es-PE"/>
+          <w14:ligatures w14:val="none"/>
         </w:rPr>
         <w:t>presentar copia simple de las facultades de representación de su representante legal en el presente procedimiento o la declaración jurada que indique que cuenta con dichas facultades y que estas se encuentran vigentes;</w:t>
       </w:r>
     </w:p>
-    <w:p ns2:paraId="1203D0DC" ns2:textId="77777777">
+    <w:p>
       <w:pPr>
         <w:numPr>
           <w:ilvl w:val="0"/>
@@ -4624,21 +4561,21 @@
           <w:color w:val="000000"/>
           <w:kern w:val="0"/>
           <w:lang w:eastAsia="es-PE"/>
-          <ns2:ligatures ns2:val="none"/>
-        </w:rPr>
-      </w:pPr>
-      <w:r>
-        <w:rPr>
-          <w:rFonts w:ascii="Arial Narrow" w:eastAsia="Arial Narrow" w:hAnsi="Arial Narrow" w:cs="Arial Narrow"/>
-          <w:color w:val="000000"/>
-          <w:kern w:val="0"/>
-          <w:lang w:eastAsia="es-PE"/>
-          <ns2:ligatures ns2:val="none"/>
+          <w14:ligatures w14:val="none"/>
+        </w:rPr>
+      </w:pPr>
+      <w:r>
+        <w:rPr>
+          <w:rFonts w:ascii="Arial Narrow" w:eastAsia="Arial Narrow" w:hAnsi="Arial Narrow" w:cs="Arial Narrow"/>
+          <w:color w:val="000000"/>
+          <w:kern w:val="0"/>
+          <w:lang w:eastAsia="es-PE"/>
+          <w14:ligatures w14:val="none"/>
         </w:rPr>
         <w:t>consignar el Número de Registro Único de Contribuyentes (RUC); y,</w:t>
       </w:r>
     </w:p>
-    <w:p ns2:paraId="37704CA2" ns2:textId="77777777">
+    <w:p>
       <w:pPr>
         <w:numPr>
           <w:ilvl w:val="0"/>
@@ -4650,16 +4587,16 @@
         <w:rPr>
           <w:rFonts w:ascii="Arial Narrow" w:eastAsia="Calibri" w:hAnsi="Arial Narrow" w:cs="Arial"/>
           <w:kern w:val="0"/>
-          <ns2:ligatures ns2:val="none"/>
-        </w:rPr>
-      </w:pPr>
-      <w:r>
-        <w:rPr>
-          <w:rFonts w:ascii="Arial Narrow" w:eastAsia="Arial Narrow" w:hAnsi="Arial Narrow" w:cs="Arial Narrow"/>
-          <w:color w:val="000000"/>
-          <w:kern w:val="0"/>
-          <w:lang w:eastAsia="es-PE"/>
-          <ns2:ligatures ns2:val="none"/>
+          <w14:ligatures w14:val="none"/>
+        </w:rPr>
+      </w:pPr>
+      <w:r>
+        <w:rPr>
+          <w:rFonts w:ascii="Arial Narrow" w:eastAsia="Arial Narrow" w:hAnsi="Arial Narrow" w:cs="Arial Narrow"/>
+          <w:color w:val="000000"/>
+          <w:kern w:val="0"/>
+          <w:lang w:eastAsia="es-PE"/>
+          <w14:ligatures w14:val="none"/>
         </w:rPr>
         <w:t>fijar domicilio procesal para el procedimiento, de conformidad con el numeral 1 del artículo 442</w:t>
       </w:r>
@@ -4669,7 +4606,7 @@
           <w:color w:val="000000"/>
           <w:kern w:val="0"/>
           <w:lang w:eastAsia="es-PE"/>
-          <ns2:ligatures ns2:val="none"/>
+          <w14:ligatures w14:val="none"/>
         </w:rPr>
         <w:t/>
       </w:r>
@@ -4679,7 +4616,7 @@
           <w:color w:val="000000"/>
           <w:kern w:val="0"/>
           <w:lang w:eastAsia="es-PE"/>
-          <ns2:ligatures ns2:val="none"/>
+          <w14:ligatures w14:val="none"/>
         </w:rPr>
         <w:t xml:space="preserve"> del Código Procesal Civil. </w:t>
       </w:r>
@@ -4687,7 +4624,7 @@
         <w:rPr>
           <w:rFonts w:ascii="Arial Narrow" w:eastAsia="Calibri" w:hAnsi="Arial Narrow" w:cs="Arial"/>
           <w:kern w:val="0"/>
-          <ns2:ligatures ns2:val="none"/>
+          <w14:ligatures w14:val="none"/>
         </w:rPr>
         <w:t>Para ello podrá señalar domicilio físico o una dirección electrónica a la que pueda remitirse las notificaciones</w:t>
       </w:r>
@@ -4696,12 +4633,12 @@
           <w:rFonts w:ascii="Arial Narrow" w:eastAsia="Arial" w:hAnsi="Arial Narrow" w:cs="Arial"/>
           <w:kern w:val="0"/>
           <w:lang w:val="es"/>
-          <ns2:ligatures ns2:val="none"/>
+          <w14:ligatures w14:val="none"/>
         </w:rPr>
         <w:t>;</w:t>
       </w:r>
     </w:p>
-    <w:p ns2:paraId="6A38ABFB" ns2:textId="77777777">
+    <w:p>
       <w:pPr>
         <w:numPr>
           <w:ilvl w:val="0"/>
@@ -4713,14 +4650,14 @@
         <w:rPr>
           <w:rFonts w:ascii="Arial Narrow" w:eastAsia="Calibri" w:hAnsi="Arial Narrow" w:cs="Arial"/>
           <w:kern w:val="0"/>
-          <ns2:ligatures ns2:val="none"/>
+          <w14:ligatures w14:val="none"/>
         </w:rPr>
       </w:pPr>
       <w:r>
         <w:rPr>
           <w:rFonts w:ascii="Arial Narrow" w:eastAsia="Calibri" w:hAnsi="Arial Narrow" w:cs="Arial"/>
           <w:kern w:val="0"/>
-          <ns2:ligatures ns2:val="none"/>
+          <w14:ligatures w14:val="none"/>
         </w:rPr>
         <w:t>en caso califique como micro empresa o pequeña empresa, presentar los documentos que acrediten su volumen de ventas o ingresos brutos percibidos el año anterior relativo a todas sus actividades económicas y el número de trabajadores con el que cuenta</w:t>
       </w:r>
@@ -4730,7 +4667,7 @@
           <w:rFonts w:ascii="Arial Narrow" w:eastAsia="Calibri" w:hAnsi="Arial Narrow" w:cs="Arial"/>
           <w:kern w:val="0"/>
           <w:vertAlign w:val="superscript"/>
-          <ns2:ligatures ns2:val="none"/>
+          <w14:ligatures w14:val="none"/>
         </w:rPr>
         <w:footnoteReference w:id="7"/>
       </w:r>
@@ -4738,7 +4675,7 @@
         <w:rPr>
           <w:rFonts w:ascii="Arial Narrow" w:eastAsia="Calibri" w:hAnsi="Arial Narrow" w:cs="Arial"/>
           <w:kern w:val="0"/>
-          <ns2:ligatures ns2:val="none"/>
+          <w14:ligatures w14:val="none"/>
         </w:rPr>
         <w:t>. Ello, a fin de que la Comisión pueda meritar dicha documentación, conforme lo establece el artículo 110</w:t>
       </w:r>
@@ -4748,7 +4685,7 @@
           <w:color w:val="000000"/>
           <w:kern w:val="0"/>
           <w:lang w:eastAsia="es-PE"/>
-          <ns2:ligatures ns2:val="none"/>
+          <w14:ligatures w14:val="none"/>
         </w:rPr>
         <w:t/>
       </w:r>
@@ -4756,7 +4693,7 @@
         <w:rPr>
           <w:rFonts w:ascii="Arial Narrow" w:eastAsia="Calibri" w:hAnsi="Arial Narrow" w:cs="Arial"/>
           <w:kern w:val="0"/>
-          <ns2:ligatures ns2:val="none"/>
+          <w14:ligatures w14:val="none"/>
         </w:rPr>
         <w:t xml:space="preserve"> del </w:t>
       </w:r>
@@ -4765,7 +4702,7 @@
           <w:rFonts w:ascii="Arial Narrow" w:eastAsia="Calibri" w:hAnsi="Arial Narrow" w:cs="Arial"/>
           <w:spacing w:val="-2"/>
           <w:kern w:val="0"/>
-          <ns2:ligatures ns2:val="none"/>
+          <w14:ligatures w14:val="none"/>
         </w:rPr>
         <w:t>Código</w:t>
       </w:r>
@@ -4776,7 +4713,7 @@
           <w:spacing w:val="-2"/>
           <w:kern w:val="0"/>
           <w:vertAlign w:val="superscript"/>
-          <ns2:ligatures ns2:val="none"/>
+          <w14:ligatures w14:val="none"/>
         </w:rPr>
         <w:footnoteReference w:id="8"/>
       </w:r>
@@ -4785,12 +4722,12 @@
           <w:rFonts w:ascii="Arial Narrow" w:eastAsia="Calibri" w:hAnsi="Arial Narrow" w:cs="Arial"/>
           <w:spacing w:val="-2"/>
           <w:kern w:val="0"/>
-          <ns2:ligatures ns2:val="none"/>
+          <w14:ligatures w14:val="none"/>
         </w:rPr>
         <w:t>.</w:t>
       </w:r>
     </w:p>
-    <w:p ns2:paraId="1B2AA0D1" ns2:textId="77777777">
+    <w:p>
       <w:pPr>
         <w:spacing w:after="0" w:line="240" w:lineRule="auto"/>
         <w:ind w:left="567"/>
@@ -4800,20 +4737,20 @@
           <w:color w:val="000000"/>
           <w:kern w:val="0"/>
           <w:lang w:eastAsia="es-PE"/>
-          <ns2:ligatures ns2:val="none"/>
-        </w:rPr>
-      </w:pPr>
-    </w:p>
-    <w:p>
-      <w:pPr>
-        <w:spacing w:after="0" w:line="240" w:lineRule="auto"/>
-        <w:jc w:val="both"/>
-        <w:rPr>
-          <w:rFonts w:ascii="Arial Narrow" w:eastAsia="Arial Narrow" w:hAnsi="Arial Narrow" w:cs="Arial Narrow"/>
-          <w:color w:val="000000"/>
-          <w:kern w:val="0"/>
-          <w:lang w:eastAsia="es-PE"/>
-          <ns2:ligatures ns2:val="none"/>
+          <w14:ligatures w14:val="none"/>
+        </w:rPr>
+      </w:pPr>
+    </w:p>
+    <w:p>
+      <w:pPr>
+        <w:spacing w:after="0" w:line="240" w:lineRule="auto"/>
+        <w:jc w:val="both"/>
+        <w:rPr>
+          <w:rFonts w:ascii="Arial Narrow" w:eastAsia="Arial Narrow" w:hAnsi="Arial Narrow" w:cs="Arial Narrow"/>
+          <w:color w:val="000000"/>
+          <w:kern w:val="0"/>
+          <w:lang w:eastAsia="es-PE"/>
+          <w14:ligatures w14:val="none"/>
         </w:rPr>
       </w:pPr>
       <w:r>
@@ -4832,42 +4769,82 @@
           <w:sz w:val="20"/>
           <w:szCs w:val="20"/>
         </w:rPr>
-        <w:t xml:space="preserve">correr traslado de la presente resolución a La Positiva Seguros y Reaseguros S.A. y Corredores de Seguros Falabella S.A.C. para que, de conformidad con lo dispuesto por el artículo 26 de la Ley sobre Facultades, Normas y Organización del Indecopi, aprobada por Decreto Legislativo 807, presenten sus descargos sobre la imputación de cargos realizada en un plazo no mayor a cinco (5) días hábiles contado a partir del día siguiente de la notificación de la presente resolución, vencido el cual, el Secretario Técnico declarará en rebeldía a los denunciados que no lo hubieran presentado. Debe precisarse que de conformidad con lo establecido por el artículo 223 del Texto Único Ordenado de la Ley 27444, Ley del Procedimiento Administrativo General, las alegaciones y los hechos relevantes de la reclamación, salvo que hayan sido específicamente negadas en la contestación, se tendrán por aceptadas o merituadas como ciertas.</w:t>
-      </w:r>
-    </w:p>
-    <w:p ns2:paraId="2F1C55D7" ns2:textId="77777777">
-      <w:pPr>
-        <w:spacing w:after="0" w:line="240" w:lineRule="auto"/>
-        <w:jc w:val="both"/>
-        <w:rPr>
-          <w:rFonts w:ascii="Arial Narrow" w:eastAsia="Arial Narrow" w:hAnsi="Arial Narrow" w:cs="Arial Narrow"/>
-          <w:color w:val="000000"/>
-          <w:kern w:val="0"/>
-          <w:lang w:eastAsia="es-PE"/>
-          <ns2:ligatures ns2:val="none"/>
-        </w:rPr>
-      </w:pPr>
-    </w:p>
-    <w:p ns2:paraId="6D15F6EA" ns2:textId="4CAF861A">
-      <w:pPr>
-        <w:spacing w:after="0" w:line="240" w:lineRule="auto"/>
-        <w:jc w:val="both"/>
-        <w:rPr>
-          <w:rFonts w:ascii="Arial Narrow" w:eastAsia="Times New Roman" w:hAnsi="Arial Narrow" w:cs="Arial"/>
-          <w:color w:val="000000"/>
-          <w:kern w:val="0"/>
-          <w:lang w:val="es-ES" w:eastAsia="es-ES"/>
-          <ns2:ligatures ns2:val="none"/>
-        </w:rPr>
-      </w:pPr>
-      <w:r>
-        <w:rPr>
-          <w:rFonts w:ascii="Arial Narrow" w:eastAsia="Arial Narrow" w:hAnsi="Arial Narrow" w:cs="Arial Narrow"/>
-          <w:b/>
-          <w:color w:val="000000"/>
-          <w:kern w:val="0"/>
-          <w:lang w:eastAsia="es-PE"/>
-          <ns2:ligatures ns2:val="none"/>
+        <w:t xml:space="preserve">correr traslado de la presente resolución a La Positiva Seguros y Reaseguros S.A. y Corredores de Seguros Falabella S.A.C. para que, de conformidad con lo dispuesto por el artículo 26 de la Ley sobre Facultades, Normas y Organización del Indecopi, aprobada por Decreto Legislativo 807</w:t>
+      </w:r>
+      <w:r>
+        <w:rPr>
+          <w:rStyle w:val="Refdenotaalpie"/>
+          <w:rFonts w:ascii="Arial Narrow" w:eastAsia="Times New Roman" w:hAnsi="Arial Narrow" w:cs="Times New Roman"/>
+          <w:color w:val="000000"/>
+          <w:kern w:val="0"/>
+          <w:vertAlign w:val="superscript"/>
+          <w:lang w:val="es-ES" w:eastAsia="es-ES"/>
+          <w14:ligatures w14:val="none"/>
+        </w:rPr>
+        <w:footnoteReference w:id="14"/>
+      </w:r>
+      <w:r>
+        <w:rPr>
+          <w:rFonts w:ascii="Arial Narrow" w:hAnsi="Arial Narrow" w:cs="Arial Narrow"/>
+          <w:sz w:val="20"/>
+          <w:szCs w:val="20"/>
+        </w:rPr>
+        <w:t xml:space="preserve">, presenten sus descargos sobre la imputación de cargos realizada en un plazo no mayor a cinco (5) días hábiles contado a partir del día siguiente de la notificación de la presente resolución, vencido el cual, el Secretario Técnico declarará en rebeldía a los denunciados que no lo hubieran presentado. Debe precisarse que de conformidad con lo establecido por el artículo 223 del Texto Único Ordenado de la Ley 27444, Ley del Procedimiento Administrativo General</w:t>
+      </w:r>
+      <w:r>
+        <w:rPr>
+          <w:rStyle w:val="Refdenotaalpie"/>
+          <w:rFonts w:ascii="Arial Narrow" w:eastAsia="Times New Roman" w:hAnsi="Arial Narrow" w:cs="Times New Roman"/>
+          <w:color w:val="000000"/>
+          <w:kern w:val="0"/>
+          <w:vertAlign w:val="superscript"/>
+          <w:lang w:val="es-ES" w:eastAsia="es-ES"/>
+          <w14:ligatures w14:val="none"/>
+        </w:rPr>
+        <w:footnoteReference w:id="15"/>
+      </w:r>
+      <w:r>
+        <w:rPr>
+          <w:rFonts w:ascii="Arial Narrow" w:hAnsi="Arial Narrow" w:cs="Arial Narrow"/>
+          <w:sz w:val="20"/>
+          <w:szCs w:val="20"/>
+        </w:rPr>
+        <w:t xml:space="preserve">, las alegaciones y los hechos relevantes de la reclamación, salvo que hayan sido específicamente negadas en la contestación, se tendrán por aceptadas o merituadas como ciertas.</w:t>
+      </w:r>
+    </w:p>
+    <w:p>
+      <w:pPr>
+        <w:spacing w:after="0" w:line="240" w:lineRule="auto"/>
+        <w:jc w:val="both"/>
+        <w:rPr>
+          <w:rFonts w:ascii="Arial Narrow" w:eastAsia="Arial Narrow" w:hAnsi="Arial Narrow" w:cs="Arial Narrow"/>
+          <w:color w:val="000000"/>
+          <w:kern w:val="0"/>
+          <w:lang w:eastAsia="es-PE"/>
+          <w14:ligatures w14:val="none"/>
+        </w:rPr>
+      </w:pPr>
+    </w:p>
+    <w:p>
+      <w:pPr>
+        <w:spacing w:after="0" w:line="240" w:lineRule="auto"/>
+        <w:jc w:val="both"/>
+        <w:rPr>
+          <w:rFonts w:ascii="Arial Narrow" w:eastAsia="Times New Roman" w:hAnsi="Arial Narrow" w:cs="Arial"/>
+          <w:color w:val="000000"/>
+          <w:kern w:val="0"/>
+          <w:lang w:val="es-ES" w:eastAsia="es-ES"/>
+          <w14:ligatures w14:val="none"/>
+        </w:rPr>
+      </w:pPr>
+      <w:r>
+        <w:rPr>
+          <w:rFonts w:ascii="Arial Narrow" w:eastAsia="Arial Narrow" w:hAnsi="Arial Narrow" w:cs="Arial Narrow"/>
+          <w:b/>
+          <w:color w:val="000000"/>
+          <w:kern w:val="0"/>
+          <w:lang w:eastAsia="es-PE"/>
+          <w14:ligatures w14:val="none"/>
         </w:rPr>
         <w:t xml:space="preserve">QUINTO: </w:t>
       </w:r>
@@ -4878,7 +4855,7 @@
           <w:color w:val="000000"/>
           <w:kern w:val="0"/>
           <w:lang w:eastAsia="es-ES"/>
-          <ns2:ligatures ns2:val="none"/>
+          <w14:ligatures w14:val="none"/>
         </w:rPr>
         <w:t xml:space="preserve">requerir </w:t>
       </w:r>
@@ -4888,7 +4865,7 @@
           <w:color w:val="000000"/>
           <w:kern w:val="0"/>
           <w:lang w:val="es-ES" w:eastAsia="es-ES"/>
-          <ns2:ligatures ns2:val="none"/>
+          <w14:ligatures w14:val="none"/>
         </w:rPr>
         <w:t xml:space="preserve">que, en un </w:t>
       </w:r>
@@ -4898,7 +4875,7 @@
           <w:color w:val="000000"/>
           <w:kern w:val="0"/>
           <w:lang w:eastAsia="es-ES"/>
-          <ns2:ligatures ns2:val="none"/>
+          <w14:ligatures w14:val="none"/>
         </w:rPr>
         <w:t>plazo no mayor de cinco (5) días hábiles contado a partir del día siguiente de la notificación de la presente resolución</w:t>
       </w:r>
@@ -4909,7 +4886,7 @@
           <w:color w:val="000000"/>
           <w:kern w:val="0"/>
           <w:lang w:eastAsia="es-ES"/>
-          <ns2:ligatures ns2:val="none"/>
+          <w14:ligatures w14:val="none"/>
         </w:rPr>
         <w:t xml:space="preserve">, </w:t>
       </w:r>
@@ -4927,7 +4904,7 @@
           <w:color w:val="000000"/>
           <w:kern w:val="0"/>
           <w:lang w:eastAsia="es-ES"/>
-          <ns2:ligatures ns2:val="none"/>
+          <w14:ligatures w14:val="none"/>
         </w:rPr>
         <w:t xml:space="preserve">, </w:t>
       </w:r>
@@ -4938,7 +4915,7 @@
           <w:color w:val="000000"/>
           <w:kern w:val="0"/>
           <w:lang w:val="es-ES" w:eastAsia="es-ES"/>
-          <ns2:ligatures ns2:val="none"/>
+          <w14:ligatures w14:val="none"/>
         </w:rPr>
         <w:t>cumpla</w:t>
       </w:r>
@@ -4948,7 +4925,7 @@
           <w:color w:val="000000"/>
           <w:kern w:val="0"/>
           <w:lang w:val="es-ES" w:eastAsia="es-ES"/>
-          <ns2:ligatures ns2:val="none"/>
+          <w14:ligatures w14:val="none"/>
         </w:rPr>
         <w:t xml:space="preserve"> con: </w:t>
       </w:r>
@@ -4958,7 +4935,7 @@
           <w:color w:val="000000"/>
           <w:kern w:val="0"/>
           <w:lang w:val="es-ES" w:eastAsia="es-ES"/>
-          <ns2:ligatures ns2:val="none"/>
+          <w14:ligatures w14:val="none"/>
         </w:rPr>
         <w:t>(i) presentar una copia debidamente suscrita de la Póliza 250006639 del Seguro Vehicular; así como el cargo de remisión de la póliza; (</w:t>
       </w:r>
@@ -4969,7 +4946,7 @@
           <w:color w:val="000000"/>
           <w:kern w:val="0"/>
           <w:lang w:val="es-ES" w:eastAsia="es-ES"/>
-          <ns2:ligatures ns2:val="none"/>
+          <w14:ligatures w14:val="none"/>
         </w:rPr>
         <w:t>ii</w:t>
       </w:r>
@@ -4980,7 +4957,7 @@
           <w:color w:val="000000"/>
           <w:kern w:val="0"/>
           <w:lang w:val="es-ES" w:eastAsia="es-ES"/>
-          <ns2:ligatures ns2:val="none"/>
+          <w14:ligatures w14:val="none"/>
         </w:rPr>
         <w:t xml:space="preserve">) presentar los medios probatorios que acrediten que gestionó adecuadamente el pago de prima correspondiente para la renovación de la Póliza 250006639 para el periodo </w:t>
       </w:r>
@@ -4990,7 +4967,7 @@
           <w:color w:val="000000"/>
           <w:kern w:val="0"/>
           <w:lang w:eastAsia="es-ES"/>
-          <ns2:ligatures ns2:val="none"/>
+          <w14:ligatures w14:val="none"/>
         </w:rPr>
         <w:t>del año 2024 al año 2025</w:t>
       </w:r>
@@ -5000,7 +4977,7 @@
           <w:color w:val="000000"/>
           <w:kern w:val="0"/>
           <w:lang w:val="es-ES" w:eastAsia="es-ES"/>
-          <ns2:ligatures ns2:val="none"/>
+          <w14:ligatures w14:val="none"/>
         </w:rPr>
         <w:t>; (</w:t>
       </w:r>
@@ -5011,7 +4988,7 @@
           <w:color w:val="000000"/>
           <w:kern w:val="0"/>
           <w:lang w:val="es-ES" w:eastAsia="es-ES"/>
-          <ns2:ligatures ns2:val="none"/>
+          <w14:ligatures w14:val="none"/>
         </w:rPr>
         <w:t>iii</w:t>
       </w:r>
@@ -5022,7 +4999,7 @@
           <w:color w:val="000000"/>
           <w:kern w:val="0"/>
           <w:lang w:val="es-ES" w:eastAsia="es-ES"/>
-          <ns2:ligatures ns2:val="none"/>
+          <w14:ligatures w14:val="none"/>
         </w:rPr>
         <w:t xml:space="preserve">) presentar los medios probatorios que acrediten que verificó que la Póliza 250006639 del Seguro Vehicular era válida para el servicio de taxi que se realizaba con el </w:t>
       </w:r>
@@ -5032,7 +5009,7 @@
           <w:color w:val="000000"/>
           <w:kern w:val="0"/>
           <w:lang w:eastAsia="es-ES"/>
-          <ns2:ligatures ns2:val="none"/>
+          <w14:ligatures w14:val="none"/>
         </w:rPr>
         <w:t xml:space="preserve">vehículo con Placa de Rodaje CAF-328; </w:t>
       </w:r>
@@ -5042,7 +5019,7 @@
           <w:color w:val="000000"/>
           <w:kern w:val="0"/>
           <w:lang w:val="es-ES" w:eastAsia="es-ES"/>
-          <ns2:ligatures ns2:val="none"/>
+          <w14:ligatures w14:val="none"/>
         </w:rPr>
         <w:t xml:space="preserve"> y, (</w:t>
       </w:r>
@@ -5053,7 +5030,7 @@
           <w:color w:val="000000"/>
           <w:kern w:val="0"/>
           <w:lang w:val="es-ES" w:eastAsia="es-ES"/>
-          <ns2:ligatures ns2:val="none"/>
+          <w14:ligatures w14:val="none"/>
         </w:rPr>
         <w:t>iv</w:t>
       </w:r>
@@ -5064,7 +5041,7 @@
           <w:color w:val="000000"/>
           <w:kern w:val="0"/>
           <w:lang w:val="es-ES" w:eastAsia="es-ES"/>
-          <ns2:ligatures ns2:val="none"/>
+          <w14:ligatures w14:val="none"/>
         </w:rPr>
         <w:t>) presentar todas las comunicaciones cursadas con la parte denunciante en virtud de los hechos materia de denuncia</w:t>
       </w:r>
@@ -5074,44 +5051,44 @@
           <w:color w:val="000000"/>
           <w:kern w:val="0"/>
           <w:lang w:val="es-ES" w:eastAsia="es-ES"/>
-          <ns2:ligatures ns2:val="none"/>
+          <w14:ligatures w14:val="none"/>
         </w:rPr>
         <w:t>.</w:t>
       </w:r>
     </w:p>
-    <w:p ns2:paraId="7EAE58BA" ns2:textId="77777777">
-      <w:pPr>
-        <w:spacing w:after="0" w:line="240" w:lineRule="auto"/>
-        <w:jc w:val="both"/>
-        <w:rPr>
-          <w:rFonts w:ascii="Arial Narrow" w:eastAsia="Times New Roman" w:hAnsi="Arial Narrow" w:cs="Arial"/>
-          <w:color w:val="000000"/>
-          <w:kern w:val="0"/>
-          <w:lang w:val="es-ES" w:eastAsia="es-ES"/>
-          <ns2:ligatures ns2:val="none"/>
-        </w:rPr>
-      </w:pPr>
-    </w:p>
-    <w:p ns2:paraId="018EE32A" ns2:textId="1384FB59">
-      <w:pPr>
-        <w:spacing w:after="0" w:line="240" w:lineRule="auto"/>
-        <w:jc w:val="both"/>
-        <w:rPr>
-          <w:rFonts w:ascii="Arial Narrow" w:eastAsia="Times New Roman" w:hAnsi="Arial Narrow" w:cs="Arial"/>
-          <w:color w:val="000000"/>
-          <w:kern w:val="0"/>
-          <w:lang w:val="es-ES" w:eastAsia="es-ES"/>
-          <ns2:ligatures ns2:val="none"/>
-        </w:rPr>
-      </w:pPr>
-      <w:r>
-        <w:rPr>
-          <w:rFonts w:ascii="Arial Narrow" w:eastAsia="Arial Narrow" w:hAnsi="Arial Narrow" w:cs="Arial Narrow"/>
-          <w:b/>
-          <w:color w:val="000000"/>
-          <w:kern w:val="0"/>
-          <w:lang w:eastAsia="es-PE"/>
-          <ns2:ligatures ns2:val="none"/>
+    <w:p>
+      <w:pPr>
+        <w:spacing w:after="0" w:line="240" w:lineRule="auto"/>
+        <w:jc w:val="both"/>
+        <w:rPr>
+          <w:rFonts w:ascii="Arial Narrow" w:eastAsia="Times New Roman" w:hAnsi="Arial Narrow" w:cs="Arial"/>
+          <w:color w:val="000000"/>
+          <w:kern w:val="0"/>
+          <w:lang w:val="es-ES" w:eastAsia="es-ES"/>
+          <w14:ligatures w14:val="none"/>
+        </w:rPr>
+      </w:pPr>
+    </w:p>
+    <w:p>
+      <w:pPr>
+        <w:spacing w:after="0" w:line="240" w:lineRule="auto"/>
+        <w:jc w:val="both"/>
+        <w:rPr>
+          <w:rFonts w:ascii="Arial Narrow" w:eastAsia="Times New Roman" w:hAnsi="Arial Narrow" w:cs="Arial"/>
+          <w:color w:val="000000"/>
+          <w:kern w:val="0"/>
+          <w:lang w:val="es-ES" w:eastAsia="es-ES"/>
+          <w14:ligatures w14:val="none"/>
+        </w:rPr>
+      </w:pPr>
+      <w:r>
+        <w:rPr>
+          <w:rFonts w:ascii="Arial Narrow" w:eastAsia="Arial Narrow" w:hAnsi="Arial Narrow" w:cs="Arial Narrow"/>
+          <w:b/>
+          <w:color w:val="000000"/>
+          <w:kern w:val="0"/>
+          <w:lang w:eastAsia="es-PE"/>
+          <w14:ligatures w14:val="none"/>
         </w:rPr>
         <w:t xml:space="preserve">SEXTO: </w:t>
       </w:r>
@@ -5121,7 +5098,7 @@
           <w:color w:val="000000"/>
           <w:kern w:val="0"/>
           <w:lang w:eastAsia="es-ES"/>
-          <ns2:ligatures ns2:val="none"/>
+          <w14:ligatures w14:val="none"/>
         </w:rPr>
         <w:t xml:space="preserve">requerir </w:t>
       </w:r>
@@ -5131,7 +5108,7 @@
           <w:color w:val="000000"/>
           <w:kern w:val="0"/>
           <w:lang w:val="es-ES" w:eastAsia="es-ES"/>
-          <ns2:ligatures ns2:val="none"/>
+          <w14:ligatures w14:val="none"/>
         </w:rPr>
         <w:t xml:space="preserve">que, en un </w:t>
       </w:r>
@@ -5141,7 +5118,7 @@
           <w:color w:val="000000"/>
           <w:kern w:val="0"/>
           <w:lang w:eastAsia="es-ES"/>
-          <ns2:ligatures ns2:val="none"/>
+          <w14:ligatures w14:val="none"/>
         </w:rPr>
         <w:t xml:space="preserve">plazo no mayor de cinco (5) días hábiles contado a partir del día siguiente de la notificación de la presente resolución, </w:t>
       </w:r>
@@ -5152,7 +5129,7 @@
           <w:kern w:val="0"/>
           <w:shd w:val="clear" w:color="auto" w:fill="FFFFFF"/>
           <w:lang w:eastAsia="es-PE"/>
-          <ns2:ligatures ns2:val="none"/>
+          <w14:ligatures w14:val="none"/>
         </w:rPr>
         <w:t>a Corredores de Seguros Falabella S.A.C.</w:t>
       </w:r>
@@ -5162,7 +5139,7 @@
           <w:color w:val="000000"/>
           <w:kern w:val="0"/>
           <w:lang w:eastAsia="es-ES"/>
-          <ns2:ligatures ns2:val="none"/>
+          <w14:ligatures w14:val="none"/>
         </w:rPr>
         <w:t xml:space="preserve">, </w:t>
       </w:r>
@@ -5172,7 +5149,7 @@
           <w:color w:val="000000"/>
           <w:kern w:val="0"/>
           <w:lang w:val="es-ES" w:eastAsia="es-ES"/>
-          <ns2:ligatures ns2:val="none"/>
+          <w14:ligatures w14:val="none"/>
         </w:rPr>
         <w:t xml:space="preserve">cumpla con: </w:t>
       </w:r>
@@ -5182,7 +5159,7 @@
           <w:color w:val="000000"/>
           <w:kern w:val="0"/>
           <w:lang w:val="es-ES" w:eastAsia="es-ES"/>
-          <ns2:ligatures ns2:val="none"/>
+          <w14:ligatures w14:val="none"/>
         </w:rPr>
         <w:t>(i) presentar una copia debidamente suscrita de la Póliza 250006639 del Seguro Vehicular; así como el cargo de remisión de la póliza; (</w:t>
       </w:r>
@@ -5193,7 +5170,7 @@
           <w:color w:val="000000"/>
           <w:kern w:val="0"/>
           <w:lang w:val="es-ES" w:eastAsia="es-ES"/>
-          <ns2:ligatures ns2:val="none"/>
+          <w14:ligatures w14:val="none"/>
         </w:rPr>
         <w:t>ii</w:t>
       </w:r>
@@ -5204,7 +5181,7 @@
           <w:color w:val="000000"/>
           <w:kern w:val="0"/>
           <w:lang w:val="es-ES" w:eastAsia="es-ES"/>
-          <ns2:ligatures ns2:val="none"/>
+          <w14:ligatures w14:val="none"/>
         </w:rPr>
         <w:t xml:space="preserve">) presentar los medios probatorios que acrediten que gestionó adecuadamente el pago de prima correspondiente para la renovación de la Póliza 250006639 para el periodo </w:t>
       </w:r>
@@ -5214,7 +5191,7 @@
           <w:color w:val="000000"/>
           <w:kern w:val="0"/>
           <w:lang w:eastAsia="es-ES"/>
-          <ns2:ligatures ns2:val="none"/>
+          <w14:ligatures w14:val="none"/>
         </w:rPr>
         <w:t>del año 2024 al año 2025</w:t>
       </w:r>
@@ -5224,7 +5201,7 @@
           <w:color w:val="000000"/>
           <w:kern w:val="0"/>
           <w:lang w:val="es-ES" w:eastAsia="es-ES"/>
-          <ns2:ligatures ns2:val="none"/>
+          <w14:ligatures w14:val="none"/>
         </w:rPr>
         <w:t>; (</w:t>
       </w:r>
@@ -5235,7 +5212,7 @@
           <w:color w:val="000000"/>
           <w:kern w:val="0"/>
           <w:lang w:val="es-ES" w:eastAsia="es-ES"/>
-          <ns2:ligatures ns2:val="none"/>
+          <w14:ligatures w14:val="none"/>
         </w:rPr>
         <w:t>iii</w:t>
       </w:r>
@@ -5246,7 +5223,7 @@
           <w:color w:val="000000"/>
           <w:kern w:val="0"/>
           <w:lang w:val="es-ES" w:eastAsia="es-ES"/>
-          <ns2:ligatures ns2:val="none"/>
+          <w14:ligatures w14:val="none"/>
         </w:rPr>
         <w:t xml:space="preserve">) presentar los medios probatorios que acrediten que informó oportunamente a la compañía aseguradora que la Póliza 250006639 del Seguro Vehicular sería emitida considerando que el </w:t>
       </w:r>
@@ -5256,7 +5233,7 @@
           <w:color w:val="000000"/>
           <w:kern w:val="0"/>
           <w:lang w:eastAsia="es-ES"/>
-          <ns2:ligatures ns2:val="none"/>
+          <w14:ligatures w14:val="none"/>
         </w:rPr>
         <w:t xml:space="preserve">vehículo a asegurar con Placa de Rodaje CAF-328 era utilizado </w:t>
       </w:r>
@@ -5266,7 +5243,7 @@
           <w:color w:val="000000"/>
           <w:kern w:val="0"/>
           <w:lang w:val="es-ES" w:eastAsia="es-ES"/>
-          <ns2:ligatures ns2:val="none"/>
+          <w14:ligatures w14:val="none"/>
         </w:rPr>
         <w:t>para el servicio de taxi; y, (</w:t>
       </w:r>
@@ -5277,7 +5254,7 @@
           <w:color w:val="000000"/>
           <w:kern w:val="0"/>
           <w:lang w:val="es-ES" w:eastAsia="es-ES"/>
-          <ns2:ligatures ns2:val="none"/>
+          <w14:ligatures w14:val="none"/>
         </w:rPr>
         <w:t>iv</w:t>
       </w:r>
@@ -5288,7 +5265,7 @@
           <w:color w:val="000000"/>
           <w:kern w:val="0"/>
           <w:lang w:val="es-ES" w:eastAsia="es-ES"/>
-          <ns2:ligatures ns2:val="none"/>
+          <w14:ligatures w14:val="none"/>
         </w:rPr>
         <w:t xml:space="preserve">) presentar todas las comunicaciones cursadas con la parte denunciante; incluyendo la grabación de la llamada telefónica realizada el </w:t>
       </w:r>
@@ -5298,7 +5275,7 @@
           <w:color w:val="000000"/>
           <w:kern w:val="0"/>
           <w:lang w:eastAsia="es-ES"/>
-          <ns2:ligatures ns2:val="none"/>
+          <w14:ligatures w14:val="none"/>
         </w:rPr>
         <w:t xml:space="preserve">23 de setiembre de 2023</w:t>
       </w:r>
@@ -5308,7 +5285,7 @@
           <w:color w:val="000000"/>
           <w:kern w:val="0"/>
           <w:lang w:eastAsia="es-ES"/>
-          <ns2:ligatures ns2:val="none"/>
+          <w14:ligatures w14:val="none"/>
         </w:rPr>
         <w:t xml:space="preserve"/>
       </w:r>
@@ -5318,7 +5295,7 @@
           <w:color w:val="000000"/>
           <w:kern w:val="0"/>
           <w:lang w:eastAsia="es-ES"/>
-          <ns2:ligatures ns2:val="none"/>
+          <w14:ligatures w14:val="none"/>
         </w:rPr>
         <w:t xml:space="preserve">,</w:t>
       </w:r>
@@ -5328,7 +5305,7 @@
           <w:color w:val="000000"/>
           <w:kern w:val="0"/>
           <w:lang w:val="es-ES" w:eastAsia="es-ES"/>
-          <ns2:ligatures ns2:val="none"/>
+          <w14:ligatures w14:val="none"/>
         </w:rPr>
         <w:t xml:space="preserve"> en virtud de los hechos materia de denuncia</w:t>
       </w:r>
@@ -5338,12 +5315,12 @@
           <w:color w:val="000000"/>
           <w:kern w:val="0"/>
           <w:lang w:val="es-ES" w:eastAsia="es-ES"/>
-          <ns2:ligatures ns2:val="none"/>
+          <w14:ligatures w14:val="none"/>
         </w:rPr>
         <w:t>.</w:t>
       </w:r>
     </w:p>
-    <w:p ns2:paraId="61AD8504" ns2:textId="77777777">
+    <w:p>
       <w:pPr>
         <w:spacing w:after="0" w:line="240" w:lineRule="auto"/>
         <w:jc w:val="both"/>
@@ -5353,30 +5330,30 @@
           <w:color w:val="000000"/>
           <w:kern w:val="0"/>
           <w:lang w:val="es-ES" w:eastAsia="es-PE"/>
-          <ns2:ligatures ns2:val="none"/>
-        </w:rPr>
-      </w:pPr>
-    </w:p>
-    <w:p ns2:paraId="58D4E496" ns2:textId="77777777">
-      <w:pPr>
-        <w:spacing w:after="0" w:line="240" w:lineRule="auto"/>
-        <w:jc w:val="both"/>
-        <w:rPr>
-          <w:rFonts w:ascii="Arial Narrow" w:eastAsia="Arial Narrow" w:hAnsi="Arial Narrow" w:cs="Arial Narrow"/>
-          <w:color w:val="000000"/>
-          <w:kern w:val="0"/>
-          <w:lang w:eastAsia="es-PE"/>
-          <ns2:ligatures ns2:val="none"/>
-        </w:rPr>
-      </w:pPr>
-      <w:r>
-        <w:rPr>
-          <w:rFonts w:ascii="Arial Narrow" w:eastAsia="Arial Narrow" w:hAnsi="Arial Narrow" w:cs="Arial Narrow"/>
-          <w:b/>
-          <w:color w:val="000000"/>
-          <w:kern w:val="0"/>
-          <w:lang w:eastAsia="es-PE"/>
-          <ns2:ligatures ns2:val="none"/>
+          <w14:ligatures w14:val="none"/>
+        </w:rPr>
+      </w:pPr>
+    </w:p>
+    <w:p>
+      <w:pPr>
+        <w:spacing w:after="0" w:line="240" w:lineRule="auto"/>
+        <w:jc w:val="both"/>
+        <w:rPr>
+          <w:rFonts w:ascii="Arial Narrow" w:eastAsia="Arial Narrow" w:hAnsi="Arial Narrow" w:cs="Arial Narrow"/>
+          <w:color w:val="000000"/>
+          <w:kern w:val="0"/>
+          <w:lang w:eastAsia="es-PE"/>
+          <w14:ligatures w14:val="none"/>
+        </w:rPr>
+      </w:pPr>
+      <w:r>
+        <w:rPr>
+          <w:rFonts w:ascii="Arial Narrow" w:eastAsia="Arial Narrow" w:hAnsi="Arial Narrow" w:cs="Arial Narrow"/>
+          <w:b/>
+          <w:color w:val="000000"/>
+          <w:kern w:val="0"/>
+          <w:lang w:eastAsia="es-PE"/>
+          <w14:ligatures w14:val="none"/>
         </w:rPr>
         <w:t>SÉTIMO:</w:t>
       </w:r>
@@ -5386,7 +5363,7 @@
           <w:color w:val="000000"/>
           <w:kern w:val="0"/>
           <w:lang w:eastAsia="es-PE"/>
-          <ns2:ligatures ns2:val="none"/>
+          <w14:ligatures w14:val="none"/>
         </w:rPr>
         <w:t xml:space="preserve"> </w:t>
       </w:r>
@@ -5397,7 +5374,7 @@
           <w:color w:val="000000"/>
           <w:kern w:val="0"/>
           <w:lang w:eastAsia="es-PE"/>
-          <ns2:ligatures ns2:val="none"/>
+          <w14:ligatures w14:val="none"/>
         </w:rPr>
         <w:t>informar a las partes que el artículo 110</w:t>
       </w:r>
@@ -5407,7 +5384,7 @@
           <w:color w:val="000000"/>
           <w:kern w:val="0"/>
           <w:lang w:eastAsia="es-PE"/>
-          <ns2:ligatures ns2:val="none"/>
+          <w14:ligatures w14:val="none"/>
         </w:rPr>
         <w:t/>
       </w:r>
@@ -5417,7 +5394,7 @@
           <w:color w:val="000000"/>
           <w:kern w:val="0"/>
           <w:lang w:eastAsia="es-PE"/>
-          <ns2:ligatures ns2:val="none"/>
+          <w14:ligatures w14:val="none"/>
         </w:rPr>
         <w:t xml:space="preserve"> de la Ley 29571, Código de Protección y Defensa del Consumidor</w:t>
       </w:r>
@@ -5429,7 +5406,7 @@
           <w:kern w:val="0"/>
           <w:vertAlign w:val="superscript"/>
           <w:lang w:eastAsia="es-PE"/>
-          <ns2:ligatures ns2:val="none"/>
+          <w14:ligatures w14:val="none"/>
         </w:rPr>
         <w:footnoteReference w:id="9"/>
       </w:r>
@@ -5439,7 +5416,7 @@
           <w:color w:val="000000"/>
           <w:kern w:val="0"/>
           <w:lang w:eastAsia="es-PE"/>
-          <ns2:ligatures ns2:val="none"/>
+          <w14:ligatures w14:val="none"/>
         </w:rPr>
         <w:t>, faculta a la Comisión a calificar las infracciones de la referida norma como leves, graves o muy graves e imponer sanciones que van desde una amonestación hasta una multa por un máximo de 450 Unidades Impositivas Tributarias, sin perjuicio de las medidas correctivas, reparadoras y complementarias, que puedan ordenarse de acuerdo a lo estipulado en los artículos 114</w:t>
       </w:r>
@@ -5449,7 +5426,7 @@
           <w:color w:val="000000"/>
           <w:kern w:val="0"/>
           <w:lang w:eastAsia="es-PE"/>
-          <ns2:ligatures ns2:val="none"/>
+          <w14:ligatures w14:val="none"/>
         </w:rPr>
         <w:t/>
       </w:r>
@@ -5459,7 +5436,7 @@
           <w:color w:val="000000"/>
           <w:kern w:val="0"/>
           <w:lang w:eastAsia="es-PE"/>
-          <ns2:ligatures ns2:val="none"/>
+          <w14:ligatures w14:val="none"/>
         </w:rPr>
         <w:t>, 115</w:t>
       </w:r>
@@ -5469,7 +5446,7 @@
           <w:color w:val="000000"/>
           <w:kern w:val="0"/>
           <w:lang w:eastAsia="es-PE"/>
-          <ns2:ligatures ns2:val="none"/>
+          <w14:ligatures w14:val="none"/>
         </w:rPr>
         <w:t/>
       </w:r>
@@ -5479,7 +5456,7 @@
           <w:color w:val="000000"/>
           <w:kern w:val="0"/>
           <w:lang w:eastAsia="es-PE"/>
-          <ns2:ligatures ns2:val="none"/>
+          <w14:ligatures w14:val="none"/>
         </w:rPr>
         <w:t xml:space="preserve"> y 116</w:t>
       </w:r>
@@ -5489,7 +5466,7 @@
           <w:color w:val="000000"/>
           <w:kern w:val="0"/>
           <w:lang w:eastAsia="es-PE"/>
-          <ns2:ligatures ns2:val="none"/>
+          <w14:ligatures w14:val="none"/>
         </w:rPr>
         <w:t/>
       </w:r>
@@ -5499,7 +5476,7 @@
           <w:color w:val="000000"/>
           <w:kern w:val="0"/>
           <w:lang w:eastAsia="es-PE"/>
-          <ns2:ligatures ns2:val="none"/>
+          <w14:ligatures w14:val="none"/>
         </w:rPr>
         <w:t xml:space="preserve"> de la referida norma</w:t>
       </w:r>
@@ -5511,7 +5488,7 @@
           <w:kern w:val="0"/>
           <w:vertAlign w:val="superscript"/>
           <w:lang w:eastAsia="es-PE"/>
-          <ns2:ligatures ns2:val="none"/>
+          <w14:ligatures w14:val="none"/>
         </w:rPr>
         <w:footnoteReference w:id="10"/>
       </w:r>
@@ -5521,7 +5498,7 @@
           <w:color w:val="000000"/>
           <w:kern w:val="0"/>
           <w:lang w:eastAsia="es-PE"/>
-          <ns2:ligatures ns2:val="none"/>
+          <w14:ligatures w14:val="none"/>
         </w:rPr>
         <w:t xml:space="preserve">. </w:t>
       </w:r>
@@ -5532,7 +5509,7 @@
           <w:color w:val="000000"/>
           <w:kern w:val="0"/>
           <w:lang w:eastAsia="es-PE"/>
-          <ns2:ligatures ns2:val="none"/>
+          <w14:ligatures w14:val="none"/>
         </w:rPr>
         <w:lastRenderedPageBreak/>
         <w:t>Asimismo, se consideran circunstancias atenuantes para la graduación de la sanción, el allanamiento de la denuncia o el reconocimiento de las pretensiones en ella contenidas, de acuerdo con el artículo 112</w:t>
@@ -5543,7 +5520,7 @@
           <w:color w:val="000000"/>
           <w:kern w:val="0"/>
           <w:lang w:eastAsia="es-PE"/>
-          <ns2:ligatures ns2:val="none"/>
+          <w14:ligatures w14:val="none"/>
         </w:rPr>
         <w:t/>
       </w:r>
@@ -5553,7 +5530,7 @@
           <w:color w:val="000000"/>
           <w:kern w:val="0"/>
           <w:lang w:eastAsia="es-PE"/>
-          <ns2:ligatures ns2:val="none"/>
+          <w14:ligatures w14:val="none"/>
         </w:rPr>
         <w:t xml:space="preserve"> del Código</w:t>
       </w:r>
@@ -5565,7 +5542,7 @@
           <w:kern w:val="0"/>
           <w:vertAlign w:val="superscript"/>
           <w:lang w:eastAsia="es-PE"/>
-          <ns2:ligatures ns2:val="none"/>
+          <w14:ligatures w14:val="none"/>
         </w:rPr>
         <w:footnoteReference w:id="11"/>
       </w:r>
@@ -5575,12 +5552,12 @@
           <w:color w:val="000000"/>
           <w:kern w:val="0"/>
           <w:lang w:eastAsia="es-PE"/>
-          <ns2:ligatures ns2:val="none"/>
+          <w14:ligatures w14:val="none"/>
         </w:rPr>
         <w:t>.</w:t>
       </w:r>
     </w:p>
-    <w:p ns2:paraId="7A5236A4" ns2:textId="77777777">
+    <w:p>
       <w:pPr>
         <w:shd w:val="clear" w:color="auto" w:fill="FFFFFF"/>
         <w:spacing w:after="0" w:line="240" w:lineRule="auto"/>
@@ -5591,11 +5568,11 @@
           <w:color w:val="000000"/>
           <w:kern w:val="0"/>
           <w:lang w:eastAsia="es-PE"/>
-          <ns2:ligatures ns2:val="none"/>
-        </w:rPr>
-      </w:pPr>
-    </w:p>
-    <w:p ns2:paraId="3F071DDA" ns2:textId="77777777">
+          <w14:ligatures w14:val="none"/>
+        </w:rPr>
+      </w:pPr>
+    </w:p>
+    <w:p>
       <w:pPr>
         <w:shd w:val="clear" w:color="auto" w:fill="FFFFFF"/>
         <w:spacing w:after="0" w:line="240" w:lineRule="auto"/>
@@ -5605,7 +5582,7 @@
           <w:color w:val="000000"/>
           <w:kern w:val="0"/>
           <w:lang w:eastAsia="es-PE"/>
-          <ns2:ligatures ns2:val="none"/>
+          <w14:ligatures w14:val="none"/>
         </w:rPr>
       </w:pPr>
       <w:r>
@@ -5614,7 +5591,7 @@
           <w:b/>
           <w:bCs/>
           <w:kern w:val="0"/>
-          <ns2:ligatures ns2:val="none"/>
+          <w14:ligatures w14:val="none"/>
         </w:rPr>
         <w:t>OCTAVO</w:t>
       </w:r>
@@ -5625,7 +5602,7 @@
           <w:color w:val="000000"/>
           <w:kern w:val="0"/>
           <w:lang w:eastAsia="es-PE"/>
-          <ns2:ligatures ns2:val="none"/>
+          <w14:ligatures w14:val="none"/>
         </w:rPr>
         <w:t>:</w:t>
       </w:r>
@@ -5635,7 +5612,7 @@
           <w:color w:val="000000"/>
           <w:kern w:val="0"/>
           <w:lang w:eastAsia="es-PE"/>
-          <ns2:ligatures ns2:val="none"/>
+          <w14:ligatures w14:val="none"/>
         </w:rPr>
         <w:t xml:space="preserve"> informar a las partes que conforme a lo establecido en el artículo 39</w:t>
       </w:r>
@@ -5645,7 +5622,7 @@
           <w:color w:val="000000"/>
           <w:kern w:val="0"/>
           <w:lang w:eastAsia="es-PE"/>
-          <ns2:ligatures ns2:val="none"/>
+          <w14:ligatures w14:val="none"/>
         </w:rPr>
         <w:t/>
       </w:r>
@@ -5655,12 +5632,12 @@
           <w:color w:val="000000"/>
           <w:kern w:val="0"/>
           <w:lang w:eastAsia="es-PE"/>
-          <ns2:ligatures ns2:val="none"/>
+          <w14:ligatures w14:val="none"/>
         </w:rPr>
         <w:t xml:space="preserve"> de la Ley sobre Facultades, Normas y Organización del Indecopi, aprobada por Decreto Legislativo 807, los gastos por los peritajes realizados, actuación de pruebas, inspecciones y otros derivados de la tramitación del proceso serán de cargo de la parte que solicita la prueba, salvo pacto en contrario. En todos los casos, la resolución final determinará si los gastos deben ser asumidos por alguna de las partes, o reembolsados a la otra parte o al Indecopi, según sea el caso, de manera adicional a la sanción que haya podido imponerse. </w:t>
       </w:r>
     </w:p>
-    <w:p ns2:paraId="0F10F9CF" ns2:textId="77777777">
+    <w:p>
       <w:pPr>
         <w:shd w:val="clear" w:color="auto" w:fill="FFFFFF"/>
         <w:spacing w:after="0" w:line="240" w:lineRule="auto"/>
@@ -5670,11 +5647,11 @@
           <w:color w:val="000000"/>
           <w:kern w:val="0"/>
           <w:lang w:eastAsia="es-PE"/>
-          <ns2:ligatures ns2:val="none"/>
-        </w:rPr>
-      </w:pPr>
-    </w:p>
-    <w:p ns2:paraId="194C23DD" ns2:textId="77777777">
+          <w14:ligatures w14:val="none"/>
+        </w:rPr>
+      </w:pPr>
+    </w:p>
+    <w:p>
       <w:pPr>
         <w:suppressAutoHyphens/>
         <w:spacing w:after="0" w:line="240" w:lineRule="auto"/>
@@ -5683,7 +5660,7 @@
           <w:rFonts w:ascii="Arial Narrow" w:eastAsia="Calibri" w:hAnsi="Arial Narrow" w:cs="Arial"/>
           <w:kern w:val="0"/>
           <w:u w:val="single"/>
-          <ns2:ligatures ns2:val="none"/>
+          <w14:ligatures w14:val="none"/>
         </w:rPr>
       </w:pPr>
       <w:r>
@@ -5693,7 +5670,7 @@
           <w:color w:val="000000"/>
           <w:kern w:val="0"/>
           <w:lang w:eastAsia="es-PE"/>
-          <ns2:ligatures ns2:val="none"/>
+          <w14:ligatures w14:val="none"/>
         </w:rPr>
         <w:t>NOVENO</w:t>
       </w:r>
@@ -5702,7 +5679,7 @@
           <w:rFonts w:ascii="Arial Narrow" w:eastAsia="Calibri" w:hAnsi="Arial Narrow" w:cs="Arial"/>
           <w:b/>
           <w:kern w:val="0"/>
-          <ns2:ligatures ns2:val="none"/>
+          <w14:ligatures w14:val="none"/>
         </w:rPr>
         <w:t>:</w:t>
       </w:r>
@@ -5710,7 +5687,7 @@
         <w:rPr>
           <w:rFonts w:ascii="Arial Narrow" w:eastAsia="Calibri" w:hAnsi="Arial Narrow" w:cs="Arial"/>
           <w:kern w:val="0"/>
-          <ns2:ligatures ns2:val="none"/>
+          <w14:ligatures w14:val="none"/>
         </w:rPr>
         <w:t xml:space="preserve"> comunicar a las partes que, de acuerdo a lo señalado por el artículo 29</w:t>
       </w:r>
@@ -5720,7 +5697,7 @@
           <w:color w:val="000000"/>
           <w:kern w:val="0"/>
           <w:lang w:eastAsia="es-PE"/>
-          <ns2:ligatures ns2:val="none"/>
+          <w14:ligatures w14:val="none"/>
         </w:rPr>
         <w:t/>
       </w:r>
@@ -5728,7 +5705,7 @@
         <w:rPr>
           <w:rFonts w:ascii="Arial Narrow" w:eastAsia="Calibri" w:hAnsi="Arial Narrow" w:cs="Arial"/>
           <w:kern w:val="0"/>
-          <ns2:ligatures ns2:val="none"/>
+          <w14:ligatures w14:val="none"/>
         </w:rPr>
         <w:t xml:space="preserve"> del Decreto Legislativo 807</w:t>
       </w:r>
@@ -5738,7 +5715,7 @@
           <w:rFonts w:ascii="Arial Narrow" w:eastAsia="Calibri" w:hAnsi="Arial Narrow" w:cs="Arial"/>
           <w:kern w:val="0"/>
           <w:vertAlign w:val="superscript"/>
-          <ns2:ligatures ns2:val="none"/>
+          <w14:ligatures w14:val="none"/>
         </w:rPr>
         <w:footnoteReference w:id="12"/>
       </w:r>
@@ -5746,7 +5723,7 @@
         <w:rPr>
           <w:rFonts w:ascii="Arial Narrow" w:eastAsia="Calibri" w:hAnsi="Arial Narrow" w:cs="Arial"/>
           <w:kern w:val="0"/>
-          <ns2:ligatures ns2:val="none"/>
+          <w14:ligatures w14:val="none"/>
         </w:rPr>
         <w:t xml:space="preserve">, hasta antes de la emisión de la Resolución Final tienen la posibilidad de solicitar una audiencia </w:t>
       </w:r>
@@ -5754,7 +5731,7 @@
         <w:rPr>
           <w:rFonts w:ascii="Arial Narrow" w:eastAsia="Calibri" w:hAnsi="Arial Narrow" w:cs="Arial"/>
           <w:kern w:val="0"/>
-          <ns2:ligatures ns2:val="none"/>
+          <w14:ligatures w14:val="none"/>
         </w:rPr>
         <w:lastRenderedPageBreak/>
         <w:t xml:space="preserve">de conciliación. En caso deleguen a favor de una tercera persona su actuación en la diligencia programada, esta deberá presentar un poder especial con firma legalizada ante Notario Público, donde conste </w:t>
@@ -5764,7 +5741,7 @@
           <w:rFonts w:ascii="Arial Narrow" w:eastAsia="Calibri" w:hAnsi="Arial Narrow" w:cs="Arial"/>
           <w:kern w:val="0"/>
           <w:u w:val="single"/>
-          <ns2:ligatures ns2:val="none"/>
+          <w14:ligatures w14:val="none"/>
         </w:rPr>
         <w:t>expresamente su facultad para asistir y conciliar en su representación</w:t>
       </w:r>
@@ -5773,7 +5750,7 @@
           <w:rFonts w:ascii="Arial Narrow" w:eastAsia="Calibri" w:hAnsi="Arial Narrow" w:cs="Arial"/>
           <w:bCs/>
           <w:kern w:val="0"/>
-          <ns2:ligatures ns2:val="none"/>
+          <w14:ligatures w14:val="none"/>
         </w:rPr>
         <w:t>.</w:t>
       </w:r>
@@ -5783,7 +5760,7 @@
           <w:b/>
           <w:bCs/>
           <w:kern w:val="0"/>
-          <ns2:ligatures ns2:val="none"/>
+          <w14:ligatures w14:val="none"/>
         </w:rPr>
         <w:t xml:space="preserve"> </w:t>
       </w:r>
@@ -5792,12 +5769,12 @@
           <w:rFonts w:ascii="Arial Narrow" w:eastAsia="Calibri" w:hAnsi="Arial Narrow" w:cs="Arial"/>
           <w:kern w:val="0"/>
           <w:u w:val="single"/>
-          <ns2:ligatures ns2:val="none"/>
+          <w14:ligatures w14:val="none"/>
         </w:rPr>
         <w:t xml:space="preserve">Ello bajo apercibimiento de no realizar la audiencia de conciliación y levantar el acta de inasistencia correspondiente. </w:t>
       </w:r>
     </w:p>
-    <w:p ns2:paraId="19088877" ns2:textId="77777777">
+    <w:p>
       <w:pPr>
         <w:suppressAutoHyphens/>
         <w:spacing w:after="0" w:line="240" w:lineRule="auto"/>
@@ -5806,11 +5783,11 @@
           <w:rFonts w:ascii="Arial Narrow" w:eastAsia="Calibri" w:hAnsi="Arial Narrow" w:cs="Arial"/>
           <w:kern w:val="0"/>
           <w:u w:val="single"/>
-          <ns2:ligatures ns2:val="none"/>
-        </w:rPr>
-      </w:pPr>
-    </w:p>
-    <w:p ns2:paraId="7767F307" ns2:textId="77777777">
+          <w14:ligatures w14:val="none"/>
+        </w:rPr>
+      </w:pPr>
+    </w:p>
+    <w:p>
       <w:pPr>
         <w:suppressAutoHyphens/>
         <w:spacing w:after="0" w:line="240" w:lineRule="auto"/>
@@ -5827,7 +5804,7 @@
           <w:b/>
           <w:spacing w:val="-3"/>
           <w:kern w:val="0"/>
-          <ns2:ligatures ns2:val="none"/>
+          <w14:ligatures w14:val="none"/>
         </w:rPr>
         <w:t>DÉCIMO</w:t>
       </w:r>
@@ -5838,7 +5815,7 @@
           <w:color w:val="000000"/>
           <w:kern w:val="0"/>
           <w:lang w:eastAsia="es-PE"/>
-          <ns2:ligatures ns2:val="none"/>
+          <w14:ligatures w14:val="none"/>
         </w:rPr>
         <w:t>:</w:t>
       </w:r>
@@ -5848,14 +5825,14 @@
           <w:color w:val="000000"/>
           <w:kern w:val="0"/>
           <w:lang w:eastAsia="es-PE"/>
-          <ns2:ligatures ns2:val="none"/>
+          <w14:ligatures w14:val="none"/>
         </w:rPr>
         <w:t xml:space="preserve"> poner en conocimiento de las partes que, antes de la emisión de la Resolución Final, tienen la posibilidad de formular su desistimiento o presentar el acuerdo arribado mediante la conciliación, mediación, transacción o cualquier otro que, de forma indubitable, deje constancia que se ha solucionado la controversia materia de denuncia.</w:t>
       </w:r>
       <w:bookmarkStart w:id="13" w:name="h.gjdgxs" w:colFirst="0" w:colLast="0"/>
       <w:bookmarkEnd w:id="13"/>
     </w:p>
-    <w:p ns2:paraId="69E33D6A" ns2:textId="77777777">
+    <w:p>
       <w:pPr>
         <w:suppressAutoHyphens/>
         <w:spacing w:after="0" w:line="240" w:lineRule="auto"/>
@@ -5865,11 +5842,11 @@
           <w:color w:val="000000"/>
           <w:kern w:val="0"/>
           <w:lang w:eastAsia="es-PE"/>
-          <ns2:ligatures ns2:val="none"/>
-        </w:rPr>
-      </w:pPr>
-    </w:p>
-    <w:p ns2:paraId="4DB7FEAC" ns2:textId="2B6DF749">
+          <w14:ligatures w14:val="none"/>
+        </w:rPr>
+      </w:pPr>
+    </w:p>
+    <w:p>
       <w:pPr>
         <w:suppressAutoHyphens/>
         <w:spacing w:after="0" w:line="240" w:lineRule="auto"/>
@@ -5900,7 +5877,7 @@
           <w:b/>
           <w:spacing w:val="-3"/>
           <w:kern w:val="0"/>
-          <ns2:ligatures ns2:val="none"/>
+          <w14:ligatures w14:val="none"/>
         </w:rPr>
         <w:t/>
       </w:r>
@@ -5910,7 +5887,7 @@
           <w:bCs/>
           <w:spacing w:val="-3"/>
           <w:kern w:val="0"/>
-          <ns2:ligatures ns2:val="none"/>
+          <w14:ligatures w14:val="none"/>
         </w:rPr>
         <w:t xml:space="preserve"/>
       </w:r>
@@ -5920,7 +5897,7 @@
           <w:bCs/>
           <w:spacing w:val="-3"/>
           <w:kern w:val="0"/>
-          <ns2:ligatures ns2:val="none"/>
+          <w14:ligatures w14:val="none"/>
         </w:rPr>
         <w:t/>
       </w:r>
@@ -5930,7 +5907,7 @@
           <w:bCs/>
           <w:spacing w:val="-3"/>
           <w:kern w:val="0"/>
-          <ns2:ligatures ns2:val="none"/>
+          <w14:ligatures w14:val="none"/>
         </w:rPr>
         <w:t xml:space="preserve"/>
       </w:r>
@@ -5940,7 +5917,7 @@
           <w:bCs/>
           <w:spacing w:val="-3"/>
           <w:kern w:val="0"/>
-          <ns2:ligatures ns2:val="none"/>
+          <w14:ligatures w14:val="none"/>
         </w:rPr>
         <w:t xml:space="preserve"/>
       </w:r>
@@ -5951,7 +5928,7 @@
           <w:kern w:val="0"/>
           <w:shd w:val="clear" w:color="auto" w:fill="FFFFFF"/>
           <w:lang w:eastAsia="es-PE"/>
-          <ns2:ligatures ns2:val="none"/>
+          <w14:ligatures w14:val="none"/>
         </w:rPr>
         <w:t xml:space="preserve"/>
       </w:r>
@@ -6080,7 +6057,7 @@
           <w:color w:val="000000"/>
           <w:kern w:val="0"/>
           <w:lang w:eastAsia="es-PE"/>
-          <ns2:ligatures ns2:val="none"/>
+          <w14:ligatures w14:val="none"/>
         </w:rPr>
         <w:t/>
       </w:r>
@@ -6104,7 +6081,7 @@
           <w:color w:val="000000"/>
           <w:kern w:val="0"/>
           <w:lang w:eastAsia="es-PE"/>
-          <ns2:ligatures ns2:val="none"/>
+          <w14:ligatures w14:val="none"/>
         </w:rPr>
         <w:t/>
       </w:r>
@@ -6130,7 +6107,7 @@
         <w:t/>
       </w:r>
     </w:p>
-    <w:p ns2:paraId="26B1ED4B" ns2:textId="77777777">
+    <w:p>
       <w:pPr>
         <w:suppressAutoHyphens/>
         <w:spacing w:after="0" w:line="240" w:lineRule="auto"/>
@@ -6140,7 +6117,7 @@
         </w:rPr>
       </w:pPr>
     </w:p>
-    <w:p ns2:paraId="12E923CD" ns2:textId="00697CC0">
+    <w:p>
       <w:pPr>
         <w:suppressAutoHyphens/>
         <w:spacing w:line="240" w:lineRule="auto"/>
@@ -6213,7 +6190,7 @@
         <w:t xml:space="preserve"> notificación.</w:t>
       </w:r>
     </w:p>
-    <w:p ns2:paraId="00B9B615" ns2:textId="77777777">
+    <w:p>
       <w:pPr>
         <w:suppressAutoHyphens/>
         <w:spacing w:after="0" w:line="240" w:lineRule="auto"/>
@@ -6224,55 +6201,55 @@
           <w:color w:val="000000"/>
           <w:kern w:val="0"/>
           <w:lang w:eastAsia="es-PE"/>
-          <ns2:ligatures ns2:val="none"/>
+          <w14:ligatures w14:val="none"/>
         </w:rPr>
       </w:pPr>
     </w:p>
     <w:bookmarkEnd w:id="0"/>
-    <w:p ns2:paraId="6F8AFAC6" ns2:textId="77777777">
-      <w:pPr>
-        <w:spacing w:after="0" w:line="240" w:lineRule="auto"/>
-        <w:jc w:val="both"/>
-        <w:rPr>
-          <w:rFonts w:ascii="Arial Narrow" w:eastAsia="Arial Narrow" w:hAnsi="Arial Narrow" w:cs="Arial Narrow"/>
-          <w:b/>
-          <w:color w:val="000000"/>
-          <w:kern w:val="0"/>
-          <w:lang w:eastAsia="es-PE"/>
-          <ns2:ligatures ns2:val="none"/>
-        </w:rPr>
-      </w:pPr>
-    </w:p>
-    <w:p ns2:paraId="5BECE2A9" ns2:textId="77777777">
-      <w:pPr>
-        <w:spacing w:after="0" w:line="240" w:lineRule="auto"/>
-        <w:jc w:val="both"/>
-        <w:rPr>
-          <w:rFonts w:ascii="Arial Narrow" w:eastAsia="Arial Narrow" w:hAnsi="Arial Narrow" w:cs="Arial Narrow"/>
-          <w:b/>
-          <w:color w:val="000000"/>
-          <w:kern w:val="0"/>
-          <w:lang w:eastAsia="es-PE"/>
-          <ns2:ligatures ns2:val="none"/>
-        </w:rPr>
-      </w:pPr>
-    </w:p>
-    <w:p ns2:paraId="5290426A" ns2:textId="77777777">
-      <w:pPr>
-        <w:spacing w:after="0" w:line="240" w:lineRule="auto"/>
-        <w:jc w:val="both"/>
-        <w:rPr>
-          <w:rFonts w:ascii="Arial Narrow" w:eastAsia="Arial Narrow" w:hAnsi="Arial Narrow" w:cs="Arial Narrow"/>
-          <w:b/>
-          <w:color w:val="000000"/>
-          <w:kern w:val="0"/>
-          <w:lang w:eastAsia="es-PE"/>
-          <ns2:ligatures ns2:val="none"/>
+    <w:p>
+      <w:pPr>
+        <w:spacing w:after="0" w:line="240" w:lineRule="auto"/>
+        <w:jc w:val="both"/>
+        <w:rPr>
+          <w:rFonts w:ascii="Arial Narrow" w:eastAsia="Arial Narrow" w:hAnsi="Arial Narrow" w:cs="Arial Narrow"/>
+          <w:b/>
+          <w:color w:val="000000"/>
+          <w:kern w:val="0"/>
+          <w:lang w:eastAsia="es-PE"/>
+          <w14:ligatures w14:val="none"/>
+        </w:rPr>
+      </w:pPr>
+    </w:p>
+    <w:p>
+      <w:pPr>
+        <w:spacing w:after="0" w:line="240" w:lineRule="auto"/>
+        <w:jc w:val="both"/>
+        <w:rPr>
+          <w:rFonts w:ascii="Arial Narrow" w:eastAsia="Arial Narrow" w:hAnsi="Arial Narrow" w:cs="Arial Narrow"/>
+          <w:b/>
+          <w:color w:val="000000"/>
+          <w:kern w:val="0"/>
+          <w:lang w:eastAsia="es-PE"/>
+          <w14:ligatures w14:val="none"/>
+        </w:rPr>
+      </w:pPr>
+    </w:p>
+    <w:p>
+      <w:pPr>
+        <w:spacing w:after="0" w:line="240" w:lineRule="auto"/>
+        <w:jc w:val="both"/>
+        <w:rPr>
+          <w:rFonts w:ascii="Arial Narrow" w:eastAsia="Arial Narrow" w:hAnsi="Arial Narrow" w:cs="Arial Narrow"/>
+          <w:b/>
+          <w:color w:val="000000"/>
+          <w:kern w:val="0"/>
+          <w:lang w:eastAsia="es-PE"/>
+          <w14:ligatures w14:val="none"/>
         </w:rPr>
       </w:pPr>
       <w:bookmarkStart w:id="15" w:name="_Hlk218074855"/>
     </w:p>
-    <w:p ns2:paraId="110978A9" ns2:textId="13EC8E21">
+    <w:p>
       <w:pPr>
         <w:spacing w:after="0" w:line="240" w:lineRule="auto"/>
         <w:jc w:val="center"/>
@@ -6280,7 +6257,7 @@
           <w:rFonts w:ascii="Arial Narrow" w:eastAsia="Calibri" w:hAnsi="Arial Narrow" w:cs="Arial"/>
           <w:color w:val="000000"/>
           <w:kern w:val="0"/>
-          <ns2:ligatures ns2:val="none"/>
+          <w14:ligatures w14:val="none"/>
         </w:rPr>
       </w:pPr>
       <w:r>
@@ -6288,12 +6265,12 @@
           <w:rFonts w:ascii="Arial Narrow" w:eastAsia="Calibri" w:hAnsi="Arial Narrow" w:cs="Arial"/>
           <w:color w:val="000000"/>
           <w:kern w:val="0"/>
-          <ns2:ligatures ns2:val="none"/>
+          <w14:ligatures w14:val="none"/>
         </w:rPr>
         <w:t>Firmado digitalmente por</w:t>
       </w:r>
     </w:p>
-    <w:p ns2:paraId="61B83DDD" ns2:textId="3F3FE38D">
+    <w:p>
       <w:pPr>
         <w:spacing w:after="0" w:line="240" w:lineRule="auto"/>
         <w:jc w:val="center"/>
@@ -6303,7 +6280,7 @@
           <w:bCs/>
           <w:color w:val="000000"/>
           <w:kern w:val="0"/>
-          <ns2:ligatures ns2:val="none"/>
+          <w14:ligatures w14:val="none"/>
         </w:rPr>
       </w:pPr>
       <w:r>
@@ -6313,12 +6290,12 @@
           <w:bCs/>
           <w:color w:val="000000"/>
           <w:kern w:val="0"/>
-          <ns2:ligatures ns2:val="none"/>
+          <w14:ligatures w14:val="none"/>
         </w:rPr>
         <w:t>EVELING ROA QUISPE</w:t>
       </w:r>
     </w:p>
-    <w:p ns2:paraId="742A30B5" ns2:textId="77777777">
+    <w:p>
       <w:pPr>
         <w:spacing w:after="0" w:line="240" w:lineRule="auto"/>
         <w:jc w:val="center"/>
@@ -6328,7 +6305,7 @@
           <w:bCs/>
           <w:color w:val="000000"/>
           <w:kern w:val="0"/>
-          <ns2:ligatures ns2:val="none"/>
+          <w14:ligatures w14:val="none"/>
         </w:rPr>
       </w:pPr>
       <w:r>
@@ -6338,12 +6315,12 @@
           <w:bCs/>
           <w:color w:val="000000"/>
           <w:kern w:val="0"/>
-          <ns2:ligatures ns2:val="none"/>
+          <w14:ligatures w14:val="none"/>
         </w:rPr>
         <w:t>Secretaria Técnica</w:t>
       </w:r>
     </w:p>
-    <w:p ns2:paraId="119B7F66" ns2:textId="77777777">
+    <w:p>
       <w:pPr>
         <w:spacing w:after="0" w:line="240" w:lineRule="auto"/>
         <w:jc w:val="center"/>
@@ -6353,7 +6330,7 @@
           <w:bCs/>
           <w:color w:val="000000"/>
           <w:kern w:val="0"/>
-          <ns2:ligatures ns2:val="none"/>
+          <w14:ligatures w14:val="none"/>
         </w:rPr>
       </w:pPr>
       <w:r>
@@ -6363,26 +6340,26 @@
           <w:bCs/>
           <w:color w:val="000000"/>
           <w:kern w:val="0"/>
-          <ns2:ligatures ns2:val="none"/>
+          <w14:ligatures w14:val="none"/>
         </w:rPr>
         <w:t>Comisión de Protección al Consumidor 1</w:t>
       </w:r>
     </w:p>
-    <w:p ns2:paraId="15733869" ns2:textId="77777777">
-      <w:pPr>
-        <w:spacing w:after="0" w:line="240" w:lineRule="auto"/>
-        <w:jc w:val="both"/>
-        <w:rPr>
-          <w:rFonts w:ascii="Arial Narrow" w:eastAsia="Arial Narrow" w:hAnsi="Arial Narrow" w:cs="Arial Narrow"/>
-          <w:b/>
-          <w:color w:val="000000"/>
-          <w:kern w:val="0"/>
-          <w:lang w:eastAsia="es-PE"/>
-          <ns2:ligatures ns2:val="none"/>
-        </w:rPr>
-      </w:pPr>
-    </w:p>
-    <w:p ns2:paraId="0047CB25" ns2:textId="77777777">
+    <w:p>
+      <w:pPr>
+        <w:spacing w:after="0" w:line="240" w:lineRule="auto"/>
+        <w:jc w:val="both"/>
+        <w:rPr>
+          <w:rFonts w:ascii="Arial Narrow" w:eastAsia="Arial Narrow" w:hAnsi="Arial Narrow" w:cs="Arial Narrow"/>
+          <w:b/>
+          <w:color w:val="000000"/>
+          <w:kern w:val="0"/>
+          <w:lang w:eastAsia="es-PE"/>
+          <w14:ligatures w14:val="none"/>
+        </w:rPr>
+      </w:pPr>
+    </w:p>
+    <w:p>
       <w:pPr>
         <w:spacing w:after="0" w:line="240" w:lineRule="auto"/>
         <w:jc w:val="both"/>
@@ -6400,13 +6377,13 @@
           <w:sz w:val="16"/>
           <w:szCs w:val="16"/>
           <w:lang w:eastAsia="es-PE"/>
-          <ns2:ligatures ns2:val="none"/>
+          <w14:ligatures w14:val="none"/>
         </w:rPr>
         <w:t>LSM/JCQ</w:t>
       </w:r>
     </w:p>
     <w:bookmarkEnd w:id="15"/>
-    <w:p ns2:paraId="68107EE2" ns2:textId="77777777">
+    <w:p>
       <w:pPr>
         <w:spacing w:line="240" w:lineRule="auto"/>
         <w:rPr>
@@ -6415,8 +6392,8 @@
       </w:pPr>
     </w:p>
     <w:sectPr>
-      <w:headerReference w:type="default" ns3:id="rId8"/>
-      <w:footerReference w:type="default" ns3:id="rId9"/>
+      <w:headerReference w:type="default" r:id="rId8"/>
+      <w:footerReference w:type="default" r:id="rId9"/>
       <w:pgSz w:w="11906" w:h="16838"/>
       <w:pgMar w:top="1417" w:right="1701" w:bottom="1417" w:left="1701" w:header="708" w:footer="708" w:gutter="0"/>
       <w:cols w:space="708"/>
@@ -6427,7 +6404,7 @@
 </file>
 
 <file path=word/endnotes.xml><?xml version="1.0" encoding="utf-8"?>
-<w:endnotes xmlns:wpc="http://schemas.microsoft.com/office/word/2010/wordprocessingCanvas" xmlns:cx="http://schemas.microsoft.com/office/drawing/2014/chartex" xmlns:cx1="http://schemas.microsoft.com/office/drawing/2015/9/8/chartex" xmlns:cx2="http://schemas.microsoft.com/office/drawing/2015/10/21/chartex" xmlns:cx3="http://schemas.microsoft.com/office/drawing/2016/5/9/chartex" xmlns:cx4="http://schemas.microsoft.com/office/drawing/2016/5/10/chartex" xmlns:cx5="http://schemas.microsoft.com/office/drawing/2016/5/11/chartex" xmlns:cx6="http://schemas.microsoft.com/office/drawing/2016/5/12/chartex" xmlns:cx7="http://schemas.microsoft.com/office/drawing/2016/5/13/chartex" xmlns:cx8="http://schemas.microsoft.com/office/drawing/2016/5/14/chartex" xmlns:mc="http://schemas.openxmlformats.org/markup-compatibility/2006" xmlns:aink="http://schemas.microsoft.com/office/drawing/2016/ink" xmlns:am3d="http://schemas.microsoft.com/office/drawing/2017/model3d" xmlns:o="urn:schemas-microsoft-com:office:office" xmlns:oel="http://schemas.microsoft.com/office/2019/extlst" xmlns:r="http://schemas.openxmlformats.org/officeDocument/2006/relationships" xmlns:m="http://schemas.openxmlformats.org/officeDocument/2006/math" xmlns:v="urn:schemas-microsoft-com:vml" xmlns:wp14="http://schemas.microsoft.com/office/word/2010/wordprocessingDrawing" xmlns:wp="http://schemas.openxmlformats.org/drawingml/2006/wordprocessingDrawing" xmlns:w10="urn:schemas-microsoft-com:office:word" xmlns:w="http://schemas.openxmlformats.org/wordprocessingml/2006/main" xmlns:w14="http://schemas.microsoft.com/office/word/2010/wordml" xmlns:w15="http://schemas.microsoft.com/office/word/2012/wordml" xmlns:w16cex="http://schemas.microsoft.com/office/word/2018/wordml/cex" xmlns:w16cid="http://schemas.microsoft.com/office/word/2016/wordml/cid" xmlns:w16="http://schemas.microsoft.com/office/word/2018/wordml" xmlns:w16du="http://schemas.microsoft.com/office/word/2023/wordml/word16du" xmlns:w16sdtdh="http://schemas.microsoft.com/office/word/2020/wordml/sdtdatahash" xmlns:w16sdtfl="http://schemas.microsoft.com/office/word/2024/wordml/sdtformatlock" xmlns:w16se="http://schemas.microsoft.com/office/word/2015/wordml/symex" xmlns:wpg="http://schemas.microsoft.com/office/word/2010/wordprocessingGroup" xmlns:wpi="http://schemas.microsoft.com/office/word/2010/wordprocessingInk" xmlns:wne="http://schemas.microsoft.com/office/word/2006/wordml" xmlns:wps="http://schemas.microsoft.com/office/word/2010/wordprocessingShape" mc:Ignorable="w14 w15 w16se w16cid w16 w16cex w16sdtdh w16sdtfl w16du wp14">
+<w:endnotes xmlns:mc="http://schemas.openxmlformats.org/markup-compatibility/2006" xmlns:r="http://schemas.openxmlformats.org/officeDocument/2006/relationships" xmlns:w="http://schemas.openxmlformats.org/wordprocessingml/2006/main" xmlns:w14="http://schemas.microsoft.com/office/word/2010/wordml" xmlns:w15="http://schemas.microsoft.com/office/word/2012/wordml" xmlns:w16="http://schemas.microsoft.com/office/word/2018/wordml" xmlns:w16cex="http://schemas.microsoft.com/office/word/2018/wordml/cex" xmlns:w16cid="http://schemas.microsoft.com/office/word/2016/wordml/cid" xmlns:w16du="http://schemas.microsoft.com/office/word/2023/wordml/word16du" xmlns:w16sdtdh="http://schemas.microsoft.com/office/word/2020/wordml/sdtdatahash" xmlns:w16se="http://schemas.microsoft.com/office/word/2015/wordml/symex" xmlns:wp14="http://schemas.microsoft.com/office/word/2010/wordprocessingDrawing" mc:Ignorable="w14 w15 w16se w16cid w16 w16cex w16sdtdh w16du wp14">
   <w:endnote w:type="separator" w:id="-1">
     <w:p>
       <w:pPr>
@@ -6452,7 +6429,7 @@
 </file>
 
 <file path=word/footer1.xml><?xml version="1.0" encoding="utf-8"?>
-<w:ftr xmlns:wpc="http://schemas.microsoft.com/office/word/2010/wordprocessingCanvas" xmlns:cx="http://schemas.microsoft.com/office/drawing/2014/chartex" xmlns:cx1="http://schemas.microsoft.com/office/drawing/2015/9/8/chartex" xmlns:cx2="http://schemas.microsoft.com/office/drawing/2015/10/21/chartex" xmlns:cx3="http://schemas.microsoft.com/office/drawing/2016/5/9/chartex" xmlns:cx4="http://schemas.microsoft.com/office/drawing/2016/5/10/chartex" xmlns:cx5="http://schemas.microsoft.com/office/drawing/2016/5/11/chartex" xmlns:cx6="http://schemas.microsoft.com/office/drawing/2016/5/12/chartex" xmlns:cx7="http://schemas.microsoft.com/office/drawing/2016/5/13/chartex" xmlns:cx8="http://schemas.microsoft.com/office/drawing/2016/5/14/chartex" xmlns:mc="http://schemas.openxmlformats.org/markup-compatibility/2006" xmlns:aink="http://schemas.microsoft.com/office/drawing/2016/ink" xmlns:am3d="http://schemas.microsoft.com/office/drawing/2017/model3d" xmlns:o="urn:schemas-microsoft-com:office:office" xmlns:oel="http://schemas.microsoft.com/office/2019/extlst" xmlns:r="http://schemas.openxmlformats.org/officeDocument/2006/relationships" xmlns:m="http://schemas.openxmlformats.org/officeDocument/2006/math" xmlns:v="urn:schemas-microsoft-com:vml" xmlns:wp14="http://schemas.microsoft.com/office/word/2010/wordprocessingDrawing" xmlns:wp="http://schemas.openxmlformats.org/drawingml/2006/wordprocessingDrawing" xmlns:w10="urn:schemas-microsoft-com:office:word" xmlns:w="http://schemas.openxmlformats.org/wordprocessingml/2006/main" xmlns:w14="http://schemas.microsoft.com/office/word/2010/wordml" xmlns:w15="http://schemas.microsoft.com/office/word/2012/wordml" xmlns:w16cex="http://schemas.microsoft.com/office/word/2018/wordml/cex" xmlns:w16cid="http://schemas.microsoft.com/office/word/2016/wordml/cid" xmlns:w16="http://schemas.microsoft.com/office/word/2018/wordml" xmlns:w16du="http://schemas.microsoft.com/office/word/2023/wordml/word16du" xmlns:w16sdtdh="http://schemas.microsoft.com/office/word/2020/wordml/sdtdatahash" xmlns:w16sdtfl="http://schemas.microsoft.com/office/word/2024/wordml/sdtformatlock" xmlns:w16se="http://schemas.microsoft.com/office/word/2015/wordml/symex" xmlns:wpg="http://schemas.microsoft.com/office/word/2010/wordprocessingGroup" xmlns:wpi="http://schemas.microsoft.com/office/word/2010/wordprocessingInk" xmlns:wne="http://schemas.microsoft.com/office/word/2006/wordml" xmlns:wps="http://schemas.microsoft.com/office/word/2010/wordprocessingShape" mc:Ignorable="w14 w15 w16se w16cid w16 w16cex w16sdtdh w16sdtfl w16du wp14">
+<w:ftr xmlns:mc="http://schemas.openxmlformats.org/markup-compatibility/2006" xmlns:r="http://schemas.openxmlformats.org/officeDocument/2006/relationships" xmlns:w="http://schemas.openxmlformats.org/wordprocessingml/2006/main" xmlns:w14="http://schemas.microsoft.com/office/word/2010/wordml" xmlns:w15="http://schemas.microsoft.com/office/word/2012/wordml" xmlns:w16="http://schemas.microsoft.com/office/word/2018/wordml" xmlns:w16cex="http://schemas.microsoft.com/office/word/2018/wordml/cex" xmlns:w16cid="http://schemas.microsoft.com/office/word/2016/wordml/cid" xmlns:w16du="http://schemas.microsoft.com/office/word/2023/wordml/word16du" xmlns:w16sdtdh="http://schemas.microsoft.com/office/word/2020/wordml/sdtdatahash" xmlns:w16se="http://schemas.microsoft.com/office/word/2015/wordml/symex" xmlns:wp14="http://schemas.microsoft.com/office/word/2010/wordprocessingDrawing" mc:Ignorable="w14 w15 w16se w16cid w16 w16cex w16sdtdh w16du wp14">
   <w:p>
     <w:pPr>
       <w:pBdr>
@@ -6531,7 +6508,7 @@
 </file>
 
 <file path=word/footnotes.xml><?xml version="1.0" encoding="utf-8"?>
-<w:footnotes xmlns:wpc="http://schemas.microsoft.com/office/word/2010/wordprocessingCanvas" xmlns:cx="http://schemas.microsoft.com/office/drawing/2014/chartex" xmlns:cx1="http://schemas.microsoft.com/office/drawing/2015/9/8/chartex" xmlns:cx2="http://schemas.microsoft.com/office/drawing/2015/10/21/chartex" xmlns:cx3="http://schemas.microsoft.com/office/drawing/2016/5/9/chartex" xmlns:cx4="http://schemas.microsoft.com/office/drawing/2016/5/10/chartex" xmlns:cx5="http://schemas.microsoft.com/office/drawing/2016/5/11/chartex" xmlns:cx6="http://schemas.microsoft.com/office/drawing/2016/5/12/chartex" xmlns:cx7="http://schemas.microsoft.com/office/drawing/2016/5/13/chartex" xmlns:cx8="http://schemas.microsoft.com/office/drawing/2016/5/14/chartex" xmlns:mc="http://schemas.openxmlformats.org/markup-compatibility/2006" xmlns:aink="http://schemas.microsoft.com/office/drawing/2016/ink" xmlns:am3d="http://schemas.microsoft.com/office/drawing/2017/model3d" xmlns:o="urn:schemas-microsoft-com:office:office" xmlns:oel="http://schemas.microsoft.com/office/2019/extlst" xmlns:r="http://schemas.openxmlformats.org/officeDocument/2006/relationships" xmlns:m="http://schemas.openxmlformats.org/officeDocument/2006/math" xmlns:v="urn:schemas-microsoft-com:vml" xmlns:wp14="http://schemas.microsoft.com/office/word/2010/wordprocessingDrawing" xmlns:wp="http://schemas.openxmlformats.org/drawingml/2006/wordprocessingDrawing" xmlns:w10="urn:schemas-microsoft-com:office:word" xmlns:w="http://schemas.openxmlformats.org/wordprocessingml/2006/main" xmlns:w14="http://schemas.microsoft.com/office/word/2010/wordml" xmlns:w15="http://schemas.microsoft.com/office/word/2012/wordml" xmlns:w16cex="http://schemas.microsoft.com/office/word/2018/wordml/cex" xmlns:w16cid="http://schemas.microsoft.com/office/word/2016/wordml/cid" xmlns:w16="http://schemas.microsoft.com/office/word/2018/wordml" xmlns:w16du="http://schemas.microsoft.com/office/word/2023/wordml/word16du" xmlns:w16sdtdh="http://schemas.microsoft.com/office/word/2020/wordml/sdtdatahash" xmlns:w16sdtfl="http://schemas.microsoft.com/office/word/2024/wordml/sdtformatlock" xmlns:w16se="http://schemas.microsoft.com/office/word/2015/wordml/symex" xmlns:wpg="http://schemas.microsoft.com/office/word/2010/wordprocessingGroup" xmlns:wpi="http://schemas.microsoft.com/office/word/2010/wordprocessingInk" xmlns:wne="http://schemas.microsoft.com/office/word/2006/wordml" xmlns:wps="http://schemas.microsoft.com/office/word/2010/wordprocessingShape" mc:Ignorable="w14 w15 w16se w16cid w16 w16cex w16sdtdh w16sdtfl w16du wp14">
+<w:footnotes xmlns:mc="http://schemas.openxmlformats.org/markup-compatibility/2006" xmlns:r="http://schemas.openxmlformats.org/officeDocument/2006/relationships" xmlns:w="http://schemas.openxmlformats.org/wordprocessingml/2006/main" xmlns:w14="http://schemas.microsoft.com/office/word/2010/wordml" xmlns:w15="http://schemas.microsoft.com/office/word/2012/wordml" xmlns:w16="http://schemas.microsoft.com/office/word/2018/wordml" xmlns:w16cex="http://schemas.microsoft.com/office/word/2018/wordml/cex" xmlns:w16cid="http://schemas.microsoft.com/office/word/2016/wordml/cid" xmlns:w16du="http://schemas.microsoft.com/office/word/2023/wordml/word16du" xmlns:w16sdtdh="http://schemas.microsoft.com/office/word/2020/wordml/sdtdatahash" xmlns:w16se="http://schemas.microsoft.com/office/word/2015/wordml/symex" xmlns:wp14="http://schemas.microsoft.com/office/word/2010/wordprocessingDrawing" mc:Ignorable="w14 w15 w16se w16cid w16 w16cex w16sdtdh w16du wp14">
   <w:footnote w:type="separator" w:id="-1">
     <w:p>
       <w:pPr>
@@ -7766,6 +7743,161 @@
       </w:pPr>
     </w:p>
   </w:footnote>
+  <w:footnote w:id="14">
+    <w:p>
+      <w:pPr>
+        <w:pStyle w:val="Textonotapie"/>
+        <w:ind w:left="567" w:hanging="567"/>
+        <w:jc w:val="both"/>
+      </w:pPr>
+      <w:r>
+        <w:rPr>
+          <w:rStyle w:val="Refdenotaalpie"/>
+          <w:rFonts w:ascii="Arial Narrow" w:hAnsi="Arial Narrow" w:cs="Arial"/>
+          <w:sz w:val="16"/>
+          <w:szCs w:val="14"/>
+          <w:vertAlign w:val="superscript"/>
+        </w:rPr>
+        <w:footnoteRef/>
+      </w:r>
+      <w:r>
+        <w:rPr>
+          <w:rFonts w:ascii="Arial Narrow" w:hAnsi="Arial Narrow" w:cs="Arial"/>
+          <w:sz w:val="14"/>
+          <w:szCs w:val="14"/>
+        </w:rPr>
+        <w:tab/>
+      </w:r>
+      <w:r>
+        <w:rPr>
+          <w:rFonts w:ascii="Arial Narrow" w:hAnsi="Arial Narrow" w:cs="Arial"/>
+          <w:b/>
+          <w:bCs/>
+          <w:sz w:val="14"/>
+          <w:szCs w:val="14"/>
+        </w:rPr>
+        <w:t xml:space="preserve">DECRETO LEGISLATIVO 807, LEY SOBRE FACULTADES, NORMAS Y ORGANIZACIÓN DEL INDECOPI, publicado el 18 de abril de 1996</w:t>
+      </w:r>
+    </w:p>
+    <w:p>
+      <w:pPr>
+        <w:pStyle w:val="Textonotapie"/>
+        <w:ind w:left="567" w:hanging="567"/>
+        <w:jc w:val="both"/>
+      </w:pPr>
+      <w:r>
+        <w:rPr>
+          <w:rFonts w:ascii="Arial Narrow" w:hAnsi="Arial Narrow" w:cs="Arial"/>
+          <w:sz w:val="14"/>
+          <w:szCs w:val="14"/>
+        </w:rPr>
+        <w:tab/>
+      </w:r>
+      <w:r>
+        <w:rPr>
+          <w:rFonts w:ascii="Arial Narrow" w:hAnsi="Arial Narrow" w:cs="Arial"/>
+          <w:b/>
+          <w:bCs/>
+          <w:sz w:val="14"/>
+          <w:szCs w:val="14"/>
+        </w:rPr>
+        <w:t xml:space="preserve">Artículo 26.-</w:t>
+      </w:r>
+      <w:r>
+        <w:rPr>
+          <w:rFonts w:ascii="Arial Narrow" w:hAnsi="Arial Narrow" w:cs="Arial"/>
+          <w:sz w:val="14"/>
+          <w:szCs w:val="14"/>
+        </w:rPr>
+        <w:t xml:space="preserve"> Una vez admitida a trámite la denuncia, se correrá traslado de la misma al denunciado, a fin de que éste presente su descargo. El plazo para la presentación del descargo será de cinco (5) días contados desde la notificación, vencido el cual, el Secretario Técnico declarará en rebeldía al denunciado que no lo hubiera presentado.</w:t>
+      </w:r>
+    </w:p>
+  </w:footnote>
+  <w:footnote w:id="15">
+    <w:p>
+      <w:pPr>
+        <w:pStyle w:val="Textonotapie"/>
+        <w:ind w:left="567" w:hanging="567"/>
+        <w:jc w:val="both"/>
+      </w:pPr>
+      <w:r>
+        <w:rPr>
+          <w:rStyle w:val="Refdenotaalpie"/>
+          <w:rFonts w:ascii="Arial Narrow" w:hAnsi="Arial Narrow" w:cs="Arial"/>
+          <w:sz w:val="16"/>
+          <w:szCs w:val="14"/>
+          <w:vertAlign w:val="superscript"/>
+        </w:rPr>
+        <w:footnoteRef/>
+      </w:r>
+      <w:r>
+        <w:rPr>
+          <w:rFonts w:ascii="Arial Narrow" w:hAnsi="Arial Narrow" w:cs="Arial"/>
+          <w:sz w:val="14"/>
+          <w:szCs w:val="14"/>
+        </w:rPr>
+        <w:tab/>
+      </w:r>
+      <w:r>
+        <w:rPr>
+          <w:rFonts w:ascii="Arial Narrow" w:hAnsi="Arial Narrow" w:cs="Arial"/>
+          <w:b/>
+          <w:bCs/>
+          <w:sz w:val="14"/>
+          <w:szCs w:val="14"/>
+        </w:rPr>
+        <w:t xml:space="preserve">DECRETO SUPREMO 006-2026-JUS, TEXTO ÚNICO ORDENADO DE LA LEY 27444, LEY DEL PROCEDIMIENTO ADMINISTRATIVO GENERAL, publicado el 30 de abril de 2026</w:t>
+      </w:r>
+    </w:p>
+    <w:p>
+      <w:pPr>
+        <w:pStyle w:val="Textonotapie"/>
+        <w:ind w:left="567" w:hanging="567"/>
+        <w:jc w:val="both"/>
+      </w:pPr>
+      <w:r>
+        <w:rPr>
+          <w:rFonts w:ascii="Arial Narrow" w:hAnsi="Arial Narrow" w:cs="Arial"/>
+          <w:sz w:val="14"/>
+          <w:szCs w:val="14"/>
+        </w:rPr>
+        <w:tab/>
+      </w:r>
+      <w:r>
+        <w:rPr>
+          <w:rFonts w:ascii="Arial Narrow" w:hAnsi="Arial Narrow" w:cs="Arial"/>
+          <w:b/>
+          <w:bCs/>
+          <w:sz w:val="14"/>
+          <w:szCs w:val="14"/>
+        </w:rPr>
+        <w:t xml:space="preserve">Artículo 223.- Contestación de la reclamación</w:t>
+      </w:r>
+    </w:p>
+    <w:p>
+      <w:pPr>
+        <w:pStyle w:val="Textonotapie"/>
+        <w:ind w:left="567" w:hanging="567"/>
+        <w:jc w:val="both"/>
+      </w:pPr>
+      <w:r>
+        <w:rPr>
+          <w:rFonts w:ascii="Arial Narrow" w:hAnsi="Arial Narrow" w:cs="Arial"/>
+          <w:sz w:val="14"/>
+          <w:szCs w:val="14"/>
+        </w:rPr>
+        <w:tab/>
+      </w:r>
+      <w:r>
+        <w:rPr>
+          <w:rFonts w:ascii="Arial Narrow" w:hAnsi="Arial Narrow" w:cs="Arial"/>
+          <w:sz w:val="14"/>
+          <w:szCs w:val="14"/>
+        </w:rPr>
+        <w:t xml:space="preserve">223.1 El reclamado deberá presentar la contestación de la reclamación dentro de los quince (15) días posteriores a la notificación de ésta; vencido este plazo, la Administración declarará en rebeldía al reclamado que no la hubiera presentado. La contestación deberá contener los requisitos de los escritos previstos en el artículo 113 de la presente Ley, así como la absolución de todos los asuntos controvertidos de hecho y de derecho, Las alegaciones y los hechos relevantes de la reclamación, salvo que hayan sido específicamente negadas en la contestación, se tendrán por aceptadas o merituadas como ciertas.</w:t>
+      </w:r>
+    </w:p>
+  </w:footnote>
   <w:footnote w:id="9">
     <w:p>
       <w:pPr>
@@ -9263,7 +9395,7 @@
 </file>
 
 <file path=word/header1.xml><?xml version="1.0" encoding="utf-8"?>
-<w:hdr xmlns:wpc="http://schemas.microsoft.com/office/word/2010/wordprocessingCanvas" xmlns:cx="http://schemas.microsoft.com/office/drawing/2014/chartex" xmlns:cx1="http://schemas.microsoft.com/office/drawing/2015/9/8/chartex" xmlns:cx2="http://schemas.microsoft.com/office/drawing/2015/10/21/chartex" xmlns:cx3="http://schemas.microsoft.com/office/drawing/2016/5/9/chartex" xmlns:cx4="http://schemas.microsoft.com/office/drawing/2016/5/10/chartex" xmlns:cx5="http://schemas.microsoft.com/office/drawing/2016/5/11/chartex" xmlns:cx6="http://schemas.microsoft.com/office/drawing/2016/5/12/chartex" xmlns:cx7="http://schemas.microsoft.com/office/drawing/2016/5/13/chartex" xmlns:cx8="http://schemas.microsoft.com/office/drawing/2016/5/14/chartex" xmlns:mc="http://schemas.openxmlformats.org/markup-compatibility/2006" xmlns:aink="http://schemas.microsoft.com/office/drawing/2016/ink" xmlns:am3d="http://schemas.microsoft.com/office/drawing/2017/model3d" xmlns:o="urn:schemas-microsoft-com:office:office" xmlns:oel="http://schemas.microsoft.com/office/2019/extlst" xmlns:r="http://schemas.openxmlformats.org/officeDocument/2006/relationships" xmlns:m="http://schemas.openxmlformats.org/officeDocument/2006/math" xmlns:v="urn:schemas-microsoft-com:vml" xmlns:wp14="http://schemas.microsoft.com/office/word/2010/wordprocessingDrawing" xmlns:wp="http://schemas.openxmlformats.org/drawingml/2006/wordprocessingDrawing" xmlns:w10="urn:schemas-microsoft-com:office:word" xmlns:w="http://schemas.openxmlformats.org/wordprocessingml/2006/main" xmlns:w14="http://schemas.microsoft.com/office/word/2010/wordml" xmlns:w15="http://schemas.microsoft.com/office/word/2012/wordml" xmlns:w16cex="http://schemas.microsoft.com/office/word/2018/wordml/cex" xmlns:w16cid="http://schemas.microsoft.com/office/word/2016/wordml/cid" xmlns:w16="http://schemas.microsoft.com/office/word/2018/wordml" xmlns:w16du="http://schemas.microsoft.com/office/word/2023/wordml/word16du" xmlns:w16sdtdh="http://schemas.microsoft.com/office/word/2020/wordml/sdtdatahash" xmlns:w16sdtfl="http://schemas.microsoft.com/office/word/2024/wordml/sdtformatlock" xmlns:w16se="http://schemas.microsoft.com/office/word/2015/wordml/symex" xmlns:wpg="http://schemas.microsoft.com/office/word/2010/wordprocessingGroup" xmlns:wpi="http://schemas.microsoft.com/office/word/2010/wordprocessingInk" xmlns:wne="http://schemas.microsoft.com/office/word/2006/wordml" xmlns:wps="http://schemas.microsoft.com/office/word/2010/wordprocessingShape" mc:Ignorable="w14 w15 w16se w16cid w16 w16cex w16sdtdh w16sdtfl w16du wp14">
+<w:hdr xmlns:a="http://schemas.openxmlformats.org/drawingml/2006/main" xmlns:a14="http://schemas.microsoft.com/office/drawing/2010/main" xmlns:mc="http://schemas.openxmlformats.org/markup-compatibility/2006" xmlns:pic="http://schemas.openxmlformats.org/drawingml/2006/picture" xmlns:r="http://schemas.openxmlformats.org/officeDocument/2006/relationships" xmlns:w="http://schemas.openxmlformats.org/wordprocessingml/2006/main" xmlns:w14="http://schemas.microsoft.com/office/word/2010/wordml" xmlns:w15="http://schemas.microsoft.com/office/word/2012/wordml" xmlns:w16="http://schemas.microsoft.com/office/word/2018/wordml" xmlns:w16cex="http://schemas.microsoft.com/office/word/2018/wordml/cex" xmlns:w16cid="http://schemas.microsoft.com/office/word/2016/wordml/cid" xmlns:w16du="http://schemas.microsoft.com/office/word/2023/wordml/word16du" xmlns:w16sdtdh="http://schemas.microsoft.com/office/word/2020/wordml/sdtdatahash" xmlns:w16se="http://schemas.microsoft.com/office/word/2015/wordml/symex" xmlns:wp="http://schemas.openxmlformats.org/drawingml/2006/wordprocessingDrawing" xmlns:wp14="http://schemas.microsoft.com/office/word/2010/wordprocessingDrawing" mc:Ignorable="w14 w15 w16se w16cid w16 w16cex w16sdtdh w16du wp14">
   <w:tbl>
     <w:tblPr>
       <w:tblW w:w="8645" w:type="dxa"/>

--- a/plantillas_maestras/01_seguro_vehicular/materia_general_asegurativa/2_ddos_banco_y_aseguradora/varon/TPL_3411_2025_SEGURO_VEHICULAR_MATERIA_GENERAL_ASEGURATIVA_BANCO_VARON_R1.docx
+++ b/plantillas_maestras/01_seguro_vehicular/materia_general_asegurativa/2_ddos_banco_y_aseguradora/varon/TPL_3411_2025_SEGURO_VEHICULAR_MATERIA_GENERAL_ASEGURATIVA_BANCO_VARON_R1.docx
@@ -696,79 +696,7 @@
           <w:lang w:val="es-ES" w:eastAsia="es-ES"/>
           <w14:ligatures w14:val="none"/>
         </w:rPr>
-        <w:t xml:space="preserve">Mediante la denuncia del 5 de noviembre de 2025, subsanado mediante escrito del 24 de noviembre de 2025, el señor [APELLIDO] denunció a La Positiva y Corredores Falabella por presuntas infracciones a la Ley 29571, Código de Protección y Defensa del Consumidor (en adelante, Código), señalando lo siguiente:</w:t>
-      </w:r>
-      <w:r>
-        <w:rPr>
-          <w:rFonts w:ascii="Arial Narrow" w:eastAsia="Arial Narrow" w:hAnsi="Arial Narrow" w:cs="Arial Narrow"/>
-          <w:color w:val="000000"/>
-          <w:kern w:val="0"/>
-          <w:sz w:val="22"/>
-          <w:szCs w:val="22"/>
-          <w:lang w:val="es-ES" w:eastAsia="es-ES"/>
-          <w14:ligatures w14:val="none"/>
-        </w:rPr>
-        <w:t xml:space="preserve"/>
-      </w:r>
-      <w:r>
-        <w:rPr>
-          <w:rFonts w:ascii="Arial Narrow" w:eastAsia="Arial Narrow" w:hAnsi="Arial Narrow" w:cs="Arial Narrow"/>
-          <w:color w:val="000000"/>
-          <w:kern w:val="0"/>
-          <w:sz w:val="22"/>
-          <w:szCs w:val="22"/>
-          <w:lang w:val="es-ES" w:eastAsia="es-ES"/>
-          <w14:ligatures w14:val="none"/>
-        </w:rPr>
-        <w:t/>
-      </w:r>
-      <w:r>
-        <w:rPr>
-          <w:rFonts w:ascii="Arial Narrow" w:eastAsia="Arial Narrow" w:hAnsi="Arial Narrow" w:cs="Arial Narrow"/>
-          <w:color w:val="000000"/>
-          <w:kern w:val="0"/>
-          <w:sz w:val="22"/>
-          <w:szCs w:val="22"/>
-          <w:lang w:val="es-ES" w:eastAsia="es-ES"/>
-          <w14:ligatures w14:val="none"/>
-        </w:rPr>
-        <w:t xml:space="preserve"/>
-      </w:r>
-      <w:r>
-        <w:rPr>
-          <w:rFonts w:ascii="Arial Narrow" w:eastAsia="Arial Narrow" w:hAnsi="Arial Narrow" w:cs="Arial Narrow"/>
-          <w:color w:val="000000"/>
-          <w:kern w:val="0"/>
-          <w:sz w:val="22"/>
-          <w:szCs w:val="22"/>
-          <w:lang w:val="es-ES" w:eastAsia="es-ES"/>
-          <w14:ligatures w14:val="none"/>
-        </w:rPr>
-        <w:t/>
-      </w:r>
-      <w:r>
-        <w:rPr>
-          <w:rFonts w:ascii="Arial Narrow" w:eastAsia="Arial Narrow" w:hAnsi="Arial Narrow" w:cs="Arial Narrow"/>
-          <w:color w:val="000000"/>
-          <w:kern w:val="0"/>
-          <w:sz w:val="22"/>
-          <w:szCs w:val="22"/>
-          <w:lang w:val="es-ES" w:eastAsia="es-ES"/>
-          <w14:ligatures w14:val="none"/>
-        </w:rPr>
-        <w:t xml:space="preserve"/>
-      </w:r>
-      <w:r>
-        <w:rPr>
-          <w:rFonts w:ascii="Arial Narrow" w:eastAsia="Arial Narrow" w:hAnsi="Arial Narrow" w:cs="Arial Narrow"/>
-          <w:color w:val="000000"/>
-          <w:kern w:val="0"/>
-          <w:sz w:val="22"/>
-          <w:szCs w:val="22"/>
-          <w:lang w:val="es-ES" w:eastAsia="es-ES"/>
-          <w14:ligatures w14:val="none"/>
-        </w:rPr>
-        <w:t/>
+        <w:t xml:space="preserve">Mediante la denuncia del 5 de noviembre de 2025, subsanado mediante escrito del 24 de noviembre de 2025, el señor [APELLIDO] denunció a La Positiva y Corredores Falabella por presuntas infracciones a la Ley 29571, Código de Protección y Defensa del Consumidor</w:t>
       </w:r>
       <w:r>
         <w:rPr>
@@ -794,6 +722,18 @@
           <w:lang w:val="es-ES" w:eastAsia="es-ES"/>
           <w14:ligatures w14:val="none"/>
         </w:rPr>
+        <w:t xml:space="preserve"> (en adelante, Código), señalando lo siguiente:</w:t>
+      </w:r>
+      <w:r>
+        <w:rPr>
+          <w:rFonts w:ascii="Arial Narrow" w:eastAsia="Arial Narrow" w:hAnsi="Arial Narrow" w:cs="Arial Narrow"/>
+          <w:color w:val="000000"/>
+          <w:kern w:val="0"/>
+          <w:sz w:val="22"/>
+          <w:szCs w:val="22"/>
+          <w:lang w:val="es-ES" w:eastAsia="es-ES"/>
+          <w14:ligatures w14:val="none"/>
+        </w:rPr>
         <w:t xml:space="preserve"/>
       </w:r>
       <w:r>
@@ -843,106 +783,6 @@
           <w14:ligatures w14:val="none"/>
         </w:rPr>
         <w:t xml:space="preserve"/>
-      </w:r>
-      <w:r>
-        <w:rPr>
-          <w:rFonts w:ascii="Arial Narrow" w:eastAsia="Arial Narrow" w:hAnsi="Arial Narrow" w:cs="Arial Narrow"/>
-          <w:color w:val="000000"/>
-          <w:kern w:val="0"/>
-          <w:sz w:val="22"/>
-          <w:szCs w:val="22"/>
-          <w:lang w:val="es-ES" w:eastAsia="es-ES"/>
-          <w14:ligatures w14:val="none"/>
-        </w:rPr>
-        <w:t/>
-      </w:r>
-      <w:r>
-        <w:rPr>
-          <w:rFonts w:ascii="Arial Narrow" w:eastAsia="Arial Narrow" w:hAnsi="Arial Narrow" w:cs="Arial Narrow"/>
-          <w:color w:val="000000"/>
-          <w:kern w:val="0"/>
-          <w:sz w:val="22"/>
-          <w:szCs w:val="22"/>
-          <w:lang w:val="es-ES" w:eastAsia="es-ES"/>
-          <w14:ligatures w14:val="none"/>
-        </w:rPr>
-        <w:t xml:space="preserve"/>
-      </w:r>
-      <w:r>
-        <w:rPr>
-          <w:rFonts w:ascii="Arial Narrow" w:eastAsia="Arial Narrow" w:hAnsi="Arial Narrow" w:cs="Arial Narrow"/>
-          <w:kern w:val="0"/>
-          <w14:ligatures w14:val="none"/>
-          <w:sz w:val="22"/>
-          <w:szCs w:val="22"/>
-        </w:rPr>
-        <w:t xml:space="preserve"/>
-      </w:r>
-      <w:r>
-        <w:rPr>
-          <w:rFonts w:ascii="Arial Narrow" w:eastAsia="Arial Narrow" w:hAnsi="Arial Narrow" w:cs="Arial Narrow"/>
-          <w:kern w:val="0"/>
-          <w14:ligatures w14:val="none"/>
-          <w:sz w:val="22"/>
-          <w:szCs w:val="22"/>
-        </w:rPr>
-        <w:t/>
-      </w:r>
-      <w:r>
-        <w:rPr>
-          <w:rFonts w:ascii="Arial Narrow" w:eastAsia="Arial Narrow" w:hAnsi="Arial Narrow" w:cs="Arial Narrow"/>
-          <w:kern w:val="0"/>
-          <w14:ligatures w14:val="none"/>
-          <w:sz w:val="22"/>
-          <w:szCs w:val="22"/>
-        </w:rPr>
-        <w:t xml:space="preserve"/>
-      </w:r>
-      <w:r>
-        <w:rPr>
-          <w:rFonts w:ascii="Arial Narrow" w:eastAsia="Arial Narrow" w:hAnsi="Arial Narrow" w:cs="Arial Narrow"/>
-          <w:kern w:val="0"/>
-          <w14:ligatures w14:val="none"/>
-          <w:sz w:val="22"/>
-          <w:szCs w:val="22"/>
-        </w:rPr>
-        <w:t/>
-      </w:r>
-      <w:r>
-        <w:rPr>
-          <w:rFonts w:ascii="Arial Narrow" w:eastAsia="Arial Narrow" w:hAnsi="Arial Narrow" w:cs="Arial Narrow"/>
-          <w:color w:val="000000"/>
-          <w:kern w:val="0"/>
-          <w:sz w:val="22"/>
-          <w:szCs w:val="22"/>
-          <w:lang w:val="es-ES" w:eastAsia="es-ES"/>
-          <w14:ligatures w14:val="none"/>
-        </w:rPr>
-        <w:t xml:space="preserve"/>
-      </w:r>
-      <w:r>
-        <w:rPr>
-          <w:rFonts w:ascii="Arial Narrow" w:eastAsia="Arial Narrow" w:hAnsi="Arial Narrow" w:cs="Arial Narrow"/>
-          <w:color w:val="000000"/>
-          <w:kern w:val="0"/>
-          <w:sz w:val="22"/>
-          <w:szCs w:val="22"/>
-          <w:lang w:val="es-ES" w:eastAsia="es-ES"/>
-          <w14:ligatures w14:val="none"/>
-        </w:rPr>
-        <w:t xml:space="preserve"/>
-      </w:r>
-      <w:r>
-        <w:rPr>
-          <w:rFonts w:ascii="Arial Narrow" w:eastAsia="Arial Narrow" w:hAnsi="Arial Narrow" w:cs="Arial Narrow"/>
-          <w:color w:val="000000"/>
-          <w:kern w:val="0"/>
-          <w:sz w:val="22"/>
-          <w:szCs w:val="22"/>
-          <w:lang w:val="es-ES" w:eastAsia="es-ES"/>
-          <w14:ligatures w14:val="none"/>
-        </w:rPr>
-        <w:t/>
       </w:r>
       <w:r>
         <w:rPr>
@@ -969,6 +809,178 @@
           <w14:ligatures w14:val="none"/>
         </w:rPr>
         <w:footnoteReference w:id="2"/>
+      </w:r>
+      <w:r>
+        <w:rPr>
+          <w:rFonts w:ascii="Arial Narrow" w:eastAsia="Arial Narrow" w:hAnsi="Arial Narrow" w:cs="Arial Narrow"/>
+          <w:color w:val="000000"/>
+          <w:kern w:val="0"/>
+          <w:sz w:val="22"/>
+          <w:szCs w:val="22"/>
+          <w:lang w:val="es-ES" w:eastAsia="es-ES"/>
+          <w14:ligatures w14:val="none"/>
+        </w:rPr>
+        <w:t xml:space="preserve"/>
+      </w:r>
+      <w:r>
+        <w:rPr>
+          <w:rFonts w:ascii="Arial Narrow" w:eastAsia="Arial Narrow" w:hAnsi="Arial Narrow" w:cs="Arial Narrow"/>
+          <w:color w:val="000000"/>
+          <w:kern w:val="0"/>
+          <w:sz w:val="22"/>
+          <w:szCs w:val="22"/>
+          <w:lang w:val="es-ES" w:eastAsia="es-ES"/>
+          <w14:ligatures w14:val="none"/>
+        </w:rPr>
+        <w:t/>
+      </w:r>
+      <w:r>
+        <w:rPr>
+          <w:rFonts w:ascii="Arial Narrow" w:eastAsia="Arial Narrow" w:hAnsi="Arial Narrow" w:cs="Arial Narrow"/>
+          <w:color w:val="000000"/>
+          <w:kern w:val="0"/>
+          <w:sz w:val="22"/>
+          <w:szCs w:val="22"/>
+          <w:lang w:val="es-ES" w:eastAsia="es-ES"/>
+          <w14:ligatures w14:val="none"/>
+        </w:rPr>
+        <w:t xml:space="preserve"/>
+      </w:r>
+      <w:r>
+        <w:rPr>
+          <w:rFonts w:ascii="Arial Narrow" w:eastAsia="Arial Narrow" w:hAnsi="Arial Narrow" w:cs="Arial Narrow"/>
+          <w:color w:val="000000"/>
+          <w:kern w:val="0"/>
+          <w:sz w:val="22"/>
+          <w:szCs w:val="22"/>
+          <w:lang w:val="es-ES" w:eastAsia="es-ES"/>
+          <w14:ligatures w14:val="none"/>
+        </w:rPr>
+        <w:t/>
+      </w:r>
+      <w:r>
+        <w:rPr>
+          <w:rFonts w:ascii="Arial Narrow" w:eastAsia="Arial Narrow" w:hAnsi="Arial Narrow" w:cs="Arial Narrow"/>
+          <w:color w:val="000000"/>
+          <w:kern w:val="0"/>
+          <w:sz w:val="22"/>
+          <w:szCs w:val="22"/>
+          <w:lang w:val="es-ES" w:eastAsia="es-ES"/>
+          <w14:ligatures w14:val="none"/>
+        </w:rPr>
+        <w:t xml:space="preserve"/>
+      </w:r>
+      <w:r>
+        <w:rPr>
+          <w:rFonts w:ascii="Arial Narrow" w:eastAsia="Arial Narrow" w:hAnsi="Arial Narrow" w:cs="Arial Narrow"/>
+          <w:color w:val="000000"/>
+          <w:kern w:val="0"/>
+          <w:sz w:val="22"/>
+          <w:szCs w:val="22"/>
+          <w:lang w:val="es-ES" w:eastAsia="es-ES"/>
+          <w14:ligatures w14:val="none"/>
+        </w:rPr>
+        <w:t/>
+      </w:r>
+      <w:r>
+        <w:rPr>
+          <w:rFonts w:ascii="Arial Narrow" w:eastAsia="Arial Narrow" w:hAnsi="Arial Narrow" w:cs="Arial Narrow"/>
+          <w:color w:val="000000"/>
+          <w:kern w:val="0"/>
+          <w:sz w:val="22"/>
+          <w:szCs w:val="22"/>
+          <w:lang w:val="es-ES" w:eastAsia="es-ES"/>
+          <w14:ligatures w14:val="none"/>
+        </w:rPr>
+        <w:t xml:space="preserve"/>
+      </w:r>
+      <w:r>
+        <w:rPr>
+          <w:rFonts w:ascii="Arial Narrow" w:eastAsia="Arial Narrow" w:hAnsi="Arial Narrow" w:cs="Arial Narrow"/>
+          <w:kern w:val="0"/>
+          <w14:ligatures w14:val="none"/>
+          <w:sz w:val="22"/>
+          <w:szCs w:val="22"/>
+        </w:rPr>
+        <w:t xml:space="preserve"/>
+      </w:r>
+      <w:r>
+        <w:rPr>
+          <w:rFonts w:ascii="Arial Narrow" w:eastAsia="Arial Narrow" w:hAnsi="Arial Narrow" w:cs="Arial Narrow"/>
+          <w:kern w:val="0"/>
+          <w14:ligatures w14:val="none"/>
+          <w:sz w:val="22"/>
+          <w:szCs w:val="22"/>
+        </w:rPr>
+        <w:t/>
+      </w:r>
+      <w:r>
+        <w:rPr>
+          <w:rFonts w:ascii="Arial Narrow" w:eastAsia="Arial Narrow" w:hAnsi="Arial Narrow" w:cs="Arial Narrow"/>
+          <w:kern w:val="0"/>
+          <w14:ligatures w14:val="none"/>
+          <w:sz w:val="22"/>
+          <w:szCs w:val="22"/>
+        </w:rPr>
+        <w:t xml:space="preserve"/>
+      </w:r>
+      <w:r>
+        <w:rPr>
+          <w:rFonts w:ascii="Arial Narrow" w:eastAsia="Arial Narrow" w:hAnsi="Arial Narrow" w:cs="Arial Narrow"/>
+          <w:kern w:val="0"/>
+          <w14:ligatures w14:val="none"/>
+          <w:sz w:val="22"/>
+          <w:szCs w:val="22"/>
+        </w:rPr>
+        <w:t/>
+      </w:r>
+      <w:r>
+        <w:rPr>
+          <w:rFonts w:ascii="Arial Narrow" w:eastAsia="Arial Narrow" w:hAnsi="Arial Narrow" w:cs="Arial Narrow"/>
+          <w:color w:val="000000"/>
+          <w:kern w:val="0"/>
+          <w:sz w:val="22"/>
+          <w:szCs w:val="22"/>
+          <w:lang w:val="es-ES" w:eastAsia="es-ES"/>
+          <w14:ligatures w14:val="none"/>
+        </w:rPr>
+        <w:t xml:space="preserve"/>
+      </w:r>
+      <w:r>
+        <w:rPr>
+          <w:rFonts w:ascii="Arial Narrow" w:eastAsia="Arial Narrow" w:hAnsi="Arial Narrow" w:cs="Arial Narrow"/>
+          <w:color w:val="000000"/>
+          <w:kern w:val="0"/>
+          <w:sz w:val="22"/>
+          <w:szCs w:val="22"/>
+          <w:lang w:val="es-ES" w:eastAsia="es-ES"/>
+          <w14:ligatures w14:val="none"/>
+        </w:rPr>
+        <w:t xml:space="preserve"/>
+      </w:r>
+      <w:r>
+        <w:rPr>
+          <w:rFonts w:ascii="Arial Narrow" w:eastAsia="Arial Narrow" w:hAnsi="Arial Narrow" w:cs="Arial Narrow"/>
+          <w:color w:val="000000"/>
+          <w:kern w:val="0"/>
+          <w:sz w:val="22"/>
+          <w:szCs w:val="22"/>
+          <w:lang w:val="es-ES" w:eastAsia="es-ES"/>
+          <w14:ligatures w14:val="none"/>
+        </w:rPr>
+        <w:t/>
+      </w:r>
+      <w:r>
+        <w:rPr>
+          <w:rFonts w:ascii="Arial Narrow" w:eastAsia="Arial Narrow" w:hAnsi="Arial Narrow" w:cs="Arial Narrow"/>
+          <w:color w:val="000000"/>
+          <w:kern w:val="0"/>
+          <w:sz w:val="22"/>
+          <w:szCs w:val="22"/>
+          <w:lang w:val="es-ES" w:eastAsia="es-ES"/>
+          <w14:ligatures w14:val="none"/>
+        </w:rPr>
+        <w:t/>
       </w:r>
       <w:r>
         <w:rPr>
@@ -4193,23 +4205,6 @@
     <w:p>
       <w:pPr>
         <w:pStyle w:val="Prrafodelista"/>
-        <w:spacing w:after="0" w:line="240" w:lineRule="auto"/>
-        <w:ind w:left="567"/>
-        <w:jc w:val="both"/>
-        <w:rPr>
-          <w:rFonts w:ascii="Arial Narrow" w:eastAsia="Arial Narrow" w:hAnsi="Arial Narrow" w:cs="Arial Narrow"/>
-          <w:color w:val="000000"/>
-          <w:kern w:val="0"/>
-          <w:sz w:val="22"/>
-          <w:szCs w:val="22"/>
-          <w:lang w:val="es-ES" w:eastAsia="es-ES"/>
-          <w14:ligatures w14:val="none"/>
-        </w:rPr>
-      </w:pPr>
-    </w:p>
-    <w:p>
-      <w:pPr>
-        <w:pStyle w:val="Prrafodelista"/>
         <w:numPr>
           <w:ilvl w:val="0"/>
           <w:numId w:val="5"/>
@@ -4288,7 +4283,19 @@
           <w:lang w:eastAsia="es-PE"/>
           <w14:ligatures w14:val="none"/>
         </w:rPr>
-        <w:t xml:space="preserve">PRIMERO: admitir a trámite la denuncia del 5 de noviembre de 2025, subsanado mediante escrito del 24 de noviembre de 2025, interpuesta por el señor [DENUNCIANTE] contra La Positiva Seguros y Reaseguros S.A. y Corredores de Seguros Falabella S.A.C., por lo siguiente:</w:t>
+        <w:t xml:space="preserve">PRIMERO:</w:t>
+      </w:r>
+      <w:r>
+        <w:rPr>
+          <w:rFonts w:ascii="Arial Narrow" w:eastAsia="Arial Narrow" w:hAnsi="Arial Narrow" w:cs="Arial Narrow"/>
+          <w:color w:val="000000"/>
+          <w:kern w:val="0"/>
+          <w:sz w:val="22"/>
+          <w:szCs w:val="22"/>
+          <w:lang w:eastAsia="es-PE"/>
+          <w14:ligatures w14:val="none"/>
+        </w:rPr>
+        <w:t xml:space="preserve"> admitir a trámite la denuncia del 5 de noviembre de 2025, subsanado mediante escrito del 24 de noviembre de 2025, interpuesta por el señor [DENUNCIANTE] contra La Positiva Seguros y Reaseguros S.A. y Corredores de Seguros Falabella S.A.C., por lo siguiente:</w:t>
       </w:r>
       <w:r>
         <w:rPr>
@@ -4356,7 +4363,6 @@
       <w:r>
         <w:rPr>
           <w:rFonts w:ascii="Arial Narrow" w:eastAsia="Arial Narrow" w:hAnsi="Arial Narrow" w:cs="Arial Narrow"/>
-          <w:bCs/>
           <w:spacing w:val="-3"/>
           <w:kern w:val="0"/>
           <w14:ligatures w14:val="none"/>
@@ -4407,7 +4413,6 @@
       <w:r>
         <w:rPr>
           <w:rFonts w:ascii="Arial Narrow" w:eastAsia="Arial Narrow" w:hAnsi="Arial Narrow" w:cs="Arial Narrow"/>
-          <w:bCs/>
           <w:sz w:val="22"/>
           <w:szCs w:val="22"/>
         </w:rPr>
@@ -4416,7 +4421,6 @@
       <w:r>
         <w:rPr>
           <w:rFonts w:ascii="Arial Narrow" w:eastAsia="Arial Narrow" w:hAnsi="Arial Narrow" w:cs="Arial Narrow"/>
-          <w:bCs/>
           <w:sz w:val="22"/>
           <w:szCs w:val="22"/>
         </w:rPr>
@@ -5187,7 +5191,19 @@
           <w:lang w:eastAsia="es-PE"/>
           <w14:ligatures w14:val="none"/>
         </w:rPr>
-        <w:t xml:space="preserve">TERCERO: </w:t>
+        <w:t xml:space="preserve">TERCERO:</w:t>
+      </w:r>
+      <w:r>
+        <w:rPr>
+          <w:rFonts w:ascii="Arial Narrow" w:eastAsia="Arial Narrow" w:hAnsi="Arial Narrow" w:cs="Arial Narrow"/>
+          <w:color w:val="000000"/>
+          <w:kern w:val="0"/>
+          <w:sz w:val="22"/>
+          <w:szCs w:val="22"/>
+          <w:lang w:eastAsia="es-PE"/>
+          <w14:ligatures w14:val="none"/>
+        </w:rPr>
+        <w:t xml:space="preserve"> </w:t>
       </w:r>
       <w:r>
         <w:rPr>
@@ -5204,7 +5220,6 @@
       <w:r>
         <w:rPr>
           <w:rFonts w:ascii="Arial Narrow" w:eastAsia="Arial Narrow" w:hAnsi="Arial Narrow" w:cs="Arial Narrow"/>
-          <w:bCs/>
           <w:sz w:val="22"/>
           <w:szCs w:val="22"/>
         </w:rPr>
@@ -5213,7 +5228,6 @@
       <w:r>
         <w:rPr>
           <w:rFonts w:ascii="Arial Narrow" w:eastAsia="Arial Narrow" w:hAnsi="Arial Narrow" w:cs="Arial Narrow"/>
-          <w:bCs/>
           <w:sz w:val="22"/>
           <w:szCs w:val="22"/>
         </w:rPr>
@@ -5222,7 +5236,6 @@
       <w:r>
         <w:rPr>
           <w:rFonts w:ascii="Arial Narrow" w:eastAsia="Arial Narrow" w:hAnsi="Arial Narrow" w:cs="Arial Narrow"/>
-          <w:bCs/>
           <w:sz w:val="22"/>
           <w:szCs w:val="22"/>
         </w:rPr>
@@ -5609,7 +5622,15 @@
           <w:sz w:val="22"/>
           <w:szCs w:val="22"/>
         </w:rPr>
-        <w:t xml:space="preserve">CUARTO: </w:t>
+        <w:t xml:space="preserve">CUARTO:</w:t>
+      </w:r>
+      <w:r>
+        <w:rPr>
+          <w:rFonts w:ascii="Arial Narrow" w:eastAsia="Arial Narrow" w:hAnsi="Arial Narrow" w:cs="Arial Narrow"/>
+          <w:sz w:val="22"/>
+          <w:szCs w:val="22"/>
+        </w:rPr>
+        <w:t xml:space="preserve"> </w:t>
       </w:r>
       <w:r>
         <w:rPr>
@@ -5631,7 +5652,7 @@
           <w:lang w:val="es-ES" w:eastAsia="es-ES"/>
           <w14:ligatures w14:val="none"/>
         </w:rPr>
-        <w:footnoteReference w:id="14"/>
+        <w:footnoteReference w:id="9"/>
       </w:r>
       <w:r>
         <w:rPr>
@@ -5653,7 +5674,7 @@
           <w:lang w:val="es-ES" w:eastAsia="es-ES"/>
           <w14:ligatures w14:val="none"/>
         </w:rPr>
-        <w:footnoteReference w:id="15"/>
+        <w:footnoteReference w:id="10"/>
       </w:r>
       <w:r>
         <w:rPr>
@@ -5704,7 +5725,19 @@
           <w:lang w:eastAsia="es-PE"/>
           <w14:ligatures w14:val="none"/>
         </w:rPr>
-        <w:t xml:space="preserve">QUINTO: </w:t>
+        <w:t xml:space="preserve">QUINTO:</w:t>
+      </w:r>
+      <w:r>
+        <w:rPr>
+          <w:rFonts w:ascii="Arial Narrow" w:eastAsia="Arial Narrow" w:hAnsi="Arial Narrow" w:cs="Arial Narrow"/>
+          <w:color w:val="000000"/>
+          <w:kern w:val="0"/>
+          <w:sz w:val="22"/>
+          <w:szCs w:val="22"/>
+          <w:lang w:eastAsia="es-PE"/>
+          <w14:ligatures w14:val="none"/>
+        </w:rPr>
+        <w:t xml:space="preserve"> </w:t>
       </w:r>
       <w:bookmarkStart w:id="10" w:name="_Hlk188286813"/>
       <w:r>
@@ -5760,7 +5793,6 @@
       <w:r>
         <w:rPr>
           <w:rFonts w:ascii="Arial Narrow" w:eastAsia="Arial Narrow" w:hAnsi="Arial Narrow" w:cs="Arial Narrow"/>
-          <w:bCs/>
           <w:sz w:val="22"/>
           <w:szCs w:val="22"/>
         </w:rPr>
@@ -5994,7 +6026,19 @@
           <w:lang w:eastAsia="es-PE"/>
           <w14:ligatures w14:val="none"/>
         </w:rPr>
-        <w:t xml:space="preserve">SEXTO: </w:t>
+        <w:t xml:space="preserve">SEXTO:</w:t>
+      </w:r>
+      <w:r>
+        <w:rPr>
+          <w:rFonts w:ascii="Arial Narrow" w:eastAsia="Arial Narrow" w:hAnsi="Arial Narrow" w:cs="Arial Narrow"/>
+          <w:color w:val="000000"/>
+          <w:kern w:val="0"/>
+          <w:sz w:val="22"/>
+          <w:szCs w:val="22"/>
+          <w:lang w:eastAsia="es-PE"/>
+          <w14:ligatures w14:val="none"/>
+        </w:rPr>
+        <w:t xml:space="preserve"> </w:t>
       </w:r>
       <w:r>
         <w:rPr>
@@ -6372,7 +6416,7 @@
           <w:lang w:eastAsia="es-PE"/>
           <w14:ligatures w14:val="none"/>
         </w:rPr>
-        <w:footnoteReference w:id="9"/>
+        <w:footnoteReference w:id="11"/>
       </w:r>
       <w:r>
         <w:rPr>
@@ -6470,7 +6514,7 @@
           <w:lang w:eastAsia="es-PE"/>
           <w14:ligatures w14:val="none"/>
         </w:rPr>
-        <w:footnoteReference w:id="10"/>
+        <w:footnoteReference w:id="12"/>
       </w:r>
       <w:r>
         <w:rPr>
@@ -6534,7 +6578,7 @@
           <w:lang w:eastAsia="es-PE"/>
           <w14:ligatures w14:val="none"/>
         </w:rPr>
-        <w:footnoteReference w:id="11"/>
+        <w:footnoteReference w:id="13"/>
       </w:r>
       <w:r>
         <w:rPr>
@@ -6739,7 +6783,7 @@
           <w:vertAlign w:val="superscript"/>
           <w14:ligatures w14:val="none"/>
         </w:rPr>
-        <w:footnoteReference w:id="12"/>
+        <w:footnoteReference w:id="14"/>
       </w:r>
       <w:r>
         <w:rPr>
@@ -6768,45 +6812,120 @@
           <w:kern w:val="0"/>
           <w:sz w:val="22"/>
           <w:szCs w:val="22"/>
+          <w14:ligatures w14:val="none"/>
+        </w:rPr>
+        <w:t>expresamente su facultad para asistir y conciliar en su representación</w:t>
+      </w:r>
+      <w:r>
+        <w:rPr>
+          <w:rFonts w:ascii="Arial Narrow" w:eastAsia="Arial Narrow" w:hAnsi="Arial Narrow" w:cs="Arial Narrow"/>
+          <w:kern w:val="0"/>
+          <w14:ligatures w14:val="none"/>
+          <w:sz w:val="22"/>
+          <w:szCs w:val="22"/>
+        </w:rPr>
+        <w:t>.</w:t>
+      </w:r>
+      <w:r>
+        <w:rPr>
+          <w:rFonts w:ascii="Arial Narrow" w:eastAsia="Arial Narrow" w:hAnsi="Arial Narrow" w:cs="Arial Narrow"/>
+          <w:kern w:val="0"/>
+          <w14:ligatures w14:val="none"/>
+          <w:sz w:val="22"/>
+          <w:szCs w:val="22"/>
+        </w:rPr>
+        <w:t xml:space="preserve"> </w:t>
+      </w:r>
+      <w:r>
+        <w:rPr>
+          <w:rFonts w:ascii="Arial Narrow" w:eastAsia="Arial Narrow" w:hAnsi="Arial Narrow" w:cs="Arial Narrow"/>
+          <w:kern w:val="0"/>
+          <w:sz w:val="22"/>
+          <w:szCs w:val="22"/>
+          <w14:ligatures w14:val="none"/>
+        </w:rPr>
+        <w:t xml:space="preserve">Ello bajo apercibimiento de no realizar la audiencia de conciliación y levantar el acta de inasistencia correspondiente. </w:t>
+      </w:r>
+    </w:p>
+    <w:p>
+      <w:pPr>
+        <w:suppressAutoHyphens/>
+        <w:spacing w:after="0" w:line="240" w:lineRule="auto"/>
+        <w:jc w:val="both"/>
+        <w:rPr>
+          <w:rFonts w:ascii="Arial Narrow" w:eastAsia="Arial Narrow" w:hAnsi="Arial Narrow" w:cs="Arial Narrow"/>
+          <w:kern w:val="0"/>
+          <w:sz w:val="22"/>
+          <w:szCs w:val="22"/>
           <w:u w:val="single"/>
           <w14:ligatures w14:val="none"/>
         </w:rPr>
-        <w:t>expresamente su facultad para asistir y conciliar en su representación</w:t>
-      </w:r>
-      <w:r>
-        <w:rPr>
-          <w:rFonts w:ascii="Arial Narrow" w:eastAsia="Arial Narrow" w:hAnsi="Arial Narrow" w:cs="Arial Narrow"/>
-          <w:bCs/>
-          <w:kern w:val="0"/>
-          <w14:ligatures w14:val="none"/>
-          <w:sz w:val="22"/>
-          <w:szCs w:val="22"/>
-        </w:rPr>
-        <w:t>.</w:t>
-      </w:r>
-      <w:r>
+      </w:pPr>
+    </w:p>
+    <w:p>
+      <w:pPr>
+        <w:suppressAutoHyphens/>
+        <w:spacing w:after="0" w:line="240" w:lineRule="auto"/>
+        <w:jc w:val="both"/>
         <w:rPr>
           <w:rFonts w:ascii="Arial Narrow" w:eastAsia="Arial Narrow" w:hAnsi="Arial Narrow" w:cs="Arial Narrow"/>
           <w:b/>
           <w:bCs/>
-          <w:kern w:val="0"/>
-          <w14:ligatures w14:val="none"/>
-          <w:sz w:val="22"/>
-          <w:szCs w:val="22"/>
+          <w:sz w:val="22"/>
+          <w:szCs w:val="22"/>
+        </w:rPr>
+      </w:pPr>
+      <w:r>
+        <w:rPr>
+          <w:rFonts w:ascii="Arial Narrow" w:eastAsia="Arial Narrow" w:hAnsi="Arial Narrow" w:cs="Arial Narrow"/>
+          <w:b/>
+          <w:spacing w:val="-3"/>
+          <w:kern w:val="0"/>
+          <w14:ligatures w14:val="none"/>
+          <w:sz w:val="22"/>
+          <w:szCs w:val="22"/>
+        </w:rPr>
+        <w:t>DÉCIMO</w:t>
+      </w:r>
+      <w:r>
+        <w:rPr>
+          <w:rFonts w:ascii="Arial Narrow" w:eastAsia="Arial Narrow" w:hAnsi="Arial Narrow" w:cs="Arial Narrow"/>
+          <w:b/>
+          <w:color w:val="000000"/>
+          <w:kern w:val="0"/>
+          <w:sz w:val="22"/>
+          <w:szCs w:val="22"/>
+          <w:lang w:eastAsia="es-PE"/>
+          <w14:ligatures w14:val="none"/>
+        </w:rPr>
+        <w:t>:</w:t>
+      </w:r>
+      <w:r>
+        <w:rPr>
+          <w:rFonts w:ascii="Arial Narrow" w:eastAsia="Arial Narrow" w:hAnsi="Arial Narrow" w:cs="Arial Narrow"/>
+          <w:color w:val="000000"/>
+          <w:kern w:val="0"/>
+          <w:sz w:val="22"/>
+          <w:szCs w:val="22"/>
+          <w:lang w:eastAsia="es-PE"/>
+          <w14:ligatures w14:val="none"/>
         </w:rPr>
         <w:t xml:space="preserve"> </w:t>
       </w:r>
       <w:r>
         <w:rPr>
           <w:rFonts w:ascii="Arial Narrow" w:eastAsia="Arial Narrow" w:hAnsi="Arial Narrow" w:cs="Arial Narrow"/>
-          <w:kern w:val="0"/>
-          <w:sz w:val="22"/>
-          <w:szCs w:val="22"/>
-          <w:u w:val="single"/>
-          <w14:ligatures w14:val="none"/>
-        </w:rPr>
-        <w:t xml:space="preserve">Ello bajo apercibimiento de no realizar la audiencia de conciliación y levantar el acta de inasistencia correspondiente. </w:t>
-      </w:r>
+          <w:color w:val="000000"/>
+          <w:kern w:val="0"/>
+          <w:sz w:val="22"/>
+          <w:szCs w:val="22"/>
+          <w:lang w:eastAsia="es-PE"/>
+          <w14:ligatures w14:val="none"/>
+        </w:rPr>
+        <w:t xml:space="preserve">poner en conocimiento de las partes que, antes de la emisión de la Resolución Final, tienen la posibilidad de formular su desistimiento o presentar el acuerdo arribado mediante la conciliación, mediación, transacción o cualquier otro que, de forma indubitable, deje constancia que se ha solucionado la controversia materia de denuncia.</w:t>
+      </w:r>
+      <w:bookmarkStart w:id="13" w:name="h.gjdgxs" w:colFirst="0" w:colLast="0"/>
+      <w:bookmarkEnd w:id="13"/>
     </w:p>
     <w:p>
       <w:pPr>
@@ -6815,10 +6934,11 @@
         <w:jc w:val="both"/>
         <w:rPr>
           <w:rFonts w:ascii="Arial Narrow" w:eastAsia="Arial Narrow" w:hAnsi="Arial Narrow" w:cs="Arial Narrow"/>
-          <w:kern w:val="0"/>
-          <w:sz w:val="22"/>
-          <w:szCs w:val="22"/>
-          <w:u w:val="single"/>
+          <w:color w:val="000000"/>
+          <w:kern w:val="0"/>
+          <w:sz w:val="22"/>
+          <w:szCs w:val="22"/>
+          <w:lang w:eastAsia="es-PE"/>
           <w14:ligatures w14:val="none"/>
         </w:rPr>
       </w:pPr>
@@ -6828,6 +6948,13 @@
         <w:suppressAutoHyphens/>
         <w:spacing w:after="0" w:line="240" w:lineRule="auto"/>
         <w:jc w:val="both"/>
+        <w:rPr>
+          <w:rFonts w:ascii="Arial Narrow" w:eastAsia="Arial Narrow" w:hAnsi="Arial Narrow" w:cs="Arial Narrow"/>
+          <w:sz w:val="22"/>
+          <w:szCs w:val="22"/>
+        </w:rPr>
+      </w:pPr>
+      <w:r>
         <w:rPr>
           <w:rFonts w:ascii="Arial Narrow" w:eastAsia="Arial Narrow" w:hAnsi="Arial Narrow" w:cs="Arial Narrow"/>
           <w:b/>
@@ -6835,107 +6962,49 @@
           <w:sz w:val="22"/>
           <w:szCs w:val="22"/>
         </w:rPr>
-      </w:pPr>
-      <w:r>
-        <w:rPr>
-          <w:rFonts w:ascii="Arial Narrow" w:eastAsia="Arial Narrow" w:hAnsi="Arial Narrow" w:cs="Arial Narrow"/>
-          <w:b/>
+        <w:t xml:space="preserve">DÉCIMO PRIMERO:</w:t>
+      </w:r>
+      <w:r>
+        <w:rPr>
+          <w:rFonts w:ascii="Arial Narrow" w:eastAsia="Arial Narrow" w:hAnsi="Arial Narrow" w:cs="Arial Narrow"/>
+          <w:sz w:val="22"/>
+          <w:szCs w:val="22"/>
+        </w:rPr>
+        <w:t xml:space="preserve"> </w:t>
+      </w:r>
+      <w:r>
+        <w:rPr>
+          <w:rFonts w:ascii="Arial Narrow" w:eastAsia="Arial Narrow" w:hAnsi="Arial Narrow" w:cs="Arial Narrow"/>
+          <w:sz w:val="22"/>
+          <w:szCs w:val="22"/>
+        </w:rPr>
+        <w:t xml:space="preserve">requerir al señor [DENUNCIANTE] y a Corredores de Seguros Falabella S.A.C. para que, dentro del plazo de dos (2) días hábiles siguientes a la fecha en que reciban la notificación en sus bandejas de correo electrónico, efectúen la confirmación de recepción de la notificación remitida por este despacho a sus correos electrónicos, de conformidad con el segundo párrafo del numeral 4 del artículo 20 del Texto Único Ordenado de la Ley del Procedimiento Administrativo General, aprobado mediante Decreto Supremo 006-2026-JUS, bajo apercibimiento de rehacer el acto de notificación y notificarles conforme al numeral 1 del artículo 20 del citado cuerpo normativo.</w:t>
+      </w:r>
+      <w:r>
+        <w:rPr>
+          <w:rFonts w:ascii="Arial Narrow" w:eastAsia="Arial Narrow" w:hAnsi="Arial Narrow" w:cs="Arial Narrow"/>
+          <w:sz w:val="22"/>
+          <w:szCs w:val="22"/>
+        </w:rPr>
+        <w:t xml:space="preserve"/>
+      </w:r>
+      <w:r>
+        <w:rPr>
+          <w:rFonts w:ascii="Arial Narrow" w:eastAsia="Arial Narrow" w:hAnsi="Arial Narrow" w:cs="Arial Narrow"/>
           <w:spacing w:val="-3"/>
           <w:kern w:val="0"/>
           <w14:ligatures w14:val="none"/>
           <w:sz w:val="22"/>
           <w:szCs w:val="22"/>
         </w:rPr>
-        <w:t>DÉCIMO</w:t>
-      </w:r>
-      <w:r>
-        <w:rPr>
-          <w:rFonts w:ascii="Arial Narrow" w:eastAsia="Arial Narrow" w:hAnsi="Arial Narrow" w:cs="Arial Narrow"/>
-          <w:b/>
-          <w:color w:val="000000"/>
-          <w:kern w:val="0"/>
-          <w:sz w:val="22"/>
-          <w:szCs w:val="22"/>
-          <w:lang w:eastAsia="es-PE"/>
-          <w14:ligatures w14:val="none"/>
-        </w:rPr>
-        <w:t>:</w:t>
-      </w:r>
-      <w:r>
-        <w:rPr>
-          <w:rFonts w:ascii="Arial Narrow" w:eastAsia="Arial Narrow" w:hAnsi="Arial Narrow" w:cs="Arial Narrow"/>
-          <w:color w:val="000000"/>
-          <w:kern w:val="0"/>
-          <w:sz w:val="22"/>
-          <w:szCs w:val="22"/>
-          <w:lang w:eastAsia="es-PE"/>
-          <w14:ligatures w14:val="none"/>
-        </w:rPr>
-        <w:t xml:space="preserve"> </w:t>
-      </w:r>
-      <w:r>
-        <w:rPr>
-          <w:rFonts w:ascii="Arial Narrow" w:eastAsia="Arial Narrow" w:hAnsi="Arial Narrow" w:cs="Arial Narrow"/>
-          <w:color w:val="000000"/>
-          <w:kern w:val="0"/>
-          <w:sz w:val="22"/>
-          <w:szCs w:val="22"/>
-          <w:lang w:eastAsia="es-PE"/>
-          <w14:ligatures w14:val="none"/>
-        </w:rPr>
-        <w:t xml:space="preserve">poner en conocimiento de las partes que, antes de la emisión de la Resolución Final, tienen la posibilidad de formular su desistimiento o presentar el acuerdo arribado mediante la conciliación, mediación, transacción o cualquier otro que, de forma indubitable, deje constancia que se ha solucionado la controversia materia de denuncia.</w:t>
-      </w:r>
-      <w:bookmarkStart w:id="13" w:name="h.gjdgxs" w:colFirst="0" w:colLast="0"/>
-      <w:bookmarkEnd w:id="13"/>
-    </w:p>
-    <w:p>
-      <w:pPr>
-        <w:suppressAutoHyphens/>
-        <w:spacing w:after="0" w:line="240" w:lineRule="auto"/>
-        <w:jc w:val="both"/>
-        <w:rPr>
-          <w:rFonts w:ascii="Arial Narrow" w:eastAsia="Arial Narrow" w:hAnsi="Arial Narrow" w:cs="Arial Narrow"/>
-          <w:color w:val="000000"/>
-          <w:kern w:val="0"/>
-          <w:sz w:val="22"/>
-          <w:szCs w:val="22"/>
-          <w:lang w:eastAsia="es-PE"/>
-          <w14:ligatures w14:val="none"/>
-        </w:rPr>
-      </w:pPr>
-    </w:p>
-    <w:p>
-      <w:pPr>
-        <w:suppressAutoHyphens/>
-        <w:spacing w:after="0" w:line="240" w:lineRule="auto"/>
-        <w:jc w:val="both"/>
-        <w:rPr>
-          <w:rFonts w:ascii="Arial Narrow" w:eastAsia="Arial Narrow" w:hAnsi="Arial Narrow" w:cs="Arial Narrow"/>
-          <w:sz w:val="22"/>
-          <w:szCs w:val="22"/>
-        </w:rPr>
-      </w:pPr>
-      <w:r>
-        <w:rPr>
-          <w:rFonts w:ascii="Arial Narrow" w:eastAsia="Arial Narrow" w:hAnsi="Arial Narrow" w:cs="Arial Narrow"/>
-          <w:b/>
-          <w:bCs/>
-          <w:sz w:val="22"/>
-          <w:szCs w:val="22"/>
-        </w:rPr>
-        <w:t xml:space="preserve">DÉCIMO PRIMERO: </w:t>
-      </w:r>
-      <w:r>
-        <w:rPr>
-          <w:rFonts w:ascii="Arial Narrow" w:eastAsia="Arial Narrow" w:hAnsi="Arial Narrow" w:cs="Arial Narrow"/>
-          <w:sz w:val="22"/>
-          <w:szCs w:val="22"/>
-        </w:rPr>
-        <w:t xml:space="preserve">requerir al señor [DENUNCIANTE] y a Corredores de Seguros Falabella S.A.C. para que, dentro del plazo de dos (2) días hábiles siguientes a la fecha en que reciban la notificación en sus bandejas de correo electrónico, efectúen la confirmación de recepción de la notificación remitida por este despacho a sus correos electrónicos, de conformidad con el segundo párrafo del numeral 4 del artículo 20 del Texto Único Ordenado de la Ley del Procedimiento Administrativo General, aprobado mediante Decreto Supremo 006-2026-JUS, bajo apercibimiento de rehacer el acto de notificación y notificarle conforme al numeral 1 del artículo 20 del citado cuerpo normativo.</w:t>
-      </w:r>
-      <w:r>
-        <w:rPr>
-          <w:rFonts w:ascii="Arial Narrow" w:eastAsia="Arial Narrow" w:hAnsi="Arial Narrow" w:cs="Arial Narrow"/>
+        <w:t/>
+      </w:r>
+      <w:r>
+        <w:rPr>
+          <w:rFonts w:ascii="Arial Narrow" w:eastAsia="Arial Narrow" w:hAnsi="Arial Narrow" w:cs="Arial Narrow"/>
+          <w:spacing w:val="-3"/>
+          <w:kern w:val="0"/>
+          <w14:ligatures w14:val="none"/>
           <w:sz w:val="22"/>
           <w:szCs w:val="22"/>
         </w:rPr>
@@ -6972,14 +7041,34 @@
           <w:sz w:val="22"/>
           <w:szCs w:val="22"/>
         </w:rPr>
+        <w:t xml:space="preserve"/>
+      </w:r>
+      <w:r>
+        <w:rPr>
+          <w:rFonts w:ascii="Arial Narrow" w:eastAsia="Arial Narrow" w:hAnsi="Arial Narrow" w:cs="Arial Narrow"/>
+          <w:color w:val="000000"/>
+          <w:kern w:val="0"/>
+          <w:sz w:val="22"/>
+          <w:szCs w:val="22"/>
+          <w:shd w:val="clear" w:color="auto" w:fill="FFFFFF"/>
+          <w:lang w:eastAsia="es-PE"/>
+          <w14:ligatures w14:val="none"/>
+        </w:rPr>
+        <w:t xml:space="preserve"/>
+      </w:r>
+      <w:r>
+        <w:rPr>
+          <w:rFonts w:ascii="Arial Narrow" w:eastAsia="Arial Narrow" w:hAnsi="Arial Narrow" w:cs="Arial Narrow"/>
+          <w:color w:val="000000"/>
+          <w:sz w:val="22"/>
+          <w:szCs w:val="22"/>
+        </w:rPr>
         <w:t/>
       </w:r>
       <w:r>
         <w:rPr>
           <w:rFonts w:ascii="Arial Narrow" w:eastAsia="Arial Narrow" w:hAnsi="Arial Narrow" w:cs="Arial Narrow"/>
-          <w:spacing w:val="-3"/>
-          <w:kern w:val="0"/>
-          <w14:ligatures w14:val="none"/>
+          <w:color w:val="000000"/>
           <w:sz w:val="22"/>
           <w:szCs w:val="22"/>
         </w:rPr>
@@ -6988,9 +7077,25 @@
       <w:r>
         <w:rPr>
           <w:rFonts w:ascii="Arial Narrow" w:eastAsia="Arial Narrow" w:hAnsi="Arial Narrow" w:cs="Arial Narrow"/>
-          <w:spacing w:val="-3"/>
-          <w:kern w:val="0"/>
-          <w14:ligatures w14:val="none"/>
+          <w:color w:val="000000"/>
+          <w:sz w:val="22"/>
+          <w:szCs w:val="22"/>
+        </w:rPr>
+        <w:t/>
+      </w:r>
+      <w:r>
+        <w:rPr>
+          <w:rFonts w:ascii="Arial Narrow" w:eastAsia="Arial Narrow" w:hAnsi="Arial Narrow" w:cs="Arial Narrow"/>
+          <w:color w:val="000000"/>
+          <w:sz w:val="22"/>
+          <w:szCs w:val="22"/>
+        </w:rPr>
+        <w:t/>
+      </w:r>
+      <w:r>
+        <w:rPr>
+          <w:rFonts w:ascii="Arial Narrow" w:eastAsia="Arial Narrow" w:hAnsi="Arial Narrow" w:cs="Arial Narrow"/>
+          <w:color w:val="000000"/>
           <w:sz w:val="22"/>
           <w:szCs w:val="22"/>
         </w:rPr>
@@ -7000,12 +7105,17 @@
         <w:rPr>
           <w:rFonts w:ascii="Arial Narrow" w:eastAsia="Arial Narrow" w:hAnsi="Arial Narrow" w:cs="Arial Narrow"/>
           <w:color w:val="000000"/>
-          <w:kern w:val="0"/>
-          <w:sz w:val="22"/>
-          <w:szCs w:val="22"/>
-          <w:shd w:val="clear" w:color="auto" w:fill="FFFFFF"/>
-          <w:lang w:eastAsia="es-PE"/>
-          <w14:ligatures w14:val="none"/>
+          <w:sz w:val="22"/>
+          <w:szCs w:val="22"/>
+        </w:rPr>
+        <w:t/>
+      </w:r>
+      <w:r>
+        <w:rPr>
+          <w:rFonts w:ascii="Arial Narrow" w:eastAsia="Arial Narrow" w:hAnsi="Arial Narrow" w:cs="Arial Narrow"/>
+          <w:color w:val="000000"/>
+          <w:sz w:val="22"/>
+          <w:szCs w:val="22"/>
         </w:rPr>
         <w:t xml:space="preserve"/>
       </w:r>
@@ -7043,6 +7153,15 @@
           <w:sz w:val="22"/>
           <w:szCs w:val="22"/>
         </w:rPr>
+        <w:t xml:space="preserve"/>
+      </w:r>
+      <w:r>
+        <w:rPr>
+          <w:rFonts w:ascii="Arial Narrow" w:eastAsia="Arial Narrow" w:hAnsi="Arial Narrow" w:cs="Arial Narrow"/>
+          <w:color w:val="000000"/>
+          <w:sz w:val="22"/>
+          <w:szCs w:val="22"/>
+        </w:rPr>
         <w:t/>
       </w:r>
       <w:r>
@@ -7088,6 +7207,27 @@
           <w:sz w:val="22"/>
           <w:szCs w:val="22"/>
         </w:rPr>
+        <w:t/>
+      </w:r>
+      <w:r>
+        <w:rPr>
+          <w:rFonts w:ascii="Arial Narrow" w:eastAsia="Arial Narrow" w:hAnsi="Arial Narrow" w:cs="Arial Narrow"/>
+          <w:color w:val="000000"/>
+          <w:kern w:val="0"/>
+          <w:sz w:val="22"/>
+          <w:szCs w:val="22"/>
+          <w:lang w:eastAsia="es-PE"/>
+          <w14:ligatures w14:val="none"/>
+        </w:rPr>
+        <w:t/>
+      </w:r>
+      <w:r>
+        <w:rPr>
+          <w:rFonts w:ascii="Arial Narrow" w:eastAsia="Arial Narrow" w:hAnsi="Arial Narrow" w:cs="Arial Narrow"/>
+          <w:color w:val="000000"/>
+          <w:sz w:val="22"/>
+          <w:szCs w:val="22"/>
+        </w:rPr>
         <w:t xml:space="preserve"/>
       </w:r>
       <w:r>
@@ -7097,6 +7237,18 @@
           <w:sz w:val="22"/>
           <w:szCs w:val="22"/>
         </w:rPr>
+        <w:t xml:space="preserve"/>
+      </w:r>
+      <w:r>
+        <w:rPr>
+          <w:rFonts w:ascii="Arial Narrow" w:eastAsia="Arial Narrow" w:hAnsi="Arial Narrow" w:cs="Arial Narrow"/>
+          <w:color w:val="000000"/>
+          <w:kern w:val="0"/>
+          <w:sz w:val="22"/>
+          <w:szCs w:val="22"/>
+          <w:lang w:eastAsia="es-PE"/>
+          <w14:ligatures w14:val="none"/>
+        </w:rPr>
         <w:t/>
       </w:r>
       <w:r>
@@ -7110,118 +7262,13 @@
       </w:r>
       <w:r>
         <w:rPr>
-          <w:rFonts w:ascii="Arial Narrow" w:eastAsia="Arial Narrow" w:hAnsi="Arial Narrow" w:cs="Arial Narrow"/>
-          <w:color w:val="000000"/>
-          <w:sz w:val="22"/>
-          <w:szCs w:val="22"/>
-        </w:rPr>
-        <w:t/>
-      </w:r>
-      <w:r>
-        <w:rPr>
-          <w:rFonts w:ascii="Arial Narrow" w:eastAsia="Arial Narrow" w:hAnsi="Arial Narrow" w:cs="Arial Narrow"/>
-          <w:color w:val="000000"/>
-          <w:sz w:val="22"/>
-          <w:szCs w:val="22"/>
-        </w:rPr>
-        <w:t xml:space="preserve"/>
-      </w:r>
-      <w:r>
-        <w:rPr>
-          <w:rFonts w:ascii="Arial Narrow" w:eastAsia="Arial Narrow" w:hAnsi="Arial Narrow" w:cs="Arial Narrow"/>
-          <w:color w:val="000000"/>
-          <w:sz w:val="22"/>
-          <w:szCs w:val="22"/>
-        </w:rPr>
-        <w:t/>
-      </w:r>
-      <w:r>
-        <w:rPr>
-          <w:rFonts w:ascii="Arial Narrow" w:eastAsia="Arial Narrow" w:hAnsi="Arial Narrow" w:cs="Arial Narrow"/>
-          <w:color w:val="000000"/>
-          <w:sz w:val="22"/>
-          <w:szCs w:val="22"/>
-        </w:rPr>
-        <w:t xml:space="preserve"/>
-      </w:r>
-      <w:r>
-        <w:rPr>
-          <w:rFonts w:ascii="Arial Narrow" w:eastAsia="Arial Narrow" w:hAnsi="Arial Narrow" w:cs="Arial Narrow"/>
-          <w:color w:val="000000"/>
-          <w:sz w:val="22"/>
-          <w:szCs w:val="22"/>
-        </w:rPr>
-        <w:t/>
-      </w:r>
-      <w:r>
-        <w:rPr>
-          <w:rFonts w:ascii="Arial Narrow" w:eastAsia="Arial Narrow" w:hAnsi="Arial Narrow" w:cs="Arial Narrow"/>
-          <w:color w:val="000000"/>
-          <w:sz w:val="22"/>
-          <w:szCs w:val="22"/>
-        </w:rPr>
-        <w:t/>
-      </w:r>
-      <w:r>
-        <w:rPr>
-          <w:rFonts w:ascii="Arial Narrow" w:eastAsia="Arial Narrow" w:hAnsi="Arial Narrow" w:cs="Arial Narrow"/>
-          <w:color w:val="000000"/>
-          <w:kern w:val="0"/>
-          <w:sz w:val="22"/>
-          <w:szCs w:val="22"/>
-          <w:lang w:eastAsia="es-PE"/>
-          <w14:ligatures w14:val="none"/>
-        </w:rPr>
-        <w:t/>
-      </w:r>
-      <w:r>
-        <w:rPr>
-          <w:rFonts w:ascii="Arial Narrow" w:eastAsia="Arial Narrow" w:hAnsi="Arial Narrow" w:cs="Arial Narrow"/>
-          <w:color w:val="000000"/>
-          <w:sz w:val="22"/>
-          <w:szCs w:val="22"/>
-        </w:rPr>
-        <w:t xml:space="preserve"/>
-      </w:r>
-      <w:r>
-        <w:rPr>
-          <w:rFonts w:ascii="Arial Narrow" w:eastAsia="Arial Narrow" w:hAnsi="Arial Narrow" w:cs="Arial Narrow"/>
-          <w:color w:val="000000"/>
-          <w:sz w:val="22"/>
-          <w:szCs w:val="22"/>
-        </w:rPr>
-        <w:t xml:space="preserve"/>
-      </w:r>
-      <w:r>
-        <w:rPr>
-          <w:rFonts w:ascii="Arial Narrow" w:eastAsia="Arial Narrow" w:hAnsi="Arial Narrow" w:cs="Arial Narrow"/>
-          <w:color w:val="000000"/>
-          <w:kern w:val="0"/>
-          <w:sz w:val="22"/>
-          <w:szCs w:val="22"/>
-          <w:lang w:eastAsia="es-PE"/>
-          <w14:ligatures w14:val="none"/>
-        </w:rPr>
-        <w:t/>
-      </w:r>
-      <w:r>
-        <w:rPr>
-          <w:rFonts w:ascii="Arial Narrow" w:eastAsia="Arial Narrow" w:hAnsi="Arial Narrow" w:cs="Arial Narrow"/>
-          <w:color w:val="000000"/>
-          <w:sz w:val="22"/>
-          <w:szCs w:val="22"/>
-        </w:rPr>
-        <w:t xml:space="preserve"/>
-      </w:r>
-      <w:r>
-        <w:rPr>
           <w:rStyle w:val="Refdenotaalpie"/>
           <w:rFonts w:ascii="Arial Narrow" w:eastAsia="Arial Narrow" w:hAnsi="Arial Narrow" w:cs="Arial Narrow"/>
           <w:sz w:val="22"/>
           <w:szCs w:val="22"/>
           <w:vertAlign w:val="superscript"/>
         </w:rPr>
-        <w:footnoteReference w:id="13"/>
+        <w:footnoteReference w:id="15"/>
       </w:r>
       <w:r>
         <w:rPr>
@@ -7708,6 +7755,9 @@
     <w:p>
       <w:pPr>
         <w:pStyle w:val="Textonotapie"/>
+        <w:tabs>
+          <w:tab w:val="left" w:pos="567"/>
+        </w:tabs>
         <w:ind w:left="567" w:hanging="567"/>
         <w:jc w:val="both"/>
         <w:rPr>
@@ -7732,7 +7782,82 @@
           <w:sz w:val="16"/>
           <w:szCs w:val="16"/>
         </w:rPr>
+        <w:tab/>
+        <w:t xml:space="preserve"/>
+      </w:r>
+      <w:r>
+        <w:rPr>
+          <w:rFonts w:ascii="Arial Narrow" w:eastAsia="Arial Narrow" w:hAnsi="Arial Narrow" w:cs="Arial Narrow"/>
+          <w:sz w:val="16"/>
+          <w:szCs w:val="16"/>
+        </w:rPr>
+        <w:tab/>
+        <w:t>Publicado</w:t>
+      </w:r>
+      <w:r>
+        <w:rPr>
+          <w:rFonts w:ascii="Arial Narrow" w:eastAsia="Arial Narrow" w:hAnsi="Arial Narrow" w:cs="Arial Narrow"/>
+          <w:b/>
+          <w:sz w:val="16"/>
+          <w:szCs w:val="16"/>
+        </w:rPr>
         <w:t xml:space="preserve"> </w:t>
+      </w:r>
+      <w:r>
+        <w:rPr>
+          <w:rFonts w:ascii="Arial Narrow" w:eastAsia="Arial Narrow" w:hAnsi="Arial Narrow" w:cs="Arial Narrow"/>
+          <w:sz w:val="16"/>
+          <w:szCs w:val="16"/>
+        </w:rPr>
+        <w:t xml:space="preserve">el 2 de setiembre de 2010 en el Diario Oficial El Peruano, vigente desde el 2 de octubre de 2010 y modificado por Decreto Legislativo 1308.</w:t>
+      </w:r>
+    </w:p>
+    <w:p>
+      <w:pPr>
+        <w:pStyle w:val="Textonotapie"/>
+        <w:ind w:left="567" w:hanging="567"/>
+        <w:jc w:val="both"/>
+        <w:rPr>
+          <w:rFonts w:ascii="Arial Narrow" w:eastAsia="Arial Narrow" w:hAnsi="Arial Narrow" w:cs="Arial Narrow"/>
+          <w:sz w:val="16"/>
+          <w:szCs w:val="16"/>
+        </w:rPr>
+      </w:pPr>
+    </w:p>
+  </w:footnote>
+  <w:footnote w:id="2">
+    <w:p>
+      <w:pPr>
+        <w:pStyle w:val="Textonotapie"/>
+        <w:tabs>
+          <w:tab w:val="left" w:pos="567"/>
+        </w:tabs>
+        <w:ind w:left="567" w:hanging="567"/>
+        <w:jc w:val="both"/>
+        <w:rPr>
+          <w:rFonts w:ascii="Arial Narrow" w:eastAsia="Arial Narrow" w:hAnsi="Arial Narrow" w:cs="Arial Narrow"/>
+          <w:sz w:val="16"/>
+          <w:szCs w:val="16"/>
+        </w:rPr>
+      </w:pPr>
+      <w:r>
+        <w:rPr>
+          <w:rStyle w:val="Refdenotaalpie"/>
+          <w:rFonts w:ascii="Arial Narrow" w:eastAsia="Arial Narrow" w:hAnsi="Arial Narrow" w:cs="Arial Narrow"/>
+          <w:sz w:val="16"/>
+          <w:szCs w:val="16"/>
+          <w:vertAlign w:val="superscript"/>
+        </w:rPr>
+        <w:footnoteRef/>
+      </w:r>
+      <w:r>
+        <w:rPr>
+          <w:rFonts w:ascii="Arial Narrow" w:eastAsia="Arial Narrow" w:hAnsi="Arial Narrow" w:cs="Arial Narrow"/>
+          <w:sz w:val="16"/>
+          <w:szCs w:val="16"/>
+        </w:rPr>
+        <w:tab/>
+        <w:t xml:space="preserve"/>
       </w:r>
       <w:r>
         <w:rPr>
@@ -7806,76 +7931,6 @@
           <w:szCs w:val="16"/>
         </w:rPr>
         <w:t>.</w:t>
-      </w:r>
-    </w:p>
-    <w:p>
-      <w:pPr>
-        <w:pStyle w:val="Textonotapie"/>
-        <w:ind w:left="567" w:hanging="567"/>
-        <w:jc w:val="both"/>
-        <w:rPr>
-          <w:rFonts w:ascii="Arial Narrow" w:eastAsia="Arial Narrow" w:hAnsi="Arial Narrow" w:cs="Arial Narrow"/>
-          <w:sz w:val="16"/>
-          <w:szCs w:val="16"/>
-        </w:rPr>
-      </w:pPr>
-    </w:p>
-  </w:footnote>
-  <w:footnote w:id="2">
-    <w:p>
-      <w:pPr>
-        <w:pStyle w:val="Textonotapie"/>
-        <w:ind w:left="567" w:hanging="567"/>
-        <w:jc w:val="both"/>
-        <w:rPr>
-          <w:rFonts w:ascii="Arial Narrow" w:eastAsia="Arial Narrow" w:hAnsi="Arial Narrow" w:cs="Arial Narrow"/>
-          <w:sz w:val="16"/>
-          <w:szCs w:val="16"/>
-        </w:rPr>
-      </w:pPr>
-      <w:r>
-        <w:rPr>
-          <w:rStyle w:val="Refdenotaalpie"/>
-          <w:rFonts w:ascii="Arial Narrow" w:eastAsia="Arial Narrow" w:hAnsi="Arial Narrow" w:cs="Arial Narrow"/>
-          <w:sz w:val="16"/>
-          <w:szCs w:val="16"/>
-          <w:vertAlign w:val="superscript"/>
-        </w:rPr>
-        <w:footnoteRef/>
-      </w:r>
-      <w:r>
-        <w:rPr>
-          <w:rFonts w:ascii="Arial Narrow" w:eastAsia="Arial Narrow" w:hAnsi="Arial Narrow" w:cs="Arial Narrow"/>
-          <w:sz w:val="16"/>
-          <w:szCs w:val="16"/>
-        </w:rPr>
-        <w:t xml:space="preserve"> </w:t>
-      </w:r>
-      <w:r>
-        <w:rPr>
-          <w:rFonts w:ascii="Arial Narrow" w:eastAsia="Arial Narrow" w:hAnsi="Arial Narrow" w:cs="Arial Narrow"/>
-          <w:sz w:val="16"/>
-          <w:szCs w:val="16"/>
-        </w:rPr>
-        <w:tab/>
-        <w:t>Publicado</w:t>
-      </w:r>
-      <w:r>
-        <w:rPr>
-          <w:rFonts w:ascii="Arial Narrow" w:eastAsia="Arial Narrow" w:hAnsi="Arial Narrow" w:cs="Arial Narrow"/>
-          <w:b/>
-          <w:sz w:val="16"/>
-          <w:szCs w:val="16"/>
-        </w:rPr>
-        <w:t xml:space="preserve"> </w:t>
-      </w:r>
-      <w:r>
-        <w:rPr>
-          <w:rFonts w:ascii="Arial Narrow" w:eastAsia="Arial Narrow" w:hAnsi="Arial Narrow" w:cs="Arial Narrow"/>
-          <w:sz w:val="16"/>
-          <w:szCs w:val="16"/>
-        </w:rPr>
-        <w:t xml:space="preserve">el 2 de setiembre de 2010 en el Diario Oficial El Peruano, vigente desde el 2 de octubre de 2010 y modificado por Decreto Legislativo 1308.</w:t>
       </w:r>
     </w:p>
     <w:p>
@@ -7924,7 +7979,8 @@
           <w:sz w:val="16"/>
           <w:szCs w:val="16"/>
         </w:rPr>
-        <w:t xml:space="preserve"> </w:t>
+        <w:tab/>
+        <w:t xml:space="preserve"/>
       </w:r>
       <w:r>
         <w:rPr>
@@ -8031,10 +8087,30 @@
         <w:jc w:val="both"/>
         <w:rPr>
           <w:rFonts w:ascii="Arial Narrow" w:eastAsia="Arial Narrow" w:hAnsi="Arial Narrow" w:cs="Arial Narrow"/>
-          <w:sz w:val="16"/>
-          <w:szCs w:val="16"/>
-        </w:rPr>
-      </w:pPr>
+          <w:b/>
+          <w:bCs/>
+          <w:sz w:val="16"/>
+          <w:szCs w:val="16"/>
+        </w:rPr>
+      </w:pPr>
+      <w:r>
+        <w:rPr>
+          <w:rFonts w:ascii="Arial Narrow" w:eastAsia="Arial Narrow" w:hAnsi="Arial Narrow" w:cs="Arial Narrow"/>
+          <w:sz w:val="16"/>
+          <w:szCs w:val="16"/>
+        </w:rPr>
+        <w:tab/>
+      </w:r>
+      <w:r>
+        <w:rPr>
+          <w:rFonts w:ascii="Arial Narrow" w:eastAsia="Arial Narrow" w:hAnsi="Arial Narrow" w:cs="Arial Narrow"/>
+          <w:b/>
+          <w:bCs/>
+          <w:sz w:val="16"/>
+          <w:szCs w:val="16"/>
+        </w:rPr>
+        <w:t xml:space="preserve">LEY DE ORGANIZACIÓN Y FUNCIONES DEL INDECOPI, APROBADA POR DECRETO LEGISLATIVO 1033 </w:t>
+      </w:r>
     </w:p>
     <w:p>
       <w:pPr>
@@ -8046,29 +8122,28 @@
         <w:jc w:val="both"/>
         <w:rPr>
           <w:rFonts w:ascii="Arial Narrow" w:eastAsia="Arial Narrow" w:hAnsi="Arial Narrow" w:cs="Arial Narrow"/>
+          <w:sz w:val="16"/>
+          <w:szCs w:val="16"/>
+        </w:rPr>
+      </w:pPr>
+      <w:r>
+        <w:rPr>
+          <w:rFonts w:ascii="Arial Narrow" w:eastAsia="Arial Narrow" w:hAnsi="Arial Narrow" w:cs="Arial Narrow"/>
           <w:b/>
           <w:bCs/>
           <w:sz w:val="16"/>
           <w:szCs w:val="16"/>
         </w:rPr>
-      </w:pPr>
-      <w:r>
-        <w:rPr>
-          <w:rFonts w:ascii="Arial Narrow" w:eastAsia="Arial Narrow" w:hAnsi="Arial Narrow" w:cs="Arial Narrow"/>
-          <w:sz w:val="16"/>
-          <w:szCs w:val="16"/>
-        </w:rPr>
         <w:tab/>
-      </w:r>
-      <w:r>
-        <w:rPr>
-          <w:rFonts w:ascii="Arial Narrow" w:eastAsia="Arial Narrow" w:hAnsi="Arial Narrow" w:cs="Arial Narrow"/>
-          <w:b/>
-          <w:bCs/>
-          <w:sz w:val="16"/>
-          <w:szCs w:val="16"/>
-        </w:rPr>
-        <w:t xml:space="preserve">LEY DE ORGANIZACIÓN Y FUNCIONES DEL INDECOPI, APROBADA POR DECRETO LEGISLATIVO 1033 </w:t>
+        <w:t>Artículo 27.-</w:t>
+      </w:r>
+      <w:r>
+        <w:rPr>
+          <w:rFonts w:ascii="Arial Narrow" w:eastAsia="Arial Narrow" w:hAnsi="Arial Narrow" w:cs="Arial Narrow"/>
+          <w:sz w:val="16"/>
+          <w:szCs w:val="16"/>
+        </w:rPr>
+        <w:t xml:space="preserve"> De la Comisión de Protección al Consumidor.- </w:t>
       </w:r>
     </w:p>
     <w:p>
@@ -8088,21 +8163,11 @@
       <w:r>
         <w:rPr>
           <w:rFonts w:ascii="Arial Narrow" w:eastAsia="Arial Narrow" w:hAnsi="Arial Narrow" w:cs="Arial Narrow"/>
-          <w:b/>
-          <w:bCs/>
           <w:sz w:val="16"/>
           <w:szCs w:val="16"/>
         </w:rPr>
         <w:tab/>
-        <w:t>Artículo 27.-</w:t>
-      </w:r>
-      <w:r>
-        <w:rPr>
-          <w:rFonts w:ascii="Arial Narrow" w:eastAsia="Arial Narrow" w:hAnsi="Arial Narrow" w:cs="Arial Narrow"/>
-          <w:sz w:val="16"/>
-          <w:szCs w:val="16"/>
-        </w:rPr>
-        <w:t xml:space="preserve"> De la Comisión de Protección al Consumidor.- </w:t>
+        <w:t>Corresponde a la Comisión de Protección al Consumidor velar por el cumplimiento de la Ley de Protección al Consumidor y de las leyes que, en general, protegen a los consumidores de la falta de idoneidad de los bienes y servicios en función de la información brindada, de las omisiones de información y de la discriminación en el consumo, así como de aquellas que complementen o sustituyan a las anteriores.</w:t>
       </w:r>
     </w:p>
     <w:p>
@@ -8115,20 +8180,15 @@
         <w:jc w:val="both"/>
         <w:rPr>
           <w:rFonts w:ascii="Arial Narrow" w:eastAsia="Arial Narrow" w:hAnsi="Arial Narrow" w:cs="Arial Narrow"/>
-          <w:sz w:val="16"/>
-          <w:szCs w:val="16"/>
-        </w:rPr>
-      </w:pPr>
-      <w:r>
-        <w:rPr>
-          <w:rFonts w:ascii="Arial Narrow" w:eastAsia="Arial Narrow" w:hAnsi="Arial Narrow" w:cs="Arial Narrow"/>
-          <w:sz w:val="16"/>
-          <w:szCs w:val="16"/>
-        </w:rPr>
-        <w:tab/>
-        <w:t>Corresponde a la Comisión de Protección al Consumidor velar por el cumplimiento de la Ley de Protección al Consumidor y de las leyes que, en general, protegen a los consumidores de la falta de idoneidad de los bienes y servicios en función de la información brindada, de las omisiones de información y de la discriminación en el consumo, así como de aquellas que complementen o sustituyan a las anteriores.</w:t>
-      </w:r>
-    </w:p>
+          <w:b/>
+          <w:bCs/>
+          <w:sz w:val="16"/>
+          <w:szCs w:val="16"/>
+        </w:rPr>
+      </w:pPr>
+    </w:p>
+  </w:footnote>
+  <w:footnote w:id="4">
     <w:p>
       <w:pPr>
         <w:pStyle w:val="Textonotapie"/>
@@ -8145,9 +8205,150 @@
           <w:szCs w:val="16"/>
         </w:rPr>
       </w:pPr>
-    </w:p>
-  </w:footnote>
-  <w:footnote w:id="4">
+      <w:r>
+        <w:rPr>
+          <w:rStyle w:val="Refdenotaalpie"/>
+          <w:rFonts w:ascii="Arial Narrow" w:eastAsia="Arial Narrow" w:hAnsi="Arial Narrow" w:cs="Arial Narrow"/>
+          <w:sz w:val="16"/>
+          <w:szCs w:val="16"/>
+          <w:vertAlign w:val="superscript"/>
+        </w:rPr>
+        <w:footnoteRef/>
+      </w:r>
+      <w:r>
+        <w:rPr>
+          <w:rFonts w:ascii="Arial Narrow" w:eastAsia="Arial Narrow" w:hAnsi="Arial Narrow" w:cs="Arial Narrow"/>
+          <w:sz w:val="16"/>
+          <w:szCs w:val="16"/>
+        </w:rPr>
+        <w:tab/>
+        <w:t xml:space="preserve"/>
+      </w:r>
+      <w:r>
+        <w:rPr>
+          <w:rFonts w:ascii="Arial Narrow" w:eastAsia="Arial Narrow" w:hAnsi="Arial Narrow" w:cs="Arial Narrow"/>
+          <w:sz w:val="16"/>
+          <w:szCs w:val="16"/>
+        </w:rPr>
+        <w:tab/>
+      </w:r>
+      <w:r>
+        <w:rPr>
+          <w:rFonts w:ascii="Arial Narrow" w:eastAsia="Arial Narrow" w:hAnsi="Arial Narrow" w:cs="Arial Narrow"/>
+          <w:b/>
+          <w:bCs/>
+          <w:sz w:val="16"/>
+          <w:szCs w:val="16"/>
+        </w:rPr>
+        <w:t xml:space="preserve">LEY 29571, CÓDIGO DE PROTECCIÓN Y DEFENSA DEL CONSUMIDOR, publicado el 2 de setiembre de 2010 y modificado por Decreto Legislativo 1308 </w:t>
+      </w:r>
+    </w:p>
+    <w:p>
+      <w:pPr>
+        <w:pStyle w:val="Textonotapie"/>
+        <w:ind w:left="567" w:right="-1"/>
+        <w:jc w:val="both"/>
+        <w:rPr>
+          <w:rFonts w:ascii="Arial Narrow" w:eastAsia="Arial Narrow" w:hAnsi="Arial Narrow" w:cs="Arial Narrow"/>
+          <w:b/>
+          <w:bCs/>
+          <w:sz w:val="16"/>
+          <w:szCs w:val="16"/>
+        </w:rPr>
+      </w:pPr>
+      <w:r>
+        <w:rPr>
+          <w:rFonts w:ascii="Arial Narrow" w:eastAsia="Arial Narrow" w:hAnsi="Arial Narrow" w:cs="Arial Narrow"/>
+          <w:b/>
+          <w:bCs/>
+          <w:sz w:val="16"/>
+          <w:szCs w:val="16"/>
+        </w:rPr>
+        <w:t xml:space="preserve">Artículo 18.- Idoneidad </w:t>
+      </w:r>
+    </w:p>
+    <w:p>
+      <w:pPr>
+        <w:pStyle w:val="Textonotapie"/>
+        <w:ind w:left="567" w:right="-1"/>
+        <w:jc w:val="both"/>
+        <w:rPr>
+          <w:rFonts w:ascii="Arial Narrow" w:eastAsia="Arial Narrow" w:hAnsi="Arial Narrow" w:cs="Arial Narrow"/>
+          <w:sz w:val="16"/>
+          <w:szCs w:val="16"/>
+        </w:rPr>
+      </w:pPr>
+      <w:r>
+        <w:rPr>
+          <w:rFonts w:ascii="Arial Narrow" w:eastAsia="Arial Narrow" w:hAnsi="Arial Narrow" w:cs="Arial Narrow"/>
+          <w:sz w:val="16"/>
+          <w:szCs w:val="16"/>
+        </w:rPr>
+        <w:t xml:space="preserve">Se entiende por idoneidad la correspondencia entre lo que un consumidor espera y lo que efectivamente recibe, en función a lo que se le hubiera ofrecido, la publicidad e información transmitida, las condiciones y circunstancias de la transacción, las características y naturaleza del producto o servicio, el precio, entre otros factores, atendiendo a las circunstancias del caso. </w:t>
+      </w:r>
+    </w:p>
+    <w:p>
+      <w:pPr>
+        <w:pStyle w:val="Textonotapie"/>
+        <w:ind w:left="567" w:right="-1"/>
+        <w:jc w:val="both"/>
+        <w:rPr>
+          <w:rFonts w:ascii="Arial Narrow" w:eastAsia="Arial Narrow" w:hAnsi="Arial Narrow" w:cs="Arial Narrow"/>
+          <w:sz w:val="16"/>
+          <w:szCs w:val="16"/>
+        </w:rPr>
+      </w:pPr>
+      <w:r>
+        <w:rPr>
+          <w:rFonts w:ascii="Arial Narrow" w:eastAsia="Arial Narrow" w:hAnsi="Arial Narrow" w:cs="Arial Narrow"/>
+          <w:sz w:val="16"/>
+          <w:szCs w:val="16"/>
+        </w:rPr>
+        <w:t xml:space="preserve">La idoneidad es evaluada en función a la propia naturaleza del producto o servicio y a su aptitud para satisfacer la finalidad para la cual ha sido puesto en el mercado. Las autorizaciones por parte de los organismos del Estado para la fabricación de un producto o la prestación de un servicio, en los casos que sea necesario, no eximen de responsabilidad al proveedor frente al consumidor. </w:t>
+      </w:r>
+    </w:p>
+    <w:p>
+      <w:pPr>
+        <w:pStyle w:val="Textonotapie"/>
+        <w:ind w:left="567" w:right="-1"/>
+        <w:jc w:val="both"/>
+        <w:rPr>
+          <w:rFonts w:ascii="Arial Narrow" w:eastAsia="Arial Narrow" w:hAnsi="Arial Narrow" w:cs="Arial Narrow"/>
+          <w:sz w:val="16"/>
+          <w:szCs w:val="16"/>
+        </w:rPr>
+      </w:pPr>
+      <w:r>
+        <w:rPr>
+          <w:rFonts w:ascii="Arial Narrow" w:eastAsia="Arial Narrow" w:hAnsi="Arial Narrow" w:cs="Arial Narrow"/>
+          <w:b/>
+          <w:bCs/>
+          <w:sz w:val="16"/>
+          <w:szCs w:val="16"/>
+        </w:rPr>
+        <w:t xml:space="preserve">Artículo 19.- Obligación de los proveedores </w:t>
+      </w:r>
+    </w:p>
+    <w:p>
+      <w:pPr>
+        <w:pStyle w:val="Textonotapie"/>
+        <w:ind w:left="567" w:right="-1"/>
+        <w:jc w:val="both"/>
+        <w:rPr>
+          <w:rFonts w:ascii="Arial Narrow" w:eastAsia="Arial Narrow" w:hAnsi="Arial Narrow" w:cs="Arial Narrow"/>
+          <w:sz w:val="16"/>
+          <w:szCs w:val="16"/>
+        </w:rPr>
+      </w:pPr>
+      <w:r>
+        <w:rPr>
+          <w:rFonts w:ascii="Arial Narrow" w:eastAsia="Arial Narrow" w:hAnsi="Arial Narrow" w:cs="Arial Narrow"/>
+          <w:sz w:val="16"/>
+          <w:szCs w:val="16"/>
+        </w:rPr>
+        <w:t>El proveedor responde por la idoneidad y calidad de los productos y servicios ofrecidos; por la autenticidad de las marcas y leyendas que exhiben sus productos o del signo que respalda al prestador del servicio, por la falta de conformidad entre la publicidad comercial de los productos y servicios y estos, así como por el contenido y la vida útil del producto indicado en el envase, en lo que corresponda.</w:t>
+      </w:r>
+    </w:p>
     <w:p>
       <w:pPr>
         <w:pStyle w:val="Textonotapie"/>
@@ -8164,161 +8365,9 @@
           <w:szCs w:val="16"/>
         </w:rPr>
       </w:pPr>
-      <w:r>
-        <w:rPr>
-          <w:rStyle w:val="Refdenotaalpie"/>
-          <w:rFonts w:ascii="Arial Narrow" w:eastAsia="Arial Narrow" w:hAnsi="Arial Narrow" w:cs="Arial Narrow"/>
-          <w:sz w:val="16"/>
-          <w:szCs w:val="16"/>
-          <w:vertAlign w:val="superscript"/>
-        </w:rPr>
-        <w:footnoteRef/>
-      </w:r>
-      <w:r>
-        <w:rPr>
-          <w:rFonts w:ascii="Arial Narrow" w:eastAsia="Arial Narrow" w:hAnsi="Arial Narrow" w:cs="Arial Narrow"/>
-          <w:sz w:val="16"/>
-          <w:szCs w:val="16"/>
-        </w:rPr>
-        <w:t xml:space="preserve"> </w:t>
-      </w:r>
-      <w:r>
-        <w:rPr>
-          <w:rFonts w:ascii="Arial Narrow" w:eastAsia="Arial Narrow" w:hAnsi="Arial Narrow" w:cs="Arial Narrow"/>
-          <w:sz w:val="16"/>
-          <w:szCs w:val="16"/>
-        </w:rPr>
-        <w:tab/>
-      </w:r>
-      <w:r>
-        <w:rPr>
-          <w:rFonts w:ascii="Arial Narrow" w:eastAsia="Arial Narrow" w:hAnsi="Arial Narrow" w:cs="Arial Narrow"/>
-          <w:b/>
-          <w:bCs/>
-          <w:sz w:val="16"/>
-          <w:szCs w:val="16"/>
-        </w:rPr>
-        <w:t xml:space="preserve">LEY 29571, CÓDIGO DE PROTECCIÓN Y DEFENSA DEL CONSUMIDOR, publicado el 2 de setiembre de 2010 y modificado por Decreto Legislativo 1308 </w:t>
-      </w:r>
-    </w:p>
-    <w:p>
-      <w:pPr>
-        <w:pStyle w:val="Textonotapie"/>
-        <w:ind w:left="567" w:right="-1"/>
-        <w:jc w:val="both"/>
-        <w:rPr>
-          <w:rFonts w:ascii="Arial Narrow" w:eastAsia="Arial Narrow" w:hAnsi="Arial Narrow" w:cs="Arial Narrow"/>
-          <w:b/>
-          <w:bCs/>
-          <w:sz w:val="16"/>
-          <w:szCs w:val="16"/>
-        </w:rPr>
-      </w:pPr>
-      <w:r>
-        <w:rPr>
-          <w:rFonts w:ascii="Arial Narrow" w:eastAsia="Arial Narrow" w:hAnsi="Arial Narrow" w:cs="Arial Narrow"/>
-          <w:b/>
-          <w:bCs/>
-          <w:sz w:val="16"/>
-          <w:szCs w:val="16"/>
-        </w:rPr>
-        <w:t xml:space="preserve">Artículo 18.- Idoneidad </w:t>
-      </w:r>
-    </w:p>
-    <w:p>
-      <w:pPr>
-        <w:pStyle w:val="Textonotapie"/>
-        <w:ind w:left="567" w:right="-1"/>
-        <w:jc w:val="both"/>
-        <w:rPr>
-          <w:rFonts w:ascii="Arial Narrow" w:eastAsia="Arial Narrow" w:hAnsi="Arial Narrow" w:cs="Arial Narrow"/>
-          <w:sz w:val="16"/>
-          <w:szCs w:val="16"/>
-        </w:rPr>
-      </w:pPr>
-      <w:r>
-        <w:rPr>
-          <w:rFonts w:ascii="Arial Narrow" w:eastAsia="Arial Narrow" w:hAnsi="Arial Narrow" w:cs="Arial Narrow"/>
-          <w:sz w:val="16"/>
-          <w:szCs w:val="16"/>
-        </w:rPr>
-        <w:t xml:space="preserve">Se entiende por idoneidad la correspondencia entre lo que un consumidor espera y lo que efectivamente recibe, en función a lo que se le hubiera ofrecido, la publicidad e información transmitida, las condiciones y circunstancias de la transacción, las características y naturaleza del producto o servicio, el precio, entre otros factores, atendiendo a las circunstancias del caso. </w:t>
-      </w:r>
-    </w:p>
-    <w:p>
-      <w:pPr>
-        <w:pStyle w:val="Textonotapie"/>
-        <w:ind w:left="567" w:right="-1"/>
-        <w:jc w:val="both"/>
-        <w:rPr>
-          <w:rFonts w:ascii="Arial Narrow" w:eastAsia="Arial Narrow" w:hAnsi="Arial Narrow" w:cs="Arial Narrow"/>
-          <w:sz w:val="16"/>
-          <w:szCs w:val="16"/>
-        </w:rPr>
-      </w:pPr>
-      <w:r>
-        <w:rPr>
-          <w:rFonts w:ascii="Arial Narrow" w:eastAsia="Arial Narrow" w:hAnsi="Arial Narrow" w:cs="Arial Narrow"/>
-          <w:sz w:val="16"/>
-          <w:szCs w:val="16"/>
-        </w:rPr>
-        <w:t xml:space="preserve">La idoneidad es evaluada en función a la propia naturaleza del producto o servicio y a su aptitud para satisfacer la finalidad para la cual ha sido puesto en el mercado. Las autorizaciones por parte de los organismos del Estado para la fabricación de un producto o la prestación de un servicio, en los casos que sea necesario, no eximen de responsabilidad al proveedor frente al consumidor. </w:t>
-      </w:r>
-    </w:p>
-    <w:p>
-      <w:pPr>
-        <w:pStyle w:val="Textonotapie"/>
-        <w:ind w:left="567" w:right="-1"/>
-        <w:jc w:val="both"/>
-        <w:rPr>
-          <w:rFonts w:ascii="Arial Narrow" w:eastAsia="Arial Narrow" w:hAnsi="Arial Narrow" w:cs="Arial Narrow"/>
-          <w:sz w:val="16"/>
-          <w:szCs w:val="16"/>
-        </w:rPr>
-      </w:pPr>
-    </w:p>
-    <w:p>
-      <w:pPr>
-        <w:pStyle w:val="Textonotapie"/>
-        <w:ind w:left="567" w:right="-1"/>
-        <w:jc w:val="both"/>
-        <w:rPr>
-          <w:rFonts w:ascii="Arial Narrow" w:eastAsia="Arial Narrow" w:hAnsi="Arial Narrow" w:cs="Arial Narrow"/>
-          <w:sz w:val="16"/>
-          <w:szCs w:val="16"/>
-        </w:rPr>
-      </w:pPr>
-      <w:r>
-        <w:rPr>
-          <w:rFonts w:ascii="Arial Narrow" w:eastAsia="Arial Narrow" w:hAnsi="Arial Narrow" w:cs="Arial Narrow"/>
-          <w:b/>
-          <w:bCs/>
-          <w:sz w:val="16"/>
-          <w:szCs w:val="16"/>
-        </w:rPr>
-        <w:t xml:space="preserve">Artículo 19.- Obligación de los proveedores </w:t>
-      </w:r>
-    </w:p>
-    <w:p>
-      <w:pPr>
-        <w:pStyle w:val="Textonotapie"/>
-        <w:ind w:left="567" w:right="-1"/>
-        <w:jc w:val="both"/>
-        <w:rPr>
-          <w:rFonts w:ascii="Arial Narrow" w:eastAsia="Arial Narrow" w:hAnsi="Arial Narrow" w:cs="Arial Narrow"/>
-          <w:sz w:val="16"/>
-          <w:szCs w:val="16"/>
-        </w:rPr>
-      </w:pPr>
-      <w:r>
-        <w:rPr>
-          <w:rFonts w:ascii="Arial Narrow" w:eastAsia="Arial Narrow" w:hAnsi="Arial Narrow" w:cs="Arial Narrow"/>
-          <w:sz w:val="16"/>
-          <w:szCs w:val="16"/>
-        </w:rPr>
-        <w:t>El proveedor responde por la idoneidad y calidad de los productos y servicios ofrecidos; por la autenticidad de las marcas y leyendas que exhiben sus productos o del signo que respalda al prestador del servicio, por la falta de conformidad entre la publicidad comercial de los productos y servicios y estos, así como por el contenido y la vida útil del producto indicado en el envase, en lo que corresponda.</w:t>
-      </w:r>
-    </w:p>
+    </w:p>
+  </w:footnote>
+  <w:footnote w:id="5">
     <w:p>
       <w:pPr>
         <w:pStyle w:val="Textonotapie"/>
@@ -8335,9 +8384,132 @@
           <w:szCs w:val="16"/>
         </w:rPr>
       </w:pPr>
-    </w:p>
-  </w:footnote>
-  <w:footnote w:id="5">
+      <w:r>
+        <w:rPr>
+          <w:rStyle w:val="Refdenotaalpie"/>
+          <w:rFonts w:ascii="Arial Narrow" w:eastAsia="Arial Narrow" w:hAnsi="Arial Narrow" w:cs="Arial Narrow"/>
+          <w:sz w:val="16"/>
+          <w:szCs w:val="16"/>
+          <w:vertAlign w:val="superscript"/>
+        </w:rPr>
+        <w:footnoteRef/>
+      </w:r>
+      <w:r>
+        <w:rPr>
+          <w:rFonts w:ascii="Arial Narrow" w:eastAsia="Arial Narrow" w:hAnsi="Arial Narrow" w:cs="Arial Narrow"/>
+          <w:sz w:val="16"/>
+          <w:szCs w:val="16"/>
+        </w:rPr>
+        <w:tab/>
+        <w:t xml:space="preserve"/>
+      </w:r>
+      <w:r>
+        <w:rPr>
+          <w:rFonts w:ascii="Arial Narrow" w:eastAsia="Arial Narrow" w:hAnsi="Arial Narrow" w:cs="Arial Narrow"/>
+          <w:sz w:val="16"/>
+          <w:szCs w:val="16"/>
+        </w:rPr>
+        <w:tab/>
+      </w:r>
+      <w:r>
+        <w:rPr>
+          <w:rFonts w:ascii="Arial Narrow" w:eastAsia="Arial Narrow" w:hAnsi="Arial Narrow" w:cs="Arial Narrow"/>
+          <w:b/>
+          <w:bCs/>
+          <w:sz w:val="16"/>
+          <w:szCs w:val="16"/>
+        </w:rPr>
+        <w:t xml:space="preserve">LEY </w:t>
+      </w:r>
+      <w:proofErr w:type="spellStart"/>
+      <w:r>
+        <w:rPr>
+          <w:rFonts w:ascii="Arial Narrow" w:eastAsia="Arial Narrow" w:hAnsi="Arial Narrow" w:cs="Arial Narrow"/>
+          <w:b/>
+          <w:bCs/>
+          <w:sz w:val="16"/>
+          <w:szCs w:val="16"/>
+        </w:rPr>
+        <w:t/>
+      </w:r>
+      <w:proofErr w:type="spellEnd"/>
+      <w:r>
+        <w:rPr>
+          <w:rFonts w:ascii="Arial Narrow" w:eastAsia="Arial Narrow" w:hAnsi="Arial Narrow" w:cs="Arial Narrow"/>
+          <w:b/>
+          <w:bCs/>
+          <w:sz w:val="16"/>
+          <w:szCs w:val="16"/>
+        </w:rPr>
+        <w:t xml:space="preserve">29571, CÓDIGO DE PROTECCIÓN Y DEFENSA DEL CONSUMIDOR, publicado el 2 de setiembre de 2010 y modificado por Decreto Legislativo </w:t>
+      </w:r>
+      <w:proofErr w:type="spellStart"/>
+      <w:r>
+        <w:rPr>
+          <w:rFonts w:ascii="Arial Narrow" w:eastAsia="Arial Narrow" w:hAnsi="Arial Narrow" w:cs="Arial Narrow"/>
+          <w:b/>
+          <w:bCs/>
+          <w:sz w:val="16"/>
+          <w:szCs w:val="16"/>
+        </w:rPr>
+        <w:t/>
+      </w:r>
+      <w:proofErr w:type="spellEnd"/>
+      <w:r>
+        <w:rPr>
+          <w:rFonts w:ascii="Arial Narrow" w:eastAsia="Arial Narrow" w:hAnsi="Arial Narrow" w:cs="Arial Narrow"/>
+          <w:b/>
+          <w:bCs/>
+          <w:sz w:val="16"/>
+          <w:szCs w:val="16"/>
+        </w:rPr>
+        <w:t xml:space="preserve">1308 </w:t>
+      </w:r>
+    </w:p>
+    <w:p>
+      <w:pPr>
+        <w:pStyle w:val="Textonotapie"/>
+        <w:ind w:left="567" w:right="-1"/>
+        <w:jc w:val="both"/>
+        <w:rPr>
+          <w:rFonts w:ascii="Arial Narrow" w:eastAsia="Arial Narrow" w:hAnsi="Arial Narrow" w:cs="Arial Narrow"/>
+          <w:b/>
+          <w:bCs/>
+          <w:sz w:val="16"/>
+          <w:szCs w:val="16"/>
+        </w:rPr>
+      </w:pPr>
+      <w:r>
+        <w:rPr>
+          <w:rFonts w:ascii="Arial Narrow" w:eastAsia="Arial Narrow" w:hAnsi="Arial Narrow" w:cs="Arial Narrow"/>
+          <w:b/>
+          <w:bCs/>
+          <w:sz w:val="16"/>
+          <w:szCs w:val="16"/>
+        </w:rPr>
+        <w:t>Artículo 88.- Reclamo de productos o servicios financieros y de seguros</w:t>
+      </w:r>
+    </w:p>
+    <w:p>
+      <w:pPr>
+        <w:pStyle w:val="Textonotapie"/>
+        <w:ind w:left="567" w:right="-1"/>
+        <w:jc w:val="both"/>
+        <w:rPr>
+          <w:rFonts w:ascii="Arial Narrow" w:eastAsia="Arial Narrow" w:hAnsi="Arial Narrow" w:cs="Arial Narrow"/>
+          <w:sz w:val="16"/>
+          <w:szCs w:val="16"/>
+        </w:rPr>
+      </w:pPr>
+      <w:r>
+        <w:rPr>
+          <w:rFonts w:ascii="Arial Narrow" w:eastAsia="Arial Narrow" w:hAnsi="Arial Narrow" w:cs="Arial Narrow"/>
+          <w:sz w:val="16"/>
+          <w:szCs w:val="16"/>
+        </w:rPr>
+        <w:t xml:space="preserve">88.1 Las entidades del sistema financiero y de seguros, en todas sus oficinas en la República, deben resolver los reclamos en un plazo no mayor de quince días hábiles. Excepcionalmente, la Superintendencia de Banca, Seguros y Administradoras Privadas de Fondos de Pensiones podrá establecer un plazo ampliatorio cuando la naturaleza y complejidad de la operación, producto o servicio materia del reclamo o requerimiento lo justifique, situación que debe ponerse en conocimiento del consumidor antes de la culminación del plazo inicial, sin perjuicio del derecho del consumidor de recurrir directamente ante la Autoridad de Consumo. </w:t>
+      </w:r>
+    </w:p>
     <w:p>
       <w:pPr>
         <w:pStyle w:val="Textonotapie"/>
@@ -8354,131 +8526,9 @@
           <w:szCs w:val="16"/>
         </w:rPr>
       </w:pPr>
-      <w:r>
-        <w:rPr>
-          <w:rStyle w:val="Refdenotaalpie"/>
-          <w:rFonts w:ascii="Arial Narrow" w:eastAsia="Arial Narrow" w:hAnsi="Arial Narrow" w:cs="Arial Narrow"/>
-          <w:sz w:val="16"/>
-          <w:szCs w:val="16"/>
-          <w:vertAlign w:val="superscript"/>
-        </w:rPr>
-        <w:footnoteRef/>
-      </w:r>
-      <w:r>
-        <w:rPr>
-          <w:rFonts w:ascii="Arial Narrow" w:eastAsia="Arial Narrow" w:hAnsi="Arial Narrow" w:cs="Arial Narrow"/>
-          <w:sz w:val="16"/>
-          <w:szCs w:val="16"/>
-        </w:rPr>
-        <w:t xml:space="preserve"> </w:t>
-      </w:r>
-      <w:r>
-        <w:rPr>
-          <w:rFonts w:ascii="Arial Narrow" w:eastAsia="Arial Narrow" w:hAnsi="Arial Narrow" w:cs="Arial Narrow"/>
-          <w:sz w:val="16"/>
-          <w:szCs w:val="16"/>
-        </w:rPr>
-        <w:tab/>
-      </w:r>
-      <w:r>
-        <w:rPr>
-          <w:rFonts w:ascii="Arial Narrow" w:eastAsia="Arial Narrow" w:hAnsi="Arial Narrow" w:cs="Arial Narrow"/>
-          <w:b/>
-          <w:bCs/>
-          <w:sz w:val="16"/>
-          <w:szCs w:val="16"/>
-        </w:rPr>
-        <w:t xml:space="preserve">LEY </w:t>
-      </w:r>
-      <w:proofErr w:type="spellStart"/>
-      <w:r>
-        <w:rPr>
-          <w:rFonts w:ascii="Arial Narrow" w:eastAsia="Arial Narrow" w:hAnsi="Arial Narrow" w:cs="Arial Narrow"/>
-          <w:b/>
-          <w:bCs/>
-          <w:sz w:val="16"/>
-          <w:szCs w:val="16"/>
-        </w:rPr>
-        <w:t/>
-      </w:r>
-      <w:proofErr w:type="spellEnd"/>
-      <w:r>
-        <w:rPr>
-          <w:rFonts w:ascii="Arial Narrow" w:eastAsia="Arial Narrow" w:hAnsi="Arial Narrow" w:cs="Arial Narrow"/>
-          <w:b/>
-          <w:bCs/>
-          <w:sz w:val="16"/>
-          <w:szCs w:val="16"/>
-        </w:rPr>
-        <w:t xml:space="preserve"> 29571, CÓDIGO DE PROTECCIÓN Y DEFENSA DEL CONSUMIDOR, publicado el 2 de setiembre de 2010 y modificado por Decreto Legislativo </w:t>
-      </w:r>
-      <w:proofErr w:type="spellStart"/>
-      <w:r>
-        <w:rPr>
-          <w:rFonts w:ascii="Arial Narrow" w:eastAsia="Arial Narrow" w:hAnsi="Arial Narrow" w:cs="Arial Narrow"/>
-          <w:b/>
-          <w:bCs/>
-          <w:sz w:val="16"/>
-          <w:szCs w:val="16"/>
-        </w:rPr>
-        <w:t/>
-      </w:r>
-      <w:proofErr w:type="spellEnd"/>
-      <w:r>
-        <w:rPr>
-          <w:rFonts w:ascii="Arial Narrow" w:eastAsia="Arial Narrow" w:hAnsi="Arial Narrow" w:cs="Arial Narrow"/>
-          <w:b/>
-          <w:bCs/>
-          <w:sz w:val="16"/>
-          <w:szCs w:val="16"/>
-        </w:rPr>
-        <w:t xml:space="preserve"> 1308 </w:t>
-      </w:r>
-    </w:p>
-    <w:p>
-      <w:pPr>
-        <w:pStyle w:val="Textonotapie"/>
-        <w:ind w:left="567" w:right="-1"/>
-        <w:jc w:val="both"/>
-        <w:rPr>
-          <w:rFonts w:ascii="Arial Narrow" w:eastAsia="Arial Narrow" w:hAnsi="Arial Narrow" w:cs="Arial Narrow"/>
-          <w:b/>
-          <w:bCs/>
-          <w:sz w:val="16"/>
-          <w:szCs w:val="16"/>
-        </w:rPr>
-      </w:pPr>
-      <w:r>
-        <w:rPr>
-          <w:rFonts w:ascii="Arial Narrow" w:eastAsia="Arial Narrow" w:hAnsi="Arial Narrow" w:cs="Arial Narrow"/>
-          <w:b/>
-          <w:bCs/>
-          <w:sz w:val="16"/>
-          <w:szCs w:val="16"/>
-        </w:rPr>
-        <w:t>Artículo 88.- Reclamo de productos o servicios financieros y de seguros</w:t>
-      </w:r>
-    </w:p>
-    <w:p>
-      <w:pPr>
-        <w:pStyle w:val="Textonotapie"/>
-        <w:ind w:left="567" w:right="-1"/>
-        <w:jc w:val="both"/>
-        <w:rPr>
-          <w:rFonts w:ascii="Arial Narrow" w:eastAsia="Arial Narrow" w:hAnsi="Arial Narrow" w:cs="Arial Narrow"/>
-          <w:sz w:val="16"/>
-          <w:szCs w:val="16"/>
-        </w:rPr>
-      </w:pPr>
-      <w:r>
-        <w:rPr>
-          <w:rFonts w:ascii="Arial Narrow" w:eastAsia="Arial Narrow" w:hAnsi="Arial Narrow" w:cs="Arial Narrow"/>
-          <w:sz w:val="16"/>
-          <w:szCs w:val="16"/>
-        </w:rPr>
-        <w:t xml:space="preserve">88.1 Las entidades del sistema financiero y de seguros, en todas sus oficinas en la República, deben resolver los reclamos en un plazo no mayor de quince días hábiles. Excepcionalmente, la Superintendencia de Banca, Seguros y Administradoras Privadas de Fondos de Pensiones podrá establecer un plazo ampliatorio cuando la naturaleza y complejidad de la operación, producto o servicio materia del reclamo o requerimiento lo justifique, situación que debe ponerse en conocimiento del consumidor antes de la culminación del plazo inicial, sin perjuicio del derecho del consumidor de recurrir directamente ante la Autoridad de Consumo. </w:t>
-      </w:r>
-    </w:p>
+    </w:p>
+  </w:footnote>
+  <w:footnote w:id="6">
     <w:p>
       <w:pPr>
         <w:pStyle w:val="Textonotapie"/>
@@ -8489,15 +8539,56 @@
         <w:jc w:val="both"/>
         <w:rPr>
           <w:rFonts w:ascii="Arial Narrow" w:eastAsia="Arial Narrow" w:hAnsi="Arial Narrow" w:cs="Arial Narrow"/>
+          <w:sz w:val="16"/>
+          <w:szCs w:val="16"/>
+        </w:rPr>
+      </w:pPr>
+      <w:r>
+        <w:rPr>
+          <w:rStyle w:val="Refdenotaalpie"/>
+          <w:rFonts w:ascii="Arial Narrow" w:eastAsia="Arial Narrow" w:hAnsi="Arial Narrow" w:cs="Arial Narrow"/>
+          <w:sz w:val="16"/>
+          <w:szCs w:val="16"/>
+          <w:vertAlign w:val="superscript"/>
+        </w:rPr>
+        <w:footnoteRef/>
+      </w:r>
+      <w:r>
+        <w:rPr>
+          <w:rFonts w:ascii="Arial Narrow" w:eastAsia="Arial Narrow" w:hAnsi="Arial Narrow" w:cs="Arial Narrow"/>
+          <w:sz w:val="16"/>
+          <w:szCs w:val="16"/>
+        </w:rPr>
+        <w:tab/>
+        <w:t xml:space="preserve"/>
+      </w:r>
+      <w:r>
+        <w:rPr>
+          <w:rFonts w:ascii="Arial Narrow" w:eastAsia="Arial Narrow" w:hAnsi="Arial Narrow" w:cs="Arial Narrow"/>
+          <w:sz w:val="16"/>
+          <w:szCs w:val="16"/>
+        </w:rPr>
+        <w:tab/>
+      </w:r>
+      <w:r>
+        <w:rPr>
+          <w:rFonts w:ascii="Arial Narrow" w:eastAsia="Arial Narrow" w:hAnsi="Arial Narrow" w:cs="Arial Narrow"/>
           <w:b/>
           <w:bCs/>
           <w:sz w:val="16"/>
           <w:szCs w:val="16"/>
         </w:rPr>
-      </w:pPr>
-    </w:p>
-  </w:footnote>
-  <w:footnote w:id="6">
+        <w:t>LEY SOBRE FACULTADES, NORMAS Y ORGANIZACIÓN DEL INDECOPI, APROBADA POR DECRETO LEGISLATIVO 807 Artículo 24.-</w:t>
+      </w:r>
+      <w:r>
+        <w:rPr>
+          <w:rFonts w:ascii="Arial Narrow" w:eastAsia="Arial Narrow" w:hAnsi="Arial Narrow" w:cs="Arial Narrow"/>
+          <w:sz w:val="16"/>
+          <w:szCs w:val="16"/>
+        </w:rPr>
+        <w:t xml:space="preserve"> El Secretario Técnico se encargará de la tramitación del procedimiento. Para ello, cuenta con las siguientes facultades:</w:t>
+      </w:r>
+    </w:p>
     <w:p>
       <w:pPr>
         <w:pStyle w:val="Textonotapie"/>
@@ -8514,47 +8605,12 @@
       </w:pPr>
       <w:r>
         <w:rPr>
-          <w:rStyle w:val="Refdenotaalpie"/>
-          <w:rFonts w:ascii="Arial Narrow" w:eastAsia="Arial Narrow" w:hAnsi="Arial Narrow" w:cs="Arial Narrow"/>
-          <w:sz w:val="16"/>
-          <w:szCs w:val="16"/>
-          <w:vertAlign w:val="superscript"/>
-        </w:rPr>
-        <w:footnoteRef/>
-      </w:r>
-      <w:r>
-        <w:rPr>
-          <w:rFonts w:ascii="Arial Narrow" w:eastAsia="Arial Narrow" w:hAnsi="Arial Narrow" w:cs="Arial Narrow"/>
-          <w:sz w:val="16"/>
-          <w:szCs w:val="16"/>
-        </w:rPr>
-        <w:t xml:space="preserve"> </w:t>
-      </w:r>
-      <w:r>
-        <w:rPr>
           <w:rFonts w:ascii="Arial Narrow" w:eastAsia="Arial Narrow" w:hAnsi="Arial Narrow" w:cs="Arial Narrow"/>
           <w:sz w:val="16"/>
           <w:szCs w:val="16"/>
         </w:rPr>
         <w:tab/>
-      </w:r>
-      <w:r>
-        <w:rPr>
-          <w:rFonts w:ascii="Arial Narrow" w:eastAsia="Arial Narrow" w:hAnsi="Arial Narrow" w:cs="Arial Narrow"/>
-          <w:b/>
-          <w:bCs/>
-          <w:sz w:val="16"/>
-          <w:szCs w:val="16"/>
-        </w:rPr>
-        <w:t>LEY SOBRE FACULTADES, NORMAS Y ORGANIZACIÓN DEL INDECOPI, APROBADA POR DECRETO LEGISLATIVO 807 Artículo 24.-</w:t>
-      </w:r>
-      <w:r>
-        <w:rPr>
-          <w:rFonts w:ascii="Arial Narrow" w:eastAsia="Arial Narrow" w:hAnsi="Arial Narrow" w:cs="Arial Narrow"/>
-          <w:sz w:val="16"/>
-          <w:szCs w:val="16"/>
-        </w:rPr>
-        <w:t xml:space="preserve"> El Secretario Técnico se encargará de la tramitación del procedimiento. Para ello, cuenta con las siguientes facultades:</w:t>
+        <w:t xml:space="preserve">(...) </w:t>
       </w:r>
     </w:p>
     <w:p>
@@ -8578,7 +8634,7 @@
           <w:szCs w:val="16"/>
         </w:rPr>
         <w:tab/>
-        <w:t xml:space="preserve">(...) </w:t>
+        <w:t xml:space="preserve">c) Admitir denuncias a trámite, en aquellos casos en que la Comisión le haya delegado esta facultad. </w:t>
       </w:r>
     </w:p>
     <w:p>
@@ -8602,7 +8658,7 @@
           <w:szCs w:val="16"/>
         </w:rPr>
         <w:tab/>
-        <w:t xml:space="preserve">c) Admitir denuncias a trámite, en aquellos casos en que la Comisión le haya delegado esta facultad. </w:t>
+        <w:t>(...).</w:t>
       </w:r>
     </w:p>
     <w:p>
@@ -8619,6 +8675,33 @@
           <w:szCs w:val="16"/>
         </w:rPr>
       </w:pPr>
+    </w:p>
+  </w:footnote>
+  <w:footnote w:id="7">
+    <w:p>
+      <w:pPr>
+        <w:pStyle w:val="Textonotapie"/>
+        <w:tabs>
+          <w:tab w:val="left" w:pos="567"/>
+        </w:tabs>
+        <w:ind w:left="567" w:hanging="567"/>
+        <w:jc w:val="both"/>
+        <w:rPr>
+          <w:rFonts w:ascii="Arial Narrow" w:eastAsia="Arial Narrow" w:hAnsi="Arial Narrow" w:cs="Arial Narrow"/>
+          <w:sz w:val="16"/>
+          <w:szCs w:val="16"/>
+        </w:rPr>
+      </w:pPr>
+      <w:r>
+        <w:rPr>
+          <w:rStyle w:val="Refdenotaalpie"/>
+          <w:rFonts w:ascii="Arial Narrow" w:eastAsia="Arial Narrow" w:hAnsi="Arial Narrow" w:cs="Arial Narrow"/>
+          <w:sz w:val="16"/>
+          <w:szCs w:val="16"/>
+          <w:vertAlign w:val="superscript"/>
+        </w:rPr>
+        <w:footnoteRef/>
+      </w:r>
       <w:r>
         <w:rPr>
           <w:rFonts w:ascii="Arial Narrow" w:eastAsia="Arial Narrow" w:hAnsi="Arial Narrow" w:cs="Arial Narrow"/>
@@ -8626,9 +8709,679 @@
           <w:szCs w:val="16"/>
         </w:rPr>
         <w:tab/>
-        <w:t>(...).</w:t>
-      </w:r>
-    </w:p>
+        <w:t xml:space="preserve"/>
+      </w:r>
+      <w:r>
+        <w:rPr>
+          <w:rFonts w:ascii="Arial Narrow" w:eastAsia="Arial Narrow" w:hAnsi="Arial Narrow" w:cs="Arial Narrow"/>
+          <w:sz w:val="16"/>
+          <w:szCs w:val="16"/>
+        </w:rPr>
+        <w:tab/>
+        <w:t xml:space="preserve">El número de trabajadores se atenderá siempre que la empresa haya sido constituida antes de la vigencia de la Ley </w:t>
+      </w:r>
+      <w:proofErr w:type="spellStart"/>
+      <w:r>
+        <w:rPr>
+          <w:rFonts w:ascii="Arial Narrow" w:eastAsia="Arial Narrow" w:hAnsi="Arial Narrow" w:cs="Arial Narrow"/>
+          <w:sz w:val="16"/>
+          <w:szCs w:val="16"/>
+        </w:rPr>
+        <w:t/>
+      </w:r>
+      <w:proofErr w:type="spellEnd"/>
+      <w:r>
+        <w:rPr>
+          <w:rFonts w:ascii="Arial Narrow" w:eastAsia="Arial Narrow" w:hAnsi="Arial Narrow" w:cs="Arial Narrow"/>
+          <w:sz w:val="16"/>
+          <w:szCs w:val="16"/>
+        </w:rPr>
+        <w:t xml:space="preserve">30056, publicada el 2 de julio de 2013, que modificó el artículo 5 del Texto Único Ordenado de la Ley de Promoción de la Competitividad, Formalización y Desarrollo de la Micro y Pequeña Empresa y de Acceso al Empleo Decente (LEY MYPE). Ello, en la medida que la Tercera Disposición Complementaria Transitoria de la norma modificatoria precisa que las empresas constituidas antes de la entrada en vigencia de dicha Ley se rigen por los requisitos de acogimiento al régimen de las micro y pequeñas empresas regulados en el Decreto Legislativo 1086.</w:t>
+      </w:r>
+    </w:p>
+    <w:p>
+      <w:pPr>
+        <w:pStyle w:val="Textonotapie"/>
+        <w:ind w:left="567" w:hanging="567"/>
+        <w:jc w:val="both"/>
+        <w:rPr>
+          <w:rFonts w:ascii="Arial Narrow" w:eastAsia="Arial Narrow" w:hAnsi="Arial Narrow" w:cs="Arial Narrow"/>
+          <w:sz w:val="16"/>
+          <w:szCs w:val="16"/>
+        </w:rPr>
+      </w:pPr>
+    </w:p>
+  </w:footnote>
+  <w:footnote w:id="8">
+    <w:p>
+      <w:pPr>
+        <w:pStyle w:val="Textonotapie"/>
+        <w:tabs>
+          <w:tab w:val="left" w:pos="567"/>
+        </w:tabs>
+        <w:ind w:left="567" w:hanging="567"/>
+        <w:jc w:val="both"/>
+        <w:rPr>
+          <w:rFonts w:ascii="Arial Narrow" w:eastAsia="Arial Narrow" w:hAnsi="Arial Narrow" w:cs="Arial Narrow"/>
+          <w:sz w:val="16"/>
+          <w:szCs w:val="16"/>
+        </w:rPr>
+      </w:pPr>
+      <w:r>
+        <w:rPr>
+          <w:rStyle w:val="Refdenotaalpie"/>
+          <w:rFonts w:ascii="Arial Narrow" w:eastAsia="Arial Narrow" w:hAnsi="Arial Narrow" w:cs="Arial Narrow"/>
+          <w:sz w:val="16"/>
+          <w:szCs w:val="16"/>
+          <w:vertAlign w:val="superscript"/>
+        </w:rPr>
+        <w:footnoteRef/>
+      </w:r>
+      <w:r>
+        <w:rPr>
+          <w:rFonts w:ascii="Arial Narrow" w:eastAsia="Arial Narrow" w:hAnsi="Arial Narrow" w:cs="Arial Narrow"/>
+          <w:sz w:val="16"/>
+          <w:szCs w:val="16"/>
+        </w:rPr>
+        <w:tab/>
+        <w:t xml:space="preserve"/>
+      </w:r>
+      <w:r>
+        <w:rPr>
+          <w:rFonts w:ascii="Arial Narrow" w:eastAsia="Arial Narrow" w:hAnsi="Arial Narrow" w:cs="Arial Narrow"/>
+          <w:sz w:val="16"/>
+          <w:szCs w:val="16"/>
+        </w:rPr>
+        <w:tab/>
+      </w:r>
+      <w:r>
+        <w:rPr>
+          <w:rFonts w:ascii="Arial Narrow" w:eastAsia="Arial Narrow" w:hAnsi="Arial Narrow" w:cs="Arial Narrow"/>
+          <w:b/>
+          <w:sz w:val="16"/>
+          <w:szCs w:val="16"/>
+        </w:rPr>
+        <w:t>LEY 29571, CÓDIGO DE PROTECCIÓN Y DEFENSA DEL CONSUMIDOR</w:t>
+      </w:r>
+      <w:r>
+        <w:rPr>
+          <w:rFonts w:ascii="Arial Narrow" w:eastAsia="Arial Narrow" w:hAnsi="Arial Narrow" w:cs="Arial Narrow"/>
+          <w:b/>
+          <w:bCs/>
+          <w:sz w:val="16"/>
+          <w:szCs w:val="16"/>
+        </w:rPr>
+        <w:t xml:space="preserve">, </w:t>
+      </w:r>
+      <w:r>
+        <w:rPr>
+          <w:rFonts w:ascii="Arial Narrow" w:eastAsia="Arial Narrow" w:hAnsi="Arial Narrow" w:cs="Arial Narrow"/>
+          <w:b/>
+          <w:sz w:val="16"/>
+          <w:szCs w:val="16"/>
+        </w:rPr>
+        <w:t>publicado el 2 de setiembre de 2010 y modificado por Decreto Legislativo 1308</w:t>
+      </w:r>
+    </w:p>
+    <w:p>
+      <w:pPr>
+        <w:pStyle w:val="Textonotapie"/>
+        <w:ind w:left="567" w:hanging="567"/>
+        <w:jc w:val="both"/>
+        <w:rPr>
+          <w:rFonts w:ascii="Arial Narrow" w:eastAsia="Arial Narrow" w:hAnsi="Arial Narrow" w:cs="Arial Narrow"/>
+          <w:b/>
+          <w:bCs/>
+          <w:sz w:val="16"/>
+          <w:szCs w:val="16"/>
+        </w:rPr>
+      </w:pPr>
+      <w:r>
+        <w:rPr>
+          <w:rFonts w:ascii="Arial Narrow" w:eastAsia="Arial Narrow" w:hAnsi="Arial Narrow" w:cs="Arial Narrow"/>
+          <w:sz w:val="16"/>
+          <w:szCs w:val="16"/>
+        </w:rPr>
+        <w:tab/>
+      </w:r>
+      <w:r>
+        <w:rPr>
+          <w:rFonts w:ascii="Arial Narrow" w:eastAsia="Arial Narrow" w:hAnsi="Arial Narrow" w:cs="Arial Narrow"/>
+          <w:b/>
+          <w:bCs/>
+          <w:sz w:val="16"/>
+          <w:szCs w:val="16"/>
+        </w:rPr>
+        <w:t>Artículo 110.- Sanciones Administrativas</w:t>
+      </w:r>
+    </w:p>
+    <w:p>
+      <w:pPr>
+        <w:autoSpaceDE w:val="0"/>
+        <w:autoSpaceDN w:val="0"/>
+        <w:adjustRightInd w:val="0"/>
+        <w:spacing w:after="0" w:line="240" w:lineRule="auto"/>
+        <w:ind w:left="567"/>
+        <w:jc w:val="both"/>
+        <w:rPr>
+          <w:rFonts w:ascii="Arial Narrow" w:eastAsia="Arial Narrow" w:hAnsi="Arial Narrow" w:cs="Arial Narrow"/>
+          <w:sz w:val="16"/>
+          <w:szCs w:val="16"/>
+          <w:lang w:eastAsia="es-PE"/>
+        </w:rPr>
+      </w:pPr>
+      <w:r>
+        <w:rPr>
+          <w:rFonts w:ascii="Arial Narrow" w:eastAsia="Arial Narrow" w:hAnsi="Arial Narrow" w:cs="Arial Narrow"/>
+          <w:sz w:val="16"/>
+          <w:szCs w:val="16"/>
+          <w:lang w:eastAsia="es-PE"/>
+        </w:rPr>
+        <w:t>(…)</w:t>
+      </w:r>
+    </w:p>
+    <w:p>
+      <w:pPr>
+        <w:autoSpaceDE w:val="0"/>
+        <w:autoSpaceDN w:val="0"/>
+        <w:adjustRightInd w:val="0"/>
+        <w:spacing w:after="0" w:line="240" w:lineRule="auto"/>
+        <w:ind w:left="567"/>
+        <w:jc w:val="both"/>
+        <w:rPr>
+          <w:rFonts w:ascii="Arial Narrow" w:eastAsia="Arial Narrow" w:hAnsi="Arial Narrow" w:cs="Arial Narrow"/>
+          <w:sz w:val="16"/>
+          <w:szCs w:val="16"/>
+          <w:lang w:eastAsia="es-PE"/>
+        </w:rPr>
+      </w:pPr>
+      <w:r>
+        <w:rPr>
+          <w:rFonts w:ascii="Arial Narrow" w:eastAsia="Arial Narrow" w:hAnsi="Arial Narrow" w:cs="Arial Narrow"/>
+          <w:sz w:val="16"/>
+          <w:szCs w:val="16"/>
+          <w:lang w:eastAsia="es-PE"/>
+        </w:rPr>
+        <w:t>En el caso de las microempresas, la multa no puede superar el diez por ciento (10%) de las ventas o ingresos brutos percibidos por el infractor, relativos a todas sus actividades económicas, correspondientes al ejercicio inmediato anterior al de la expedición de la resolución de primera instancia, siempre que se haya acreditado dichos ingresos, no se encuentre en una situación de reincidencia y el caso no verse sobre la vida, salud o integridad de los consumidores. Para el caso de las pequeñas empresas, la multa no puede superar el veinte por ciento (20%) de las ventas o ingresos brutos percibidos por el infractor, conforme a los requisitos señalados anteriormente.</w:t>
+      </w:r>
+    </w:p>
+    <w:p>
+      <w:pPr>
+        <w:autoSpaceDE w:val="0"/>
+        <w:autoSpaceDN w:val="0"/>
+        <w:adjustRightInd w:val="0"/>
+        <w:spacing w:after="0" w:line="240" w:lineRule="auto"/>
+        <w:ind w:left="567"/>
+        <w:jc w:val="both"/>
+        <w:rPr>
+          <w:rFonts w:ascii="Arial Narrow" w:eastAsia="Arial Narrow" w:hAnsi="Arial Narrow" w:cs="Arial Narrow"/>
+          <w:sz w:val="16"/>
+          <w:szCs w:val="16"/>
+          <w:lang w:eastAsia="es-PE"/>
+        </w:rPr>
+      </w:pPr>
+      <w:r>
+        <w:rPr>
+          <w:rFonts w:ascii="Arial Narrow" w:eastAsia="Arial Narrow" w:hAnsi="Arial Narrow" w:cs="Arial Narrow"/>
+          <w:sz w:val="16"/>
+          <w:szCs w:val="16"/>
+          <w:lang w:eastAsia="es-PE"/>
+        </w:rPr>
+        <w:t>(…).</w:t>
+      </w:r>
+    </w:p>
+    <w:p>
+      <w:pPr>
+        <w:pStyle w:val="Textonotapie"/>
+        <w:ind w:left="567" w:hanging="567"/>
+        <w:jc w:val="both"/>
+        <w:rPr>
+          <w:rFonts w:ascii="Arial Narrow" w:eastAsia="Arial Narrow" w:hAnsi="Arial Narrow" w:cs="Arial Narrow"/>
+          <w:sz w:val="16"/>
+          <w:szCs w:val="16"/>
+        </w:rPr>
+      </w:pPr>
+    </w:p>
+  </w:footnote>
+  <w:footnote w:id="9">
+    <w:p>
+      <w:pPr>
+        <w:pStyle w:val="Textonotapie"/>
+        <w:tabs>
+          <w:tab w:val="left" w:pos="567"/>
+        </w:tabs>
+        <w:ind w:left="567" w:hanging="567"/>
+        <w:jc w:val="both"/>
+        <w:rPr>
+          <w:rFonts w:ascii="Arial Narrow" w:eastAsia="Arial Narrow" w:hAnsi="Arial Narrow" w:cs="Arial Narrow"/>
+          <w:sz w:val="16"/>
+          <w:szCs w:val="16"/>
+        </w:rPr>
+      </w:pPr>
+      <w:r>
+        <w:rPr>
+          <w:rStyle w:val="Refdenotaalpie"/>
+          <w:rFonts w:ascii="Arial Narrow" w:eastAsia="Arial Narrow" w:hAnsi="Arial Narrow" w:cs="Arial Narrow"/>
+          <w:sz w:val="16"/>
+          <w:szCs w:val="16"/>
+          <w:vertAlign w:val="superscript"/>
+        </w:rPr>
+        <w:footnoteRef/>
+      </w:r>
+      <w:r>
+        <w:rPr>
+          <w:rFonts w:ascii="Arial Narrow" w:eastAsia="Arial Narrow" w:hAnsi="Arial Narrow" w:cs="Arial Narrow"/>
+          <w:sz w:val="16"/>
+          <w:szCs w:val="16"/>
+        </w:rPr>
+        <w:tab/>
+      </w:r>
+      <w:r>
+        <w:rPr>
+          <w:rFonts w:ascii="Arial Narrow" w:eastAsia="Arial Narrow" w:hAnsi="Arial Narrow" w:cs="Arial Narrow"/>
+          <w:b/>
+          <w:bCs/>
+          <w:sz w:val="16"/>
+          <w:szCs w:val="16"/>
+        </w:rPr>
+        <w:t xml:space="preserve">DECRETO LEGISLATIVO 807, LEY SOBRE FACULTADES, NORMAS Y ORGANIZACIÓN DEL INDECOPI, publicado el 18 de abril de 1996</w:t>
+      </w:r>
+    </w:p>
+    <w:p>
+      <w:pPr>
+        <w:pStyle w:val="Textonotapie"/>
+        <w:ind w:left="567" w:hanging="567"/>
+        <w:jc w:val="both"/>
+        <w:rPr>
+          <w:rFonts w:ascii="Arial Narrow" w:eastAsia="Arial Narrow" w:hAnsi="Arial Narrow" w:cs="Arial Narrow"/>
+          <w:sz w:val="16"/>
+          <w:szCs w:val="16"/>
+        </w:rPr>
+      </w:pPr>
+      <w:r>
+        <w:rPr>
+          <w:rFonts w:ascii="Arial Narrow" w:eastAsia="Arial Narrow" w:hAnsi="Arial Narrow" w:cs="Arial Narrow"/>
+          <w:sz w:val="16"/>
+          <w:szCs w:val="16"/>
+        </w:rPr>
+        <w:tab/>
+      </w:r>
+      <w:r>
+        <w:rPr>
+          <w:rFonts w:ascii="Arial Narrow" w:eastAsia="Arial Narrow" w:hAnsi="Arial Narrow" w:cs="Arial Narrow"/>
+          <w:b/>
+          <w:bCs/>
+          <w:sz w:val="16"/>
+          <w:szCs w:val="16"/>
+        </w:rPr>
+        <w:t xml:space="preserve">Artículo 26.-</w:t>
+      </w:r>
+      <w:r>
+        <w:rPr>
+          <w:rFonts w:ascii="Arial Narrow" w:eastAsia="Arial Narrow" w:hAnsi="Arial Narrow" w:cs="Arial Narrow"/>
+          <w:sz w:val="16"/>
+          <w:szCs w:val="16"/>
+        </w:rPr>
+        <w:t xml:space="preserve"> Una vez admitida a trámite la denuncia, se correrá traslado de la misma al denunciado, a fin de que éste presente su descargo. El plazo para la presentación del descargo será de cinco (5) días contados desde la notificación, vencido el cual, el Secretario Técnico declarará en rebeldía al denunciado que no lo hubiera presentado.</w:t>
+      </w:r>
+    </w:p>
+    <w:p>
+      <w:pPr>
+        <w:pStyle w:val="Textonotapie"/>
+        <w:ind w:left="567" w:hanging="567"/>
+        <w:jc w:val="both"/>
+        <w:rPr>
+          <w:rFonts w:ascii="Arial Narrow" w:eastAsia="Arial Narrow" w:hAnsi="Arial Narrow" w:cs="Arial Narrow"/>
+          <w:sz w:val="16"/>
+          <w:szCs w:val="16"/>
+        </w:rPr>
+      </w:pPr>
+    </w:p>
+  </w:footnote>
+  <w:footnote w:id="10">
+    <w:p>
+      <w:pPr>
+        <w:pStyle w:val="Textonotapie"/>
+        <w:tabs>
+          <w:tab w:val="left" w:pos="567"/>
+        </w:tabs>
+        <w:ind w:left="567" w:hanging="567"/>
+        <w:jc w:val="both"/>
+        <w:rPr>
+          <w:rFonts w:ascii="Arial Narrow" w:eastAsia="Arial Narrow" w:hAnsi="Arial Narrow" w:cs="Arial Narrow"/>
+          <w:sz w:val="16"/>
+          <w:szCs w:val="16"/>
+        </w:rPr>
+      </w:pPr>
+      <w:r>
+        <w:rPr>
+          <w:rStyle w:val="Refdenotaalpie"/>
+          <w:rFonts w:ascii="Arial Narrow" w:eastAsia="Arial Narrow" w:hAnsi="Arial Narrow" w:cs="Arial Narrow"/>
+          <w:sz w:val="16"/>
+          <w:szCs w:val="16"/>
+          <w:vertAlign w:val="superscript"/>
+        </w:rPr>
+        <w:footnoteRef/>
+      </w:r>
+      <w:r>
+        <w:rPr>
+          <w:rFonts w:ascii="Arial Narrow" w:eastAsia="Arial Narrow" w:hAnsi="Arial Narrow" w:cs="Arial Narrow"/>
+          <w:sz w:val="16"/>
+          <w:szCs w:val="16"/>
+        </w:rPr>
+        <w:tab/>
+      </w:r>
+      <w:r>
+        <w:rPr>
+          <w:rFonts w:ascii="Arial Narrow" w:eastAsia="Arial Narrow" w:hAnsi="Arial Narrow" w:cs="Arial Narrow"/>
+          <w:b/>
+          <w:bCs/>
+          <w:sz w:val="16"/>
+          <w:szCs w:val="16"/>
+        </w:rPr>
+        <w:t xml:space="preserve">DECRETO SUPREMO 006-2026-JUS, TEXTO ÚNICO ORDENADO DE LA LEY 27444, LEY DEL PROCEDIMIENTO ADMINISTRATIVO GENERAL, publicado el 30 de abril de 2026</w:t>
+      </w:r>
+    </w:p>
+    <w:p>
+      <w:pPr>
+        <w:pStyle w:val="Textonotapie"/>
+        <w:ind w:left="567" w:hanging="567"/>
+        <w:jc w:val="both"/>
+        <w:rPr>
+          <w:rFonts w:ascii="Arial Narrow" w:eastAsia="Arial Narrow" w:hAnsi="Arial Narrow" w:cs="Arial Narrow"/>
+          <w:sz w:val="16"/>
+          <w:szCs w:val="16"/>
+        </w:rPr>
+      </w:pPr>
+      <w:r>
+        <w:rPr>
+          <w:rFonts w:ascii="Arial Narrow" w:eastAsia="Arial Narrow" w:hAnsi="Arial Narrow" w:cs="Arial Narrow"/>
+          <w:sz w:val="16"/>
+          <w:szCs w:val="16"/>
+        </w:rPr>
+        <w:tab/>
+      </w:r>
+      <w:r>
+        <w:rPr>
+          <w:rFonts w:ascii="Arial Narrow" w:eastAsia="Arial Narrow" w:hAnsi="Arial Narrow" w:cs="Arial Narrow"/>
+          <w:b/>
+          <w:bCs/>
+          <w:sz w:val="16"/>
+          <w:szCs w:val="16"/>
+        </w:rPr>
+        <w:t xml:space="preserve">Artículo 223.- Contestación de la reclamación</w:t>
+      </w:r>
+    </w:p>
+    <w:p>
+      <w:pPr>
+        <w:pStyle w:val="Textonotapie"/>
+        <w:ind w:left="567" w:hanging="567"/>
+        <w:jc w:val="both"/>
+        <w:rPr>
+          <w:rFonts w:ascii="Arial Narrow" w:eastAsia="Arial Narrow" w:hAnsi="Arial Narrow" w:cs="Arial Narrow"/>
+          <w:sz w:val="16"/>
+          <w:szCs w:val="16"/>
+        </w:rPr>
+      </w:pPr>
+      <w:r>
+        <w:rPr>
+          <w:rFonts w:ascii="Arial Narrow" w:eastAsia="Arial Narrow" w:hAnsi="Arial Narrow" w:cs="Arial Narrow"/>
+          <w:sz w:val="16"/>
+          <w:szCs w:val="16"/>
+        </w:rPr>
+        <w:tab/>
+      </w:r>
+      <w:r>
+        <w:rPr>
+          <w:rFonts w:ascii="Arial Narrow" w:eastAsia="Arial Narrow" w:hAnsi="Arial Narrow" w:cs="Arial Narrow"/>
+          <w:sz w:val="16"/>
+          <w:szCs w:val="16"/>
+        </w:rPr>
+        <w:t xml:space="preserve">223.1 El reclamado deberá presentar la contestación de la reclamación dentro de los quince (15) días posteriores a la notificación de ésta; vencido este plazo, la Administración declarará en rebeldía al reclamado que no la hubiera presentado. La contestación deberá contener los requisitos de los escritos previstos en el artículo 113 de la presente Ley, así como la absolución de todos los asuntos controvertidos de hecho y de derecho, Las alegaciones y los hechos relevantes de la reclamación, salvo que hayan sido específicamente negadas en la contestación, se tendrán por aceptadas o merituadas como ciertas.</w:t>
+      </w:r>
+    </w:p>
+    <w:p>
+      <w:pPr>
+        <w:pStyle w:val="Textonotapie"/>
+        <w:ind w:left="567" w:hanging="567"/>
+        <w:jc w:val="both"/>
+        <w:rPr>
+          <w:rFonts w:ascii="Arial Narrow" w:eastAsia="Arial Narrow" w:hAnsi="Arial Narrow" w:cs="Arial Narrow"/>
+          <w:sz w:val="16"/>
+          <w:szCs w:val="16"/>
+        </w:rPr>
+      </w:pPr>
+    </w:p>
+  </w:footnote>
+  <w:footnote w:id="11">
+    <w:p>
+      <w:pPr>
+        <w:tabs>
+          <w:tab w:val="left" w:pos="567"/>
+        </w:tabs>
+        <w:spacing w:after="0" w:line="240" w:lineRule="auto"/>
+        <w:ind w:left="567" w:hanging="567"/>
+        <w:jc w:val="both"/>
+        <w:rPr>
+          <w:rFonts w:ascii="Arial Narrow" w:eastAsia="Arial Narrow" w:hAnsi="Arial Narrow" w:cs="Arial Narrow"/>
+          <w:sz w:val="16"/>
+          <w:szCs w:val="16"/>
+        </w:rPr>
+      </w:pPr>
+      <w:r>
+        <w:rPr>
+          <w:rStyle w:val="Refdenotaalpie"/>
+          <w:rFonts w:ascii="Arial Narrow" w:eastAsia="Arial Narrow" w:hAnsi="Arial Narrow" w:cs="Arial Narrow"/>
+          <w:sz w:val="16"/>
+          <w:szCs w:val="16"/>
+          <w:vertAlign w:val="superscript"/>
+        </w:rPr>
+        <w:footnoteRef/>
+      </w:r>
+      <w:r>
+        <w:rPr>
+          <w:rFonts w:ascii="Arial Narrow" w:eastAsia="Arial Narrow" w:hAnsi="Arial Narrow" w:cs="Arial Narrow"/>
+          <w:sz w:val="16"/>
+          <w:szCs w:val="16"/>
+          <w:vertAlign w:val="superscript"/>
+        </w:rPr>
+        <w:tab/>
+        <w:t xml:space="preserve"/>
+      </w:r>
+      <w:r>
+        <w:rPr>
+          <w:rFonts w:ascii="Arial Narrow" w:eastAsia="Arial Narrow" w:hAnsi="Arial Narrow" w:cs="Arial Narrow"/>
+          <w:sz w:val="16"/>
+          <w:szCs w:val="16"/>
+        </w:rPr>
+        <w:t xml:space="preserve"> </w:t>
+      </w:r>
+      <w:r>
+        <w:rPr>
+          <w:rFonts w:ascii="Arial Narrow" w:eastAsia="Arial Narrow" w:hAnsi="Arial Narrow" w:cs="Arial Narrow"/>
+          <w:sz w:val="16"/>
+          <w:szCs w:val="16"/>
+        </w:rPr>
+        <w:tab/>
+      </w:r>
+      <w:r>
+        <w:rPr>
+          <w:rFonts w:ascii="Arial Narrow" w:eastAsia="Arial Narrow" w:hAnsi="Arial Narrow" w:cs="Arial Narrow"/>
+          <w:b/>
+          <w:sz w:val="16"/>
+          <w:szCs w:val="16"/>
+        </w:rPr>
+        <w:t>LEY 29571, CÓDIGO DE PROTECCIÓN Y DEFENSA DEL CONSUMIDOR</w:t>
+      </w:r>
+      <w:r>
+        <w:rPr>
+          <w:rFonts w:ascii="Arial Narrow" w:eastAsia="Arial Narrow" w:hAnsi="Arial Narrow" w:cs="Arial Narrow"/>
+          <w:b/>
+          <w:bCs/>
+          <w:sz w:val="16"/>
+          <w:szCs w:val="16"/>
+        </w:rPr>
+        <w:t xml:space="preserve">, </w:t>
+      </w:r>
+      <w:r>
+        <w:rPr>
+          <w:rFonts w:ascii="Arial Narrow" w:eastAsia="Arial Narrow" w:hAnsi="Arial Narrow" w:cs="Arial Narrow"/>
+          <w:b/>
+          <w:sz w:val="16"/>
+          <w:szCs w:val="16"/>
+        </w:rPr>
+        <w:t>publicado el 2 de setiembre de 2010 y modificado por Decreto Legislativo 1308</w:t>
+      </w:r>
+    </w:p>
+    <w:p>
+      <w:pPr>
+        <w:spacing w:after="0" w:line="240" w:lineRule="auto"/>
+        <w:ind w:left="567" w:hanging="567"/>
+        <w:jc w:val="both"/>
+        <w:rPr>
+          <w:rFonts w:ascii="Arial Narrow" w:eastAsia="Arial Narrow" w:hAnsi="Arial Narrow" w:cs="Arial Narrow"/>
+          <w:b/>
+          <w:sz w:val="16"/>
+          <w:szCs w:val="16"/>
+        </w:rPr>
+      </w:pPr>
+      <w:r>
+        <w:rPr>
+          <w:rFonts w:ascii="Arial Narrow" w:eastAsia="Arial Narrow" w:hAnsi="Arial Narrow" w:cs="Arial Narrow"/>
+          <w:b/>
+          <w:sz w:val="16"/>
+          <w:szCs w:val="16"/>
+        </w:rPr>
+        <w:tab/>
+        <w:t>Artículo 110.- Sanciones administrativas</w:t>
+      </w:r>
+    </w:p>
+    <w:p>
+      <w:pPr>
+        <w:spacing w:after="0" w:line="240" w:lineRule="auto"/>
+        <w:ind w:left="567"/>
+        <w:jc w:val="both"/>
+        <w:rPr>
+          <w:rFonts w:ascii="Arial Narrow" w:eastAsia="Arial Narrow" w:hAnsi="Arial Narrow" w:cs="Arial Narrow"/>
+          <w:sz w:val="16"/>
+          <w:szCs w:val="16"/>
+        </w:rPr>
+      </w:pPr>
+      <w:r>
+        <w:rPr>
+          <w:rFonts w:ascii="Arial Narrow" w:eastAsia="Arial Narrow" w:hAnsi="Arial Narrow" w:cs="Arial Narrow"/>
+          <w:sz w:val="16"/>
+          <w:szCs w:val="16"/>
+        </w:rPr>
+        <w:t>El órgano resolutivo puede sancionar las infracciones administrativas a que se refiere el artículo 108 con amonestación y multas de hasta cuatrocientos cincuenta (450) Unidades Impositivas Tributarias (UIT), las cuales son calificadas de la siguiente manera:</w:t>
+      </w:r>
+    </w:p>
+    <w:p>
+      <w:pPr>
+        <w:numPr>
+          <w:ilvl w:val="0"/>
+          <w:numId w:val="2"/>
+        </w:numPr>
+        <w:spacing w:after="0" w:line="240" w:lineRule="auto"/>
+        <w:ind w:left="426" w:firstLine="141"/>
+        <w:jc w:val="both"/>
+        <w:rPr>
+          <w:rFonts w:ascii="Arial Narrow" w:eastAsia="Arial Narrow" w:hAnsi="Arial Narrow" w:cs="Arial Narrow"/>
+          <w:sz w:val="16"/>
+          <w:szCs w:val="16"/>
+        </w:rPr>
+      </w:pPr>
+      <w:r>
+        <w:rPr>
+          <w:rFonts w:ascii="Arial Narrow" w:eastAsia="Arial Narrow" w:hAnsi="Arial Narrow" w:cs="Arial Narrow"/>
+          <w:sz w:val="16"/>
+          <w:szCs w:val="16"/>
+        </w:rPr>
+        <w:t>Infracciones leves, con una amonestación o con una multa de hasta cincuenta (50) UIT.</w:t>
+      </w:r>
+    </w:p>
+    <w:p>
+      <w:pPr>
+        <w:numPr>
+          <w:ilvl w:val="0"/>
+          <w:numId w:val="2"/>
+        </w:numPr>
+        <w:spacing w:after="0" w:line="240" w:lineRule="auto"/>
+        <w:ind w:left="426" w:firstLine="141"/>
+        <w:jc w:val="both"/>
+        <w:rPr>
+          <w:rFonts w:ascii="Arial Narrow" w:eastAsia="Arial Narrow" w:hAnsi="Arial Narrow" w:cs="Arial Narrow"/>
+          <w:sz w:val="16"/>
+          <w:szCs w:val="16"/>
+        </w:rPr>
+      </w:pPr>
+      <w:r>
+        <w:rPr>
+          <w:rFonts w:ascii="Arial Narrow" w:eastAsia="Arial Narrow" w:hAnsi="Arial Narrow" w:cs="Arial Narrow"/>
+          <w:sz w:val="16"/>
+          <w:szCs w:val="16"/>
+        </w:rPr>
+        <w:t>Infracciones graves, con una multa de hasta ciento cincuenta (150) UIT.</w:t>
+      </w:r>
+    </w:p>
+    <w:p>
+      <w:pPr>
+        <w:numPr>
+          <w:ilvl w:val="0"/>
+          <w:numId w:val="2"/>
+        </w:numPr>
+        <w:spacing w:after="0" w:line="240" w:lineRule="auto"/>
+        <w:ind w:left="426" w:firstLine="141"/>
+        <w:jc w:val="both"/>
+        <w:rPr>
+          <w:rFonts w:ascii="Arial Narrow" w:eastAsia="Arial Narrow" w:hAnsi="Arial Narrow" w:cs="Arial Narrow"/>
+          <w:sz w:val="16"/>
+          <w:szCs w:val="16"/>
+        </w:rPr>
+      </w:pPr>
+      <w:r>
+        <w:rPr>
+          <w:rFonts w:ascii="Arial Narrow" w:eastAsia="Arial Narrow" w:hAnsi="Arial Narrow" w:cs="Arial Narrow"/>
+          <w:sz w:val="16"/>
+          <w:szCs w:val="16"/>
+        </w:rPr>
+        <w:t>Infracciones muy graves, con una multa de hasta cuatrocientos cincuenta (450) UIT.</w:t>
+      </w:r>
+    </w:p>
+    <w:p>
+      <w:pPr>
+        <w:spacing w:after="0" w:line="240" w:lineRule="auto"/>
+        <w:ind w:left="567"/>
+        <w:jc w:val="both"/>
+        <w:rPr>
+          <w:rFonts w:ascii="Arial Narrow" w:eastAsia="Arial Narrow" w:hAnsi="Arial Narrow" w:cs="Arial Narrow"/>
+          <w:sz w:val="16"/>
+          <w:szCs w:val="16"/>
+        </w:rPr>
+      </w:pPr>
+      <w:r>
+        <w:rPr>
+          <w:rFonts w:ascii="Arial Narrow" w:eastAsia="Arial Narrow" w:hAnsi="Arial Narrow" w:cs="Arial Narrow"/>
+          <w:sz w:val="16"/>
+          <w:szCs w:val="16"/>
+        </w:rPr>
+        <w:t>(…).</w:t>
+      </w:r>
+    </w:p>
+    <w:p>
+      <w:pPr>
+        <w:spacing w:after="0" w:line="240" w:lineRule="auto"/>
+        <w:ind w:left="567" w:hanging="567"/>
+        <w:jc w:val="both"/>
+        <w:rPr>
+          <w:rFonts w:ascii="Arial Narrow" w:eastAsia="Arial Narrow" w:hAnsi="Arial Narrow" w:cs="Arial Narrow"/>
+          <w:sz w:val="16"/>
+          <w:szCs w:val="16"/>
+        </w:rPr>
+      </w:pPr>
+    </w:p>
+  </w:footnote>
+  <w:footnote w:id="12">
     <w:p>
       <w:pPr>
         <w:pStyle w:val="Textonotapie"/>
@@ -8639,39 +9392,56 @@
         <w:jc w:val="both"/>
         <w:rPr>
           <w:rFonts w:ascii="Arial Narrow" w:eastAsia="Arial Narrow" w:hAnsi="Arial Narrow" w:cs="Arial Narrow"/>
-          <w:sz w:val="16"/>
-          <w:szCs w:val="16"/>
-        </w:rPr>
-      </w:pPr>
-      <w:r>
-        <w:rPr>
-          <w:rFonts w:ascii="Arial Narrow" w:eastAsia="Arial Narrow" w:hAnsi="Arial Narrow" w:cs="Arial Narrow"/>
-          <w:sz w:val="16"/>
-          <w:szCs w:val="16"/>
-        </w:rPr>
-        <w:t xml:space="preserve">. </w:t>
-      </w:r>
-    </w:p>
-    <w:p>
-      <w:pPr>
-        <w:pStyle w:val="Textonotapie"/>
+          <w:b/>
+          <w:bCs/>
+          <w:sz w:val="16"/>
+          <w:szCs w:val="16"/>
+        </w:rPr>
+      </w:pPr>
+      <w:r>
+        <w:rPr>
+          <w:rStyle w:val="Refdenotaalpie"/>
+          <w:rFonts w:ascii="Arial Narrow" w:eastAsia="Arial Narrow" w:hAnsi="Arial Narrow" w:cs="Arial Narrow"/>
+          <w:sz w:val="16"/>
+          <w:szCs w:val="16"/>
+          <w:vertAlign w:val="superscript"/>
+        </w:rPr>
+        <w:footnoteRef/>
+      </w:r>
+      <w:r>
+        <w:rPr>
+          <w:rFonts w:ascii="Arial Narrow" w:eastAsia="Arial Narrow" w:hAnsi="Arial Narrow" w:cs="Arial Narrow"/>
+          <w:sz w:val="16"/>
+          <w:szCs w:val="16"/>
+        </w:rPr>
+        <w:tab/>
+        <w:t xml:space="preserve"/>
+      </w:r>
+      <w:r>
+        <w:rPr>
+          <w:rFonts w:ascii="Arial Narrow" w:eastAsia="Arial Narrow" w:hAnsi="Arial Narrow" w:cs="Arial Narrow"/>
+          <w:sz w:val="16"/>
+          <w:szCs w:val="16"/>
+        </w:rPr>
+        <w:tab/>
+      </w:r>
+      <w:r>
+        <w:rPr>
+          <w:rFonts w:ascii="Arial Narrow" w:eastAsia="Arial Narrow" w:hAnsi="Arial Narrow" w:cs="Arial Narrow"/>
+          <w:b/>
+          <w:bCs/>
+          <w:sz w:val="16"/>
+          <w:szCs w:val="16"/>
+        </w:rPr>
+        <w:t xml:space="preserve">LEY 29571, CÓDIGO DE PROTECCIÓN Y DEFENSA DEL CONSUMIDOR, publicado el 2 de setiembre de 2010 y modificado por Decreto Legislativo 1308 </w:t>
+      </w:r>
+    </w:p>
+    <w:p>
+      <w:pPr>
         <w:tabs>
           <w:tab w:val="left" w:pos="567"/>
         </w:tabs>
-        <w:ind w:left="567" w:right="-1" w:hanging="567"/>
-        <w:jc w:val="both"/>
-        <w:rPr>
-          <w:rFonts w:ascii="Arial Narrow" w:eastAsia="Arial Narrow" w:hAnsi="Arial Narrow" w:cs="Arial Narrow"/>
-          <w:sz w:val="16"/>
-          <w:szCs w:val="16"/>
-        </w:rPr>
-      </w:pPr>
-    </w:p>
-  </w:footnote>
-  <w:footnote w:id="7">
-    <w:p>
-      <w:pPr>
-        <w:pStyle w:val="Textonotapie"/>
+        <w:spacing w:after="0" w:line="240" w:lineRule="auto"/>
         <w:ind w:left="567" w:hanging="567"/>
         <w:jc w:val="both"/>
         <w:rPr>
@@ -8682,715 +9452,12 @@
       </w:pPr>
       <w:r>
         <w:rPr>
-          <w:rStyle w:val="Refdenotaalpie"/>
-          <w:rFonts w:ascii="Arial Narrow" w:eastAsia="Arial Narrow" w:hAnsi="Arial Narrow" w:cs="Arial Narrow"/>
-          <w:sz w:val="16"/>
-          <w:szCs w:val="16"/>
-          <w:vertAlign w:val="superscript"/>
-        </w:rPr>
-        <w:footnoteRef/>
-      </w:r>
-      <w:r>
-        <w:rPr>
-          <w:rFonts w:ascii="Arial Narrow" w:eastAsia="Arial Narrow" w:hAnsi="Arial Narrow" w:cs="Arial Narrow"/>
-          <w:sz w:val="16"/>
-          <w:szCs w:val="16"/>
-        </w:rPr>
-        <w:t xml:space="preserve"> </w:t>
-      </w:r>
-      <w:r>
-        <w:rPr>
           <w:rFonts w:ascii="Arial Narrow" w:eastAsia="Arial Narrow" w:hAnsi="Arial Narrow" w:cs="Arial Narrow"/>
           <w:sz w:val="16"/>
           <w:szCs w:val="16"/>
         </w:rPr>
         <w:tab/>
-        <w:t xml:space="preserve">El número de trabajadores se atenderá siempre que la empresa haya sido constituida antes de la vigencia de la Ley </w:t>
-      </w:r>
-      <w:proofErr w:type="spellStart"/>
-      <w:r>
-        <w:rPr>
-          <w:rFonts w:ascii="Arial Narrow" w:eastAsia="Arial Narrow" w:hAnsi="Arial Narrow" w:cs="Arial Narrow"/>
-          <w:sz w:val="16"/>
-          <w:szCs w:val="16"/>
-        </w:rPr>
-        <w:t/>
-      </w:r>
-      <w:proofErr w:type="spellEnd"/>
-      <w:r>
-        <w:rPr>
-          <w:rFonts w:ascii="Arial Narrow" w:eastAsia="Arial Narrow" w:hAnsi="Arial Narrow" w:cs="Arial Narrow"/>
-          <w:sz w:val="16"/>
-          <w:szCs w:val="16"/>
-        </w:rPr>
-        <w:t xml:space="preserve"> 30056, publicada el 2 de julio de 2013, que modificó el artículo 5 del Texto Único Ordenado de la Ley de Promoción de la Competitividad, Formalización y Desarrollo de la Micro y Pequeña Empresa y de Acceso al Empleo Decente (LEY MYPE). Ello, en la medida que la Tercera Disposición Complementaria Transitoria de la norma modificatoria precisa que las empresas constituidas antes de la entrada en vigencia de dicha Ley se rigen por los requisitos de acogimiento al régimen de las micro y pequeñas empresas regulados en el Decreto Legislativo 1086.</w:t>
-      </w:r>
-    </w:p>
-    <w:p>
-      <w:pPr>
-        <w:pStyle w:val="Textonotapie"/>
-        <w:ind w:left="567" w:hanging="567"/>
-        <w:jc w:val="both"/>
-        <w:rPr>
-          <w:rFonts w:ascii="Arial Narrow" w:eastAsia="Arial Narrow" w:hAnsi="Arial Narrow" w:cs="Arial Narrow"/>
-          <w:sz w:val="16"/>
-          <w:szCs w:val="16"/>
-        </w:rPr>
-      </w:pPr>
-    </w:p>
-  </w:footnote>
-  <w:footnote w:id="8">
-    <w:p>
-      <w:pPr>
-        <w:pStyle w:val="Textonotapie"/>
-        <w:ind w:left="567" w:hanging="567"/>
-        <w:jc w:val="both"/>
-        <w:rPr>
-          <w:rFonts w:ascii="Arial Narrow" w:eastAsia="Arial Narrow" w:hAnsi="Arial Narrow" w:cs="Arial Narrow"/>
-          <w:sz w:val="16"/>
-          <w:szCs w:val="16"/>
-        </w:rPr>
-      </w:pPr>
-      <w:r>
-        <w:rPr>
-          <w:rStyle w:val="Refdenotaalpie"/>
-          <w:rFonts w:ascii="Arial Narrow" w:eastAsia="Arial Narrow" w:hAnsi="Arial Narrow" w:cs="Arial Narrow"/>
-          <w:sz w:val="16"/>
-          <w:szCs w:val="16"/>
-          <w:vertAlign w:val="superscript"/>
-        </w:rPr>
-        <w:footnoteRef/>
-      </w:r>
-      <w:r>
-        <w:rPr>
-          <w:rFonts w:ascii="Arial Narrow" w:eastAsia="Arial Narrow" w:hAnsi="Arial Narrow" w:cs="Arial Narrow"/>
-          <w:sz w:val="16"/>
-          <w:szCs w:val="16"/>
-        </w:rPr>
-        <w:t xml:space="preserve"> </w:t>
-      </w:r>
-      <w:r>
-        <w:rPr>
-          <w:rFonts w:ascii="Arial Narrow" w:eastAsia="Arial Narrow" w:hAnsi="Arial Narrow" w:cs="Arial Narrow"/>
-          <w:sz w:val="16"/>
-          <w:szCs w:val="16"/>
-        </w:rPr>
-        <w:tab/>
-      </w:r>
-      <w:r>
-        <w:rPr>
-          <w:rFonts w:ascii="Arial Narrow" w:eastAsia="Arial Narrow" w:hAnsi="Arial Narrow" w:cs="Arial Narrow"/>
-          <w:b/>
-          <w:sz w:val="16"/>
-          <w:szCs w:val="16"/>
-        </w:rPr>
-        <w:t>LEY 29571, CÓDIGO DE PROTECCIÓN Y DEFENSA DEL CONSUMIDOR</w:t>
-      </w:r>
-      <w:r>
-        <w:rPr>
-          <w:rFonts w:ascii="Arial Narrow" w:eastAsia="Arial Narrow" w:hAnsi="Arial Narrow" w:cs="Arial Narrow"/>
-          <w:b/>
-          <w:bCs/>
-          <w:sz w:val="16"/>
-          <w:szCs w:val="16"/>
-        </w:rPr>
-        <w:t xml:space="preserve">, </w:t>
-      </w:r>
-      <w:r>
-        <w:rPr>
-          <w:rFonts w:ascii="Arial Narrow" w:eastAsia="Arial Narrow" w:hAnsi="Arial Narrow" w:cs="Arial Narrow"/>
-          <w:b/>
-          <w:sz w:val="16"/>
-          <w:szCs w:val="16"/>
-        </w:rPr>
-        <w:t>publicado el 2 de setiembre de 2010 y modificado por Decreto Legislativo 1308</w:t>
-      </w:r>
-    </w:p>
-    <w:p>
-      <w:pPr>
-        <w:pStyle w:val="Textonotapie"/>
-        <w:ind w:left="567" w:hanging="567"/>
-        <w:jc w:val="both"/>
-        <w:rPr>
-          <w:rFonts w:ascii="Arial Narrow" w:eastAsia="Arial Narrow" w:hAnsi="Arial Narrow" w:cs="Arial Narrow"/>
-          <w:b/>
-          <w:bCs/>
-          <w:sz w:val="16"/>
-          <w:szCs w:val="16"/>
-        </w:rPr>
-      </w:pPr>
-      <w:r>
-        <w:rPr>
-          <w:rFonts w:ascii="Arial Narrow" w:eastAsia="Arial Narrow" w:hAnsi="Arial Narrow" w:cs="Arial Narrow"/>
-          <w:sz w:val="16"/>
-          <w:szCs w:val="16"/>
-        </w:rPr>
-        <w:tab/>
-      </w:r>
-      <w:r>
-        <w:rPr>
-          <w:rFonts w:ascii="Arial Narrow" w:eastAsia="Arial Narrow" w:hAnsi="Arial Narrow" w:cs="Arial Narrow"/>
-          <w:b/>
-          <w:bCs/>
-          <w:sz w:val="16"/>
-          <w:szCs w:val="16"/>
-        </w:rPr>
-        <w:t>Artículo 110.- Sanciones Administrativas</w:t>
-      </w:r>
-    </w:p>
-    <w:p>
-      <w:pPr>
-        <w:autoSpaceDE w:val="0"/>
-        <w:autoSpaceDN w:val="0"/>
-        <w:adjustRightInd w:val="0"/>
-        <w:spacing w:after="0" w:line="240" w:lineRule="auto"/>
-        <w:ind w:left="567"/>
-        <w:jc w:val="both"/>
-        <w:rPr>
-          <w:rFonts w:ascii="Arial Narrow" w:eastAsia="Arial Narrow" w:hAnsi="Arial Narrow" w:cs="Arial Narrow"/>
-          <w:sz w:val="16"/>
-          <w:szCs w:val="16"/>
-          <w:lang w:eastAsia="es-PE"/>
-        </w:rPr>
-      </w:pPr>
-      <w:r>
-        <w:rPr>
-          <w:rFonts w:ascii="Arial Narrow" w:eastAsia="Arial Narrow" w:hAnsi="Arial Narrow" w:cs="Arial Narrow"/>
-          <w:sz w:val="16"/>
-          <w:szCs w:val="16"/>
-          <w:lang w:eastAsia="es-PE"/>
-        </w:rPr>
-        <w:t>(…)</w:t>
-      </w:r>
-    </w:p>
-    <w:p>
-      <w:pPr>
-        <w:autoSpaceDE w:val="0"/>
-        <w:autoSpaceDN w:val="0"/>
-        <w:adjustRightInd w:val="0"/>
-        <w:spacing w:after="0" w:line="240" w:lineRule="auto"/>
-        <w:ind w:left="567"/>
-        <w:jc w:val="both"/>
-        <w:rPr>
-          <w:rFonts w:ascii="Arial Narrow" w:eastAsia="Arial Narrow" w:hAnsi="Arial Narrow" w:cs="Arial Narrow"/>
-          <w:sz w:val="16"/>
-          <w:szCs w:val="16"/>
-          <w:lang w:eastAsia="es-PE"/>
-        </w:rPr>
-      </w:pPr>
-      <w:r>
-        <w:rPr>
-          <w:rFonts w:ascii="Arial Narrow" w:eastAsia="Arial Narrow" w:hAnsi="Arial Narrow" w:cs="Arial Narrow"/>
-          <w:sz w:val="16"/>
-          <w:szCs w:val="16"/>
-          <w:lang w:eastAsia="es-PE"/>
-        </w:rPr>
-        <w:t>En el caso de las microempresas, la multa no puede superar el diez por ciento (10%) de las ventas o ingresos brutos percibidos por el infractor, relativos a todas sus actividades económicas, correspondientes al ejercicio inmediato anterior al de la expedición de la resolución de primera instancia, siempre que se haya acreditado dichos ingresos, no se encuentre en una situación de reincidencia y el caso no verse sobre la vida, salud o integridad de los consumidores. Para el caso de las pequeñas empresas, la multa no puede superar el veinte por ciento (20%) de las ventas o ingresos brutos percibidos por el infractor, conforme a los requisitos señalados anteriormente.</w:t>
-      </w:r>
-    </w:p>
-    <w:p>
-      <w:pPr>
-        <w:autoSpaceDE w:val="0"/>
-        <w:autoSpaceDN w:val="0"/>
-        <w:adjustRightInd w:val="0"/>
-        <w:spacing w:after="0" w:line="240" w:lineRule="auto"/>
-        <w:ind w:left="567"/>
-        <w:jc w:val="both"/>
-        <w:rPr>
-          <w:rFonts w:ascii="Arial Narrow" w:eastAsia="Arial Narrow" w:hAnsi="Arial Narrow" w:cs="Arial Narrow"/>
-          <w:sz w:val="16"/>
-          <w:szCs w:val="16"/>
-          <w:lang w:eastAsia="es-PE"/>
-        </w:rPr>
-      </w:pPr>
-      <w:r>
-        <w:rPr>
-          <w:rFonts w:ascii="Arial Narrow" w:eastAsia="Arial Narrow" w:hAnsi="Arial Narrow" w:cs="Arial Narrow"/>
-          <w:sz w:val="16"/>
-          <w:szCs w:val="16"/>
-          <w:lang w:eastAsia="es-PE"/>
-        </w:rPr>
-        <w:t>(…).</w:t>
-      </w:r>
-    </w:p>
-    <w:p>
-      <w:pPr>
-        <w:pStyle w:val="Textonotapie"/>
-        <w:ind w:left="567" w:hanging="567"/>
-        <w:jc w:val="both"/>
-        <w:rPr>
-          <w:rFonts w:ascii="Arial Narrow" w:eastAsia="Arial Narrow" w:hAnsi="Arial Narrow" w:cs="Arial Narrow"/>
-          <w:sz w:val="16"/>
-          <w:szCs w:val="16"/>
-        </w:rPr>
-      </w:pPr>
-    </w:p>
-  </w:footnote>
-  <w:footnote w:id="14">
-    <w:p>
-      <w:pPr>
-        <w:pStyle w:val="Textonotapie"/>
-        <w:ind w:left="567" w:hanging="567"/>
-        <w:jc w:val="both"/>
-        <w:rPr>
-          <w:rFonts w:ascii="Arial Narrow" w:eastAsia="Arial Narrow" w:hAnsi="Arial Narrow" w:cs="Arial Narrow"/>
-          <w:sz w:val="16"/>
-          <w:szCs w:val="16"/>
-        </w:rPr>
-      </w:pPr>
-      <w:r>
-        <w:rPr>
-          <w:rStyle w:val="Refdenotaalpie"/>
-          <w:rFonts w:ascii="Arial Narrow" w:eastAsia="Arial Narrow" w:hAnsi="Arial Narrow" w:cs="Arial Narrow"/>
-          <w:sz w:val="16"/>
-          <w:szCs w:val="16"/>
-          <w:vertAlign w:val="superscript"/>
-        </w:rPr>
-        <w:footnoteRef/>
-      </w:r>
-      <w:r>
-        <w:rPr>
-          <w:rFonts w:ascii="Arial Narrow" w:eastAsia="Arial Narrow" w:hAnsi="Arial Narrow" w:cs="Arial Narrow"/>
-          <w:sz w:val="16"/>
-          <w:szCs w:val="16"/>
-        </w:rPr>
-        <w:tab/>
-      </w:r>
-      <w:r>
-        <w:rPr>
-          <w:rFonts w:ascii="Arial Narrow" w:eastAsia="Arial Narrow" w:hAnsi="Arial Narrow" w:cs="Arial Narrow"/>
-          <w:b/>
-          <w:bCs/>
-          <w:sz w:val="16"/>
-          <w:szCs w:val="16"/>
-        </w:rPr>
-        <w:t xml:space="preserve">DECRETO LEGISLATIVO 807, LEY SOBRE FACULTADES, NORMAS Y ORGANIZACIÓN DEL INDECOPI, publicado el 18 de abril de 1996</w:t>
-      </w:r>
-    </w:p>
-    <w:p>
-      <w:pPr>
-        <w:pStyle w:val="Textonotapie"/>
-        <w:ind w:left="567" w:hanging="567"/>
-        <w:jc w:val="both"/>
-        <w:rPr>
-          <w:rFonts w:ascii="Arial Narrow" w:eastAsia="Arial Narrow" w:hAnsi="Arial Narrow" w:cs="Arial Narrow"/>
-          <w:sz w:val="16"/>
-          <w:szCs w:val="16"/>
-        </w:rPr>
-      </w:pPr>
-      <w:r>
-        <w:rPr>
-          <w:rFonts w:ascii="Arial Narrow" w:eastAsia="Arial Narrow" w:hAnsi="Arial Narrow" w:cs="Arial Narrow"/>
-          <w:sz w:val="16"/>
-          <w:szCs w:val="16"/>
-        </w:rPr>
-        <w:tab/>
-      </w:r>
-      <w:r>
-        <w:rPr>
-          <w:rFonts w:ascii="Arial Narrow" w:eastAsia="Arial Narrow" w:hAnsi="Arial Narrow" w:cs="Arial Narrow"/>
-          <w:b/>
-          <w:bCs/>
-          <w:sz w:val="16"/>
-          <w:szCs w:val="16"/>
-        </w:rPr>
-        <w:t xml:space="preserve">Artículo 26.-</w:t>
-      </w:r>
-      <w:r>
-        <w:rPr>
-          <w:rFonts w:ascii="Arial Narrow" w:eastAsia="Arial Narrow" w:hAnsi="Arial Narrow" w:cs="Arial Narrow"/>
-          <w:sz w:val="16"/>
-          <w:szCs w:val="16"/>
-        </w:rPr>
-        <w:t xml:space="preserve"> Una vez admitida a trámite la denuncia, se correrá traslado de la misma al denunciado, a fin de que éste presente su descargo. El plazo para la presentación del descargo será de cinco (5) días contados desde la notificación, vencido el cual, el Secretario Técnico declarará en rebeldía al denunciado que no lo hubiera presentado.</w:t>
-      </w:r>
-    </w:p>
-    <w:p>
-      <w:pPr>
-        <w:pStyle w:val="Textonotapie"/>
-        <w:ind w:left="567" w:hanging="567"/>
-        <w:jc w:val="both"/>
-        <w:rPr>
-          <w:rFonts w:ascii="Arial Narrow" w:eastAsia="Arial Narrow" w:hAnsi="Arial Narrow" w:cs="Arial Narrow"/>
-          <w:sz w:val="16"/>
-          <w:szCs w:val="16"/>
-        </w:rPr>
-      </w:pPr>
-    </w:p>
-  </w:footnote>
-  <w:footnote w:id="15">
-    <w:p>
-      <w:pPr>
-        <w:pStyle w:val="Textonotapie"/>
-        <w:ind w:left="567" w:hanging="567"/>
-        <w:jc w:val="both"/>
-        <w:rPr>
-          <w:rFonts w:ascii="Arial Narrow" w:eastAsia="Arial Narrow" w:hAnsi="Arial Narrow" w:cs="Arial Narrow"/>
-          <w:sz w:val="16"/>
-          <w:szCs w:val="16"/>
-        </w:rPr>
-      </w:pPr>
-      <w:r>
-        <w:rPr>
-          <w:rStyle w:val="Refdenotaalpie"/>
-          <w:rFonts w:ascii="Arial Narrow" w:eastAsia="Arial Narrow" w:hAnsi="Arial Narrow" w:cs="Arial Narrow"/>
-          <w:sz w:val="16"/>
-          <w:szCs w:val="16"/>
-          <w:vertAlign w:val="superscript"/>
-        </w:rPr>
-        <w:footnoteRef/>
-      </w:r>
-      <w:r>
-        <w:rPr>
-          <w:rFonts w:ascii="Arial Narrow" w:eastAsia="Arial Narrow" w:hAnsi="Arial Narrow" w:cs="Arial Narrow"/>
-          <w:sz w:val="16"/>
-          <w:szCs w:val="16"/>
-        </w:rPr>
-        <w:tab/>
-      </w:r>
-      <w:r>
-        <w:rPr>
-          <w:rFonts w:ascii="Arial Narrow" w:eastAsia="Arial Narrow" w:hAnsi="Arial Narrow" w:cs="Arial Narrow"/>
-          <w:b/>
-          <w:bCs/>
-          <w:sz w:val="16"/>
-          <w:szCs w:val="16"/>
-        </w:rPr>
-        <w:t xml:space="preserve">DECRETO SUPREMO 006-2026-JUS, TEXTO ÚNICO ORDENADO DE LA LEY 27444, LEY DEL PROCEDIMIENTO ADMINISTRATIVO GENERAL, publicado el 30 de abril de 2026</w:t>
-      </w:r>
-    </w:p>
-    <w:p>
-      <w:pPr>
-        <w:pStyle w:val="Textonotapie"/>
-        <w:ind w:left="567" w:hanging="567"/>
-        <w:jc w:val="both"/>
-        <w:rPr>
-          <w:rFonts w:ascii="Arial Narrow" w:eastAsia="Arial Narrow" w:hAnsi="Arial Narrow" w:cs="Arial Narrow"/>
-          <w:sz w:val="16"/>
-          <w:szCs w:val="16"/>
-        </w:rPr>
-      </w:pPr>
-      <w:r>
-        <w:rPr>
-          <w:rFonts w:ascii="Arial Narrow" w:eastAsia="Arial Narrow" w:hAnsi="Arial Narrow" w:cs="Arial Narrow"/>
-          <w:sz w:val="16"/>
-          <w:szCs w:val="16"/>
-        </w:rPr>
-        <w:tab/>
-      </w:r>
-      <w:r>
-        <w:rPr>
-          <w:rFonts w:ascii="Arial Narrow" w:eastAsia="Arial Narrow" w:hAnsi="Arial Narrow" w:cs="Arial Narrow"/>
-          <w:b/>
-          <w:bCs/>
-          <w:sz w:val="16"/>
-          <w:szCs w:val="16"/>
-        </w:rPr>
-        <w:t xml:space="preserve">Artículo 223.- Contestación de la reclamación</w:t>
-      </w:r>
-    </w:p>
-    <w:p>
-      <w:pPr>
-        <w:pStyle w:val="Textonotapie"/>
-        <w:ind w:left="567" w:hanging="567"/>
-        <w:jc w:val="both"/>
-        <w:rPr>
-          <w:rFonts w:ascii="Arial Narrow" w:eastAsia="Arial Narrow" w:hAnsi="Arial Narrow" w:cs="Arial Narrow"/>
-          <w:sz w:val="16"/>
-          <w:szCs w:val="16"/>
-        </w:rPr>
-      </w:pPr>
-      <w:r>
-        <w:rPr>
-          <w:rFonts w:ascii="Arial Narrow" w:eastAsia="Arial Narrow" w:hAnsi="Arial Narrow" w:cs="Arial Narrow"/>
-          <w:sz w:val="16"/>
-          <w:szCs w:val="16"/>
-        </w:rPr>
-        <w:tab/>
-      </w:r>
-      <w:r>
-        <w:rPr>
-          <w:rFonts w:ascii="Arial Narrow" w:eastAsia="Arial Narrow" w:hAnsi="Arial Narrow" w:cs="Arial Narrow"/>
-          <w:sz w:val="16"/>
-          <w:szCs w:val="16"/>
-        </w:rPr>
-        <w:t xml:space="preserve">223.1 El reclamado deberá presentar la contestación de la reclamación dentro de los quince (15) días posteriores a la notificación de ésta; vencido este plazo, la Administración declarará en rebeldía al reclamado que no la hubiera presentado. La contestación deberá contener los requisitos de los escritos previstos en el artículo 113 de la presente Ley, así como la absolución de todos los asuntos controvertidos de hecho y de derecho, Las alegaciones y los hechos relevantes de la reclamación, salvo que hayan sido específicamente negadas en la contestación, se tendrán por aceptadas o merituadas como ciertas.</w:t>
-      </w:r>
-    </w:p>
-    <w:p>
-      <w:pPr>
-        <w:pStyle w:val="Textonotapie"/>
-        <w:ind w:left="567" w:hanging="567"/>
-        <w:jc w:val="both"/>
-        <w:rPr>
-          <w:rFonts w:ascii="Arial Narrow" w:eastAsia="Arial Narrow" w:hAnsi="Arial Narrow" w:cs="Arial Narrow"/>
-          <w:sz w:val="16"/>
-          <w:szCs w:val="16"/>
-        </w:rPr>
-      </w:pPr>
-    </w:p>
-  </w:footnote>
-  <w:footnote w:id="9">
-    <w:p>
-      <w:pPr>
-        <w:spacing w:after="0" w:line="240" w:lineRule="auto"/>
-        <w:ind w:left="567" w:hanging="567"/>
-        <w:jc w:val="both"/>
-        <w:rPr>
-          <w:rFonts w:ascii="Arial Narrow" w:eastAsia="Arial Narrow" w:hAnsi="Arial Narrow" w:cs="Arial Narrow"/>
-          <w:sz w:val="16"/>
-          <w:szCs w:val="16"/>
-        </w:rPr>
-      </w:pPr>
-      <w:r>
-        <w:rPr>
-          <w:rStyle w:val="Refdenotaalpie"/>
-          <w:rFonts w:ascii="Arial Narrow" w:eastAsia="Arial Narrow" w:hAnsi="Arial Narrow" w:cs="Arial Narrow"/>
-          <w:sz w:val="16"/>
-          <w:szCs w:val="16"/>
-          <w:vertAlign w:val="superscript"/>
-        </w:rPr>
-        <w:footnoteRef/>
-      </w:r>
-      <w:r>
-        <w:rPr>
-          <w:rFonts w:ascii="Arial Narrow" w:eastAsia="Arial Narrow" w:hAnsi="Arial Narrow" w:cs="Arial Narrow"/>
-          <w:sz w:val="16"/>
-          <w:szCs w:val="16"/>
-          <w:vertAlign w:val="superscript"/>
-        </w:rPr>
-        <w:t xml:space="preserve"> </w:t>
-      </w:r>
-      <w:r>
-        <w:rPr>
-          <w:rFonts w:ascii="Arial Narrow" w:eastAsia="Arial Narrow" w:hAnsi="Arial Narrow" w:cs="Arial Narrow"/>
-          <w:sz w:val="16"/>
-          <w:szCs w:val="16"/>
-        </w:rPr>
-        <w:t xml:space="preserve"> </w:t>
-      </w:r>
-      <w:r>
-        <w:rPr>
-          <w:rFonts w:ascii="Arial Narrow" w:eastAsia="Arial Narrow" w:hAnsi="Arial Narrow" w:cs="Arial Narrow"/>
-          <w:sz w:val="16"/>
-          <w:szCs w:val="16"/>
-        </w:rPr>
-        <w:tab/>
-      </w:r>
-      <w:r>
-        <w:rPr>
-          <w:rFonts w:ascii="Arial Narrow" w:eastAsia="Arial Narrow" w:hAnsi="Arial Narrow" w:cs="Arial Narrow"/>
-          <w:b/>
-          <w:sz w:val="16"/>
-          <w:szCs w:val="16"/>
-        </w:rPr>
-        <w:t>LEY 29571, CÓDIGO DE PROTECCIÓN Y DEFENSA DEL CONSUMIDOR</w:t>
-      </w:r>
-      <w:r>
-        <w:rPr>
-          <w:rFonts w:ascii="Arial Narrow" w:eastAsia="Arial Narrow" w:hAnsi="Arial Narrow" w:cs="Arial Narrow"/>
-          <w:b/>
-          <w:bCs/>
-          <w:sz w:val="16"/>
-          <w:szCs w:val="16"/>
-        </w:rPr>
-        <w:t xml:space="preserve">, </w:t>
-      </w:r>
-      <w:r>
-        <w:rPr>
-          <w:rFonts w:ascii="Arial Narrow" w:eastAsia="Arial Narrow" w:hAnsi="Arial Narrow" w:cs="Arial Narrow"/>
-          <w:b/>
-          <w:sz w:val="16"/>
-          <w:szCs w:val="16"/>
-        </w:rPr>
-        <w:t>publicado el 2 de setiembre de 2010 y modificado por Decreto Legislativo 1308</w:t>
-      </w:r>
-    </w:p>
-    <w:p>
-      <w:pPr>
-        <w:spacing w:after="0" w:line="240" w:lineRule="auto"/>
-        <w:ind w:left="567" w:hanging="567"/>
-        <w:jc w:val="both"/>
-        <w:rPr>
-          <w:rFonts w:ascii="Arial Narrow" w:eastAsia="Arial Narrow" w:hAnsi="Arial Narrow" w:cs="Arial Narrow"/>
-          <w:b/>
-          <w:sz w:val="16"/>
-          <w:szCs w:val="16"/>
-        </w:rPr>
-      </w:pPr>
-      <w:r>
-        <w:rPr>
-          <w:rFonts w:ascii="Arial Narrow" w:eastAsia="Arial Narrow" w:hAnsi="Arial Narrow" w:cs="Arial Narrow"/>
-          <w:b/>
-          <w:sz w:val="16"/>
-          <w:szCs w:val="16"/>
-        </w:rPr>
-        <w:tab/>
-        <w:t>Artículo 110.- Sanciones administrativas</w:t>
-      </w:r>
-    </w:p>
-    <w:p>
-      <w:pPr>
-        <w:spacing w:after="0" w:line="240" w:lineRule="auto"/>
-        <w:ind w:left="567"/>
-        <w:jc w:val="both"/>
-        <w:rPr>
-          <w:rFonts w:ascii="Arial Narrow" w:eastAsia="Arial Narrow" w:hAnsi="Arial Narrow" w:cs="Arial Narrow"/>
-          <w:sz w:val="16"/>
-          <w:szCs w:val="16"/>
-        </w:rPr>
-      </w:pPr>
-      <w:r>
-        <w:rPr>
-          <w:rFonts w:ascii="Arial Narrow" w:eastAsia="Arial Narrow" w:hAnsi="Arial Narrow" w:cs="Arial Narrow"/>
-          <w:sz w:val="16"/>
-          <w:szCs w:val="16"/>
-        </w:rPr>
-        <w:t>El órgano resolutivo puede sancionar las infracciones administrativas a que se refiere el artículo 108 con amonestación y multas de hasta cuatrocientos cincuenta (450) Unidades Impositivas Tributarias (UIT), las cuales son calificadas de la siguiente manera:</w:t>
-      </w:r>
-    </w:p>
-    <w:p>
-      <w:pPr>
-        <w:numPr>
-          <w:ilvl w:val="0"/>
-          <w:numId w:val="2"/>
-        </w:numPr>
-        <w:spacing w:after="0" w:line="240" w:lineRule="auto"/>
-        <w:ind w:left="426" w:firstLine="141"/>
-        <w:jc w:val="both"/>
-        <w:rPr>
-          <w:rFonts w:ascii="Arial Narrow" w:eastAsia="Arial Narrow" w:hAnsi="Arial Narrow" w:cs="Arial Narrow"/>
-          <w:sz w:val="16"/>
-          <w:szCs w:val="16"/>
-        </w:rPr>
-      </w:pPr>
-      <w:r>
-        <w:rPr>
-          <w:rFonts w:ascii="Arial Narrow" w:eastAsia="Arial Narrow" w:hAnsi="Arial Narrow" w:cs="Arial Narrow"/>
-          <w:sz w:val="16"/>
-          <w:szCs w:val="16"/>
-        </w:rPr>
-        <w:t>Infracciones leves, con una amonestación o con una multa de hasta cincuenta (50) UIT.</w:t>
-      </w:r>
-    </w:p>
-    <w:p>
-      <w:pPr>
-        <w:numPr>
-          <w:ilvl w:val="0"/>
-          <w:numId w:val="2"/>
-        </w:numPr>
-        <w:spacing w:after="0" w:line="240" w:lineRule="auto"/>
-        <w:ind w:left="426" w:firstLine="141"/>
-        <w:jc w:val="both"/>
-        <w:rPr>
-          <w:rFonts w:ascii="Arial Narrow" w:eastAsia="Arial Narrow" w:hAnsi="Arial Narrow" w:cs="Arial Narrow"/>
-          <w:sz w:val="16"/>
-          <w:szCs w:val="16"/>
-        </w:rPr>
-      </w:pPr>
-      <w:r>
-        <w:rPr>
-          <w:rFonts w:ascii="Arial Narrow" w:eastAsia="Arial Narrow" w:hAnsi="Arial Narrow" w:cs="Arial Narrow"/>
-          <w:sz w:val="16"/>
-          <w:szCs w:val="16"/>
-        </w:rPr>
-        <w:t>Infracciones graves, con una multa de hasta ciento cincuenta (150) UIT.</w:t>
-      </w:r>
-    </w:p>
-    <w:p>
-      <w:pPr>
-        <w:numPr>
-          <w:ilvl w:val="0"/>
-          <w:numId w:val="2"/>
-        </w:numPr>
-        <w:spacing w:after="0" w:line="240" w:lineRule="auto"/>
-        <w:ind w:left="426" w:firstLine="141"/>
-        <w:jc w:val="both"/>
-        <w:rPr>
-          <w:rFonts w:ascii="Arial Narrow" w:eastAsia="Arial Narrow" w:hAnsi="Arial Narrow" w:cs="Arial Narrow"/>
-          <w:sz w:val="16"/>
-          <w:szCs w:val="16"/>
-        </w:rPr>
-      </w:pPr>
-      <w:r>
-        <w:rPr>
-          <w:rFonts w:ascii="Arial Narrow" w:eastAsia="Arial Narrow" w:hAnsi="Arial Narrow" w:cs="Arial Narrow"/>
-          <w:sz w:val="16"/>
-          <w:szCs w:val="16"/>
-        </w:rPr>
-        <w:t>Infracciones muy graves, con una multa de hasta cuatrocientos cincuenta (450) UIT.</w:t>
-      </w:r>
-    </w:p>
-    <w:p>
-      <w:pPr>
-        <w:spacing w:after="0" w:line="240" w:lineRule="auto"/>
-        <w:ind w:left="567"/>
-        <w:jc w:val="both"/>
-        <w:rPr>
-          <w:rFonts w:ascii="Arial Narrow" w:eastAsia="Arial Narrow" w:hAnsi="Arial Narrow" w:cs="Arial Narrow"/>
-          <w:sz w:val="16"/>
-          <w:szCs w:val="16"/>
-        </w:rPr>
-      </w:pPr>
-      <w:r>
-        <w:rPr>
-          <w:rFonts w:ascii="Arial Narrow" w:eastAsia="Arial Narrow" w:hAnsi="Arial Narrow" w:cs="Arial Narrow"/>
-          <w:sz w:val="16"/>
-          <w:szCs w:val="16"/>
-        </w:rPr>
-        <w:t>(…).</w:t>
-      </w:r>
-    </w:p>
-    <w:p>
-      <w:pPr>
-        <w:spacing w:after="0" w:line="240" w:lineRule="auto"/>
-        <w:ind w:left="567" w:hanging="567"/>
-        <w:jc w:val="both"/>
-        <w:rPr>
-          <w:rFonts w:ascii="Arial Narrow" w:eastAsia="Arial Narrow" w:hAnsi="Arial Narrow" w:cs="Arial Narrow"/>
-          <w:sz w:val="16"/>
-          <w:szCs w:val="16"/>
-        </w:rPr>
-      </w:pPr>
-    </w:p>
-  </w:footnote>
-  <w:footnote w:id="10">
-    <w:p>
-      <w:pPr>
-        <w:spacing w:after="0" w:line="240" w:lineRule="auto"/>
-        <w:ind w:left="567" w:hanging="567"/>
-        <w:jc w:val="both"/>
-        <w:rPr>
-          <w:rFonts w:ascii="Arial Narrow" w:eastAsia="Arial Narrow" w:hAnsi="Arial Narrow" w:cs="Arial Narrow"/>
-          <w:sz w:val="16"/>
-          <w:szCs w:val="16"/>
-        </w:rPr>
-      </w:pPr>
-      <w:r>
-        <w:rPr>
-          <w:rStyle w:val="Refdenotaalpie"/>
-          <w:rFonts w:ascii="Arial Narrow" w:eastAsia="Arial Narrow" w:hAnsi="Arial Narrow" w:cs="Arial Narrow"/>
-          <w:sz w:val="16"/>
-          <w:szCs w:val="16"/>
-          <w:vertAlign w:val="superscript"/>
-        </w:rPr>
-        <w:footnoteRef/>
-      </w:r>
-      <w:r>
-        <w:rPr>
-          <w:rFonts w:ascii="Arial Narrow" w:eastAsia="Arial Narrow" w:hAnsi="Arial Narrow" w:cs="Arial Narrow"/>
-          <w:sz w:val="16"/>
-          <w:szCs w:val="16"/>
-        </w:rPr>
-        <w:t xml:space="preserve"> </w:t>
-      </w:r>
-      <w:r>
-        <w:rPr>
-          <w:rFonts w:ascii="Arial Narrow" w:eastAsia="Arial Narrow" w:hAnsi="Arial Narrow" w:cs="Arial Narrow"/>
-          <w:sz w:val="16"/>
-          <w:szCs w:val="16"/>
-        </w:rPr>
-        <w:tab/>
+        <w:t xml:space="preserve"/>
       </w:r>
       <w:r>
         <w:rPr>
@@ -9463,18 +9530,6 @@
         <w:tab/>
         <w:t>Las medidas correctivas complementarias pueden dictarse de oficio o a pedido de parte.</w:t>
       </w:r>
-    </w:p>
-    <w:p>
-      <w:pPr>
-        <w:spacing w:after="0" w:line="240" w:lineRule="auto"/>
-        <w:ind w:left="567" w:hanging="567"/>
-        <w:jc w:val="both"/>
-        <w:rPr>
-          <w:rFonts w:ascii="Arial Narrow" w:eastAsia="Arial Narrow" w:hAnsi="Arial Narrow" w:cs="Arial Narrow"/>
-          <w:sz w:val="16"/>
-          <w:szCs w:val="16"/>
-        </w:rPr>
-      </w:pPr>
     </w:p>
     <w:p>
       <w:pPr>
@@ -9689,8 +9744,12 @@
     </w:p>
     <w:p>
       <w:pPr>
-        <w:pStyle w:val="Sinespaciado"/>
-        <w:ind w:firstLine="567"/>
+        <w:numPr>
+          <w:ilvl w:val="0"/>
+          <w:numId w:val="1"/>
+        </w:numPr>
+        <w:spacing w:after="0" w:line="240" w:lineRule="auto"/>
+        <w:ind w:left="567" w:firstLine="0"/>
         <w:jc w:val="both"/>
         <w:rPr>
           <w:rFonts w:ascii="Arial Narrow" w:eastAsia="Arial Narrow" w:hAnsi="Arial Narrow" w:cs="Arial Narrow"/>
@@ -9709,8 +9768,12 @@
     </w:p>
     <w:p>
       <w:pPr>
-        <w:pStyle w:val="Sinespaciado"/>
-        <w:ind w:firstLine="567"/>
+        <w:numPr>
+          <w:ilvl w:val="0"/>
+          <w:numId w:val="1"/>
+        </w:numPr>
+        <w:spacing w:after="0" w:line="240" w:lineRule="auto"/>
+        <w:ind w:left="567" w:firstLine="0"/>
         <w:jc w:val="both"/>
         <w:rPr>
           <w:rFonts w:ascii="Arial Narrow" w:eastAsia="Arial Narrow" w:hAnsi="Arial Narrow" w:cs="Arial Narrow"/>
@@ -9854,18 +9917,6 @@
         <w:jc w:val="both"/>
         <w:rPr>
           <w:rFonts w:ascii="Arial Narrow" w:eastAsia="Arial Narrow" w:hAnsi="Arial Narrow" w:cs="Arial Narrow"/>
-          <w:sz w:val="16"/>
-          <w:szCs w:val="16"/>
-        </w:rPr>
-      </w:pPr>
-    </w:p>
-    <w:p>
-      <w:pPr>
-        <w:spacing w:after="0" w:line="240" w:lineRule="auto"/>
-        <w:ind w:left="567"/>
-        <w:jc w:val="both"/>
-        <w:rPr>
-          <w:rFonts w:ascii="Arial Narrow" w:eastAsia="Arial Narrow" w:hAnsi="Arial Narrow" w:cs="Arial Narrow"/>
           <w:b/>
           <w:bCs/>
           <w:sz w:val="16"/>
@@ -10150,7 +10201,7 @@
       </w:pPr>
     </w:p>
   </w:footnote>
-  <w:footnote w:id="11">
+  <w:footnote w:id="13">
     <w:p>
       <w:pPr>
         <w:pStyle w:val="Textonotapie"/>
@@ -10182,7 +10233,8 @@
           <w:sz w:val="16"/>
           <w:szCs w:val="16"/>
         </w:rPr>
-        <w:t xml:space="preserve"> </w:t>
+        <w:tab/>
+        <w:t xml:space="preserve"/>
       </w:r>
       <w:r>
         <w:rPr>
@@ -10373,12 +10425,15 @@
       </w:pPr>
     </w:p>
   </w:footnote>
-  <w:footnote w:id="12">
+  <w:footnote w:id="14">
     <w:p>
       <w:pPr>
         <w:autoSpaceDE w:val="0"/>
         <w:autoSpaceDN w:val="0"/>
         <w:adjustRightInd w:val="0"/>
+        <w:tabs>
+          <w:tab w:val="left" w:pos="567"/>
+        </w:tabs>
         <w:spacing w:after="0" w:line="240" w:lineRule="auto"/>
         <w:ind w:left="567" w:hanging="567"/>
         <w:jc w:val="both"/>
@@ -10410,7 +10465,8 @@
           <w:sz w:val="16"/>
           <w:szCs w:val="16"/>
         </w:rPr>
-        <w:t xml:space="preserve"> </w:t>
+        <w:tab/>
+        <w:t xml:space="preserve"/>
       </w:r>
       <w:r>
         <w:rPr>
@@ -10443,7 +10499,7 @@
           <w:sz w:val="16"/>
           <w:szCs w:val="16"/>
         </w:rPr>
-        <w:t xml:space="preserve"> 807, LEY SOBRE FACULTADES, NORMAS Y ORGANIZACIÓN DEL INDECOPI FACULTADES DE LAS COMISIONES Y OFICINAS DEL INDECOPI</w:t>
+        <w:t xml:space="preserve">807, LEY SOBRE FACULTADES, NORMAS Y ORGANIZACIÓN DEL INDECOPI FACULTADES DE LAS COMISIONES Y OFICINAS DEL INDECOPI</w:t>
       </w:r>
     </w:p>
     <w:p>
@@ -10505,10 +10561,13 @@
       </w:pPr>
     </w:p>
   </w:footnote>
-  <w:footnote w:id="13">
+  <w:footnote w:id="15">
     <w:p>
       <w:pPr>
         <w:pStyle w:val="Textonotapie"/>
+        <w:tabs>
+          <w:tab w:val="left" w:pos="567"/>
+        </w:tabs>
         <w:ind w:left="567" w:hanging="567"/>
         <w:jc w:val="both"/>
         <w:rPr>
@@ -10533,7 +10592,8 @@
           <w:sz w:val="16"/>
           <w:szCs w:val="16"/>
         </w:rPr>
-        <w:t xml:space="preserve"> </w:t>
+        <w:tab/>
+        <w:t xml:space="preserve"/>
       </w:r>
       <w:r>
         <w:rPr>

--- a/plantillas_maestras/01_seguro_vehicular/materia_general_asegurativa/2_ddos_banco_y_aseguradora/varon/TPL_3411_2025_SEGURO_VEHICULAR_MATERIA_GENERAL_ASEGURATIVA_BANCO_VARON_R1.docx
+++ b/plantillas_maestras/01_seguro_vehicular/materia_general_asegurativa/2_ddos_banco_y_aseguradora/varon/TPL_3411_2025_SEGURO_VEHICULAR_MATERIA_GENERAL_ASEGURATIVA_BANCO_VARON_R1.docx
@@ -654,7 +654,7 @@
     </w:p>
     <w:p>
       <w:pPr>
-        <w:spacing w:after="0" w:line="240" w:lineRule="auto"/>
+        <w:spacing w:before="0" w:after="0" w:line="240" w:lineRule="auto"/>
         <w:jc w:val="both"/>
         <w:rPr>
           <w:rFonts w:ascii="Arial Narrow" w:eastAsia="Arial Narrow" w:hAnsi="Arial Narrow" w:cs="Arial Narrow"/>
@@ -696,7 +696,7 @@
           <w:lang w:val="es-ES" w:eastAsia="es-ES"/>
           <w14:ligatures w14:val="none"/>
         </w:rPr>
-        <w:t xml:space="preserve">Mediante la denuncia del 5 de noviembre de 2025, subsanado mediante escrito del 24 de noviembre de 2025, el señor [APELLIDO] denunció a La Positiva y Corredores Falabella por presuntas infracciones a la Ley 29571, Código de Protección y Defensa del Consumidor</w:t>
+        <w:t xml:space="preserve">Mediante la denuncia del 5 de noviembre de 2025</w:t>
       </w:r>
       <w:r>
         <w:rPr>
@@ -722,79 +722,7 @@
           <w:lang w:val="es-ES" w:eastAsia="es-ES"/>
           <w14:ligatures w14:val="none"/>
         </w:rPr>
-        <w:t xml:space="preserve"> (en adelante, Código), señalando lo siguiente:</w:t>
-      </w:r>
-      <w:r>
-        <w:rPr>
-          <w:rFonts w:ascii="Arial Narrow" w:eastAsia="Arial Narrow" w:hAnsi="Arial Narrow" w:cs="Arial Narrow"/>
-          <w:color w:val="000000"/>
-          <w:kern w:val="0"/>
-          <w:sz w:val="22"/>
-          <w:szCs w:val="22"/>
-          <w:lang w:val="es-ES" w:eastAsia="es-ES"/>
-          <w14:ligatures w14:val="none"/>
-        </w:rPr>
-        <w:t xml:space="preserve"/>
-      </w:r>
-      <w:r>
-        <w:rPr>
-          <w:rFonts w:ascii="Arial Narrow" w:eastAsia="Arial Narrow" w:hAnsi="Arial Narrow" w:cs="Arial Narrow"/>
-          <w:color w:val="000000"/>
-          <w:kern w:val="0"/>
-          <w:sz w:val="22"/>
-          <w:szCs w:val="22"/>
-          <w:lang w:val="es-ES" w:eastAsia="es-ES"/>
-          <w14:ligatures w14:val="none"/>
-        </w:rPr>
-        <w:t/>
-      </w:r>
-      <w:r>
-        <w:rPr>
-          <w:rFonts w:ascii="Arial Narrow" w:eastAsia="Arial Narrow" w:hAnsi="Arial Narrow" w:cs="Arial Narrow"/>
-          <w:color w:val="000000"/>
-          <w:kern w:val="0"/>
-          <w:sz w:val="22"/>
-          <w:szCs w:val="22"/>
-          <w:lang w:val="es-ES" w:eastAsia="es-ES"/>
-          <w14:ligatures w14:val="none"/>
-        </w:rPr>
-        <w:t xml:space="preserve"/>
-      </w:r>
-      <w:r>
-        <w:rPr>
-          <w:rFonts w:ascii="Arial Narrow" w:eastAsia="Arial Narrow" w:hAnsi="Arial Narrow" w:cs="Arial Narrow"/>
-          <w:color w:val="000000"/>
-          <w:kern w:val="0"/>
-          <w:sz w:val="22"/>
-          <w:szCs w:val="22"/>
-          <w:lang w:val="es-ES" w:eastAsia="es-ES"/>
-          <w14:ligatures w14:val="none"/>
-        </w:rPr>
-        <w:t/>
-      </w:r>
-      <w:r>
-        <w:rPr>
-          <w:rFonts w:ascii="Arial Narrow" w:eastAsia="Arial Narrow" w:hAnsi="Arial Narrow" w:cs="Arial Narrow"/>
-          <w:color w:val="000000"/>
-          <w:kern w:val="0"/>
-          <w:sz w:val="22"/>
-          <w:szCs w:val="22"/>
-          <w:lang w:val="es-ES" w:eastAsia="es-ES"/>
-          <w14:ligatures w14:val="none"/>
-        </w:rPr>
-        <w:t xml:space="preserve"/>
-      </w:r>
-      <w:r>
-        <w:rPr>
-          <w:rFonts w:ascii="Arial Narrow" w:eastAsia="Arial Narrow" w:hAnsi="Arial Narrow" w:cs="Arial Narrow"/>
-          <w:color w:val="000000"/>
-          <w:kern w:val="0"/>
-          <w:sz w:val="22"/>
-          <w:szCs w:val="22"/>
-          <w:lang w:val="es-ES" w:eastAsia="es-ES"/>
-          <w14:ligatures w14:val="none"/>
-        </w:rPr>
-        <w:t/>
+        <w:t xml:space="preserve">, subsanado mediante escrito del 24 de noviembre de 2025, el señor [APELLIDO] denunció a La Positiva y Corredores Falabella por presuntas infracciones a la Ley 29571, Código de Protección y Defensa del Consumidor</w:t>
       </w:r>
       <w:r>
         <w:rPr>
@@ -820,6 +748,18 @@
           <w:lang w:val="es-ES" w:eastAsia="es-ES"/>
           <w14:ligatures w14:val="none"/>
         </w:rPr>
+        <w:t xml:space="preserve"> (en adelante, Código), señalando lo siguiente:</w:t>
+      </w:r>
+      <w:r>
+        <w:rPr>
+          <w:rFonts w:ascii="Arial Narrow" w:eastAsia="Arial Narrow" w:hAnsi="Arial Narrow" w:cs="Arial Narrow"/>
+          <w:color w:val="000000"/>
+          <w:kern w:val="0"/>
+          <w:sz w:val="22"/>
+          <w:szCs w:val="22"/>
+          <w:lang w:val="es-ES" w:eastAsia="es-ES"/>
+          <w14:ligatures w14:val="none"/>
+        </w:rPr>
         <w:t xml:space="preserve"/>
       </w:r>
       <w:r>
@@ -897,40 +837,60 @@
       <w:r>
         <w:rPr>
           <w:rFonts w:ascii="Arial Narrow" w:eastAsia="Arial Narrow" w:hAnsi="Arial Narrow" w:cs="Arial Narrow"/>
-          <w:kern w:val="0"/>
-          <w14:ligatures w14:val="none"/>
-          <w:sz w:val="22"/>
-          <w:szCs w:val="22"/>
+          <w:color w:val="000000"/>
+          <w:kern w:val="0"/>
+          <w:sz w:val="22"/>
+          <w:szCs w:val="22"/>
+          <w:lang w:val="es-ES" w:eastAsia="es-ES"/>
+          <w14:ligatures w14:val="none"/>
+        </w:rPr>
+        <w:t/>
+      </w:r>
+      <w:r>
+        <w:rPr>
+          <w:rFonts w:ascii="Arial Narrow" w:eastAsia="Arial Narrow" w:hAnsi="Arial Narrow" w:cs="Arial Narrow"/>
+          <w:color w:val="000000"/>
+          <w:kern w:val="0"/>
+          <w:sz w:val="22"/>
+          <w:szCs w:val="22"/>
+          <w:lang w:val="es-ES" w:eastAsia="es-ES"/>
+          <w14:ligatures w14:val="none"/>
         </w:rPr>
         <w:t xml:space="preserve"/>
       </w:r>
       <w:r>
         <w:rPr>
           <w:rFonts w:ascii="Arial Narrow" w:eastAsia="Arial Narrow" w:hAnsi="Arial Narrow" w:cs="Arial Narrow"/>
-          <w:kern w:val="0"/>
-          <w14:ligatures w14:val="none"/>
-          <w:sz w:val="22"/>
-          <w:szCs w:val="22"/>
+          <w:color w:val="000000"/>
+          <w:kern w:val="0"/>
+          <w:sz w:val="22"/>
+          <w:szCs w:val="22"/>
+          <w:lang w:val="es-ES" w:eastAsia="es-ES"/>
+          <w14:ligatures w14:val="none"/>
         </w:rPr>
         <w:t/>
       </w:r>
       <w:r>
         <w:rPr>
           <w:rFonts w:ascii="Arial Narrow" w:eastAsia="Arial Narrow" w:hAnsi="Arial Narrow" w:cs="Arial Narrow"/>
-          <w:kern w:val="0"/>
-          <w14:ligatures w14:val="none"/>
-          <w:sz w:val="22"/>
-          <w:szCs w:val="22"/>
+          <w:color w:val="000000"/>
+          <w:kern w:val="0"/>
+          <w:sz w:val="22"/>
+          <w:szCs w:val="22"/>
+          <w:lang w:val="es-ES" w:eastAsia="es-ES"/>
+          <w14:ligatures w14:val="none"/>
         </w:rPr>
         <w:t xml:space="preserve"/>
       </w:r>
       <w:r>
         <w:rPr>
           <w:rFonts w:ascii="Arial Narrow" w:eastAsia="Arial Narrow" w:hAnsi="Arial Narrow" w:cs="Arial Narrow"/>
-          <w:kern w:val="0"/>
-          <w14:ligatures w14:val="none"/>
-          <w:sz w:val="22"/>
-          <w:szCs w:val="22"/>
+          <w:color w:val="000000"/>
+          <w:kern w:val="0"/>
+          <w:sz w:val="22"/>
+          <w:szCs w:val="22"/>
+          <w:lang w:val="es-ES" w:eastAsia="es-ES"/>
+          <w14:ligatures w14:val="none"/>
         </w:rPr>
         <w:t/>
       </w:r>
@@ -949,6 +909,46 @@
       <w:r>
         <w:rPr>
           <w:rFonts w:ascii="Arial Narrow" w:eastAsia="Arial Narrow" w:hAnsi="Arial Narrow" w:cs="Arial Narrow"/>
+          <w:kern w:val="0"/>
+          <w14:ligatures w14:val="none"/>
+          <w:sz w:val="22"/>
+          <w:szCs w:val="22"/>
+        </w:rPr>
+        <w:t xml:space="preserve"/>
+      </w:r>
+      <w:r>
+        <w:rPr>
+          <w:rFonts w:ascii="Arial Narrow" w:eastAsia="Arial Narrow" w:hAnsi="Arial Narrow" w:cs="Arial Narrow"/>
+          <w:kern w:val="0"/>
+          <w14:ligatures w14:val="none"/>
+          <w:sz w:val="22"/>
+          <w:szCs w:val="22"/>
+        </w:rPr>
+        <w:t/>
+      </w:r>
+      <w:r>
+        <w:rPr>
+          <w:rFonts w:ascii="Arial Narrow" w:eastAsia="Arial Narrow" w:hAnsi="Arial Narrow" w:cs="Arial Narrow"/>
+          <w:kern w:val="0"/>
+          <w14:ligatures w14:val="none"/>
+          <w:sz w:val="22"/>
+          <w:szCs w:val="22"/>
+        </w:rPr>
+        <w:t xml:space="preserve"/>
+      </w:r>
+      <w:r>
+        <w:rPr>
+          <w:rFonts w:ascii="Arial Narrow" w:eastAsia="Arial Narrow" w:hAnsi="Arial Narrow" w:cs="Arial Narrow"/>
+          <w:kern w:val="0"/>
+          <w14:ligatures w14:val="none"/>
+          <w:sz w:val="22"/>
+          <w:szCs w:val="22"/>
+        </w:rPr>
+        <w:t/>
+      </w:r>
+      <w:r>
+        <w:rPr>
+          <w:rFonts w:ascii="Arial Narrow" w:eastAsia="Arial Narrow" w:hAnsi="Arial Narrow" w:cs="Arial Narrow"/>
           <w:color w:val="000000"/>
           <w:kern w:val="0"/>
           <w:sz w:val="22"/>
@@ -968,6 +968,18 @@
           <w:lang w:val="es-ES" w:eastAsia="es-ES"/>
           <w14:ligatures w14:val="none"/>
         </w:rPr>
+        <w:t xml:space="preserve"/>
+      </w:r>
+      <w:r>
+        <w:rPr>
+          <w:rFonts w:ascii="Arial Narrow" w:eastAsia="Arial Narrow" w:hAnsi="Arial Narrow" w:cs="Arial Narrow"/>
+          <w:color w:val="000000"/>
+          <w:kern w:val="0"/>
+          <w:sz w:val="22"/>
+          <w:szCs w:val="22"/>
+          <w:lang w:val="es-ES" w:eastAsia="es-ES"/>
+          <w14:ligatures w14:val="none"/>
+        </w:rPr>
         <w:t/>
       </w:r>
       <w:r>
@@ -1010,7 +1022,7 @@
     </w:p>
     <w:p>
       <w:pPr>
-        <w:spacing w:after="0" w:line="240" w:lineRule="auto"/>
+        <w:spacing w:before="0" w:after="0" w:line="240" w:lineRule="auto"/>
         <w:jc w:val="both"/>
         <w:rPr>
           <w:rFonts w:ascii="Arial Narrow" w:eastAsia="Arial Narrow" w:hAnsi="Arial Narrow" w:cs="Arial Narrow"/>
@@ -1278,7 +1290,7 @@
     <w:p>
       <w:pPr>
         <w:pStyle w:val="Prrafodelista"/>
-        <w:spacing w:after="0" w:line="240" w:lineRule="auto"/>
+        <w:spacing w:before="0" w:after="0" w:line="240" w:lineRule="auto"/>
         <w:ind w:left="1430" w:hanging="720"/>
         <w:jc w:val="both"/>
         <w:rPr>
@@ -1391,7 +1403,7 @@
     <w:p>
       <w:pPr>
         <w:pStyle w:val="Prrafodelista"/>
-        <w:spacing w:after="0" w:line="240" w:lineRule="auto"/>
+        <w:spacing w:before="0" w:after="0" w:line="240" w:lineRule="auto"/>
         <w:ind w:left="1430" w:hanging="720"/>
         <w:jc w:val="both"/>
         <w:rPr>
@@ -1516,7 +1528,7 @@
     <w:p>
       <w:pPr>
         <w:pStyle w:val="Prrafodelista"/>
-        <w:spacing w:after="0" w:line="240" w:lineRule="auto"/>
+        <w:spacing w:before="0" w:after="0" w:line="240" w:lineRule="auto"/>
         <w:ind w:left="1430" w:hanging="720"/>
         <w:jc w:val="both"/>
         <w:rPr>
@@ -1653,7 +1665,7 @@
     <w:p>
       <w:pPr>
         <w:pStyle w:val="Prrafodelista"/>
-        <w:spacing w:after="0" w:line="240" w:lineRule="auto"/>
+        <w:spacing w:before="0" w:after="0" w:line="240" w:lineRule="auto"/>
         <w:ind w:left="1430" w:hanging="720"/>
         <w:jc w:val="both"/>
         <w:rPr>
@@ -1825,7 +1837,7 @@
     </w:p>
     <w:p>
       <w:pPr>
-        <w:spacing w:after="0" w:line="240" w:lineRule="auto"/>
+        <w:spacing w:before="0" w:after="0" w:line="240" w:lineRule="auto"/>
         <w:jc w:val="both"/>
         <w:rPr>
           <w:rFonts w:ascii="Arial Narrow" w:eastAsia="Arial Narrow" w:hAnsi="Arial Narrow" w:cs="Arial Narrow"/>
@@ -1986,7 +1998,7 @@
     <w:p>
       <w:pPr>
         <w:pStyle w:val="Prrafodelista"/>
-        <w:spacing w:after="0" w:line="240" w:lineRule="auto"/>
+        <w:spacing w:before="0" w:after="0" w:line="240" w:lineRule="auto"/>
         <w:ind w:left="1430" w:hanging="720"/>
         <w:jc w:val="both"/>
         <w:rPr>
@@ -2135,6 +2147,7 @@
     <w:p>
       <w:pPr>
         <w:pStyle w:val="Prrafodelista"/>
+        <w:spacing w:before="0" w:after="0" w:line="240" w:lineRule="auto"/>
         <w:rPr>
           <w:rFonts w:ascii="Arial Narrow" w:eastAsia="Arial Narrow" w:hAnsi="Arial Narrow" w:cs="Arial Narrow"/>
           <w:color w:val="000000"/>
@@ -2233,7 +2246,7 @@
     <w:p>
       <w:pPr>
         <w:pStyle w:val="Prrafodelista"/>
-        <w:spacing w:after="0" w:line="240" w:lineRule="auto"/>
+        <w:spacing w:before="0" w:after="0" w:line="240" w:lineRule="auto"/>
         <w:ind w:left="1430" w:hanging="720"/>
         <w:jc w:val="both"/>
         <w:rPr>
@@ -2393,10 +2406,10 @@
     </w:p>
     <w:p>
       <w:pPr>
+        <w:spacing w:before="0" w:after="0" w:line="240" w:lineRule="auto"/>
         <w:tabs>
           <w:tab w:val="left" w:pos="1134"/>
         </w:tabs>
-        <w:spacing w:after="0" w:line="240" w:lineRule="auto"/>
         <w:jc w:val="both"/>
         <w:rPr>
           <w:rFonts w:ascii="Arial Narrow" w:eastAsia="Arial Narrow" w:hAnsi="Arial Narrow" w:cs="Arial Narrow"/>
@@ -2579,7 +2592,7 @@
     <w:bookmarkEnd w:id="2"/>
     <w:p>
       <w:pPr>
-        <w:spacing w:after="0" w:line="240" w:lineRule="auto"/>
+        <w:spacing w:before="0" w:after="0" w:line="240" w:lineRule="auto"/>
         <w:contextualSpacing/>
         <w:jc w:val="both"/>
         <w:rPr>
@@ -2635,7 +2648,7 @@
     </w:p>
     <w:p>
       <w:pPr>
-        <w:spacing w:after="0" w:line="240" w:lineRule="auto"/>
+        <w:spacing w:before="0" w:after="0" w:line="240" w:lineRule="auto"/>
         <w:ind w:left="567"/>
         <w:contextualSpacing/>
         <w:jc w:val="both"/>
@@ -2866,7 +2879,7 @@
     <w:p>
       <w:pPr>
         <w:pStyle w:val="Prrafodelista"/>
-        <w:spacing w:after="0" w:line="240" w:lineRule="auto"/>
+        <w:spacing w:before="0" w:after="0" w:line="240" w:lineRule="auto"/>
         <w:ind w:left="567"/>
         <w:jc w:val="both"/>
         <w:rPr>
@@ -3041,6 +3054,7 @@
     <w:p>
       <w:pPr>
         <w:pStyle w:val="Prrafodelista"/>
+        <w:spacing w:before="0" w:after="0" w:line="240" w:lineRule="auto"/>
         <w:rPr>
           <w:rFonts w:ascii="Arial Narrow" w:eastAsia="Arial Narrow" w:hAnsi="Arial Narrow" w:cs="Arial Narrow"/>
           <w:kern w:val="0"/>
@@ -3213,7 +3227,7 @@
     <w:p>
       <w:pPr>
         <w:pStyle w:val="Prrafodelista"/>
-        <w:spacing w:after="0" w:line="240" w:lineRule="auto"/>
+        <w:spacing w:before="0" w:after="0" w:line="240" w:lineRule="auto"/>
         <w:ind w:left="567"/>
         <w:jc w:val="both"/>
         <w:rPr>
@@ -3398,6 +3412,7 @@
     <w:p>
       <w:pPr>
         <w:pStyle w:val="Prrafodelista"/>
+        <w:spacing w:before="0" w:after="0" w:line="240" w:lineRule="auto"/>
         <w:rPr>
           <w:rFonts w:ascii="Arial Narrow" w:eastAsia="Arial Narrow" w:hAnsi="Arial Narrow" w:cs="Arial Narrow"/>
           <w:kern w:val="0"/>
@@ -3504,7 +3519,7 @@
     <w:p>
       <w:pPr>
         <w:pStyle w:val="Prrafodelista"/>
-        <w:spacing w:after="0" w:line="240" w:lineRule="auto"/>
+        <w:spacing w:before="0" w:after="0" w:line="240" w:lineRule="auto"/>
         <w:ind w:left="567"/>
         <w:jc w:val="both"/>
         <w:rPr>
@@ -3615,7 +3630,7 @@
     </w:p>
     <w:p>
       <w:pPr>
-        <w:spacing w:after="0" w:line="240" w:lineRule="auto"/>
+        <w:spacing w:before="0" w:after="0" w:line="240" w:lineRule="auto"/>
         <w:jc w:val="both"/>
         <w:rPr>
           <w:rFonts w:ascii="Arial Narrow" w:eastAsia="Arial Narrow" w:hAnsi="Arial Narrow" w:cs="Arial Narrow"/>
@@ -3763,7 +3778,7 @@
     <w:p>
       <w:pPr>
         <w:pStyle w:val="Prrafodelista"/>
-        <w:spacing w:after="0" w:line="240" w:lineRule="auto"/>
+        <w:spacing w:before="0" w:after="0" w:line="240" w:lineRule="auto"/>
         <w:ind w:left="567"/>
         <w:jc w:val="both"/>
         <w:rPr>
@@ -3829,7 +3844,7 @@
           <w:lang w:val="es-ES" w:eastAsia="es-ES"/>
           <w14:ligatures w14:val="none"/>
         </w:rPr>
-        <w:t xml:space="preserve">: </w:t>
+        <w:t xml:space="preserve">:</w:t>
       </w:r>
       <w:r>
         <w:rPr>
@@ -3841,6 +3856,18 @@
           <w:lang w:val="es-ES" w:eastAsia="es-ES"/>
           <w14:ligatures w14:val="none"/>
         </w:rPr>
+        <w:t xml:space="preserve"> </w:t>
+      </w:r>
+      <w:r>
+        <w:rPr>
+          <w:rFonts w:ascii="Arial Narrow" w:eastAsia="Arial Narrow" w:hAnsi="Arial Narrow" w:cs="Arial Narrow"/>
+          <w:color w:val="000000"/>
+          <w:kern w:val="0"/>
+          <w:sz w:val="22"/>
+          <w:szCs w:val="22"/>
+          <w:lang w:val="es-ES" w:eastAsia="es-ES"/>
+          <w14:ligatures w14:val="none"/>
+        </w:rPr>
         <w:t>(i) presentar una copia debidamente suscrita de la Póliza 250006639 del Seguro Vehicular; así como el cargo de remisión de la póliza; (</w:t>
       </w:r>
       <w:proofErr w:type="spellStart"/>
@@ -3959,6 +3986,24 @@
         </w:rPr>
         <w:t>.</w:t>
       </w:r>
+    </w:p>
+    <w:p>
+      <w:pPr>
+        <w:pStyle w:val="Prrafodelista"/>
+        <w:spacing w:before="0" w:after="0" w:line="240" w:lineRule="auto"/>
+        <w:ind w:left="567"/>
+        <w:jc w:val="both"/>
+        <w:rPr>
+          <w:rFonts w:ascii="Arial Narrow" w:eastAsia="Arial Narrow" w:hAnsi="Arial Narrow" w:cs="Arial Narrow"/>
+          <w:color w:val="000000"/>
+          <w:kern w:val="0"/>
+          <w:sz w:val="22"/>
+          <w:szCs w:val="22"/>
+          <w:u w:val="single"/>
+          <w:lang w:val="es-ES" w:eastAsia="es-ES"/>
+          <w14:ligatures w14:val="none"/>
+        </w:rPr>
+      </w:pPr>
     </w:p>
     <w:p>
       <w:pPr>
@@ -3977,13 +4022,7 @@
           <w14:ligatures w14:val="none"/>
         </w:rPr>
       </w:pPr>
-    </w:p>
-    <w:p>
-      <w:pPr>
-        <w:pStyle w:val="Prrafodelista"/>
-        <w:spacing w:after="0" w:line="240" w:lineRule="auto"/>
-        <w:ind w:left="567"/>
-        <w:jc w:val="both"/>
+      <w:r>
         <w:rPr>
           <w:rFonts w:ascii="Arial Narrow" w:eastAsia="Arial Narrow" w:hAnsi="Arial Narrow" w:cs="Arial Narrow"/>
           <w:color w:val="000000"/>
@@ -3994,7 +4033,8 @@
           <w:lang w:val="es-ES" w:eastAsia="es-ES"/>
           <w14:ligatures w14:val="none"/>
         </w:rPr>
-      </w:pPr>
+        <w:t xml:space="preserve">A </w:t>
+      </w:r>
       <w:r>
         <w:rPr>
           <w:rFonts w:ascii="Arial Narrow" w:eastAsia="Arial Narrow" w:hAnsi="Arial Narrow" w:cs="Arial Narrow"/>
@@ -4006,20 +4046,31 @@
           <w:lang w:val="es-ES" w:eastAsia="es-ES"/>
           <w14:ligatures w14:val="none"/>
         </w:rPr>
-        <w:t xml:space="preserve">A </w:t>
-      </w:r>
-      <w:r>
-        <w:rPr>
-          <w:rFonts w:ascii="Arial Narrow" w:eastAsia="Arial Narrow" w:hAnsi="Arial Narrow" w:cs="Arial Narrow"/>
-          <w:color w:val="000000"/>
-          <w:kern w:val="0"/>
-          <w:sz w:val="22"/>
-          <w:szCs w:val="22"/>
-          <w:u w:val="single"/>
+        <w:t>Corredores Falabella</w:t>
+      </w:r>
+      <w:r>
+        <w:rPr>
+          <w:rFonts w:ascii="Arial Narrow" w:eastAsia="Arial Narrow" w:hAnsi="Arial Narrow" w:cs="Arial Narrow"/>
+          <w:color w:val="000000"/>
+          <w:kern w:val="0"/>
+          <w:sz w:val="22"/>
+          <w:szCs w:val="22"/>
           <w:lang w:val="es-ES" w:eastAsia="es-ES"/>
           <w14:ligatures w14:val="none"/>
         </w:rPr>
-        <w:t>Corredores Falabella</w:t>
+        <w:t>:</w:t>
+      </w:r>
+      <w:r>
+        <w:rPr>
+          <w:rFonts w:ascii="Arial Narrow" w:eastAsia="Arial Narrow" w:hAnsi="Arial Narrow" w:cs="Arial Narrow"/>
+          <w:color w:val="000000"/>
+          <w:kern w:val="0"/>
+          <w:sz w:val="22"/>
+          <w:szCs w:val="22"/>
+          <w:lang w:eastAsia="es-ES"/>
+          <w14:ligatures w14:val="none"/>
+        </w:rPr>
+        <w:t xml:space="preserve"> </w:t>
       </w:r>
       <w:r>
         <w:rPr>
@@ -4031,165 +4082,141 @@
           <w:lang w:val="es-ES" w:eastAsia="es-ES"/>
           <w14:ligatures w14:val="none"/>
         </w:rPr>
-        <w:t>:</w:t>
-      </w:r>
-      <w:r>
-        <w:rPr>
-          <w:rFonts w:ascii="Arial Narrow" w:eastAsia="Arial Narrow" w:hAnsi="Arial Narrow" w:cs="Arial Narrow"/>
-          <w:color w:val="000000"/>
-          <w:kern w:val="0"/>
-          <w:sz w:val="22"/>
-          <w:szCs w:val="22"/>
-          <w:lang w:eastAsia="es-ES"/>
+        <w:t>(i) presentar una copia debidamente suscrita de la Póliza 250006639 del Seguro Vehicular; así como el cargo de remisión de la póliza; (</w:t>
+      </w:r>
+      <w:proofErr w:type="spellStart"/>
+      <w:r>
+        <w:rPr>
+          <w:rFonts w:ascii="Arial Narrow" w:eastAsia="Arial Narrow" w:hAnsi="Arial Narrow" w:cs="Arial Narrow"/>
+          <w:color w:val="000000"/>
+          <w:kern w:val="0"/>
+          <w:sz w:val="22"/>
+          <w:szCs w:val="22"/>
+          <w:lang w:val="es-ES" w:eastAsia="es-ES"/>
+          <w14:ligatures w14:val="none"/>
+        </w:rPr>
+        <w:t>ii</w:t>
+      </w:r>
+      <w:proofErr w:type="spellEnd"/>
+      <w:r>
+        <w:rPr>
+          <w:rFonts w:ascii="Arial Narrow" w:eastAsia="Arial Narrow" w:hAnsi="Arial Narrow" w:cs="Arial Narrow"/>
+          <w:color w:val="000000"/>
+          <w:kern w:val="0"/>
+          <w:sz w:val="22"/>
+          <w:szCs w:val="22"/>
+          <w:lang w:val="es-ES" w:eastAsia="es-ES"/>
+          <w14:ligatures w14:val="none"/>
+        </w:rPr>
+        <w:t>) presentar los medios probatorios que acrediten que gestionó adecuadamente el pago de prima correspondiente para la renovación de la Póliza 250006639 para el periodo del año 2024 al año 2025; (</w:t>
+      </w:r>
+      <w:proofErr w:type="spellStart"/>
+      <w:r>
+        <w:rPr>
+          <w:rFonts w:ascii="Arial Narrow" w:eastAsia="Arial Narrow" w:hAnsi="Arial Narrow" w:cs="Arial Narrow"/>
+          <w:color w:val="000000"/>
+          <w:kern w:val="0"/>
+          <w:sz w:val="22"/>
+          <w:szCs w:val="22"/>
+          <w:lang w:val="es-ES" w:eastAsia="es-ES"/>
+          <w14:ligatures w14:val="none"/>
+        </w:rPr>
+        <w:t>iii</w:t>
+      </w:r>
+      <w:proofErr w:type="spellEnd"/>
+      <w:r>
+        <w:rPr>
+          <w:rFonts w:ascii="Arial Narrow" w:eastAsia="Arial Narrow" w:hAnsi="Arial Narrow" w:cs="Arial Narrow"/>
+          <w:color w:val="000000"/>
+          <w:kern w:val="0"/>
+          <w:sz w:val="22"/>
+          <w:szCs w:val="22"/>
+          <w:lang w:val="es-ES" w:eastAsia="es-ES"/>
+          <w14:ligatures w14:val="none"/>
+        </w:rPr>
+        <w:t xml:space="preserve">) presentar los medios probatorios que acrediten que informó oportunamente a la compañía aseguradora que la Póliza 250006639 del Seguro Vehicular sería emitida considerando que el vehículo a asegurar con Placa de Rodaje </w:t>
+      </w:r>
+      <w:proofErr w:type="spellStart"/>
+      <w:r>
+        <w:rPr>
+          <w:rFonts w:ascii="Arial Narrow" w:eastAsia="Arial Narrow" w:hAnsi="Arial Narrow" w:cs="Arial Narrow"/>
+          <w:color w:val="000000"/>
+          <w:kern w:val="0"/>
+          <w:sz w:val="22"/>
+          <w:szCs w:val="22"/>
+          <w:lang w:val="es-ES" w:eastAsia="es-ES"/>
+          <w14:ligatures w14:val="none"/>
+        </w:rPr>
+        <w:t/>
+      </w:r>
+      <w:proofErr w:type="spellEnd"/>
+      <w:r>
+        <w:rPr>
+          <w:rFonts w:ascii="Arial Narrow" w:eastAsia="Arial Narrow" w:hAnsi="Arial Narrow" w:cs="Arial Narrow"/>
+          <w:color w:val="000000"/>
+          <w:kern w:val="0"/>
+          <w:sz w:val="22"/>
+          <w:szCs w:val="22"/>
+          <w:lang w:val="es-ES" w:eastAsia="es-ES"/>
+          <w14:ligatures w14:val="none"/>
+        </w:rPr>
+        <w:t xml:space="preserve"> CAF-328 era utilizado para el servicio de taxi; y, (</w:t>
+      </w:r>
+      <w:proofErr w:type="spellStart"/>
+      <w:r>
+        <w:rPr>
+          <w:rFonts w:ascii="Arial Narrow" w:eastAsia="Arial Narrow" w:hAnsi="Arial Narrow" w:cs="Arial Narrow"/>
+          <w:color w:val="000000"/>
+          <w:kern w:val="0"/>
+          <w:sz w:val="22"/>
+          <w:szCs w:val="22"/>
+          <w:lang w:val="es-ES" w:eastAsia="es-ES"/>
+          <w14:ligatures w14:val="none"/>
+        </w:rPr>
+        <w:t>iv</w:t>
+      </w:r>
+      <w:proofErr w:type="spellEnd"/>
+      <w:r>
+        <w:rPr>
+          <w:rFonts w:ascii="Arial Narrow" w:eastAsia="Arial Narrow" w:hAnsi="Arial Narrow" w:cs="Arial Narrow"/>
+          <w:color w:val="000000"/>
+          <w:kern w:val="0"/>
+          <w:sz w:val="22"/>
+          <w:szCs w:val="22"/>
+          <w:lang w:val="es-ES" w:eastAsia="es-ES"/>
+          <w14:ligatures w14:val="none"/>
+        </w:rPr>
+        <w:t>) presentar todas las comunicaciones cursadas con la parte denunciante; incluyendo la grabación de la llamada telefónica realizada el 23 de setiembre de 2023, en virtud de los hechos materia de denuncia</w:t>
+      </w:r>
+      <w:r>
+        <w:rPr>
+          <w:rFonts w:ascii="Arial Narrow" w:eastAsia="Arial Narrow" w:hAnsi="Arial Narrow" w:cs="Arial Narrow"/>
+          <w:color w:val="000000"/>
+          <w:kern w:val="0"/>
+          <w:sz w:val="22"/>
+          <w:szCs w:val="22"/>
+          <w:lang w:val="es-ES" w:eastAsia="es-ES"/>
+          <w14:ligatures w14:val="none"/>
+        </w:rPr>
+        <w:t>.</w:t>
+      </w:r>
+      <w:r>
+        <w:rPr>
+          <w:rFonts w:ascii="Arial Narrow" w:eastAsia="Arial Narrow" w:hAnsi="Arial Narrow" w:cs="Arial Narrow"/>
+          <w:color w:val="000000"/>
+          <w:kern w:val="0"/>
+          <w:sz w:val="22"/>
+          <w:szCs w:val="22"/>
+          <w:lang w:val="es-ES" w:eastAsia="es-ES"/>
           <w14:ligatures w14:val="none"/>
         </w:rPr>
         <w:t xml:space="preserve"> </w:t>
       </w:r>
-      <w:r>
-        <w:rPr>
-          <w:rFonts w:ascii="Arial Narrow" w:eastAsia="Arial Narrow" w:hAnsi="Arial Narrow" w:cs="Arial Narrow"/>
-          <w:color w:val="000000"/>
-          <w:kern w:val="0"/>
-          <w:sz w:val="22"/>
-          <w:szCs w:val="22"/>
-          <w:lang w:val="es-ES" w:eastAsia="es-ES"/>
-          <w14:ligatures w14:val="none"/>
-        </w:rPr>
-        <w:t>(i) presentar una copia debidamente suscrita de la Póliza 250006639 del Seguro Vehicular; así como el cargo de remisión de la póliza; (</w:t>
-      </w:r>
-      <w:proofErr w:type="spellStart"/>
-      <w:r>
-        <w:rPr>
-          <w:rFonts w:ascii="Arial Narrow" w:eastAsia="Arial Narrow" w:hAnsi="Arial Narrow" w:cs="Arial Narrow"/>
-          <w:color w:val="000000"/>
-          <w:kern w:val="0"/>
-          <w:sz w:val="22"/>
-          <w:szCs w:val="22"/>
-          <w:lang w:val="es-ES" w:eastAsia="es-ES"/>
-          <w14:ligatures w14:val="none"/>
-        </w:rPr>
-        <w:t>ii</w:t>
-      </w:r>
-      <w:proofErr w:type="spellEnd"/>
-      <w:r>
-        <w:rPr>
-          <w:rFonts w:ascii="Arial Narrow" w:eastAsia="Arial Narrow" w:hAnsi="Arial Narrow" w:cs="Arial Narrow"/>
-          <w:color w:val="000000"/>
-          <w:kern w:val="0"/>
-          <w:sz w:val="22"/>
-          <w:szCs w:val="22"/>
-          <w:lang w:val="es-ES" w:eastAsia="es-ES"/>
-          <w14:ligatures w14:val="none"/>
-        </w:rPr>
-        <w:t>) presentar los medios probatorios que acrediten que gestionó adecuadamente el pago de prima correspondiente para la renovación de la Póliza 250006639 para el periodo del año 2024 al año 2025; (</w:t>
-      </w:r>
-      <w:proofErr w:type="spellStart"/>
-      <w:r>
-        <w:rPr>
-          <w:rFonts w:ascii="Arial Narrow" w:eastAsia="Arial Narrow" w:hAnsi="Arial Narrow" w:cs="Arial Narrow"/>
-          <w:color w:val="000000"/>
-          <w:kern w:val="0"/>
-          <w:sz w:val="22"/>
-          <w:szCs w:val="22"/>
-          <w:lang w:val="es-ES" w:eastAsia="es-ES"/>
-          <w14:ligatures w14:val="none"/>
-        </w:rPr>
-        <w:t>iii</w:t>
-      </w:r>
-      <w:proofErr w:type="spellEnd"/>
-      <w:r>
-        <w:rPr>
-          <w:rFonts w:ascii="Arial Narrow" w:eastAsia="Arial Narrow" w:hAnsi="Arial Narrow" w:cs="Arial Narrow"/>
-          <w:color w:val="000000"/>
-          <w:kern w:val="0"/>
-          <w:sz w:val="22"/>
-          <w:szCs w:val="22"/>
-          <w:lang w:val="es-ES" w:eastAsia="es-ES"/>
-          <w14:ligatures w14:val="none"/>
-        </w:rPr>
-        <w:t xml:space="preserve">) presentar los medios probatorios que acrediten que informó oportunamente a la compañía aseguradora que la Póliza 250006639 del Seguro Vehicular sería emitida considerando que el vehículo a asegurar con Placa de Rodaje </w:t>
-      </w:r>
-      <w:proofErr w:type="spellStart"/>
-      <w:r>
-        <w:rPr>
-          <w:rFonts w:ascii="Arial Narrow" w:eastAsia="Arial Narrow" w:hAnsi="Arial Narrow" w:cs="Arial Narrow"/>
-          <w:color w:val="000000"/>
-          <w:kern w:val="0"/>
-          <w:sz w:val="22"/>
-          <w:szCs w:val="22"/>
-          <w:lang w:val="es-ES" w:eastAsia="es-ES"/>
-          <w14:ligatures w14:val="none"/>
-        </w:rPr>
-        <w:t/>
-      </w:r>
-      <w:proofErr w:type="spellEnd"/>
-      <w:r>
-        <w:rPr>
-          <w:rFonts w:ascii="Arial Narrow" w:eastAsia="Arial Narrow" w:hAnsi="Arial Narrow" w:cs="Arial Narrow"/>
-          <w:color w:val="000000"/>
-          <w:kern w:val="0"/>
-          <w:sz w:val="22"/>
-          <w:szCs w:val="22"/>
-          <w:lang w:val="es-ES" w:eastAsia="es-ES"/>
-          <w14:ligatures w14:val="none"/>
-        </w:rPr>
-        <w:t xml:space="preserve"> CAF-328 era utilizado para el servicio de taxi; y, (</w:t>
-      </w:r>
-      <w:proofErr w:type="spellStart"/>
-      <w:r>
-        <w:rPr>
-          <w:rFonts w:ascii="Arial Narrow" w:eastAsia="Arial Narrow" w:hAnsi="Arial Narrow" w:cs="Arial Narrow"/>
-          <w:color w:val="000000"/>
-          <w:kern w:val="0"/>
-          <w:sz w:val="22"/>
-          <w:szCs w:val="22"/>
-          <w:lang w:val="es-ES" w:eastAsia="es-ES"/>
-          <w14:ligatures w14:val="none"/>
-        </w:rPr>
-        <w:t>iv</w:t>
-      </w:r>
-      <w:proofErr w:type="spellEnd"/>
-      <w:r>
-        <w:rPr>
-          <w:rFonts w:ascii="Arial Narrow" w:eastAsia="Arial Narrow" w:hAnsi="Arial Narrow" w:cs="Arial Narrow"/>
-          <w:color w:val="000000"/>
-          <w:kern w:val="0"/>
-          <w:sz w:val="22"/>
-          <w:szCs w:val="22"/>
-          <w:lang w:val="es-ES" w:eastAsia="es-ES"/>
-          <w14:ligatures w14:val="none"/>
-        </w:rPr>
-        <w:t>) presentar todas las comunicaciones cursadas con la parte denunciante; incluyendo la grabación de la llamada telefónica realizada el 23 de setiembre de 2023, en virtud de los hechos materia de denuncia</w:t>
-      </w:r>
-      <w:r>
-        <w:rPr>
-          <w:rFonts w:ascii="Arial Narrow" w:eastAsia="Arial Narrow" w:hAnsi="Arial Narrow" w:cs="Arial Narrow"/>
-          <w:color w:val="000000"/>
-          <w:kern w:val="0"/>
-          <w:sz w:val="22"/>
-          <w:szCs w:val="22"/>
-          <w:lang w:val="es-ES" w:eastAsia="es-ES"/>
-          <w14:ligatures w14:val="none"/>
-        </w:rPr>
-        <w:t>.</w:t>
-      </w:r>
-      <w:r>
-        <w:rPr>
-          <w:rFonts w:ascii="Arial Narrow" w:eastAsia="Arial Narrow" w:hAnsi="Arial Narrow" w:cs="Arial Narrow"/>
-          <w:color w:val="000000"/>
-          <w:kern w:val="0"/>
-          <w:sz w:val="22"/>
-          <w:szCs w:val="22"/>
-          <w:lang w:val="es-ES" w:eastAsia="es-ES"/>
-          <w14:ligatures w14:val="none"/>
-        </w:rPr>
-        <w:t xml:space="preserve"> </w:t>
-      </w:r>
     </w:p>
     <w:bookmarkEnd w:id="9"/>
     <w:p>
       <w:pPr>
-        <w:spacing w:after="0" w:line="240" w:lineRule="auto"/>
+        <w:spacing w:before="0" w:after="0" w:line="240" w:lineRule="auto"/>
         <w:jc w:val="both"/>
         <w:rPr>
           <w:rFonts w:ascii="Arial Narrow" w:eastAsia="Arial Narrow" w:hAnsi="Arial Narrow" w:cs="Arial Narrow"/>
@@ -4243,10 +4270,38 @@
     </w:p>
     <w:p>
       <w:pPr>
+        <w:spacing w:before="0" w:after="0" w:line="240" w:lineRule="auto"/>
+        <w:jc w:val="both"/>
+        <w:rPr>
+          <w:rFonts w:ascii="Arial Narrow" w:eastAsia="Arial Narrow" w:hAnsi="Arial Narrow" w:cs="Arial Narrow"/>
+          <w:b/>
+          <w:color w:val="000000"/>
+          <w:kern w:val="0"/>
+          <w:sz w:val="22"/>
+          <w:szCs w:val="22"/>
+          <w:lang w:eastAsia="es-PE"/>
+          <w14:ligatures w14:val="none"/>
+        </w:rPr>
+      </w:pPr>
+    </w:p>
+    <w:p>
+      <w:pPr>
         <w:spacing w:after="0" w:line="240" w:lineRule="auto"/>
         <w:jc w:val="both"/>
         <w:rPr>
           <w:rFonts w:ascii="Arial Narrow" w:eastAsia="Arial Narrow" w:hAnsi="Arial Narrow" w:cs="Arial Narrow"/>
+          <w:color w:val="000000"/>
+          <w:kern w:val="0"/>
+          <w:sz w:val="22"/>
+          <w:szCs w:val="22"/>
+          <w:shd w:val="clear" w:color="auto" w:fill="FFFFFF"/>
+          <w:lang w:eastAsia="es-PE"/>
+          <w14:ligatures w14:val="none"/>
+        </w:rPr>
+      </w:pPr>
+      <w:r>
+        <w:rPr>
+          <w:rFonts w:ascii="Arial Narrow" w:eastAsia="Arial Narrow" w:hAnsi="Arial Narrow" w:cs="Arial Narrow"/>
           <w:b/>
           <w:color w:val="000000"/>
           <w:kern w:val="0"/>
@@ -4255,12 +4310,21 @@
           <w:lang w:eastAsia="es-PE"/>
           <w14:ligatures w14:val="none"/>
         </w:rPr>
-      </w:pPr>
-    </w:p>
-    <w:p>
-      <w:pPr>
-        <w:spacing w:after="0" w:line="240" w:lineRule="auto"/>
-        <w:jc w:val="both"/>
+        <w:t xml:space="preserve">PRIMERO:</w:t>
+      </w:r>
+      <w:r>
+        <w:rPr>
+          <w:rFonts w:ascii="Arial Narrow" w:eastAsia="Arial Narrow" w:hAnsi="Arial Narrow" w:cs="Arial Narrow"/>
+          <w:color w:val="000000"/>
+          <w:kern w:val="0"/>
+          <w:sz w:val="22"/>
+          <w:szCs w:val="22"/>
+          <w:lang w:eastAsia="es-PE"/>
+          <w14:ligatures w14:val="none"/>
+        </w:rPr>
+        <w:t xml:space="preserve"> admitir a trámite la denuncia del 5 de noviembre de 2025, subsanado mediante escrito del 24 de noviembre de 2025, interpuesta por el señor [DENUNCIANTE] contra La Positiva Seguros y Reaseguros S.A. y Corredores de Seguros Falabella S.A.C., por lo siguiente:</w:t>
+      </w:r>
+      <w:r>
         <w:rPr>
           <w:rFonts w:ascii="Arial Narrow" w:eastAsia="Arial Narrow" w:hAnsi="Arial Narrow" w:cs="Arial Narrow"/>
           <w:color w:val="000000"/>
@@ -4271,31 +4335,31 @@
           <w:lang w:eastAsia="es-PE"/>
           <w14:ligatures w14:val="none"/>
         </w:rPr>
-      </w:pPr>
-      <w:r>
-        <w:rPr>
-          <w:rFonts w:ascii="Arial Narrow" w:eastAsia="Arial Narrow" w:hAnsi="Arial Narrow" w:cs="Arial Narrow"/>
-          <w:b/>
-          <w:color w:val="000000"/>
-          <w:kern w:val="0"/>
-          <w:sz w:val="22"/>
-          <w:szCs w:val="22"/>
-          <w:lang w:eastAsia="es-PE"/>
-          <w14:ligatures w14:val="none"/>
-        </w:rPr>
-        <w:t xml:space="preserve">PRIMERO:</w:t>
-      </w:r>
-      <w:r>
-        <w:rPr>
-          <w:rFonts w:ascii="Arial Narrow" w:eastAsia="Arial Narrow" w:hAnsi="Arial Narrow" w:cs="Arial Narrow"/>
-          <w:color w:val="000000"/>
-          <w:kern w:val="0"/>
-          <w:sz w:val="22"/>
-          <w:szCs w:val="22"/>
-          <w:lang w:eastAsia="es-PE"/>
-          <w14:ligatures w14:val="none"/>
-        </w:rPr>
-        <w:t xml:space="preserve"> admitir a trámite la denuncia del 5 de noviembre de 2025, subsanado mediante escrito del 24 de noviembre de 2025, interpuesta por el señor [DENUNCIANTE] contra La Positiva Seguros y Reaseguros S.A. y Corredores de Seguros Falabella S.A.C., por lo siguiente:</w:t>
+        <w:t xml:space="preserve"/>
+      </w:r>
+      <w:r>
+        <w:rPr>
+          <w:rFonts w:ascii="Arial Narrow" w:eastAsia="Arial Narrow" w:hAnsi="Arial Narrow" w:cs="Arial Narrow"/>
+          <w:color w:val="000000"/>
+          <w:kern w:val="0"/>
+          <w:sz w:val="22"/>
+          <w:szCs w:val="22"/>
+          <w:lang w:val="es-ES" w:eastAsia="es-ES"/>
+          <w14:ligatures w14:val="none"/>
+        </w:rPr>
+        <w:t/>
+      </w:r>
+      <w:r>
+        <w:rPr>
+          <w:rFonts w:ascii="Arial Narrow" w:eastAsia="Arial Narrow" w:hAnsi="Arial Narrow" w:cs="Arial Narrow"/>
+          <w:color w:val="000000"/>
+          <w:kern w:val="0"/>
+          <w:sz w:val="22"/>
+          <w:szCs w:val="22"/>
+          <w:lang w:val="es-ES" w:eastAsia="es-ES"/>
+          <w14:ligatures w14:val="none"/>
+        </w:rPr>
+        <w:t xml:space="preserve"/>
       </w:r>
       <w:r>
         <w:rPr>
@@ -4317,7 +4381,32 @@
           <w:kern w:val="0"/>
           <w:sz w:val="22"/>
           <w:szCs w:val="22"/>
-          <w:lang w:val="es-ES" w:eastAsia="es-ES"/>
+          <w:shd w:val="clear" w:color="auto" w:fill="FFFFFF"/>
+          <w:lang w:eastAsia="es-PE"/>
+          <w14:ligatures w14:val="none"/>
+        </w:rPr>
+        <w:t xml:space="preserve"/>
+      </w:r>
+      <w:r>
+        <w:rPr>
+          <w:rFonts w:ascii="Arial Narrow" w:eastAsia="Arial Narrow" w:hAnsi="Arial Narrow" w:cs="Arial Narrow"/>
+          <w:spacing w:val="-3"/>
+          <w:kern w:val="0"/>
+          <w14:ligatures w14:val="none"/>
+          <w:sz w:val="22"/>
+          <w:szCs w:val="22"/>
+        </w:rPr>
+        <w:t xml:space="preserve"/>
+      </w:r>
+      <w:r>
+        <w:rPr>
+          <w:rFonts w:ascii="Arial Narrow" w:eastAsia="Arial Narrow" w:hAnsi="Arial Narrow" w:cs="Arial Narrow"/>
+          <w:color w:val="000000"/>
+          <w:kern w:val="0"/>
+          <w:sz w:val="22"/>
+          <w:szCs w:val="22"/>
+          <w:shd w:val="clear" w:color="auto" w:fill="FFFFFF"/>
+          <w:lang w:eastAsia="es-PE"/>
           <w14:ligatures w14:val="none"/>
         </w:rPr>
         <w:t/>
@@ -4329,7 +4418,8 @@
           <w:kern w:val="0"/>
           <w:sz w:val="22"/>
           <w:szCs w:val="22"/>
-          <w:lang w:val="es-ES" w:eastAsia="es-ES"/>
+          <w:shd w:val="clear" w:color="auto" w:fill="FFFFFF"/>
+          <w:lang w:eastAsia="es-PE"/>
           <w14:ligatures w14:val="none"/>
         </w:rPr>
         <w:t xml:space="preserve"/>
@@ -4350,6 +4440,22 @@
       <w:r>
         <w:rPr>
           <w:rFonts w:ascii="Arial Narrow" w:eastAsia="Arial Narrow" w:hAnsi="Arial Narrow" w:cs="Arial Narrow"/>
+          <w:sz w:val="22"/>
+          <w:szCs w:val="22"/>
+        </w:rPr>
+        <w:t xml:space="preserve"/>
+      </w:r>
+      <w:r>
+        <w:rPr>
+          <w:rFonts w:ascii="Arial Narrow" w:eastAsia="Arial Narrow" w:hAnsi="Arial Narrow" w:cs="Arial Narrow"/>
+          <w:sz w:val="22"/>
+          <w:szCs w:val="22"/>
+        </w:rPr>
+        <w:t xml:space="preserve"/>
+      </w:r>
+      <w:r>
+        <w:rPr>
+          <w:rFonts w:ascii="Arial Narrow" w:eastAsia="Arial Narrow" w:hAnsi="Arial Narrow" w:cs="Arial Narrow"/>
           <w:color w:val="000000"/>
           <w:kern w:val="0"/>
           <w:sz w:val="22"/>
@@ -4358,143 +4464,64 @@
           <w:lang w:eastAsia="es-PE"/>
           <w14:ligatures w14:val="none"/>
         </w:rPr>
+        <w:t/>
+      </w:r>
+      <w:r>
+        <w:rPr>
+          <w:rFonts w:ascii="Arial Narrow" w:eastAsia="Arial Narrow" w:hAnsi="Arial Narrow" w:cs="Arial Narrow"/>
+          <w:color w:val="000000"/>
+          <w:kern w:val="0"/>
+          <w:sz w:val="22"/>
+          <w:szCs w:val="22"/>
+          <w:shd w:val="clear" w:color="auto" w:fill="FFFFFF"/>
+          <w:lang w:eastAsia="es-PE"/>
+          <w14:ligatures w14:val="none"/>
+        </w:rPr>
+        <w:t/>
+      </w:r>
+      <w:r>
+        <w:rPr>
+          <w:rFonts w:ascii="Arial Narrow" w:eastAsia="Arial Narrow" w:hAnsi="Arial Narrow" w:cs="Arial Narrow"/>
+          <w:color w:val="000000"/>
+          <w:kern w:val="0"/>
+          <w:sz w:val="22"/>
+          <w:szCs w:val="22"/>
+          <w:shd w:val="clear" w:color="auto" w:fill="FFFFFF"/>
+          <w:lang w:eastAsia="es-PE"/>
+          <w14:ligatures w14:val="none"/>
+        </w:rPr>
         <w:t xml:space="preserve"/>
       </w:r>
       <w:r>
         <w:rPr>
           <w:rFonts w:ascii="Arial Narrow" w:eastAsia="Arial Narrow" w:hAnsi="Arial Narrow" w:cs="Arial Narrow"/>
-          <w:spacing w:val="-3"/>
-          <w:kern w:val="0"/>
-          <w14:ligatures w14:val="none"/>
-          <w:sz w:val="22"/>
-          <w:szCs w:val="22"/>
+          <w:color w:val="000000"/>
+          <w:kern w:val="0"/>
+          <w:sz w:val="22"/>
+          <w:szCs w:val="22"/>
+          <w:shd w:val="clear" w:color="auto" w:fill="FFFFFF"/>
+          <w:lang w:eastAsia="es-PE"/>
+          <w14:ligatures w14:val="none"/>
+        </w:rPr>
+        <w:t/>
+      </w:r>
+      <w:r>
+        <w:rPr>
+          <w:rFonts w:ascii="Arial Narrow" w:eastAsia="Arial Narrow" w:hAnsi="Arial Narrow" w:cs="Arial Narrow"/>
+          <w:color w:val="000000"/>
+          <w:kern w:val="0"/>
+          <w:sz w:val="22"/>
+          <w:szCs w:val="22"/>
+          <w:shd w:val="clear" w:color="auto" w:fill="FFFFFF"/>
+          <w:lang w:eastAsia="es-PE"/>
+          <w14:ligatures w14:val="none"/>
         </w:rPr>
         <w:t xml:space="preserve"/>
       </w:r>
-      <w:r>
-        <w:rPr>
-          <w:rFonts w:ascii="Arial Narrow" w:eastAsia="Arial Narrow" w:hAnsi="Arial Narrow" w:cs="Arial Narrow"/>
-          <w:color w:val="000000"/>
-          <w:kern w:val="0"/>
-          <w:sz w:val="22"/>
-          <w:szCs w:val="22"/>
-          <w:shd w:val="clear" w:color="auto" w:fill="FFFFFF"/>
-          <w:lang w:eastAsia="es-PE"/>
-          <w14:ligatures w14:val="none"/>
-        </w:rPr>
-        <w:t/>
-      </w:r>
-      <w:r>
-        <w:rPr>
-          <w:rFonts w:ascii="Arial Narrow" w:eastAsia="Arial Narrow" w:hAnsi="Arial Narrow" w:cs="Arial Narrow"/>
-          <w:color w:val="000000"/>
-          <w:kern w:val="0"/>
-          <w:sz w:val="22"/>
-          <w:szCs w:val="22"/>
-          <w:shd w:val="clear" w:color="auto" w:fill="FFFFFF"/>
-          <w:lang w:eastAsia="es-PE"/>
-          <w14:ligatures w14:val="none"/>
-        </w:rPr>
-        <w:t xml:space="preserve"/>
-      </w:r>
-      <w:r>
-        <w:rPr>
-          <w:rFonts w:ascii="Arial Narrow" w:eastAsia="Arial Narrow" w:hAnsi="Arial Narrow" w:cs="Arial Narrow"/>
-          <w:color w:val="000000"/>
-          <w:kern w:val="0"/>
-          <w:sz w:val="22"/>
-          <w:szCs w:val="22"/>
-          <w:shd w:val="clear" w:color="auto" w:fill="FFFFFF"/>
-          <w:lang w:eastAsia="es-PE"/>
-          <w14:ligatures w14:val="none"/>
-        </w:rPr>
-        <w:t xml:space="preserve"/>
-      </w:r>
-      <w:r>
-        <w:rPr>
-          <w:rFonts w:ascii="Arial Narrow" w:eastAsia="Arial Narrow" w:hAnsi="Arial Narrow" w:cs="Arial Narrow"/>
-          <w:sz w:val="22"/>
-          <w:szCs w:val="22"/>
-        </w:rPr>
-        <w:t xml:space="preserve"/>
-      </w:r>
-      <w:r>
-        <w:rPr>
-          <w:rFonts w:ascii="Arial Narrow" w:eastAsia="Arial Narrow" w:hAnsi="Arial Narrow" w:cs="Arial Narrow"/>
-          <w:sz w:val="22"/>
-          <w:szCs w:val="22"/>
-        </w:rPr>
-        <w:t xml:space="preserve"/>
-      </w:r>
-      <w:r>
-        <w:rPr>
-          <w:rFonts w:ascii="Arial Narrow" w:eastAsia="Arial Narrow" w:hAnsi="Arial Narrow" w:cs="Arial Narrow"/>
-          <w:color w:val="000000"/>
-          <w:kern w:val="0"/>
-          <w:sz w:val="22"/>
-          <w:szCs w:val="22"/>
-          <w:shd w:val="clear" w:color="auto" w:fill="FFFFFF"/>
-          <w:lang w:eastAsia="es-PE"/>
-          <w14:ligatures w14:val="none"/>
-        </w:rPr>
-        <w:t/>
-      </w:r>
-      <w:r>
-        <w:rPr>
-          <w:rFonts w:ascii="Arial Narrow" w:eastAsia="Arial Narrow" w:hAnsi="Arial Narrow" w:cs="Arial Narrow"/>
-          <w:color w:val="000000"/>
-          <w:kern w:val="0"/>
-          <w:sz w:val="22"/>
-          <w:szCs w:val="22"/>
-          <w:shd w:val="clear" w:color="auto" w:fill="FFFFFF"/>
-          <w:lang w:eastAsia="es-PE"/>
-          <w14:ligatures w14:val="none"/>
-        </w:rPr>
-        <w:t/>
-      </w:r>
-      <w:r>
-        <w:rPr>
-          <w:rFonts w:ascii="Arial Narrow" w:eastAsia="Arial Narrow" w:hAnsi="Arial Narrow" w:cs="Arial Narrow"/>
-          <w:color w:val="000000"/>
-          <w:kern w:val="0"/>
-          <w:sz w:val="22"/>
-          <w:szCs w:val="22"/>
-          <w:shd w:val="clear" w:color="auto" w:fill="FFFFFF"/>
-          <w:lang w:eastAsia="es-PE"/>
-          <w14:ligatures w14:val="none"/>
-        </w:rPr>
-        <w:t xml:space="preserve"/>
-      </w:r>
-      <w:r>
-        <w:rPr>
-          <w:rFonts w:ascii="Arial Narrow" w:eastAsia="Arial Narrow" w:hAnsi="Arial Narrow" w:cs="Arial Narrow"/>
-          <w:color w:val="000000"/>
-          <w:kern w:val="0"/>
-          <w:sz w:val="22"/>
-          <w:szCs w:val="22"/>
-          <w:shd w:val="clear" w:color="auto" w:fill="FFFFFF"/>
-          <w:lang w:eastAsia="es-PE"/>
-          <w14:ligatures w14:val="none"/>
-        </w:rPr>
-        <w:t/>
-      </w:r>
-      <w:r>
-        <w:rPr>
-          <w:rFonts w:ascii="Arial Narrow" w:eastAsia="Arial Narrow" w:hAnsi="Arial Narrow" w:cs="Arial Narrow"/>
-          <w:color w:val="000000"/>
-          <w:kern w:val="0"/>
-          <w:sz w:val="22"/>
-          <w:szCs w:val="22"/>
-          <w:shd w:val="clear" w:color="auto" w:fill="FFFFFF"/>
-          <w:lang w:eastAsia="es-PE"/>
-          <w14:ligatures w14:val="none"/>
-        </w:rPr>
-        <w:t xml:space="preserve"/>
-      </w:r>
-    </w:p>
-    <w:p>
-      <w:pPr>
-        <w:spacing w:after="0" w:line="240" w:lineRule="auto"/>
+    </w:p>
+    <w:p>
+      <w:pPr>
+        <w:spacing w:before="0" w:after="0" w:line="240" w:lineRule="auto"/>
         <w:jc w:val="both"/>
         <w:rPr>
           <w:rFonts w:ascii="Arial Narrow" w:eastAsia="Arial Narrow" w:hAnsi="Arial Narrow" w:cs="Arial Narrow"/>
@@ -4607,7 +4634,7 @@
     </w:p>
     <w:p>
       <w:pPr>
-        <w:spacing w:after="0" w:line="240" w:lineRule="auto"/>
+        <w:spacing w:before="0" w:after="0" w:line="240" w:lineRule="auto"/>
         <w:jc w:val="both"/>
         <w:rPr>
           <w:rFonts w:ascii="Arial Narrow" w:eastAsia="Arial Narrow" w:hAnsi="Arial Narrow" w:cs="Arial Narrow"/>
@@ -4708,6 +4735,7 @@
     <w:p>
       <w:pPr>
         <w:pStyle w:val="Prrafodelista"/>
+        <w:spacing w:before="0" w:after="0" w:line="240" w:lineRule="auto"/>
         <w:rPr>
           <w:rFonts w:ascii="Arial Narrow" w:eastAsia="Arial Narrow" w:hAnsi="Arial Narrow" w:cs="Arial Narrow"/>
           <w:kern w:val="0"/>
@@ -4844,7 +4872,7 @@
     </w:p>
     <w:p>
       <w:pPr>
-        <w:spacing w:after="0" w:line="240" w:lineRule="auto"/>
+        <w:spacing w:before="0" w:after="0" w:line="240" w:lineRule="auto"/>
         <w:jc w:val="both"/>
         <w:rPr>
           <w:rFonts w:ascii="Arial Narrow" w:eastAsia="Arial Narrow" w:hAnsi="Arial Narrow" w:cs="Arial Narrow"/>
@@ -4953,6 +4981,7 @@
     <w:p>
       <w:pPr>
         <w:pStyle w:val="Prrafodelista"/>
+        <w:spacing w:before="0" w:after="0" w:line="240" w:lineRule="auto"/>
         <w:rPr>
           <w:rFonts w:ascii="Arial Narrow" w:eastAsia="Arial Narrow" w:hAnsi="Arial Narrow" w:cs="Arial Narrow"/>
           <w:kern w:val="0"/>
@@ -5066,7 +5095,7 @@
     </w:p>
     <w:p>
       <w:pPr>
-        <w:spacing w:after="0" w:line="240" w:lineRule="auto"/>
+        <w:spacing w:before="0" w:after="0" w:line="240" w:lineRule="auto"/>
         <w:jc w:val="both"/>
         <w:rPr>
           <w:rFonts w:ascii="Arial Narrow" w:eastAsia="Arial Narrow" w:hAnsi="Arial Narrow" w:cs="Arial Narrow"/>
@@ -5152,7 +5181,7 @@
     </w:p>
     <w:p>
       <w:pPr>
-        <w:spacing w:line="240" w:lineRule="auto"/>
+        <w:spacing w:before="0" w:after="0" w:line="240" w:lineRule="auto"/>
         <w:contextualSpacing/>
         <w:jc w:val="both"/>
         <w:rPr>
@@ -5293,7 +5322,7 @@
     </w:p>
     <w:p>
       <w:pPr>
-        <w:spacing w:after="0" w:line="240" w:lineRule="auto"/>
+        <w:spacing w:before="0" w:after="0" w:line="240" w:lineRule="auto"/>
         <w:jc w:val="both"/>
         <w:rPr>
           <w:rFonts w:ascii="Arial Narrow" w:eastAsia="Arial Narrow" w:hAnsi="Arial Narrow" w:cs="Arial Narrow"/>
@@ -5586,7 +5615,7 @@
     </w:p>
     <w:p>
       <w:pPr>
-        <w:spacing w:after="0" w:line="240" w:lineRule="auto"/>
+        <w:spacing w:before="0" w:after="0" w:line="240" w:lineRule="auto"/>
         <w:ind w:left="567"/>
         <w:jc w:val="both"/>
         <w:rPr>
@@ -5687,6 +5716,21 @@
     </w:p>
     <w:p>
       <w:pPr>
+        <w:spacing w:before="0" w:after="0" w:line="240" w:lineRule="auto"/>
+        <w:jc w:val="both"/>
+        <w:rPr>
+          <w:rFonts w:ascii="Arial Narrow" w:eastAsia="Arial Narrow" w:hAnsi="Arial Narrow" w:cs="Arial Narrow"/>
+          <w:color w:val="000000"/>
+          <w:kern w:val="0"/>
+          <w:sz w:val="22"/>
+          <w:szCs w:val="22"/>
+          <w:lang w:eastAsia="es-PE"/>
+          <w14:ligatures w14:val="none"/>
+        </w:rPr>
+      </w:pPr>
+    </w:p>
+    <w:p>
+      <w:pPr>
         <w:spacing w:after="0" w:line="240" w:lineRule="auto"/>
         <w:jc w:val="both"/>
         <w:rPr>
@@ -5695,7 +5739,293 @@
           <w:kern w:val="0"/>
           <w:sz w:val="22"/>
           <w:szCs w:val="22"/>
-          <w:lang w:eastAsia="es-PE"/>
+          <w:lang w:val="es-ES" w:eastAsia="es-ES"/>
+          <w14:ligatures w14:val="none"/>
+        </w:rPr>
+      </w:pPr>
+      <w:r>
+        <w:rPr>
+          <w:rFonts w:ascii="Arial Narrow" w:eastAsia="Arial Narrow" w:hAnsi="Arial Narrow" w:cs="Arial Narrow"/>
+          <w:b/>
+          <w:color w:val="000000"/>
+          <w:kern w:val="0"/>
+          <w:sz w:val="22"/>
+          <w:szCs w:val="22"/>
+          <w:lang w:eastAsia="es-PE"/>
+          <w14:ligatures w14:val="none"/>
+        </w:rPr>
+        <w:t xml:space="preserve">QUINTO:</w:t>
+      </w:r>
+      <w:r>
+        <w:rPr>
+          <w:rFonts w:ascii="Arial Narrow" w:eastAsia="Arial Narrow" w:hAnsi="Arial Narrow" w:cs="Arial Narrow"/>
+          <w:color w:val="000000"/>
+          <w:kern w:val="0"/>
+          <w:sz w:val="22"/>
+          <w:szCs w:val="22"/>
+          <w:lang w:eastAsia="es-PE"/>
+          <w14:ligatures w14:val="none"/>
+        </w:rPr>
+        <w:t xml:space="preserve"> </w:t>
+      </w:r>
+      <w:bookmarkStart w:id="10" w:name="_Hlk188286813"/>
+      <w:r>
+        <w:rPr>
+          <w:rFonts w:ascii="Arial Narrow" w:eastAsia="Arial Narrow" w:hAnsi="Arial Narrow" w:cs="Arial Narrow"/>
+          <w:color w:val="000000"/>
+          <w:kern w:val="0"/>
+          <w:sz w:val="22"/>
+          <w:szCs w:val="22"/>
+          <w:lang w:eastAsia="es-ES"/>
+          <w14:ligatures w14:val="none"/>
+        </w:rPr>
+        <w:t xml:space="preserve">requerir </w:t>
+      </w:r>
+      <w:r>
+        <w:rPr>
+          <w:rFonts w:ascii="Arial Narrow" w:eastAsia="Arial Narrow" w:hAnsi="Arial Narrow" w:cs="Arial Narrow"/>
+          <w:color w:val="000000"/>
+          <w:kern w:val="0"/>
+          <w:sz w:val="22"/>
+          <w:szCs w:val="22"/>
+          <w:lang w:val="es-ES" w:eastAsia="es-ES"/>
+          <w14:ligatures w14:val="none"/>
+        </w:rPr>
+        <w:t xml:space="preserve">que, en un </w:t>
+      </w:r>
+      <w:r>
+        <w:rPr>
+          <w:rFonts w:ascii="Arial Narrow" w:eastAsia="Arial Narrow" w:hAnsi="Arial Narrow" w:cs="Arial Narrow"/>
+          <w:color w:val="000000"/>
+          <w:kern w:val="0"/>
+          <w:sz w:val="22"/>
+          <w:szCs w:val="22"/>
+          <w:lang w:eastAsia="es-ES"/>
+          <w14:ligatures w14:val="none"/>
+        </w:rPr>
+        <w:t>plazo no mayor de cinco (5) días hábiles contado a partir del día siguiente de la notificación de la presente resolución</w:t>
+      </w:r>
+      <w:bookmarkEnd w:id="10"/>
+      <w:r>
+        <w:rPr>
+          <w:rFonts w:ascii="Arial Narrow" w:eastAsia="Arial Narrow" w:hAnsi="Arial Narrow" w:cs="Arial Narrow"/>
+          <w:color w:val="000000"/>
+          <w:kern w:val="0"/>
+          <w:sz w:val="22"/>
+          <w:szCs w:val="22"/>
+          <w:lang w:eastAsia="es-ES"/>
+          <w14:ligatures w14:val="none"/>
+        </w:rPr>
+        <w:t xml:space="preserve">, </w:t>
+      </w:r>
+      <w:bookmarkStart w:id="11" w:name="_Hlk188286828"/>
+      <w:r>
+        <w:rPr>
+          <w:rFonts w:ascii="Arial Narrow" w:eastAsia="Arial Narrow" w:hAnsi="Arial Narrow" w:cs="Arial Narrow"/>
+          <w:sz w:val="22"/>
+          <w:szCs w:val="22"/>
+        </w:rPr>
+        <w:t>La Positiva Seguros y Reaseguros S.A.</w:t>
+      </w:r>
+      <w:r>
+        <w:rPr>
+          <w:rFonts w:ascii="Arial Narrow" w:eastAsia="Arial Narrow" w:hAnsi="Arial Narrow" w:cs="Arial Narrow"/>
+          <w:color w:val="000000"/>
+          <w:kern w:val="0"/>
+          <w:sz w:val="22"/>
+          <w:szCs w:val="22"/>
+          <w:lang w:eastAsia="es-ES"/>
+          <w14:ligatures w14:val="none"/>
+        </w:rPr>
+        <w:t xml:space="preserve">, </w:t>
+      </w:r>
+      <w:bookmarkEnd w:id="11"/>
+      <w:r>
+        <w:rPr>
+          <w:rFonts w:ascii="Arial Narrow" w:eastAsia="Arial Narrow" w:hAnsi="Arial Narrow" w:cs="Arial Narrow"/>
+          <w:color w:val="000000"/>
+          <w:kern w:val="0"/>
+          <w:sz w:val="22"/>
+          <w:szCs w:val="22"/>
+          <w:lang w:val="es-ES" w:eastAsia="es-ES"/>
+          <w14:ligatures w14:val="none"/>
+        </w:rPr>
+        <w:t>cumpla</w:t>
+      </w:r>
+      <w:r>
+        <w:rPr>
+          <w:rFonts w:ascii="Arial Narrow" w:eastAsia="Arial Narrow" w:hAnsi="Arial Narrow" w:cs="Arial Narrow"/>
+          <w:color w:val="000000"/>
+          <w:kern w:val="0"/>
+          <w:sz w:val="22"/>
+          <w:szCs w:val="22"/>
+          <w:lang w:val="es-ES" w:eastAsia="es-ES"/>
+          <w14:ligatures w14:val="none"/>
+        </w:rPr>
+        <w:t xml:space="preserve"> con: </w:t>
+      </w:r>
+      <w:r>
+        <w:rPr>
+          <w:rFonts w:ascii="Arial Narrow" w:eastAsia="Arial Narrow" w:hAnsi="Arial Narrow" w:cs="Arial Narrow"/>
+          <w:color w:val="000000"/>
+          <w:kern w:val="0"/>
+          <w:sz w:val="22"/>
+          <w:szCs w:val="22"/>
+          <w:lang w:val="es-ES" w:eastAsia="es-ES"/>
+          <w14:ligatures w14:val="none"/>
+        </w:rPr>
+        <w:t>(i) presentar una copia debidamente suscrita de la Póliza 250006639 del Seguro Vehicular; así como el cargo de remisión de la póliza; (</w:t>
+      </w:r>
+      <w:proofErr w:type="spellStart"/>
+      <w:r>
+        <w:rPr>
+          <w:rFonts w:ascii="Arial Narrow" w:eastAsia="Arial Narrow" w:hAnsi="Arial Narrow" w:cs="Arial Narrow"/>
+          <w:color w:val="000000"/>
+          <w:kern w:val="0"/>
+          <w:sz w:val="22"/>
+          <w:szCs w:val="22"/>
+          <w:lang w:val="es-ES" w:eastAsia="es-ES"/>
+          <w14:ligatures w14:val="none"/>
+        </w:rPr>
+        <w:t>ii</w:t>
+      </w:r>
+      <w:proofErr w:type="spellEnd"/>
+      <w:r>
+        <w:rPr>
+          <w:rFonts w:ascii="Arial Narrow" w:eastAsia="Arial Narrow" w:hAnsi="Arial Narrow" w:cs="Arial Narrow"/>
+          <w:color w:val="000000"/>
+          <w:kern w:val="0"/>
+          <w:sz w:val="22"/>
+          <w:szCs w:val="22"/>
+          <w:lang w:val="es-ES" w:eastAsia="es-ES"/>
+          <w14:ligatures w14:val="none"/>
+        </w:rPr>
+        <w:t xml:space="preserve">) presentar los medios probatorios que acrediten que gestionó adecuadamente el pago de prima correspondiente para la renovación de la Póliza 250006639 para el periodo </w:t>
+      </w:r>
+      <w:r>
+        <w:rPr>
+          <w:rFonts w:ascii="Arial Narrow" w:eastAsia="Arial Narrow" w:hAnsi="Arial Narrow" w:cs="Arial Narrow"/>
+          <w:color w:val="000000"/>
+          <w:kern w:val="0"/>
+          <w:sz w:val="22"/>
+          <w:szCs w:val="22"/>
+          <w:lang w:eastAsia="es-ES"/>
+          <w14:ligatures w14:val="none"/>
+        </w:rPr>
+        <w:t>del año 2024 al año 2025</w:t>
+      </w:r>
+      <w:r>
+        <w:rPr>
+          <w:rFonts w:ascii="Arial Narrow" w:eastAsia="Arial Narrow" w:hAnsi="Arial Narrow" w:cs="Arial Narrow"/>
+          <w:color w:val="000000"/>
+          <w:kern w:val="0"/>
+          <w:sz w:val="22"/>
+          <w:szCs w:val="22"/>
+          <w:lang w:val="es-ES" w:eastAsia="es-ES"/>
+          <w14:ligatures w14:val="none"/>
+        </w:rPr>
+        <w:t>; (</w:t>
+      </w:r>
+      <w:proofErr w:type="spellStart"/>
+      <w:r>
+        <w:rPr>
+          <w:rFonts w:ascii="Arial Narrow" w:eastAsia="Arial Narrow" w:hAnsi="Arial Narrow" w:cs="Arial Narrow"/>
+          <w:color w:val="000000"/>
+          <w:kern w:val="0"/>
+          <w:sz w:val="22"/>
+          <w:szCs w:val="22"/>
+          <w:lang w:val="es-ES" w:eastAsia="es-ES"/>
+          <w14:ligatures w14:val="none"/>
+        </w:rPr>
+        <w:t>iii</w:t>
+      </w:r>
+      <w:proofErr w:type="spellEnd"/>
+      <w:r>
+        <w:rPr>
+          <w:rFonts w:ascii="Arial Narrow" w:eastAsia="Arial Narrow" w:hAnsi="Arial Narrow" w:cs="Arial Narrow"/>
+          <w:color w:val="000000"/>
+          <w:kern w:val="0"/>
+          <w:sz w:val="22"/>
+          <w:szCs w:val="22"/>
+          <w:lang w:val="es-ES" w:eastAsia="es-ES"/>
+          <w14:ligatures w14:val="none"/>
+        </w:rPr>
+        <w:t xml:space="preserve">) presentar los medios probatorios que acrediten que verificó que la Póliza 250006639 del Seguro Vehicular era válida para el servicio de taxi que se realizaba con el </w:t>
+      </w:r>
+      <w:r>
+        <w:rPr>
+          <w:rFonts w:ascii="Arial Narrow" w:eastAsia="Arial Narrow" w:hAnsi="Arial Narrow" w:cs="Arial Narrow"/>
+          <w:color w:val="000000"/>
+          <w:kern w:val="0"/>
+          <w:sz w:val="22"/>
+          <w:szCs w:val="22"/>
+          <w:lang w:eastAsia="es-ES"/>
+          <w14:ligatures w14:val="none"/>
+        </w:rPr>
+        <w:t xml:space="preserve">vehículo con Placa de Rodaje CAF-328; </w:t>
+      </w:r>
+      <w:r>
+        <w:rPr>
+          <w:rFonts w:ascii="Arial Narrow" w:eastAsia="Arial Narrow" w:hAnsi="Arial Narrow" w:cs="Arial Narrow"/>
+          <w:color w:val="000000"/>
+          <w:kern w:val="0"/>
+          <w:sz w:val="22"/>
+          <w:szCs w:val="22"/>
+          <w:lang w:val="es-ES" w:eastAsia="es-ES"/>
+          <w14:ligatures w14:val="none"/>
+        </w:rPr>
+        <w:t xml:space="preserve"> y, (</w:t>
+      </w:r>
+      <w:proofErr w:type="spellStart"/>
+      <w:r>
+        <w:rPr>
+          <w:rFonts w:ascii="Arial Narrow" w:eastAsia="Arial Narrow" w:hAnsi="Arial Narrow" w:cs="Arial Narrow"/>
+          <w:color w:val="000000"/>
+          <w:kern w:val="0"/>
+          <w:sz w:val="22"/>
+          <w:szCs w:val="22"/>
+          <w:lang w:val="es-ES" w:eastAsia="es-ES"/>
+          <w14:ligatures w14:val="none"/>
+        </w:rPr>
+        <w:t>iv</w:t>
+      </w:r>
+      <w:proofErr w:type="spellEnd"/>
+      <w:r>
+        <w:rPr>
+          <w:rFonts w:ascii="Arial Narrow" w:eastAsia="Arial Narrow" w:hAnsi="Arial Narrow" w:cs="Arial Narrow"/>
+          <w:color w:val="000000"/>
+          <w:kern w:val="0"/>
+          <w:sz w:val="22"/>
+          <w:szCs w:val="22"/>
+          <w:lang w:val="es-ES" w:eastAsia="es-ES"/>
+          <w14:ligatures w14:val="none"/>
+        </w:rPr>
+        <w:t>) presentar todas las comunicaciones cursadas con la parte denunciante en virtud de los hechos materia de denuncia</w:t>
+      </w:r>
+      <w:r>
+        <w:rPr>
+          <w:rFonts w:ascii="Arial Narrow" w:eastAsia="Arial Narrow" w:hAnsi="Arial Narrow" w:cs="Arial Narrow"/>
+          <w:color w:val="000000"/>
+          <w:kern w:val="0"/>
+          <w:sz w:val="22"/>
+          <w:szCs w:val="22"/>
+          <w:lang w:val="es-ES" w:eastAsia="es-ES"/>
+          <w14:ligatures w14:val="none"/>
+        </w:rPr>
+        <w:t>.</w:t>
+      </w:r>
+    </w:p>
+    <w:p>
+      <w:pPr>
+        <w:spacing w:before="0" w:after="0" w:line="240" w:lineRule="auto"/>
+        <w:jc w:val="both"/>
+        <w:rPr>
+          <w:rFonts w:ascii="Arial Narrow" w:eastAsia="Arial Narrow" w:hAnsi="Arial Narrow" w:cs="Arial Narrow"/>
+          <w:color w:val="000000"/>
+          <w:kern w:val="0"/>
+          <w:sz w:val="22"/>
+          <w:szCs w:val="22"/>
+          <w:lang w:val="es-ES" w:eastAsia="es-ES"/>
           <w14:ligatures w14:val="none"/>
         </w:rPr>
       </w:pPr>
@@ -5725,7 +6055,7 @@
           <w:lang w:eastAsia="es-PE"/>
           <w14:ligatures w14:val="none"/>
         </w:rPr>
-        <w:t xml:space="preserve">QUINTO:</w:t>
+        <w:t xml:space="preserve">SEXTO:</w:t>
       </w:r>
       <w:r>
         <w:rPr>
@@ -5739,7 +6069,6 @@
         </w:rPr>
         <w:t xml:space="preserve"> </w:t>
       </w:r>
-      <w:bookmarkStart w:id="10" w:name="_Hlk188286813"/>
       <w:r>
         <w:rPr>
           <w:rFonts w:ascii="Arial Narrow" w:eastAsia="Arial Narrow" w:hAnsi="Arial Narrow" w:cs="Arial Narrow"/>
@@ -5774,9 +6103,21 @@
           <w:lang w:eastAsia="es-ES"/>
           <w14:ligatures w14:val="none"/>
         </w:rPr>
-        <w:t>plazo no mayor de cinco (5) días hábiles contado a partir del día siguiente de la notificación de la presente resolución</w:t>
-      </w:r>
-      <w:bookmarkEnd w:id="10"/>
+        <w:t xml:space="preserve">plazo no mayor de cinco (5) días hábiles contado a partir del día siguiente de la notificación de la presente resolución, </w:t>
+      </w:r>
+      <w:r>
+        <w:rPr>
+          <w:rFonts w:ascii="Arial Narrow" w:eastAsia="Arial Narrow" w:hAnsi="Arial Narrow" w:cs="Arial Narrow"/>
+          <w:color w:val="000000"/>
+          <w:kern w:val="0"/>
+          <w:sz w:val="22"/>
+          <w:szCs w:val="22"/>
+          <w:shd w:val="clear" w:color="auto" w:fill="FFFFFF"/>
+          <w:lang w:eastAsia="es-PE"/>
+          <w14:ligatures w14:val="none"/>
+        </w:rPr>
+        <w:t>a Corredores de Seguros Falabella S.A.C.</w:t>
+      </w:r>
       <w:r>
         <w:rPr>
           <w:rFonts w:ascii="Arial Narrow" w:eastAsia="Arial Narrow" w:hAnsi="Arial Narrow" w:cs="Arial Narrow"/>
@@ -5789,14 +6130,55 @@
         </w:rPr>
         <w:t xml:space="preserve">, </w:t>
       </w:r>
-      <w:bookmarkStart w:id="11" w:name="_Hlk188286828"/>
-      <w:r>
-        <w:rPr>
-          <w:rFonts w:ascii="Arial Narrow" w:eastAsia="Arial Narrow" w:hAnsi="Arial Narrow" w:cs="Arial Narrow"/>
-          <w:sz w:val="22"/>
-          <w:szCs w:val="22"/>
-        </w:rPr>
-        <w:t>La Positiva Seguros y Reaseguros S.A.</w:t>
+      <w:r>
+        <w:rPr>
+          <w:rFonts w:ascii="Arial Narrow" w:eastAsia="Arial Narrow" w:hAnsi="Arial Narrow" w:cs="Arial Narrow"/>
+          <w:color w:val="000000"/>
+          <w:kern w:val="0"/>
+          <w:sz w:val="22"/>
+          <w:szCs w:val="22"/>
+          <w:lang w:val="es-ES" w:eastAsia="es-ES"/>
+          <w14:ligatures w14:val="none"/>
+        </w:rPr>
+        <w:t xml:space="preserve">cumpla con: </w:t>
+      </w:r>
+      <w:r>
+        <w:rPr>
+          <w:rFonts w:ascii="Arial Narrow" w:eastAsia="Arial Narrow" w:hAnsi="Arial Narrow" w:cs="Arial Narrow"/>
+          <w:color w:val="000000"/>
+          <w:kern w:val="0"/>
+          <w:sz w:val="22"/>
+          <w:szCs w:val="22"/>
+          <w:lang w:val="es-ES" w:eastAsia="es-ES"/>
+          <w14:ligatures w14:val="none"/>
+        </w:rPr>
+        <w:t>(i) presentar una copia debidamente suscrita de la Póliza 250006639 del Seguro Vehicular; así como el cargo de remisión de la póliza; (</w:t>
+      </w:r>
+      <w:proofErr w:type="spellStart"/>
+      <w:r>
+        <w:rPr>
+          <w:rFonts w:ascii="Arial Narrow" w:eastAsia="Arial Narrow" w:hAnsi="Arial Narrow" w:cs="Arial Narrow"/>
+          <w:color w:val="000000"/>
+          <w:kern w:val="0"/>
+          <w:sz w:val="22"/>
+          <w:szCs w:val="22"/>
+          <w:lang w:val="es-ES" w:eastAsia="es-ES"/>
+          <w14:ligatures w14:val="none"/>
+        </w:rPr>
+        <w:t>ii</w:t>
+      </w:r>
+      <w:proofErr w:type="spellEnd"/>
+      <w:r>
+        <w:rPr>
+          <w:rFonts w:ascii="Arial Narrow" w:eastAsia="Arial Narrow" w:hAnsi="Arial Narrow" w:cs="Arial Narrow"/>
+          <w:color w:val="000000"/>
+          <w:kern w:val="0"/>
+          <w:sz w:val="22"/>
+          <w:szCs w:val="22"/>
+          <w:lang w:val="es-ES" w:eastAsia="es-ES"/>
+          <w14:ligatures w14:val="none"/>
+        </w:rPr>
+        <w:t xml:space="preserve">) presentar los medios probatorios que acrediten que gestionó adecuadamente el pago de prima correspondiente para la renovación de la Póliza 250006639 para el periodo </w:t>
       </w:r>
       <w:r>
         <w:rPr>
@@ -5808,9 +6190,8 @@
           <w:lang w:eastAsia="es-ES"/>
           <w14:ligatures w14:val="none"/>
         </w:rPr>
-        <w:t xml:space="preserve">, </w:t>
-      </w:r>
-      <w:bookmarkEnd w:id="11"/>
+        <w:t>del año 2024 al año 2025</w:t>
+      </w:r>
       <w:r>
         <w:rPr>
           <w:rFonts w:ascii="Arial Narrow" w:eastAsia="Arial Narrow" w:hAnsi="Arial Narrow" w:cs="Arial Narrow"/>
@@ -5821,8 +6202,9 @@
           <w:lang w:val="es-ES" w:eastAsia="es-ES"/>
           <w14:ligatures w14:val="none"/>
         </w:rPr>
-        <w:t>cumpla</w:t>
-      </w:r>
+        <w:t>; (</w:t>
+      </w:r>
+      <w:proofErr w:type="spellStart"/>
       <w:r>
         <w:rPr>
           <w:rFonts w:ascii="Arial Narrow" w:eastAsia="Arial Narrow" w:hAnsi="Arial Narrow" w:cs="Arial Narrow"/>
@@ -5833,8 +6215,9 @@
           <w:lang w:val="es-ES" w:eastAsia="es-ES"/>
           <w14:ligatures w14:val="none"/>
         </w:rPr>
-        <w:t xml:space="preserve"> con: </w:t>
-      </w:r>
+        <w:t>iii</w:t>
+      </w:r>
+      <w:proofErr w:type="spellEnd"/>
       <w:r>
         <w:rPr>
           <w:rFonts w:ascii="Arial Narrow" w:eastAsia="Arial Narrow" w:hAnsi="Arial Narrow" w:cs="Arial Narrow"/>
@@ -5845,7 +6228,31 @@
           <w:lang w:val="es-ES" w:eastAsia="es-ES"/>
           <w14:ligatures w14:val="none"/>
         </w:rPr>
-        <w:t>(i) presentar una copia debidamente suscrita de la Póliza 250006639 del Seguro Vehicular; así como el cargo de remisión de la póliza; (</w:t>
+        <w:t xml:space="preserve">) presentar los medios probatorios que acrediten que informó oportunamente a la compañía aseguradora que la Póliza 250006639 del Seguro Vehicular sería emitida considerando que el </w:t>
+      </w:r>
+      <w:r>
+        <w:rPr>
+          <w:rFonts w:ascii="Arial Narrow" w:eastAsia="Arial Narrow" w:hAnsi="Arial Narrow" w:cs="Arial Narrow"/>
+          <w:color w:val="000000"/>
+          <w:kern w:val="0"/>
+          <w:sz w:val="22"/>
+          <w:szCs w:val="22"/>
+          <w:lang w:eastAsia="es-ES"/>
+          <w14:ligatures w14:val="none"/>
+        </w:rPr>
+        <w:t xml:space="preserve">vehículo a asegurar con Placa de Rodaje CAF-328 era utilizado </w:t>
+      </w:r>
+      <w:r>
+        <w:rPr>
+          <w:rFonts w:ascii="Arial Narrow" w:eastAsia="Arial Narrow" w:hAnsi="Arial Narrow" w:cs="Arial Narrow"/>
+          <w:color w:val="000000"/>
+          <w:kern w:val="0"/>
+          <w:sz w:val="22"/>
+          <w:szCs w:val="22"/>
+          <w:lang w:val="es-ES" w:eastAsia="es-ES"/>
+          <w14:ligatures w14:val="none"/>
+        </w:rPr>
+        <w:t>para el servicio de taxi; y, (</w:t>
       </w:r>
       <w:proofErr w:type="spellStart"/>
       <w:r>
@@ -5858,7 +6265,7 @@
           <w:lang w:val="es-ES" w:eastAsia="es-ES"/>
           <w14:ligatures w14:val="none"/>
         </w:rPr>
-        <w:t>ii</w:t>
+        <w:t>iv</w:t>
       </w:r>
       <w:proofErr w:type="spellEnd"/>
       <w:r>
@@ -5871,7 +6278,7 @@
           <w:lang w:val="es-ES" w:eastAsia="es-ES"/>
           <w14:ligatures w14:val="none"/>
         </w:rPr>
-        <w:t xml:space="preserve">) presentar los medios probatorios que acrediten que gestionó adecuadamente el pago de prima correspondiente para la renovación de la Póliza 250006639 para el periodo </w:t>
+        <w:t xml:space="preserve">) presentar todas las comunicaciones cursadas con la parte denunciante; incluyendo la grabación de la llamada telefónica realizada el </w:t>
       </w:r>
       <w:r>
         <w:rPr>
@@ -5883,7 +6290,31 @@
           <w:lang w:eastAsia="es-ES"/>
           <w14:ligatures w14:val="none"/>
         </w:rPr>
-        <w:t>del año 2024 al año 2025</w:t>
+        <w:t xml:space="preserve">23 de setiembre de 2023</w:t>
+      </w:r>
+      <w:r>
+        <w:rPr>
+          <w:rFonts w:ascii="Arial Narrow" w:eastAsia="Arial Narrow" w:hAnsi="Arial Narrow" w:cs="Arial Narrow"/>
+          <w:color w:val="000000"/>
+          <w:kern w:val="0"/>
+          <w:sz w:val="22"/>
+          <w:szCs w:val="22"/>
+          <w:lang w:eastAsia="es-ES"/>
+          <w14:ligatures w14:val="none"/>
+        </w:rPr>
+        <w:t xml:space="preserve"/>
+      </w:r>
+      <w:r>
+        <w:rPr>
+          <w:rFonts w:ascii="Arial Narrow" w:eastAsia="Arial Narrow" w:hAnsi="Arial Narrow" w:cs="Arial Narrow"/>
+          <w:color w:val="000000"/>
+          <w:kern w:val="0"/>
+          <w:sz w:val="22"/>
+          <w:szCs w:val="22"/>
+          <w:lang w:eastAsia="es-ES"/>
+          <w14:ligatures w14:val="none"/>
+        </w:rPr>
+        <w:t xml:space="preserve">,</w:t>
       </w:r>
       <w:r>
         <w:rPr>
@@ -5895,9 +6326,8 @@
           <w:lang w:val="es-ES" w:eastAsia="es-ES"/>
           <w14:ligatures w14:val="none"/>
         </w:rPr>
-        <w:t>; (</w:t>
-      </w:r>
-      <w:proofErr w:type="spellStart"/>
+        <w:t xml:space="preserve"> en virtud de los hechos materia de denuncia</w:t>
+      </w:r>
       <w:r>
         <w:rPr>
           <w:rFonts w:ascii="Arial Narrow" w:eastAsia="Arial Narrow" w:hAnsi="Arial Narrow" w:cs="Arial Narrow"/>
@@ -5908,413 +6338,12 @@
           <w:lang w:val="es-ES" w:eastAsia="es-ES"/>
           <w14:ligatures w14:val="none"/>
         </w:rPr>
-        <w:t>iii</w:t>
-      </w:r>
-      <w:proofErr w:type="spellEnd"/>
-      <w:r>
-        <w:rPr>
-          <w:rFonts w:ascii="Arial Narrow" w:eastAsia="Arial Narrow" w:hAnsi="Arial Narrow" w:cs="Arial Narrow"/>
-          <w:color w:val="000000"/>
-          <w:kern w:val="0"/>
-          <w:sz w:val="22"/>
-          <w:szCs w:val="22"/>
-          <w:lang w:val="es-ES" w:eastAsia="es-ES"/>
-          <w14:ligatures w14:val="none"/>
-        </w:rPr>
-        <w:t xml:space="preserve">) presentar los medios probatorios que acrediten que verificó que la Póliza 250006639 del Seguro Vehicular era válida para el servicio de taxi que se realizaba con el </w:t>
-      </w:r>
-      <w:r>
-        <w:rPr>
-          <w:rFonts w:ascii="Arial Narrow" w:eastAsia="Arial Narrow" w:hAnsi="Arial Narrow" w:cs="Arial Narrow"/>
-          <w:color w:val="000000"/>
-          <w:kern w:val="0"/>
-          <w:sz w:val="22"/>
-          <w:szCs w:val="22"/>
-          <w:lang w:eastAsia="es-ES"/>
-          <w14:ligatures w14:val="none"/>
-        </w:rPr>
-        <w:t xml:space="preserve">vehículo con Placa de Rodaje CAF-328; </w:t>
-      </w:r>
-      <w:r>
-        <w:rPr>
-          <w:rFonts w:ascii="Arial Narrow" w:eastAsia="Arial Narrow" w:hAnsi="Arial Narrow" w:cs="Arial Narrow"/>
-          <w:color w:val="000000"/>
-          <w:kern w:val="0"/>
-          <w:sz w:val="22"/>
-          <w:szCs w:val="22"/>
-          <w:lang w:val="es-ES" w:eastAsia="es-ES"/>
-          <w14:ligatures w14:val="none"/>
-        </w:rPr>
-        <w:t xml:space="preserve"> y, (</w:t>
-      </w:r>
-      <w:proofErr w:type="spellStart"/>
-      <w:r>
-        <w:rPr>
-          <w:rFonts w:ascii="Arial Narrow" w:eastAsia="Arial Narrow" w:hAnsi="Arial Narrow" w:cs="Arial Narrow"/>
-          <w:color w:val="000000"/>
-          <w:kern w:val="0"/>
-          <w:sz w:val="22"/>
-          <w:szCs w:val="22"/>
-          <w:lang w:val="es-ES" w:eastAsia="es-ES"/>
-          <w14:ligatures w14:val="none"/>
-        </w:rPr>
-        <w:t>iv</w:t>
-      </w:r>
-      <w:proofErr w:type="spellEnd"/>
-      <w:r>
-        <w:rPr>
-          <w:rFonts w:ascii="Arial Narrow" w:eastAsia="Arial Narrow" w:hAnsi="Arial Narrow" w:cs="Arial Narrow"/>
-          <w:color w:val="000000"/>
-          <w:kern w:val="0"/>
-          <w:sz w:val="22"/>
-          <w:szCs w:val="22"/>
-          <w:lang w:val="es-ES" w:eastAsia="es-ES"/>
-          <w14:ligatures w14:val="none"/>
-        </w:rPr>
-        <w:t>) presentar todas las comunicaciones cursadas con la parte denunciante en virtud de los hechos materia de denuncia</w:t>
-      </w:r>
-      <w:r>
-        <w:rPr>
-          <w:rFonts w:ascii="Arial Narrow" w:eastAsia="Arial Narrow" w:hAnsi="Arial Narrow" w:cs="Arial Narrow"/>
-          <w:color w:val="000000"/>
-          <w:kern w:val="0"/>
-          <w:sz w:val="22"/>
-          <w:szCs w:val="22"/>
-          <w:lang w:val="es-ES" w:eastAsia="es-ES"/>
-          <w14:ligatures w14:val="none"/>
-        </w:rPr>
         <w:t>.</w:t>
       </w:r>
     </w:p>
     <w:p>
       <w:pPr>
-        <w:spacing w:after="0" w:line="240" w:lineRule="auto"/>
-        <w:jc w:val="both"/>
-        <w:rPr>
-          <w:rFonts w:ascii="Arial Narrow" w:eastAsia="Arial Narrow" w:hAnsi="Arial Narrow" w:cs="Arial Narrow"/>
-          <w:color w:val="000000"/>
-          <w:kern w:val="0"/>
-          <w:sz w:val="22"/>
-          <w:szCs w:val="22"/>
-          <w:lang w:val="es-ES" w:eastAsia="es-ES"/>
-          <w14:ligatures w14:val="none"/>
-        </w:rPr>
-      </w:pPr>
-    </w:p>
-    <w:p>
-      <w:pPr>
-        <w:spacing w:after="0" w:line="240" w:lineRule="auto"/>
-        <w:jc w:val="both"/>
-        <w:rPr>
-          <w:rFonts w:ascii="Arial Narrow" w:eastAsia="Arial Narrow" w:hAnsi="Arial Narrow" w:cs="Arial Narrow"/>
-          <w:color w:val="000000"/>
-          <w:kern w:val="0"/>
-          <w:sz w:val="22"/>
-          <w:szCs w:val="22"/>
-          <w:lang w:val="es-ES" w:eastAsia="es-ES"/>
-          <w14:ligatures w14:val="none"/>
-        </w:rPr>
-      </w:pPr>
-      <w:r>
-        <w:rPr>
-          <w:rFonts w:ascii="Arial Narrow" w:eastAsia="Arial Narrow" w:hAnsi="Arial Narrow" w:cs="Arial Narrow"/>
-          <w:b/>
-          <w:color w:val="000000"/>
-          <w:kern w:val="0"/>
-          <w:sz w:val="22"/>
-          <w:szCs w:val="22"/>
-          <w:lang w:eastAsia="es-PE"/>
-          <w14:ligatures w14:val="none"/>
-        </w:rPr>
-        <w:t xml:space="preserve">SEXTO:</w:t>
-      </w:r>
-      <w:r>
-        <w:rPr>
-          <w:rFonts w:ascii="Arial Narrow" w:eastAsia="Arial Narrow" w:hAnsi="Arial Narrow" w:cs="Arial Narrow"/>
-          <w:color w:val="000000"/>
-          <w:kern w:val="0"/>
-          <w:sz w:val="22"/>
-          <w:szCs w:val="22"/>
-          <w:lang w:eastAsia="es-PE"/>
-          <w14:ligatures w14:val="none"/>
-        </w:rPr>
-        <w:t xml:space="preserve"> </w:t>
-      </w:r>
-      <w:r>
-        <w:rPr>
-          <w:rFonts w:ascii="Arial Narrow" w:eastAsia="Arial Narrow" w:hAnsi="Arial Narrow" w:cs="Arial Narrow"/>
-          <w:color w:val="000000"/>
-          <w:kern w:val="0"/>
-          <w:sz w:val="22"/>
-          <w:szCs w:val="22"/>
-          <w:lang w:eastAsia="es-ES"/>
-          <w14:ligatures w14:val="none"/>
-        </w:rPr>
-        <w:t xml:space="preserve">requerir </w:t>
-      </w:r>
-      <w:r>
-        <w:rPr>
-          <w:rFonts w:ascii="Arial Narrow" w:eastAsia="Arial Narrow" w:hAnsi="Arial Narrow" w:cs="Arial Narrow"/>
-          <w:color w:val="000000"/>
-          <w:kern w:val="0"/>
-          <w:sz w:val="22"/>
-          <w:szCs w:val="22"/>
-          <w:lang w:val="es-ES" w:eastAsia="es-ES"/>
-          <w14:ligatures w14:val="none"/>
-        </w:rPr>
-        <w:t xml:space="preserve">que, en un </w:t>
-      </w:r>
-      <w:r>
-        <w:rPr>
-          <w:rFonts w:ascii="Arial Narrow" w:eastAsia="Arial Narrow" w:hAnsi="Arial Narrow" w:cs="Arial Narrow"/>
-          <w:color w:val="000000"/>
-          <w:kern w:val="0"/>
-          <w:sz w:val="22"/>
-          <w:szCs w:val="22"/>
-          <w:lang w:eastAsia="es-ES"/>
-          <w14:ligatures w14:val="none"/>
-        </w:rPr>
-        <w:t xml:space="preserve">plazo no mayor de cinco (5) días hábiles contado a partir del día siguiente de la notificación de la presente resolución, </w:t>
-      </w:r>
-      <w:r>
-        <w:rPr>
-          <w:rFonts w:ascii="Arial Narrow" w:eastAsia="Arial Narrow" w:hAnsi="Arial Narrow" w:cs="Arial Narrow"/>
-          <w:color w:val="000000"/>
-          <w:kern w:val="0"/>
-          <w:sz w:val="22"/>
-          <w:szCs w:val="22"/>
-          <w:shd w:val="clear" w:color="auto" w:fill="FFFFFF"/>
-          <w:lang w:eastAsia="es-PE"/>
-          <w14:ligatures w14:val="none"/>
-        </w:rPr>
-        <w:t>a Corredores de Seguros Falabella S.A.C.</w:t>
-      </w:r>
-      <w:r>
-        <w:rPr>
-          <w:rFonts w:ascii="Arial Narrow" w:eastAsia="Arial Narrow" w:hAnsi="Arial Narrow" w:cs="Arial Narrow"/>
-          <w:color w:val="000000"/>
-          <w:kern w:val="0"/>
-          <w:sz w:val="22"/>
-          <w:szCs w:val="22"/>
-          <w:lang w:eastAsia="es-ES"/>
-          <w14:ligatures w14:val="none"/>
-        </w:rPr>
-        <w:t xml:space="preserve">, </w:t>
-      </w:r>
-      <w:r>
-        <w:rPr>
-          <w:rFonts w:ascii="Arial Narrow" w:eastAsia="Arial Narrow" w:hAnsi="Arial Narrow" w:cs="Arial Narrow"/>
-          <w:color w:val="000000"/>
-          <w:kern w:val="0"/>
-          <w:sz w:val="22"/>
-          <w:szCs w:val="22"/>
-          <w:lang w:val="es-ES" w:eastAsia="es-ES"/>
-          <w14:ligatures w14:val="none"/>
-        </w:rPr>
-        <w:t xml:space="preserve">cumpla con: </w:t>
-      </w:r>
-      <w:r>
-        <w:rPr>
-          <w:rFonts w:ascii="Arial Narrow" w:eastAsia="Arial Narrow" w:hAnsi="Arial Narrow" w:cs="Arial Narrow"/>
-          <w:color w:val="000000"/>
-          <w:kern w:val="0"/>
-          <w:sz w:val="22"/>
-          <w:szCs w:val="22"/>
-          <w:lang w:val="es-ES" w:eastAsia="es-ES"/>
-          <w14:ligatures w14:val="none"/>
-        </w:rPr>
-        <w:t>(i) presentar una copia debidamente suscrita de la Póliza 250006639 del Seguro Vehicular; así como el cargo de remisión de la póliza; (</w:t>
-      </w:r>
-      <w:proofErr w:type="spellStart"/>
-      <w:r>
-        <w:rPr>
-          <w:rFonts w:ascii="Arial Narrow" w:eastAsia="Arial Narrow" w:hAnsi="Arial Narrow" w:cs="Arial Narrow"/>
-          <w:color w:val="000000"/>
-          <w:kern w:val="0"/>
-          <w:sz w:val="22"/>
-          <w:szCs w:val="22"/>
-          <w:lang w:val="es-ES" w:eastAsia="es-ES"/>
-          <w14:ligatures w14:val="none"/>
-        </w:rPr>
-        <w:t>ii</w:t>
-      </w:r>
-      <w:proofErr w:type="spellEnd"/>
-      <w:r>
-        <w:rPr>
-          <w:rFonts w:ascii="Arial Narrow" w:eastAsia="Arial Narrow" w:hAnsi="Arial Narrow" w:cs="Arial Narrow"/>
-          <w:color w:val="000000"/>
-          <w:kern w:val="0"/>
-          <w:sz w:val="22"/>
-          <w:szCs w:val="22"/>
-          <w:lang w:val="es-ES" w:eastAsia="es-ES"/>
-          <w14:ligatures w14:val="none"/>
-        </w:rPr>
-        <w:t xml:space="preserve">) presentar los medios probatorios que acrediten que gestionó adecuadamente el pago de prima correspondiente para la renovación de la Póliza 250006639 para el periodo </w:t>
-      </w:r>
-      <w:r>
-        <w:rPr>
-          <w:rFonts w:ascii="Arial Narrow" w:eastAsia="Arial Narrow" w:hAnsi="Arial Narrow" w:cs="Arial Narrow"/>
-          <w:color w:val="000000"/>
-          <w:kern w:val="0"/>
-          <w:sz w:val="22"/>
-          <w:szCs w:val="22"/>
-          <w:lang w:eastAsia="es-ES"/>
-          <w14:ligatures w14:val="none"/>
-        </w:rPr>
-        <w:t>del año 2024 al año 2025</w:t>
-      </w:r>
-      <w:r>
-        <w:rPr>
-          <w:rFonts w:ascii="Arial Narrow" w:eastAsia="Arial Narrow" w:hAnsi="Arial Narrow" w:cs="Arial Narrow"/>
-          <w:color w:val="000000"/>
-          <w:kern w:val="0"/>
-          <w:sz w:val="22"/>
-          <w:szCs w:val="22"/>
-          <w:lang w:val="es-ES" w:eastAsia="es-ES"/>
-          <w14:ligatures w14:val="none"/>
-        </w:rPr>
-        <w:t>; (</w:t>
-      </w:r>
-      <w:proofErr w:type="spellStart"/>
-      <w:r>
-        <w:rPr>
-          <w:rFonts w:ascii="Arial Narrow" w:eastAsia="Arial Narrow" w:hAnsi="Arial Narrow" w:cs="Arial Narrow"/>
-          <w:color w:val="000000"/>
-          <w:kern w:val="0"/>
-          <w:sz w:val="22"/>
-          <w:szCs w:val="22"/>
-          <w:lang w:val="es-ES" w:eastAsia="es-ES"/>
-          <w14:ligatures w14:val="none"/>
-        </w:rPr>
-        <w:t>iii</w:t>
-      </w:r>
-      <w:proofErr w:type="spellEnd"/>
-      <w:r>
-        <w:rPr>
-          <w:rFonts w:ascii="Arial Narrow" w:eastAsia="Arial Narrow" w:hAnsi="Arial Narrow" w:cs="Arial Narrow"/>
-          <w:color w:val="000000"/>
-          <w:kern w:val="0"/>
-          <w:sz w:val="22"/>
-          <w:szCs w:val="22"/>
-          <w:lang w:val="es-ES" w:eastAsia="es-ES"/>
-          <w14:ligatures w14:val="none"/>
-        </w:rPr>
-        <w:t xml:space="preserve">) presentar los medios probatorios que acrediten que informó oportunamente a la compañía aseguradora que la Póliza 250006639 del Seguro Vehicular sería emitida considerando que el </w:t>
-      </w:r>
-      <w:r>
-        <w:rPr>
-          <w:rFonts w:ascii="Arial Narrow" w:eastAsia="Arial Narrow" w:hAnsi="Arial Narrow" w:cs="Arial Narrow"/>
-          <w:color w:val="000000"/>
-          <w:kern w:val="0"/>
-          <w:sz w:val="22"/>
-          <w:szCs w:val="22"/>
-          <w:lang w:eastAsia="es-ES"/>
-          <w14:ligatures w14:val="none"/>
-        </w:rPr>
-        <w:t xml:space="preserve">vehículo a asegurar con Placa de Rodaje CAF-328 era utilizado </w:t>
-      </w:r>
-      <w:r>
-        <w:rPr>
-          <w:rFonts w:ascii="Arial Narrow" w:eastAsia="Arial Narrow" w:hAnsi="Arial Narrow" w:cs="Arial Narrow"/>
-          <w:color w:val="000000"/>
-          <w:kern w:val="0"/>
-          <w:sz w:val="22"/>
-          <w:szCs w:val="22"/>
-          <w:lang w:val="es-ES" w:eastAsia="es-ES"/>
-          <w14:ligatures w14:val="none"/>
-        </w:rPr>
-        <w:t>para el servicio de taxi; y, (</w:t>
-      </w:r>
-      <w:proofErr w:type="spellStart"/>
-      <w:r>
-        <w:rPr>
-          <w:rFonts w:ascii="Arial Narrow" w:eastAsia="Arial Narrow" w:hAnsi="Arial Narrow" w:cs="Arial Narrow"/>
-          <w:color w:val="000000"/>
-          <w:kern w:val="0"/>
-          <w:sz w:val="22"/>
-          <w:szCs w:val="22"/>
-          <w:lang w:val="es-ES" w:eastAsia="es-ES"/>
-          <w14:ligatures w14:val="none"/>
-        </w:rPr>
-        <w:t>iv</w:t>
-      </w:r>
-      <w:proofErr w:type="spellEnd"/>
-      <w:r>
-        <w:rPr>
-          <w:rFonts w:ascii="Arial Narrow" w:eastAsia="Arial Narrow" w:hAnsi="Arial Narrow" w:cs="Arial Narrow"/>
-          <w:color w:val="000000"/>
-          <w:kern w:val="0"/>
-          <w:sz w:val="22"/>
-          <w:szCs w:val="22"/>
-          <w:lang w:val="es-ES" w:eastAsia="es-ES"/>
-          <w14:ligatures w14:val="none"/>
-        </w:rPr>
-        <w:t xml:space="preserve">) presentar todas las comunicaciones cursadas con la parte denunciante; incluyendo la grabación de la llamada telefónica realizada el </w:t>
-      </w:r>
-      <w:r>
-        <w:rPr>
-          <w:rFonts w:ascii="Arial Narrow" w:eastAsia="Arial Narrow" w:hAnsi="Arial Narrow" w:cs="Arial Narrow"/>
-          <w:color w:val="000000"/>
-          <w:kern w:val="0"/>
-          <w:sz w:val="22"/>
-          <w:szCs w:val="22"/>
-          <w:lang w:eastAsia="es-ES"/>
-          <w14:ligatures w14:val="none"/>
-        </w:rPr>
-        <w:t xml:space="preserve">23 de setiembre de 2023</w:t>
-      </w:r>
-      <w:r>
-        <w:rPr>
-          <w:rFonts w:ascii="Arial Narrow" w:eastAsia="Arial Narrow" w:hAnsi="Arial Narrow" w:cs="Arial Narrow"/>
-          <w:color w:val="000000"/>
-          <w:kern w:val="0"/>
-          <w:sz w:val="22"/>
-          <w:szCs w:val="22"/>
-          <w:lang w:eastAsia="es-ES"/>
-          <w14:ligatures w14:val="none"/>
-        </w:rPr>
-        <w:t xml:space="preserve"/>
-      </w:r>
-      <w:r>
-        <w:rPr>
-          <w:rFonts w:ascii="Arial Narrow" w:eastAsia="Arial Narrow" w:hAnsi="Arial Narrow" w:cs="Arial Narrow"/>
-          <w:color w:val="000000"/>
-          <w:kern w:val="0"/>
-          <w:sz w:val="22"/>
-          <w:szCs w:val="22"/>
-          <w:lang w:eastAsia="es-ES"/>
-          <w14:ligatures w14:val="none"/>
-        </w:rPr>
-        <w:t xml:space="preserve">,</w:t>
-      </w:r>
-      <w:r>
-        <w:rPr>
-          <w:rFonts w:ascii="Arial Narrow" w:eastAsia="Arial Narrow" w:hAnsi="Arial Narrow" w:cs="Arial Narrow"/>
-          <w:color w:val="000000"/>
-          <w:kern w:val="0"/>
-          <w:sz w:val="22"/>
-          <w:szCs w:val="22"/>
-          <w:lang w:val="es-ES" w:eastAsia="es-ES"/>
-          <w14:ligatures w14:val="none"/>
-        </w:rPr>
-        <w:t xml:space="preserve"> en virtud de los hechos materia de denuncia</w:t>
-      </w:r>
-      <w:r>
-        <w:rPr>
-          <w:rFonts w:ascii="Arial Narrow" w:eastAsia="Arial Narrow" w:hAnsi="Arial Narrow" w:cs="Arial Narrow"/>
-          <w:color w:val="000000"/>
-          <w:kern w:val="0"/>
-          <w:sz w:val="22"/>
-          <w:szCs w:val="22"/>
-          <w:lang w:val="es-ES" w:eastAsia="es-ES"/>
-          <w14:ligatures w14:val="none"/>
-        </w:rPr>
-        <w:t>.</w:t>
-      </w:r>
-    </w:p>
-    <w:p>
-      <w:pPr>
-        <w:spacing w:after="0" w:line="240" w:lineRule="auto"/>
+        <w:spacing w:before="0" w:after="0" w:line="240" w:lineRule="auto"/>
         <w:jc w:val="both"/>
         <w:rPr>
           <w:rFonts w:ascii="Arial Narrow" w:eastAsia="Arial Narrow" w:hAnsi="Arial Narrow" w:cs="Arial Narrow"/>
@@ -6595,28 +6624,28 @@
     </w:p>
     <w:p>
       <w:pPr>
+        <w:spacing w:before="0" w:after="0" w:line="240" w:lineRule="auto"/>
+        <w:shd w:val="clear" w:color="auto" w:fill="FFFFFF"/>
+        <w:jc w:val="both"/>
+        <w:rPr>
+          <w:rFonts w:ascii="Arial Narrow" w:eastAsia="Arial Narrow" w:hAnsi="Arial Narrow" w:cs="Arial Narrow"/>
+          <w:b/>
+          <w:color w:val="000000"/>
+          <w:kern w:val="0"/>
+          <w:sz w:val="22"/>
+          <w:szCs w:val="22"/>
+          <w:lang w:eastAsia="es-PE"/>
+          <w14:ligatures w14:val="none"/>
+        </w:rPr>
+      </w:pPr>
+    </w:p>
+    <w:p>
+      <w:pPr>
         <w:shd w:val="clear" w:color="auto" w:fill="FFFFFF"/>
         <w:spacing w:after="0" w:line="240" w:lineRule="auto"/>
         <w:jc w:val="both"/>
         <w:rPr>
           <w:rFonts w:ascii="Arial Narrow" w:eastAsia="Arial Narrow" w:hAnsi="Arial Narrow" w:cs="Arial Narrow"/>
-          <w:b/>
-          <w:color w:val="000000"/>
-          <w:kern w:val="0"/>
-          <w:sz w:val="22"/>
-          <w:szCs w:val="22"/>
-          <w:lang w:eastAsia="es-PE"/>
-          <w14:ligatures w14:val="none"/>
-        </w:rPr>
-      </w:pPr>
-    </w:p>
-    <w:p>
-      <w:pPr>
-        <w:shd w:val="clear" w:color="auto" w:fill="FFFFFF"/>
-        <w:spacing w:after="0" w:line="240" w:lineRule="auto"/>
-        <w:jc w:val="both"/>
-        <w:rPr>
-          <w:rFonts w:ascii="Arial Narrow" w:eastAsia="Arial Narrow" w:hAnsi="Arial Narrow" w:cs="Arial Narrow"/>
           <w:color w:val="000000"/>
           <w:kern w:val="0"/>
           <w:sz w:val="22"/>
@@ -6689,8 +6718,8 @@
     </w:p>
     <w:p>
       <w:pPr>
+        <w:spacing w:before="0" w:after="0" w:line="240" w:lineRule="auto"/>
         <w:shd w:val="clear" w:color="auto" w:fill="FFFFFF"/>
-        <w:spacing w:after="0" w:line="240" w:lineRule="auto"/>
         <w:jc w:val="both"/>
         <w:rPr>
           <w:rFonts w:ascii="Arial Narrow" w:eastAsia="Arial Narrow" w:hAnsi="Arial Narrow" w:cs="Arial Narrow"/>
@@ -6849,15 +6878,96 @@
     </w:p>
     <w:p>
       <w:pPr>
+        <w:spacing w:before="0" w:after="0" w:line="240" w:lineRule="auto"/>
+        <w:suppressAutoHyphens/>
+        <w:jc w:val="both"/>
+        <w:rPr>
+          <w:rFonts w:ascii="Arial Narrow" w:eastAsia="Arial Narrow" w:hAnsi="Arial Narrow" w:cs="Arial Narrow"/>
+          <w:kern w:val="0"/>
+          <w:sz w:val="22"/>
+          <w:szCs w:val="22"/>
+          <w:u w:val="single"/>
+          <w14:ligatures w14:val="none"/>
+        </w:rPr>
+      </w:pPr>
+    </w:p>
+    <w:p>
+      <w:pPr>
         <w:suppressAutoHyphens/>
         <w:spacing w:after="0" w:line="240" w:lineRule="auto"/>
         <w:jc w:val="both"/>
         <w:rPr>
           <w:rFonts w:ascii="Arial Narrow" w:eastAsia="Arial Narrow" w:hAnsi="Arial Narrow" w:cs="Arial Narrow"/>
-          <w:kern w:val="0"/>
-          <w:sz w:val="22"/>
-          <w:szCs w:val="22"/>
-          <w:u w:val="single"/>
+          <w:b/>
+          <w:bCs/>
+          <w:sz w:val="22"/>
+          <w:szCs w:val="22"/>
+        </w:rPr>
+      </w:pPr>
+      <w:r>
+        <w:rPr>
+          <w:rFonts w:ascii="Arial Narrow" w:eastAsia="Arial Narrow" w:hAnsi="Arial Narrow" w:cs="Arial Narrow"/>
+          <w:b/>
+          <w:spacing w:val="-3"/>
+          <w:kern w:val="0"/>
+          <w14:ligatures w14:val="none"/>
+          <w:sz w:val="22"/>
+          <w:szCs w:val="22"/>
+        </w:rPr>
+        <w:t>DÉCIMO</w:t>
+      </w:r>
+      <w:r>
+        <w:rPr>
+          <w:rFonts w:ascii="Arial Narrow" w:eastAsia="Arial Narrow" w:hAnsi="Arial Narrow" w:cs="Arial Narrow"/>
+          <w:b/>
+          <w:color w:val="000000"/>
+          <w:kern w:val="0"/>
+          <w:sz w:val="22"/>
+          <w:szCs w:val="22"/>
+          <w:lang w:eastAsia="es-PE"/>
+          <w14:ligatures w14:val="none"/>
+        </w:rPr>
+        <w:t>:</w:t>
+      </w:r>
+      <w:r>
+        <w:rPr>
+          <w:rFonts w:ascii="Arial Narrow" w:eastAsia="Arial Narrow" w:hAnsi="Arial Narrow" w:cs="Arial Narrow"/>
+          <w:color w:val="000000"/>
+          <w:kern w:val="0"/>
+          <w:sz w:val="22"/>
+          <w:szCs w:val="22"/>
+          <w:lang w:eastAsia="es-PE"/>
+          <w14:ligatures w14:val="none"/>
+        </w:rPr>
+        <w:t xml:space="preserve"> </w:t>
+      </w:r>
+      <w:r>
+        <w:rPr>
+          <w:rFonts w:ascii="Arial Narrow" w:eastAsia="Arial Narrow" w:hAnsi="Arial Narrow" w:cs="Arial Narrow"/>
+          <w:color w:val="000000"/>
+          <w:kern w:val="0"/>
+          <w:sz w:val="22"/>
+          <w:szCs w:val="22"/>
+          <w:lang w:eastAsia="es-PE"/>
+          <w14:ligatures w14:val="none"/>
+        </w:rPr>
+        <w:t xml:space="preserve">poner en conocimiento de las partes que, antes de la emisión de la Resolución Final, tienen la posibilidad de formular su desistimiento o presentar el acuerdo arribado mediante la conciliación, mediación, transacción o cualquier otro que, de forma indubitable, deje constancia que se ha solucionado la controversia materia de denuncia.</w:t>
+      </w:r>
+      <w:bookmarkStart w:id="13" w:name="h.gjdgxs" w:colFirst="0" w:colLast="0"/>
+      <w:bookmarkEnd w:id="13"/>
+    </w:p>
+    <w:p>
+      <w:pPr>
+        <w:spacing w:before="0" w:after="0" w:line="240" w:lineRule="auto"/>
+        <w:suppressAutoHyphens/>
+        <w:jc w:val="both"/>
+        <w:rPr>
+          <w:rFonts w:ascii="Arial Narrow" w:eastAsia="Arial Narrow" w:hAnsi="Arial Narrow" w:cs="Arial Narrow"/>
+          <w:color w:val="000000"/>
+          <w:kern w:val="0"/>
+          <w:sz w:val="22"/>
+          <w:szCs w:val="22"/>
+          <w:lang w:eastAsia="es-PE"/>
           <w14:ligatures w14:val="none"/>
         </w:rPr>
       </w:pPr>
@@ -6869,420 +6979,339 @@
         <w:jc w:val="both"/>
         <w:rPr>
           <w:rFonts w:ascii="Arial Narrow" w:eastAsia="Arial Narrow" w:hAnsi="Arial Narrow" w:cs="Arial Narrow"/>
+          <w:sz w:val="22"/>
+          <w:szCs w:val="22"/>
+        </w:rPr>
+      </w:pPr>
+      <w:r>
+        <w:rPr>
+          <w:rFonts w:ascii="Arial Narrow" w:eastAsia="Arial Narrow" w:hAnsi="Arial Narrow" w:cs="Arial Narrow"/>
           <w:b/>
           <w:bCs/>
           <w:sz w:val="22"/>
           <w:szCs w:val="22"/>
         </w:rPr>
-      </w:pPr>
-      <w:r>
-        <w:rPr>
-          <w:rFonts w:ascii="Arial Narrow" w:eastAsia="Arial Narrow" w:hAnsi="Arial Narrow" w:cs="Arial Narrow"/>
-          <w:b/>
+        <w:t xml:space="preserve">DÉCIMO PRIMERO:</w:t>
+      </w:r>
+      <w:r>
+        <w:rPr>
+          <w:rFonts w:ascii="Arial Narrow" w:eastAsia="Arial Narrow" w:hAnsi="Arial Narrow" w:cs="Arial Narrow"/>
+          <w:sz w:val="22"/>
+          <w:szCs w:val="22"/>
+        </w:rPr>
+        <w:t xml:space="preserve"> </w:t>
+      </w:r>
+      <w:r>
+        <w:rPr>
+          <w:rFonts w:ascii="Arial Narrow" w:eastAsia="Arial Narrow" w:hAnsi="Arial Narrow" w:cs="Arial Narrow"/>
+          <w:sz w:val="22"/>
+          <w:szCs w:val="22"/>
+        </w:rPr>
+        <w:t xml:space="preserve">requerir al señor [DENUNCIANTE] y a Corredores de Seguros Falabella S.A.C. para que, dentro del plazo de dos (2) días hábiles siguientes a la fecha en que reciban la notificación en sus bandejas de correo electrónico, efectúen la confirmación de recepción de la notificación remitida por este despacho a sus correos electrónicos, de conformidad con el segundo párrafo del numeral 4 del artículo 20 del Texto Único Ordenado de la Ley del Procedimiento Administrativo General, aprobado mediante Decreto Supremo 006-2026-JUS, bajo apercibimiento de rehacer el acto de notificación y notificarles conforme al numeral 1 del artículo 20 del citado cuerpo normativo.</w:t>
+      </w:r>
+      <w:r>
+        <w:rPr>
+          <w:rFonts w:ascii="Arial Narrow" w:eastAsia="Arial Narrow" w:hAnsi="Arial Narrow" w:cs="Arial Narrow"/>
+          <w:sz w:val="22"/>
+          <w:szCs w:val="22"/>
+        </w:rPr>
+        <w:t xml:space="preserve"/>
+      </w:r>
+      <w:r>
+        <w:rPr>
+          <w:rFonts w:ascii="Arial Narrow" w:eastAsia="Arial Narrow" w:hAnsi="Arial Narrow" w:cs="Arial Narrow"/>
           <w:spacing w:val="-3"/>
           <w:kern w:val="0"/>
           <w14:ligatures w14:val="none"/>
           <w:sz w:val="22"/>
           <w:szCs w:val="22"/>
         </w:rPr>
-        <w:t>DÉCIMO</w:t>
-      </w:r>
-      <w:r>
-        <w:rPr>
-          <w:rFonts w:ascii="Arial Narrow" w:eastAsia="Arial Narrow" w:hAnsi="Arial Narrow" w:cs="Arial Narrow"/>
-          <w:b/>
-          <w:color w:val="000000"/>
-          <w:kern w:val="0"/>
-          <w:sz w:val="22"/>
-          <w:szCs w:val="22"/>
-          <w:lang w:eastAsia="es-PE"/>
-          <w14:ligatures w14:val="none"/>
-        </w:rPr>
-        <w:t>:</w:t>
-      </w:r>
-      <w:r>
-        <w:rPr>
-          <w:rFonts w:ascii="Arial Narrow" w:eastAsia="Arial Narrow" w:hAnsi="Arial Narrow" w:cs="Arial Narrow"/>
-          <w:color w:val="000000"/>
-          <w:kern w:val="0"/>
-          <w:sz w:val="22"/>
-          <w:szCs w:val="22"/>
-          <w:lang w:eastAsia="es-PE"/>
-          <w14:ligatures w14:val="none"/>
-        </w:rPr>
-        <w:t xml:space="preserve"> </w:t>
-      </w:r>
-      <w:r>
-        <w:rPr>
-          <w:rFonts w:ascii="Arial Narrow" w:eastAsia="Arial Narrow" w:hAnsi="Arial Narrow" w:cs="Arial Narrow"/>
-          <w:color w:val="000000"/>
-          <w:kern w:val="0"/>
-          <w:sz w:val="22"/>
-          <w:szCs w:val="22"/>
-          <w:lang w:eastAsia="es-PE"/>
-          <w14:ligatures w14:val="none"/>
-        </w:rPr>
-        <w:t xml:space="preserve">poner en conocimiento de las partes que, antes de la emisión de la Resolución Final, tienen la posibilidad de formular su desistimiento o presentar el acuerdo arribado mediante la conciliación, mediación, transacción o cualquier otro que, de forma indubitable, deje constancia que se ha solucionado la controversia materia de denuncia.</w:t>
-      </w:r>
-      <w:bookmarkStart w:id="13" w:name="h.gjdgxs" w:colFirst="0" w:colLast="0"/>
-      <w:bookmarkEnd w:id="13"/>
-    </w:p>
-    <w:p>
-      <w:pPr>
+        <w:t/>
+      </w:r>
+      <w:r>
+        <w:rPr>
+          <w:rFonts w:ascii="Arial Narrow" w:eastAsia="Arial Narrow" w:hAnsi="Arial Narrow" w:cs="Arial Narrow"/>
+          <w:spacing w:val="-3"/>
+          <w:kern w:val="0"/>
+          <w14:ligatures w14:val="none"/>
+          <w:sz w:val="22"/>
+          <w:szCs w:val="22"/>
+        </w:rPr>
+        <w:t xml:space="preserve"/>
+      </w:r>
+      <w:r>
+        <w:rPr>
+          <w:rFonts w:ascii="Arial Narrow" w:eastAsia="Arial Narrow" w:hAnsi="Arial Narrow" w:cs="Arial Narrow"/>
+          <w:spacing w:val="-3"/>
+          <w:kern w:val="0"/>
+          <w14:ligatures w14:val="none"/>
+          <w:sz w:val="22"/>
+          <w:szCs w:val="22"/>
+        </w:rPr>
+        <w:t/>
+      </w:r>
+      <w:r>
+        <w:rPr>
+          <w:rFonts w:ascii="Arial Narrow" w:eastAsia="Arial Narrow" w:hAnsi="Arial Narrow" w:cs="Arial Narrow"/>
+          <w:spacing w:val="-3"/>
+          <w:kern w:val="0"/>
+          <w14:ligatures w14:val="none"/>
+          <w:sz w:val="22"/>
+          <w:szCs w:val="22"/>
+        </w:rPr>
+        <w:t xml:space="preserve"/>
+      </w:r>
+      <w:r>
+        <w:rPr>
+          <w:rFonts w:ascii="Arial Narrow" w:eastAsia="Arial Narrow" w:hAnsi="Arial Narrow" w:cs="Arial Narrow"/>
+          <w:spacing w:val="-3"/>
+          <w:kern w:val="0"/>
+          <w14:ligatures w14:val="none"/>
+          <w:sz w:val="22"/>
+          <w:szCs w:val="22"/>
+        </w:rPr>
+        <w:t xml:space="preserve"/>
+      </w:r>
+      <w:r>
+        <w:rPr>
+          <w:rFonts w:ascii="Arial Narrow" w:eastAsia="Arial Narrow" w:hAnsi="Arial Narrow" w:cs="Arial Narrow"/>
+          <w:color w:val="000000"/>
+          <w:kern w:val="0"/>
+          <w:sz w:val="22"/>
+          <w:szCs w:val="22"/>
+          <w:shd w:val="clear" w:color="auto" w:fill="FFFFFF"/>
+          <w:lang w:eastAsia="es-PE"/>
+          <w14:ligatures w14:val="none"/>
+        </w:rPr>
+        <w:t xml:space="preserve"/>
+      </w:r>
+      <w:r>
+        <w:rPr>
+          <w:rFonts w:ascii="Arial Narrow" w:eastAsia="Arial Narrow" w:hAnsi="Arial Narrow" w:cs="Arial Narrow"/>
+          <w:color w:val="000000"/>
+          <w:sz w:val="22"/>
+          <w:szCs w:val="22"/>
+        </w:rPr>
+        <w:t/>
+      </w:r>
+      <w:r>
+        <w:rPr>
+          <w:rFonts w:ascii="Arial Narrow" w:eastAsia="Arial Narrow" w:hAnsi="Arial Narrow" w:cs="Arial Narrow"/>
+          <w:color w:val="000000"/>
+          <w:sz w:val="22"/>
+          <w:szCs w:val="22"/>
+        </w:rPr>
+        <w:t xml:space="preserve"/>
+      </w:r>
+      <w:r>
+        <w:rPr>
+          <w:rFonts w:ascii="Arial Narrow" w:eastAsia="Arial Narrow" w:hAnsi="Arial Narrow" w:cs="Arial Narrow"/>
+          <w:color w:val="000000"/>
+          <w:sz w:val="22"/>
+          <w:szCs w:val="22"/>
+        </w:rPr>
+        <w:t/>
+      </w:r>
+      <w:r>
+        <w:rPr>
+          <w:rFonts w:ascii="Arial Narrow" w:eastAsia="Arial Narrow" w:hAnsi="Arial Narrow" w:cs="Arial Narrow"/>
+          <w:color w:val="000000"/>
+          <w:sz w:val="22"/>
+          <w:szCs w:val="22"/>
+        </w:rPr>
+        <w:t/>
+      </w:r>
+      <w:r>
+        <w:rPr>
+          <w:rFonts w:ascii="Arial Narrow" w:eastAsia="Arial Narrow" w:hAnsi="Arial Narrow" w:cs="Arial Narrow"/>
+          <w:color w:val="000000"/>
+          <w:sz w:val="22"/>
+          <w:szCs w:val="22"/>
+        </w:rPr>
+        <w:t xml:space="preserve"/>
+      </w:r>
+      <w:r>
+        <w:rPr>
+          <w:rFonts w:ascii="Arial Narrow" w:eastAsia="Arial Narrow" w:hAnsi="Arial Narrow" w:cs="Arial Narrow"/>
+          <w:color w:val="000000"/>
+          <w:sz w:val="22"/>
+          <w:szCs w:val="22"/>
+        </w:rPr>
+        <w:t/>
+      </w:r>
+      <w:r>
+        <w:rPr>
+          <w:rFonts w:ascii="Arial Narrow" w:eastAsia="Arial Narrow" w:hAnsi="Arial Narrow" w:cs="Arial Narrow"/>
+          <w:color w:val="000000"/>
+          <w:sz w:val="22"/>
+          <w:szCs w:val="22"/>
+        </w:rPr>
+        <w:t xml:space="preserve"/>
+      </w:r>
+      <w:r>
+        <w:rPr>
+          <w:rFonts w:ascii="Arial Narrow" w:eastAsia="Arial Narrow" w:hAnsi="Arial Narrow" w:cs="Arial Narrow"/>
+          <w:color w:val="000000"/>
+          <w:sz w:val="22"/>
+          <w:szCs w:val="22"/>
+        </w:rPr>
+        <w:t/>
+      </w:r>
+      <w:r>
+        <w:rPr>
+          <w:rFonts w:ascii="Arial Narrow" w:eastAsia="Arial Narrow" w:hAnsi="Arial Narrow" w:cs="Arial Narrow"/>
+          <w:color w:val="000000"/>
+          <w:sz w:val="22"/>
+          <w:szCs w:val="22"/>
+        </w:rPr>
+        <w:t xml:space="preserve"/>
+      </w:r>
+      <w:r>
+        <w:rPr>
+          <w:rFonts w:ascii="Arial Narrow" w:eastAsia="Arial Narrow" w:hAnsi="Arial Narrow" w:cs="Arial Narrow"/>
+          <w:color w:val="000000"/>
+          <w:sz w:val="22"/>
+          <w:szCs w:val="22"/>
+        </w:rPr>
+        <w:t/>
+      </w:r>
+      <w:r>
+        <w:rPr>
+          <w:rFonts w:ascii="Arial Narrow" w:eastAsia="Arial Narrow" w:hAnsi="Arial Narrow" w:cs="Arial Narrow"/>
+          <w:color w:val="000000"/>
+          <w:sz w:val="22"/>
+          <w:szCs w:val="22"/>
+        </w:rPr>
+        <w:t xml:space="preserve"/>
+      </w:r>
+      <w:r>
+        <w:rPr>
+          <w:rFonts w:ascii="Arial Narrow" w:eastAsia="Arial Narrow" w:hAnsi="Arial Narrow" w:cs="Arial Narrow"/>
+          <w:color w:val="000000"/>
+          <w:sz w:val="22"/>
+          <w:szCs w:val="22"/>
+        </w:rPr>
+        <w:t/>
+      </w:r>
+      <w:r>
+        <w:rPr>
+          <w:rFonts w:ascii="Arial Narrow" w:eastAsia="Arial Narrow" w:hAnsi="Arial Narrow" w:cs="Arial Narrow"/>
+          <w:color w:val="000000"/>
+          <w:sz w:val="22"/>
+          <w:szCs w:val="22"/>
+        </w:rPr>
+        <w:t xml:space="preserve"/>
+      </w:r>
+      <w:r>
+        <w:rPr>
+          <w:rFonts w:ascii="Arial Narrow" w:eastAsia="Arial Narrow" w:hAnsi="Arial Narrow" w:cs="Arial Narrow"/>
+          <w:color w:val="000000"/>
+          <w:sz w:val="22"/>
+          <w:szCs w:val="22"/>
+        </w:rPr>
+        <w:t/>
+      </w:r>
+      <w:r>
+        <w:rPr>
+          <w:rFonts w:ascii="Arial Narrow" w:eastAsia="Arial Narrow" w:hAnsi="Arial Narrow" w:cs="Arial Narrow"/>
+          <w:color w:val="000000"/>
+          <w:sz w:val="22"/>
+          <w:szCs w:val="22"/>
+        </w:rPr>
+        <w:t xml:space="preserve"/>
+      </w:r>
+      <w:r>
+        <w:rPr>
+          <w:rFonts w:ascii="Arial Narrow" w:eastAsia="Arial Narrow" w:hAnsi="Arial Narrow" w:cs="Arial Narrow"/>
+          <w:color w:val="000000"/>
+          <w:sz w:val="22"/>
+          <w:szCs w:val="22"/>
+        </w:rPr>
+        <w:t/>
+      </w:r>
+      <w:r>
+        <w:rPr>
+          <w:rFonts w:ascii="Arial Narrow" w:eastAsia="Arial Narrow" w:hAnsi="Arial Narrow" w:cs="Arial Narrow"/>
+          <w:color w:val="000000"/>
+          <w:sz w:val="22"/>
+          <w:szCs w:val="22"/>
+        </w:rPr>
+        <w:t/>
+      </w:r>
+      <w:r>
+        <w:rPr>
+          <w:rFonts w:ascii="Arial Narrow" w:eastAsia="Arial Narrow" w:hAnsi="Arial Narrow" w:cs="Arial Narrow"/>
+          <w:color w:val="000000"/>
+          <w:kern w:val="0"/>
+          <w:sz w:val="22"/>
+          <w:szCs w:val="22"/>
+          <w:lang w:eastAsia="es-PE"/>
+          <w14:ligatures w14:val="none"/>
+        </w:rPr>
+        <w:t/>
+      </w:r>
+      <w:r>
+        <w:rPr>
+          <w:rFonts w:ascii="Arial Narrow" w:eastAsia="Arial Narrow" w:hAnsi="Arial Narrow" w:cs="Arial Narrow"/>
+          <w:color w:val="000000"/>
+          <w:sz w:val="22"/>
+          <w:szCs w:val="22"/>
+        </w:rPr>
+        <w:t xml:space="preserve"/>
+      </w:r>
+      <w:r>
+        <w:rPr>
+          <w:rFonts w:ascii="Arial Narrow" w:eastAsia="Arial Narrow" w:hAnsi="Arial Narrow" w:cs="Arial Narrow"/>
+          <w:color w:val="000000"/>
+          <w:sz w:val="22"/>
+          <w:szCs w:val="22"/>
+        </w:rPr>
+        <w:t xml:space="preserve"/>
+      </w:r>
+      <w:r>
+        <w:rPr>
+          <w:rFonts w:ascii="Arial Narrow" w:eastAsia="Arial Narrow" w:hAnsi="Arial Narrow" w:cs="Arial Narrow"/>
+          <w:color w:val="000000"/>
+          <w:kern w:val="0"/>
+          <w:sz w:val="22"/>
+          <w:szCs w:val="22"/>
+          <w:lang w:eastAsia="es-PE"/>
+          <w14:ligatures w14:val="none"/>
+        </w:rPr>
+        <w:t/>
+      </w:r>
+      <w:r>
+        <w:rPr>
+          <w:rFonts w:ascii="Arial Narrow" w:eastAsia="Arial Narrow" w:hAnsi="Arial Narrow" w:cs="Arial Narrow"/>
+          <w:color w:val="000000"/>
+          <w:sz w:val="22"/>
+          <w:szCs w:val="22"/>
+        </w:rPr>
+        <w:t xml:space="preserve"/>
+      </w:r>
+      <w:r>
+        <w:rPr>
+          <w:rStyle w:val="Refdenotaalpie"/>
+          <w:rFonts w:ascii="Arial Narrow" w:eastAsia="Arial Narrow" w:hAnsi="Arial Narrow" w:cs="Arial Narrow"/>
+          <w:sz w:val="22"/>
+          <w:szCs w:val="22"/>
+          <w:vertAlign w:val="superscript"/>
+        </w:rPr>
+        <w:footnoteReference w:id="15"/>
+      </w:r>
+      <w:r>
+        <w:rPr>
+          <w:rFonts w:ascii="Arial Narrow" w:eastAsia="Arial Narrow" w:hAnsi="Arial Narrow" w:cs="Arial Narrow"/>
+          <w:sz w:val="22"/>
+          <w:szCs w:val="22"/>
+        </w:rPr>
+        <w:t/>
+      </w:r>
+    </w:p>
+    <w:p>
+      <w:pPr>
+        <w:spacing w:before="0" w:after="0" w:line="240" w:lineRule="auto"/>
         <w:suppressAutoHyphens/>
-        <w:spacing w:after="0" w:line="240" w:lineRule="auto"/>
-        <w:jc w:val="both"/>
-        <w:rPr>
-          <w:rFonts w:ascii="Arial Narrow" w:eastAsia="Arial Narrow" w:hAnsi="Arial Narrow" w:cs="Arial Narrow"/>
-          <w:color w:val="000000"/>
-          <w:kern w:val="0"/>
-          <w:sz w:val="22"/>
-          <w:szCs w:val="22"/>
-          <w:lang w:eastAsia="es-PE"/>
-          <w14:ligatures w14:val="none"/>
-        </w:rPr>
-      </w:pPr>
-    </w:p>
-    <w:p>
-      <w:pPr>
-        <w:suppressAutoHyphens/>
-        <w:spacing w:after="0" w:line="240" w:lineRule="auto"/>
-        <w:jc w:val="both"/>
-        <w:rPr>
-          <w:rFonts w:ascii="Arial Narrow" w:eastAsia="Arial Narrow" w:hAnsi="Arial Narrow" w:cs="Arial Narrow"/>
-          <w:sz w:val="22"/>
-          <w:szCs w:val="22"/>
-        </w:rPr>
-      </w:pPr>
-      <w:r>
-        <w:rPr>
-          <w:rFonts w:ascii="Arial Narrow" w:eastAsia="Arial Narrow" w:hAnsi="Arial Narrow" w:cs="Arial Narrow"/>
-          <w:b/>
-          <w:bCs/>
-          <w:sz w:val="22"/>
-          <w:szCs w:val="22"/>
-        </w:rPr>
-        <w:t xml:space="preserve">DÉCIMO PRIMERO:</w:t>
-      </w:r>
-      <w:r>
-        <w:rPr>
-          <w:rFonts w:ascii="Arial Narrow" w:eastAsia="Arial Narrow" w:hAnsi="Arial Narrow" w:cs="Arial Narrow"/>
-          <w:sz w:val="22"/>
-          <w:szCs w:val="22"/>
-        </w:rPr>
-        <w:t xml:space="preserve"> </w:t>
-      </w:r>
-      <w:r>
-        <w:rPr>
-          <w:rFonts w:ascii="Arial Narrow" w:eastAsia="Arial Narrow" w:hAnsi="Arial Narrow" w:cs="Arial Narrow"/>
-          <w:sz w:val="22"/>
-          <w:szCs w:val="22"/>
-        </w:rPr>
-        <w:t xml:space="preserve">requerir al señor [DENUNCIANTE] y a Corredores de Seguros Falabella S.A.C. para que, dentro del plazo de dos (2) días hábiles siguientes a la fecha en que reciban la notificación en sus bandejas de correo electrónico, efectúen la confirmación de recepción de la notificación remitida por este despacho a sus correos electrónicos, de conformidad con el segundo párrafo del numeral 4 del artículo 20 del Texto Único Ordenado de la Ley del Procedimiento Administrativo General, aprobado mediante Decreto Supremo 006-2026-JUS, bajo apercibimiento de rehacer el acto de notificación y notificarles conforme al numeral 1 del artículo 20 del citado cuerpo normativo.</w:t>
-      </w:r>
-      <w:r>
-        <w:rPr>
-          <w:rFonts w:ascii="Arial Narrow" w:eastAsia="Arial Narrow" w:hAnsi="Arial Narrow" w:cs="Arial Narrow"/>
-          <w:sz w:val="22"/>
-          <w:szCs w:val="22"/>
-        </w:rPr>
-        <w:t xml:space="preserve"/>
-      </w:r>
-      <w:r>
-        <w:rPr>
-          <w:rFonts w:ascii="Arial Narrow" w:eastAsia="Arial Narrow" w:hAnsi="Arial Narrow" w:cs="Arial Narrow"/>
-          <w:spacing w:val="-3"/>
-          <w:kern w:val="0"/>
-          <w14:ligatures w14:val="none"/>
-          <w:sz w:val="22"/>
-          <w:szCs w:val="22"/>
-        </w:rPr>
-        <w:t/>
-      </w:r>
-      <w:r>
-        <w:rPr>
-          <w:rFonts w:ascii="Arial Narrow" w:eastAsia="Arial Narrow" w:hAnsi="Arial Narrow" w:cs="Arial Narrow"/>
-          <w:spacing w:val="-3"/>
-          <w:kern w:val="0"/>
-          <w14:ligatures w14:val="none"/>
-          <w:sz w:val="22"/>
-          <w:szCs w:val="22"/>
-        </w:rPr>
-        <w:t xml:space="preserve"/>
-      </w:r>
-      <w:r>
-        <w:rPr>
-          <w:rFonts w:ascii="Arial Narrow" w:eastAsia="Arial Narrow" w:hAnsi="Arial Narrow" w:cs="Arial Narrow"/>
-          <w:spacing w:val="-3"/>
-          <w:kern w:val="0"/>
-          <w14:ligatures w14:val="none"/>
-          <w:sz w:val="22"/>
-          <w:szCs w:val="22"/>
-        </w:rPr>
-        <w:t/>
-      </w:r>
-      <w:r>
-        <w:rPr>
-          <w:rFonts w:ascii="Arial Narrow" w:eastAsia="Arial Narrow" w:hAnsi="Arial Narrow" w:cs="Arial Narrow"/>
-          <w:spacing w:val="-3"/>
-          <w:kern w:val="0"/>
-          <w14:ligatures w14:val="none"/>
-          <w:sz w:val="22"/>
-          <w:szCs w:val="22"/>
-        </w:rPr>
-        <w:t xml:space="preserve"/>
-      </w:r>
-      <w:r>
-        <w:rPr>
-          <w:rFonts w:ascii="Arial Narrow" w:eastAsia="Arial Narrow" w:hAnsi="Arial Narrow" w:cs="Arial Narrow"/>
-          <w:spacing w:val="-3"/>
-          <w:kern w:val="0"/>
-          <w14:ligatures w14:val="none"/>
-          <w:sz w:val="22"/>
-          <w:szCs w:val="22"/>
-        </w:rPr>
-        <w:t xml:space="preserve"/>
-      </w:r>
-      <w:r>
-        <w:rPr>
-          <w:rFonts w:ascii="Arial Narrow" w:eastAsia="Arial Narrow" w:hAnsi="Arial Narrow" w:cs="Arial Narrow"/>
-          <w:color w:val="000000"/>
-          <w:kern w:val="0"/>
-          <w:sz w:val="22"/>
-          <w:szCs w:val="22"/>
-          <w:shd w:val="clear" w:color="auto" w:fill="FFFFFF"/>
-          <w:lang w:eastAsia="es-PE"/>
-          <w14:ligatures w14:val="none"/>
-        </w:rPr>
-        <w:t xml:space="preserve"/>
-      </w:r>
-      <w:r>
-        <w:rPr>
-          <w:rFonts w:ascii="Arial Narrow" w:eastAsia="Arial Narrow" w:hAnsi="Arial Narrow" w:cs="Arial Narrow"/>
-          <w:color w:val="000000"/>
-          <w:sz w:val="22"/>
-          <w:szCs w:val="22"/>
-        </w:rPr>
-        <w:t/>
-      </w:r>
-      <w:r>
-        <w:rPr>
-          <w:rFonts w:ascii="Arial Narrow" w:eastAsia="Arial Narrow" w:hAnsi="Arial Narrow" w:cs="Arial Narrow"/>
-          <w:color w:val="000000"/>
-          <w:sz w:val="22"/>
-          <w:szCs w:val="22"/>
-        </w:rPr>
-        <w:t xml:space="preserve"/>
-      </w:r>
-      <w:r>
-        <w:rPr>
-          <w:rFonts w:ascii="Arial Narrow" w:eastAsia="Arial Narrow" w:hAnsi="Arial Narrow" w:cs="Arial Narrow"/>
-          <w:color w:val="000000"/>
-          <w:sz w:val="22"/>
-          <w:szCs w:val="22"/>
-        </w:rPr>
-        <w:t/>
-      </w:r>
-      <w:r>
-        <w:rPr>
-          <w:rFonts w:ascii="Arial Narrow" w:eastAsia="Arial Narrow" w:hAnsi="Arial Narrow" w:cs="Arial Narrow"/>
-          <w:color w:val="000000"/>
-          <w:sz w:val="22"/>
-          <w:szCs w:val="22"/>
-        </w:rPr>
-        <w:t/>
-      </w:r>
-      <w:r>
-        <w:rPr>
-          <w:rFonts w:ascii="Arial Narrow" w:eastAsia="Arial Narrow" w:hAnsi="Arial Narrow" w:cs="Arial Narrow"/>
-          <w:color w:val="000000"/>
-          <w:sz w:val="22"/>
-          <w:szCs w:val="22"/>
-        </w:rPr>
-        <w:t xml:space="preserve"/>
-      </w:r>
-      <w:r>
-        <w:rPr>
-          <w:rFonts w:ascii="Arial Narrow" w:eastAsia="Arial Narrow" w:hAnsi="Arial Narrow" w:cs="Arial Narrow"/>
-          <w:color w:val="000000"/>
-          <w:sz w:val="22"/>
-          <w:szCs w:val="22"/>
-        </w:rPr>
-        <w:t/>
-      </w:r>
-      <w:r>
-        <w:rPr>
-          <w:rFonts w:ascii="Arial Narrow" w:eastAsia="Arial Narrow" w:hAnsi="Arial Narrow" w:cs="Arial Narrow"/>
-          <w:color w:val="000000"/>
-          <w:sz w:val="22"/>
-          <w:szCs w:val="22"/>
-        </w:rPr>
-        <w:t xml:space="preserve"/>
-      </w:r>
-      <w:r>
-        <w:rPr>
-          <w:rFonts w:ascii="Arial Narrow" w:eastAsia="Arial Narrow" w:hAnsi="Arial Narrow" w:cs="Arial Narrow"/>
-          <w:color w:val="000000"/>
-          <w:sz w:val="22"/>
-          <w:szCs w:val="22"/>
-        </w:rPr>
-        <w:t/>
-      </w:r>
-      <w:r>
-        <w:rPr>
-          <w:rFonts w:ascii="Arial Narrow" w:eastAsia="Arial Narrow" w:hAnsi="Arial Narrow" w:cs="Arial Narrow"/>
-          <w:color w:val="000000"/>
-          <w:sz w:val="22"/>
-          <w:szCs w:val="22"/>
-        </w:rPr>
-        <w:t xml:space="preserve"/>
-      </w:r>
-      <w:r>
-        <w:rPr>
-          <w:rFonts w:ascii="Arial Narrow" w:eastAsia="Arial Narrow" w:hAnsi="Arial Narrow" w:cs="Arial Narrow"/>
-          <w:color w:val="000000"/>
-          <w:sz w:val="22"/>
-          <w:szCs w:val="22"/>
-        </w:rPr>
-        <w:t/>
-      </w:r>
-      <w:r>
-        <w:rPr>
-          <w:rFonts w:ascii="Arial Narrow" w:eastAsia="Arial Narrow" w:hAnsi="Arial Narrow" w:cs="Arial Narrow"/>
-          <w:color w:val="000000"/>
-          <w:sz w:val="22"/>
-          <w:szCs w:val="22"/>
-        </w:rPr>
-        <w:t xml:space="preserve"/>
-      </w:r>
-      <w:r>
-        <w:rPr>
-          <w:rFonts w:ascii="Arial Narrow" w:eastAsia="Arial Narrow" w:hAnsi="Arial Narrow" w:cs="Arial Narrow"/>
-          <w:color w:val="000000"/>
-          <w:sz w:val="22"/>
-          <w:szCs w:val="22"/>
-        </w:rPr>
-        <w:t/>
-      </w:r>
-      <w:r>
-        <w:rPr>
-          <w:rFonts w:ascii="Arial Narrow" w:eastAsia="Arial Narrow" w:hAnsi="Arial Narrow" w:cs="Arial Narrow"/>
-          <w:color w:val="000000"/>
-          <w:sz w:val="22"/>
-          <w:szCs w:val="22"/>
-        </w:rPr>
-        <w:t xml:space="preserve"/>
-      </w:r>
-      <w:r>
-        <w:rPr>
-          <w:rFonts w:ascii="Arial Narrow" w:eastAsia="Arial Narrow" w:hAnsi="Arial Narrow" w:cs="Arial Narrow"/>
-          <w:color w:val="000000"/>
-          <w:sz w:val="22"/>
-          <w:szCs w:val="22"/>
-        </w:rPr>
-        <w:t/>
-      </w:r>
-      <w:r>
-        <w:rPr>
-          <w:rFonts w:ascii="Arial Narrow" w:eastAsia="Arial Narrow" w:hAnsi="Arial Narrow" w:cs="Arial Narrow"/>
-          <w:color w:val="000000"/>
-          <w:sz w:val="22"/>
-          <w:szCs w:val="22"/>
-        </w:rPr>
-        <w:t xml:space="preserve"/>
-      </w:r>
-      <w:r>
-        <w:rPr>
-          <w:rFonts w:ascii="Arial Narrow" w:eastAsia="Arial Narrow" w:hAnsi="Arial Narrow" w:cs="Arial Narrow"/>
-          <w:color w:val="000000"/>
-          <w:sz w:val="22"/>
-          <w:szCs w:val="22"/>
-        </w:rPr>
-        <w:t/>
-      </w:r>
-      <w:r>
-        <w:rPr>
-          <w:rFonts w:ascii="Arial Narrow" w:eastAsia="Arial Narrow" w:hAnsi="Arial Narrow" w:cs="Arial Narrow"/>
-          <w:color w:val="000000"/>
-          <w:sz w:val="22"/>
-          <w:szCs w:val="22"/>
-        </w:rPr>
-        <w:t/>
-      </w:r>
-      <w:r>
-        <w:rPr>
-          <w:rFonts w:ascii="Arial Narrow" w:eastAsia="Arial Narrow" w:hAnsi="Arial Narrow" w:cs="Arial Narrow"/>
-          <w:color w:val="000000"/>
-          <w:kern w:val="0"/>
-          <w:sz w:val="22"/>
-          <w:szCs w:val="22"/>
-          <w:lang w:eastAsia="es-PE"/>
-          <w14:ligatures w14:val="none"/>
-        </w:rPr>
-        <w:t/>
-      </w:r>
-      <w:r>
-        <w:rPr>
-          <w:rFonts w:ascii="Arial Narrow" w:eastAsia="Arial Narrow" w:hAnsi="Arial Narrow" w:cs="Arial Narrow"/>
-          <w:color w:val="000000"/>
-          <w:sz w:val="22"/>
-          <w:szCs w:val="22"/>
-        </w:rPr>
-        <w:t xml:space="preserve"/>
-      </w:r>
-      <w:r>
-        <w:rPr>
-          <w:rFonts w:ascii="Arial Narrow" w:eastAsia="Arial Narrow" w:hAnsi="Arial Narrow" w:cs="Arial Narrow"/>
-          <w:color w:val="000000"/>
-          <w:sz w:val="22"/>
-          <w:szCs w:val="22"/>
-        </w:rPr>
-        <w:t xml:space="preserve"/>
-      </w:r>
-      <w:r>
-        <w:rPr>
-          <w:rFonts w:ascii="Arial Narrow" w:eastAsia="Arial Narrow" w:hAnsi="Arial Narrow" w:cs="Arial Narrow"/>
-          <w:color w:val="000000"/>
-          <w:kern w:val="0"/>
-          <w:sz w:val="22"/>
-          <w:szCs w:val="22"/>
-          <w:lang w:eastAsia="es-PE"/>
-          <w14:ligatures w14:val="none"/>
-        </w:rPr>
-        <w:t/>
-      </w:r>
-      <w:r>
-        <w:rPr>
-          <w:rFonts w:ascii="Arial Narrow" w:eastAsia="Arial Narrow" w:hAnsi="Arial Narrow" w:cs="Arial Narrow"/>
-          <w:color w:val="000000"/>
-          <w:sz w:val="22"/>
-          <w:szCs w:val="22"/>
-        </w:rPr>
-        <w:t xml:space="preserve"/>
-      </w:r>
-      <w:r>
-        <w:rPr>
-          <w:rStyle w:val="Refdenotaalpie"/>
-          <w:rFonts w:ascii="Arial Narrow" w:eastAsia="Arial Narrow" w:hAnsi="Arial Narrow" w:cs="Arial Narrow"/>
-          <w:sz w:val="22"/>
-          <w:szCs w:val="22"/>
-          <w:vertAlign w:val="superscript"/>
-        </w:rPr>
-        <w:footnoteReference w:id="15"/>
-      </w:r>
-      <w:r>
-        <w:rPr>
-          <w:rFonts w:ascii="Arial Narrow" w:eastAsia="Arial Narrow" w:hAnsi="Arial Narrow" w:cs="Arial Narrow"/>
-          <w:sz w:val="22"/>
-          <w:szCs w:val="22"/>
-        </w:rPr>
-        <w:t/>
-      </w:r>
-    </w:p>
-    <w:p>
-      <w:pPr>
-        <w:suppressAutoHyphens/>
-        <w:spacing w:after="0" w:line="240" w:lineRule="auto"/>
         <w:jc w:val="both"/>
         <w:rPr>
           <w:rFonts w:ascii="Arial Narrow" w:eastAsia="Arial Narrow" w:hAnsi="Arial Narrow" w:cs="Arial Narrow"/>
@@ -7782,34 +7811,80 @@
           <w:sz w:val="16"/>
           <w:szCs w:val="16"/>
         </w:rPr>
+        <w:t xml:space="preserve"/>
+      </w:r>
+      <w:r>
+        <w:rPr>
+          <w:rFonts w:ascii="Arial Narrow" w:eastAsia="Arial Narrow" w:hAnsi="Arial Narrow" w:cs="Arial Narrow"/>
+          <w:sz w:val="16"/>
+          <w:szCs w:val="16"/>
+        </w:rPr>
         <w:tab/>
-        <w:t xml:space="preserve"/>
-      </w:r>
-      <w:r>
-        <w:rPr>
-          <w:rFonts w:ascii="Arial Narrow" w:eastAsia="Arial Narrow" w:hAnsi="Arial Narrow" w:cs="Arial Narrow"/>
-          <w:sz w:val="16"/>
-          <w:szCs w:val="16"/>
-        </w:rPr>
-        <w:tab/>
-        <w:t>Publicado</w:t>
-      </w:r>
-      <w:r>
-        <w:rPr>
-          <w:rFonts w:ascii="Arial Narrow" w:eastAsia="Arial Narrow" w:hAnsi="Arial Narrow" w:cs="Arial Narrow"/>
-          <w:b/>
-          <w:sz w:val="16"/>
-          <w:szCs w:val="16"/>
-        </w:rPr>
-        <w:t xml:space="preserve"> </w:t>
-      </w:r>
-      <w:r>
-        <w:rPr>
-          <w:rFonts w:ascii="Arial Narrow" w:eastAsia="Arial Narrow" w:hAnsi="Arial Narrow" w:cs="Arial Narrow"/>
-          <w:sz w:val="16"/>
-          <w:szCs w:val="16"/>
-        </w:rPr>
-        <w:t xml:space="preserve">el 2 de setiembre de 2010 en el Diario Oficial El Peruano, vigente desde el 2 de octubre de 2010 y modificado por Decreto Legislativo 1308.</w:t>
+        <w:t xml:space="preserve">Denuncia remitida a esta Comisión mediante </w:t>
+      </w:r>
+      <w:r>
+        <w:rPr>
+          <w:rFonts w:ascii="Arial Narrow" w:eastAsia="Arial Narrow" w:hAnsi="Arial Narrow" w:cs="Arial Narrow"/>
+          <w:sz w:val="16"/>
+          <w:szCs w:val="16"/>
+        </w:rPr>
+        <w:t xml:space="preserve">DOCUMENTO DE TRASLADO 052-2025-PS1/INDECOPI </w:t>
+      </w:r>
+      <w:r>
+        <w:rPr>
+          <w:rFonts w:ascii="Arial Narrow" w:eastAsia="Arial Narrow" w:hAnsi="Arial Narrow" w:cs="Arial Narrow"/>
+          <w:sz w:val="16"/>
+          <w:szCs w:val="16"/>
+        </w:rPr>
+        <w:t xml:space="preserve">de fecha </w:t>
+      </w:r>
+      <w:r>
+        <w:rPr>
+          <w:rFonts w:ascii="Arial Narrow" w:eastAsia="Arial Narrow" w:hAnsi="Arial Narrow" w:cs="Arial Narrow"/>
+          <w:sz w:val="16"/>
+          <w:szCs w:val="16"/>
+        </w:rPr>
+        <w:t>22 de diciembre de 2025</w:t>
+      </w:r>
+      <w:r>
+        <w:rPr>
+          <w:rFonts w:ascii="Arial Narrow" w:eastAsia="Arial Narrow" w:hAnsi="Arial Narrow" w:cs="Arial Narrow"/>
+          <w:sz w:val="16"/>
+          <w:szCs w:val="16"/>
+        </w:rPr>
+        <w:t xml:space="preserve">, </w:t>
+      </w:r>
+      <w:r>
+        <w:rPr>
+          <w:rFonts w:ascii="Arial Narrow" w:eastAsia="Arial Narrow" w:hAnsi="Arial Narrow" w:cs="Arial Narrow"/>
+          <w:sz w:val="16"/>
+          <w:szCs w:val="16"/>
+        </w:rPr>
+        <w:t xml:space="preserve">recibida </w:t>
+      </w:r>
+      <w:r>
+        <w:rPr>
+          <w:rFonts w:ascii="Arial Narrow" w:eastAsia="Arial Narrow" w:hAnsi="Arial Narrow" w:cs="Arial Narrow"/>
+          <w:sz w:val="16"/>
+          <w:szCs w:val="16"/>
+        </w:rPr>
+        <w:t xml:space="preserve">el </w:t>
+      </w:r>
+      <w:r>
+        <w:rPr>
+          <w:rFonts w:ascii="Arial Narrow" w:eastAsia="Arial Narrow" w:hAnsi="Arial Narrow" w:cs="Arial Narrow"/>
+          <w:sz w:val="16"/>
+          <w:szCs w:val="16"/>
+        </w:rPr>
+        <w:t>30 de diciembre de 2025</w:t>
+      </w:r>
+      <w:r>
+        <w:rPr>
+          <w:rFonts w:ascii="Arial Narrow" w:eastAsia="Arial Narrow" w:hAnsi="Arial Narrow" w:cs="Arial Narrow"/>
+          <w:sz w:val="16"/>
+          <w:szCs w:val="16"/>
+        </w:rPr>
+        <w:t>.</w:t>
       </w:r>
     </w:p>
     <w:p>
@@ -7856,81 +7931,33 @@
           <w:sz w:val="16"/>
           <w:szCs w:val="16"/>
         </w:rPr>
+        <w:t xml:space="preserve"/>
+      </w:r>
+      <w:r>
+        <w:rPr>
+          <w:rFonts w:ascii="Arial Narrow" w:eastAsia="Arial Narrow" w:hAnsi="Arial Narrow" w:cs="Arial Narrow"/>
+          <w:sz w:val="16"/>
+          <w:szCs w:val="16"/>
+        </w:rPr>
         <w:tab/>
-        <w:t xml:space="preserve"/>
-      </w:r>
-      <w:r>
-        <w:rPr>
-          <w:rFonts w:ascii="Arial Narrow" w:eastAsia="Arial Narrow" w:hAnsi="Arial Narrow" w:cs="Arial Narrow"/>
-          <w:sz w:val="16"/>
-          <w:szCs w:val="16"/>
-        </w:rPr>
-        <w:tab/>
-        <w:t xml:space="preserve">Denuncia remitida a esta Comisión mediante </w:t>
-      </w:r>
-      <w:r>
-        <w:rPr>
-          <w:rFonts w:ascii="Arial Narrow" w:eastAsia="Arial Narrow" w:hAnsi="Arial Narrow" w:cs="Arial Narrow"/>
-          <w:sz w:val="16"/>
-          <w:szCs w:val="16"/>
-        </w:rPr>
-        <w:t xml:space="preserve">DOCUMENTO DE TRASLADO 052-2025-PS1/INDECOPI </w:t>
-      </w:r>
-      <w:r>
-        <w:rPr>
-          <w:rFonts w:ascii="Arial Narrow" w:eastAsia="Arial Narrow" w:hAnsi="Arial Narrow" w:cs="Arial Narrow"/>
-          <w:sz w:val="16"/>
-          <w:szCs w:val="16"/>
-        </w:rPr>
-        <w:t xml:space="preserve">de fecha </w:t>
-      </w:r>
-      <w:r>
-        <w:rPr>
-          <w:rFonts w:ascii="Arial Narrow" w:eastAsia="Arial Narrow" w:hAnsi="Arial Narrow" w:cs="Arial Narrow"/>
-          <w:sz w:val="16"/>
-          <w:szCs w:val="16"/>
-        </w:rPr>
-        <w:t>22 de diciembre de 2025</w:t>
-      </w:r>
-      <w:r>
-        <w:rPr>
-          <w:rFonts w:ascii="Arial Narrow" w:eastAsia="Arial Narrow" w:hAnsi="Arial Narrow" w:cs="Arial Narrow"/>
-          <w:sz w:val="16"/>
-          <w:szCs w:val="16"/>
-        </w:rPr>
-        <w:t xml:space="preserve">, </w:t>
-      </w:r>
-      <w:r>
-        <w:rPr>
-          <w:rFonts w:ascii="Arial Narrow" w:eastAsia="Arial Narrow" w:hAnsi="Arial Narrow" w:cs="Arial Narrow"/>
-          <w:sz w:val="16"/>
-          <w:szCs w:val="16"/>
-        </w:rPr>
-        <w:t xml:space="preserve">recibida </w:t>
-      </w:r>
-      <w:r>
-        <w:rPr>
-          <w:rFonts w:ascii="Arial Narrow" w:eastAsia="Arial Narrow" w:hAnsi="Arial Narrow" w:cs="Arial Narrow"/>
-          <w:sz w:val="16"/>
-          <w:szCs w:val="16"/>
-        </w:rPr>
-        <w:t xml:space="preserve">el </w:t>
-      </w:r>
-      <w:r>
-        <w:rPr>
-          <w:rFonts w:ascii="Arial Narrow" w:eastAsia="Arial Narrow" w:hAnsi="Arial Narrow" w:cs="Arial Narrow"/>
-          <w:sz w:val="16"/>
-          <w:szCs w:val="16"/>
-        </w:rPr>
-        <w:t>30 de diciembre de 2025</w:t>
-      </w:r>
-      <w:r>
-        <w:rPr>
-          <w:rFonts w:ascii="Arial Narrow" w:eastAsia="Arial Narrow" w:hAnsi="Arial Narrow" w:cs="Arial Narrow"/>
-          <w:sz w:val="16"/>
-          <w:szCs w:val="16"/>
-        </w:rPr>
-        <w:t>.</w:t>
+        <w:t>Publicado</w:t>
+      </w:r>
+      <w:r>
+        <w:rPr>
+          <w:rFonts w:ascii="Arial Narrow" w:eastAsia="Arial Narrow" w:hAnsi="Arial Narrow" w:cs="Arial Narrow"/>
+          <w:b/>
+          <w:sz w:val="16"/>
+          <w:szCs w:val="16"/>
+        </w:rPr>
+        <w:t xml:space="preserve"> </w:t>
+      </w:r>
+      <w:r>
+        <w:rPr>
+          <w:rFonts w:ascii="Arial Narrow" w:eastAsia="Arial Narrow" w:hAnsi="Arial Narrow" w:cs="Arial Narrow"/>
+          <w:sz w:val="16"/>
+          <w:szCs w:val="16"/>
+        </w:rPr>
+        <w:t xml:space="preserve">el 2 de setiembre de 2010 en el Diario Oficial El Peruano, vigente desde el 2 de octubre de 2010 y modificado por Decreto Legislativo 1308.</w:t>
       </w:r>
     </w:p>
     <w:p>
@@ -7979,7 +8006,6 @@
           <w:sz w:val="16"/>
           <w:szCs w:val="16"/>
         </w:rPr>
-        <w:tab/>
         <w:t xml:space="preserve"/>
       </w:r>
       <w:r>
@@ -7988,7 +8014,6 @@
           <w:sz w:val="16"/>
           <w:szCs w:val="16"/>
         </w:rPr>
-        <w:tab/>
       </w:r>
       <w:r>
         <w:rPr>
@@ -7998,6 +8023,7 @@
           <w:sz w:val="16"/>
           <w:szCs w:val="16"/>
         </w:rPr>
+        <w:tab/>
         <w:t xml:space="preserve">LEY 29571, CÓDIGO DE PROTECCIÓN Y DEFENSA DEL CONSUMIDOR, publicado el 2 de setiembre de 2010 y modificado por Decreto Legislativo 1308 </w:t>
       </w:r>
     </w:p>
@@ -8221,7 +8247,6 @@
           <w:sz w:val="16"/>
           <w:szCs w:val="16"/>
         </w:rPr>
-        <w:tab/>
         <w:t xml:space="preserve"/>
       </w:r>
       <w:r>
@@ -8230,7 +8255,6 @@
           <w:sz w:val="16"/>
           <w:szCs w:val="16"/>
         </w:rPr>
-        <w:tab/>
       </w:r>
       <w:r>
         <w:rPr>
@@ -8240,6 +8264,7 @@
           <w:sz w:val="16"/>
           <w:szCs w:val="16"/>
         </w:rPr>
+        <w:tab/>
         <w:t xml:space="preserve">LEY 29571, CÓDIGO DE PROTECCIÓN Y DEFENSA DEL CONSUMIDOR, publicado el 2 de setiembre de 2010 y modificado por Decreto Legislativo 1308 </w:t>
       </w:r>
     </w:p>
@@ -8400,7 +8425,6 @@
           <w:sz w:val="16"/>
           <w:szCs w:val="16"/>
         </w:rPr>
-        <w:tab/>
         <w:t xml:space="preserve"/>
       </w:r>
       <w:r>
@@ -8409,7 +8433,6 @@
           <w:sz w:val="16"/>
           <w:szCs w:val="16"/>
         </w:rPr>
-        <w:tab/>
       </w:r>
       <w:r>
         <w:rPr>
@@ -8419,6 +8442,7 @@
           <w:sz w:val="16"/>
           <w:szCs w:val="16"/>
         </w:rPr>
+        <w:tab/>
         <w:t xml:space="preserve">LEY </w:t>
       </w:r>
       <w:proofErr w:type="spellStart"/>
@@ -8559,7 +8583,6 @@
           <w:sz w:val="16"/>
           <w:szCs w:val="16"/>
         </w:rPr>
-        <w:tab/>
         <w:t xml:space="preserve"/>
       </w:r>
       <w:r>
@@ -8568,7 +8591,6 @@
           <w:sz w:val="16"/>
           <w:szCs w:val="16"/>
         </w:rPr>
-        <w:tab/>
       </w:r>
       <w:r>
         <w:rPr>
@@ -8578,6 +8600,7 @@
           <w:sz w:val="16"/>
           <w:szCs w:val="16"/>
         </w:rPr>
+        <w:tab/>
         <w:t>LEY SOBRE FACULTADES, NORMAS Y ORGANIZACIÓN DEL INDECOPI, APROBADA POR DECRETO LEGISLATIVO 807 Artículo 24.-</w:t>
       </w:r>
       <w:r>
@@ -8708,7 +8731,6 @@
           <w:sz w:val="16"/>
           <w:szCs w:val="16"/>
         </w:rPr>
-        <w:tab/>
         <w:t xml:space="preserve"/>
       </w:r>
       <w:r>
@@ -8783,24 +8805,23 @@
           <w:sz w:val="16"/>
           <w:szCs w:val="16"/>
         </w:rPr>
+        <w:t xml:space="preserve"/>
+      </w:r>
+      <w:r>
+        <w:rPr>
+          <w:rFonts w:ascii="Arial Narrow" w:eastAsia="Arial Narrow" w:hAnsi="Arial Narrow" w:cs="Arial Narrow"/>
+          <w:sz w:val="16"/>
+          <w:szCs w:val="16"/>
+        </w:rPr>
+      </w:r>
+      <w:r>
+        <w:rPr>
+          <w:rFonts w:ascii="Arial Narrow" w:eastAsia="Arial Narrow" w:hAnsi="Arial Narrow" w:cs="Arial Narrow"/>
+          <w:b/>
+          <w:sz w:val="16"/>
+          <w:szCs w:val="16"/>
+        </w:rPr>
         <w:tab/>
-        <w:t xml:space="preserve"/>
-      </w:r>
-      <w:r>
-        <w:rPr>
-          <w:rFonts w:ascii="Arial Narrow" w:eastAsia="Arial Narrow" w:hAnsi="Arial Narrow" w:cs="Arial Narrow"/>
-          <w:sz w:val="16"/>
-          <w:szCs w:val="16"/>
-        </w:rPr>
-        <w:tab/>
-      </w:r>
-      <w:r>
-        <w:rPr>
-          <w:rFonts w:ascii="Arial Narrow" w:eastAsia="Arial Narrow" w:hAnsi="Arial Narrow" w:cs="Arial Narrow"/>
-          <w:b/>
-          <w:sz w:val="16"/>
-          <w:szCs w:val="16"/>
-        </w:rPr>
         <w:t>LEY 29571, CÓDIGO DE PROTECCIÓN Y DEFENSA DEL CONSUMIDOR</w:t>
       </w:r>
       <w:r>
@@ -9185,32 +9206,31 @@
           <w:szCs w:val="16"/>
           <w:vertAlign w:val="superscript"/>
         </w:rPr>
+        <w:t xml:space="preserve"/>
+      </w:r>
+      <w:r>
+        <w:rPr>
+          <w:rFonts w:ascii="Arial Narrow" w:eastAsia="Arial Narrow" w:hAnsi="Arial Narrow" w:cs="Arial Narrow"/>
+          <w:sz w:val="16"/>
+          <w:szCs w:val="16"/>
+        </w:rPr>
+        <w:t xml:space="preserve"/>
+      </w:r>
+      <w:r>
+        <w:rPr>
+          <w:rFonts w:ascii="Arial Narrow" w:eastAsia="Arial Narrow" w:hAnsi="Arial Narrow" w:cs="Arial Narrow"/>
+          <w:sz w:val="16"/>
+          <w:szCs w:val="16"/>
+        </w:rPr>
+      </w:r>
+      <w:r>
+        <w:rPr>
+          <w:rFonts w:ascii="Arial Narrow" w:eastAsia="Arial Narrow" w:hAnsi="Arial Narrow" w:cs="Arial Narrow"/>
+          <w:b/>
+          <w:sz w:val="16"/>
+          <w:szCs w:val="16"/>
+        </w:rPr>
         <w:tab/>
-        <w:t xml:space="preserve"/>
-      </w:r>
-      <w:r>
-        <w:rPr>
-          <w:rFonts w:ascii="Arial Narrow" w:eastAsia="Arial Narrow" w:hAnsi="Arial Narrow" w:cs="Arial Narrow"/>
-          <w:sz w:val="16"/>
-          <w:szCs w:val="16"/>
-        </w:rPr>
-        <w:t xml:space="preserve"> </w:t>
-      </w:r>
-      <w:r>
-        <w:rPr>
-          <w:rFonts w:ascii="Arial Narrow" w:eastAsia="Arial Narrow" w:hAnsi="Arial Narrow" w:cs="Arial Narrow"/>
-          <w:sz w:val="16"/>
-          <w:szCs w:val="16"/>
-        </w:rPr>
-        <w:tab/>
-      </w:r>
-      <w:r>
-        <w:rPr>
-          <w:rFonts w:ascii="Arial Narrow" w:eastAsia="Arial Narrow" w:hAnsi="Arial Narrow" w:cs="Arial Narrow"/>
-          <w:b/>
-          <w:sz w:val="16"/>
-          <w:szCs w:val="16"/>
-        </w:rPr>
         <w:t>LEY 29571, CÓDIGO DE PROTECCIÓN Y DEFENSA DEL CONSUMIDOR</w:t>
       </w:r>
       <w:r>
@@ -9414,7 +9434,6 @@
           <w:sz w:val="16"/>
           <w:szCs w:val="16"/>
         </w:rPr>
-        <w:tab/>
         <w:t xml:space="preserve"/>
       </w:r>
       <w:r>
@@ -9423,7 +9442,6 @@
           <w:sz w:val="16"/>
           <w:szCs w:val="16"/>
         </w:rPr>
-        <w:tab/>
       </w:r>
       <w:r>
         <w:rPr>
@@ -9433,6 +9451,7 @@
           <w:sz w:val="16"/>
           <w:szCs w:val="16"/>
         </w:rPr>
+        <w:tab/>
         <w:t xml:space="preserve">LEY 29571, CÓDIGO DE PROTECCIÓN Y DEFENSA DEL CONSUMIDOR, publicado el 2 de setiembre de 2010 y modificado por Decreto Legislativo 1308 </w:t>
       </w:r>
     </w:p>
@@ -10233,24 +10252,23 @@
           <w:sz w:val="16"/>
           <w:szCs w:val="16"/>
         </w:rPr>
+        <w:t xml:space="preserve"/>
+      </w:r>
+      <w:r>
+        <w:rPr>
+          <w:rFonts w:ascii="Arial Narrow" w:eastAsia="Arial Narrow" w:hAnsi="Arial Narrow" w:cs="Arial Narrow"/>
+          <w:sz w:val="16"/>
+          <w:szCs w:val="16"/>
+        </w:rPr>
+      </w:r>
+      <w:r>
+        <w:rPr>
+          <w:rFonts w:ascii="Arial Narrow" w:eastAsia="Arial Narrow" w:hAnsi="Arial Narrow" w:cs="Arial Narrow"/>
+          <w:b/>
+          <w:sz w:val="16"/>
+          <w:szCs w:val="16"/>
+        </w:rPr>
         <w:tab/>
-        <w:t xml:space="preserve"/>
-      </w:r>
-      <w:r>
-        <w:rPr>
-          <w:rFonts w:ascii="Arial Narrow" w:eastAsia="Arial Narrow" w:hAnsi="Arial Narrow" w:cs="Arial Narrow"/>
-          <w:sz w:val="16"/>
-          <w:szCs w:val="16"/>
-        </w:rPr>
-        <w:tab/>
-      </w:r>
-      <w:r>
-        <w:rPr>
-          <w:rFonts w:ascii="Arial Narrow" w:eastAsia="Arial Narrow" w:hAnsi="Arial Narrow" w:cs="Arial Narrow"/>
-          <w:b/>
-          <w:sz w:val="16"/>
-          <w:szCs w:val="16"/>
-        </w:rPr>
         <w:t>LEY 29571, CÓDIGO DE PROTECCIÓN Y DEFENSA DEL CONSUMIDOR</w:t>
       </w:r>
       <w:r>
@@ -10465,7 +10483,6 @@
           <w:sz w:val="16"/>
           <w:szCs w:val="16"/>
         </w:rPr>
-        <w:tab/>
         <w:t xml:space="preserve"/>
       </w:r>
       <w:r>
@@ -10592,31 +10609,30 @@
           <w:sz w:val="16"/>
           <w:szCs w:val="16"/>
         </w:rPr>
+        <w:t xml:space="preserve"/>
+      </w:r>
+      <w:r>
+        <w:rPr>
+          <w:rFonts w:ascii="Arial Narrow" w:eastAsia="Arial Narrow" w:hAnsi="Arial Narrow" w:cs="Arial Narrow"/>
+          <w:sz w:val="16"/>
+          <w:szCs w:val="16"/>
+        </w:rPr>
+      </w:r>
+      <w:r>
+        <w:rPr>
+          <w:rFonts w:ascii="Arial Narrow" w:eastAsia="Arial Narrow" w:hAnsi="Arial Narrow" w:cs="Arial Narrow"/>
+          <w:b/>
+          <w:sz w:val="16"/>
+          <w:szCs w:val="16"/>
+        </w:rPr>
         <w:tab/>
-        <w:t xml:space="preserve"/>
-      </w:r>
-      <w:r>
-        <w:rPr>
-          <w:rFonts w:ascii="Arial Narrow" w:eastAsia="Arial Narrow" w:hAnsi="Arial Narrow" w:cs="Arial Narrow"/>
-          <w:sz w:val="16"/>
-          <w:szCs w:val="16"/>
-        </w:rPr>
-        <w:tab/>
-      </w:r>
-      <w:r>
-        <w:rPr>
-          <w:rFonts w:ascii="Arial Narrow" w:eastAsia="Arial Narrow" w:hAnsi="Arial Narrow" w:cs="Arial Narrow"/>
-          <w:b/>
-          <w:sz w:val="16"/>
-          <w:szCs w:val="16"/>
-        </w:rPr>
         <w:t>TEXTO ÚNICO ORDENADO DE LA LEY DEL PROCEDIMIENTO ADMINISTRATIVO GENERAL, aprobado mediante Decreto Supremo 006-2026-JUS y publicado el 30 de abril de 2026</w:t>
       </w:r>
     </w:p>
     <w:p>
       <w:pPr>
         <w:pStyle w:val="Textonotapie"/>
-        <w:ind w:left="1134" w:hanging="567"/>
+        <w:ind w:left="1134"/>
         <w:jc w:val="both"/>
         <w:rPr>
           <w:rFonts w:ascii="Arial Narrow" w:eastAsia="Arial Narrow" w:hAnsi="Arial Narrow" w:cs="Arial Narrow"/>

--- a/plantillas_maestras/01_seguro_vehicular/materia_general_asegurativa/2_ddos_banco_y_aseguradora/varon/TPL_3411_2025_SEGURO_VEHICULAR_MATERIA_GENERAL_ASEGURATIVA_BANCO_VARON_R1.docx
+++ b/plantillas_maestras/01_seguro_vehicular/materia_general_asegurativa/2_ddos_banco_y_aseguradora/varon/TPL_3411_2025_SEGURO_VEHICULAR_MATERIA_GENERAL_ASEGURATIVA_BANCO_VARON_R1.docx
@@ -3297,7 +3297,7 @@
           <w:sz w:val="22"/>
           <w:szCs w:val="22"/>
         </w:rPr>
-        <w:t>que el hecho denunciado</w:t>
+        <w:t xml:space="preserve">que el hecho denunciado</w:t>
       </w:r>
       <w:r>
         <w:rPr>
@@ -3322,19 +3322,19 @@
           <w:lang w:eastAsia="es-PE"/>
           <w14:ligatures w14:val="none"/>
         </w:rPr>
-        <w:t>Corredores de Seguros Falabella S.A.C. habría brindado una respuesta inadecuada al reclamo presentado por el denunciante el 26 de agosto de 2025</w:t>
-      </w:r>
-      <w:r>
-        <w:rPr>
-          <w:rFonts w:ascii="Arial Narrow" w:eastAsia="Arial Narrow" w:hAnsi="Arial Narrow" w:cs="Arial Narrow"/>
-          <w:color w:val="000000"/>
-          <w:kern w:val="0"/>
-          <w:sz w:val="22"/>
-          <w:szCs w:val="22"/>
-          <w:lang w:eastAsia="es-PE"/>
-          <w14:ligatures w14:val="none"/>
-        </w:rPr>
-        <w:t>. Por consiguiente, corresponde calificar el hecho materia de denuncia como una presunta infracción al</w:t>
+        <w:t xml:space="preserve">Corredores de Seguros Falabella S.A.C. habría brindado una respuesta inadecuada al reclamo presentado por el denunciante el 26 de agosto de 2025</w:t>
+      </w:r>
+      <w:r>
+        <w:rPr>
+          <w:rFonts w:ascii="Arial Narrow" w:eastAsia="Arial Narrow" w:hAnsi="Arial Narrow" w:cs="Arial Narrow"/>
+          <w:color w:val="000000"/>
+          <w:kern w:val="0"/>
+          <w:sz w:val="22"/>
+          <w:szCs w:val="22"/>
+          <w:lang w:eastAsia="es-PE"/>
+          <w14:ligatures w14:val="none"/>
+        </w:rPr>
+        <w:t xml:space="preserve">; involucraría una presunta afectación a su derecho de recibir respuestas adecuadas a los reclamos formulados. Por consiguiente, corresponde calificar el hecho materia de denuncia como una presunta infracción al</w:t>
       </w:r>
       <w:r>
         <w:rPr>
@@ -3406,7 +3406,7 @@
           <w:sz w:val="22"/>
           <w:szCs w:val="22"/>
         </w:rPr>
-        <w:t>.</w:t>
+        <w:t xml:space="preserve">.</w:t>
       </w:r>
     </w:p>
     <w:p>
@@ -3470,7 +3470,7 @@
           <w:sz w:val="22"/>
           <w:szCs w:val="22"/>
         </w:rPr>
-        <w:t>que el hecho denunciado</w:t>
+        <w:t xml:space="preserve">que el hecho denunciado</w:t>
       </w:r>
       <w:r>
         <w:rPr>
@@ -3491,19 +3491,19 @@
           <w:sz w:val="22"/>
           <w:szCs w:val="22"/>
         </w:rPr>
-        <w:t>La Positiva Seguros y Reaseguros S.A. habría brindado una respuesta contradictoria al reclamo presentado por el denunciante, al señalar el 29 de setiembre de 2025 que el seguro ofrecido por Corredores Falabella S.A. era válido, pese a haber indicado previamente que no existía cobertura para vehículos destinados al servicio de taxi</w:t>
-      </w:r>
-      <w:r>
-        <w:rPr>
-          <w:rFonts w:ascii="Arial Narrow" w:eastAsia="Arial Narrow" w:hAnsi="Arial Narrow" w:cs="Arial Narrow"/>
-          <w:color w:val="000000"/>
-          <w:kern w:val="0"/>
-          <w:sz w:val="22"/>
-          <w:szCs w:val="22"/>
-          <w:lang w:eastAsia="es-PE"/>
-          <w14:ligatures w14:val="none"/>
-        </w:rPr>
-        <w:t>. Por consiguiente, corresponde calificar el hecho materia de denuncia como una presunta infracción al</w:t>
+        <w:t xml:space="preserve">La Positiva Seguros y Reaseguros S.A. habría brindado una respuesta contradictoria al reclamo presentado por el denunciante, al señalar el 29 de setiembre de 2025 que el seguro ofrecido por Corredores Falabella S.A. era válido, pese a haber indicado previamente que no existía cobertura para vehículos destinados al servicio de taxi</w:t>
+      </w:r>
+      <w:r>
+        <w:rPr>
+          <w:rFonts w:ascii="Arial Narrow" w:eastAsia="Arial Narrow" w:hAnsi="Arial Narrow" w:cs="Arial Narrow"/>
+          <w:color w:val="000000"/>
+          <w:kern w:val="0"/>
+          <w:sz w:val="22"/>
+          <w:szCs w:val="22"/>
+          <w:lang w:eastAsia="es-PE"/>
+          <w14:ligatures w14:val="none"/>
+        </w:rPr>
+        <w:t xml:space="preserve">; involucraría una presunta afectación a su derecho de recibir respuestas adecuadas a los reclamos formulados. Por consiguiente, corresponde calificar el hecho materia de denuncia como una presunta infracción al</w:t>
       </w:r>
       <w:r>
         <w:rPr>
@@ -5667,7 +5667,7 @@
           <w:sz w:val="22"/>
           <w:szCs w:val="22"/>
         </w:rPr>
-        <w:t xml:space="preserve">correr traslado de la presente resolución a La Positiva Seguros y Reaseguros S.A. y Corredores de Seguros Falabella S.A.C. para que, de conformidad con lo dispuesto por el artículo 26 de la Ley sobre Facultades, Normas y Organización del Indecopi, aprobada por Decreto Legislativo 807</w:t>
+        <w:t xml:space="preserve">correr traslado de la denuncia del 5 de noviembre de 2025, subsanado mediante escrito del 24 de noviembre de 2025 a La Positiva Seguros y Reaseguros S.A. y Corredores de Seguros Falabella S.A.C. para que, de conformidad con lo dispuesto por el artículo 26 de la Ley sobre Facultades, Normas y Organización del Indecopi, aprobada por Decreto Legislativo 807</w:t>
       </w:r>
       <w:r>
         <w:rPr>
